--- a/Rapport de projet AGL3.docx
+++ b/Rapport de projet AGL3.docx
@@ -2,8 +2,1475 @@
 <file path=word/document.xml><?xml version="1.0" encoding="utf-8"?>
 <w:document xmlns:wpc="http://schemas.microsoft.com/office/word/2010/wordprocessingCanvas" xmlns:cx="http://schemas.microsoft.com/office/drawing/2014/chartex" xmlns:cx1="http://schemas.microsoft.com/office/drawing/2015/9/8/chartex" xmlns:cx2="http://schemas.microsoft.com/office/drawing/2015/10/21/chartex" xmlns:cx3="http://schemas.microsoft.com/office/drawing/2016/5/9/chartex" xmlns:cx4="http://schemas.microsoft.com/office/drawing/2016/5/10/chartex" xmlns:cx5="http://schemas.microsoft.com/office/drawing/2016/5/11/chartex" xmlns:cx6="http://schemas.microsoft.com/office/drawing/2016/5/12/chartex" xmlns:cx7="http://schemas.microsoft.com/office/drawing/2016/5/13/chartex" xmlns:cx8="http://schemas.microsoft.com/office/drawing/2016/5/14/chartex" xmlns:mc="http://schemas.openxmlformats.org/markup-compatibility/2006" xmlns:aink="http://schemas.microsoft.com/office/drawing/2016/ink" xmlns:am3d="http://schemas.microsoft.com/office/drawing/2017/model3d" xmlns:o="urn:schemas-microsoft-com:office:office" xmlns:oel="http://schemas.microsoft.com/office/2019/extlst" xmlns:r="http://schemas.openxmlformats.org/officeDocument/2006/relationships" xmlns:m="http://schemas.openxmlformats.org/officeDocument/2006/math" xmlns:v="urn:schemas-microsoft-com:vml" xmlns:wp14="http://schemas.microsoft.com/office/word/2010/wordprocessingDrawing" xmlns:wp="http://schemas.openxmlformats.org/drawingml/2006/wordprocessingDrawing" xmlns:w10="urn:schemas-microsoft-com:office:word" xmlns:w="http://schemas.openxmlformats.org/wordprocessingml/2006/main" xmlns:w14="http://schemas.microsoft.com/office/word/2010/wordml" xmlns:w15="http://schemas.microsoft.com/office/word/2012/wordml" xmlns:w16cex="http://schemas.microsoft.com/office/word/2018/wordml/cex" xmlns:w16cid="http://schemas.microsoft.com/office/word/2016/wordml/cid" xmlns:w16="http://schemas.microsoft.com/office/word/2018/wordml" xmlns:w16sdtdh="http://schemas.microsoft.com/office/word/2020/wordml/sdtdatahash" xmlns:w16se="http://schemas.microsoft.com/office/word/2015/wordml/symex" xmlns:wpg="http://schemas.microsoft.com/office/word/2010/wordprocessingGroup" xmlns:wpi="http://schemas.microsoft.com/office/word/2010/wordprocessingInk" xmlns:wne="http://schemas.microsoft.com/office/word/2006/wordml" xmlns:wps="http://schemas.microsoft.com/office/word/2010/wordprocessingShape" mc:Ignorable="w14 w15 w16se w16cid w16 w16cex w16sdtdh wp14">
   <w:body>
-    <w:p/>
-    <w:p>
+    <w:p>
+      <w:r>
+        <w:rPr>
+          <w:noProof/>
+        </w:rPr>
+        <w:drawing>
+          <wp:anchor distT="0" distB="0" distL="114300" distR="114300" simplePos="0" relativeHeight="251667456" behindDoc="0" locked="0" layoutInCell="1" allowOverlap="1" wp14:anchorId="7AA41C80" wp14:editId="54731AFB">
+            <wp:simplePos x="0" y="0"/>
+            <wp:positionH relativeFrom="column">
+              <wp:posOffset>4670913</wp:posOffset>
+            </wp:positionH>
+            <wp:positionV relativeFrom="paragraph">
+              <wp:posOffset>183320</wp:posOffset>
+            </wp:positionV>
+            <wp:extent cx="991772" cy="991772"/>
+            <wp:effectExtent l="0" t="0" r="0" b="0"/>
+            <wp:wrapNone/>
+            <wp:docPr id="10" name="Picture 10"/>
+            <wp:cNvGraphicFramePr>
+              <a:graphicFrameLocks xmlns:a="http://schemas.openxmlformats.org/drawingml/2006/main" noChangeAspect="1"/>
+            </wp:cNvGraphicFramePr>
+            <a:graphic xmlns:a="http://schemas.openxmlformats.org/drawingml/2006/main">
+              <a:graphicData uri="http://schemas.openxmlformats.org/drawingml/2006/picture">
+                <pic:pic xmlns:pic="http://schemas.openxmlformats.org/drawingml/2006/picture">
+                  <pic:nvPicPr>
+                    <pic:cNvPr id="0" name="Picture 8"/>
+                    <pic:cNvPicPr>
+                      <a:picLocks noChangeAspect="1" noChangeArrowheads="1"/>
+                    </pic:cNvPicPr>
+                  </pic:nvPicPr>
+                  <pic:blipFill>
+                    <a:blip r:embed="rId5" cstate="print">
+                      <a:extLst>
+                        <a:ext uri="{28A0092B-C50C-407E-A947-70E740481C1C}">
+                          <a14:useLocalDpi xmlns:a14="http://schemas.microsoft.com/office/drawing/2010/main" val="0"/>
+                        </a:ext>
+                      </a:extLst>
+                    </a:blip>
+                    <a:srcRect/>
+                    <a:stretch>
+                      <a:fillRect/>
+                    </a:stretch>
+                  </pic:blipFill>
+                  <pic:spPr bwMode="auto">
+                    <a:xfrm>
+                      <a:off x="0" y="0"/>
+                      <a:ext cx="991772" cy="991772"/>
+                    </a:xfrm>
+                    <a:prstGeom prst="rect">
+                      <a:avLst/>
+                    </a:prstGeom>
+                    <a:noFill/>
+                    <a:ln>
+                      <a:noFill/>
+                    </a:ln>
+                  </pic:spPr>
+                </pic:pic>
+              </a:graphicData>
+            </a:graphic>
+            <wp14:sizeRelH relativeFrom="margin">
+              <wp14:pctWidth>0</wp14:pctWidth>
+            </wp14:sizeRelH>
+            <wp14:sizeRelV relativeFrom="margin">
+              <wp14:pctHeight>0</wp14:pctHeight>
+            </wp14:sizeRelV>
+          </wp:anchor>
+        </w:drawing>
+      </w:r>
+      <w:r>
+        <w:rPr>
+          <w:noProof/>
+        </w:rPr>
+        <mc:AlternateContent>
+          <mc:Choice Requires="wps">
+            <w:drawing>
+              <wp:anchor distT="0" distB="0" distL="114300" distR="114300" simplePos="0" relativeHeight="251663360" behindDoc="0" locked="0" layoutInCell="1" allowOverlap="1" wp14:anchorId="28ACEC16" wp14:editId="1D962DAB">
+                <wp:simplePos x="0" y="0"/>
+                <wp:positionH relativeFrom="column">
+                  <wp:posOffset>-287850</wp:posOffset>
+                </wp:positionH>
+                <wp:positionV relativeFrom="paragraph">
+                  <wp:posOffset>-20564</wp:posOffset>
+                </wp:positionV>
+                <wp:extent cx="2208627" cy="640080"/>
+                <wp:effectExtent l="0" t="0" r="0" b="7620"/>
+                <wp:wrapNone/>
+                <wp:docPr id="6" name="Text Box 6"/>
+                <wp:cNvGraphicFramePr/>
+                <a:graphic xmlns:a="http://schemas.openxmlformats.org/drawingml/2006/main">
+                  <a:graphicData uri="http://schemas.microsoft.com/office/word/2010/wordprocessingShape">
+                    <wps:wsp>
+                      <wps:cNvSpPr txBox="1"/>
+                      <wps:spPr>
+                        <a:xfrm>
+                          <a:off x="0" y="0"/>
+                          <a:ext cx="2208627" cy="640080"/>
+                        </a:xfrm>
+                        <a:prstGeom prst="rect">
+                          <a:avLst/>
+                        </a:prstGeom>
+                        <a:noFill/>
+                        <a:ln w="6350">
+                          <a:noFill/>
+                        </a:ln>
+                      </wps:spPr>
+                      <wps:txbx>
+                        <w:txbxContent>
+                          <w:p>
+                            <w:pPr>
+                              <w:jc w:val="center"/>
+                              <w:rPr>
+                                <w:b/>
+                                <w:bCs/>
+                                <w:sz w:val="18"/>
+                                <w:szCs w:val="18"/>
+                              </w:rPr>
+                            </w:pPr>
+                            <w:r>
+                              <w:rPr>
+                                <w:b/>
+                                <w:bCs/>
+                                <w:sz w:val="18"/>
+                                <w:szCs w:val="18"/>
+                              </w:rPr>
+                              <w:t>MINISTERE DE LA POST</w:t>
+                            </w:r>
+                            <w:r>
+                              <w:rPr>
+                                <w:b/>
+                                <w:bCs/>
+                                <w:sz w:val="18"/>
+                                <w:szCs w:val="18"/>
+                              </w:rPr>
+                              <w:t>E</w:t>
+                            </w:r>
+                            <w:r>
+                              <w:rPr>
+                                <w:b/>
+                                <w:bCs/>
+                                <w:sz w:val="18"/>
+                                <w:szCs w:val="18"/>
+                              </w:rPr>
+                              <w:t xml:space="preserve"> ET DES TECHNOLOGIES DE L’INFORMATION ET DE LA COMMUNICATION</w:t>
+                            </w:r>
+                          </w:p>
+                        </w:txbxContent>
+                      </wps:txbx>
+                      <wps:bodyPr rot="0" spcFirstLastPara="0" vertOverflow="overflow" horzOverflow="overflow" vert="horz" wrap="square" lIns="91440" tIns="45720" rIns="91440" bIns="45720" numCol="1" spcCol="0" rtlCol="0" fromWordArt="0" anchor="t" anchorCtr="0" forceAA="0" compatLnSpc="1">
+                        <a:prstTxWarp prst="textNoShape">
+                          <a:avLst/>
+                        </a:prstTxWarp>
+                        <a:noAutofit/>
+                      </wps:bodyPr>
+                    </wps:wsp>
+                  </a:graphicData>
+                </a:graphic>
+                <wp14:sizeRelH relativeFrom="margin">
+                  <wp14:pctWidth>0</wp14:pctWidth>
+                </wp14:sizeRelH>
+                <wp14:sizeRelV relativeFrom="margin">
+                  <wp14:pctHeight>0</wp14:pctHeight>
+                </wp14:sizeRelV>
+              </wp:anchor>
+            </w:drawing>
+          </mc:Choice>
+          <mc:Fallback>
+            <w:pict>
+              <v:shapetype w14:anchorId="28ACEC16" id="_x0000_t202" coordsize="21600,21600" o:spt="202" path="m,l,21600r21600,l21600,xe">
+                <v:stroke joinstyle="miter"/>
+                <v:path gradientshapeok="t" o:connecttype="rect"/>
+              </v:shapetype>
+              <v:shape id="Text Box 6" o:spid="_x0000_s1026" type="#_x0000_t202" style="position:absolute;margin-left:-22.65pt;margin-top:-1.6pt;width:173.9pt;height:50.4pt;z-index:251663360;visibility:visible;mso-wrap-style:square;mso-width-percent:0;mso-height-percent:0;mso-wrap-distance-left:9pt;mso-wrap-distance-top:0;mso-wrap-distance-right:9pt;mso-wrap-distance-bottom:0;mso-position-horizontal:absolute;mso-position-horizontal-relative:text;mso-position-vertical:absolute;mso-position-vertical-relative:text;mso-width-percent:0;mso-height-percent:0;mso-width-relative:margin;mso-height-relative:margin;v-text-anchor:top" o:gfxdata="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" filled="f" stroked="f" strokeweight=".5pt">
+                <v:textbox>
+                  <w:txbxContent>
+                    <w:p>
+                      <w:pPr>
+                        <w:jc w:val="center"/>
+                        <w:rPr>
+                          <w:b/>
+                          <w:bCs/>
+                          <w:sz w:val="18"/>
+                          <w:szCs w:val="18"/>
+                        </w:rPr>
+                      </w:pPr>
+                      <w:r>
+                        <w:rPr>
+                          <w:b/>
+                          <w:bCs/>
+                          <w:sz w:val="18"/>
+                          <w:szCs w:val="18"/>
+                        </w:rPr>
+                        <w:t>MINISTERE DE LA POST</w:t>
+                      </w:r>
+                      <w:r>
+                        <w:rPr>
+                          <w:b/>
+                          <w:bCs/>
+                          <w:sz w:val="18"/>
+                          <w:szCs w:val="18"/>
+                        </w:rPr>
+                        <w:t>E</w:t>
+                      </w:r>
+                      <w:r>
+                        <w:rPr>
+                          <w:b/>
+                          <w:bCs/>
+                          <w:sz w:val="18"/>
+                          <w:szCs w:val="18"/>
+                        </w:rPr>
+                        <w:t xml:space="preserve"> ET DES TECHNOLOGIES DE L’INFORMATION ET DE LA COMMUNICATION</w:t>
+                      </w:r>
+                    </w:p>
+                  </w:txbxContent>
+                </v:textbox>
+              </v:shape>
+            </w:pict>
+          </mc:Fallback>
+        </mc:AlternateContent>
+      </w:r>
+    </w:p>
+    <w:p>
+      <w:r>
+        <w:rPr>
+          <w:noProof/>
+        </w:rPr>
+        <w:drawing>
+          <wp:anchor distT="0" distB="0" distL="114300" distR="114300" simplePos="0" relativeHeight="251659264" behindDoc="0" locked="0" layoutInCell="1" allowOverlap="1" wp14:anchorId="12FB8119" wp14:editId="550A051C">
+            <wp:simplePos x="0" y="0"/>
+            <wp:positionH relativeFrom="column">
+              <wp:posOffset>-197485</wp:posOffset>
+            </wp:positionH>
+            <wp:positionV relativeFrom="paragraph">
+              <wp:posOffset>365235</wp:posOffset>
+            </wp:positionV>
+            <wp:extent cx="2043036" cy="1378341"/>
+            <wp:effectExtent l="0" t="0" r="0" b="0"/>
+            <wp:wrapNone/>
+            <wp:docPr id="2" name="Picture 2"/>
+            <wp:cNvGraphicFramePr>
+              <a:graphicFrameLocks xmlns:a="http://schemas.openxmlformats.org/drawingml/2006/main" noChangeAspect="1"/>
+            </wp:cNvGraphicFramePr>
+            <a:graphic xmlns:a="http://schemas.openxmlformats.org/drawingml/2006/main">
+              <a:graphicData uri="http://schemas.openxmlformats.org/drawingml/2006/picture">
+                <pic:pic xmlns:pic="http://schemas.openxmlformats.org/drawingml/2006/picture">
+                  <pic:nvPicPr>
+                    <pic:cNvPr id="0" name="Picture 1"/>
+                    <pic:cNvPicPr>
+                      <a:picLocks noChangeAspect="1" noChangeArrowheads="1"/>
+                    </pic:cNvPicPr>
+                  </pic:nvPicPr>
+                  <pic:blipFill>
+                    <a:blip r:embed="rId6">
+                      <a:extLst>
+                        <a:ext uri="{28A0092B-C50C-407E-A947-70E740481C1C}">
+                          <a14:useLocalDpi xmlns:a14="http://schemas.microsoft.com/office/drawing/2010/main" val="0"/>
+                        </a:ext>
+                      </a:extLst>
+                    </a:blip>
+                    <a:srcRect/>
+                    <a:stretch>
+                      <a:fillRect/>
+                    </a:stretch>
+                  </pic:blipFill>
+                  <pic:spPr bwMode="auto">
+                    <a:xfrm>
+                      <a:off x="0" y="0"/>
+                      <a:ext cx="2043036" cy="1378341"/>
+                    </a:xfrm>
+                    <a:prstGeom prst="rect">
+                      <a:avLst/>
+                    </a:prstGeom>
+                    <a:noFill/>
+                    <a:ln>
+                      <a:noFill/>
+                    </a:ln>
+                  </pic:spPr>
+                </pic:pic>
+              </a:graphicData>
+            </a:graphic>
+            <wp14:sizeRelH relativeFrom="margin">
+              <wp14:pctWidth>0</wp14:pctWidth>
+            </wp14:sizeRelH>
+            <wp14:sizeRelV relativeFrom="margin">
+              <wp14:pctHeight>0</wp14:pctHeight>
+            </wp14:sizeRelV>
+          </wp:anchor>
+        </w:drawing>
+      </w:r>
+      <w:r>
+        <w:rPr>
+          <w:noProof/>
+        </w:rPr>
+        <mc:AlternateContent>
+          <mc:Choice Requires="wps">
+            <w:drawing>
+              <wp:anchor distT="0" distB="0" distL="114300" distR="114300" simplePos="0" relativeHeight="251666432" behindDoc="0" locked="0" layoutInCell="1" allowOverlap="1" wp14:anchorId="6101AA0C" wp14:editId="326AE2ED">
+                <wp:simplePos x="0" y="0"/>
+                <wp:positionH relativeFrom="column">
+                  <wp:posOffset>3909695</wp:posOffset>
+                </wp:positionH>
+                <wp:positionV relativeFrom="paragraph">
+                  <wp:posOffset>857250</wp:posOffset>
+                </wp:positionV>
+                <wp:extent cx="2525150" cy="316523"/>
+                <wp:effectExtent l="0" t="0" r="0" b="7620"/>
+                <wp:wrapNone/>
+                <wp:docPr id="9" name="Text Box 9"/>
+                <wp:cNvGraphicFramePr/>
+                <a:graphic xmlns:a="http://schemas.openxmlformats.org/drawingml/2006/main">
+                  <a:graphicData uri="http://schemas.microsoft.com/office/word/2010/wordprocessingShape">
+                    <wps:wsp>
+                      <wps:cNvSpPr txBox="1"/>
+                      <wps:spPr>
+                        <a:xfrm>
+                          <a:off x="0" y="0"/>
+                          <a:ext cx="2525150" cy="316523"/>
+                        </a:xfrm>
+                        <a:prstGeom prst="rect">
+                          <a:avLst/>
+                        </a:prstGeom>
+                        <a:noFill/>
+                        <a:ln w="6350">
+                          <a:noFill/>
+                        </a:ln>
+                      </wps:spPr>
+                      <wps:txbx>
+                        <w:txbxContent>
+                          <w:p>
+                            <w:pPr>
+                              <w:jc w:val="center"/>
+                              <w:rPr>
+                                <w:b/>
+                                <w:bCs/>
+                                <w:sz w:val="18"/>
+                                <w:szCs w:val="18"/>
+                              </w:rPr>
+                            </w:pPr>
+                            <w:r>
+                              <w:rPr>
+                                <w:b/>
+                                <w:bCs/>
+                                <w:sz w:val="18"/>
+                                <w:szCs w:val="18"/>
+                              </w:rPr>
+                              <w:t>Année académique : 2024 - 2025</w:t>
+                            </w:r>
+                          </w:p>
+                        </w:txbxContent>
+                      </wps:txbx>
+                      <wps:bodyPr rot="0" spcFirstLastPara="0" vertOverflow="overflow" horzOverflow="overflow" vert="horz" wrap="square" lIns="91440" tIns="45720" rIns="91440" bIns="45720" numCol="1" spcCol="0" rtlCol="0" fromWordArt="0" anchor="t" anchorCtr="0" forceAA="0" compatLnSpc="1">
+                        <a:prstTxWarp prst="textNoShape">
+                          <a:avLst/>
+                        </a:prstTxWarp>
+                        <a:noAutofit/>
+                      </wps:bodyPr>
+                    </wps:wsp>
+                  </a:graphicData>
+                </a:graphic>
+                <wp14:sizeRelH relativeFrom="margin">
+                  <wp14:pctWidth>0</wp14:pctWidth>
+                </wp14:sizeRelH>
+              </wp:anchor>
+            </w:drawing>
+          </mc:Choice>
+          <mc:Fallback>
+            <w:pict>
+              <v:shape w14:anchorId="6101AA0C" id="Text Box 9" o:spid="_x0000_s1027" type="#_x0000_t202" style="position:absolute;margin-left:307.85pt;margin-top:67.5pt;width:198.85pt;height:24.9pt;z-index:251666432;visibility:visible;mso-wrap-style:square;mso-width-percent:0;mso-wrap-distance-left:9pt;mso-wrap-distance-top:0;mso-wrap-distance-right:9pt;mso-wrap-distance-bottom:0;mso-position-horizontal:absolute;mso-position-horizontal-relative:text;mso-position-vertical:absolute;mso-position-vertical-relative:text;mso-width-percent:0;mso-width-relative:margin;v-text-anchor:top" o:gfxdata="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" filled="f" stroked="f" strokeweight=".5pt">
+                <v:textbox>
+                  <w:txbxContent>
+                    <w:p>
+                      <w:pPr>
+                        <w:jc w:val="center"/>
+                        <w:rPr>
+                          <w:b/>
+                          <w:bCs/>
+                          <w:sz w:val="18"/>
+                          <w:szCs w:val="18"/>
+                        </w:rPr>
+                      </w:pPr>
+                      <w:r>
+                        <w:rPr>
+                          <w:b/>
+                          <w:bCs/>
+                          <w:sz w:val="18"/>
+                          <w:szCs w:val="18"/>
+                        </w:rPr>
+                        <w:t>Année académique : 2024 - 2025</w:t>
+                      </w:r>
+                    </w:p>
+                  </w:txbxContent>
+                </v:textbox>
+              </v:shape>
+            </w:pict>
+          </mc:Fallback>
+        </mc:AlternateContent>
+      </w:r>
+      <w:r>
+        <w:rPr>
+          <w:noProof/>
+        </w:rPr>
+        <mc:AlternateContent>
+          <mc:Choice Requires="wps">
+            <w:drawing>
+              <wp:anchor distT="0" distB="0" distL="114300" distR="114300" simplePos="0" relativeHeight="251676672" behindDoc="0" locked="0" layoutInCell="1" allowOverlap="1" wp14:anchorId="56D60CF9" wp14:editId="32AE33CE">
+                <wp:simplePos x="0" y="0"/>
+                <wp:positionH relativeFrom="column">
+                  <wp:posOffset>3910868</wp:posOffset>
+                </wp:positionH>
+                <wp:positionV relativeFrom="paragraph">
+                  <wp:posOffset>6871970</wp:posOffset>
+                </wp:positionV>
+                <wp:extent cx="2384132" cy="302455"/>
+                <wp:effectExtent l="0" t="0" r="0" b="2540"/>
+                <wp:wrapNone/>
+                <wp:docPr id="18" name="Text Box 18"/>
+                <wp:cNvGraphicFramePr/>
+                <a:graphic xmlns:a="http://schemas.openxmlformats.org/drawingml/2006/main">
+                  <a:graphicData uri="http://schemas.microsoft.com/office/word/2010/wordprocessingShape">
+                    <wps:wsp>
+                      <wps:cNvSpPr txBox="1"/>
+                      <wps:spPr>
+                        <a:xfrm>
+                          <a:off x="0" y="0"/>
+                          <a:ext cx="2384132" cy="302455"/>
+                        </a:xfrm>
+                        <a:prstGeom prst="rect">
+                          <a:avLst/>
+                        </a:prstGeom>
+                        <a:noFill/>
+                        <a:ln w="6350">
+                          <a:noFill/>
+                        </a:ln>
+                      </wps:spPr>
+                      <wps:txbx>
+                        <w:txbxContent>
+                          <w:p>
+                            <w:pPr>
+                              <w:rPr>
+                                <w:lang w:val="en-US"/>
+                              </w:rPr>
+                            </w:pPr>
+                            <w:r>
+                              <w:t>Enseignant-Chercheur à l’ESATIC</w:t>
+                            </w:r>
+                          </w:p>
+                        </w:txbxContent>
+                      </wps:txbx>
+                      <wps:bodyPr rot="0" spcFirstLastPara="0" vertOverflow="overflow" horzOverflow="overflow" vert="horz" wrap="square" lIns="91440" tIns="45720" rIns="91440" bIns="45720" numCol="1" spcCol="0" rtlCol="0" fromWordArt="0" anchor="t" anchorCtr="0" forceAA="0" compatLnSpc="1">
+                        <a:prstTxWarp prst="textNoShape">
+                          <a:avLst/>
+                        </a:prstTxWarp>
+                        <a:noAutofit/>
+                      </wps:bodyPr>
+                    </wps:wsp>
+                  </a:graphicData>
+                </a:graphic>
+                <wp14:sizeRelH relativeFrom="margin">
+                  <wp14:pctWidth>0</wp14:pctWidth>
+                </wp14:sizeRelH>
+                <wp14:sizeRelV relativeFrom="margin">
+                  <wp14:pctHeight>0</wp14:pctHeight>
+                </wp14:sizeRelV>
+              </wp:anchor>
+            </w:drawing>
+          </mc:Choice>
+          <mc:Fallback>
+            <w:pict>
+              <v:shape w14:anchorId="56D60CF9" id="Text Box 18" o:spid="_x0000_s1028" type="#_x0000_t202" style="position:absolute;margin-left:307.95pt;margin-top:541.1pt;width:187.75pt;height:23.8pt;z-index:251676672;visibility:visible;mso-wrap-style:square;mso-width-percent:0;mso-height-percent:0;mso-wrap-distance-left:9pt;mso-wrap-distance-top:0;mso-wrap-distance-right:9pt;mso-wrap-distance-bottom:0;mso-position-horizontal:absolute;mso-position-horizontal-relative:text;mso-position-vertical:absolute;mso-position-vertical-relative:text;mso-width-percent:0;mso-height-percent:0;mso-width-relative:margin;mso-height-relative:margin;v-text-anchor:top" o:gfxdata="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" filled="f" stroked="f" strokeweight=".5pt">
+                <v:textbox>
+                  <w:txbxContent>
+                    <w:p>
+                      <w:pPr>
+                        <w:rPr>
+                          <w:lang w:val="en-US"/>
+                        </w:rPr>
+                      </w:pPr>
+                      <w:r>
+                        <w:t>Enseignant-Chercheur à l’ESATIC</w:t>
+                      </w:r>
+                    </w:p>
+                  </w:txbxContent>
+                </v:textbox>
+              </v:shape>
+            </w:pict>
+          </mc:Fallback>
+        </mc:AlternateContent>
+      </w:r>
+      <w:r>
+        <w:rPr>
+          <w:noProof/>
+        </w:rPr>
+        <mc:AlternateContent>
+          <mc:Choice Requires="wps">
+            <w:drawing>
+              <wp:anchor distT="0" distB="0" distL="114300" distR="114300" simplePos="0" relativeHeight="251674624" behindDoc="0" locked="0" layoutInCell="1" allowOverlap="1" wp14:anchorId="54F241BB" wp14:editId="52627D4E">
+                <wp:simplePos x="0" y="0"/>
+                <wp:positionH relativeFrom="column">
+                  <wp:posOffset>3909598</wp:posOffset>
+                </wp:positionH>
+                <wp:positionV relativeFrom="paragraph">
+                  <wp:posOffset>6403975</wp:posOffset>
+                </wp:positionV>
+                <wp:extent cx="2335237" cy="1244991"/>
+                <wp:effectExtent l="0" t="0" r="0" b="0"/>
+                <wp:wrapNone/>
+                <wp:docPr id="17" name="Text Box 17"/>
+                <wp:cNvGraphicFramePr/>
+                <a:graphic xmlns:a="http://schemas.openxmlformats.org/drawingml/2006/main">
+                  <a:graphicData uri="http://schemas.microsoft.com/office/word/2010/wordprocessingShape">
+                    <wps:wsp>
+                      <wps:cNvSpPr txBox="1"/>
+                      <wps:spPr>
+                        <a:xfrm>
+                          <a:off x="0" y="0"/>
+                          <a:ext cx="2335237" cy="1244991"/>
+                        </a:xfrm>
+                        <a:prstGeom prst="rect">
+                          <a:avLst/>
+                        </a:prstGeom>
+                        <a:noFill/>
+                        <a:ln w="6350">
+                          <a:noFill/>
+                        </a:ln>
+                      </wps:spPr>
+                      <wps:txbx>
+                        <w:txbxContent>
+                          <w:p>
+                            <w:pPr>
+                              <w:jc w:val="center"/>
+                            </w:pPr>
+                            <w:r>
+                              <w:t>Encadrant académique</w:t>
+                            </w:r>
+                            <w:r>
+                              <w:t> :</w:t>
+                            </w:r>
+                            <w:r>
+                              <w:t xml:space="preserve">                  </w:t>
+                            </w:r>
+                            <w:r>
+                              <w:rPr>
+                                <w:b/>
+                                <w:bCs/>
+                              </w:rPr>
+                              <w:t>Dr N’</w:t>
+                            </w:r>
+                            <w:r>
+                              <w:rPr>
+                                <w:b/>
+                                <w:bCs/>
+                              </w:rPr>
+                              <w:t xml:space="preserve">DRIN </w:t>
+                            </w:r>
+                            <w:r>
+                              <w:rPr>
+                                <w:b/>
+                                <w:bCs/>
+                              </w:rPr>
+                              <w:t>Hugues</w:t>
+                            </w:r>
+                          </w:p>
+                        </w:txbxContent>
+                      </wps:txbx>
+                      <wps:bodyPr rot="0" spcFirstLastPara="0" vertOverflow="overflow" horzOverflow="overflow" vert="horz" wrap="square" lIns="91440" tIns="45720" rIns="91440" bIns="45720" numCol="1" spcCol="0" rtlCol="0" fromWordArt="0" anchor="t" anchorCtr="0" forceAA="0" compatLnSpc="1">
+                        <a:prstTxWarp prst="textNoShape">
+                          <a:avLst/>
+                        </a:prstTxWarp>
+                        <a:noAutofit/>
+                      </wps:bodyPr>
+                    </wps:wsp>
+                  </a:graphicData>
+                </a:graphic>
+                <wp14:sizeRelV relativeFrom="margin">
+                  <wp14:pctHeight>0</wp14:pctHeight>
+                </wp14:sizeRelV>
+              </wp:anchor>
+            </w:drawing>
+          </mc:Choice>
+          <mc:Fallback>
+            <w:pict>
+              <v:shape w14:anchorId="54F241BB" id="Text Box 17" o:spid="_x0000_s1029" type="#_x0000_t202" style="position:absolute;margin-left:307.85pt;margin-top:504.25pt;width:183.9pt;height:98.05pt;z-index:251674624;visibility:visible;mso-wrap-style:square;mso-height-percent:0;mso-wrap-distance-left:9pt;mso-wrap-distance-top:0;mso-wrap-distance-right:9pt;mso-wrap-distance-bottom:0;mso-position-horizontal:absolute;mso-position-horizontal-relative:text;mso-position-vertical:absolute;mso-position-vertical-relative:text;mso-height-percent:0;mso-height-relative:margin;v-text-anchor:top" o:gfxdata="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" filled="f" stroked="f" strokeweight=".5pt">
+                <v:textbox>
+                  <w:txbxContent>
+                    <w:p>
+                      <w:pPr>
+                        <w:jc w:val="center"/>
+                      </w:pPr>
+                      <w:r>
+                        <w:t>Encadrant académique</w:t>
+                      </w:r>
+                      <w:r>
+                        <w:t> :</w:t>
+                      </w:r>
+                      <w:r>
+                        <w:t xml:space="preserve">                  </w:t>
+                      </w:r>
+                      <w:r>
+                        <w:rPr>
+                          <w:b/>
+                          <w:bCs/>
+                        </w:rPr>
+                        <w:t>Dr N’</w:t>
+                      </w:r>
+                      <w:r>
+                        <w:rPr>
+                          <w:b/>
+                          <w:bCs/>
+                        </w:rPr>
+                        <w:t xml:space="preserve">DRIN </w:t>
+                      </w:r>
+                      <w:r>
+                        <w:rPr>
+                          <w:b/>
+                          <w:bCs/>
+                        </w:rPr>
+                        <w:t>Hugues</w:t>
+                      </w:r>
+                    </w:p>
+                  </w:txbxContent>
+                </v:textbox>
+              </v:shape>
+            </w:pict>
+          </mc:Fallback>
+        </mc:AlternateContent>
+      </w:r>
+      <w:r>
+        <w:rPr>
+          <w:noProof/>
+        </w:rPr>
+        <mc:AlternateContent>
+          <mc:Choice Requires="wps">
+            <w:drawing>
+              <wp:anchor distT="0" distB="0" distL="114300" distR="114300" simplePos="0" relativeHeight="251672576" behindDoc="0" locked="0" layoutInCell="1" allowOverlap="1" wp14:anchorId="6E724DBA" wp14:editId="7094CEB8">
+                <wp:simplePos x="0" y="0"/>
+                <wp:positionH relativeFrom="column">
+                  <wp:posOffset>-343535</wp:posOffset>
+                </wp:positionH>
+                <wp:positionV relativeFrom="paragraph">
+                  <wp:posOffset>6365778</wp:posOffset>
+                </wp:positionV>
+                <wp:extent cx="2335237" cy="1244991"/>
+                <wp:effectExtent l="0" t="0" r="0" b="0"/>
+                <wp:wrapNone/>
+                <wp:docPr id="16" name="Text Box 16"/>
+                <wp:cNvGraphicFramePr/>
+                <a:graphic xmlns:a="http://schemas.openxmlformats.org/drawingml/2006/main">
+                  <a:graphicData uri="http://schemas.microsoft.com/office/word/2010/wordprocessingShape">
+                    <wps:wsp>
+                      <wps:cNvSpPr txBox="1"/>
+                      <wps:spPr>
+                        <a:xfrm>
+                          <a:off x="0" y="0"/>
+                          <a:ext cx="2335237" cy="1244991"/>
+                        </a:xfrm>
+                        <a:prstGeom prst="rect">
+                          <a:avLst/>
+                        </a:prstGeom>
+                        <a:noFill/>
+                        <a:ln w="6350">
+                          <a:noFill/>
+                        </a:ln>
+                      </wps:spPr>
+                      <wps:txbx>
+                        <w:txbxContent>
+                          <w:p>
+                            <w:pPr>
+                              <w:jc w:val="center"/>
+                            </w:pPr>
+                            <w:r>
+                              <w:t>Réalisé et présenté par :</w:t>
+                            </w:r>
+                          </w:p>
+                          <w:p>
+                            <w:pPr>
+                              <w:jc w:val="center"/>
+                              <w:rPr>
+                                <w:b/>
+                                <w:bCs/>
+                                <w:lang w:val="en-US"/>
+                              </w:rPr>
+                            </w:pPr>
+                            <w:r>
+                              <w:rPr>
+                                <w:b/>
+                                <w:bCs/>
+                                <w:lang w:val="en-US"/>
+                              </w:rPr>
+                              <w:t>AKRE Ange David</w:t>
+                            </w:r>
+                          </w:p>
+                          <w:p>
+                            <w:pPr>
+                              <w:jc w:val="center"/>
+                              <w:rPr>
+                                <w:b/>
+                                <w:bCs/>
+                                <w:lang w:val="en-US"/>
+                              </w:rPr>
+                            </w:pPr>
+                            <w:r>
+                              <w:rPr>
+                                <w:b/>
+                                <w:bCs/>
+                                <w:lang w:val="en-US"/>
+                              </w:rPr>
+                              <w:t>KPASSOKRO</w:t>
+                            </w:r>
+                            <w:r>
+                              <w:rPr>
+                                <w:b/>
+                                <w:bCs/>
+                                <w:lang w:val="en-US"/>
+                              </w:rPr>
+                              <w:t xml:space="preserve"> Bryan</w:t>
+                            </w:r>
+                          </w:p>
+                          <w:p>
+                            <w:pPr>
+                              <w:jc w:val="center"/>
+                              <w:rPr>
+                                <w:b/>
+                                <w:bCs/>
+                                <w:lang w:val="en-US"/>
+                              </w:rPr>
+                            </w:pPr>
+                            <w:r>
+                              <w:rPr>
+                                <w:b/>
+                                <w:bCs/>
+                                <w:lang w:val="en-US"/>
+                              </w:rPr>
+                              <w:t xml:space="preserve">NOUHO Adama </w:t>
+                            </w:r>
+                            <w:proofErr w:type="spellStart"/>
+                            <w:r>
+                              <w:rPr>
+                                <w:b/>
+                                <w:bCs/>
+                                <w:lang w:val="en-US"/>
+                              </w:rPr>
+                              <w:t>Kouakou</w:t>
+                            </w:r>
+                            <w:proofErr w:type="spellEnd"/>
+                          </w:p>
+                          <w:p>
+                            <w:pPr>
+                              <w:jc w:val="center"/>
+                              <w:rPr>
+                                <w:lang w:val="en-US"/>
+                              </w:rPr>
+                            </w:pPr>
+                          </w:p>
+                        </w:txbxContent>
+                      </wps:txbx>
+                      <wps:bodyPr rot="0" spcFirstLastPara="0" vertOverflow="overflow" horzOverflow="overflow" vert="horz" wrap="square" lIns="91440" tIns="45720" rIns="91440" bIns="45720" numCol="1" spcCol="0" rtlCol="0" fromWordArt="0" anchor="t" anchorCtr="0" forceAA="0" compatLnSpc="1">
+                        <a:prstTxWarp prst="textNoShape">
+                          <a:avLst/>
+                        </a:prstTxWarp>
+                        <a:noAutofit/>
+                      </wps:bodyPr>
+                    </wps:wsp>
+                  </a:graphicData>
+                </a:graphic>
+                <wp14:sizeRelV relativeFrom="margin">
+                  <wp14:pctHeight>0</wp14:pctHeight>
+                </wp14:sizeRelV>
+              </wp:anchor>
+            </w:drawing>
+          </mc:Choice>
+          <mc:Fallback>
+            <w:pict>
+              <v:shape w14:anchorId="6E724DBA" id="Text Box 16" o:spid="_x0000_s1030" type="#_x0000_t202" style="position:absolute;margin-left:-27.05pt;margin-top:501.25pt;width:183.9pt;height:98.05pt;z-index:251672576;visibility:visible;mso-wrap-style:square;mso-height-percent:0;mso-wrap-distance-left:9pt;mso-wrap-distance-top:0;mso-wrap-distance-right:9pt;mso-wrap-distance-bottom:0;mso-position-horizontal:absolute;mso-position-horizontal-relative:text;mso-position-vertical:absolute;mso-position-vertical-relative:text;mso-height-percent:0;mso-height-relative:margin;v-text-anchor:top" o:gfxdata="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" filled="f" stroked="f" strokeweight=".5pt">
+                <v:textbox>
+                  <w:txbxContent>
+                    <w:p>
+                      <w:pPr>
+                        <w:jc w:val="center"/>
+                      </w:pPr>
+                      <w:r>
+                        <w:t>Réalisé et présenté par :</w:t>
+                      </w:r>
+                    </w:p>
+                    <w:p>
+                      <w:pPr>
+                        <w:jc w:val="center"/>
+                        <w:rPr>
+                          <w:b/>
+                          <w:bCs/>
+                          <w:lang w:val="en-US"/>
+                        </w:rPr>
+                      </w:pPr>
+                      <w:r>
+                        <w:rPr>
+                          <w:b/>
+                          <w:bCs/>
+                          <w:lang w:val="en-US"/>
+                        </w:rPr>
+                        <w:t>AKRE Ange David</w:t>
+                      </w:r>
+                    </w:p>
+                    <w:p>
+                      <w:pPr>
+                        <w:jc w:val="center"/>
+                        <w:rPr>
+                          <w:b/>
+                          <w:bCs/>
+                          <w:lang w:val="en-US"/>
+                        </w:rPr>
+                      </w:pPr>
+                      <w:r>
+                        <w:rPr>
+                          <w:b/>
+                          <w:bCs/>
+                          <w:lang w:val="en-US"/>
+                        </w:rPr>
+                        <w:t>KPASSOKRO</w:t>
+                      </w:r>
+                      <w:r>
+                        <w:rPr>
+                          <w:b/>
+                          <w:bCs/>
+                          <w:lang w:val="en-US"/>
+                        </w:rPr>
+                        <w:t xml:space="preserve"> Bryan</w:t>
+                      </w:r>
+                    </w:p>
+                    <w:p>
+                      <w:pPr>
+                        <w:jc w:val="center"/>
+                        <w:rPr>
+                          <w:b/>
+                          <w:bCs/>
+                          <w:lang w:val="en-US"/>
+                        </w:rPr>
+                      </w:pPr>
+                      <w:r>
+                        <w:rPr>
+                          <w:b/>
+                          <w:bCs/>
+                          <w:lang w:val="en-US"/>
+                        </w:rPr>
+                        <w:t xml:space="preserve">NOUHO Adama </w:t>
+                      </w:r>
+                      <w:proofErr w:type="spellStart"/>
+                      <w:r>
+                        <w:rPr>
+                          <w:b/>
+                          <w:bCs/>
+                          <w:lang w:val="en-US"/>
+                        </w:rPr>
+                        <w:t>Kouakou</w:t>
+                      </w:r>
+                      <w:proofErr w:type="spellEnd"/>
+                    </w:p>
+                    <w:p>
+                      <w:pPr>
+                        <w:jc w:val="center"/>
+                        <w:rPr>
+                          <w:lang w:val="en-US"/>
+                        </w:rPr>
+                      </w:pPr>
+                    </w:p>
+                  </w:txbxContent>
+                </v:textbox>
+              </v:shape>
+            </w:pict>
+          </mc:Fallback>
+        </mc:AlternateContent>
+      </w:r>
+      <w:r>
+        <w:rPr>
+          <w:noProof/>
+        </w:rPr>
+        <mc:AlternateContent>
+          <mc:Choice Requires="wps">
+            <w:drawing>
+              <wp:anchor distT="0" distB="0" distL="114300" distR="114300" simplePos="0" relativeHeight="251669504" behindDoc="0" locked="0" layoutInCell="1" allowOverlap="1" wp14:anchorId="13A6DCB7" wp14:editId="74606B56">
+                <wp:simplePos x="0" y="0"/>
+                <wp:positionH relativeFrom="column">
+                  <wp:posOffset>837565</wp:posOffset>
+                </wp:positionH>
+                <wp:positionV relativeFrom="paragraph">
+                  <wp:posOffset>2440305</wp:posOffset>
+                </wp:positionV>
+                <wp:extent cx="4135804" cy="829994"/>
+                <wp:effectExtent l="0" t="0" r="0" b="0"/>
+                <wp:wrapNone/>
+                <wp:docPr id="13" name="Text Box 13"/>
+                <wp:cNvGraphicFramePr/>
+                <a:graphic xmlns:a="http://schemas.openxmlformats.org/drawingml/2006/main">
+                  <a:graphicData uri="http://schemas.microsoft.com/office/word/2010/wordprocessingShape">
+                    <wps:wsp>
+                      <wps:cNvSpPr txBox="1"/>
+                      <wps:spPr>
+                        <a:xfrm>
+                          <a:off x="0" y="0"/>
+                          <a:ext cx="4135804" cy="829994"/>
+                        </a:xfrm>
+                        <a:prstGeom prst="rect">
+                          <a:avLst/>
+                        </a:prstGeom>
+                        <a:noFill/>
+                        <a:ln w="6350">
+                          <a:noFill/>
+                        </a:ln>
+                      </wps:spPr>
+                      <wps:txbx>
+                        <w:txbxContent>
+                          <w:p>
+                            <w:pPr>
+                              <w:jc w:val="center"/>
+                              <w:rPr>
+                                <w:b/>
+                                <w:bCs/>
+                                <w:color w:val="000000" w:themeColor="text1"/>
+                              </w:rPr>
+                            </w:pPr>
+                            <w:r>
+                              <w:rPr>
+                                <w:b/>
+                                <w:bCs/>
+                                <w:color w:val="000000" w:themeColor="text1"/>
+                              </w:rPr>
+                              <w:t>RAPPORT DE PROJET DANS LE CADRE D’UNE FORMATION EN ATELIER DE GENIE LOGICIEL</w:t>
+                            </w:r>
+                          </w:p>
+                          <w:p>
+                            <w:pPr>
+                              <w:jc w:val="center"/>
+                              <w:rPr>
+                                <w:b/>
+                                <w:bCs/>
+                                <w:color w:val="000000" w:themeColor="text1"/>
+                              </w:rPr>
+                            </w:pPr>
+                            <w:r>
+                              <w:rPr>
+                                <w:b/>
+                                <w:bCs/>
+                                <w:color w:val="000000" w:themeColor="text1"/>
+                              </w:rPr>
+                              <w:t>(SILG3)</w:t>
+                            </w:r>
+                          </w:p>
+                        </w:txbxContent>
+                      </wps:txbx>
+                      <wps:bodyPr rot="0" spcFirstLastPara="0" vertOverflow="overflow" horzOverflow="overflow" vert="horz" wrap="square" lIns="91440" tIns="45720" rIns="91440" bIns="45720" numCol="1" spcCol="0" rtlCol="0" fromWordArt="0" anchor="t" anchorCtr="0" forceAA="0" compatLnSpc="1">
+                        <a:prstTxWarp prst="textNoShape">
+                          <a:avLst/>
+                        </a:prstTxWarp>
+                        <a:noAutofit/>
+                      </wps:bodyPr>
+                    </wps:wsp>
+                  </a:graphicData>
+                </a:graphic>
+                <wp14:sizeRelH relativeFrom="margin">
+                  <wp14:pctWidth>0</wp14:pctWidth>
+                </wp14:sizeRelH>
+                <wp14:sizeRelV relativeFrom="margin">
+                  <wp14:pctHeight>0</wp14:pctHeight>
+                </wp14:sizeRelV>
+              </wp:anchor>
+            </w:drawing>
+          </mc:Choice>
+          <mc:Fallback>
+            <w:pict>
+              <v:shape w14:anchorId="13A6DCB7" id="Text Box 13" o:spid="_x0000_s1031" type="#_x0000_t202" style="position:absolute;margin-left:65.95pt;margin-top:192.15pt;width:325.65pt;height:65.35pt;z-index:251669504;visibility:visible;mso-wrap-style:square;mso-width-percent:0;mso-height-percent:0;mso-wrap-distance-left:9pt;mso-wrap-distance-top:0;mso-wrap-distance-right:9pt;mso-wrap-distance-bottom:0;mso-position-horizontal:absolute;mso-position-horizontal-relative:text;mso-position-vertical:absolute;mso-position-vertical-relative:text;mso-width-percent:0;mso-height-percent:0;mso-width-relative:margin;mso-height-relative:margin;v-text-anchor:top" o:gfxdata="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" filled="f" stroked="f" strokeweight=".5pt">
+                <v:textbox>
+                  <w:txbxContent>
+                    <w:p>
+                      <w:pPr>
+                        <w:jc w:val="center"/>
+                        <w:rPr>
+                          <w:b/>
+                          <w:bCs/>
+                          <w:color w:val="000000" w:themeColor="text1"/>
+                        </w:rPr>
+                      </w:pPr>
+                      <w:r>
+                        <w:rPr>
+                          <w:b/>
+                          <w:bCs/>
+                          <w:color w:val="000000" w:themeColor="text1"/>
+                        </w:rPr>
+                        <w:t>RAPPORT DE PROJET DANS LE CADRE D’UNE FORMATION EN ATELIER DE GENIE LOGICIEL</w:t>
+                      </w:r>
+                    </w:p>
+                    <w:p>
+                      <w:pPr>
+                        <w:jc w:val="center"/>
+                        <w:rPr>
+                          <w:b/>
+                          <w:bCs/>
+                          <w:color w:val="000000" w:themeColor="text1"/>
+                        </w:rPr>
+                      </w:pPr>
+                      <w:r>
+                        <w:rPr>
+                          <w:b/>
+                          <w:bCs/>
+                          <w:color w:val="000000" w:themeColor="text1"/>
+                        </w:rPr>
+                        <w:t>(SILG3)</w:t>
+                      </w:r>
+                    </w:p>
+                  </w:txbxContent>
+                </v:textbox>
+              </v:shape>
+            </w:pict>
+          </mc:Fallback>
+        </mc:AlternateContent>
+      </w:r>
+      <w:r>
+        <w:rPr>
+          <w:noProof/>
+        </w:rPr>
+        <mc:AlternateContent>
+          <mc:Choice Requires="wps">
+            <w:drawing>
+              <wp:anchor distT="0" distB="0" distL="114300" distR="114300" simplePos="0" relativeHeight="251671552" behindDoc="0" locked="0" layoutInCell="1" allowOverlap="1" wp14:anchorId="7EA20146" wp14:editId="3E926AD5">
+                <wp:simplePos x="0" y="0"/>
+                <wp:positionH relativeFrom="column">
+                  <wp:posOffset>1505780</wp:posOffset>
+                </wp:positionH>
+                <wp:positionV relativeFrom="paragraph">
+                  <wp:posOffset>4607365</wp:posOffset>
+                </wp:positionV>
+                <wp:extent cx="2778370" cy="787790"/>
+                <wp:effectExtent l="0" t="0" r="0" b="0"/>
+                <wp:wrapNone/>
+                <wp:docPr id="15" name="Text Box 15"/>
+                <wp:cNvGraphicFramePr/>
+                <a:graphic xmlns:a="http://schemas.openxmlformats.org/drawingml/2006/main">
+                  <a:graphicData uri="http://schemas.microsoft.com/office/word/2010/wordprocessingShape">
+                    <wps:wsp>
+                      <wps:cNvSpPr txBox="1"/>
+                      <wps:spPr>
+                        <a:xfrm>
+                          <a:off x="0" y="0"/>
+                          <a:ext cx="2778370" cy="787790"/>
+                        </a:xfrm>
+                        <a:prstGeom prst="rect">
+                          <a:avLst/>
+                        </a:prstGeom>
+                        <a:noFill/>
+                        <a:ln w="6350">
+                          <a:noFill/>
+                        </a:ln>
+                      </wps:spPr>
+                      <wps:txbx>
+                        <w:txbxContent>
+                          <w:p>
+                            <w:pPr>
+                              <w:spacing w:line="240" w:lineRule="auto"/>
+                              <w:jc w:val="center"/>
+                            </w:pPr>
+                            <w:r>
+                              <w:t>Période de réalisation</w:t>
+                            </w:r>
+                          </w:p>
+                          <w:p>
+                            <w:pPr>
+                              <w:spacing w:line="240" w:lineRule="auto"/>
+                              <w:jc w:val="center"/>
+                              <w:rPr>
+                                <w:b/>
+                                <w:bCs/>
+                              </w:rPr>
+                            </w:pPr>
+                            <w:r>
+                              <w:rPr>
+                                <w:b/>
+                                <w:bCs/>
+                              </w:rPr>
+                              <w:t>Du 10 Septembre au 22 Octobre 2024</w:t>
+                            </w:r>
+                          </w:p>
+                        </w:txbxContent>
+                      </wps:txbx>
+                      <wps:bodyPr rot="0" spcFirstLastPara="0" vertOverflow="overflow" horzOverflow="overflow" vert="horz" wrap="square" lIns="91440" tIns="45720" rIns="91440" bIns="45720" numCol="1" spcCol="0" rtlCol="0" fromWordArt="0" anchor="t" anchorCtr="0" forceAA="0" compatLnSpc="1">
+                        <a:prstTxWarp prst="textNoShape">
+                          <a:avLst/>
+                        </a:prstTxWarp>
+                        <a:noAutofit/>
+                      </wps:bodyPr>
+                    </wps:wsp>
+                  </a:graphicData>
+                </a:graphic>
+                <wp14:sizeRelH relativeFrom="margin">
+                  <wp14:pctWidth>0</wp14:pctWidth>
+                </wp14:sizeRelH>
+                <wp14:sizeRelV relativeFrom="margin">
+                  <wp14:pctHeight>0</wp14:pctHeight>
+                </wp14:sizeRelV>
+              </wp:anchor>
+            </w:drawing>
+          </mc:Choice>
+          <mc:Fallback>
+            <w:pict>
+              <v:shape w14:anchorId="7EA20146" id="Text Box 15" o:spid="_x0000_s1032" type="#_x0000_t202" style="position:absolute;margin-left:118.55pt;margin-top:362.8pt;width:218.75pt;height:62.05pt;z-index:251671552;visibility:visible;mso-wrap-style:square;mso-width-percent:0;mso-height-percent:0;mso-wrap-distance-left:9pt;mso-wrap-distance-top:0;mso-wrap-distance-right:9pt;mso-wrap-distance-bottom:0;mso-position-horizontal:absolute;mso-position-horizontal-relative:text;mso-position-vertical:absolute;mso-position-vertical-relative:text;mso-width-percent:0;mso-height-percent:0;mso-width-relative:margin;mso-height-relative:margin;v-text-anchor:top" o:gfxdata="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" filled="f" stroked="f" strokeweight=".5pt">
+                <v:textbox>
+                  <w:txbxContent>
+                    <w:p>
+                      <w:pPr>
+                        <w:spacing w:line="240" w:lineRule="auto"/>
+                        <w:jc w:val="center"/>
+                      </w:pPr>
+                      <w:r>
+                        <w:t>Période de réalisation</w:t>
+                      </w:r>
+                    </w:p>
+                    <w:p>
+                      <w:pPr>
+                        <w:spacing w:line="240" w:lineRule="auto"/>
+                        <w:jc w:val="center"/>
+                        <w:rPr>
+                          <w:b/>
+                          <w:bCs/>
+                        </w:rPr>
+                      </w:pPr>
+                      <w:r>
+                        <w:rPr>
+                          <w:b/>
+                          <w:bCs/>
+                        </w:rPr>
+                        <w:t>Du 10 Septembre au 22 Octobre 2024</w:t>
+                      </w:r>
+                    </w:p>
+                  </w:txbxContent>
+                </v:textbox>
+              </v:shape>
+            </w:pict>
+          </mc:Fallback>
+        </mc:AlternateContent>
+      </w:r>
+      <w:r>
+        <w:rPr>
+          <w:noProof/>
+        </w:rPr>
+        <mc:AlternateContent>
+          <mc:Choice Requires="wps">
+            <w:drawing>
+              <wp:anchor distT="0" distB="0" distL="114300" distR="114300" simplePos="0" relativeHeight="251670528" behindDoc="0" locked="0" layoutInCell="1" allowOverlap="1" wp14:anchorId="6BD17DE7" wp14:editId="592CC3D9">
+                <wp:simplePos x="0" y="0"/>
+                <wp:positionH relativeFrom="column">
+                  <wp:posOffset>62230</wp:posOffset>
+                </wp:positionH>
+                <wp:positionV relativeFrom="paragraph">
+                  <wp:posOffset>3321489</wp:posOffset>
+                </wp:positionV>
+                <wp:extent cx="5645590" cy="1181687"/>
+                <wp:effectExtent l="19050" t="19050" r="12700" b="19050"/>
+                <wp:wrapNone/>
+                <wp:docPr id="14" name="Rectangle 14"/>
+                <wp:cNvGraphicFramePr/>
+                <a:graphic xmlns:a="http://schemas.openxmlformats.org/drawingml/2006/main">
+                  <a:graphicData uri="http://schemas.microsoft.com/office/word/2010/wordprocessingShape">
+                    <wps:wsp>
+                      <wps:cNvSpPr/>
+                      <wps:spPr>
+                        <a:xfrm>
+                          <a:off x="0" y="0"/>
+                          <a:ext cx="5645590" cy="1181687"/>
+                        </a:xfrm>
+                        <a:prstGeom prst="rect">
+                          <a:avLst/>
+                        </a:prstGeom>
+                        <a:noFill/>
+                        <a:ln w="28575">
+                          <a:solidFill>
+                            <a:srgbClr val="0070C0"/>
+                          </a:solidFill>
+                        </a:ln>
+                      </wps:spPr>
+                      <wps:style>
+                        <a:lnRef idx="2">
+                          <a:schemeClr val="accent1">
+                            <a:shade val="15000"/>
+                          </a:schemeClr>
+                        </a:lnRef>
+                        <a:fillRef idx="1">
+                          <a:schemeClr val="accent1"/>
+                        </a:fillRef>
+                        <a:effectRef idx="0">
+                          <a:schemeClr val="accent1"/>
+                        </a:effectRef>
+                        <a:fontRef idx="minor">
+                          <a:schemeClr val="lt1"/>
+                        </a:fontRef>
+                      </wps:style>
+                      <wps:txbx>
+                        <w:txbxContent>
+                          <w:p>
+                            <w:pPr>
+                              <w:jc w:val="center"/>
+                              <w:rPr>
+                                <w:b/>
+                                <w:bCs/>
+                                <w:color w:val="0070C0"/>
+                              </w:rPr>
+                            </w:pPr>
+                          </w:p>
+                          <w:p>
+                            <w:pPr>
+                              <w:jc w:val="center"/>
+                              <w:rPr>
+                                <w:b/>
+                                <w:bCs/>
+                                <w:color w:val="0070C0"/>
+                                <w:sz w:val="30"/>
+                                <w:szCs w:val="30"/>
+                              </w:rPr>
+                            </w:pPr>
+                            <w:r>
+                              <w:rPr>
+                                <w:b/>
+                                <w:bCs/>
+                                <w:color w:val="0070C0"/>
+                                <w:sz w:val="30"/>
+                                <w:szCs w:val="30"/>
+                              </w:rPr>
+                              <w:t>CONCEPTION ET REALISATION D’UNE PLATEFORME WEB DE GESTION DE FILMS DOCUMENTAIRES</w:t>
+                            </w:r>
+                          </w:p>
+                          <w:p>
+                            <w:pPr>
+                              <w:jc w:val="center"/>
+                            </w:pPr>
+                          </w:p>
+                        </w:txbxContent>
+                      </wps:txbx>
+                      <wps:bodyPr rot="0" spcFirstLastPara="0" vertOverflow="overflow" horzOverflow="overflow" vert="horz" wrap="square" lIns="91440" tIns="45720" rIns="91440" bIns="45720" numCol="1" spcCol="0" rtlCol="0" fromWordArt="0" anchor="ctr" anchorCtr="0" forceAA="0" compatLnSpc="1">
+                        <a:prstTxWarp prst="textNoShape">
+                          <a:avLst/>
+                        </a:prstTxWarp>
+                        <a:noAutofit/>
+                      </wps:bodyPr>
+                    </wps:wsp>
+                  </a:graphicData>
+                </a:graphic>
+                <wp14:sizeRelH relativeFrom="margin">
+                  <wp14:pctWidth>0</wp14:pctWidth>
+                </wp14:sizeRelH>
+              </wp:anchor>
+            </w:drawing>
+          </mc:Choice>
+          <mc:Fallback>
+            <w:pict>
+              <v:rect w14:anchorId="6BD17DE7" id="Rectangle 14" o:spid="_x0000_s1033" style="position:absolute;margin-left:4.9pt;margin-top:261.55pt;width:444.55pt;height:93.05pt;z-index:251670528;visibility:visible;mso-wrap-style:square;mso-width-percent:0;mso-wrap-distance-left:9pt;mso-wrap-distance-top:0;mso-wrap-distance-right:9pt;mso-wrap-distance-bottom:0;mso-position-horizontal:absolute;mso-position-horizontal-relative:text;mso-position-vertical:absolute;mso-position-vertical-relative:text;mso-width-percent:0;mso-width-relative:margin;v-text-anchor:middle" o:gfxdata="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" filled="f" strokecolor="#0070c0" strokeweight="2.25pt">
+                <v:textbox>
+                  <w:txbxContent>
+                    <w:p>
+                      <w:pPr>
+                        <w:jc w:val="center"/>
+                        <w:rPr>
+                          <w:b/>
+                          <w:bCs/>
+                          <w:color w:val="0070C0"/>
+                        </w:rPr>
+                      </w:pPr>
+                    </w:p>
+                    <w:p>
+                      <w:pPr>
+                        <w:jc w:val="center"/>
+                        <w:rPr>
+                          <w:b/>
+                          <w:bCs/>
+                          <w:color w:val="0070C0"/>
+                          <w:sz w:val="30"/>
+                          <w:szCs w:val="30"/>
+                        </w:rPr>
+                      </w:pPr>
+                      <w:r>
+                        <w:rPr>
+                          <w:b/>
+                          <w:bCs/>
+                          <w:color w:val="0070C0"/>
+                          <w:sz w:val="30"/>
+                          <w:szCs w:val="30"/>
+                        </w:rPr>
+                        <w:t>CONCEPTION ET REALISATION D’UNE PLATEFORME WEB DE GESTION DE FILMS DOCUMENTAIRES</w:t>
+                      </w:r>
+                    </w:p>
+                    <w:p>
+                      <w:pPr>
+                        <w:jc w:val="center"/>
+                      </w:pPr>
+                    </w:p>
+                  </w:txbxContent>
+                </v:textbox>
+              </v:rect>
+            </w:pict>
+          </mc:Fallback>
+        </mc:AlternateContent>
+      </w:r>
+      <w:r>
+        <w:rPr>
+          <w:noProof/>
+        </w:rPr>
+        <mc:AlternateContent>
+          <mc:Choice Requires="wps">
+            <w:drawing>
+              <wp:anchor distT="0" distB="0" distL="114300" distR="114300" simplePos="0" relativeHeight="251665408" behindDoc="0" locked="0" layoutInCell="1" allowOverlap="1" wp14:anchorId="5CAE180A" wp14:editId="5D30953F">
+                <wp:simplePos x="0" y="0"/>
+                <wp:positionH relativeFrom="column">
+                  <wp:posOffset>-344365</wp:posOffset>
+                </wp:positionH>
+                <wp:positionV relativeFrom="paragraph">
+                  <wp:posOffset>255270</wp:posOffset>
+                </wp:positionV>
+                <wp:extent cx="2264410" cy="604520"/>
+                <wp:effectExtent l="0" t="0" r="0" b="5080"/>
+                <wp:wrapNone/>
+                <wp:docPr id="8" name="Text Box 8"/>
+                <wp:cNvGraphicFramePr/>
+                <a:graphic xmlns:a="http://schemas.openxmlformats.org/drawingml/2006/main">
+                  <a:graphicData uri="http://schemas.microsoft.com/office/word/2010/wordprocessingShape">
+                    <wps:wsp>
+                      <wps:cNvSpPr txBox="1"/>
+                      <wps:spPr>
+                        <a:xfrm>
+                          <a:off x="0" y="0"/>
+                          <a:ext cx="2264410" cy="604520"/>
+                        </a:xfrm>
+                        <a:prstGeom prst="rect">
+                          <a:avLst/>
+                        </a:prstGeom>
+                        <a:noFill/>
+                        <a:ln w="6350">
+                          <a:noFill/>
+                        </a:ln>
+                      </wps:spPr>
+                      <wps:txbx>
+                        <w:txbxContent>
+                          <w:p>
+                            <w:pPr>
+                              <w:jc w:val="center"/>
+                              <w:rPr>
+                                <w:sz w:val="20"/>
+                                <w:szCs w:val="20"/>
+                              </w:rPr>
+                            </w:pPr>
+                            <w:r>
+                              <w:rPr>
+                                <w:sz w:val="20"/>
+                                <w:szCs w:val="20"/>
+                              </w:rPr>
+                              <w:t>Ecole supérieure Africaine des Technologies de l’Information et de la Communication</w:t>
+                            </w:r>
+                          </w:p>
+                        </w:txbxContent>
+                      </wps:txbx>
+                      <wps:bodyPr rot="0" spcFirstLastPara="0" vertOverflow="overflow" horzOverflow="overflow" vert="horz" wrap="square" lIns="91440" tIns="45720" rIns="91440" bIns="45720" numCol="1" spcCol="0" rtlCol="0" fromWordArt="0" anchor="t" anchorCtr="0" forceAA="0" compatLnSpc="1">
+                        <a:prstTxWarp prst="textNoShape">
+                          <a:avLst/>
+                        </a:prstTxWarp>
+                        <a:noAutofit/>
+                      </wps:bodyPr>
+                    </wps:wsp>
+                  </a:graphicData>
+                </a:graphic>
+                <wp14:sizeRelH relativeFrom="margin">
+                  <wp14:pctWidth>0</wp14:pctWidth>
+                </wp14:sizeRelH>
+                <wp14:sizeRelV relativeFrom="margin">
+                  <wp14:pctHeight>0</wp14:pctHeight>
+                </wp14:sizeRelV>
+              </wp:anchor>
+            </w:drawing>
+          </mc:Choice>
+          <mc:Fallback>
+            <w:pict>
+              <v:shape w14:anchorId="5CAE180A" id="Text Box 8" o:spid="_x0000_s1034" type="#_x0000_t202" style="position:absolute;margin-left:-27.1pt;margin-top:20.1pt;width:178.3pt;height:47.6pt;z-index:251665408;visibility:visible;mso-wrap-style:square;mso-width-percent:0;mso-height-percent:0;mso-wrap-distance-left:9pt;mso-wrap-distance-top:0;mso-wrap-distance-right:9pt;mso-wrap-distance-bottom:0;mso-position-horizontal:absolute;mso-position-horizontal-relative:text;mso-position-vertical:absolute;mso-position-vertical-relative:text;mso-width-percent:0;mso-height-percent:0;mso-width-relative:margin;mso-height-relative:margin;v-text-anchor:top" o:gfxdata="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" filled="f" stroked="f" strokeweight=".5pt">
+                <v:textbox>
+                  <w:txbxContent>
+                    <w:p>
+                      <w:pPr>
+                        <w:jc w:val="center"/>
+                        <w:rPr>
+                          <w:sz w:val="20"/>
+                          <w:szCs w:val="20"/>
+                        </w:rPr>
+                      </w:pPr>
+                      <w:r>
+                        <w:rPr>
+                          <w:sz w:val="20"/>
+                          <w:szCs w:val="20"/>
+                        </w:rPr>
+                        <w:t>Ecole supérieure Africaine des Technologies de l’Information et de la Communication</w:t>
+                      </w:r>
+                    </w:p>
+                  </w:txbxContent>
+                </v:textbox>
+              </v:shape>
+            </w:pict>
+          </mc:Fallback>
+        </mc:AlternateContent>
+      </w:r>
+      <w:r>
+        <w:rPr>
+          <w:noProof/>
+        </w:rPr>
+        <mc:AlternateContent>
+          <mc:Choice Requires="wps">
+            <w:drawing>
+              <wp:anchor distT="0" distB="0" distL="114300" distR="114300" simplePos="0" relativeHeight="251664384" behindDoc="0" locked="0" layoutInCell="1" allowOverlap="1" wp14:anchorId="64661829" wp14:editId="7157B582">
+                <wp:simplePos x="0" y="0"/>
+                <wp:positionH relativeFrom="column">
+                  <wp:posOffset>274027</wp:posOffset>
+                </wp:positionH>
+                <wp:positionV relativeFrom="paragraph">
+                  <wp:posOffset>257175</wp:posOffset>
+                </wp:positionV>
+                <wp:extent cx="1076178" cy="0"/>
+                <wp:effectExtent l="0" t="19050" r="29210" b="19050"/>
+                <wp:wrapNone/>
+                <wp:docPr id="7" name="Straight Connector 7"/>
+                <wp:cNvGraphicFramePr/>
+                <a:graphic xmlns:a="http://schemas.openxmlformats.org/drawingml/2006/main">
+                  <a:graphicData uri="http://schemas.microsoft.com/office/word/2010/wordprocessingShape">
+                    <wps:wsp>
+                      <wps:cNvCnPr/>
+                      <wps:spPr>
+                        <a:xfrm>
+                          <a:off x="0" y="0"/>
+                          <a:ext cx="1076178" cy="0"/>
+                        </a:xfrm>
+                        <a:prstGeom prst="line">
+                          <a:avLst/>
+                        </a:prstGeom>
+                        <a:ln w="28575">
+                          <a:solidFill>
+                            <a:srgbClr val="0070C0"/>
+                          </a:solidFill>
+                        </a:ln>
+                      </wps:spPr>
+                      <wps:style>
+                        <a:lnRef idx="1">
+                          <a:schemeClr val="accent1"/>
+                        </a:lnRef>
+                        <a:fillRef idx="0">
+                          <a:schemeClr val="accent1"/>
+                        </a:fillRef>
+                        <a:effectRef idx="0">
+                          <a:schemeClr val="accent1"/>
+                        </a:effectRef>
+                        <a:fontRef idx="minor">
+                          <a:schemeClr val="tx1"/>
+                        </a:fontRef>
+                      </wps:style>
+                      <wps:bodyPr/>
+                    </wps:wsp>
+                  </a:graphicData>
+                </a:graphic>
+                <wp14:sizeRelH relativeFrom="margin">
+                  <wp14:pctWidth>0</wp14:pctWidth>
+                </wp14:sizeRelH>
+              </wp:anchor>
+            </w:drawing>
+          </mc:Choice>
+          <mc:Fallback>
+            <w:pict>
+              <v:line w14:anchorId="417B09A3" id="Straight Connector 7" o:spid="_x0000_s1026" style="position:absolute;z-index:251664384;visibility:visible;mso-wrap-style:square;mso-width-percent:0;mso-wrap-distance-left:9pt;mso-wrap-distance-top:0;mso-wrap-distance-right:9pt;mso-wrap-distance-bottom:0;mso-position-horizontal:absolute;mso-position-horizontal-relative:text;mso-position-vertical:absolute;mso-position-vertical-relative:text;mso-width-percent:0;mso-width-relative:margin" from="21.6pt,20.25pt" to="106.35pt,20.25pt" o:gfxdata="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" strokecolor="#0070c0" strokeweight="2.25pt">
+                <v:stroke joinstyle="miter"/>
+              </v:line>
+            </w:pict>
+          </mc:Fallback>
+        </mc:AlternateContent>
+      </w:r>
       <w:r>
         <w:br w:type="page"/>
       </w:r>
@@ -28,6 +1495,17 @@
         <w:lastRenderedPageBreak/>
         <w:t>SOMMAIRE</w:t>
       </w:r>
+    </w:p>
+    <w:p>
+      <w:pPr>
+        <w:jc w:val="center"/>
+        <w:rPr>
+          <w:b/>
+          <w:bCs/>
+          <w:sz w:val="30"/>
+          <w:szCs w:val="30"/>
+        </w:rPr>
+      </w:pPr>
     </w:p>
     <w:p>
       <w:pPr>
@@ -404,18 +1882,40 @@
     </w:p>
     <w:p>
       <w:pPr>
-        <w:jc w:val="both"/>
-        <w:rPr>
-          <w:sz w:val="26"/>
-          <w:szCs w:val="26"/>
-        </w:rPr>
-      </w:pPr>
-      <w:r>
-        <w:rPr>
-          <w:sz w:val="26"/>
-          <w:szCs w:val="26"/>
-        </w:rPr>
-        <w:t>Le cinéma documentaire joue un rôle essentiel dans le développement culturel et social, offrant un moyen puissant de sensibiliser le public à des enjeux sociaux, politiques et environnementaux. En Tunisie, le festival "Doc à Tunis" est un événement majeur qui met en avant ce genre cinématographique, en réunissant des réalisateurs, producteurs, critiques, et un public passionné. Dans le cadre de notre formation en génie logiciel, nous avons reçu comme mission de concevoir et développer un application web qui réponde aux besoins du festival "Doc à Tunis" et facilite son organisation. Cette démarche soulève plusieurs questions : Comment organiser efficacement les données des films, des projections et des membres du jury ? Quelles fonctionnalités l’application doit-elle offrir pour une gestion optimale ? Comment garantir une interface simple et intuitive pour les utilisateurs ? Pour répondre à ces interrogations, ce rapport présente une étude préalable, suivie d’une modélisation conceptuelle et technique, pour aboutir à la conception d'une application adaptée aux besoins du festival.</w:t>
+        <w:rPr>
+          <w:sz w:val="26"/>
+          <w:szCs w:val="26"/>
+        </w:rPr>
+      </w:pPr>
+      <w:r>
+        <w:rPr>
+          <w:sz w:val="26"/>
+          <w:szCs w:val="26"/>
+        </w:rPr>
+        <w:t xml:space="preserve">Le cinéma documentaire joue un rôle essentiel dans le développement culturel et social, offrant un moyen puissant de sensibiliser le public à des enjeux sociaux, politiques et environnementaux. En Tunisie, le festival "Doc à Tunis" est un événement majeur qui met en avant ce genre cinématographique, en réunissant des réalisateurs, producteurs, critiques, et un public passionné. Dans le cadre de notre formation en génie logiciel, nous avons reçu comme mission de concevoir et développer un </w:t>
+      </w:r>
+      <w:r>
+        <w:rPr>
+          <w:sz w:val="26"/>
+          <w:szCs w:val="26"/>
+        </w:rPr>
+        <w:t>système</w:t>
+      </w:r>
+      <w:r>
+        <w:rPr>
+          <w:sz w:val="26"/>
+          <w:szCs w:val="26"/>
+        </w:rPr>
+        <w:t xml:space="preserve"> qui répond aux besoins du festival "Doc à Tunis" et facilite son organisation. Cette démarche soulève plusieurs questions : Comment organiser efficacement les données des films, des projections et des membres du jury ? Quelles fonctionnalités l’application doit-elle offrir pour une gestion optimale ? Comment garantir une interface simple et intuitive pour les utilisateurs ? </w:t>
+      </w:r>
+      <w:r>
+        <w:rPr>
+          <w:b/>
+          <w:bCs/>
+          <w:sz w:val="26"/>
+          <w:szCs w:val="26"/>
+        </w:rPr>
+        <w:t>Pour répondre à ces interrogations, ce rapport présente une étude préalable, suivie d’une modélisation conceptuelle et technique, pour aboutir à la conception d'une application adaptée aux besoins du festival.</w:t>
       </w:r>
     </w:p>
     <w:p>
@@ -507,67 +2007,29 @@
           <w:sz w:val="28"/>
           <w:szCs w:val="28"/>
         </w:rPr>
-        <w:t>Le festival "Doc à Tunis" est un événement prestigieux qui met en lumière le genre cinématographique documentaire et contribue au développement social et culturel de la Tunisie. Cette manifestation est un lieu de rencontre pour les réalisateurs, producteurs, jurés et spectateurs, dans le but de promouvoir le cinéma documentaire et de favoriser les échanges interculturels.</w:t>
-      </w:r>
-    </w:p>
-    <w:p>
-      <w:pPr>
-        <w:jc w:val="both"/>
-        <w:rPr>
-          <w:sz w:val="26"/>
-          <w:szCs w:val="26"/>
-        </w:rPr>
-      </w:pPr>
+        <w:t>Le projet consiste à développer une application</w:t>
+      </w:r>
       <w:r>
         <w:rPr>
           <w:sz w:val="28"/>
           <w:szCs w:val="28"/>
         </w:rPr>
-        <w:t xml:space="preserve">L’objectif de ce projet est de </w:t>
-      </w:r>
-      <w:r>
-        <w:rPr>
-          <w:b/>
-          <w:bCs/>
+        <w:t xml:space="preserve"> web</w:t>
+      </w:r>
+      <w:r>
+        <w:rPr>
           <w:sz w:val="28"/>
           <w:szCs w:val="28"/>
         </w:rPr>
-        <w:t xml:space="preserve">concevoir une application </w:t>
-      </w:r>
-      <w:r>
-        <w:rPr>
-          <w:b/>
-          <w:bCs/>
+        <w:t xml:space="preserve"> qui centralise toutes les informations nécessaires à l'organisation du festival "Doc à Tunis". Cette application doit permettre d’enregistrer les films participants, de gérer les informations des réalisateurs et producteurs, d’établir un planning de projection, et de gérer les membres du jury. Le système doit également offrir une interface administrative permettant de gérer les utilisateurs avec différents niveaux d'accès.</w:t>
+      </w:r>
+      <w:r>
+        <w:rPr>
           <w:sz w:val="28"/>
           <w:szCs w:val="28"/>
         </w:rPr>
-        <w:t xml:space="preserve">web </w:t>
-      </w:r>
-      <w:r>
-        <w:rPr>
-          <w:b/>
-          <w:bCs/>
-          <w:sz w:val="28"/>
-          <w:szCs w:val="28"/>
-        </w:rPr>
-        <w:t>permettant de gérer l’ensemble des activités liées à ce festival, de l'enregistrement des films à la gestion des projections, en passant par la notation par le jury et la gestion des utilisateurs et des rôles</w:t>
-      </w:r>
-      <w:r>
-        <w:rPr>
-          <w:sz w:val="28"/>
-          <w:szCs w:val="28"/>
-        </w:rPr>
-        <w:t>.</w:t>
-      </w:r>
-    </w:p>
-    <w:p>
-      <w:pPr>
-        <w:jc w:val="both"/>
-        <w:rPr>
-          <w:sz w:val="28"/>
-          <w:szCs w:val="28"/>
-        </w:rPr>
-      </w:pPr>
+        <w:t xml:space="preserve"> </w:t>
+      </w:r>
       <w:r>
         <w:rPr>
           <w:sz w:val="28"/>
@@ -638,7 +2100,7 @@
           <w:sz w:val="28"/>
           <w:szCs w:val="28"/>
         </w:rPr>
-        <w:t>Objectifs du projet</w:t>
+        <w:t>Identification des besoins</w:t>
       </w:r>
     </w:p>
     <w:p>
@@ -802,7 +2264,6 @@
           <w:sz w:val="28"/>
           <w:szCs w:val="28"/>
         </w:rPr>
-        <w:lastRenderedPageBreak/>
         <w:t>2.a</w:t>
       </w:r>
       <w:r>
@@ -881,6 +2342,7 @@
           <w:sz w:val="28"/>
           <w:szCs w:val="28"/>
         </w:rPr>
+        <w:lastRenderedPageBreak/>
         <w:t>Responsable de la production</w:t>
       </w:r>
       <w:r>
@@ -1095,12 +2557,12 @@
         <w:tblLook w:val="04A0" w:firstRow="1" w:lastRow="0" w:firstColumn="1" w:lastColumn="0" w:noHBand="0" w:noVBand="1"/>
       </w:tblPr>
       <w:tblGrid>
-        <w:gridCol w:w="1961"/>
+        <w:gridCol w:w="2068"/>
         <w:gridCol w:w="1852"/>
         <w:gridCol w:w="1846"/>
         <w:gridCol w:w="1632"/>
         <w:gridCol w:w="1489"/>
-        <w:gridCol w:w="1762"/>
+        <w:gridCol w:w="1850"/>
       </w:tblGrid>
       <w:tr>
         <w:trPr>
@@ -1112,13 +2574,18 @@
           </w:tcPr>
           <w:p>
             <w:pPr>
-              <w:rPr>
+              <w:jc w:val="center"/>
+              <w:rPr>
+                <w:b/>
+                <w:bCs/>
                 <w:sz w:val="26"/>
                 <w:szCs w:val="26"/>
               </w:rPr>
             </w:pPr>
             <w:r>
               <w:rPr>
+                <w:b/>
+                <w:bCs/>
                 <w:sz w:val="26"/>
                 <w:szCs w:val="26"/>
               </w:rPr>
@@ -1132,13 +2599,18 @@
           </w:tcPr>
           <w:p>
             <w:pPr>
-              <w:rPr>
+              <w:jc w:val="center"/>
+              <w:rPr>
+                <w:b/>
+                <w:bCs/>
                 <w:sz w:val="26"/>
                 <w:szCs w:val="26"/>
               </w:rPr>
             </w:pPr>
             <w:r>
               <w:rPr>
+                <w:b/>
+                <w:bCs/>
                 <w:sz w:val="26"/>
                 <w:szCs w:val="26"/>
               </w:rPr>
@@ -1152,13 +2624,18 @@
           </w:tcPr>
           <w:p>
             <w:pPr>
-              <w:rPr>
+              <w:jc w:val="center"/>
+              <w:rPr>
+                <w:b/>
+                <w:bCs/>
                 <w:sz w:val="26"/>
                 <w:szCs w:val="26"/>
               </w:rPr>
             </w:pPr>
             <w:r>
               <w:rPr>
+                <w:b/>
+                <w:bCs/>
                 <w:sz w:val="26"/>
                 <w:szCs w:val="26"/>
               </w:rPr>
@@ -1172,13 +2649,18 @@
           </w:tcPr>
           <w:p>
             <w:pPr>
-              <w:rPr>
+              <w:jc w:val="center"/>
+              <w:rPr>
+                <w:b/>
+                <w:bCs/>
                 <w:sz w:val="26"/>
                 <w:szCs w:val="26"/>
               </w:rPr>
             </w:pPr>
             <w:r>
               <w:rPr>
+                <w:b/>
+                <w:bCs/>
                 <w:sz w:val="26"/>
                 <w:szCs w:val="26"/>
               </w:rPr>
@@ -1192,13 +2674,18 @@
           </w:tcPr>
           <w:p>
             <w:pPr>
-              <w:rPr>
+              <w:jc w:val="center"/>
+              <w:rPr>
+                <w:b/>
+                <w:bCs/>
                 <w:sz w:val="26"/>
                 <w:szCs w:val="26"/>
               </w:rPr>
             </w:pPr>
             <w:r>
               <w:rPr>
+                <w:b/>
+                <w:bCs/>
                 <w:sz w:val="26"/>
                 <w:szCs w:val="26"/>
               </w:rPr>
@@ -1212,13 +2699,18 @@
           </w:tcPr>
           <w:p>
             <w:pPr>
-              <w:rPr>
+              <w:jc w:val="center"/>
+              <w:rPr>
+                <w:b/>
+                <w:bCs/>
                 <w:sz w:val="26"/>
                 <w:szCs w:val="26"/>
               </w:rPr>
             </w:pPr>
             <w:r>
               <w:rPr>
+                <w:b/>
+                <w:bCs/>
                 <w:sz w:val="26"/>
                 <w:szCs w:val="26"/>
               </w:rPr>
@@ -1367,7 +2859,6 @@
           </w:tcPr>
           <w:p>
             <w:r>
-              <w:lastRenderedPageBreak/>
               <w:t>Notation par le jury</w:t>
             </w:r>
           </w:p>
@@ -1378,7 +2869,11 @@
           </w:tcPr>
           <w:p>
             <w:r>
-              <w:t>Permet au président du jury d'enregistrer les notes des membres du jury pour chaque film projeté.</w:t>
+              <w:t xml:space="preserve">Permet au président du jury d'enregistrer les notes des membres du jury pour </w:t>
+            </w:r>
+            <w:r>
+              <w:lastRenderedPageBreak/>
+              <w:t>chaque film projeté.</w:t>
             </w:r>
           </w:p>
         </w:tc>
@@ -1388,6 +2883,7 @@
           </w:tcPr>
           <w:p>
             <w:r>
+              <w:lastRenderedPageBreak/>
               <w:t>Président du jury, Membres du jury</w:t>
             </w:r>
           </w:p>
@@ -1549,13 +3045,7 @@
           </w:tcPr>
           <w:p>
             <w:r>
-              <w:t>Utilisateur ajouté</w:t>
-            </w:r>
-            <w:r>
-              <w:t xml:space="preserve"> </w:t>
-            </w:r>
-            <w:r>
-              <w:t>à la base de données</w:t>
+              <w:t>Utilisateur ajouté à la base de données</w:t>
             </w:r>
             <w:r>
               <w:t xml:space="preserve"> ou modifié</w:t>
@@ -1785,24 +3275,40 @@
           <w:sz w:val="26"/>
           <w:szCs w:val="26"/>
         </w:rPr>
-        <w:t>Pour ce projet, nous avons choisi d’adopter la méthode Scrum, un cadre agile largement utilisé dans le développement de logiciels et de projets complexes. La méthode Scrum est basée sur un processus itératif et incrémental, permettant une flexibilité maximale tout au long du cycle de développement.</w:t>
-      </w:r>
-    </w:p>
-    <w:p>
-      <w:pPr>
-        <w:rPr>
-          <w:sz w:val="26"/>
-          <w:szCs w:val="26"/>
-        </w:rPr>
-      </w:pPr>
-    </w:p>
-    <w:p>
-      <w:pPr>
-        <w:rPr>
-          <w:sz w:val="26"/>
-          <w:szCs w:val="26"/>
-        </w:rPr>
-      </w:pPr>
+        <w:t xml:space="preserve">La méthode d’analyse choisie est basée sur une approche orientée objet, où les différents composants du système sont modélisés en UML. Cette méthode permet de visualiser la structure du système avant sa mise en œuvre, en identifiant les relations entre les acteurs (utilisateurs, administrateurs, membres du jury) et les objets (films, projections, </w:t>
+      </w:r>
+      <w:proofErr w:type="spellStart"/>
+      <w:proofErr w:type="gramStart"/>
+      <w:r>
+        <w:rPr>
+          <w:sz w:val="26"/>
+          <w:szCs w:val="26"/>
+        </w:rPr>
+        <w:t>jury</w:t>
+      </w:r>
+      <w:r>
+        <w:rPr>
+          <w:sz w:val="26"/>
+          <w:szCs w:val="26"/>
+        </w:rPr>
+        <w:t>,</w:t>
+      </w:r>
+      <w:r>
+        <w:rPr>
+          <w:sz w:val="26"/>
+          <w:szCs w:val="26"/>
+        </w:rPr>
+        <w:t>planning</w:t>
+      </w:r>
+      <w:proofErr w:type="spellEnd"/>
+      <w:proofErr w:type="gramEnd"/>
+      <w:r>
+        <w:rPr>
+          <w:sz w:val="26"/>
+          <w:szCs w:val="26"/>
+        </w:rPr>
+        <w:t>).</w:t>
+      </w:r>
     </w:p>
     <w:p>
       <w:pPr>
@@ -1830,7 +3336,6 @@
           <w:sz w:val="26"/>
           <w:szCs w:val="26"/>
         </w:rPr>
-        <w:lastRenderedPageBreak/>
         <w:t>ETUDE CONCEPTUELLE</w:t>
       </w:r>
     </w:p>
@@ -1872,7 +3377,17 @@
           <w:sz w:val="26"/>
           <w:szCs w:val="26"/>
         </w:rPr>
-        <w:t>interactions entre les différents composants</w:t>
+        <w:t xml:space="preserve">interactions entre les différents </w:t>
+      </w:r>
+      <w:r>
+        <w:rPr>
+          <w:b/>
+          <w:bCs/>
+          <w:sz w:val="26"/>
+          <w:szCs w:val="26"/>
+        </w:rPr>
+        <w:lastRenderedPageBreak/>
+        <w:t>composants</w:t>
       </w:r>
       <w:r>
         <w:rPr>
@@ -2017,9 +3532,24 @@
     </w:p>
     <w:p>
       <w:pPr>
-        <w:ind w:left="360"/>
         <w:jc w:val="center"/>
         <w:rPr>
+          <w:b/>
+          <w:bCs/>
+        </w:rPr>
+      </w:pPr>
+      <w:r>
+        <w:rPr>
+          <w:b/>
+          <w:bCs/>
+        </w:rPr>
+        <w:t>DIAGRAMME DE CAS D’UTILISATION GLOBAL</w:t>
+      </w:r>
+    </w:p>
+    <w:p>
+      <w:pPr>
+        <w:jc w:val="both"/>
+        <w:rPr>
           <w:sz w:val="26"/>
           <w:szCs w:val="26"/>
         </w:rPr>
@@ -2028,28 +3558,19 @@
         <w:rPr>
           <w:noProof/>
         </w:rPr>
-        <w:lastRenderedPageBreak/>
         <w:drawing>
-          <wp:anchor distT="0" distB="0" distL="114300" distR="114300" simplePos="0" relativeHeight="251658240" behindDoc="1" locked="0" layoutInCell="1" allowOverlap="1" wp14:anchorId="42AA7687" wp14:editId="7D675369">
+          <wp:anchor distT="0" distB="0" distL="114300" distR="114300" simplePos="0" relativeHeight="251660288" behindDoc="0" locked="0" layoutInCell="1" allowOverlap="1" wp14:anchorId="0FD55A4E" wp14:editId="41773797">
             <wp:simplePos x="0" y="0"/>
             <wp:positionH relativeFrom="column">
-              <wp:posOffset>-900099</wp:posOffset>
+              <wp:posOffset>197046</wp:posOffset>
             </wp:positionH>
             <wp:positionV relativeFrom="paragraph">
-              <wp:posOffset>221</wp:posOffset>
+              <wp:posOffset>86360</wp:posOffset>
             </wp:positionV>
-            <wp:extent cx="8434800" cy="4723200"/>
-            <wp:effectExtent l="0" t="0" r="4445" b="1270"/>
-            <wp:wrapTight wrapText="bothSides">
-              <wp:wrapPolygon edited="0">
-                <wp:start x="0" y="0"/>
-                <wp:lineTo x="0" y="21519"/>
-                <wp:lineTo x="21563" y="21519"/>
-                <wp:lineTo x="21563" y="0"/>
-                <wp:lineTo x="0" y="0"/>
-              </wp:wrapPolygon>
-            </wp:wrapTight>
-            <wp:docPr id="1" name="Picture 1"/>
+            <wp:extent cx="5760000" cy="3938400"/>
+            <wp:effectExtent l="0" t="0" r="0" b="5080"/>
+            <wp:wrapNone/>
+            <wp:docPr id="3" name="Picture 3"/>
             <wp:cNvGraphicFramePr>
               <a:graphicFrameLocks xmlns:a="http://schemas.openxmlformats.org/drawingml/2006/main" noChangeAspect="1"/>
             </wp:cNvGraphicFramePr>
@@ -2057,13 +3578,13 @@
               <a:graphicData uri="http://schemas.openxmlformats.org/drawingml/2006/picture">
                 <pic:pic xmlns:pic="http://schemas.openxmlformats.org/drawingml/2006/picture">
                   <pic:nvPicPr>
-                    <pic:cNvPr id="0" name="Picture 1"/>
+                    <pic:cNvPr id="0" name="Picture 2"/>
                     <pic:cNvPicPr>
                       <a:picLocks noChangeAspect="1" noChangeArrowheads="1"/>
                     </pic:cNvPicPr>
                   </pic:nvPicPr>
                   <pic:blipFill>
-                    <a:blip r:embed="rId5" cstate="print">
+                    <a:blip r:embed="rId7" cstate="print">
                       <a:extLst>
                         <a:ext uri="{28A0092B-C50C-407E-A947-70E740481C1C}">
                           <a14:useLocalDpi xmlns:a14="http://schemas.microsoft.com/office/drawing/2010/main" val="0"/>
@@ -2078,7 +3599,7 @@
                   <pic:spPr bwMode="auto">
                     <a:xfrm>
                       <a:off x="0" y="0"/>
-                      <a:ext cx="8434800" cy="4723200"/>
+                      <a:ext cx="5760000" cy="3938400"/>
                     </a:xfrm>
                     <a:prstGeom prst="rect">
                       <a:avLst/>
@@ -2103,6 +3624,1891 @@
     </w:p>
     <w:p>
       <w:pPr>
+        <w:jc w:val="both"/>
+        <w:rPr>
+          <w:sz w:val="26"/>
+          <w:szCs w:val="26"/>
+        </w:rPr>
+      </w:pPr>
+    </w:p>
+    <w:p>
+      <w:pPr>
+        <w:jc w:val="both"/>
+        <w:rPr>
+          <w:sz w:val="26"/>
+          <w:szCs w:val="26"/>
+        </w:rPr>
+      </w:pPr>
+    </w:p>
+    <w:p>
+      <w:pPr>
+        <w:jc w:val="both"/>
+        <w:rPr>
+          <w:sz w:val="26"/>
+          <w:szCs w:val="26"/>
+        </w:rPr>
+      </w:pPr>
+    </w:p>
+    <w:p>
+      <w:pPr>
+        <w:jc w:val="both"/>
+        <w:rPr>
+          <w:sz w:val="26"/>
+          <w:szCs w:val="26"/>
+        </w:rPr>
+      </w:pPr>
+    </w:p>
+    <w:p>
+      <w:pPr>
+        <w:jc w:val="both"/>
+        <w:rPr>
+          <w:sz w:val="26"/>
+          <w:szCs w:val="26"/>
+        </w:rPr>
+      </w:pPr>
+    </w:p>
+    <w:p>
+      <w:pPr>
+        <w:jc w:val="both"/>
+        <w:rPr>
+          <w:sz w:val="26"/>
+          <w:szCs w:val="26"/>
+        </w:rPr>
+      </w:pPr>
+    </w:p>
+    <w:p>
+      <w:pPr>
+        <w:jc w:val="both"/>
+        <w:rPr>
+          <w:sz w:val="26"/>
+          <w:szCs w:val="26"/>
+        </w:rPr>
+      </w:pPr>
+    </w:p>
+    <w:p>
+      <w:pPr>
+        <w:jc w:val="both"/>
+        <w:rPr>
+          <w:sz w:val="26"/>
+          <w:szCs w:val="26"/>
+        </w:rPr>
+      </w:pPr>
+    </w:p>
+    <w:p>
+      <w:pPr>
+        <w:jc w:val="both"/>
+        <w:rPr>
+          <w:sz w:val="26"/>
+          <w:szCs w:val="26"/>
+        </w:rPr>
+      </w:pPr>
+    </w:p>
+    <w:p>
+      <w:pPr>
+        <w:jc w:val="both"/>
+        <w:rPr>
+          <w:sz w:val="26"/>
+          <w:szCs w:val="26"/>
+        </w:rPr>
+      </w:pPr>
+    </w:p>
+    <w:p>
+      <w:pPr>
+        <w:jc w:val="center"/>
+        <w:rPr>
+          <w:sz w:val="26"/>
+          <w:szCs w:val="26"/>
+        </w:rPr>
+      </w:pPr>
+      <w:r>
+        <w:rPr>
+          <w:noProof/>
+        </w:rPr>
+        <w:lastRenderedPageBreak/>
+        <w:drawing>
+          <wp:anchor distT="0" distB="0" distL="114300" distR="114300" simplePos="0" relativeHeight="251661312" behindDoc="0" locked="0" layoutInCell="1" allowOverlap="1" wp14:anchorId="7ED06660" wp14:editId="7FA11085">
+            <wp:simplePos x="0" y="0"/>
+            <wp:positionH relativeFrom="column">
+              <wp:posOffset>-485140</wp:posOffset>
+            </wp:positionH>
+            <wp:positionV relativeFrom="paragraph">
+              <wp:posOffset>294981</wp:posOffset>
+            </wp:positionV>
+            <wp:extent cx="6636385" cy="3952875"/>
+            <wp:effectExtent l="0" t="0" r="0" b="0"/>
+            <wp:wrapNone/>
+            <wp:docPr id="4" name="Picture 4"/>
+            <wp:cNvGraphicFramePr>
+              <a:graphicFrameLocks xmlns:a="http://schemas.openxmlformats.org/drawingml/2006/main" noChangeAspect="1"/>
+            </wp:cNvGraphicFramePr>
+            <a:graphic xmlns:a="http://schemas.openxmlformats.org/drawingml/2006/main">
+              <a:graphicData uri="http://schemas.openxmlformats.org/drawingml/2006/picture">
+                <pic:pic xmlns:pic="http://schemas.openxmlformats.org/drawingml/2006/picture">
+                  <pic:nvPicPr>
+                    <pic:cNvPr id="0" name="Picture 4"/>
+                    <pic:cNvPicPr>
+                      <a:picLocks noChangeAspect="1" noChangeArrowheads="1"/>
+                    </pic:cNvPicPr>
+                  </pic:nvPicPr>
+                  <pic:blipFill>
+                    <a:blip r:embed="rId8">
+                      <a:extLst>
+                        <a:ext uri="{28A0092B-C50C-407E-A947-70E740481C1C}">
+                          <a14:useLocalDpi xmlns:a14="http://schemas.microsoft.com/office/drawing/2010/main" val="0"/>
+                        </a:ext>
+                      </a:extLst>
+                    </a:blip>
+                    <a:srcRect/>
+                    <a:stretch>
+                      <a:fillRect/>
+                    </a:stretch>
+                  </pic:blipFill>
+                  <pic:spPr bwMode="auto">
+                    <a:xfrm>
+                      <a:off x="0" y="0"/>
+                      <a:ext cx="6636385" cy="3952875"/>
+                    </a:xfrm>
+                    <a:prstGeom prst="rect">
+                      <a:avLst/>
+                    </a:prstGeom>
+                    <a:noFill/>
+                    <a:ln>
+                      <a:noFill/>
+                    </a:ln>
+                  </pic:spPr>
+                </pic:pic>
+              </a:graphicData>
+            </a:graphic>
+            <wp14:sizeRelH relativeFrom="margin">
+              <wp14:pctWidth>0</wp14:pctWidth>
+            </wp14:sizeRelH>
+            <wp14:sizeRelV relativeFrom="margin">
+              <wp14:pctHeight>0</wp14:pctHeight>
+            </wp14:sizeRelV>
+          </wp:anchor>
+        </w:drawing>
+      </w:r>
+      <w:r>
+        <w:rPr>
+          <w:sz w:val="26"/>
+          <w:szCs w:val="26"/>
+        </w:rPr>
+        <w:t xml:space="preserve"> </w:t>
+      </w:r>
+      <w:r>
+        <w:rPr>
+          <w:sz w:val="26"/>
+          <w:szCs w:val="26"/>
+        </w:rPr>
+        <w:t>CAS D’UTILISATION </w:t>
+      </w:r>
+      <w:r>
+        <w:rPr>
+          <w:sz w:val="26"/>
+          <w:szCs w:val="26"/>
+        </w:rPr>
+        <w:t xml:space="preserve">: </w:t>
+      </w:r>
+      <w:r>
+        <w:rPr>
+          <w:b/>
+          <w:bCs/>
+          <w:sz w:val="26"/>
+          <w:szCs w:val="26"/>
+        </w:rPr>
+        <w:t>Gestion des enregistrements</w:t>
+      </w:r>
+    </w:p>
+    <w:p>
+      <w:pPr>
+        <w:jc w:val="both"/>
+        <w:rPr>
+          <w:sz w:val="26"/>
+          <w:szCs w:val="26"/>
+        </w:rPr>
+      </w:pPr>
+    </w:p>
+    <w:p>
+      <w:pPr>
+        <w:jc w:val="both"/>
+        <w:rPr>
+          <w:sz w:val="26"/>
+          <w:szCs w:val="26"/>
+        </w:rPr>
+      </w:pPr>
+    </w:p>
+    <w:p>
+      <w:pPr>
+        <w:jc w:val="both"/>
+        <w:rPr>
+          <w:sz w:val="26"/>
+          <w:szCs w:val="26"/>
+        </w:rPr>
+      </w:pPr>
+    </w:p>
+    <w:p>
+      <w:pPr>
+        <w:jc w:val="both"/>
+        <w:rPr>
+          <w:sz w:val="26"/>
+          <w:szCs w:val="26"/>
+        </w:rPr>
+      </w:pPr>
+    </w:p>
+    <w:p>
+      <w:pPr>
+        <w:jc w:val="both"/>
+        <w:rPr>
+          <w:sz w:val="26"/>
+          <w:szCs w:val="26"/>
+        </w:rPr>
+      </w:pPr>
+    </w:p>
+    <w:p>
+      <w:pPr>
+        <w:jc w:val="both"/>
+        <w:rPr>
+          <w:sz w:val="26"/>
+          <w:szCs w:val="26"/>
+        </w:rPr>
+      </w:pPr>
+    </w:p>
+    <w:p>
+      <w:pPr>
+        <w:jc w:val="both"/>
+        <w:rPr>
+          <w:sz w:val="26"/>
+          <w:szCs w:val="26"/>
+        </w:rPr>
+      </w:pPr>
+    </w:p>
+    <w:p>
+      <w:pPr>
+        <w:jc w:val="both"/>
+        <w:rPr>
+          <w:sz w:val="26"/>
+          <w:szCs w:val="26"/>
+        </w:rPr>
+      </w:pPr>
+    </w:p>
+    <w:p>
+      <w:pPr>
+        <w:jc w:val="both"/>
+        <w:rPr>
+          <w:sz w:val="26"/>
+          <w:szCs w:val="26"/>
+        </w:rPr>
+      </w:pPr>
+    </w:p>
+    <w:p>
+      <w:pPr>
+        <w:jc w:val="both"/>
+        <w:rPr>
+          <w:sz w:val="26"/>
+          <w:szCs w:val="26"/>
+        </w:rPr>
+      </w:pPr>
+    </w:p>
+    <w:p>
+      <w:pPr>
+        <w:jc w:val="both"/>
+        <w:rPr>
+          <w:sz w:val="26"/>
+          <w:szCs w:val="26"/>
+        </w:rPr>
+      </w:pPr>
+    </w:p>
+    <w:p>
+      <w:pPr>
+        <w:jc w:val="both"/>
+        <w:rPr>
+          <w:sz w:val="26"/>
+          <w:szCs w:val="26"/>
+        </w:rPr>
+      </w:pPr>
+    </w:p>
+    <w:p>
+      <w:pPr>
+        <w:jc w:val="center"/>
+        <w:rPr>
+          <w:b/>
+          <w:bCs/>
+          <w:sz w:val="26"/>
+          <w:szCs w:val="26"/>
+        </w:rPr>
+      </w:pPr>
+    </w:p>
+    <w:p>
+      <w:pPr>
+        <w:jc w:val="center"/>
+        <w:rPr>
+          <w:b/>
+          <w:bCs/>
+          <w:sz w:val="26"/>
+          <w:szCs w:val="26"/>
+        </w:rPr>
+      </w:pPr>
+      <w:r>
+        <w:rPr>
+          <w:b/>
+          <w:bCs/>
+          <w:sz w:val="26"/>
+          <w:szCs w:val="26"/>
+        </w:rPr>
+        <w:t>DESCRIPTION TEXTUELLE</w:t>
+      </w:r>
+    </w:p>
+    <w:p>
+      <w:pPr>
+        <w:jc w:val="center"/>
+        <w:rPr>
+          <w:b/>
+          <w:bCs/>
+          <w:sz w:val="26"/>
+          <w:szCs w:val="26"/>
+        </w:rPr>
+      </w:pPr>
+    </w:p>
+    <w:tbl>
+      <w:tblPr>
+        <w:tblStyle w:val="TableGrid"/>
+        <w:tblW w:w="10345" w:type="dxa"/>
+        <w:tblInd w:w="-642" w:type="dxa"/>
+        <w:tblLook w:val="04A0" w:firstRow="1" w:lastRow="0" w:firstColumn="1" w:lastColumn="0" w:noHBand="0" w:noVBand="1"/>
+      </w:tblPr>
+      <w:tblGrid>
+        <w:gridCol w:w="5172"/>
+        <w:gridCol w:w="5173"/>
+      </w:tblGrid>
+      <w:tr>
+        <w:trPr>
+          <w:trHeight w:val="853"/>
+        </w:trPr>
+        <w:tc>
+          <w:tcPr>
+            <w:tcW w:w="10345" w:type="dxa"/>
+            <w:gridSpan w:val="2"/>
+          </w:tcPr>
+          <w:p>
+            <w:pPr>
+              <w:jc w:val="center"/>
+              <w:rPr>
+                <w:sz w:val="26"/>
+                <w:szCs w:val="26"/>
+              </w:rPr>
+            </w:pPr>
+            <w:r>
+              <w:rPr>
+                <w:sz w:val="26"/>
+                <w:szCs w:val="26"/>
+              </w:rPr>
+              <w:t>CAS D’UTILISATION : gestion des enregistrements</w:t>
+            </w:r>
+          </w:p>
+        </w:tc>
+      </w:tr>
+      <w:tr>
+        <w:trPr>
+          <w:trHeight w:val="824"/>
+        </w:trPr>
+        <w:tc>
+          <w:tcPr>
+            <w:tcW w:w="5172" w:type="dxa"/>
+          </w:tcPr>
+          <w:p>
+            <w:pPr>
+              <w:jc w:val="both"/>
+              <w:rPr>
+                <w:b/>
+                <w:bCs/>
+                <w:sz w:val="26"/>
+                <w:szCs w:val="26"/>
+              </w:rPr>
+            </w:pPr>
+            <w:r>
+              <w:rPr>
+                <w:b/>
+                <w:bCs/>
+                <w:sz w:val="26"/>
+                <w:szCs w:val="26"/>
+              </w:rPr>
+              <w:t>Description</w:t>
+            </w:r>
+          </w:p>
+        </w:tc>
+        <w:tc>
+          <w:tcPr>
+            <w:tcW w:w="5173" w:type="dxa"/>
+          </w:tcPr>
+          <w:p>
+            <w:pPr>
+              <w:jc w:val="both"/>
+              <w:rPr>
+                <w:sz w:val="26"/>
+                <w:szCs w:val="26"/>
+              </w:rPr>
+            </w:pPr>
+            <w:r>
+              <w:rPr>
+                <w:sz w:val="26"/>
+                <w:szCs w:val="26"/>
+              </w:rPr>
+              <w:t>Ce</w:t>
+            </w:r>
+            <w:r>
+              <w:rPr>
+                <w:sz w:val="26"/>
+                <w:szCs w:val="26"/>
+              </w:rPr>
+              <w:t xml:space="preserve"> cas d'utilisation</w:t>
+            </w:r>
+            <w:r>
+              <w:rPr>
+                <w:sz w:val="26"/>
+                <w:szCs w:val="26"/>
+              </w:rPr>
+              <w:t xml:space="preserve"> </w:t>
+            </w:r>
+            <w:r>
+              <w:rPr>
+                <w:sz w:val="26"/>
+                <w:szCs w:val="26"/>
+              </w:rPr>
+              <w:t xml:space="preserve">permet au responsable des inscriptions de saisir et d'enregistrer toutes les informations nécessaires sur </w:t>
+            </w:r>
+            <w:r>
+              <w:rPr>
+                <w:sz w:val="26"/>
+                <w:szCs w:val="26"/>
+              </w:rPr>
+              <w:t>chaque</w:t>
+            </w:r>
+            <w:r>
+              <w:rPr>
+                <w:sz w:val="26"/>
+                <w:szCs w:val="26"/>
+              </w:rPr>
+              <w:t xml:space="preserve"> film documentaire participant au festival.</w:t>
+            </w:r>
+          </w:p>
+        </w:tc>
+      </w:tr>
+      <w:tr>
+        <w:trPr>
+          <w:trHeight w:val="853"/>
+        </w:trPr>
+        <w:tc>
+          <w:tcPr>
+            <w:tcW w:w="5172" w:type="dxa"/>
+          </w:tcPr>
+          <w:p>
+            <w:pPr>
+              <w:jc w:val="both"/>
+              <w:rPr>
+                <w:b/>
+                <w:bCs/>
+                <w:sz w:val="26"/>
+                <w:szCs w:val="26"/>
+              </w:rPr>
+            </w:pPr>
+            <w:r>
+              <w:rPr>
+                <w:b/>
+                <w:bCs/>
+                <w:sz w:val="26"/>
+                <w:szCs w:val="26"/>
+              </w:rPr>
+              <w:t>Acteurs</w:t>
+            </w:r>
+          </w:p>
+        </w:tc>
+        <w:tc>
+          <w:tcPr>
+            <w:tcW w:w="5173" w:type="dxa"/>
+          </w:tcPr>
+          <w:p>
+            <w:pPr>
+              <w:jc w:val="both"/>
+              <w:rPr>
+                <w:sz w:val="26"/>
+                <w:szCs w:val="26"/>
+              </w:rPr>
+            </w:pPr>
+            <w:r>
+              <w:rPr>
+                <w:sz w:val="26"/>
+                <w:szCs w:val="26"/>
+              </w:rPr>
+              <w:t>Responsable des inscriptions</w:t>
+            </w:r>
+          </w:p>
+        </w:tc>
+      </w:tr>
+      <w:tr>
+        <w:trPr>
+          <w:trHeight w:val="824"/>
+        </w:trPr>
+        <w:tc>
+          <w:tcPr>
+            <w:tcW w:w="5172" w:type="dxa"/>
+          </w:tcPr>
+          <w:p>
+            <w:pPr>
+              <w:jc w:val="both"/>
+              <w:rPr>
+                <w:b/>
+                <w:bCs/>
+                <w:sz w:val="26"/>
+                <w:szCs w:val="26"/>
+              </w:rPr>
+            </w:pPr>
+            <w:r>
+              <w:rPr>
+                <w:b/>
+                <w:bCs/>
+                <w:sz w:val="26"/>
+                <w:szCs w:val="26"/>
+              </w:rPr>
+              <w:t>Evénement déclencheur</w:t>
+            </w:r>
+          </w:p>
+        </w:tc>
+        <w:tc>
+          <w:tcPr>
+            <w:tcW w:w="5173" w:type="dxa"/>
+          </w:tcPr>
+          <w:p>
+            <w:pPr>
+              <w:jc w:val="both"/>
+              <w:rPr>
+                <w:sz w:val="26"/>
+                <w:szCs w:val="26"/>
+              </w:rPr>
+            </w:pPr>
+            <w:r>
+              <w:rPr>
+                <w:sz w:val="26"/>
+                <w:szCs w:val="26"/>
+              </w:rPr>
+              <w:t>Un</w:t>
+            </w:r>
+            <w:r>
+              <w:rPr>
+                <w:sz w:val="26"/>
+                <w:szCs w:val="26"/>
+              </w:rPr>
+              <w:t xml:space="preserve"> </w:t>
+            </w:r>
+            <w:r>
+              <w:rPr>
+                <w:sz w:val="26"/>
+                <w:szCs w:val="26"/>
+              </w:rPr>
+              <w:t>cli</w:t>
+            </w:r>
+            <w:r>
+              <w:rPr>
+                <w:sz w:val="26"/>
+                <w:szCs w:val="26"/>
+              </w:rPr>
+              <w:t>c</w:t>
+            </w:r>
+            <w:r>
+              <w:rPr>
+                <w:sz w:val="26"/>
+                <w:szCs w:val="26"/>
+              </w:rPr>
+              <w:t xml:space="preserve"> sur le bouton « enregistrer film » </w:t>
+            </w:r>
+          </w:p>
+        </w:tc>
+      </w:tr>
+      <w:tr>
+        <w:trPr>
+          <w:trHeight w:val="853"/>
+        </w:trPr>
+        <w:tc>
+          <w:tcPr>
+            <w:tcW w:w="5172" w:type="dxa"/>
+          </w:tcPr>
+          <w:p>
+            <w:pPr>
+              <w:jc w:val="both"/>
+              <w:rPr>
+                <w:b/>
+                <w:bCs/>
+                <w:sz w:val="26"/>
+                <w:szCs w:val="26"/>
+              </w:rPr>
+            </w:pPr>
+            <w:r>
+              <w:rPr>
+                <w:b/>
+                <w:bCs/>
+                <w:sz w:val="26"/>
+                <w:szCs w:val="26"/>
+              </w:rPr>
+              <w:t>Scénario normal</w:t>
+            </w:r>
+          </w:p>
+        </w:tc>
+        <w:tc>
+          <w:tcPr>
+            <w:tcW w:w="5173" w:type="dxa"/>
+          </w:tcPr>
+          <w:p>
+            <w:pPr>
+              <w:rPr>
+                <w:sz w:val="26"/>
+                <w:szCs w:val="26"/>
+              </w:rPr>
+            </w:pPr>
+            <w:r>
+              <w:rPr>
+                <w:sz w:val="26"/>
+                <w:szCs w:val="26"/>
+              </w:rPr>
+              <w:t>Le responsable d’inspection ou l’administrateur choisi une option sur son interface :</w:t>
+            </w:r>
+          </w:p>
+          <w:p>
+            <w:pPr>
+              <w:pStyle w:val="ListParagraph"/>
+              <w:numPr>
+                <w:ilvl w:val="0"/>
+                <w:numId w:val="24"/>
+              </w:numPr>
+              <w:rPr>
+                <w:sz w:val="26"/>
+                <w:szCs w:val="26"/>
+              </w:rPr>
+            </w:pPr>
+            <w:r>
+              <w:rPr>
+                <w:sz w:val="26"/>
+                <w:szCs w:val="26"/>
+              </w:rPr>
+              <w:t>S</w:t>
+            </w:r>
+            <w:r>
+              <w:rPr>
+                <w:sz w:val="26"/>
+                <w:szCs w:val="26"/>
+              </w:rPr>
+              <w:t>i l’option est d’ajouter un fim :</w:t>
+            </w:r>
+          </w:p>
+          <w:p>
+            <w:pPr>
+              <w:pStyle w:val="ListParagraph"/>
+              <w:numPr>
+                <w:ilvl w:val="0"/>
+                <w:numId w:val="25"/>
+              </w:numPr>
+              <w:rPr>
+                <w:sz w:val="26"/>
+                <w:szCs w:val="26"/>
+              </w:rPr>
+            </w:pPr>
+            <w:proofErr w:type="gramStart"/>
+            <w:r>
+              <w:rPr>
+                <w:sz w:val="26"/>
+                <w:szCs w:val="26"/>
+              </w:rPr>
+              <w:lastRenderedPageBreak/>
+              <w:t>il</w:t>
+            </w:r>
+            <w:proofErr w:type="gramEnd"/>
+            <w:r>
+              <w:rPr>
+                <w:sz w:val="26"/>
+                <w:szCs w:val="26"/>
+              </w:rPr>
+              <w:t xml:space="preserve"> remplit les champ et valide.</w:t>
+            </w:r>
+          </w:p>
+          <w:p>
+            <w:pPr>
+              <w:pStyle w:val="ListParagraph"/>
+              <w:numPr>
+                <w:ilvl w:val="0"/>
+                <w:numId w:val="24"/>
+              </w:numPr>
+              <w:rPr>
+                <w:sz w:val="26"/>
+                <w:szCs w:val="26"/>
+              </w:rPr>
+            </w:pPr>
+            <w:r>
+              <w:rPr>
+                <w:sz w:val="26"/>
+                <w:szCs w:val="26"/>
+              </w:rPr>
+              <w:t>Si l’option est de modifier un film :</w:t>
+            </w:r>
+          </w:p>
+          <w:p>
+            <w:pPr>
+              <w:pStyle w:val="ListParagraph"/>
+              <w:numPr>
+                <w:ilvl w:val="0"/>
+                <w:numId w:val="25"/>
+              </w:numPr>
+              <w:rPr>
+                <w:sz w:val="26"/>
+                <w:szCs w:val="26"/>
+              </w:rPr>
+            </w:pPr>
+            <w:r>
+              <w:rPr>
+                <w:sz w:val="26"/>
+                <w:szCs w:val="26"/>
+              </w:rPr>
+              <w:t>Il cherche ou sélectionne le film</w:t>
+            </w:r>
+          </w:p>
+          <w:p>
+            <w:pPr>
+              <w:pStyle w:val="ListParagraph"/>
+              <w:numPr>
+                <w:ilvl w:val="0"/>
+                <w:numId w:val="25"/>
+              </w:numPr>
+              <w:rPr>
+                <w:sz w:val="26"/>
+                <w:szCs w:val="26"/>
+              </w:rPr>
+            </w:pPr>
+            <w:r>
+              <w:rPr>
+                <w:sz w:val="26"/>
+                <w:szCs w:val="26"/>
+              </w:rPr>
+              <w:t xml:space="preserve">Change les informations </w:t>
+            </w:r>
+          </w:p>
+          <w:p>
+            <w:pPr>
+              <w:pStyle w:val="ListParagraph"/>
+              <w:numPr>
+                <w:ilvl w:val="0"/>
+                <w:numId w:val="25"/>
+              </w:numPr>
+              <w:rPr>
+                <w:sz w:val="26"/>
+                <w:szCs w:val="26"/>
+              </w:rPr>
+            </w:pPr>
+            <w:r>
+              <w:rPr>
+                <w:sz w:val="26"/>
+                <w:szCs w:val="26"/>
+              </w:rPr>
+              <w:t>Et valide les modifications</w:t>
+            </w:r>
+          </w:p>
+          <w:p>
+            <w:pPr>
+              <w:pStyle w:val="ListParagraph"/>
+              <w:numPr>
+                <w:ilvl w:val="0"/>
+                <w:numId w:val="24"/>
+              </w:numPr>
+              <w:rPr>
+                <w:sz w:val="26"/>
+                <w:szCs w:val="26"/>
+              </w:rPr>
+            </w:pPr>
+            <w:r>
+              <w:rPr>
+                <w:sz w:val="26"/>
+                <w:szCs w:val="26"/>
+              </w:rPr>
+              <w:t>Si l’option est de supprimer un film :</w:t>
+            </w:r>
+          </w:p>
+          <w:p>
+            <w:pPr>
+              <w:pStyle w:val="ListParagraph"/>
+              <w:numPr>
+                <w:ilvl w:val="0"/>
+                <w:numId w:val="26"/>
+              </w:numPr>
+              <w:rPr>
+                <w:sz w:val="26"/>
+                <w:szCs w:val="26"/>
+              </w:rPr>
+            </w:pPr>
+            <w:r>
+              <w:rPr>
+                <w:sz w:val="26"/>
+                <w:szCs w:val="26"/>
+              </w:rPr>
+              <w:t>Il cherche ou sélectionne le film</w:t>
+            </w:r>
+          </w:p>
+          <w:p>
+            <w:pPr>
+              <w:pStyle w:val="ListParagraph"/>
+              <w:numPr>
+                <w:ilvl w:val="0"/>
+                <w:numId w:val="26"/>
+              </w:numPr>
+              <w:rPr>
+                <w:sz w:val="26"/>
+                <w:szCs w:val="26"/>
+              </w:rPr>
+            </w:pPr>
+            <w:r>
+              <w:rPr>
+                <w:sz w:val="26"/>
+                <w:szCs w:val="26"/>
+              </w:rPr>
+              <w:t>Il le supprime</w:t>
+            </w:r>
+          </w:p>
+          <w:p>
+            <w:pPr>
+              <w:pStyle w:val="ListParagraph"/>
+              <w:numPr>
+                <w:ilvl w:val="0"/>
+                <w:numId w:val="24"/>
+              </w:numPr>
+              <w:rPr>
+                <w:sz w:val="26"/>
+                <w:szCs w:val="26"/>
+              </w:rPr>
+            </w:pPr>
+            <w:r>
+              <w:rPr>
+                <w:sz w:val="26"/>
+                <w:szCs w:val="26"/>
+              </w:rPr>
+              <w:t>Si l’option est d’afficher le catalogue :</w:t>
+            </w:r>
+          </w:p>
+          <w:p>
+            <w:pPr>
+              <w:pStyle w:val="ListParagraph"/>
+              <w:numPr>
+                <w:ilvl w:val="0"/>
+                <w:numId w:val="27"/>
+              </w:numPr>
+              <w:rPr>
+                <w:sz w:val="26"/>
+                <w:szCs w:val="26"/>
+              </w:rPr>
+            </w:pPr>
+            <w:r>
+              <w:rPr>
+                <w:sz w:val="26"/>
+                <w:szCs w:val="26"/>
+              </w:rPr>
+              <w:t>Il cherche ou sélectionne le film</w:t>
+            </w:r>
+          </w:p>
+          <w:p>
+            <w:pPr>
+              <w:pStyle w:val="ListParagraph"/>
+              <w:numPr>
+                <w:ilvl w:val="0"/>
+                <w:numId w:val="27"/>
+              </w:numPr>
+              <w:rPr>
+                <w:sz w:val="26"/>
+                <w:szCs w:val="26"/>
+              </w:rPr>
+            </w:pPr>
+            <w:r>
+              <w:rPr>
+                <w:sz w:val="26"/>
+                <w:szCs w:val="26"/>
+              </w:rPr>
+              <w:t>Puis clique sur le bouton afficher catalogue</w:t>
+            </w:r>
+          </w:p>
+          <w:p>
+            <w:pPr>
+              <w:ind w:left="1080"/>
+              <w:rPr>
+                <w:sz w:val="26"/>
+                <w:szCs w:val="26"/>
+              </w:rPr>
+            </w:pPr>
+          </w:p>
+          <w:p>
+            <w:pPr>
+              <w:jc w:val="both"/>
+              <w:rPr>
+                <w:sz w:val="26"/>
+                <w:szCs w:val="26"/>
+              </w:rPr>
+            </w:pPr>
+            <w:r>
+              <w:rPr>
+                <w:sz w:val="26"/>
+                <w:szCs w:val="26"/>
+              </w:rPr>
+              <w:t xml:space="preserve">     </w:t>
+            </w:r>
+          </w:p>
+        </w:tc>
+      </w:tr>
+      <w:tr>
+        <w:trPr>
+          <w:trHeight w:val="824"/>
+        </w:trPr>
+        <w:tc>
+          <w:tcPr>
+            <w:tcW w:w="5172" w:type="dxa"/>
+          </w:tcPr>
+          <w:p>
+            <w:pPr>
+              <w:jc w:val="both"/>
+              <w:rPr>
+                <w:b/>
+                <w:bCs/>
+                <w:sz w:val="26"/>
+                <w:szCs w:val="26"/>
+              </w:rPr>
+            </w:pPr>
+            <w:r>
+              <w:rPr>
+                <w:b/>
+                <w:bCs/>
+                <w:sz w:val="26"/>
+                <w:szCs w:val="26"/>
+              </w:rPr>
+              <w:t>Scénario alternatif</w:t>
+            </w:r>
+          </w:p>
+        </w:tc>
+        <w:tc>
+          <w:tcPr>
+            <w:tcW w:w="5173" w:type="dxa"/>
+          </w:tcPr>
+          <w:p>
+            <w:pPr>
+              <w:pStyle w:val="ListParagraph"/>
+              <w:numPr>
+                <w:ilvl w:val="0"/>
+                <w:numId w:val="29"/>
+              </w:numPr>
+              <w:rPr>
+                <w:sz w:val="26"/>
+                <w:szCs w:val="26"/>
+              </w:rPr>
+            </w:pPr>
+            <w:r>
+              <w:rPr>
+                <w:sz w:val="26"/>
+                <w:szCs w:val="26"/>
+              </w:rPr>
+              <w:t>Problème de redondance d’information lors de l’ajout ou la modification d’information</w:t>
+            </w:r>
+            <w:r>
+              <w:rPr>
+                <w:sz w:val="26"/>
+                <w:szCs w:val="26"/>
+              </w:rPr>
+              <w:t> : un message d’erreur s’affiche pour demander une correction</w:t>
+            </w:r>
+          </w:p>
+          <w:p>
+            <w:pPr>
+              <w:pStyle w:val="ListParagraph"/>
+              <w:numPr>
+                <w:ilvl w:val="0"/>
+                <w:numId w:val="29"/>
+              </w:numPr>
+              <w:rPr>
+                <w:sz w:val="26"/>
+                <w:szCs w:val="26"/>
+              </w:rPr>
+            </w:pPr>
+            <w:r>
+              <w:rPr>
+                <w:sz w:val="26"/>
+                <w:szCs w:val="26"/>
+              </w:rPr>
+              <w:t>Erreur d’authentification</w:t>
+            </w:r>
+          </w:p>
+        </w:tc>
+      </w:tr>
+      <w:tr>
+        <w:trPr>
+          <w:trHeight w:val="853"/>
+        </w:trPr>
+        <w:tc>
+          <w:tcPr>
+            <w:tcW w:w="5172" w:type="dxa"/>
+          </w:tcPr>
+          <w:p>
+            <w:pPr>
+              <w:jc w:val="both"/>
+              <w:rPr>
+                <w:b/>
+                <w:bCs/>
+                <w:sz w:val="26"/>
+                <w:szCs w:val="26"/>
+              </w:rPr>
+            </w:pPr>
+            <w:r>
+              <w:rPr>
+                <w:b/>
+                <w:bCs/>
+                <w:sz w:val="26"/>
+                <w:szCs w:val="26"/>
+              </w:rPr>
+              <w:t>Précondition</w:t>
+            </w:r>
+          </w:p>
+        </w:tc>
+        <w:tc>
+          <w:tcPr>
+            <w:tcW w:w="5173" w:type="dxa"/>
+          </w:tcPr>
+          <w:p>
+            <w:pPr>
+              <w:rPr>
+                <w:sz w:val="26"/>
+                <w:szCs w:val="26"/>
+              </w:rPr>
+            </w:pPr>
+            <w:r>
+              <w:rPr>
+                <w:sz w:val="26"/>
+                <w:szCs w:val="26"/>
+              </w:rPr>
+              <w:t>Le responsable ou l’administrateur doit s’authentifier</w:t>
+            </w:r>
+          </w:p>
+        </w:tc>
+      </w:tr>
+      <w:tr>
+        <w:trPr>
+          <w:trHeight w:val="824"/>
+        </w:trPr>
+        <w:tc>
+          <w:tcPr>
+            <w:tcW w:w="5172" w:type="dxa"/>
+          </w:tcPr>
+          <w:p>
+            <w:pPr>
+              <w:jc w:val="both"/>
+              <w:rPr>
+                <w:b/>
+                <w:bCs/>
+                <w:sz w:val="26"/>
+                <w:szCs w:val="26"/>
+              </w:rPr>
+            </w:pPr>
+            <w:r>
+              <w:rPr>
+                <w:b/>
+                <w:bCs/>
+                <w:sz w:val="26"/>
+                <w:szCs w:val="26"/>
+              </w:rPr>
+              <w:t>Postcondition</w:t>
+            </w:r>
+          </w:p>
+        </w:tc>
+        <w:tc>
+          <w:tcPr>
+            <w:tcW w:w="5173" w:type="dxa"/>
+          </w:tcPr>
+          <w:p>
+            <w:pPr>
+              <w:pStyle w:val="ListParagraph"/>
+              <w:numPr>
+                <w:ilvl w:val="0"/>
+                <w:numId w:val="28"/>
+              </w:numPr>
+              <w:jc w:val="both"/>
+              <w:rPr>
+                <w:sz w:val="26"/>
+                <w:szCs w:val="26"/>
+              </w:rPr>
+            </w:pPr>
+            <w:r>
+              <w:rPr>
+                <w:sz w:val="26"/>
+                <w:szCs w:val="26"/>
+              </w:rPr>
+              <w:t>Le film est stocké dans la base de données avec succès</w:t>
+            </w:r>
+          </w:p>
+          <w:p>
+            <w:pPr>
+              <w:pStyle w:val="ListParagraph"/>
+              <w:numPr>
+                <w:ilvl w:val="0"/>
+                <w:numId w:val="28"/>
+              </w:numPr>
+              <w:jc w:val="both"/>
+              <w:rPr>
+                <w:sz w:val="26"/>
+                <w:szCs w:val="26"/>
+              </w:rPr>
+            </w:pPr>
+            <w:r>
+              <w:rPr>
+                <w:sz w:val="26"/>
+                <w:szCs w:val="26"/>
+              </w:rPr>
+              <w:t>Les information</w:t>
+            </w:r>
+            <w:r>
+              <w:rPr>
+                <w:sz w:val="26"/>
+                <w:szCs w:val="26"/>
+              </w:rPr>
+              <w:t>s</w:t>
+            </w:r>
+            <w:r>
+              <w:rPr>
+                <w:sz w:val="26"/>
+                <w:szCs w:val="26"/>
+              </w:rPr>
+              <w:t xml:space="preserve"> du film ont bien été modifiée</w:t>
+            </w:r>
+          </w:p>
+        </w:tc>
+      </w:tr>
+    </w:tbl>
+    <w:p>
+      <w:pPr>
+        <w:jc w:val="both"/>
+        <w:rPr>
+          <w:sz w:val="26"/>
+          <w:szCs w:val="26"/>
+        </w:rPr>
+      </w:pPr>
+    </w:p>
+    <w:p>
+      <w:pPr>
+        <w:jc w:val="both"/>
+        <w:rPr>
+          <w:sz w:val="26"/>
+          <w:szCs w:val="26"/>
+        </w:rPr>
+      </w:pPr>
+    </w:p>
+    <w:p>
+      <w:pPr>
+        <w:jc w:val="both"/>
+        <w:rPr>
+          <w:sz w:val="26"/>
+          <w:szCs w:val="26"/>
+        </w:rPr>
+      </w:pPr>
+    </w:p>
+    <w:p>
+      <w:pPr>
+        <w:jc w:val="center"/>
+        <w:rPr>
+          <w:sz w:val="26"/>
+          <w:szCs w:val="26"/>
+        </w:rPr>
+      </w:pPr>
+      <w:r>
+        <w:rPr>
+          <w:sz w:val="26"/>
+          <w:szCs w:val="26"/>
+        </w:rPr>
+        <w:t xml:space="preserve">CAS D’UTILISATION : </w:t>
+      </w:r>
+      <w:r>
+        <w:rPr>
+          <w:b/>
+          <w:bCs/>
+          <w:sz w:val="26"/>
+          <w:szCs w:val="26"/>
+        </w:rPr>
+        <w:t>gérer planning</w:t>
+      </w:r>
+    </w:p>
+    <w:p>
+      <w:pPr>
+        <w:jc w:val="both"/>
+        <w:rPr>
+          <w:sz w:val="26"/>
+          <w:szCs w:val="26"/>
+        </w:rPr>
+      </w:pPr>
+    </w:p>
+    <w:p>
+      <w:pPr>
+        <w:jc w:val="both"/>
+        <w:rPr>
+          <w:sz w:val="26"/>
+          <w:szCs w:val="26"/>
+        </w:rPr>
+      </w:pPr>
+    </w:p>
+    <w:p>
+      <w:pPr>
+        <w:jc w:val="both"/>
+        <w:rPr>
+          <w:sz w:val="26"/>
+          <w:szCs w:val="26"/>
+        </w:rPr>
+      </w:pPr>
+    </w:p>
+    <w:p>
+      <w:pPr>
+        <w:jc w:val="both"/>
+        <w:rPr>
+          <w:sz w:val="26"/>
+          <w:szCs w:val="26"/>
+        </w:rPr>
+      </w:pPr>
+    </w:p>
+    <w:p>
+      <w:pPr>
+        <w:jc w:val="both"/>
+        <w:rPr>
+          <w:sz w:val="26"/>
+          <w:szCs w:val="26"/>
+        </w:rPr>
+      </w:pPr>
+      <w:r>
+        <w:rPr>
+          <w:noProof/>
+        </w:rPr>
+        <w:lastRenderedPageBreak/>
+        <w:drawing>
+          <wp:anchor distT="0" distB="0" distL="114300" distR="114300" simplePos="0" relativeHeight="251662336" behindDoc="0" locked="0" layoutInCell="1" allowOverlap="1" wp14:anchorId="4A30241D" wp14:editId="05A6555B">
+            <wp:simplePos x="0" y="0"/>
+            <wp:positionH relativeFrom="column">
+              <wp:posOffset>-342527</wp:posOffset>
+            </wp:positionH>
+            <wp:positionV relativeFrom="paragraph">
+              <wp:posOffset>-25889</wp:posOffset>
+            </wp:positionV>
+            <wp:extent cx="6337496" cy="4309497"/>
+            <wp:effectExtent l="0" t="0" r="6350" b="0"/>
+            <wp:wrapNone/>
+            <wp:docPr id="5" name="Picture 5"/>
+            <wp:cNvGraphicFramePr>
+              <a:graphicFrameLocks xmlns:a="http://schemas.openxmlformats.org/drawingml/2006/main" noChangeAspect="1"/>
+            </wp:cNvGraphicFramePr>
+            <a:graphic xmlns:a="http://schemas.openxmlformats.org/drawingml/2006/main">
+              <a:graphicData uri="http://schemas.openxmlformats.org/drawingml/2006/picture">
+                <pic:pic xmlns:pic="http://schemas.openxmlformats.org/drawingml/2006/picture">
+                  <pic:nvPicPr>
+                    <pic:cNvPr id="0" name="Picture 6"/>
+                    <pic:cNvPicPr>
+                      <a:picLocks noChangeAspect="1" noChangeArrowheads="1"/>
+                    </pic:cNvPicPr>
+                  </pic:nvPicPr>
+                  <pic:blipFill>
+                    <a:blip r:embed="rId9">
+                      <a:extLst>
+                        <a:ext uri="{28A0092B-C50C-407E-A947-70E740481C1C}">
+                          <a14:useLocalDpi xmlns:a14="http://schemas.microsoft.com/office/drawing/2010/main" val="0"/>
+                        </a:ext>
+                      </a:extLst>
+                    </a:blip>
+                    <a:srcRect/>
+                    <a:stretch>
+                      <a:fillRect/>
+                    </a:stretch>
+                  </pic:blipFill>
+                  <pic:spPr bwMode="auto">
+                    <a:xfrm>
+                      <a:off x="0" y="0"/>
+                      <a:ext cx="6337496" cy="4309497"/>
+                    </a:xfrm>
+                    <a:prstGeom prst="rect">
+                      <a:avLst/>
+                    </a:prstGeom>
+                    <a:noFill/>
+                    <a:ln>
+                      <a:noFill/>
+                    </a:ln>
+                  </pic:spPr>
+                </pic:pic>
+              </a:graphicData>
+            </a:graphic>
+            <wp14:sizeRelH relativeFrom="margin">
+              <wp14:pctWidth>0</wp14:pctWidth>
+            </wp14:sizeRelH>
+            <wp14:sizeRelV relativeFrom="margin">
+              <wp14:pctHeight>0</wp14:pctHeight>
+            </wp14:sizeRelV>
+          </wp:anchor>
+        </w:drawing>
+      </w:r>
+    </w:p>
+    <w:p>
+      <w:pPr>
+        <w:jc w:val="both"/>
+        <w:rPr>
+          <w:sz w:val="26"/>
+          <w:szCs w:val="26"/>
+        </w:rPr>
+      </w:pPr>
+    </w:p>
+    <w:p>
+      <w:pPr>
+        <w:jc w:val="both"/>
+        <w:rPr>
+          <w:sz w:val="26"/>
+          <w:szCs w:val="26"/>
+        </w:rPr>
+      </w:pPr>
+    </w:p>
+    <w:p>
+      <w:pPr>
+        <w:jc w:val="both"/>
+        <w:rPr>
+          <w:sz w:val="26"/>
+          <w:szCs w:val="26"/>
+        </w:rPr>
+      </w:pPr>
+    </w:p>
+    <w:p>
+      <w:pPr>
+        <w:jc w:val="both"/>
+        <w:rPr>
+          <w:sz w:val="26"/>
+          <w:szCs w:val="26"/>
+        </w:rPr>
+      </w:pPr>
+    </w:p>
+    <w:p>
+      <w:pPr>
+        <w:jc w:val="both"/>
+        <w:rPr>
+          <w:sz w:val="26"/>
+          <w:szCs w:val="26"/>
+        </w:rPr>
+      </w:pPr>
+    </w:p>
+    <w:p>
+      <w:pPr>
+        <w:jc w:val="both"/>
+        <w:rPr>
+          <w:sz w:val="26"/>
+          <w:szCs w:val="26"/>
+        </w:rPr>
+      </w:pPr>
+    </w:p>
+    <w:p>
+      <w:pPr>
+        <w:jc w:val="both"/>
+        <w:rPr>
+          <w:sz w:val="26"/>
+          <w:szCs w:val="26"/>
+        </w:rPr>
+      </w:pPr>
+    </w:p>
+    <w:p>
+      <w:pPr>
+        <w:jc w:val="both"/>
+        <w:rPr>
+          <w:sz w:val="26"/>
+          <w:szCs w:val="26"/>
+        </w:rPr>
+      </w:pPr>
+    </w:p>
+    <w:p>
+      <w:pPr>
+        <w:jc w:val="both"/>
+        <w:rPr>
+          <w:sz w:val="26"/>
+          <w:szCs w:val="26"/>
+        </w:rPr>
+      </w:pPr>
+    </w:p>
+    <w:p>
+      <w:pPr>
+        <w:jc w:val="both"/>
+        <w:rPr>
+          <w:sz w:val="26"/>
+          <w:szCs w:val="26"/>
+        </w:rPr>
+      </w:pPr>
+    </w:p>
+    <w:p>
+      <w:pPr>
+        <w:jc w:val="both"/>
+        <w:rPr>
+          <w:sz w:val="26"/>
+          <w:szCs w:val="26"/>
+        </w:rPr>
+      </w:pPr>
+    </w:p>
+    <w:p>
+      <w:pPr>
+        <w:jc w:val="both"/>
+        <w:rPr>
+          <w:sz w:val="26"/>
+          <w:szCs w:val="26"/>
+        </w:rPr>
+      </w:pPr>
+    </w:p>
+    <w:p>
+      <w:pPr>
+        <w:jc w:val="both"/>
+        <w:rPr>
+          <w:sz w:val="26"/>
+          <w:szCs w:val="26"/>
+        </w:rPr>
+      </w:pPr>
+    </w:p>
+    <w:p>
+      <w:pPr>
+        <w:jc w:val="center"/>
+        <w:rPr>
+          <w:b/>
+          <w:bCs/>
+          <w:sz w:val="26"/>
+          <w:szCs w:val="26"/>
+        </w:rPr>
+      </w:pPr>
+      <w:r>
+        <w:rPr>
+          <w:b/>
+          <w:bCs/>
+          <w:sz w:val="26"/>
+          <w:szCs w:val="26"/>
+        </w:rPr>
+        <w:t>DESCRIPTION TEXTUELLE</w:t>
+      </w:r>
+    </w:p>
+    <w:tbl>
+      <w:tblPr>
+        <w:tblStyle w:val="TableGrid"/>
+        <w:tblpPr w:leftFromText="141" w:rightFromText="141" w:vertAnchor="text" w:horzAnchor="margin" w:tblpXSpec="center" w:tblpY="129"/>
+        <w:tblW w:w="10022" w:type="dxa"/>
+        <w:tblLook w:val="04A0" w:firstRow="1" w:lastRow="0" w:firstColumn="1" w:lastColumn="0" w:noHBand="0" w:noVBand="1"/>
+      </w:tblPr>
+      <w:tblGrid>
+        <w:gridCol w:w="5011"/>
+        <w:gridCol w:w="5011"/>
+      </w:tblGrid>
+      <w:tr>
+        <w:trPr>
+          <w:trHeight w:val="844"/>
+        </w:trPr>
+        <w:tc>
+          <w:tcPr>
+            <w:tcW w:w="10022" w:type="dxa"/>
+            <w:gridSpan w:val="2"/>
+          </w:tcPr>
+          <w:p>
+            <w:pPr>
+              <w:jc w:val="center"/>
+              <w:rPr>
+                <w:sz w:val="26"/>
+                <w:szCs w:val="26"/>
+              </w:rPr>
+            </w:pPr>
+            <w:r>
+              <w:rPr>
+                <w:sz w:val="26"/>
+                <w:szCs w:val="26"/>
+              </w:rPr>
+              <w:t>CAS D’UTILISATION</w:t>
+            </w:r>
+            <w:r>
+              <w:rPr>
+                <w:sz w:val="26"/>
+                <w:szCs w:val="26"/>
+              </w:rPr>
+              <w:t xml:space="preserve"> : </w:t>
+            </w:r>
+            <w:r>
+              <w:rPr>
+                <w:b/>
+                <w:bCs/>
+                <w:sz w:val="26"/>
+                <w:szCs w:val="26"/>
+              </w:rPr>
+              <w:t>Gérer planning</w:t>
+            </w:r>
+          </w:p>
+        </w:tc>
+      </w:tr>
+      <w:tr>
+        <w:trPr>
+          <w:trHeight w:val="815"/>
+        </w:trPr>
+        <w:tc>
+          <w:tcPr>
+            <w:tcW w:w="5011" w:type="dxa"/>
+          </w:tcPr>
+          <w:p>
+            <w:pPr>
+              <w:jc w:val="both"/>
+              <w:rPr>
+                <w:b/>
+                <w:bCs/>
+                <w:sz w:val="26"/>
+                <w:szCs w:val="26"/>
+              </w:rPr>
+            </w:pPr>
+            <w:r>
+              <w:rPr>
+                <w:b/>
+                <w:bCs/>
+                <w:sz w:val="26"/>
+                <w:szCs w:val="26"/>
+              </w:rPr>
+              <w:t>Description</w:t>
+            </w:r>
+          </w:p>
+        </w:tc>
+        <w:tc>
+          <w:tcPr>
+            <w:tcW w:w="5011" w:type="dxa"/>
+          </w:tcPr>
+          <w:p>
+            <w:pPr>
+              <w:jc w:val="both"/>
+              <w:rPr>
+                <w:sz w:val="26"/>
+                <w:szCs w:val="26"/>
+              </w:rPr>
+            </w:pPr>
+          </w:p>
+        </w:tc>
+      </w:tr>
+      <w:tr>
+        <w:trPr>
+          <w:trHeight w:val="844"/>
+        </w:trPr>
+        <w:tc>
+          <w:tcPr>
+            <w:tcW w:w="5011" w:type="dxa"/>
+          </w:tcPr>
+          <w:p>
+            <w:pPr>
+              <w:jc w:val="both"/>
+              <w:rPr>
+                <w:sz w:val="26"/>
+                <w:szCs w:val="26"/>
+              </w:rPr>
+            </w:pPr>
+          </w:p>
+        </w:tc>
+        <w:tc>
+          <w:tcPr>
+            <w:tcW w:w="5011" w:type="dxa"/>
+          </w:tcPr>
+          <w:p>
+            <w:pPr>
+              <w:jc w:val="both"/>
+              <w:rPr>
+                <w:sz w:val="26"/>
+                <w:szCs w:val="26"/>
+              </w:rPr>
+            </w:pPr>
+          </w:p>
+        </w:tc>
+      </w:tr>
+      <w:tr>
+        <w:trPr>
+          <w:trHeight w:val="815"/>
+        </w:trPr>
+        <w:tc>
+          <w:tcPr>
+            <w:tcW w:w="5011" w:type="dxa"/>
+          </w:tcPr>
+          <w:p>
+            <w:pPr>
+              <w:jc w:val="both"/>
+              <w:rPr>
+                <w:sz w:val="26"/>
+                <w:szCs w:val="26"/>
+              </w:rPr>
+            </w:pPr>
+          </w:p>
+        </w:tc>
+        <w:tc>
+          <w:tcPr>
+            <w:tcW w:w="5011" w:type="dxa"/>
+          </w:tcPr>
+          <w:p>
+            <w:pPr>
+              <w:jc w:val="both"/>
+              <w:rPr>
+                <w:sz w:val="26"/>
+                <w:szCs w:val="26"/>
+              </w:rPr>
+            </w:pPr>
+          </w:p>
+        </w:tc>
+      </w:tr>
+      <w:tr>
+        <w:trPr>
+          <w:trHeight w:val="844"/>
+        </w:trPr>
+        <w:tc>
+          <w:tcPr>
+            <w:tcW w:w="5011" w:type="dxa"/>
+          </w:tcPr>
+          <w:p>
+            <w:pPr>
+              <w:jc w:val="both"/>
+              <w:rPr>
+                <w:sz w:val="26"/>
+                <w:szCs w:val="26"/>
+              </w:rPr>
+            </w:pPr>
+          </w:p>
+        </w:tc>
+        <w:tc>
+          <w:tcPr>
+            <w:tcW w:w="5011" w:type="dxa"/>
+          </w:tcPr>
+          <w:p>
+            <w:pPr>
+              <w:jc w:val="both"/>
+              <w:rPr>
+                <w:sz w:val="26"/>
+                <w:szCs w:val="26"/>
+              </w:rPr>
+            </w:pPr>
+          </w:p>
+        </w:tc>
+      </w:tr>
+      <w:tr>
+        <w:trPr>
+          <w:trHeight w:val="815"/>
+        </w:trPr>
+        <w:tc>
+          <w:tcPr>
+            <w:tcW w:w="5011" w:type="dxa"/>
+          </w:tcPr>
+          <w:p>
+            <w:pPr>
+              <w:jc w:val="both"/>
+              <w:rPr>
+                <w:sz w:val="26"/>
+                <w:szCs w:val="26"/>
+              </w:rPr>
+            </w:pPr>
+          </w:p>
+        </w:tc>
+        <w:tc>
+          <w:tcPr>
+            <w:tcW w:w="5011" w:type="dxa"/>
+          </w:tcPr>
+          <w:p>
+            <w:pPr>
+              <w:jc w:val="both"/>
+              <w:rPr>
+                <w:sz w:val="26"/>
+                <w:szCs w:val="26"/>
+              </w:rPr>
+            </w:pPr>
+          </w:p>
+        </w:tc>
+      </w:tr>
+      <w:tr>
+        <w:trPr>
+          <w:trHeight w:val="844"/>
+        </w:trPr>
+        <w:tc>
+          <w:tcPr>
+            <w:tcW w:w="5011" w:type="dxa"/>
+          </w:tcPr>
+          <w:p>
+            <w:pPr>
+              <w:jc w:val="both"/>
+              <w:rPr>
+                <w:sz w:val="26"/>
+                <w:szCs w:val="26"/>
+              </w:rPr>
+            </w:pPr>
+          </w:p>
+        </w:tc>
+        <w:tc>
+          <w:tcPr>
+            <w:tcW w:w="5011" w:type="dxa"/>
+          </w:tcPr>
+          <w:p>
+            <w:pPr>
+              <w:jc w:val="both"/>
+              <w:rPr>
+                <w:sz w:val="26"/>
+                <w:szCs w:val="26"/>
+              </w:rPr>
+            </w:pPr>
+          </w:p>
+        </w:tc>
+      </w:tr>
+      <w:tr>
+        <w:trPr>
+          <w:trHeight w:val="815"/>
+        </w:trPr>
+        <w:tc>
+          <w:tcPr>
+            <w:tcW w:w="5011" w:type="dxa"/>
+          </w:tcPr>
+          <w:p>
+            <w:pPr>
+              <w:jc w:val="both"/>
+              <w:rPr>
+                <w:sz w:val="26"/>
+                <w:szCs w:val="26"/>
+              </w:rPr>
+            </w:pPr>
+          </w:p>
+        </w:tc>
+        <w:tc>
+          <w:tcPr>
+            <w:tcW w:w="5011" w:type="dxa"/>
+          </w:tcPr>
+          <w:p>
+            <w:pPr>
+              <w:jc w:val="both"/>
+              <w:rPr>
+                <w:sz w:val="26"/>
+                <w:szCs w:val="26"/>
+              </w:rPr>
+            </w:pPr>
+          </w:p>
+        </w:tc>
+      </w:tr>
+    </w:tbl>
+    <w:p>
+      <w:pPr>
+        <w:jc w:val="both"/>
+        <w:rPr>
+          <w:sz w:val="26"/>
+          <w:szCs w:val="26"/>
+        </w:rPr>
+      </w:pPr>
+    </w:p>
+    <w:p>
+      <w:pPr>
+        <w:jc w:val="both"/>
+        <w:rPr>
+          <w:sz w:val="26"/>
+          <w:szCs w:val="26"/>
+        </w:rPr>
+      </w:pPr>
+    </w:p>
+    <w:p>
+      <w:pPr>
+        <w:jc w:val="both"/>
+        <w:rPr>
+          <w:sz w:val="26"/>
+          <w:szCs w:val="26"/>
+        </w:rPr>
+      </w:pPr>
+    </w:p>
+    <w:p>
+      <w:pPr>
+        <w:jc w:val="both"/>
+        <w:rPr>
+          <w:sz w:val="26"/>
+          <w:szCs w:val="26"/>
+        </w:rPr>
+      </w:pPr>
+    </w:p>
+    <w:p>
+      <w:pPr>
+        <w:jc w:val="both"/>
+        <w:rPr>
+          <w:sz w:val="26"/>
+          <w:szCs w:val="26"/>
+        </w:rPr>
+      </w:pPr>
+    </w:p>
+    <w:p>
+      <w:pPr>
+        <w:jc w:val="both"/>
+        <w:rPr>
+          <w:sz w:val="26"/>
+          <w:szCs w:val="26"/>
+        </w:rPr>
+      </w:pPr>
+    </w:p>
+    <w:p>
+      <w:pPr>
+        <w:pStyle w:val="ListParagraph"/>
+        <w:numPr>
+          <w:ilvl w:val="0"/>
+          <w:numId w:val="23"/>
+        </w:numPr>
+        <w:jc w:val="center"/>
+        <w:rPr>
+          <w:sz w:val="26"/>
+          <w:szCs w:val="26"/>
+        </w:rPr>
+      </w:pPr>
+      <w:r>
+        <w:rPr>
+          <w:sz w:val="26"/>
+          <w:szCs w:val="26"/>
+        </w:rPr>
+        <w:t>CONCEPTION PHYSIQUE</w:t>
+      </w:r>
+    </w:p>
+    <w:p>
+      <w:pPr>
+        <w:jc w:val="both"/>
+        <w:rPr>
+          <w:sz w:val="26"/>
+          <w:szCs w:val="26"/>
+        </w:rPr>
+      </w:pPr>
+      <w:r>
+        <w:rPr>
+          <w:sz w:val="26"/>
+          <w:szCs w:val="26"/>
+        </w:rPr>
+        <w:t xml:space="preserve">La conception physique concerne l’implémentation de l’infrastructure qui supportera l’application. Elle inclut </w:t>
+      </w:r>
+      <w:r>
+        <w:rPr>
+          <w:sz w:val="26"/>
+          <w:szCs w:val="26"/>
+        </w:rPr>
+        <w:t>les relation</w:t>
+      </w:r>
+      <w:r>
+        <w:rPr>
+          <w:sz w:val="26"/>
+          <w:szCs w:val="26"/>
+        </w:rPr>
+        <w:t>s</w:t>
+      </w:r>
+      <w:r>
+        <w:rPr>
+          <w:sz w:val="26"/>
+          <w:szCs w:val="26"/>
+        </w:rPr>
+        <w:t xml:space="preserve"> entre composants du système</w:t>
+      </w:r>
+      <w:r>
+        <w:rPr>
+          <w:sz w:val="26"/>
+          <w:szCs w:val="26"/>
+        </w:rPr>
+        <w:t>, la base de données, et les technologies qui seront utilisées pour garantir la performance et la sécurité du système. La conception physique assure également la mise en place d'une architecture modulaire pour faciliter les futures évolutions.</w:t>
+      </w:r>
+    </w:p>
+    <w:p>
+      <w:pPr>
+        <w:ind w:left="360"/>
+        <w:jc w:val="center"/>
+        <w:rPr>
+          <w:sz w:val="26"/>
+          <w:szCs w:val="26"/>
+        </w:rPr>
+      </w:pPr>
+    </w:p>
+    <w:p>
+      <w:pPr>
         <w:rPr>
           <w:sz w:val="26"/>
           <w:szCs w:val="26"/>
@@ -2164,10 +5570,10 @@
       <w:pgSz w:w="11906" w:h="16838"/>
       <w:pgMar w:top="1417" w:right="1417" w:bottom="1417" w:left="1417" w:header="708" w:footer="708" w:gutter="0"/>
       <w:pgBorders w:offsetFrom="page">
-        <w:top w:val="thinThickThinSmallGap" w:sz="24" w:space="24" w:color="45B0E1" w:themeColor="accent1" w:themeTint="99"/>
-        <w:left w:val="thinThickThinSmallGap" w:sz="24" w:space="24" w:color="45B0E1" w:themeColor="accent1" w:themeTint="99"/>
-        <w:bottom w:val="thinThickThinSmallGap" w:sz="24" w:space="24" w:color="45B0E1" w:themeColor="accent1" w:themeTint="99"/>
-        <w:right w:val="thinThickThinSmallGap" w:sz="24" w:space="24" w:color="45B0E1" w:themeColor="accent1" w:themeTint="99"/>
+        <w:top w:val="thinThickThinMediumGap" w:sz="24" w:space="24" w:color="0070C0"/>
+        <w:left w:val="thinThickThinMediumGap" w:sz="24" w:space="24" w:color="0070C0"/>
+        <w:bottom w:val="thinThickThinMediumGap" w:sz="24" w:space="24" w:color="0070C0"/>
+        <w:right w:val="thinThickThinMediumGap" w:sz="24" w:space="24" w:color="0070C0"/>
       </w:pgBorders>
       <w:cols w:space="708"/>
       <w:docGrid w:linePitch="360"/>
@@ -2179,6 +5585,119 @@
 <file path=word/numbering.xml><?xml version="1.0" encoding="utf-8"?>
 <w:numbering xmlns:wpc="http://schemas.microsoft.com/office/word/2010/wordprocessingCanvas" xmlns:cx="http://schemas.microsoft.com/office/drawing/2014/chartex" xmlns:cx1="http://schemas.microsoft.com/office/drawing/2015/9/8/chartex" xmlns:cx2="http://schemas.microsoft.com/office/drawing/2015/10/21/chartex" xmlns:cx3="http://schemas.microsoft.com/office/drawing/2016/5/9/chartex" xmlns:cx4="http://schemas.microsoft.com/office/drawing/2016/5/10/chartex" xmlns:cx5="http://schemas.microsoft.com/office/drawing/2016/5/11/chartex" xmlns:cx6="http://schemas.microsoft.com/office/drawing/2016/5/12/chartex" xmlns:cx7="http://schemas.microsoft.com/office/drawing/2016/5/13/chartex" xmlns:cx8="http://schemas.microsoft.com/office/drawing/2016/5/14/chartex" xmlns:mc="http://schemas.openxmlformats.org/markup-compatibility/2006" xmlns:aink="http://schemas.microsoft.com/office/drawing/2016/ink" xmlns:am3d="http://schemas.microsoft.com/office/drawing/2017/model3d" xmlns:o="urn:schemas-microsoft-com:office:office" xmlns:oel="http://schemas.microsoft.com/office/2019/extlst" xmlns:r="http://schemas.openxmlformats.org/officeDocument/2006/relationships" xmlns:m="http://schemas.openxmlformats.org/officeDocument/2006/math" xmlns:v="urn:schemas-microsoft-com:vml" xmlns:wp14="http://schemas.microsoft.com/office/word/2010/wordprocessingDrawing" xmlns:wp="http://schemas.openxmlformats.org/drawingml/2006/wordprocessingDrawing" xmlns:w10="urn:schemas-microsoft-com:office:word" xmlns:w="http://schemas.openxmlformats.org/wordprocessingml/2006/main" xmlns:w14="http://schemas.microsoft.com/office/word/2010/wordml" xmlns:w15="http://schemas.microsoft.com/office/word/2012/wordml" xmlns:w16cex="http://schemas.microsoft.com/office/word/2018/wordml/cex" xmlns:w16cid="http://schemas.microsoft.com/office/word/2016/wordml/cid" xmlns:w16="http://schemas.microsoft.com/office/word/2018/wordml" xmlns:w16sdtdh="http://schemas.microsoft.com/office/word/2020/wordml/sdtdatahash" xmlns:w16se="http://schemas.microsoft.com/office/word/2015/wordml/symex" xmlns:wpg="http://schemas.microsoft.com/office/word/2010/wordprocessingGroup" xmlns:wpi="http://schemas.microsoft.com/office/word/2010/wordprocessingInk" xmlns:wne="http://schemas.microsoft.com/office/word/2006/wordml" xmlns:wps="http://schemas.microsoft.com/office/word/2010/wordprocessingShape" mc:Ignorable="w14 w15 w16se w16cid w16 w16cex w16sdtdh wp14">
   <w:abstractNum w:abstractNumId="0" w15:restartNumberingAfterBreak="0">
+    <w:nsid w:val="03050F66"/>
+    <w:multiLevelType w:val="hybridMultilevel"/>
+    <w:tmpl w:val="78C48A36"/>
+    <w:lvl w:ilvl="0" w:tplc="C3CC0F48">
+      <w:start w:val="1"/>
+      <w:numFmt w:val="bullet"/>
+      <w:lvlText w:val="-"/>
+      <w:lvlJc w:val="left"/>
+      <w:pPr>
+        <w:ind w:left="720" w:hanging="360"/>
+      </w:pPr>
+      <w:rPr>
+        <w:rFonts w:ascii="Aptos" w:eastAsiaTheme="minorHAnsi" w:hAnsi="Aptos" w:cstheme="minorBidi" w:hint="default"/>
+      </w:rPr>
+    </w:lvl>
+    <w:lvl w:ilvl="1" w:tplc="040C0003" w:tentative="1">
+      <w:start w:val="1"/>
+      <w:numFmt w:val="bullet"/>
+      <w:lvlText w:val="o"/>
+      <w:lvlJc w:val="left"/>
+      <w:pPr>
+        <w:ind w:left="1440" w:hanging="360"/>
+      </w:pPr>
+      <w:rPr>
+        <w:rFonts w:ascii="Courier New" w:hAnsi="Courier New" w:cs="Courier New" w:hint="default"/>
+      </w:rPr>
+    </w:lvl>
+    <w:lvl w:ilvl="2" w:tplc="040C0005" w:tentative="1">
+      <w:start w:val="1"/>
+      <w:numFmt w:val="bullet"/>
+      <w:lvlText w:val=""/>
+      <w:lvlJc w:val="left"/>
+      <w:pPr>
+        <w:ind w:left="2160" w:hanging="360"/>
+      </w:pPr>
+      <w:rPr>
+        <w:rFonts w:ascii="Wingdings" w:hAnsi="Wingdings" w:hint="default"/>
+      </w:rPr>
+    </w:lvl>
+    <w:lvl w:ilvl="3" w:tplc="040C0001" w:tentative="1">
+      <w:start w:val="1"/>
+      <w:numFmt w:val="bullet"/>
+      <w:lvlText w:val=""/>
+      <w:lvlJc w:val="left"/>
+      <w:pPr>
+        <w:ind w:left="2880" w:hanging="360"/>
+      </w:pPr>
+      <w:rPr>
+        <w:rFonts w:ascii="Symbol" w:hAnsi="Symbol" w:hint="default"/>
+      </w:rPr>
+    </w:lvl>
+    <w:lvl w:ilvl="4" w:tplc="040C0003" w:tentative="1">
+      <w:start w:val="1"/>
+      <w:numFmt w:val="bullet"/>
+      <w:lvlText w:val="o"/>
+      <w:lvlJc w:val="left"/>
+      <w:pPr>
+        <w:ind w:left="3600" w:hanging="360"/>
+      </w:pPr>
+      <w:rPr>
+        <w:rFonts w:ascii="Courier New" w:hAnsi="Courier New" w:cs="Courier New" w:hint="default"/>
+      </w:rPr>
+    </w:lvl>
+    <w:lvl w:ilvl="5" w:tplc="040C0005" w:tentative="1">
+      <w:start w:val="1"/>
+      <w:numFmt w:val="bullet"/>
+      <w:lvlText w:val=""/>
+      <w:lvlJc w:val="left"/>
+      <w:pPr>
+        <w:ind w:left="4320" w:hanging="360"/>
+      </w:pPr>
+      <w:rPr>
+        <w:rFonts w:ascii="Wingdings" w:hAnsi="Wingdings" w:hint="default"/>
+      </w:rPr>
+    </w:lvl>
+    <w:lvl w:ilvl="6" w:tplc="040C0001" w:tentative="1">
+      <w:start w:val="1"/>
+      <w:numFmt w:val="bullet"/>
+      <w:lvlText w:val=""/>
+      <w:lvlJc w:val="left"/>
+      <w:pPr>
+        <w:ind w:left="5040" w:hanging="360"/>
+      </w:pPr>
+      <w:rPr>
+        <w:rFonts w:ascii="Symbol" w:hAnsi="Symbol" w:hint="default"/>
+      </w:rPr>
+    </w:lvl>
+    <w:lvl w:ilvl="7" w:tplc="040C0003" w:tentative="1">
+      <w:start w:val="1"/>
+      <w:numFmt w:val="bullet"/>
+      <w:lvlText w:val="o"/>
+      <w:lvlJc w:val="left"/>
+      <w:pPr>
+        <w:ind w:left="5760" w:hanging="360"/>
+      </w:pPr>
+      <w:rPr>
+        <w:rFonts w:ascii="Courier New" w:hAnsi="Courier New" w:cs="Courier New" w:hint="default"/>
+      </w:rPr>
+    </w:lvl>
+    <w:lvl w:ilvl="8" w:tplc="040C0005" w:tentative="1">
+      <w:start w:val="1"/>
+      <w:numFmt w:val="bullet"/>
+      <w:lvlText w:val=""/>
+      <w:lvlJc w:val="left"/>
+      <w:pPr>
+        <w:ind w:left="6480" w:hanging="360"/>
+      </w:pPr>
+      <w:rPr>
+        <w:rFonts w:ascii="Wingdings" w:hAnsi="Wingdings" w:hint="default"/>
+      </w:rPr>
+    </w:lvl>
+  </w:abstractNum>
+  <w:abstractNum w:abstractNumId="1" w15:restartNumberingAfterBreak="0">
     <w:nsid w:val="11E9582E"/>
     <w:multiLevelType w:val="hybridMultilevel"/>
     <w:tmpl w:val="F854323E"/>
@@ -2264,7 +5783,7 @@
       </w:pPr>
     </w:lvl>
   </w:abstractNum>
-  <w:abstractNum w:abstractNumId="1" w15:restartNumberingAfterBreak="0">
+  <w:abstractNum w:abstractNumId="2" w15:restartNumberingAfterBreak="0">
     <w:nsid w:val="14F40BD1"/>
     <w:multiLevelType w:val="hybridMultilevel"/>
     <w:tmpl w:val="0732529A"/>
@@ -2353,7 +5872,233 @@
       </w:pPr>
     </w:lvl>
   </w:abstractNum>
-  <w:abstractNum w:abstractNumId="2" w15:restartNumberingAfterBreak="0">
+  <w:abstractNum w:abstractNumId="3" w15:restartNumberingAfterBreak="0">
+    <w:nsid w:val="164339C5"/>
+    <w:multiLevelType w:val="hybridMultilevel"/>
+    <w:tmpl w:val="D1E26474"/>
+    <w:lvl w:ilvl="0" w:tplc="5676641C">
+      <w:start w:val="1"/>
+      <w:numFmt w:val="bullet"/>
+      <w:lvlText w:val=""/>
+      <w:lvlJc w:val="left"/>
+      <w:pPr>
+        <w:ind w:left="1440" w:hanging="360"/>
+      </w:pPr>
+      <w:rPr>
+        <w:rFonts w:ascii="Symbol" w:hAnsi="Symbol" w:hint="default"/>
+      </w:rPr>
+    </w:lvl>
+    <w:lvl w:ilvl="1" w:tplc="040C0003" w:tentative="1">
+      <w:start w:val="1"/>
+      <w:numFmt w:val="bullet"/>
+      <w:lvlText w:val="o"/>
+      <w:lvlJc w:val="left"/>
+      <w:pPr>
+        <w:ind w:left="2160" w:hanging="360"/>
+      </w:pPr>
+      <w:rPr>
+        <w:rFonts w:ascii="Courier New" w:hAnsi="Courier New" w:cs="Courier New" w:hint="default"/>
+      </w:rPr>
+    </w:lvl>
+    <w:lvl w:ilvl="2" w:tplc="040C0005" w:tentative="1">
+      <w:start w:val="1"/>
+      <w:numFmt w:val="bullet"/>
+      <w:lvlText w:val=""/>
+      <w:lvlJc w:val="left"/>
+      <w:pPr>
+        <w:ind w:left="2880" w:hanging="360"/>
+      </w:pPr>
+      <w:rPr>
+        <w:rFonts w:ascii="Wingdings" w:hAnsi="Wingdings" w:hint="default"/>
+      </w:rPr>
+    </w:lvl>
+    <w:lvl w:ilvl="3" w:tplc="040C0001" w:tentative="1">
+      <w:start w:val="1"/>
+      <w:numFmt w:val="bullet"/>
+      <w:lvlText w:val=""/>
+      <w:lvlJc w:val="left"/>
+      <w:pPr>
+        <w:ind w:left="3600" w:hanging="360"/>
+      </w:pPr>
+      <w:rPr>
+        <w:rFonts w:ascii="Symbol" w:hAnsi="Symbol" w:hint="default"/>
+      </w:rPr>
+    </w:lvl>
+    <w:lvl w:ilvl="4" w:tplc="040C0003" w:tentative="1">
+      <w:start w:val="1"/>
+      <w:numFmt w:val="bullet"/>
+      <w:lvlText w:val="o"/>
+      <w:lvlJc w:val="left"/>
+      <w:pPr>
+        <w:ind w:left="4320" w:hanging="360"/>
+      </w:pPr>
+      <w:rPr>
+        <w:rFonts w:ascii="Courier New" w:hAnsi="Courier New" w:cs="Courier New" w:hint="default"/>
+      </w:rPr>
+    </w:lvl>
+    <w:lvl w:ilvl="5" w:tplc="040C0005" w:tentative="1">
+      <w:start w:val="1"/>
+      <w:numFmt w:val="bullet"/>
+      <w:lvlText w:val=""/>
+      <w:lvlJc w:val="left"/>
+      <w:pPr>
+        <w:ind w:left="5040" w:hanging="360"/>
+      </w:pPr>
+      <w:rPr>
+        <w:rFonts w:ascii="Wingdings" w:hAnsi="Wingdings" w:hint="default"/>
+      </w:rPr>
+    </w:lvl>
+    <w:lvl w:ilvl="6" w:tplc="040C0001" w:tentative="1">
+      <w:start w:val="1"/>
+      <w:numFmt w:val="bullet"/>
+      <w:lvlText w:val=""/>
+      <w:lvlJc w:val="left"/>
+      <w:pPr>
+        <w:ind w:left="5760" w:hanging="360"/>
+      </w:pPr>
+      <w:rPr>
+        <w:rFonts w:ascii="Symbol" w:hAnsi="Symbol" w:hint="default"/>
+      </w:rPr>
+    </w:lvl>
+    <w:lvl w:ilvl="7" w:tplc="040C0003" w:tentative="1">
+      <w:start w:val="1"/>
+      <w:numFmt w:val="bullet"/>
+      <w:lvlText w:val="o"/>
+      <w:lvlJc w:val="left"/>
+      <w:pPr>
+        <w:ind w:left="6480" w:hanging="360"/>
+      </w:pPr>
+      <w:rPr>
+        <w:rFonts w:ascii="Courier New" w:hAnsi="Courier New" w:cs="Courier New" w:hint="default"/>
+      </w:rPr>
+    </w:lvl>
+    <w:lvl w:ilvl="8" w:tplc="040C0005" w:tentative="1">
+      <w:start w:val="1"/>
+      <w:numFmt w:val="bullet"/>
+      <w:lvlText w:val=""/>
+      <w:lvlJc w:val="left"/>
+      <w:pPr>
+        <w:ind w:left="7200" w:hanging="360"/>
+      </w:pPr>
+      <w:rPr>
+        <w:rFonts w:ascii="Wingdings" w:hAnsi="Wingdings" w:hint="default"/>
+      </w:rPr>
+    </w:lvl>
+  </w:abstractNum>
+  <w:abstractNum w:abstractNumId="4" w15:restartNumberingAfterBreak="0">
+    <w:nsid w:val="1AD1797F"/>
+    <w:multiLevelType w:val="hybridMultilevel"/>
+    <w:tmpl w:val="B57832E0"/>
+    <w:lvl w:ilvl="0" w:tplc="5676641C">
+      <w:start w:val="1"/>
+      <w:numFmt w:val="bullet"/>
+      <w:lvlText w:val=""/>
+      <w:lvlJc w:val="left"/>
+      <w:pPr>
+        <w:ind w:left="720" w:hanging="360"/>
+      </w:pPr>
+      <w:rPr>
+        <w:rFonts w:ascii="Symbol" w:hAnsi="Symbol" w:hint="default"/>
+      </w:rPr>
+    </w:lvl>
+    <w:lvl w:ilvl="1" w:tplc="040C0003" w:tentative="1">
+      <w:start w:val="1"/>
+      <w:numFmt w:val="bullet"/>
+      <w:lvlText w:val="o"/>
+      <w:lvlJc w:val="left"/>
+      <w:pPr>
+        <w:ind w:left="1440" w:hanging="360"/>
+      </w:pPr>
+      <w:rPr>
+        <w:rFonts w:ascii="Courier New" w:hAnsi="Courier New" w:cs="Courier New" w:hint="default"/>
+      </w:rPr>
+    </w:lvl>
+    <w:lvl w:ilvl="2" w:tplc="040C0005" w:tentative="1">
+      <w:start w:val="1"/>
+      <w:numFmt w:val="bullet"/>
+      <w:lvlText w:val=""/>
+      <w:lvlJc w:val="left"/>
+      <w:pPr>
+        <w:ind w:left="2160" w:hanging="360"/>
+      </w:pPr>
+      <w:rPr>
+        <w:rFonts w:ascii="Wingdings" w:hAnsi="Wingdings" w:hint="default"/>
+      </w:rPr>
+    </w:lvl>
+    <w:lvl w:ilvl="3" w:tplc="040C0001" w:tentative="1">
+      <w:start w:val="1"/>
+      <w:numFmt w:val="bullet"/>
+      <w:lvlText w:val=""/>
+      <w:lvlJc w:val="left"/>
+      <w:pPr>
+        <w:ind w:left="2880" w:hanging="360"/>
+      </w:pPr>
+      <w:rPr>
+        <w:rFonts w:ascii="Symbol" w:hAnsi="Symbol" w:hint="default"/>
+      </w:rPr>
+    </w:lvl>
+    <w:lvl w:ilvl="4" w:tplc="040C0003" w:tentative="1">
+      <w:start w:val="1"/>
+      <w:numFmt w:val="bullet"/>
+      <w:lvlText w:val="o"/>
+      <w:lvlJc w:val="left"/>
+      <w:pPr>
+        <w:ind w:left="3600" w:hanging="360"/>
+      </w:pPr>
+      <w:rPr>
+        <w:rFonts w:ascii="Courier New" w:hAnsi="Courier New" w:cs="Courier New" w:hint="default"/>
+      </w:rPr>
+    </w:lvl>
+    <w:lvl w:ilvl="5" w:tplc="040C0005" w:tentative="1">
+      <w:start w:val="1"/>
+      <w:numFmt w:val="bullet"/>
+      <w:lvlText w:val=""/>
+      <w:lvlJc w:val="left"/>
+      <w:pPr>
+        <w:ind w:left="4320" w:hanging="360"/>
+      </w:pPr>
+      <w:rPr>
+        <w:rFonts w:ascii="Wingdings" w:hAnsi="Wingdings" w:hint="default"/>
+      </w:rPr>
+    </w:lvl>
+    <w:lvl w:ilvl="6" w:tplc="040C0001" w:tentative="1">
+      <w:start w:val="1"/>
+      <w:numFmt w:val="bullet"/>
+      <w:lvlText w:val=""/>
+      <w:lvlJc w:val="left"/>
+      <w:pPr>
+        <w:ind w:left="5040" w:hanging="360"/>
+      </w:pPr>
+      <w:rPr>
+        <w:rFonts w:ascii="Symbol" w:hAnsi="Symbol" w:hint="default"/>
+      </w:rPr>
+    </w:lvl>
+    <w:lvl w:ilvl="7" w:tplc="040C0003" w:tentative="1">
+      <w:start w:val="1"/>
+      <w:numFmt w:val="bullet"/>
+      <w:lvlText w:val="o"/>
+      <w:lvlJc w:val="left"/>
+      <w:pPr>
+        <w:ind w:left="5760" w:hanging="360"/>
+      </w:pPr>
+      <w:rPr>
+        <w:rFonts w:ascii="Courier New" w:hAnsi="Courier New" w:cs="Courier New" w:hint="default"/>
+      </w:rPr>
+    </w:lvl>
+    <w:lvl w:ilvl="8" w:tplc="040C0005" w:tentative="1">
+      <w:start w:val="1"/>
+      <w:numFmt w:val="bullet"/>
+      <w:lvlText w:val=""/>
+      <w:lvlJc w:val="left"/>
+      <w:pPr>
+        <w:ind w:left="6480" w:hanging="360"/>
+      </w:pPr>
+      <w:rPr>
+        <w:rFonts w:ascii="Wingdings" w:hAnsi="Wingdings" w:hint="default"/>
+      </w:rPr>
+    </w:lvl>
+  </w:abstractNum>
+  <w:abstractNum w:abstractNumId="5" w15:restartNumberingAfterBreak="0">
     <w:nsid w:val="1C360065"/>
     <w:multiLevelType w:val="hybridMultilevel"/>
     <w:tmpl w:val="95A08390"/>
@@ -2439,7 +6184,7 @@
       </w:pPr>
     </w:lvl>
   </w:abstractNum>
-  <w:abstractNum w:abstractNumId="3" w15:restartNumberingAfterBreak="0">
+  <w:abstractNum w:abstractNumId="6" w15:restartNumberingAfterBreak="0">
     <w:nsid w:val="1E5E26FC"/>
     <w:multiLevelType w:val="hybridMultilevel"/>
     <w:tmpl w:val="E41EEB9E"/>
@@ -2528,7 +6273,7 @@
       </w:pPr>
     </w:lvl>
   </w:abstractNum>
-  <w:abstractNum w:abstractNumId="4" w15:restartNumberingAfterBreak="0">
+  <w:abstractNum w:abstractNumId="7" w15:restartNumberingAfterBreak="0">
     <w:nsid w:val="1FEA0F28"/>
     <w:multiLevelType w:val="hybridMultilevel"/>
     <w:tmpl w:val="B386C9F2"/>
@@ -2614,7 +6359,7 @@
       </w:pPr>
     </w:lvl>
   </w:abstractNum>
-  <w:abstractNum w:abstractNumId="5" w15:restartNumberingAfterBreak="0">
+  <w:abstractNum w:abstractNumId="8" w15:restartNumberingAfterBreak="0">
     <w:nsid w:val="2C393C4D"/>
     <w:multiLevelType w:val="hybridMultilevel"/>
     <w:tmpl w:val="B120BD4E"/>
@@ -2703,7 +6448,7 @@
       </w:pPr>
     </w:lvl>
   </w:abstractNum>
-  <w:abstractNum w:abstractNumId="6" w15:restartNumberingAfterBreak="0">
+  <w:abstractNum w:abstractNumId="9" w15:restartNumberingAfterBreak="0">
     <w:nsid w:val="2F725BD6"/>
     <w:multiLevelType w:val="hybridMultilevel"/>
     <w:tmpl w:val="B386C9F2"/>
@@ -2789,7 +6534,7 @@
       </w:pPr>
     </w:lvl>
   </w:abstractNum>
-  <w:abstractNum w:abstractNumId="7" w15:restartNumberingAfterBreak="0">
+  <w:abstractNum w:abstractNumId="10" w15:restartNumberingAfterBreak="0">
     <w:nsid w:val="31327820"/>
     <w:multiLevelType w:val="hybridMultilevel"/>
     <w:tmpl w:val="140ECA86"/>
@@ -2875,7 +6620,7 @@
       </w:pPr>
     </w:lvl>
   </w:abstractNum>
-  <w:abstractNum w:abstractNumId="8" w15:restartNumberingAfterBreak="0">
+  <w:abstractNum w:abstractNumId="11" w15:restartNumberingAfterBreak="0">
     <w:nsid w:val="31C20A18"/>
     <w:multiLevelType w:val="hybridMultilevel"/>
     <w:tmpl w:val="DA8A69CA"/>
@@ -2961,7 +6706,7 @@
       </w:pPr>
     </w:lvl>
   </w:abstractNum>
-  <w:abstractNum w:abstractNumId="9" w15:restartNumberingAfterBreak="0">
+  <w:abstractNum w:abstractNumId="12" w15:restartNumberingAfterBreak="0">
     <w:nsid w:val="32F05D35"/>
     <w:multiLevelType w:val="hybridMultilevel"/>
     <w:tmpl w:val="B386C9F2"/>
@@ -3047,7 +6792,7 @@
       </w:pPr>
     </w:lvl>
   </w:abstractNum>
-  <w:abstractNum w:abstractNumId="10" w15:restartNumberingAfterBreak="0">
+  <w:abstractNum w:abstractNumId="13" w15:restartNumberingAfterBreak="0">
     <w:nsid w:val="33267BE8"/>
     <w:multiLevelType w:val="multilevel"/>
     <w:tmpl w:val="9F9CA956"/>
@@ -3196,7 +6941,120 @@
       </w:rPr>
     </w:lvl>
   </w:abstractNum>
-  <w:abstractNum w:abstractNumId="11" w15:restartNumberingAfterBreak="0">
+  <w:abstractNum w:abstractNumId="14" w15:restartNumberingAfterBreak="0">
+    <w:nsid w:val="36214F23"/>
+    <w:multiLevelType w:val="hybridMultilevel"/>
+    <w:tmpl w:val="4EE869A4"/>
+    <w:lvl w:ilvl="0" w:tplc="5676641C">
+      <w:start w:val="1"/>
+      <w:numFmt w:val="bullet"/>
+      <w:lvlText w:val=""/>
+      <w:lvlJc w:val="left"/>
+      <w:pPr>
+        <w:ind w:left="1440" w:hanging="360"/>
+      </w:pPr>
+      <w:rPr>
+        <w:rFonts w:ascii="Symbol" w:hAnsi="Symbol" w:hint="default"/>
+      </w:rPr>
+    </w:lvl>
+    <w:lvl w:ilvl="1" w:tplc="040C0003" w:tentative="1">
+      <w:start w:val="1"/>
+      <w:numFmt w:val="bullet"/>
+      <w:lvlText w:val="o"/>
+      <w:lvlJc w:val="left"/>
+      <w:pPr>
+        <w:ind w:left="2160" w:hanging="360"/>
+      </w:pPr>
+      <w:rPr>
+        <w:rFonts w:ascii="Courier New" w:hAnsi="Courier New" w:cs="Courier New" w:hint="default"/>
+      </w:rPr>
+    </w:lvl>
+    <w:lvl w:ilvl="2" w:tplc="040C0005" w:tentative="1">
+      <w:start w:val="1"/>
+      <w:numFmt w:val="bullet"/>
+      <w:lvlText w:val=""/>
+      <w:lvlJc w:val="left"/>
+      <w:pPr>
+        <w:ind w:left="2880" w:hanging="360"/>
+      </w:pPr>
+      <w:rPr>
+        <w:rFonts w:ascii="Wingdings" w:hAnsi="Wingdings" w:hint="default"/>
+      </w:rPr>
+    </w:lvl>
+    <w:lvl w:ilvl="3" w:tplc="040C0001" w:tentative="1">
+      <w:start w:val="1"/>
+      <w:numFmt w:val="bullet"/>
+      <w:lvlText w:val=""/>
+      <w:lvlJc w:val="left"/>
+      <w:pPr>
+        <w:ind w:left="3600" w:hanging="360"/>
+      </w:pPr>
+      <w:rPr>
+        <w:rFonts w:ascii="Symbol" w:hAnsi="Symbol" w:hint="default"/>
+      </w:rPr>
+    </w:lvl>
+    <w:lvl w:ilvl="4" w:tplc="040C0003" w:tentative="1">
+      <w:start w:val="1"/>
+      <w:numFmt w:val="bullet"/>
+      <w:lvlText w:val="o"/>
+      <w:lvlJc w:val="left"/>
+      <w:pPr>
+        <w:ind w:left="4320" w:hanging="360"/>
+      </w:pPr>
+      <w:rPr>
+        <w:rFonts w:ascii="Courier New" w:hAnsi="Courier New" w:cs="Courier New" w:hint="default"/>
+      </w:rPr>
+    </w:lvl>
+    <w:lvl w:ilvl="5" w:tplc="040C0005" w:tentative="1">
+      <w:start w:val="1"/>
+      <w:numFmt w:val="bullet"/>
+      <w:lvlText w:val=""/>
+      <w:lvlJc w:val="left"/>
+      <w:pPr>
+        <w:ind w:left="5040" w:hanging="360"/>
+      </w:pPr>
+      <w:rPr>
+        <w:rFonts w:ascii="Wingdings" w:hAnsi="Wingdings" w:hint="default"/>
+      </w:rPr>
+    </w:lvl>
+    <w:lvl w:ilvl="6" w:tplc="040C0001" w:tentative="1">
+      <w:start w:val="1"/>
+      <w:numFmt w:val="bullet"/>
+      <w:lvlText w:val=""/>
+      <w:lvlJc w:val="left"/>
+      <w:pPr>
+        <w:ind w:left="5760" w:hanging="360"/>
+      </w:pPr>
+      <w:rPr>
+        <w:rFonts w:ascii="Symbol" w:hAnsi="Symbol" w:hint="default"/>
+      </w:rPr>
+    </w:lvl>
+    <w:lvl w:ilvl="7" w:tplc="040C0003" w:tentative="1">
+      <w:start w:val="1"/>
+      <w:numFmt w:val="bullet"/>
+      <w:lvlText w:val="o"/>
+      <w:lvlJc w:val="left"/>
+      <w:pPr>
+        <w:ind w:left="6480" w:hanging="360"/>
+      </w:pPr>
+      <w:rPr>
+        <w:rFonts w:ascii="Courier New" w:hAnsi="Courier New" w:cs="Courier New" w:hint="default"/>
+      </w:rPr>
+    </w:lvl>
+    <w:lvl w:ilvl="8" w:tplc="040C0005" w:tentative="1">
+      <w:start w:val="1"/>
+      <w:numFmt w:val="bullet"/>
+      <w:lvlText w:val=""/>
+      <w:lvlJc w:val="left"/>
+      <w:pPr>
+        <w:ind w:left="7200" w:hanging="360"/>
+      </w:pPr>
+      <w:rPr>
+        <w:rFonts w:ascii="Wingdings" w:hAnsi="Wingdings" w:hint="default"/>
+      </w:rPr>
+    </w:lvl>
+  </w:abstractNum>
+  <w:abstractNum w:abstractNumId="15" w15:restartNumberingAfterBreak="0">
     <w:nsid w:val="37417F82"/>
     <w:multiLevelType w:val="hybridMultilevel"/>
     <w:tmpl w:val="D6CC0F40"/>
@@ -3282,7 +7140,7 @@
       </w:pPr>
     </w:lvl>
   </w:abstractNum>
-  <w:abstractNum w:abstractNumId="12" w15:restartNumberingAfterBreak="0">
+  <w:abstractNum w:abstractNumId="16" w15:restartNumberingAfterBreak="0">
     <w:nsid w:val="38DE62A9"/>
     <w:multiLevelType w:val="hybridMultilevel"/>
     <w:tmpl w:val="5D1461CC"/>
@@ -3371,7 +7229,7 @@
       </w:pPr>
     </w:lvl>
   </w:abstractNum>
-  <w:abstractNum w:abstractNumId="13" w15:restartNumberingAfterBreak="0">
+  <w:abstractNum w:abstractNumId="17" w15:restartNumberingAfterBreak="0">
     <w:nsid w:val="3EF335F9"/>
     <w:multiLevelType w:val="hybridMultilevel"/>
     <w:tmpl w:val="C79C42E4"/>
@@ -3460,7 +7318,7 @@
       </w:pPr>
     </w:lvl>
   </w:abstractNum>
-  <w:abstractNum w:abstractNumId="14" w15:restartNumberingAfterBreak="0">
+  <w:abstractNum w:abstractNumId="18" w15:restartNumberingAfterBreak="0">
     <w:nsid w:val="41FF2685"/>
     <w:multiLevelType w:val="hybridMultilevel"/>
     <w:tmpl w:val="C79C42E4"/>
@@ -3549,7 +7407,7 @@
       </w:pPr>
     </w:lvl>
   </w:abstractNum>
-  <w:abstractNum w:abstractNumId="15" w15:restartNumberingAfterBreak="0">
+  <w:abstractNum w:abstractNumId="19" w15:restartNumberingAfterBreak="0">
     <w:nsid w:val="52E846F7"/>
     <w:multiLevelType w:val="hybridMultilevel"/>
     <w:tmpl w:val="140ECA86"/>
@@ -3635,7 +7493,7 @@
       </w:pPr>
     </w:lvl>
   </w:abstractNum>
-  <w:abstractNum w:abstractNumId="16" w15:restartNumberingAfterBreak="0">
+  <w:abstractNum w:abstractNumId="20" w15:restartNumberingAfterBreak="0">
     <w:nsid w:val="5AF00059"/>
     <w:multiLevelType w:val="hybridMultilevel"/>
     <w:tmpl w:val="F854323E"/>
@@ -3721,7 +7579,93 @@
       </w:pPr>
     </w:lvl>
   </w:abstractNum>
-  <w:abstractNum w:abstractNumId="17" w15:restartNumberingAfterBreak="0">
+  <w:abstractNum w:abstractNumId="21" w15:restartNumberingAfterBreak="0">
+    <w:nsid w:val="5DA00ECB"/>
+    <w:multiLevelType w:val="hybridMultilevel"/>
+    <w:tmpl w:val="578AD36C"/>
+    <w:lvl w:ilvl="0" w:tplc="040C000F">
+      <w:start w:val="1"/>
+      <w:numFmt w:val="decimal"/>
+      <w:lvlText w:val="%1."/>
+      <w:lvlJc w:val="left"/>
+      <w:pPr>
+        <w:ind w:left="720" w:hanging="360"/>
+      </w:pPr>
+    </w:lvl>
+    <w:lvl w:ilvl="1" w:tplc="040C0019" w:tentative="1">
+      <w:start w:val="1"/>
+      <w:numFmt w:val="lowerLetter"/>
+      <w:lvlText w:val="%2."/>
+      <w:lvlJc w:val="left"/>
+      <w:pPr>
+        <w:ind w:left="1440" w:hanging="360"/>
+      </w:pPr>
+    </w:lvl>
+    <w:lvl w:ilvl="2" w:tplc="040C001B" w:tentative="1">
+      <w:start w:val="1"/>
+      <w:numFmt w:val="lowerRoman"/>
+      <w:lvlText w:val="%3."/>
+      <w:lvlJc w:val="right"/>
+      <w:pPr>
+        <w:ind w:left="2160" w:hanging="180"/>
+      </w:pPr>
+    </w:lvl>
+    <w:lvl w:ilvl="3" w:tplc="040C000F" w:tentative="1">
+      <w:start w:val="1"/>
+      <w:numFmt w:val="decimal"/>
+      <w:lvlText w:val="%4."/>
+      <w:lvlJc w:val="left"/>
+      <w:pPr>
+        <w:ind w:left="2880" w:hanging="360"/>
+      </w:pPr>
+    </w:lvl>
+    <w:lvl w:ilvl="4" w:tplc="040C0019" w:tentative="1">
+      <w:start w:val="1"/>
+      <w:numFmt w:val="lowerLetter"/>
+      <w:lvlText w:val="%5."/>
+      <w:lvlJc w:val="left"/>
+      <w:pPr>
+        <w:ind w:left="3600" w:hanging="360"/>
+      </w:pPr>
+    </w:lvl>
+    <w:lvl w:ilvl="5" w:tplc="040C001B" w:tentative="1">
+      <w:start w:val="1"/>
+      <w:numFmt w:val="lowerRoman"/>
+      <w:lvlText w:val="%6."/>
+      <w:lvlJc w:val="right"/>
+      <w:pPr>
+        <w:ind w:left="4320" w:hanging="180"/>
+      </w:pPr>
+    </w:lvl>
+    <w:lvl w:ilvl="6" w:tplc="040C000F" w:tentative="1">
+      <w:start w:val="1"/>
+      <w:numFmt w:val="decimal"/>
+      <w:lvlText w:val="%7."/>
+      <w:lvlJc w:val="left"/>
+      <w:pPr>
+        <w:ind w:left="5040" w:hanging="360"/>
+      </w:pPr>
+    </w:lvl>
+    <w:lvl w:ilvl="7" w:tplc="040C0019" w:tentative="1">
+      <w:start w:val="1"/>
+      <w:numFmt w:val="lowerLetter"/>
+      <w:lvlText w:val="%8."/>
+      <w:lvlJc w:val="left"/>
+      <w:pPr>
+        <w:ind w:left="5760" w:hanging="360"/>
+      </w:pPr>
+    </w:lvl>
+    <w:lvl w:ilvl="8" w:tplc="040C001B" w:tentative="1">
+      <w:start w:val="1"/>
+      <w:numFmt w:val="lowerRoman"/>
+      <w:lvlText w:val="%9."/>
+      <w:lvlJc w:val="right"/>
+      <w:pPr>
+        <w:ind w:left="6480" w:hanging="180"/>
+      </w:pPr>
+    </w:lvl>
+  </w:abstractNum>
+  <w:abstractNum w:abstractNumId="22" w15:restartNumberingAfterBreak="0">
     <w:nsid w:val="656C2719"/>
     <w:multiLevelType w:val="hybridMultilevel"/>
     <w:tmpl w:val="58B47AB6"/>
@@ -3807,7 +7751,7 @@
       </w:pPr>
     </w:lvl>
   </w:abstractNum>
-  <w:abstractNum w:abstractNumId="18" w15:restartNumberingAfterBreak="0">
+  <w:abstractNum w:abstractNumId="23" w15:restartNumberingAfterBreak="0">
     <w:nsid w:val="68D334B0"/>
     <w:multiLevelType w:val="multilevel"/>
     <w:tmpl w:val="5DD64F4E"/>
@@ -3952,7 +7896,7 @@
       </w:rPr>
     </w:lvl>
   </w:abstractNum>
-  <w:abstractNum w:abstractNumId="19" w15:restartNumberingAfterBreak="0">
+  <w:abstractNum w:abstractNumId="24" w15:restartNumberingAfterBreak="0">
     <w:nsid w:val="6A340D8E"/>
     <w:multiLevelType w:val="hybridMultilevel"/>
     <w:tmpl w:val="857665F2"/>
@@ -4041,7 +7985,7 @@
       </w:pPr>
     </w:lvl>
   </w:abstractNum>
-  <w:abstractNum w:abstractNumId="20" w15:restartNumberingAfterBreak="0">
+  <w:abstractNum w:abstractNumId="25" w15:restartNumberingAfterBreak="0">
     <w:nsid w:val="6C6E007F"/>
     <w:multiLevelType w:val="hybridMultilevel"/>
     <w:tmpl w:val="B386C9F2"/>
@@ -4127,7 +8071,120 @@
       </w:pPr>
     </w:lvl>
   </w:abstractNum>
-  <w:abstractNum w:abstractNumId="21" w15:restartNumberingAfterBreak="0">
+  <w:abstractNum w:abstractNumId="26" w15:restartNumberingAfterBreak="0">
+    <w:nsid w:val="70DA3396"/>
+    <w:multiLevelType w:val="hybridMultilevel"/>
+    <w:tmpl w:val="798A24BA"/>
+    <w:lvl w:ilvl="0" w:tplc="5676641C">
+      <w:start w:val="1"/>
+      <w:numFmt w:val="bullet"/>
+      <w:lvlText w:val=""/>
+      <w:lvlJc w:val="left"/>
+      <w:pPr>
+        <w:ind w:left="1440" w:hanging="360"/>
+      </w:pPr>
+      <w:rPr>
+        <w:rFonts w:ascii="Symbol" w:hAnsi="Symbol" w:hint="default"/>
+      </w:rPr>
+    </w:lvl>
+    <w:lvl w:ilvl="1" w:tplc="040C0003" w:tentative="1">
+      <w:start w:val="1"/>
+      <w:numFmt w:val="bullet"/>
+      <w:lvlText w:val="o"/>
+      <w:lvlJc w:val="left"/>
+      <w:pPr>
+        <w:ind w:left="2160" w:hanging="360"/>
+      </w:pPr>
+      <w:rPr>
+        <w:rFonts w:ascii="Courier New" w:hAnsi="Courier New" w:cs="Courier New" w:hint="default"/>
+      </w:rPr>
+    </w:lvl>
+    <w:lvl w:ilvl="2" w:tplc="040C0005" w:tentative="1">
+      <w:start w:val="1"/>
+      <w:numFmt w:val="bullet"/>
+      <w:lvlText w:val=""/>
+      <w:lvlJc w:val="left"/>
+      <w:pPr>
+        <w:ind w:left="2880" w:hanging="360"/>
+      </w:pPr>
+      <w:rPr>
+        <w:rFonts w:ascii="Wingdings" w:hAnsi="Wingdings" w:hint="default"/>
+      </w:rPr>
+    </w:lvl>
+    <w:lvl w:ilvl="3" w:tplc="040C0001" w:tentative="1">
+      <w:start w:val="1"/>
+      <w:numFmt w:val="bullet"/>
+      <w:lvlText w:val=""/>
+      <w:lvlJc w:val="left"/>
+      <w:pPr>
+        <w:ind w:left="3600" w:hanging="360"/>
+      </w:pPr>
+      <w:rPr>
+        <w:rFonts w:ascii="Symbol" w:hAnsi="Symbol" w:hint="default"/>
+      </w:rPr>
+    </w:lvl>
+    <w:lvl w:ilvl="4" w:tplc="040C0003" w:tentative="1">
+      <w:start w:val="1"/>
+      <w:numFmt w:val="bullet"/>
+      <w:lvlText w:val="o"/>
+      <w:lvlJc w:val="left"/>
+      <w:pPr>
+        <w:ind w:left="4320" w:hanging="360"/>
+      </w:pPr>
+      <w:rPr>
+        <w:rFonts w:ascii="Courier New" w:hAnsi="Courier New" w:cs="Courier New" w:hint="default"/>
+      </w:rPr>
+    </w:lvl>
+    <w:lvl w:ilvl="5" w:tplc="040C0005" w:tentative="1">
+      <w:start w:val="1"/>
+      <w:numFmt w:val="bullet"/>
+      <w:lvlText w:val=""/>
+      <w:lvlJc w:val="left"/>
+      <w:pPr>
+        <w:ind w:left="5040" w:hanging="360"/>
+      </w:pPr>
+      <w:rPr>
+        <w:rFonts w:ascii="Wingdings" w:hAnsi="Wingdings" w:hint="default"/>
+      </w:rPr>
+    </w:lvl>
+    <w:lvl w:ilvl="6" w:tplc="040C0001" w:tentative="1">
+      <w:start w:val="1"/>
+      <w:numFmt w:val="bullet"/>
+      <w:lvlText w:val=""/>
+      <w:lvlJc w:val="left"/>
+      <w:pPr>
+        <w:ind w:left="5760" w:hanging="360"/>
+      </w:pPr>
+      <w:rPr>
+        <w:rFonts w:ascii="Symbol" w:hAnsi="Symbol" w:hint="default"/>
+      </w:rPr>
+    </w:lvl>
+    <w:lvl w:ilvl="7" w:tplc="040C0003" w:tentative="1">
+      <w:start w:val="1"/>
+      <w:numFmt w:val="bullet"/>
+      <w:lvlText w:val="o"/>
+      <w:lvlJc w:val="left"/>
+      <w:pPr>
+        <w:ind w:left="6480" w:hanging="360"/>
+      </w:pPr>
+      <w:rPr>
+        <w:rFonts w:ascii="Courier New" w:hAnsi="Courier New" w:cs="Courier New" w:hint="default"/>
+      </w:rPr>
+    </w:lvl>
+    <w:lvl w:ilvl="8" w:tplc="040C0005" w:tentative="1">
+      <w:start w:val="1"/>
+      <w:numFmt w:val="bullet"/>
+      <w:lvlText w:val=""/>
+      <w:lvlJc w:val="left"/>
+      <w:pPr>
+        <w:ind w:left="7200" w:hanging="360"/>
+      </w:pPr>
+      <w:rPr>
+        <w:rFonts w:ascii="Wingdings" w:hAnsi="Wingdings" w:hint="default"/>
+      </w:rPr>
+    </w:lvl>
+  </w:abstractNum>
+  <w:abstractNum w:abstractNumId="27" w15:restartNumberingAfterBreak="0">
     <w:nsid w:val="75DB2488"/>
     <w:multiLevelType w:val="multilevel"/>
     <w:tmpl w:val="040C001F"/>
@@ -4213,7 +8270,7 @@
       </w:pPr>
     </w:lvl>
   </w:abstractNum>
-  <w:abstractNum w:abstractNumId="22" w15:restartNumberingAfterBreak="0">
+  <w:abstractNum w:abstractNumId="28" w15:restartNumberingAfterBreak="0">
     <w:nsid w:val="7E850375"/>
     <w:multiLevelType w:val="hybridMultilevel"/>
     <w:tmpl w:val="237A486E"/>
@@ -4303,72 +8360,90 @@
     </w:lvl>
   </w:abstractNum>
   <w:num w:numId="1" w16cid:durableId="434717407">
+    <w:abstractNumId w:val="11"/>
+  </w:num>
+  <w:num w:numId="2" w16cid:durableId="2128506219">
+    <w:abstractNumId w:val="22"/>
+  </w:num>
+  <w:num w:numId="3" w16cid:durableId="660699309">
+    <w:abstractNumId w:val="19"/>
+  </w:num>
+  <w:num w:numId="4" w16cid:durableId="962806652">
+    <w:abstractNumId w:val="5"/>
+  </w:num>
+  <w:num w:numId="5" w16cid:durableId="528841229">
+    <w:abstractNumId w:val="7"/>
+  </w:num>
+  <w:num w:numId="6" w16cid:durableId="1190533170">
+    <w:abstractNumId w:val="20"/>
+  </w:num>
+  <w:num w:numId="7" w16cid:durableId="1712000909">
+    <w:abstractNumId w:val="15"/>
+  </w:num>
+  <w:num w:numId="8" w16cid:durableId="1955556907">
+    <w:abstractNumId w:val="9"/>
+  </w:num>
+  <w:num w:numId="9" w16cid:durableId="207493210">
+    <w:abstractNumId w:val="17"/>
+  </w:num>
+  <w:num w:numId="10" w16cid:durableId="609749347">
+    <w:abstractNumId w:val="10"/>
+  </w:num>
+  <w:num w:numId="11" w16cid:durableId="1997491102">
+    <w:abstractNumId w:val="18"/>
+  </w:num>
+  <w:num w:numId="12" w16cid:durableId="755781864">
+    <w:abstractNumId w:val="25"/>
+  </w:num>
+  <w:num w:numId="13" w16cid:durableId="1354529101">
+    <w:abstractNumId w:val="6"/>
+  </w:num>
+  <w:num w:numId="14" w16cid:durableId="1687488065">
+    <w:abstractNumId w:val="2"/>
+  </w:num>
+  <w:num w:numId="15" w16cid:durableId="1729769414">
+    <w:abstractNumId w:val="13"/>
+  </w:num>
+  <w:num w:numId="16" w16cid:durableId="104735205">
+    <w:abstractNumId w:val="23"/>
+  </w:num>
+  <w:num w:numId="17" w16cid:durableId="1762023649">
+    <w:abstractNumId w:val="16"/>
+  </w:num>
+  <w:num w:numId="18" w16cid:durableId="1016883728">
+    <w:abstractNumId w:val="24"/>
+  </w:num>
+  <w:num w:numId="19" w16cid:durableId="984166065">
+    <w:abstractNumId w:val="27"/>
+  </w:num>
+  <w:num w:numId="20" w16cid:durableId="436410690">
+    <w:abstractNumId w:val="28"/>
+  </w:num>
+  <w:num w:numId="21" w16cid:durableId="1620993992">
     <w:abstractNumId w:val="8"/>
   </w:num>
-  <w:num w:numId="2" w16cid:durableId="2128506219">
-    <w:abstractNumId w:val="17"/>
+  <w:num w:numId="22" w16cid:durableId="1988313032">
+    <w:abstractNumId w:val="12"/>
   </w:num>
-  <w:num w:numId="3" w16cid:durableId="660699309">
-    <w:abstractNumId w:val="15"/>
+  <w:num w:numId="23" w16cid:durableId="615059096">
+    <w:abstractNumId w:val="1"/>
   </w:num>
-  <w:num w:numId="4" w16cid:durableId="962806652">
-    <w:abstractNumId w:val="2"/>
+  <w:num w:numId="24" w16cid:durableId="698899370">
+    <w:abstractNumId w:val="21"/>
   </w:num>
-  <w:num w:numId="5" w16cid:durableId="528841229">
+  <w:num w:numId="25" w16cid:durableId="32775877">
+    <w:abstractNumId w:val="3"/>
+  </w:num>
+  <w:num w:numId="26" w16cid:durableId="1617953439">
+    <w:abstractNumId w:val="14"/>
+  </w:num>
+  <w:num w:numId="27" w16cid:durableId="2133548661">
+    <w:abstractNumId w:val="26"/>
+  </w:num>
+  <w:num w:numId="28" w16cid:durableId="253637215">
     <w:abstractNumId w:val="4"/>
   </w:num>
-  <w:num w:numId="6" w16cid:durableId="1190533170">
-    <w:abstractNumId w:val="16"/>
-  </w:num>
-  <w:num w:numId="7" w16cid:durableId="1712000909">
-    <w:abstractNumId w:val="11"/>
-  </w:num>
-  <w:num w:numId="8" w16cid:durableId="1955556907">
-    <w:abstractNumId w:val="6"/>
-  </w:num>
-  <w:num w:numId="9" w16cid:durableId="207493210">
-    <w:abstractNumId w:val="13"/>
-  </w:num>
-  <w:num w:numId="10" w16cid:durableId="609749347">
-    <w:abstractNumId w:val="7"/>
-  </w:num>
-  <w:num w:numId="11" w16cid:durableId="1997491102">
-    <w:abstractNumId w:val="14"/>
-  </w:num>
-  <w:num w:numId="12" w16cid:durableId="755781864">
-    <w:abstractNumId w:val="20"/>
-  </w:num>
-  <w:num w:numId="13" w16cid:durableId="1354529101">
-    <w:abstractNumId w:val="3"/>
-  </w:num>
-  <w:num w:numId="14" w16cid:durableId="1687488065">
-    <w:abstractNumId w:val="1"/>
-  </w:num>
-  <w:num w:numId="15" w16cid:durableId="1729769414">
-    <w:abstractNumId w:val="10"/>
-  </w:num>
-  <w:num w:numId="16" w16cid:durableId="104735205">
-    <w:abstractNumId w:val="18"/>
-  </w:num>
-  <w:num w:numId="17" w16cid:durableId="1762023649">
-    <w:abstractNumId w:val="12"/>
-  </w:num>
-  <w:num w:numId="18" w16cid:durableId="1016883728">
-    <w:abstractNumId w:val="19"/>
-  </w:num>
-  <w:num w:numId="19" w16cid:durableId="984166065">
-    <w:abstractNumId w:val="21"/>
-  </w:num>
-  <w:num w:numId="20" w16cid:durableId="436410690">
-    <w:abstractNumId w:val="22"/>
-  </w:num>
-  <w:num w:numId="21" w16cid:durableId="1620993992">
-    <w:abstractNumId w:val="5"/>
-  </w:num>
-  <w:num w:numId="22" w16cid:durableId="1988313032">
-    <w:abstractNumId w:val="9"/>
-  </w:num>
-  <w:num w:numId="23" w16cid:durableId="615059096">
+  <w:num w:numId="29" w16cid:durableId="2120101813">
     <w:abstractNumId w:val="0"/>
   </w:num>
 </w:numbering>
@@ -5309,6 +9384,74 @@
       </w:tblBorders>
     </w:tblPr>
   </w:style>
+  <w:style w:type="character" w:styleId="CommentReference">
+    <w:name w:val="annotation reference"/>
+    <w:basedOn w:val="DefaultParagraphFont"/>
+    <w:uiPriority w:val="99"/>
+    <w:semiHidden/>
+    <w:unhideWhenUsed/>
+    <w:rsid w:val="00D421C4"/>
+    <w:rPr>
+      <w:sz w:val="16"/>
+      <w:szCs w:val="16"/>
+    </w:rPr>
+  </w:style>
+  <w:style w:type="paragraph" w:styleId="CommentText">
+    <w:name w:val="annotation text"/>
+    <w:basedOn w:val="Normal"/>
+    <w:link w:val="CommentTextChar"/>
+    <w:uiPriority w:val="99"/>
+    <w:semiHidden/>
+    <w:unhideWhenUsed/>
+    <w:rsid w:val="00D421C4"/>
+    <w:pPr>
+      <w:spacing w:line="240" w:lineRule="auto"/>
+    </w:pPr>
+    <w:rPr>
+      <w:sz w:val="20"/>
+      <w:szCs w:val="20"/>
+    </w:rPr>
+  </w:style>
+  <w:style w:type="character" w:customStyle="1" w:styleId="CommentTextChar">
+    <w:name w:val="Comment Text Char"/>
+    <w:basedOn w:val="DefaultParagraphFont"/>
+    <w:link w:val="CommentText"/>
+    <w:uiPriority w:val="99"/>
+    <w:semiHidden/>
+    <w:rsid w:val="00D421C4"/>
+    <w:rPr>
+      <w:sz w:val="20"/>
+      <w:szCs w:val="20"/>
+    </w:rPr>
+  </w:style>
+  <w:style w:type="paragraph" w:styleId="CommentSubject">
+    <w:name w:val="annotation subject"/>
+    <w:basedOn w:val="CommentText"/>
+    <w:next w:val="CommentText"/>
+    <w:link w:val="CommentSubjectChar"/>
+    <w:uiPriority w:val="99"/>
+    <w:semiHidden/>
+    <w:unhideWhenUsed/>
+    <w:rsid w:val="00D421C4"/>
+    <w:rPr>
+      <w:b/>
+      <w:bCs/>
+    </w:rPr>
+  </w:style>
+  <w:style w:type="character" w:customStyle="1" w:styleId="CommentSubjectChar">
+    <w:name w:val="Comment Subject Char"/>
+    <w:basedOn w:val="CommentTextChar"/>
+    <w:link w:val="CommentSubject"/>
+    <w:uiPriority w:val="99"/>
+    <w:semiHidden/>
+    <w:rsid w:val="00D421C4"/>
+    <w:rPr>
+      <w:b/>
+      <w:bCs/>
+      <w:sz w:val="20"/>
+      <w:szCs w:val="20"/>
+    </w:rPr>
+  </w:style>
 </w:styles>
 </file>
 

--- a/Rapport de projet AGL3.docx
+++ b/Rapport de projet AGL3.docx
@@ -7,8 +7,123 @@
         <w:rPr>
           <w:noProof/>
         </w:rPr>
+        <mc:AlternateContent>
+          <mc:Choice Requires="wps">
+            <w:drawing>
+              <wp:anchor distT="0" distB="0" distL="114300" distR="114300" simplePos="0" relativeHeight="251663360" behindDoc="0" locked="0" layoutInCell="1" allowOverlap="1" wp14:anchorId="28ACEC16" wp14:editId="3BF906E3">
+                <wp:simplePos x="0" y="0"/>
+                <wp:positionH relativeFrom="column">
+                  <wp:posOffset>-287655</wp:posOffset>
+                </wp:positionH>
+                <wp:positionV relativeFrom="paragraph">
+                  <wp:posOffset>109441</wp:posOffset>
+                </wp:positionV>
+                <wp:extent cx="2279236" cy="405516"/>
+                <wp:effectExtent l="0" t="0" r="0" b="0"/>
+                <wp:wrapNone/>
+                <wp:docPr id="6" name="Text Box 6"/>
+                <wp:cNvGraphicFramePr/>
+                <a:graphic xmlns:a="http://schemas.openxmlformats.org/drawingml/2006/main">
+                  <a:graphicData uri="http://schemas.microsoft.com/office/word/2010/wordprocessingShape">
+                    <wps:wsp>
+                      <wps:cNvSpPr txBox="1"/>
+                      <wps:spPr>
+                        <a:xfrm>
+                          <a:off x="0" y="0"/>
+                          <a:ext cx="2279236" cy="405516"/>
+                        </a:xfrm>
+                        <a:prstGeom prst="rect">
+                          <a:avLst/>
+                        </a:prstGeom>
+                        <a:noFill/>
+                        <a:ln w="6350">
+                          <a:noFill/>
+                        </a:ln>
+                      </wps:spPr>
+                      <wps:txbx>
+                        <w:txbxContent>
+                          <w:p>
+                            <w:pPr>
+                              <w:jc w:val="center"/>
+                              <w:rPr>
+                                <w:b/>
+                                <w:bCs/>
+                                <w:sz w:val="20"/>
+                                <w:szCs w:val="20"/>
+                              </w:rPr>
+                            </w:pPr>
+                            <w:r>
+                              <w:rPr>
+                                <w:b/>
+                                <w:bCs/>
+                                <w:sz w:val="20"/>
+                                <w:szCs w:val="20"/>
+                              </w:rPr>
+                              <w:t>MINISTERE DE LA COMMUNICATION ET DE L'ÉCONOMIE NUMERIQUE</w:t>
+                            </w:r>
+                          </w:p>
+                        </w:txbxContent>
+                      </wps:txbx>
+                      <wps:bodyPr rot="0" spcFirstLastPara="0" vertOverflow="overflow" horzOverflow="overflow" vert="horz" wrap="square" lIns="91440" tIns="45720" rIns="91440" bIns="45720" numCol="1" spcCol="0" rtlCol="0" fromWordArt="0" anchor="t" anchorCtr="0" forceAA="0" compatLnSpc="1">
+                        <a:prstTxWarp prst="textNoShape">
+                          <a:avLst/>
+                        </a:prstTxWarp>
+                        <a:noAutofit/>
+                      </wps:bodyPr>
+                    </wps:wsp>
+                  </a:graphicData>
+                </a:graphic>
+                <wp14:sizeRelH relativeFrom="margin">
+                  <wp14:pctWidth>0</wp14:pctWidth>
+                </wp14:sizeRelH>
+                <wp14:sizeRelV relativeFrom="margin">
+                  <wp14:pctHeight>0</wp14:pctHeight>
+                </wp14:sizeRelV>
+              </wp:anchor>
+            </w:drawing>
+          </mc:Choice>
+          <mc:Fallback>
+            <w:pict>
+              <v:shapetype w14:anchorId="28ACEC16" id="_x0000_t202" coordsize="21600,21600" o:spt="202" path="m,l,21600r21600,l21600,xe">
+                <v:stroke joinstyle="miter"/>
+                <v:path gradientshapeok="t" o:connecttype="rect"/>
+              </v:shapetype>
+              <v:shape id="Text Box 6" o:spid="_x0000_s1026" type="#_x0000_t202" style="position:absolute;margin-left:-22.65pt;margin-top:8.6pt;width:179.45pt;height:31.95pt;z-index:251663360;visibility:visible;mso-wrap-style:square;mso-width-percent:0;mso-height-percent:0;mso-wrap-distance-left:9pt;mso-wrap-distance-top:0;mso-wrap-distance-right:9pt;mso-wrap-distance-bottom:0;mso-position-horizontal:absolute;mso-position-horizontal-relative:text;mso-position-vertical:absolute;mso-position-vertical-relative:text;mso-width-percent:0;mso-height-percent:0;mso-width-relative:margin;mso-height-relative:margin;v-text-anchor:top" o:gfxdata="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" filled="f" stroked="f" strokeweight=".5pt">
+                <v:textbox>
+                  <w:txbxContent>
+                    <w:p>
+                      <w:pPr>
+                        <w:jc w:val="center"/>
+                        <w:rPr>
+                          <w:b/>
+                          <w:bCs/>
+                          <w:sz w:val="20"/>
+                          <w:szCs w:val="20"/>
+                        </w:rPr>
+                      </w:pPr>
+                      <w:r>
+                        <w:rPr>
+                          <w:b/>
+                          <w:bCs/>
+                          <w:sz w:val="20"/>
+                          <w:szCs w:val="20"/>
+                        </w:rPr>
+                        <w:t>MINISTERE DE LA COMMUNICATION ET DE L'ÉCONOMIE NUMERIQUE</w:t>
+                      </w:r>
+                    </w:p>
+                  </w:txbxContent>
+                </v:textbox>
+              </v:shape>
+            </w:pict>
+          </mc:Fallback>
+        </mc:AlternateContent>
+      </w:r>
+      <w:r>
+        <w:rPr>
+          <w:noProof/>
+        </w:rPr>
         <w:drawing>
-          <wp:anchor distT="0" distB="0" distL="114300" distR="114300" simplePos="0" relativeHeight="251667456" behindDoc="0" locked="0" layoutInCell="1" allowOverlap="1" wp14:anchorId="7AA41C80" wp14:editId="54731AFB">
+          <wp:anchor distT="0" distB="0" distL="114300" distR="114300" simplePos="0" relativeHeight="251667456" behindDoc="0" locked="0" layoutInCell="1" allowOverlap="1" wp14:anchorId="7AA41C80" wp14:editId="624E3245">
             <wp:simplePos x="0" y="0"/>
             <wp:positionH relativeFrom="column">
               <wp:posOffset>4670913</wp:posOffset>
@@ -33,7 +148,7 @@
                     </pic:cNvPicPr>
                   </pic:nvPicPr>
                   <pic:blipFill>
-                    <a:blip r:embed="rId5" cstate="print">
+                    <a:blip r:embed="rId7" cstate="print">
                       <a:extLst>
                         <a:ext uri="{28A0092B-C50C-407E-A947-70E740481C1C}">
                           <a14:useLocalDpi xmlns:a14="http://schemas.microsoft.com/office/drawing/2010/main" val="0"/>
@@ -70,6 +185,8 @@
           </wp:anchor>
         </w:drawing>
       </w:r>
+    </w:p>
+    <w:p>
       <w:r>
         <w:rPr>
           <w:noProof/>
@@ -77,18 +194,18 @@
         <mc:AlternateContent>
           <mc:Choice Requires="wps">
             <w:drawing>
-              <wp:anchor distT="0" distB="0" distL="114300" distR="114300" simplePos="0" relativeHeight="251663360" behindDoc="0" locked="0" layoutInCell="1" allowOverlap="1" wp14:anchorId="28ACEC16" wp14:editId="1D962DAB">
+              <wp:anchor distT="0" distB="0" distL="114300" distR="114300" simplePos="0" relativeHeight="251669504" behindDoc="0" locked="0" layoutInCell="1" allowOverlap="1" wp14:anchorId="13A6DCB7" wp14:editId="7C4E8EF6">
                 <wp:simplePos x="0" y="0"/>
                 <wp:positionH relativeFrom="column">
-                  <wp:posOffset>-287850</wp:posOffset>
+                  <wp:posOffset>840105</wp:posOffset>
                 </wp:positionH>
                 <wp:positionV relativeFrom="paragraph">
-                  <wp:posOffset>-20564</wp:posOffset>
+                  <wp:posOffset>2802890</wp:posOffset>
                 </wp:positionV>
-                <wp:extent cx="2208627" cy="640080"/>
-                <wp:effectExtent l="0" t="0" r="0" b="7620"/>
+                <wp:extent cx="4135755" cy="552450"/>
+                <wp:effectExtent l="0" t="0" r="0" b="0"/>
                 <wp:wrapNone/>
-                <wp:docPr id="6" name="Text Box 6"/>
+                <wp:docPr id="13" name="Text Box 13"/>
                 <wp:cNvGraphicFramePr/>
                 <a:graphic xmlns:a="http://schemas.openxmlformats.org/drawingml/2006/main">
                   <a:graphicData uri="http://schemas.microsoft.com/office/word/2010/wordprocessingShape">
@@ -97,7 +214,7 @@
                       <wps:spPr>
                         <a:xfrm>
                           <a:off x="0" y="0"/>
-                          <a:ext cx="2208627" cy="640080"/>
+                          <a:ext cx="4135755" cy="552450"/>
                         </a:xfrm>
                         <a:prstGeom prst="rect">
                           <a:avLst/>
@@ -115,37 +232,27 @@
                               <w:rPr>
                                 <w:b/>
                                 <w:bCs/>
-                                <w:sz w:val="18"/>
-                                <w:szCs w:val="18"/>
+                                <w:color w:val="000000" w:themeColor="text1"/>
                               </w:rPr>
                             </w:pPr>
                             <w:r>
                               <w:rPr>
                                 <w:b/>
                                 <w:bCs/>
-                                <w:sz w:val="18"/>
-                                <w:szCs w:val="18"/>
+                                <w:color w:val="000000" w:themeColor="text1"/>
                               </w:rPr>
-                              <w:t>MINISTERE DE LA POST</w:t>
+                              <w:t>RAPPORT DE PROJET DANS LE CADRE D’UNE FORMATION EN ATELIER DE GENIE LOGICIEL</w:t>
                             </w:r>
-                            <w:r>
+                          </w:p>
+                          <w:p>
+                            <w:pPr>
+                              <w:jc w:val="center"/>
                               <w:rPr>
                                 <w:b/>
                                 <w:bCs/>
-                                <w:sz w:val="18"/>
-                                <w:szCs w:val="18"/>
+                                <w:color w:val="000000" w:themeColor="text1"/>
                               </w:rPr>
-                              <w:t>E</w:t>
-                            </w:r>
-                            <w:r>
-                              <w:rPr>
-                                <w:b/>
-                                <w:bCs/>
-                                <w:sz w:val="18"/>
-                                <w:szCs w:val="18"/>
-                              </w:rPr>
-                              <w:t xml:space="preserve"> ET DES TECHNOLOGIES DE L’INFORMATION ET DE LA COMMUNICATION</w:t>
-                            </w:r>
+                            </w:pPr>
                           </w:p>
                         </w:txbxContent>
                       </wps:txbx>
@@ -169,11 +276,7 @@
           </mc:Choice>
           <mc:Fallback>
             <w:pict>
-              <v:shapetype w14:anchorId="28ACEC16" id="_x0000_t202" coordsize="21600,21600" o:spt="202" path="m,l,21600r21600,l21600,xe">
-                <v:stroke joinstyle="miter"/>
-                <v:path gradientshapeok="t" o:connecttype="rect"/>
-              </v:shapetype>
-              <v:shape id="Text Box 6" o:spid="_x0000_s1026" type="#_x0000_t202" style="position:absolute;margin-left:-22.65pt;margin-top:-1.6pt;width:173.9pt;height:50.4pt;z-index:251663360;visibility:visible;mso-wrap-style:square;mso-width-percent:0;mso-height-percent:0;mso-wrap-distance-left:9pt;mso-wrap-distance-top:0;mso-wrap-distance-right:9pt;mso-wrap-distance-bottom:0;mso-position-horizontal:absolute;mso-position-horizontal-relative:text;mso-position-vertical:absolute;mso-position-vertical-relative:text;mso-width-percent:0;mso-height-percent:0;mso-width-relative:margin;mso-height-relative:margin;v-text-anchor:top" o:gfxdata="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" filled="f" stroked="f" strokeweight=".5pt">
+              <v:shape w14:anchorId="13A6DCB7" id="Text Box 13" o:spid="_x0000_s1027" type="#_x0000_t202" style="position:absolute;margin-left:66.15pt;margin-top:220.7pt;width:325.65pt;height:43.5pt;z-index:251669504;visibility:visible;mso-wrap-style:square;mso-width-percent:0;mso-height-percent:0;mso-wrap-distance-left:9pt;mso-wrap-distance-top:0;mso-wrap-distance-right:9pt;mso-wrap-distance-bottom:0;mso-position-horizontal:absolute;mso-position-horizontal-relative:text;mso-position-vertical:absolute;mso-position-vertical-relative:text;mso-width-percent:0;mso-height-percent:0;mso-width-relative:margin;mso-height-relative:margin;v-text-anchor:top" o:gfxdata="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" filled="f" stroked="f" strokeweight=".5pt">
                 <v:textbox>
                   <w:txbxContent>
                     <w:p>
@@ -182,37 +285,27 @@
                         <w:rPr>
                           <w:b/>
                           <w:bCs/>
-                          <w:sz w:val="18"/>
-                          <w:szCs w:val="18"/>
+                          <w:color w:val="000000" w:themeColor="text1"/>
                         </w:rPr>
                       </w:pPr>
                       <w:r>
                         <w:rPr>
                           <w:b/>
                           <w:bCs/>
-                          <w:sz w:val="18"/>
-                          <w:szCs w:val="18"/>
+                          <w:color w:val="000000" w:themeColor="text1"/>
                         </w:rPr>
-                        <w:t>MINISTERE DE LA POST</w:t>
+                        <w:t>RAPPORT DE PROJET DANS LE CADRE D’UNE FORMATION EN ATELIER DE GENIE LOGICIEL</w:t>
                       </w:r>
-                      <w:r>
+                    </w:p>
+                    <w:p>
+                      <w:pPr>
+                        <w:jc w:val="center"/>
                         <w:rPr>
                           <w:b/>
                           <w:bCs/>
-                          <w:sz w:val="18"/>
-                          <w:szCs w:val="18"/>
+                          <w:color w:val="000000" w:themeColor="text1"/>
                         </w:rPr>
-                        <w:t>E</w:t>
-                      </w:r>
-                      <w:r>
-                        <w:rPr>
-                          <w:b/>
-                          <w:bCs/>
-                          <w:sz w:val="18"/>
-                          <w:szCs w:val="18"/>
-                        </w:rPr>
-                        <w:t xml:space="preserve"> ET DES TECHNOLOGIES DE L’INFORMATION ET DE LA COMMUNICATION</w:t>
-                      </w:r>
+                      </w:pPr>
                     </w:p>
                   </w:txbxContent>
                 </v:textbox>
@@ -221,75 +314,6 @@
           </mc:Fallback>
         </mc:AlternateContent>
       </w:r>
-    </w:p>
-    <w:p>
-      <w:r>
-        <w:rPr>
-          <w:noProof/>
-        </w:rPr>
-        <w:drawing>
-          <wp:anchor distT="0" distB="0" distL="114300" distR="114300" simplePos="0" relativeHeight="251659264" behindDoc="0" locked="0" layoutInCell="1" allowOverlap="1" wp14:anchorId="12FB8119" wp14:editId="550A051C">
-            <wp:simplePos x="0" y="0"/>
-            <wp:positionH relativeFrom="column">
-              <wp:posOffset>-197485</wp:posOffset>
-            </wp:positionH>
-            <wp:positionV relativeFrom="paragraph">
-              <wp:posOffset>365235</wp:posOffset>
-            </wp:positionV>
-            <wp:extent cx="2043036" cy="1378341"/>
-            <wp:effectExtent l="0" t="0" r="0" b="0"/>
-            <wp:wrapNone/>
-            <wp:docPr id="2" name="Picture 2"/>
-            <wp:cNvGraphicFramePr>
-              <a:graphicFrameLocks xmlns:a="http://schemas.openxmlformats.org/drawingml/2006/main" noChangeAspect="1"/>
-            </wp:cNvGraphicFramePr>
-            <a:graphic xmlns:a="http://schemas.openxmlformats.org/drawingml/2006/main">
-              <a:graphicData uri="http://schemas.openxmlformats.org/drawingml/2006/picture">
-                <pic:pic xmlns:pic="http://schemas.openxmlformats.org/drawingml/2006/picture">
-                  <pic:nvPicPr>
-                    <pic:cNvPr id="0" name="Picture 1"/>
-                    <pic:cNvPicPr>
-                      <a:picLocks noChangeAspect="1" noChangeArrowheads="1"/>
-                    </pic:cNvPicPr>
-                  </pic:nvPicPr>
-                  <pic:blipFill>
-                    <a:blip r:embed="rId6">
-                      <a:extLst>
-                        <a:ext uri="{28A0092B-C50C-407E-A947-70E740481C1C}">
-                          <a14:useLocalDpi xmlns:a14="http://schemas.microsoft.com/office/drawing/2010/main" val="0"/>
-                        </a:ext>
-                      </a:extLst>
-                    </a:blip>
-                    <a:srcRect/>
-                    <a:stretch>
-                      <a:fillRect/>
-                    </a:stretch>
-                  </pic:blipFill>
-                  <pic:spPr bwMode="auto">
-                    <a:xfrm>
-                      <a:off x="0" y="0"/>
-                      <a:ext cx="2043036" cy="1378341"/>
-                    </a:xfrm>
-                    <a:prstGeom prst="rect">
-                      <a:avLst/>
-                    </a:prstGeom>
-                    <a:noFill/>
-                    <a:ln>
-                      <a:noFill/>
-                    </a:ln>
-                  </pic:spPr>
-                </pic:pic>
-              </a:graphicData>
-            </a:graphic>
-            <wp14:sizeRelH relativeFrom="margin">
-              <wp14:pctWidth>0</wp14:pctWidth>
-            </wp14:sizeRelH>
-            <wp14:sizeRelV relativeFrom="margin">
-              <wp14:pctHeight>0</wp14:pctHeight>
-            </wp14:sizeRelV>
-          </wp:anchor>
-        </w:drawing>
-      </w:r>
       <w:r>
         <w:rPr>
           <w:noProof/>
@@ -297,214 +321,15 @@
         <mc:AlternateContent>
           <mc:Choice Requires="wps">
             <w:drawing>
-              <wp:anchor distT="0" distB="0" distL="114300" distR="114300" simplePos="0" relativeHeight="251666432" behindDoc="0" locked="0" layoutInCell="1" allowOverlap="1" wp14:anchorId="6101AA0C" wp14:editId="326AE2ED">
+              <wp:anchor distT="0" distB="0" distL="114300" distR="114300" simplePos="0" relativeHeight="251674624" behindDoc="0" locked="0" layoutInCell="1" allowOverlap="1" wp14:anchorId="54F241BB" wp14:editId="1B7D1192">
                 <wp:simplePos x="0" y="0"/>
                 <wp:positionH relativeFrom="column">
-                  <wp:posOffset>3909695</wp:posOffset>
+                  <wp:posOffset>-458470</wp:posOffset>
                 </wp:positionH>
                 <wp:positionV relativeFrom="paragraph">
-                  <wp:posOffset>857250</wp:posOffset>
+                  <wp:posOffset>6638925</wp:posOffset>
                 </wp:positionV>
-                <wp:extent cx="2525150" cy="316523"/>
-                <wp:effectExtent l="0" t="0" r="0" b="7620"/>
-                <wp:wrapNone/>
-                <wp:docPr id="9" name="Text Box 9"/>
-                <wp:cNvGraphicFramePr/>
-                <a:graphic xmlns:a="http://schemas.openxmlformats.org/drawingml/2006/main">
-                  <a:graphicData uri="http://schemas.microsoft.com/office/word/2010/wordprocessingShape">
-                    <wps:wsp>
-                      <wps:cNvSpPr txBox="1"/>
-                      <wps:spPr>
-                        <a:xfrm>
-                          <a:off x="0" y="0"/>
-                          <a:ext cx="2525150" cy="316523"/>
-                        </a:xfrm>
-                        <a:prstGeom prst="rect">
-                          <a:avLst/>
-                        </a:prstGeom>
-                        <a:noFill/>
-                        <a:ln w="6350">
-                          <a:noFill/>
-                        </a:ln>
-                      </wps:spPr>
-                      <wps:txbx>
-                        <w:txbxContent>
-                          <w:p>
-                            <w:pPr>
-                              <w:jc w:val="center"/>
-                              <w:rPr>
-                                <w:b/>
-                                <w:bCs/>
-                                <w:sz w:val="18"/>
-                                <w:szCs w:val="18"/>
-                              </w:rPr>
-                            </w:pPr>
-                            <w:r>
-                              <w:rPr>
-                                <w:b/>
-                                <w:bCs/>
-                                <w:sz w:val="18"/>
-                                <w:szCs w:val="18"/>
-                              </w:rPr>
-                              <w:t>Année académique : 2024 - 2025</w:t>
-                            </w:r>
-                          </w:p>
-                        </w:txbxContent>
-                      </wps:txbx>
-                      <wps:bodyPr rot="0" spcFirstLastPara="0" vertOverflow="overflow" horzOverflow="overflow" vert="horz" wrap="square" lIns="91440" tIns="45720" rIns="91440" bIns="45720" numCol="1" spcCol="0" rtlCol="0" fromWordArt="0" anchor="t" anchorCtr="0" forceAA="0" compatLnSpc="1">
-                        <a:prstTxWarp prst="textNoShape">
-                          <a:avLst/>
-                        </a:prstTxWarp>
-                        <a:noAutofit/>
-                      </wps:bodyPr>
-                    </wps:wsp>
-                  </a:graphicData>
-                </a:graphic>
-                <wp14:sizeRelH relativeFrom="margin">
-                  <wp14:pctWidth>0</wp14:pctWidth>
-                </wp14:sizeRelH>
-              </wp:anchor>
-            </w:drawing>
-          </mc:Choice>
-          <mc:Fallback>
-            <w:pict>
-              <v:shape w14:anchorId="6101AA0C" id="Text Box 9" o:spid="_x0000_s1027" type="#_x0000_t202" style="position:absolute;margin-left:307.85pt;margin-top:67.5pt;width:198.85pt;height:24.9pt;z-index:251666432;visibility:visible;mso-wrap-style:square;mso-width-percent:0;mso-wrap-distance-left:9pt;mso-wrap-distance-top:0;mso-wrap-distance-right:9pt;mso-wrap-distance-bottom:0;mso-position-horizontal:absolute;mso-position-horizontal-relative:text;mso-position-vertical:absolute;mso-position-vertical-relative:text;mso-width-percent:0;mso-width-relative:margin;v-text-anchor:top" o:gfxdata="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" filled="f" stroked="f" strokeweight=".5pt">
-                <v:textbox>
-                  <w:txbxContent>
-                    <w:p>
-                      <w:pPr>
-                        <w:jc w:val="center"/>
-                        <w:rPr>
-                          <w:b/>
-                          <w:bCs/>
-                          <w:sz w:val="18"/>
-                          <w:szCs w:val="18"/>
-                        </w:rPr>
-                      </w:pPr>
-                      <w:r>
-                        <w:rPr>
-                          <w:b/>
-                          <w:bCs/>
-                          <w:sz w:val="18"/>
-                          <w:szCs w:val="18"/>
-                        </w:rPr>
-                        <w:t>Année académique : 2024 - 2025</w:t>
-                      </w:r>
-                    </w:p>
-                  </w:txbxContent>
-                </v:textbox>
-              </v:shape>
-            </w:pict>
-          </mc:Fallback>
-        </mc:AlternateContent>
-      </w:r>
-      <w:r>
-        <w:rPr>
-          <w:noProof/>
-        </w:rPr>
-        <mc:AlternateContent>
-          <mc:Choice Requires="wps">
-            <w:drawing>
-              <wp:anchor distT="0" distB="0" distL="114300" distR="114300" simplePos="0" relativeHeight="251676672" behindDoc="0" locked="0" layoutInCell="1" allowOverlap="1" wp14:anchorId="56D60CF9" wp14:editId="32AE33CE">
-                <wp:simplePos x="0" y="0"/>
-                <wp:positionH relativeFrom="column">
-                  <wp:posOffset>3910868</wp:posOffset>
-                </wp:positionH>
-                <wp:positionV relativeFrom="paragraph">
-                  <wp:posOffset>6871970</wp:posOffset>
-                </wp:positionV>
-                <wp:extent cx="2384132" cy="302455"/>
-                <wp:effectExtent l="0" t="0" r="0" b="2540"/>
-                <wp:wrapNone/>
-                <wp:docPr id="18" name="Text Box 18"/>
-                <wp:cNvGraphicFramePr/>
-                <a:graphic xmlns:a="http://schemas.openxmlformats.org/drawingml/2006/main">
-                  <a:graphicData uri="http://schemas.microsoft.com/office/word/2010/wordprocessingShape">
-                    <wps:wsp>
-                      <wps:cNvSpPr txBox="1"/>
-                      <wps:spPr>
-                        <a:xfrm>
-                          <a:off x="0" y="0"/>
-                          <a:ext cx="2384132" cy="302455"/>
-                        </a:xfrm>
-                        <a:prstGeom prst="rect">
-                          <a:avLst/>
-                        </a:prstGeom>
-                        <a:noFill/>
-                        <a:ln w="6350">
-                          <a:noFill/>
-                        </a:ln>
-                      </wps:spPr>
-                      <wps:txbx>
-                        <w:txbxContent>
-                          <w:p>
-                            <w:pPr>
-                              <w:rPr>
-                                <w:lang w:val="en-US"/>
-                              </w:rPr>
-                            </w:pPr>
-                            <w:r>
-                              <w:t>Enseignant-Chercheur à l’ESATIC</w:t>
-                            </w:r>
-                          </w:p>
-                        </w:txbxContent>
-                      </wps:txbx>
-                      <wps:bodyPr rot="0" spcFirstLastPara="0" vertOverflow="overflow" horzOverflow="overflow" vert="horz" wrap="square" lIns="91440" tIns="45720" rIns="91440" bIns="45720" numCol="1" spcCol="0" rtlCol="0" fromWordArt="0" anchor="t" anchorCtr="0" forceAA="0" compatLnSpc="1">
-                        <a:prstTxWarp prst="textNoShape">
-                          <a:avLst/>
-                        </a:prstTxWarp>
-                        <a:noAutofit/>
-                      </wps:bodyPr>
-                    </wps:wsp>
-                  </a:graphicData>
-                </a:graphic>
-                <wp14:sizeRelH relativeFrom="margin">
-                  <wp14:pctWidth>0</wp14:pctWidth>
-                </wp14:sizeRelH>
-                <wp14:sizeRelV relativeFrom="margin">
-                  <wp14:pctHeight>0</wp14:pctHeight>
-                </wp14:sizeRelV>
-              </wp:anchor>
-            </w:drawing>
-          </mc:Choice>
-          <mc:Fallback>
-            <w:pict>
-              <v:shape w14:anchorId="56D60CF9" id="Text Box 18" o:spid="_x0000_s1028" type="#_x0000_t202" style="position:absolute;margin-left:307.95pt;margin-top:541.1pt;width:187.75pt;height:23.8pt;z-index:251676672;visibility:visible;mso-wrap-style:square;mso-width-percent:0;mso-height-percent:0;mso-wrap-distance-left:9pt;mso-wrap-distance-top:0;mso-wrap-distance-right:9pt;mso-wrap-distance-bottom:0;mso-position-horizontal:absolute;mso-position-horizontal-relative:text;mso-position-vertical:absolute;mso-position-vertical-relative:text;mso-width-percent:0;mso-height-percent:0;mso-width-relative:margin;mso-height-relative:margin;v-text-anchor:top" o:gfxdata="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" filled="f" stroked="f" strokeweight=".5pt">
-                <v:textbox>
-                  <w:txbxContent>
-                    <w:p>
-                      <w:pPr>
-                        <w:rPr>
-                          <w:lang w:val="en-US"/>
-                        </w:rPr>
-                      </w:pPr>
-                      <w:r>
-                        <w:t>Enseignant-Chercheur à l’ESATIC</w:t>
-                      </w:r>
-                    </w:p>
-                  </w:txbxContent>
-                </v:textbox>
-              </v:shape>
-            </w:pict>
-          </mc:Fallback>
-        </mc:AlternateContent>
-      </w:r>
-      <w:r>
-        <w:rPr>
-          <w:noProof/>
-        </w:rPr>
-        <mc:AlternateContent>
-          <mc:Choice Requires="wps">
-            <w:drawing>
-              <wp:anchor distT="0" distB="0" distL="114300" distR="114300" simplePos="0" relativeHeight="251674624" behindDoc="0" locked="0" layoutInCell="1" allowOverlap="1" wp14:anchorId="54F241BB" wp14:editId="52627D4E">
-                <wp:simplePos x="0" y="0"/>
-                <wp:positionH relativeFrom="column">
-                  <wp:posOffset>3909598</wp:posOffset>
-                </wp:positionH>
-                <wp:positionV relativeFrom="paragraph">
-                  <wp:posOffset>6403975</wp:posOffset>
-                </wp:positionV>
-                <wp:extent cx="2335237" cy="1244991"/>
+                <wp:extent cx="2334895" cy="1244600"/>
                 <wp:effectExtent l="0" t="0" r="0" b="0"/>
                 <wp:wrapNone/>
                 <wp:docPr id="17" name="Text Box 17"/>
@@ -516,7 +341,7 @@
                       <wps:spPr>
                         <a:xfrm>
                           <a:off x="0" y="0"/>
-                          <a:ext cx="2335237" cy="1244991"/>
+                          <a:ext cx="2334895" cy="1244600"/>
                         </a:xfrm>
                         <a:prstGeom prst="rect">
                           <a:avLst/>
@@ -582,7 +407,7 @@
           </mc:Choice>
           <mc:Fallback>
             <w:pict>
-              <v:shape w14:anchorId="54F241BB" id="Text Box 17" o:spid="_x0000_s1029" type="#_x0000_t202" style="position:absolute;margin-left:307.85pt;margin-top:504.25pt;width:183.9pt;height:98.05pt;z-index:251674624;visibility:visible;mso-wrap-style:square;mso-height-percent:0;mso-wrap-distance-left:9pt;mso-wrap-distance-top:0;mso-wrap-distance-right:9pt;mso-wrap-distance-bottom:0;mso-position-horizontal:absolute;mso-position-horizontal-relative:text;mso-position-vertical:absolute;mso-position-vertical-relative:text;mso-height-percent:0;mso-height-relative:margin;v-text-anchor:top" o:gfxdata="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" filled="f" stroked="f" strokeweight=".5pt">
+              <v:shape w14:anchorId="54F241BB" id="Text Box 17" o:spid="_x0000_s1028" type="#_x0000_t202" style="position:absolute;margin-left:-36.1pt;margin-top:522.75pt;width:183.85pt;height:98pt;z-index:251674624;visibility:visible;mso-wrap-style:square;mso-height-percent:0;mso-wrap-distance-left:9pt;mso-wrap-distance-top:0;mso-wrap-distance-right:9pt;mso-wrap-distance-bottom:0;mso-position-horizontal:absolute;mso-position-horizontal-relative:text;mso-position-vertical:absolute;mso-position-vertical-relative:text;mso-height-percent:0;mso-height-relative:margin;v-text-anchor:top" o:gfxdata="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" filled="f" stroked="f" strokeweight=".5pt">
                 <v:textbox>
                   <w:txbxContent>
                     <w:p>
@@ -634,13 +459,104 @@
         <mc:AlternateContent>
           <mc:Choice Requires="wps">
             <w:drawing>
-              <wp:anchor distT="0" distB="0" distL="114300" distR="114300" simplePos="0" relativeHeight="251672576" behindDoc="0" locked="0" layoutInCell="1" allowOverlap="1" wp14:anchorId="6E724DBA" wp14:editId="7094CEB8">
+              <wp:anchor distT="0" distB="0" distL="114300" distR="114300" simplePos="0" relativeHeight="251676672" behindDoc="0" locked="0" layoutInCell="1" allowOverlap="1" wp14:anchorId="56D60CF9" wp14:editId="28D6D3BA">
                 <wp:simplePos x="0" y="0"/>
                 <wp:positionH relativeFrom="column">
-                  <wp:posOffset>-343535</wp:posOffset>
+                  <wp:posOffset>-457200</wp:posOffset>
                 </wp:positionH>
                 <wp:positionV relativeFrom="paragraph">
-                  <wp:posOffset>6365778</wp:posOffset>
+                  <wp:posOffset>7106920</wp:posOffset>
+                </wp:positionV>
+                <wp:extent cx="2384132" cy="302455"/>
+                <wp:effectExtent l="0" t="0" r="0" b="2540"/>
+                <wp:wrapNone/>
+                <wp:docPr id="18" name="Text Box 18"/>
+                <wp:cNvGraphicFramePr/>
+                <a:graphic xmlns:a="http://schemas.openxmlformats.org/drawingml/2006/main">
+                  <a:graphicData uri="http://schemas.microsoft.com/office/word/2010/wordprocessingShape">
+                    <wps:wsp>
+                      <wps:cNvSpPr txBox="1"/>
+                      <wps:spPr>
+                        <a:xfrm>
+                          <a:off x="0" y="0"/>
+                          <a:ext cx="2384132" cy="302455"/>
+                        </a:xfrm>
+                        <a:prstGeom prst="rect">
+                          <a:avLst/>
+                        </a:prstGeom>
+                        <a:noFill/>
+                        <a:ln w="6350">
+                          <a:noFill/>
+                        </a:ln>
+                      </wps:spPr>
+                      <wps:txbx>
+                        <w:txbxContent>
+                          <w:p>
+                            <w:pPr>
+                              <w:rPr>
+                                <w:lang w:val="en-US"/>
+                              </w:rPr>
+                            </w:pPr>
+                            <w:r>
+                              <w:t>Enseignant-Chercheur à l’ESATIC</w:t>
+                            </w:r>
+                          </w:p>
+                        </w:txbxContent>
+                      </wps:txbx>
+                      <wps:bodyPr rot="0" spcFirstLastPara="0" vertOverflow="overflow" horzOverflow="overflow" vert="horz" wrap="square" lIns="91440" tIns="45720" rIns="91440" bIns="45720" numCol="1" spcCol="0" rtlCol="0" fromWordArt="0" anchor="t" anchorCtr="0" forceAA="0" compatLnSpc="1">
+                        <a:prstTxWarp prst="textNoShape">
+                          <a:avLst/>
+                        </a:prstTxWarp>
+                        <a:noAutofit/>
+                      </wps:bodyPr>
+                    </wps:wsp>
+                  </a:graphicData>
+                </a:graphic>
+                <wp14:sizeRelH relativeFrom="margin">
+                  <wp14:pctWidth>0</wp14:pctWidth>
+                </wp14:sizeRelH>
+                <wp14:sizeRelV relativeFrom="margin">
+                  <wp14:pctHeight>0</wp14:pctHeight>
+                </wp14:sizeRelV>
+              </wp:anchor>
+            </w:drawing>
+          </mc:Choice>
+          <mc:Fallback>
+            <w:pict>
+              <v:shape w14:anchorId="56D60CF9" id="Text Box 18" o:spid="_x0000_s1029" type="#_x0000_t202" style="position:absolute;margin-left:-36pt;margin-top:559.6pt;width:187.75pt;height:23.8pt;z-index:251676672;visibility:visible;mso-wrap-style:square;mso-width-percent:0;mso-height-percent:0;mso-wrap-distance-left:9pt;mso-wrap-distance-top:0;mso-wrap-distance-right:9pt;mso-wrap-distance-bottom:0;mso-position-horizontal:absolute;mso-position-horizontal-relative:text;mso-position-vertical:absolute;mso-position-vertical-relative:text;mso-width-percent:0;mso-height-percent:0;mso-width-relative:margin;mso-height-relative:margin;v-text-anchor:top" o:gfxdata="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" filled="f" stroked="f" strokeweight=".5pt">
+                <v:textbox>
+                  <w:txbxContent>
+                    <w:p>
+                      <w:pPr>
+                        <w:rPr>
+                          <w:lang w:val="en-US"/>
+                        </w:rPr>
+                      </w:pPr>
+                      <w:r>
+                        <w:t>Enseignant-Chercheur à l’ESATIC</w:t>
+                      </w:r>
+                    </w:p>
+                  </w:txbxContent>
+                </v:textbox>
+              </v:shape>
+            </w:pict>
+          </mc:Fallback>
+        </mc:AlternateContent>
+      </w:r>
+      <w:r>
+        <w:rPr>
+          <w:noProof/>
+        </w:rPr>
+        <mc:AlternateContent>
+          <mc:Choice Requires="wps">
+            <w:drawing>
+              <wp:anchor distT="0" distB="0" distL="114300" distR="114300" simplePos="0" relativeHeight="251672576" behindDoc="0" locked="0" layoutInCell="1" allowOverlap="1" wp14:anchorId="6E724DBA" wp14:editId="21F3CFC6">
+                <wp:simplePos x="0" y="0"/>
+                <wp:positionH relativeFrom="column">
+                  <wp:posOffset>1624965</wp:posOffset>
+                </wp:positionH>
+                <wp:positionV relativeFrom="paragraph">
+                  <wp:posOffset>4606290</wp:posOffset>
                 </wp:positionV>
                 <wp:extent cx="2335237" cy="1244991"/>
                 <wp:effectExtent l="0" t="0" r="0" b="0"/>
@@ -680,14 +596,12 @@
                               <w:rPr>
                                 <w:b/>
                                 <w:bCs/>
-                                <w:lang w:val="en-US"/>
                               </w:rPr>
                             </w:pPr>
                             <w:r>
                               <w:rPr>
                                 <w:b/>
                                 <w:bCs/>
-                                <w:lang w:val="en-US"/>
                               </w:rPr>
                               <w:t>AKRE Ange David</w:t>
                             </w:r>
@@ -773,7 +687,7 @@
           </mc:Choice>
           <mc:Fallback>
             <w:pict>
-              <v:shape w14:anchorId="6E724DBA" id="Text Box 16" o:spid="_x0000_s1030" type="#_x0000_t202" style="position:absolute;margin-left:-27.05pt;margin-top:501.25pt;width:183.9pt;height:98.05pt;z-index:251672576;visibility:visible;mso-wrap-style:square;mso-height-percent:0;mso-wrap-distance-left:9pt;mso-wrap-distance-top:0;mso-wrap-distance-right:9pt;mso-wrap-distance-bottom:0;mso-position-horizontal:absolute;mso-position-horizontal-relative:text;mso-position-vertical:absolute;mso-position-vertical-relative:text;mso-height-percent:0;mso-height-relative:margin;v-text-anchor:top" o:gfxdata="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" filled="f" stroked="f" strokeweight=".5pt">
+              <v:shape w14:anchorId="6E724DBA" id="Text Box 16" o:spid="_x0000_s1030" type="#_x0000_t202" style="position:absolute;margin-left:127.95pt;margin-top:362.7pt;width:183.9pt;height:98.05pt;z-index:251672576;visibility:visible;mso-wrap-style:square;mso-height-percent:0;mso-wrap-distance-left:9pt;mso-wrap-distance-top:0;mso-wrap-distance-right:9pt;mso-wrap-distance-bottom:0;mso-position-horizontal:absolute;mso-position-horizontal-relative:text;mso-position-vertical:absolute;mso-position-vertical-relative:text;mso-height-percent:0;mso-height-relative:margin;v-text-anchor:top" o:gfxdata="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" filled="f" stroked="f" strokeweight=".5pt">
                 <v:textbox>
                   <w:txbxContent>
                     <w:p>
@@ -790,14 +704,12 @@
                         <w:rPr>
                           <w:b/>
                           <w:bCs/>
-                          <w:lang w:val="en-US"/>
                         </w:rPr>
                       </w:pPr>
                       <w:r>
                         <w:rPr>
                           <w:b/>
                           <w:bCs/>
-                          <w:lang w:val="en-US"/>
                         </w:rPr>
                         <w:t>AKRE Ange David</w:t>
                       </w:r>
@@ -878,158 +790,15 @@
         <mc:AlternateContent>
           <mc:Choice Requires="wps">
             <w:drawing>
-              <wp:anchor distT="0" distB="0" distL="114300" distR="114300" simplePos="0" relativeHeight="251669504" behindDoc="0" locked="0" layoutInCell="1" allowOverlap="1" wp14:anchorId="13A6DCB7" wp14:editId="74606B56">
+              <wp:anchor distT="0" distB="0" distL="114300" distR="114300" simplePos="0" relativeHeight="251671552" behindDoc="0" locked="0" layoutInCell="1" allowOverlap="1" wp14:anchorId="7EA20146" wp14:editId="2176B014">
                 <wp:simplePos x="0" y="0"/>
                 <wp:positionH relativeFrom="column">
-                  <wp:posOffset>837565</wp:posOffset>
+                  <wp:posOffset>1505585</wp:posOffset>
                 </wp:positionH>
                 <wp:positionV relativeFrom="paragraph">
-                  <wp:posOffset>2440305</wp:posOffset>
+                  <wp:posOffset>7832725</wp:posOffset>
                 </wp:positionV>
-                <wp:extent cx="4135804" cy="829994"/>
-                <wp:effectExtent l="0" t="0" r="0" b="0"/>
-                <wp:wrapNone/>
-                <wp:docPr id="13" name="Text Box 13"/>
-                <wp:cNvGraphicFramePr/>
-                <a:graphic xmlns:a="http://schemas.openxmlformats.org/drawingml/2006/main">
-                  <a:graphicData uri="http://schemas.microsoft.com/office/word/2010/wordprocessingShape">
-                    <wps:wsp>
-                      <wps:cNvSpPr txBox="1"/>
-                      <wps:spPr>
-                        <a:xfrm>
-                          <a:off x="0" y="0"/>
-                          <a:ext cx="4135804" cy="829994"/>
-                        </a:xfrm>
-                        <a:prstGeom prst="rect">
-                          <a:avLst/>
-                        </a:prstGeom>
-                        <a:noFill/>
-                        <a:ln w="6350">
-                          <a:noFill/>
-                        </a:ln>
-                      </wps:spPr>
-                      <wps:txbx>
-                        <w:txbxContent>
-                          <w:p>
-                            <w:pPr>
-                              <w:jc w:val="center"/>
-                              <w:rPr>
-                                <w:b/>
-                                <w:bCs/>
-                                <w:color w:val="000000" w:themeColor="text1"/>
-                              </w:rPr>
-                            </w:pPr>
-                            <w:r>
-                              <w:rPr>
-                                <w:b/>
-                                <w:bCs/>
-                                <w:color w:val="000000" w:themeColor="text1"/>
-                              </w:rPr>
-                              <w:t>RAPPORT DE PROJET DANS LE CADRE D’UNE FORMATION EN ATELIER DE GENIE LOGICIEL</w:t>
-                            </w:r>
-                          </w:p>
-                          <w:p>
-                            <w:pPr>
-                              <w:jc w:val="center"/>
-                              <w:rPr>
-                                <w:b/>
-                                <w:bCs/>
-                                <w:color w:val="000000" w:themeColor="text1"/>
-                              </w:rPr>
-                            </w:pPr>
-                            <w:r>
-                              <w:rPr>
-                                <w:b/>
-                                <w:bCs/>
-                                <w:color w:val="000000" w:themeColor="text1"/>
-                              </w:rPr>
-                              <w:t>(SILG3)</w:t>
-                            </w:r>
-                          </w:p>
-                        </w:txbxContent>
-                      </wps:txbx>
-                      <wps:bodyPr rot="0" spcFirstLastPara="0" vertOverflow="overflow" horzOverflow="overflow" vert="horz" wrap="square" lIns="91440" tIns="45720" rIns="91440" bIns="45720" numCol="1" spcCol="0" rtlCol="0" fromWordArt="0" anchor="t" anchorCtr="0" forceAA="0" compatLnSpc="1">
-                        <a:prstTxWarp prst="textNoShape">
-                          <a:avLst/>
-                        </a:prstTxWarp>
-                        <a:noAutofit/>
-                      </wps:bodyPr>
-                    </wps:wsp>
-                  </a:graphicData>
-                </a:graphic>
-                <wp14:sizeRelH relativeFrom="margin">
-                  <wp14:pctWidth>0</wp14:pctWidth>
-                </wp14:sizeRelH>
-                <wp14:sizeRelV relativeFrom="margin">
-                  <wp14:pctHeight>0</wp14:pctHeight>
-                </wp14:sizeRelV>
-              </wp:anchor>
-            </w:drawing>
-          </mc:Choice>
-          <mc:Fallback>
-            <w:pict>
-              <v:shape w14:anchorId="13A6DCB7" id="Text Box 13" o:spid="_x0000_s1031" type="#_x0000_t202" style="position:absolute;margin-left:65.95pt;margin-top:192.15pt;width:325.65pt;height:65.35pt;z-index:251669504;visibility:visible;mso-wrap-style:square;mso-width-percent:0;mso-height-percent:0;mso-wrap-distance-left:9pt;mso-wrap-distance-top:0;mso-wrap-distance-right:9pt;mso-wrap-distance-bottom:0;mso-position-horizontal:absolute;mso-position-horizontal-relative:text;mso-position-vertical:absolute;mso-position-vertical-relative:text;mso-width-percent:0;mso-height-percent:0;mso-width-relative:margin;mso-height-relative:margin;v-text-anchor:top" o:gfxdata="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" filled="f" stroked="f" strokeweight=".5pt">
-                <v:textbox>
-                  <w:txbxContent>
-                    <w:p>
-                      <w:pPr>
-                        <w:jc w:val="center"/>
-                        <w:rPr>
-                          <w:b/>
-                          <w:bCs/>
-                          <w:color w:val="000000" w:themeColor="text1"/>
-                        </w:rPr>
-                      </w:pPr>
-                      <w:r>
-                        <w:rPr>
-                          <w:b/>
-                          <w:bCs/>
-                          <w:color w:val="000000" w:themeColor="text1"/>
-                        </w:rPr>
-                        <w:t>RAPPORT DE PROJET DANS LE CADRE D’UNE FORMATION EN ATELIER DE GENIE LOGICIEL</w:t>
-                      </w:r>
-                    </w:p>
-                    <w:p>
-                      <w:pPr>
-                        <w:jc w:val="center"/>
-                        <w:rPr>
-                          <w:b/>
-                          <w:bCs/>
-                          <w:color w:val="000000" w:themeColor="text1"/>
-                        </w:rPr>
-                      </w:pPr>
-                      <w:r>
-                        <w:rPr>
-                          <w:b/>
-                          <w:bCs/>
-                          <w:color w:val="000000" w:themeColor="text1"/>
-                        </w:rPr>
-                        <w:t>(SILG3)</w:t>
-                      </w:r>
-                    </w:p>
-                  </w:txbxContent>
-                </v:textbox>
-              </v:shape>
-            </w:pict>
-          </mc:Fallback>
-        </mc:AlternateContent>
-      </w:r>
-      <w:r>
-        <w:rPr>
-          <w:noProof/>
-        </w:rPr>
-        <mc:AlternateContent>
-          <mc:Choice Requires="wps">
-            <w:drawing>
-              <wp:anchor distT="0" distB="0" distL="114300" distR="114300" simplePos="0" relativeHeight="251671552" behindDoc="0" locked="0" layoutInCell="1" allowOverlap="1" wp14:anchorId="7EA20146" wp14:editId="3E926AD5">
-                <wp:simplePos x="0" y="0"/>
-                <wp:positionH relativeFrom="column">
-                  <wp:posOffset>1505780</wp:posOffset>
-                </wp:positionH>
-                <wp:positionV relativeFrom="paragraph">
-                  <wp:posOffset>4607365</wp:posOffset>
-                </wp:positionV>
-                <wp:extent cx="2778370" cy="787790"/>
+                <wp:extent cx="2778125" cy="787400"/>
                 <wp:effectExtent l="0" t="0" r="0" b="0"/>
                 <wp:wrapNone/>
                 <wp:docPr id="15" name="Text Box 15"/>
@@ -1041,7 +810,7 @@
                       <wps:spPr>
                         <a:xfrm>
                           <a:off x="0" y="0"/>
-                          <a:ext cx="2778370" cy="787790"/>
+                          <a:ext cx="2778125" cy="787400"/>
                         </a:xfrm>
                         <a:prstGeom prst="rect">
                           <a:avLst/>
@@ -1101,7 +870,7 @@
           </mc:Choice>
           <mc:Fallback>
             <w:pict>
-              <v:shape w14:anchorId="7EA20146" id="Text Box 15" o:spid="_x0000_s1032" type="#_x0000_t202" style="position:absolute;margin-left:118.55pt;margin-top:362.8pt;width:218.75pt;height:62.05pt;z-index:251671552;visibility:visible;mso-wrap-style:square;mso-width-percent:0;mso-height-percent:0;mso-wrap-distance-left:9pt;mso-wrap-distance-top:0;mso-wrap-distance-right:9pt;mso-wrap-distance-bottom:0;mso-position-horizontal:absolute;mso-position-horizontal-relative:text;mso-position-vertical:absolute;mso-position-vertical-relative:text;mso-width-percent:0;mso-height-percent:0;mso-width-relative:margin;mso-height-relative:margin;v-text-anchor:top" o:gfxdata="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" filled="f" stroked="f" strokeweight=".5pt">
+              <v:shape w14:anchorId="7EA20146" id="Text Box 15" o:spid="_x0000_s1031" type="#_x0000_t202" style="position:absolute;margin-left:118.55pt;margin-top:616.75pt;width:218.75pt;height:62pt;z-index:251671552;visibility:visible;mso-wrap-style:square;mso-width-percent:0;mso-height-percent:0;mso-wrap-distance-left:9pt;mso-wrap-distance-top:0;mso-wrap-distance-right:9pt;mso-wrap-distance-bottom:0;mso-position-horizontal:absolute;mso-position-horizontal-relative:text;mso-position-vertical:absolute;mso-position-vertical-relative:text;mso-width-percent:0;mso-height-percent:0;mso-width-relative:margin;mso-height-relative:margin;v-text-anchor:top" o:gfxdata="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" filled="f" stroked="f" strokeweight=".5pt">
                 <v:textbox>
                   <w:txbxContent>
                     <w:p>
@@ -1141,10 +910,185 @@
         <w:rPr>
           <w:noProof/>
         </w:rPr>
+        <w:drawing>
+          <wp:anchor distT="0" distB="0" distL="114300" distR="114300" simplePos="0" relativeHeight="251659264" behindDoc="0" locked="0" layoutInCell="1" allowOverlap="1" wp14:anchorId="12FB8119" wp14:editId="614DBE3D">
+            <wp:simplePos x="0" y="0"/>
+            <wp:positionH relativeFrom="column">
+              <wp:posOffset>-197485</wp:posOffset>
+            </wp:positionH>
+            <wp:positionV relativeFrom="paragraph">
+              <wp:posOffset>365235</wp:posOffset>
+            </wp:positionV>
+            <wp:extent cx="2043036" cy="1378341"/>
+            <wp:effectExtent l="0" t="0" r="0" b="0"/>
+            <wp:wrapNone/>
+            <wp:docPr id="2" name="Picture 2"/>
+            <wp:cNvGraphicFramePr>
+              <a:graphicFrameLocks xmlns:a="http://schemas.openxmlformats.org/drawingml/2006/main" noChangeAspect="1"/>
+            </wp:cNvGraphicFramePr>
+            <a:graphic xmlns:a="http://schemas.openxmlformats.org/drawingml/2006/main">
+              <a:graphicData uri="http://schemas.openxmlformats.org/drawingml/2006/picture">
+                <pic:pic xmlns:pic="http://schemas.openxmlformats.org/drawingml/2006/picture">
+                  <pic:nvPicPr>
+                    <pic:cNvPr id="0" name="Picture 1"/>
+                    <pic:cNvPicPr>
+                      <a:picLocks noChangeAspect="1" noChangeArrowheads="1"/>
+                    </pic:cNvPicPr>
+                  </pic:nvPicPr>
+                  <pic:blipFill>
+                    <a:blip r:embed="rId8">
+                      <a:extLst>
+                        <a:ext uri="{28A0092B-C50C-407E-A947-70E740481C1C}">
+                          <a14:useLocalDpi xmlns:a14="http://schemas.microsoft.com/office/drawing/2010/main" val="0"/>
+                        </a:ext>
+                      </a:extLst>
+                    </a:blip>
+                    <a:srcRect/>
+                    <a:stretch>
+                      <a:fillRect/>
+                    </a:stretch>
+                  </pic:blipFill>
+                  <pic:spPr bwMode="auto">
+                    <a:xfrm>
+                      <a:off x="0" y="0"/>
+                      <a:ext cx="2043036" cy="1378341"/>
+                    </a:xfrm>
+                    <a:prstGeom prst="rect">
+                      <a:avLst/>
+                    </a:prstGeom>
+                    <a:noFill/>
+                    <a:ln>
+                      <a:noFill/>
+                    </a:ln>
+                  </pic:spPr>
+                </pic:pic>
+              </a:graphicData>
+            </a:graphic>
+            <wp14:sizeRelH relativeFrom="margin">
+              <wp14:pctWidth>0</wp14:pctWidth>
+            </wp14:sizeRelH>
+            <wp14:sizeRelV relativeFrom="margin">
+              <wp14:pctHeight>0</wp14:pctHeight>
+            </wp14:sizeRelV>
+          </wp:anchor>
+        </w:drawing>
+      </w:r>
+      <w:r>
+        <w:rPr>
+          <w:noProof/>
+        </w:rPr>
         <mc:AlternateContent>
           <mc:Choice Requires="wps">
             <w:drawing>
-              <wp:anchor distT="0" distB="0" distL="114300" distR="114300" simplePos="0" relativeHeight="251670528" behindDoc="0" locked="0" layoutInCell="1" allowOverlap="1" wp14:anchorId="6BD17DE7" wp14:editId="592CC3D9">
+              <wp:anchor distT="0" distB="0" distL="114300" distR="114300" simplePos="0" relativeHeight="251666432" behindDoc="0" locked="0" layoutInCell="1" allowOverlap="1" wp14:anchorId="6101AA0C" wp14:editId="7D585B1B">
+                <wp:simplePos x="0" y="0"/>
+                <wp:positionH relativeFrom="column">
+                  <wp:posOffset>3909695</wp:posOffset>
+                </wp:positionH>
+                <wp:positionV relativeFrom="paragraph">
+                  <wp:posOffset>857250</wp:posOffset>
+                </wp:positionV>
+                <wp:extent cx="2525150" cy="316523"/>
+                <wp:effectExtent l="0" t="0" r="0" b="7620"/>
+                <wp:wrapNone/>
+                <wp:docPr id="9" name="Text Box 9"/>
+                <wp:cNvGraphicFramePr/>
+                <a:graphic xmlns:a="http://schemas.openxmlformats.org/drawingml/2006/main">
+                  <a:graphicData uri="http://schemas.microsoft.com/office/word/2010/wordprocessingShape">
+                    <wps:wsp>
+                      <wps:cNvSpPr txBox="1"/>
+                      <wps:spPr>
+                        <a:xfrm>
+                          <a:off x="0" y="0"/>
+                          <a:ext cx="2525150" cy="316523"/>
+                        </a:xfrm>
+                        <a:prstGeom prst="rect">
+                          <a:avLst/>
+                        </a:prstGeom>
+                        <a:noFill/>
+                        <a:ln w="6350">
+                          <a:noFill/>
+                        </a:ln>
+                      </wps:spPr>
+                      <wps:txbx>
+                        <w:txbxContent>
+                          <w:p>
+                            <w:pPr>
+                              <w:jc w:val="center"/>
+                              <w:rPr>
+                                <w:b/>
+                                <w:bCs/>
+                                <w:sz w:val="18"/>
+                                <w:szCs w:val="18"/>
+                              </w:rPr>
+                            </w:pPr>
+                            <w:r>
+                              <w:rPr>
+                                <w:b/>
+                                <w:bCs/>
+                                <w:sz w:val="18"/>
+                                <w:szCs w:val="18"/>
+                              </w:rPr>
+                              <w:t>Année académique : 2024 - 2025</w:t>
+                            </w:r>
+                          </w:p>
+                        </w:txbxContent>
+                      </wps:txbx>
+                      <wps:bodyPr rot="0" spcFirstLastPara="0" vertOverflow="overflow" horzOverflow="overflow" vert="horz" wrap="square" lIns="91440" tIns="45720" rIns="91440" bIns="45720" numCol="1" spcCol="0" rtlCol="0" fromWordArt="0" anchor="t" anchorCtr="0" forceAA="0" compatLnSpc="1">
+                        <a:prstTxWarp prst="textNoShape">
+                          <a:avLst/>
+                        </a:prstTxWarp>
+                        <a:noAutofit/>
+                      </wps:bodyPr>
+                    </wps:wsp>
+                  </a:graphicData>
+                </a:graphic>
+                <wp14:sizeRelH relativeFrom="margin">
+                  <wp14:pctWidth>0</wp14:pctWidth>
+                </wp14:sizeRelH>
+              </wp:anchor>
+            </w:drawing>
+          </mc:Choice>
+          <mc:Fallback>
+            <w:pict>
+              <v:shape w14:anchorId="6101AA0C" id="Text Box 9" o:spid="_x0000_s1032" type="#_x0000_t202" style="position:absolute;margin-left:307.85pt;margin-top:67.5pt;width:198.85pt;height:24.9pt;z-index:251666432;visibility:visible;mso-wrap-style:square;mso-width-percent:0;mso-wrap-distance-left:9pt;mso-wrap-distance-top:0;mso-wrap-distance-right:9pt;mso-wrap-distance-bottom:0;mso-position-horizontal:absolute;mso-position-horizontal-relative:text;mso-position-vertical:absolute;mso-position-vertical-relative:text;mso-width-percent:0;mso-width-relative:margin;v-text-anchor:top" o:gfxdata="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" filled="f" stroked="f" strokeweight=".5pt">
+                <v:textbox>
+                  <w:txbxContent>
+                    <w:p>
+                      <w:pPr>
+                        <w:jc w:val="center"/>
+                        <w:rPr>
+                          <w:b/>
+                          <w:bCs/>
+                          <w:sz w:val="18"/>
+                          <w:szCs w:val="18"/>
+                        </w:rPr>
+                      </w:pPr>
+                      <w:r>
+                        <w:rPr>
+                          <w:b/>
+                          <w:bCs/>
+                          <w:sz w:val="18"/>
+                          <w:szCs w:val="18"/>
+                        </w:rPr>
+                        <w:t>Année académique : 2024 - 2025</w:t>
+                      </w:r>
+                    </w:p>
+                  </w:txbxContent>
+                </v:textbox>
+              </v:shape>
+            </w:pict>
+          </mc:Fallback>
+        </mc:AlternateContent>
+      </w:r>
+      <w:r>
+        <w:rPr>
+          <w:noProof/>
+        </w:rPr>
+        <mc:AlternateContent>
+          <mc:Choice Requires="wps">
+            <w:drawing>
+              <wp:anchor distT="0" distB="0" distL="114300" distR="114300" simplePos="0" relativeHeight="251670528" behindDoc="0" locked="0" layoutInCell="1" allowOverlap="1" wp14:anchorId="6BD17DE7" wp14:editId="24FD0D48">
                 <wp:simplePos x="0" y="0"/>
                 <wp:positionH relativeFrom="column">
                   <wp:posOffset>62230</wp:posOffset>
@@ -1304,7 +1248,7 @@
         <mc:AlternateContent>
           <mc:Choice Requires="wps">
             <w:drawing>
-              <wp:anchor distT="0" distB="0" distL="114300" distR="114300" simplePos="0" relativeHeight="251665408" behindDoc="0" locked="0" layoutInCell="1" allowOverlap="1" wp14:anchorId="5CAE180A" wp14:editId="5D30953F">
+              <wp:anchor distT="0" distB="0" distL="114300" distR="114300" simplePos="0" relativeHeight="251665408" behindDoc="0" locked="0" layoutInCell="1" allowOverlap="1" wp14:anchorId="5CAE180A" wp14:editId="206AB79C">
                 <wp:simplePos x="0" y="0"/>
                 <wp:positionH relativeFrom="column">
                   <wp:posOffset>-344365</wp:posOffset>
@@ -1407,7 +1351,7 @@
         <mc:AlternateContent>
           <mc:Choice Requires="wps">
             <w:drawing>
-              <wp:anchor distT="0" distB="0" distL="114300" distR="114300" simplePos="0" relativeHeight="251664384" behindDoc="0" locked="0" layoutInCell="1" allowOverlap="1" wp14:anchorId="64661829" wp14:editId="7157B582">
+              <wp:anchor distT="0" distB="0" distL="114300" distR="114300" simplePos="0" relativeHeight="251664384" behindDoc="0" locked="0" layoutInCell="1" allowOverlap="1" wp14:anchorId="64661829" wp14:editId="7FD16DB5">
                 <wp:simplePos x="0" y="0"/>
                 <wp:positionH relativeFrom="column">
                   <wp:posOffset>274027</wp:posOffset>
@@ -1464,7 +1408,7 @@
           </mc:Choice>
           <mc:Fallback>
             <w:pict>
-              <v:line w14:anchorId="417B09A3" id="Straight Connector 7" o:spid="_x0000_s1026" style="position:absolute;z-index:251664384;visibility:visible;mso-wrap-style:square;mso-width-percent:0;mso-wrap-distance-left:9pt;mso-wrap-distance-top:0;mso-wrap-distance-right:9pt;mso-wrap-distance-bottom:0;mso-position-horizontal:absolute;mso-position-horizontal-relative:text;mso-position-vertical:absolute;mso-position-vertical-relative:text;mso-width-percent:0;mso-width-relative:margin" from="21.6pt,20.25pt" to="106.35pt,20.25pt" o:gfxdata="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" strokecolor="#0070c0" strokeweight="2.25pt">
+              <v:line w14:anchorId="76D5276D" id="Straight Connector 7" o:spid="_x0000_s1026" style="position:absolute;z-index:251664384;visibility:visible;mso-wrap-style:square;mso-width-percent:0;mso-wrap-distance-left:9pt;mso-wrap-distance-top:0;mso-wrap-distance-right:9pt;mso-wrap-distance-bottom:0;mso-position-horizontal:absolute;mso-position-horizontal-relative:text;mso-position-vertical:absolute;mso-position-vertical-relative:text;mso-width-percent:0;mso-width-relative:margin" from="21.6pt,20.25pt" to="106.35pt,20.25pt" o:gfxdata="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" strokecolor="#0070c0" strokeweight="2.25pt">
                 <v:stroke joinstyle="miter"/>
               </v:line>
             </w:pict>
@@ -2283,6 +2227,7 @@
     </w:p>
     <w:p>
       <w:pPr>
+        <w:jc w:val="both"/>
         <w:rPr>
           <w:sz w:val="28"/>
           <w:szCs w:val="28"/>
@@ -2302,6 +2247,7 @@
           <w:ilvl w:val="0"/>
           <w:numId w:val="16"/>
         </w:numPr>
+        <w:jc w:val="both"/>
         <w:rPr>
           <w:sz w:val="28"/>
           <w:szCs w:val="28"/>
@@ -2314,6 +2260,7 @@
           <w:sz w:val="28"/>
           <w:szCs w:val="28"/>
         </w:rPr>
+        <w:lastRenderedPageBreak/>
         <w:t>Responsable des inscriptions</w:t>
       </w:r>
       <w:r>
@@ -2330,6 +2277,7 @@
           <w:ilvl w:val="0"/>
           <w:numId w:val="16"/>
         </w:numPr>
+        <w:jc w:val="both"/>
         <w:rPr>
           <w:sz w:val="28"/>
           <w:szCs w:val="28"/>
@@ -2342,7 +2290,6 @@
           <w:sz w:val="28"/>
           <w:szCs w:val="28"/>
         </w:rPr>
-        <w:lastRenderedPageBreak/>
         <w:t>Responsable de la production</w:t>
       </w:r>
       <w:r>
@@ -2359,6 +2306,7 @@
           <w:ilvl w:val="0"/>
           <w:numId w:val="16"/>
         </w:numPr>
+        <w:jc w:val="both"/>
         <w:rPr>
           <w:sz w:val="28"/>
           <w:szCs w:val="28"/>
@@ -2387,6 +2335,7 @@
           <w:ilvl w:val="0"/>
           <w:numId w:val="16"/>
         </w:numPr>
+        <w:jc w:val="both"/>
         <w:rPr>
           <w:sz w:val="28"/>
           <w:szCs w:val="28"/>
@@ -2415,6 +2364,7 @@
           <w:ilvl w:val="0"/>
           <w:numId w:val="16"/>
         </w:numPr>
+        <w:jc w:val="both"/>
         <w:rPr>
           <w:sz w:val="28"/>
           <w:szCs w:val="28"/>
@@ -2553,24 +2503,24 @@
       <w:tblPr>
         <w:tblStyle w:val="TableGrid"/>
         <w:tblpPr w:leftFromText="141" w:rightFromText="141" w:vertAnchor="text" w:horzAnchor="margin" w:tblpXSpec="center" w:tblpY="522"/>
-        <w:tblW w:w="10542" w:type="dxa"/>
+        <w:tblW w:w="9754" w:type="dxa"/>
         <w:tblLook w:val="04A0" w:firstRow="1" w:lastRow="0" w:firstColumn="1" w:lastColumn="0" w:noHBand="0" w:noVBand="1"/>
       </w:tblPr>
       <w:tblGrid>
         <w:gridCol w:w="2068"/>
         <w:gridCol w:w="1852"/>
-        <w:gridCol w:w="1846"/>
+        <w:gridCol w:w="1843"/>
         <w:gridCol w:w="1632"/>
         <w:gridCol w:w="1489"/>
         <w:gridCol w:w="1850"/>
       </w:tblGrid>
       <w:tr>
         <w:trPr>
-          <w:trHeight w:val="1063"/>
+          <w:trHeight w:val="1075"/>
         </w:trPr>
         <w:tc>
           <w:tcPr>
-            <w:tcW w:w="1961" w:type="dxa"/>
+            <w:tcW w:w="1879" w:type="dxa"/>
           </w:tcPr>
           <w:p>
             <w:pPr>
@@ -2595,7 +2545,7 @@
         </w:tc>
         <w:tc>
           <w:tcPr>
-            <w:tcW w:w="1852" w:type="dxa"/>
+            <w:tcW w:w="1683" w:type="dxa"/>
           </w:tcPr>
           <w:p>
             <w:pPr>
@@ -2620,7 +2570,7 @@
         </w:tc>
         <w:tc>
           <w:tcPr>
-            <w:tcW w:w="1846" w:type="dxa"/>
+            <w:tcW w:w="1675" w:type="dxa"/>
           </w:tcPr>
           <w:p>
             <w:pPr>
@@ -2645,7 +2595,7 @@
         </w:tc>
         <w:tc>
           <w:tcPr>
-            <w:tcW w:w="1632" w:type="dxa"/>
+            <w:tcW w:w="1483" w:type="dxa"/>
           </w:tcPr>
           <w:p>
             <w:pPr>
@@ -2670,7 +2620,7 @@
         </w:tc>
         <w:tc>
           <w:tcPr>
-            <w:tcW w:w="1489" w:type="dxa"/>
+            <w:tcW w:w="1353" w:type="dxa"/>
           </w:tcPr>
           <w:p>
             <w:pPr>
@@ -2695,7 +2645,7 @@
         </w:tc>
         <w:tc>
           <w:tcPr>
-            <w:tcW w:w="1762" w:type="dxa"/>
+            <w:tcW w:w="1681" w:type="dxa"/>
           </w:tcPr>
           <w:p>
             <w:pPr>
@@ -2721,11 +2671,11 @@
       </w:tr>
       <w:tr>
         <w:trPr>
-          <w:trHeight w:val="541"/>
+          <w:trHeight w:val="546"/>
         </w:trPr>
         <w:tc>
           <w:tcPr>
-            <w:tcW w:w="1961" w:type="dxa"/>
+            <w:tcW w:w="1879" w:type="dxa"/>
           </w:tcPr>
           <w:p>
             <w:r>
@@ -2735,7 +2685,7 @@
         </w:tc>
         <w:tc>
           <w:tcPr>
-            <w:tcW w:w="1852" w:type="dxa"/>
+            <w:tcW w:w="1683" w:type="dxa"/>
           </w:tcPr>
           <w:p>
             <w:r>
@@ -2745,7 +2695,7 @@
         </w:tc>
         <w:tc>
           <w:tcPr>
-            <w:tcW w:w="1846" w:type="dxa"/>
+            <w:tcW w:w="1675" w:type="dxa"/>
           </w:tcPr>
           <w:p>
             <w:r>
@@ -2755,7 +2705,7 @@
         </w:tc>
         <w:tc>
           <w:tcPr>
-            <w:tcW w:w="1632" w:type="dxa"/>
+            <w:tcW w:w="1483" w:type="dxa"/>
           </w:tcPr>
           <w:p>
             <w:r>
@@ -2765,7 +2715,7 @@
         </w:tc>
         <w:tc>
           <w:tcPr>
-            <w:tcW w:w="1489" w:type="dxa"/>
+            <w:tcW w:w="1353" w:type="dxa"/>
           </w:tcPr>
           <w:p>
             <w:r>
@@ -2775,7 +2725,7 @@
         </w:tc>
         <w:tc>
           <w:tcPr>
-            <w:tcW w:w="1762" w:type="dxa"/>
+            <w:tcW w:w="1681" w:type="dxa"/>
           </w:tcPr>
           <w:p>
             <w:r>
@@ -2786,11 +2736,11 @@
       </w:tr>
       <w:tr>
         <w:trPr>
-          <w:trHeight w:val="521"/>
+          <w:trHeight w:val="526"/>
         </w:trPr>
         <w:tc>
           <w:tcPr>
-            <w:tcW w:w="1961" w:type="dxa"/>
+            <w:tcW w:w="1879" w:type="dxa"/>
           </w:tcPr>
           <w:p>
             <w:r>
@@ -2800,7 +2750,7 @@
         </w:tc>
         <w:tc>
           <w:tcPr>
-            <w:tcW w:w="1852" w:type="dxa"/>
+            <w:tcW w:w="1683" w:type="dxa"/>
           </w:tcPr>
           <w:p>
             <w:r>
@@ -2810,7 +2760,7 @@
         </w:tc>
         <w:tc>
           <w:tcPr>
-            <w:tcW w:w="1846" w:type="dxa"/>
+            <w:tcW w:w="1675" w:type="dxa"/>
           </w:tcPr>
           <w:p>
             <w:r>
@@ -2820,7 +2770,7 @@
         </w:tc>
         <w:tc>
           <w:tcPr>
-            <w:tcW w:w="1632" w:type="dxa"/>
+            <w:tcW w:w="1483" w:type="dxa"/>
           </w:tcPr>
           <w:p>
             <w:r>
@@ -2830,7 +2780,7 @@
         </w:tc>
         <w:tc>
           <w:tcPr>
-            <w:tcW w:w="1489" w:type="dxa"/>
+            <w:tcW w:w="1353" w:type="dxa"/>
           </w:tcPr>
           <w:p>
             <w:r>
@@ -2840,7 +2790,7 @@
         </w:tc>
         <w:tc>
           <w:tcPr>
-            <w:tcW w:w="1762" w:type="dxa"/>
+            <w:tcW w:w="1681" w:type="dxa"/>
           </w:tcPr>
           <w:p>
             <w:r>
@@ -2851,11 +2801,11 @@
       </w:tr>
       <w:tr>
         <w:trPr>
-          <w:trHeight w:val="541"/>
+          <w:trHeight w:val="546"/>
         </w:trPr>
         <w:tc>
           <w:tcPr>
-            <w:tcW w:w="1961" w:type="dxa"/>
+            <w:tcW w:w="1879" w:type="dxa"/>
           </w:tcPr>
           <w:p>
             <w:r>
@@ -2865,21 +2815,21 @@
         </w:tc>
         <w:tc>
           <w:tcPr>
-            <w:tcW w:w="1852" w:type="dxa"/>
+            <w:tcW w:w="1683" w:type="dxa"/>
           </w:tcPr>
           <w:p>
             <w:r>
-              <w:t xml:space="preserve">Permet au président du jury d'enregistrer les notes des membres du jury pour </w:t>
+              <w:t xml:space="preserve">Permet au président du jury d'enregistrer </w:t>
             </w:r>
             <w:r>
               <w:lastRenderedPageBreak/>
-              <w:t>chaque film projeté.</w:t>
+              <w:t>les notes des membres du jury pour chaque film projeté.</w:t>
             </w:r>
           </w:p>
         </w:tc>
         <w:tc>
           <w:tcPr>
-            <w:tcW w:w="1846" w:type="dxa"/>
+            <w:tcW w:w="1675" w:type="dxa"/>
           </w:tcPr>
           <w:p>
             <w:r>
@@ -2890,7 +2840,7 @@
         </w:tc>
         <w:tc>
           <w:tcPr>
-            <w:tcW w:w="1632" w:type="dxa"/>
+            <w:tcW w:w="1483" w:type="dxa"/>
           </w:tcPr>
           <w:p>
             <w:r>
@@ -2900,7 +2850,7 @@
         </w:tc>
         <w:tc>
           <w:tcPr>
-            <w:tcW w:w="1489" w:type="dxa"/>
+            <w:tcW w:w="1353" w:type="dxa"/>
           </w:tcPr>
           <w:p>
             <w:r>
@@ -2910,22 +2860,26 @@
         </w:tc>
         <w:tc>
           <w:tcPr>
-            <w:tcW w:w="1762" w:type="dxa"/>
+            <w:tcW w:w="1681" w:type="dxa"/>
           </w:tcPr>
           <w:p>
             <w:r>
-              <w:t>Les notes doivent être attribuées et stockées correctement pour chaque film</w:t>
+              <w:t xml:space="preserve">Les notes doivent être attribuées et stockées </w:t>
+            </w:r>
+            <w:r>
+              <w:lastRenderedPageBreak/>
+              <w:t>correctement pour chaque film</w:t>
             </w:r>
           </w:p>
         </w:tc>
       </w:tr>
       <w:tr>
         <w:trPr>
-          <w:trHeight w:val="521"/>
+          <w:trHeight w:val="526"/>
         </w:trPr>
         <w:tc>
           <w:tcPr>
-            <w:tcW w:w="1961" w:type="dxa"/>
+            <w:tcW w:w="1879" w:type="dxa"/>
           </w:tcPr>
           <w:p>
             <w:r>
@@ -2935,7 +2889,7 @@
         </w:tc>
         <w:tc>
           <w:tcPr>
-            <w:tcW w:w="1852" w:type="dxa"/>
+            <w:tcW w:w="1683" w:type="dxa"/>
           </w:tcPr>
           <w:p>
             <w:r>
@@ -2945,11 +2899,11 @@
         </w:tc>
         <w:tc>
           <w:tcPr>
-            <w:tcW w:w="1846" w:type="dxa"/>
+            <w:tcW w:w="1675" w:type="dxa"/>
           </w:tcPr>
           <w:tbl>
             <w:tblPr>
-              <w:tblW w:w="1630" w:type="dxa"/>
+              <w:tblW w:w="1479" w:type="dxa"/>
               <w:tblCellSpacing w:w="15" w:type="dxa"/>
               <w:tblCellMar>
                 <w:top w:w="15" w:type="dxa"/>
@@ -2960,11 +2914,11 @@
               <w:tblLook w:val="04A0" w:firstRow="1" w:lastRow="0" w:firstColumn="1" w:lastColumn="0" w:noHBand="0" w:noVBand="1"/>
             </w:tblPr>
             <w:tblGrid>
-              <w:gridCol w:w="1630"/>
+              <w:gridCol w:w="1627"/>
             </w:tblGrid>
             <w:tr>
               <w:trPr>
-                <w:trHeight w:val="291"/>
+                <w:trHeight w:val="294"/>
                 <w:tblCellSpacing w:w="15" w:type="dxa"/>
               </w:trPr>
               <w:tc>
@@ -2994,7 +2948,7 @@
           </w:p>
           <w:tbl>
             <w:tblPr>
-              <w:tblW w:w="89" w:type="dxa"/>
+              <w:tblW w:w="87" w:type="dxa"/>
               <w:tblCellSpacing w:w="15" w:type="dxa"/>
               <w:tblCellMar>
                 <w:top w:w="15" w:type="dxa"/>
@@ -3031,7 +2985,7 @@
         </w:tc>
         <w:tc>
           <w:tcPr>
-            <w:tcW w:w="1632" w:type="dxa"/>
+            <w:tcW w:w="1483" w:type="dxa"/>
           </w:tcPr>
           <w:p>
             <w:r>
@@ -3041,7 +2995,7 @@
         </w:tc>
         <w:tc>
           <w:tcPr>
-            <w:tcW w:w="1489" w:type="dxa"/>
+            <w:tcW w:w="1353" w:type="dxa"/>
           </w:tcPr>
           <w:p>
             <w:r>
@@ -3057,7 +3011,7 @@
         </w:tc>
         <w:tc>
           <w:tcPr>
-            <w:tcW w:w="1762" w:type="dxa"/>
+            <w:tcW w:w="1681" w:type="dxa"/>
           </w:tcPr>
           <w:p>
             <w:r>
@@ -3068,11 +3022,11 @@
       </w:tr>
       <w:tr>
         <w:trPr>
-          <w:trHeight w:val="541"/>
+          <w:trHeight w:val="546"/>
         </w:trPr>
         <w:tc>
           <w:tcPr>
-            <w:tcW w:w="1961" w:type="dxa"/>
+            <w:tcW w:w="1879" w:type="dxa"/>
           </w:tcPr>
           <w:p>
             <w:r>
@@ -3082,7 +3036,7 @@
         </w:tc>
         <w:tc>
           <w:tcPr>
-            <w:tcW w:w="1852" w:type="dxa"/>
+            <w:tcW w:w="1683" w:type="dxa"/>
           </w:tcPr>
           <w:p>
             <w:r>
@@ -3092,7 +3046,7 @@
         </w:tc>
         <w:tc>
           <w:tcPr>
-            <w:tcW w:w="1846" w:type="dxa"/>
+            <w:tcW w:w="1675" w:type="dxa"/>
           </w:tcPr>
           <w:p>
             <w:r>
@@ -3108,7 +3062,7 @@
         </w:tc>
         <w:tc>
           <w:tcPr>
-            <w:tcW w:w="1632" w:type="dxa"/>
+            <w:tcW w:w="1483" w:type="dxa"/>
           </w:tcPr>
           <w:p>
             <w:r>
@@ -3118,7 +3072,7 @@
         </w:tc>
         <w:tc>
           <w:tcPr>
-            <w:tcW w:w="1489" w:type="dxa"/>
+            <w:tcW w:w="1353" w:type="dxa"/>
           </w:tcPr>
           <w:p>
             <w:r>
@@ -3128,7 +3082,7 @@
         </w:tc>
         <w:tc>
           <w:tcPr>
-            <w:tcW w:w="1762" w:type="dxa"/>
+            <w:tcW w:w="1681" w:type="dxa"/>
           </w:tcPr>
           <w:p>
             <w:r>
@@ -3139,11 +3093,11 @@
       </w:tr>
       <w:tr>
         <w:trPr>
-          <w:trHeight w:val="541"/>
+          <w:trHeight w:val="546"/>
         </w:trPr>
         <w:tc>
           <w:tcPr>
-            <w:tcW w:w="1961" w:type="dxa"/>
+            <w:tcW w:w="1879" w:type="dxa"/>
           </w:tcPr>
           <w:p>
             <w:r>
@@ -3153,7 +3107,7 @@
         </w:tc>
         <w:tc>
           <w:tcPr>
-            <w:tcW w:w="1852" w:type="dxa"/>
+            <w:tcW w:w="1683" w:type="dxa"/>
           </w:tcPr>
           <w:p>
             <w:r>
@@ -3163,7 +3117,7 @@
         </w:tc>
         <w:tc>
           <w:tcPr>
-            <w:tcW w:w="1846" w:type="dxa"/>
+            <w:tcW w:w="1675" w:type="dxa"/>
           </w:tcPr>
           <w:p>
             <w:r>
@@ -3173,7 +3127,7 @@
         </w:tc>
         <w:tc>
           <w:tcPr>
-            <w:tcW w:w="1632" w:type="dxa"/>
+            <w:tcW w:w="1483" w:type="dxa"/>
           </w:tcPr>
           <w:p>
             <w:r>
@@ -3183,7 +3137,7 @@
         </w:tc>
         <w:tc>
           <w:tcPr>
-            <w:tcW w:w="1489" w:type="dxa"/>
+            <w:tcW w:w="1353" w:type="dxa"/>
           </w:tcPr>
           <w:p>
             <w:r>
@@ -3193,7 +3147,7 @@
         </w:tc>
         <w:tc>
           <w:tcPr>
-            <w:tcW w:w="1762" w:type="dxa"/>
+            <w:tcW w:w="1681" w:type="dxa"/>
           </w:tcPr>
           <w:p>
             <w:r>
@@ -3203,14 +3157,6 @@
         </w:tc>
       </w:tr>
     </w:tbl>
-    <w:p>
-      <w:pPr>
-        <w:rPr>
-          <w:sz w:val="26"/>
-          <w:szCs w:val="26"/>
-        </w:rPr>
-      </w:pPr>
-    </w:p>
     <w:p>
       <w:pPr>
         <w:rPr>
@@ -3265,26 +3211,18 @@
     </w:p>
     <w:p>
       <w:pPr>
-        <w:rPr>
-          <w:sz w:val="26"/>
-          <w:szCs w:val="26"/>
-        </w:rPr>
-      </w:pPr>
-      <w:r>
-        <w:rPr>
-          <w:sz w:val="26"/>
-          <w:szCs w:val="26"/>
-        </w:rPr>
-        <w:t xml:space="preserve">La méthode d’analyse choisie est basée sur une approche orientée objet, où les différents composants du système sont modélisés en UML. Cette méthode permet de visualiser la structure du système avant sa mise en œuvre, en identifiant les relations entre les acteurs (utilisateurs, administrateurs, membres du jury) et les objets (films, projections, </w:t>
-      </w:r>
-      <w:proofErr w:type="spellStart"/>
-      <w:proofErr w:type="gramStart"/>
-      <w:r>
-        <w:rPr>
-          <w:sz w:val="26"/>
-          <w:szCs w:val="26"/>
-        </w:rPr>
-        <w:t>jury</w:t>
+        <w:jc w:val="both"/>
+        <w:rPr>
+          <w:sz w:val="26"/>
+          <w:szCs w:val="26"/>
+        </w:rPr>
+      </w:pPr>
+      <w:r>
+        <w:rPr>
+          <w:sz w:val="26"/>
+          <w:szCs w:val="26"/>
+        </w:rPr>
+        <w:t>La méthode d’analyse choisie est basée sur une approche orientée objet, où les différents composants du système sont modélisés en UML. Cette méthode permet de visualiser la structure du système avant sa mise en œuvre, en identifiant les relations entre les acteurs (utilisateurs, administrateurs, membres du jury) et les objets (films, projections, jury</w:t>
       </w:r>
       <w:r>
         <w:rPr>
@@ -3298,10 +3236,15 @@
           <w:sz w:val="26"/>
           <w:szCs w:val="26"/>
         </w:rPr>
+        <w:t xml:space="preserve"> </w:t>
+      </w:r>
+      <w:r>
+        <w:rPr>
+          <w:sz w:val="26"/>
+          <w:szCs w:val="26"/>
+        </w:rPr>
         <w:t>planning</w:t>
       </w:r>
-      <w:proofErr w:type="spellEnd"/>
-      <w:proofErr w:type="gramEnd"/>
       <w:r>
         <w:rPr>
           <w:sz w:val="26"/>
@@ -3309,14 +3252,6 @@
         </w:rPr>
         <w:t>).</w:t>
       </w:r>
-    </w:p>
-    <w:p>
-      <w:pPr>
-        <w:rPr>
-          <w:sz w:val="26"/>
-          <w:szCs w:val="26"/>
-        </w:rPr>
-      </w:pPr>
     </w:p>
     <w:p>
       <w:pPr>
@@ -3377,17 +3312,7 @@
           <w:sz w:val="26"/>
           <w:szCs w:val="26"/>
         </w:rPr>
-        <w:t xml:space="preserve">interactions entre les différents </w:t>
-      </w:r>
-      <w:r>
-        <w:rPr>
-          <w:b/>
-          <w:bCs/>
-          <w:sz w:val="26"/>
-          <w:szCs w:val="26"/>
-        </w:rPr>
-        <w:lastRenderedPageBreak/>
-        <w:t>composants</w:t>
+        <w:t>interactions entre les différents composants</w:t>
       </w:r>
       <w:r>
         <w:rPr>
@@ -3431,6 +3356,7 @@
           <w:sz w:val="26"/>
           <w:szCs w:val="26"/>
         </w:rPr>
+        <w:lastRenderedPageBreak/>
         <w:t>CONCEPTION LOGIQUE</w:t>
       </w:r>
     </w:p>
@@ -3540,37 +3466,21 @@
       </w:pPr>
       <w:r>
         <w:rPr>
-          <w:b/>
-          <w:bCs/>
-        </w:rPr>
-        <w:t>DIAGRAMME DE CAS D’UTILISATION GLOBAL</w:t>
-      </w:r>
-    </w:p>
-    <w:p>
-      <w:pPr>
-        <w:jc w:val="both"/>
-        <w:rPr>
-          <w:sz w:val="26"/>
-          <w:szCs w:val="26"/>
-        </w:rPr>
-      </w:pPr>
-      <w:r>
-        <w:rPr>
           <w:noProof/>
         </w:rPr>
         <w:drawing>
-          <wp:anchor distT="0" distB="0" distL="114300" distR="114300" simplePos="0" relativeHeight="251660288" behindDoc="0" locked="0" layoutInCell="1" allowOverlap="1" wp14:anchorId="0FD55A4E" wp14:editId="41773797">
+          <wp:anchor distT="0" distB="0" distL="114300" distR="114300" simplePos="0" relativeHeight="251677696" behindDoc="0" locked="0" layoutInCell="1" allowOverlap="1" wp14:anchorId="0CDB9955" wp14:editId="25F37D13">
             <wp:simplePos x="0" y="0"/>
             <wp:positionH relativeFrom="column">
-              <wp:posOffset>197046</wp:posOffset>
+              <wp:posOffset>-386204</wp:posOffset>
             </wp:positionH>
             <wp:positionV relativeFrom="paragraph">
-              <wp:posOffset>86360</wp:posOffset>
+              <wp:posOffset>328130</wp:posOffset>
             </wp:positionV>
-            <wp:extent cx="5760000" cy="3938400"/>
-            <wp:effectExtent l="0" t="0" r="0" b="5080"/>
+            <wp:extent cx="6546343" cy="4242849"/>
+            <wp:effectExtent l="19050" t="19050" r="26035" b="24765"/>
             <wp:wrapNone/>
-            <wp:docPr id="3" name="Picture 3"/>
+            <wp:docPr id="23" name="Picture 23"/>
             <wp:cNvGraphicFramePr>
               <a:graphicFrameLocks xmlns:a="http://schemas.openxmlformats.org/drawingml/2006/main" noChangeAspect="1"/>
             </wp:cNvGraphicFramePr>
@@ -3578,13 +3488,13 @@
               <a:graphicData uri="http://schemas.openxmlformats.org/drawingml/2006/picture">
                 <pic:pic xmlns:pic="http://schemas.openxmlformats.org/drawingml/2006/picture">
                   <pic:nvPicPr>
-                    <pic:cNvPr id="0" name="Picture 2"/>
+                    <pic:cNvPr id="0" name="Picture 16"/>
                     <pic:cNvPicPr>
                       <a:picLocks noChangeAspect="1" noChangeArrowheads="1"/>
                     </pic:cNvPicPr>
                   </pic:nvPicPr>
                   <pic:blipFill>
-                    <a:blip r:embed="rId7" cstate="print">
+                    <a:blip r:embed="rId9" cstate="print">
                       <a:extLst>
                         <a:ext uri="{28A0092B-C50C-407E-A947-70E740481C1C}">
                           <a14:useLocalDpi xmlns:a14="http://schemas.microsoft.com/office/drawing/2010/main" val="0"/>
@@ -3599,14 +3509,19 @@
                   <pic:spPr bwMode="auto">
                     <a:xfrm>
                       <a:off x="0" y="0"/>
-                      <a:ext cx="5760000" cy="3938400"/>
+                      <a:ext cx="6546343" cy="4242849"/>
                     </a:xfrm>
                     <a:prstGeom prst="rect">
                       <a:avLst/>
                     </a:prstGeom>
                     <a:noFill/>
-                    <a:ln>
-                      <a:noFill/>
+                    <a:ln w="3175">
+                      <a:solidFill>
+                        <a:schemeClr val="tx2">
+                          <a:lumMod val="75000"/>
+                          <a:lumOff val="25000"/>
+                        </a:schemeClr>
+                      </a:solidFill>
                     </a:ln>
                   </pic:spPr>
                 </pic:pic>
@@ -3621,6 +3536,13 @@
           </wp:anchor>
         </w:drawing>
       </w:r>
+      <w:r>
+        <w:rPr>
+          <w:b/>
+          <w:bCs/>
+        </w:rPr>
+        <w:t>DIAGRAMME DE CAS D’UTILISATION GLOBAL</w:t>
+      </w:r>
     </w:p>
     <w:p>
       <w:pPr>
@@ -3720,22 +3642,101 @@
           <w:szCs w:val="26"/>
         </w:rPr>
       </w:pPr>
+    </w:p>
+    <w:p>
+      <w:pPr>
+        <w:jc w:val="both"/>
+        <w:rPr>
+          <w:sz w:val="26"/>
+          <w:szCs w:val="26"/>
+        </w:rPr>
+      </w:pPr>
+    </w:p>
+    <w:p>
+      <w:pPr>
+        <w:jc w:val="both"/>
+        <w:rPr>
+          <w:sz w:val="26"/>
+          <w:szCs w:val="26"/>
+        </w:rPr>
+      </w:pPr>
+    </w:p>
+    <w:p>
+      <w:pPr>
+        <w:jc w:val="center"/>
+        <w:rPr>
+          <w:sz w:val="26"/>
+          <w:szCs w:val="26"/>
+        </w:rPr>
+      </w:pPr>
+      <w:r>
+        <w:rPr>
+          <w:sz w:val="26"/>
+          <w:szCs w:val="26"/>
+        </w:rPr>
+        <w:lastRenderedPageBreak/>
+        <w:t xml:space="preserve">CAS D’UTILISATION : </w:t>
+      </w:r>
+      <w:r>
+        <w:rPr>
+          <w:b/>
+          <w:bCs/>
+          <w:sz w:val="26"/>
+          <w:szCs w:val="26"/>
+        </w:rPr>
+        <w:t>G</w:t>
+      </w:r>
+      <w:r>
+        <w:rPr>
+          <w:b/>
+          <w:bCs/>
+          <w:sz w:val="26"/>
+          <w:szCs w:val="26"/>
+        </w:rPr>
+        <w:t>estion des</w:t>
+      </w:r>
+      <w:r>
+        <w:rPr>
+          <w:b/>
+          <w:bCs/>
+          <w:sz w:val="26"/>
+          <w:szCs w:val="26"/>
+        </w:rPr>
+        <w:t xml:space="preserve"> enregistrements</w:t>
+      </w:r>
+    </w:p>
+    <w:p>
+      <w:pPr>
+        <w:jc w:val="both"/>
+        <w:rPr>
+          <w:sz w:val="26"/>
+          <w:szCs w:val="26"/>
+        </w:rPr>
+      </w:pPr>
+    </w:p>
+    <w:p>
+      <w:pPr>
+        <w:jc w:val="both"/>
+        <w:rPr>
+          <w:sz w:val="26"/>
+          <w:szCs w:val="26"/>
+        </w:rPr>
+      </w:pPr>
       <w:r>
         <w:rPr>
           <w:noProof/>
         </w:rPr>
-        <w:lastRenderedPageBreak/>
         <w:drawing>
-          <wp:anchor distT="0" distB="0" distL="114300" distR="114300" simplePos="0" relativeHeight="251661312" behindDoc="0" locked="0" layoutInCell="1" allowOverlap="1" wp14:anchorId="7ED06660" wp14:editId="7FA11085">
+          <wp:anchor distT="0" distB="0" distL="114300" distR="114300" simplePos="0" relativeHeight="251661312" behindDoc="0" locked="0" layoutInCell="1" allowOverlap="1" wp14:anchorId="7ED06660" wp14:editId="091205CB">
             <wp:simplePos x="0" y="0"/>
             <wp:positionH relativeFrom="column">
-              <wp:posOffset>-485140</wp:posOffset>
+              <wp:posOffset>-436880</wp:posOffset>
             </wp:positionH>
             <wp:positionV relativeFrom="paragraph">
-              <wp:posOffset>294981</wp:posOffset>
+              <wp:posOffset>173189</wp:posOffset>
             </wp:positionV>
             <wp:extent cx="6636385" cy="3952875"/>
-            <wp:effectExtent l="0" t="0" r="0" b="0"/>
+            <wp:effectExtent l="19050" t="19050" r="12065" b="28575"/>
             <wp:wrapNone/>
             <wp:docPr id="4" name="Picture 4"/>
             <wp:cNvGraphicFramePr>
@@ -3751,7 +3752,7 @@
                     </pic:cNvPicPr>
                   </pic:nvPicPr>
                   <pic:blipFill>
-                    <a:blip r:embed="rId8">
+                    <a:blip r:embed="rId10">
                       <a:extLst>
                         <a:ext uri="{28A0092B-C50C-407E-A947-70E740481C1C}">
                           <a14:useLocalDpi xmlns:a14="http://schemas.microsoft.com/office/drawing/2010/main" val="0"/>
@@ -3773,7 +3774,12 @@
                     </a:prstGeom>
                     <a:noFill/>
                     <a:ln>
-                      <a:noFill/>
+                      <a:solidFill>
+                        <a:schemeClr val="tx2">
+                          <a:lumMod val="75000"/>
+                          <a:lumOff val="25000"/>
+                        </a:schemeClr>
+                      </a:solidFill>
                     </a:ln>
                   </pic:spPr>
                 </pic:pic>
@@ -3788,143 +3794,70 @@
           </wp:anchor>
         </w:drawing>
       </w:r>
-      <w:r>
-        <w:rPr>
-          <w:sz w:val="26"/>
-          <w:szCs w:val="26"/>
-        </w:rPr>
-        <w:t xml:space="preserve"> </w:t>
-      </w:r>
-      <w:r>
-        <w:rPr>
-          <w:sz w:val="26"/>
-          <w:szCs w:val="26"/>
-        </w:rPr>
-        <w:t>CAS D’UTILISATION </w:t>
-      </w:r>
-      <w:r>
-        <w:rPr>
-          <w:sz w:val="26"/>
-          <w:szCs w:val="26"/>
-        </w:rPr>
-        <w:t xml:space="preserve">: </w:t>
-      </w:r>
-      <w:r>
+    </w:p>
+    <w:p>
+      <w:pPr>
+        <w:jc w:val="both"/>
+        <w:rPr>
+          <w:sz w:val="26"/>
+          <w:szCs w:val="26"/>
+        </w:rPr>
+      </w:pPr>
+    </w:p>
+    <w:p>
+      <w:pPr>
+        <w:jc w:val="both"/>
+        <w:rPr>
+          <w:sz w:val="26"/>
+          <w:szCs w:val="26"/>
+        </w:rPr>
+      </w:pPr>
+    </w:p>
+    <w:p>
+      <w:pPr>
+        <w:jc w:val="both"/>
+        <w:rPr>
+          <w:sz w:val="26"/>
+          <w:szCs w:val="26"/>
+        </w:rPr>
+      </w:pPr>
+    </w:p>
+    <w:p>
+      <w:pPr>
+        <w:jc w:val="both"/>
+        <w:rPr>
+          <w:sz w:val="26"/>
+          <w:szCs w:val="26"/>
+        </w:rPr>
+      </w:pPr>
+    </w:p>
+    <w:p>
+      <w:pPr>
+        <w:jc w:val="both"/>
+        <w:rPr>
+          <w:sz w:val="26"/>
+          <w:szCs w:val="26"/>
+        </w:rPr>
+      </w:pPr>
+    </w:p>
+    <w:p>
+      <w:pPr>
+        <w:jc w:val="both"/>
+        <w:rPr>
+          <w:sz w:val="26"/>
+          <w:szCs w:val="26"/>
+        </w:rPr>
+      </w:pPr>
+    </w:p>
+    <w:p>
+      <w:pPr>
+        <w:jc w:val="center"/>
         <w:rPr>
           <w:b/>
           <w:bCs/>
           <w:sz w:val="26"/>
           <w:szCs w:val="26"/>
         </w:rPr>
-        <w:t>Gestion des enregistrements</w:t>
-      </w:r>
-    </w:p>
-    <w:p>
-      <w:pPr>
-        <w:jc w:val="both"/>
-        <w:rPr>
-          <w:sz w:val="26"/>
-          <w:szCs w:val="26"/>
-        </w:rPr>
-      </w:pPr>
-    </w:p>
-    <w:p>
-      <w:pPr>
-        <w:jc w:val="both"/>
-        <w:rPr>
-          <w:sz w:val="26"/>
-          <w:szCs w:val="26"/>
-        </w:rPr>
-      </w:pPr>
-    </w:p>
-    <w:p>
-      <w:pPr>
-        <w:jc w:val="both"/>
-        <w:rPr>
-          <w:sz w:val="26"/>
-          <w:szCs w:val="26"/>
-        </w:rPr>
-      </w:pPr>
-    </w:p>
-    <w:p>
-      <w:pPr>
-        <w:jc w:val="both"/>
-        <w:rPr>
-          <w:sz w:val="26"/>
-          <w:szCs w:val="26"/>
-        </w:rPr>
-      </w:pPr>
-    </w:p>
-    <w:p>
-      <w:pPr>
-        <w:jc w:val="both"/>
-        <w:rPr>
-          <w:sz w:val="26"/>
-          <w:szCs w:val="26"/>
-        </w:rPr>
-      </w:pPr>
-    </w:p>
-    <w:p>
-      <w:pPr>
-        <w:jc w:val="both"/>
-        <w:rPr>
-          <w:sz w:val="26"/>
-          <w:szCs w:val="26"/>
-        </w:rPr>
-      </w:pPr>
-    </w:p>
-    <w:p>
-      <w:pPr>
-        <w:jc w:val="both"/>
-        <w:rPr>
-          <w:sz w:val="26"/>
-          <w:szCs w:val="26"/>
-        </w:rPr>
-      </w:pPr>
-    </w:p>
-    <w:p>
-      <w:pPr>
-        <w:jc w:val="both"/>
-        <w:rPr>
-          <w:sz w:val="26"/>
-          <w:szCs w:val="26"/>
-        </w:rPr>
-      </w:pPr>
-    </w:p>
-    <w:p>
-      <w:pPr>
-        <w:jc w:val="both"/>
-        <w:rPr>
-          <w:sz w:val="26"/>
-          <w:szCs w:val="26"/>
-        </w:rPr>
-      </w:pPr>
-    </w:p>
-    <w:p>
-      <w:pPr>
-        <w:jc w:val="both"/>
-        <w:rPr>
-          <w:sz w:val="26"/>
-          <w:szCs w:val="26"/>
-        </w:rPr>
-      </w:pPr>
-    </w:p>
-    <w:p>
-      <w:pPr>
-        <w:jc w:val="both"/>
-        <w:rPr>
-          <w:sz w:val="26"/>
-          <w:szCs w:val="26"/>
-        </w:rPr>
-      </w:pPr>
-    </w:p>
-    <w:p>
-      <w:pPr>
-        <w:jc w:val="both"/>
-        <w:rPr>
-          <w:sz w:val="26"/>
-          <w:szCs w:val="26"/>
-        </w:rPr>
       </w:pPr>
     </w:p>
     <w:p>
@@ -3948,14 +3881,65 @@
           <w:szCs w:val="26"/>
         </w:rPr>
       </w:pPr>
-      <w:r>
+    </w:p>
+    <w:p>
+      <w:pPr>
+        <w:jc w:val="center"/>
         <w:rPr>
           <w:b/>
           <w:bCs/>
           <w:sz w:val="26"/>
           <w:szCs w:val="26"/>
         </w:rPr>
+      </w:pPr>
+    </w:p>
+    <w:p>
+      <w:pPr>
+        <w:jc w:val="center"/>
+        <w:rPr>
+          <w:b/>
+          <w:bCs/>
+          <w:sz w:val="26"/>
+          <w:szCs w:val="26"/>
+        </w:rPr>
+      </w:pPr>
+    </w:p>
+    <w:p>
+      <w:pPr>
+        <w:jc w:val="center"/>
+        <w:rPr>
+          <w:b/>
+          <w:bCs/>
+          <w:sz w:val="26"/>
+          <w:szCs w:val="26"/>
+        </w:rPr>
+      </w:pPr>
+    </w:p>
+    <w:p>
+      <w:pPr>
+        <w:jc w:val="center"/>
+        <w:rPr>
+          <w:b/>
+          <w:bCs/>
+          <w:sz w:val="26"/>
+          <w:szCs w:val="26"/>
+        </w:rPr>
+      </w:pPr>
+      <w:r>
+        <w:rPr>
+          <w:sz w:val="26"/>
+          <w:szCs w:val="26"/>
+        </w:rPr>
         <w:t>DESCRIPTION TEXTUELLE</w:t>
+      </w:r>
+      <w:r>
+        <w:rPr>
+          <w:b/>
+          <w:bCs/>
+          <w:sz w:val="26"/>
+          <w:szCs w:val="26"/>
+        </w:rPr>
+        <w:t> : Gestion des enregistrements</w:t>
       </w:r>
     </w:p>
     <w:p>
@@ -4002,7 +3986,16 @@
                 <w:sz w:val="26"/>
                 <w:szCs w:val="26"/>
               </w:rPr>
-              <w:t>CAS D’UTILISATION : gestion des enregistrements</w:t>
+              <w:t xml:space="preserve">CAS D’UTILISATION : </w:t>
+            </w:r>
+            <w:r>
+              <w:rPr>
+                <w:b/>
+                <w:bCs/>
+                <w:sz w:val="26"/>
+                <w:szCs w:val="26"/>
+              </w:rPr>
+              <w:t>gestion des enregistrements</w:t>
             </w:r>
           </w:p>
         </w:tc>
@@ -4225,6 +4218,58 @@
       </w:tr>
       <w:tr>
         <w:trPr>
+          <w:trHeight w:val="824"/>
+        </w:trPr>
+        <w:tc>
+          <w:tcPr>
+            <w:tcW w:w="5172" w:type="dxa"/>
+          </w:tcPr>
+          <w:p>
+            <w:pPr>
+              <w:jc w:val="both"/>
+              <w:rPr>
+                <w:b/>
+                <w:bCs/>
+                <w:sz w:val="26"/>
+                <w:szCs w:val="26"/>
+              </w:rPr>
+            </w:pPr>
+            <w:r>
+              <w:rPr>
+                <w:b/>
+                <w:bCs/>
+                <w:sz w:val="26"/>
+                <w:szCs w:val="26"/>
+              </w:rPr>
+              <w:lastRenderedPageBreak/>
+              <w:t>Précondition</w:t>
+            </w:r>
+          </w:p>
+        </w:tc>
+        <w:tc>
+          <w:tcPr>
+            <w:tcW w:w="5173" w:type="dxa"/>
+          </w:tcPr>
+          <w:p>
+            <w:pPr>
+              <w:jc w:val="both"/>
+              <w:rPr>
+                <w:sz w:val="26"/>
+                <w:szCs w:val="26"/>
+              </w:rPr>
+            </w:pPr>
+            <w:r>
+              <w:rPr>
+                <w:sz w:val="26"/>
+                <w:szCs w:val="26"/>
+              </w:rPr>
+              <w:t>Le responsable ou l’administrateur doit s’authentifier</w:t>
+            </w:r>
+          </w:p>
+        </w:tc>
+      </w:tr>
+      <w:tr>
+        <w:trPr>
           <w:trHeight w:val="853"/>
         </w:trPr>
         <w:tc>
@@ -4316,7 +4361,6 @@
                 <w:sz w:val="26"/>
                 <w:szCs w:val="26"/>
               </w:rPr>
-              <w:lastRenderedPageBreak/>
               <w:t>il</w:t>
             </w:r>
             <w:proofErr w:type="gramEnd"/>
@@ -4605,14 +4649,7 @@
                 <w:sz w:val="26"/>
                 <w:szCs w:val="26"/>
               </w:rPr>
-              <w:t>Problème de redondance d’information lors de l’ajout ou la modification d’information</w:t>
-            </w:r>
-            <w:r>
-              <w:rPr>
-                <w:sz w:val="26"/>
-                <w:szCs w:val="26"/>
-              </w:rPr>
-              <w:t> : un message d’erreur s’affiche pour demander une correction</w:t>
+              <w:t>Problème de redondance d’information lors de l’ajout ou la modification d’information : un message d’erreur s’affiche pour demander une correction</w:t>
             </w:r>
           </w:p>
           <w:p>
@@ -4633,56 +4670,6 @@
                 <w:szCs w:val="26"/>
               </w:rPr>
               <w:t>Erreur d’authentification</w:t>
-            </w:r>
-          </w:p>
-        </w:tc>
-      </w:tr>
-      <w:tr>
-        <w:trPr>
-          <w:trHeight w:val="853"/>
-        </w:trPr>
-        <w:tc>
-          <w:tcPr>
-            <w:tcW w:w="5172" w:type="dxa"/>
-          </w:tcPr>
-          <w:p>
-            <w:pPr>
-              <w:jc w:val="both"/>
-              <w:rPr>
-                <w:b/>
-                <w:bCs/>
-                <w:sz w:val="26"/>
-                <w:szCs w:val="26"/>
-              </w:rPr>
-            </w:pPr>
-            <w:r>
-              <w:rPr>
-                <w:b/>
-                <w:bCs/>
-                <w:sz w:val="26"/>
-                <w:szCs w:val="26"/>
-              </w:rPr>
-              <w:t>Précondition</w:t>
-            </w:r>
-          </w:p>
-        </w:tc>
-        <w:tc>
-          <w:tcPr>
-            <w:tcW w:w="5173" w:type="dxa"/>
-          </w:tcPr>
-          <w:p>
-            <w:pPr>
-              <w:rPr>
-                <w:sz w:val="26"/>
-                <w:szCs w:val="26"/>
-              </w:rPr>
-            </w:pPr>
-            <w:r>
-              <w:rPr>
-                <w:sz w:val="26"/>
-                <w:szCs w:val="26"/>
-              </w:rPr>
-              <w:t>Le responsable ou l’administrateur doit s’authentifier</w:t>
             </w:r>
           </w:p>
         </w:tc>
@@ -4759,21 +4746,7 @@
                 <w:sz w:val="26"/>
                 <w:szCs w:val="26"/>
               </w:rPr>
-              <w:t>Les information</w:t>
-            </w:r>
-            <w:r>
-              <w:rPr>
-                <w:sz w:val="26"/>
-                <w:szCs w:val="26"/>
-              </w:rPr>
-              <w:t>s</w:t>
-            </w:r>
-            <w:r>
-              <w:rPr>
-                <w:sz w:val="26"/>
-                <w:szCs w:val="26"/>
-              </w:rPr>
-              <w:t xml:space="preserve"> du film ont bien été modifiée</w:t>
+              <w:t>Les informations du film ont bien été modifiée</w:t>
             </w:r>
           </w:p>
         </w:tc>
@@ -4799,15 +4772,6 @@
     </w:p>
     <w:p>
       <w:pPr>
-        <w:jc w:val="both"/>
-        <w:rPr>
-          <w:sz w:val="26"/>
-          <w:szCs w:val="26"/>
-        </w:rPr>
-      </w:pPr>
-    </w:p>
-    <w:p>
-      <w:pPr>
         <w:jc w:val="center"/>
         <w:rPr>
           <w:sz w:val="26"/>
@@ -4828,17 +4792,26 @@
           <w:sz w:val="26"/>
           <w:szCs w:val="26"/>
         </w:rPr>
-        <w:t>gérer planning</w:t>
-      </w:r>
-    </w:p>
-    <w:p>
-      <w:pPr>
-        <w:jc w:val="both"/>
-        <w:rPr>
-          <w:sz w:val="26"/>
-          <w:szCs w:val="26"/>
-        </w:rPr>
-      </w:pPr>
+        <w:t>g</w:t>
+      </w:r>
+      <w:r>
+        <w:rPr>
+          <w:b/>
+          <w:bCs/>
+          <w:sz w:val="26"/>
+          <w:szCs w:val="26"/>
+        </w:rPr>
+        <w:t>estion du</w:t>
+      </w:r>
+      <w:r>
+        <w:rPr>
+          <w:b/>
+          <w:bCs/>
+          <w:sz w:val="26"/>
+          <w:szCs w:val="26"/>
+        </w:rPr>
+        <w:t xml:space="preserve"> planning</w:t>
+      </w:r>
     </w:p>
     <w:p>
       <w:pPr>
@@ -4881,18 +4854,18 @@
         </w:rPr>
         <w:lastRenderedPageBreak/>
         <w:drawing>
-          <wp:anchor distT="0" distB="0" distL="114300" distR="114300" simplePos="0" relativeHeight="251662336" behindDoc="0" locked="0" layoutInCell="1" allowOverlap="1" wp14:anchorId="4A30241D" wp14:editId="05A6555B">
+          <wp:anchor distT="0" distB="0" distL="114300" distR="114300" simplePos="0" relativeHeight="251678720" behindDoc="0" locked="0" layoutInCell="1" allowOverlap="1" wp14:anchorId="0592AEFB" wp14:editId="28766AE7">
             <wp:simplePos x="0" y="0"/>
             <wp:positionH relativeFrom="column">
-              <wp:posOffset>-342527</wp:posOffset>
+              <wp:posOffset>-430640</wp:posOffset>
             </wp:positionH>
             <wp:positionV relativeFrom="paragraph">
-              <wp:posOffset>-25889</wp:posOffset>
+              <wp:posOffset>221366</wp:posOffset>
             </wp:positionV>
-            <wp:extent cx="6337496" cy="4309497"/>
-            <wp:effectExtent l="0" t="0" r="6350" b="0"/>
+            <wp:extent cx="6620910" cy="4659465"/>
+            <wp:effectExtent l="19050" t="19050" r="27940" b="27305"/>
             <wp:wrapNone/>
-            <wp:docPr id="5" name="Picture 5"/>
+            <wp:docPr id="27" name="Picture 27"/>
             <wp:cNvGraphicFramePr>
               <a:graphicFrameLocks xmlns:a="http://schemas.openxmlformats.org/drawingml/2006/main" noChangeAspect="1"/>
             </wp:cNvGraphicFramePr>
@@ -4900,13 +4873,13 @@
               <a:graphicData uri="http://schemas.openxmlformats.org/drawingml/2006/picture">
                 <pic:pic xmlns:pic="http://schemas.openxmlformats.org/drawingml/2006/picture">
                   <pic:nvPicPr>
-                    <pic:cNvPr id="0" name="Picture 6"/>
+                    <pic:cNvPr id="0" name="Picture 24"/>
                     <pic:cNvPicPr>
                       <a:picLocks noChangeAspect="1" noChangeArrowheads="1"/>
                     </pic:cNvPicPr>
                   </pic:nvPicPr>
                   <pic:blipFill>
-                    <a:blip r:embed="rId9">
+                    <a:blip r:embed="rId11">
                       <a:extLst>
                         <a:ext uri="{28A0092B-C50C-407E-A947-70E740481C1C}">
                           <a14:useLocalDpi xmlns:a14="http://schemas.microsoft.com/office/drawing/2010/main" val="0"/>
@@ -4921,14 +4894,19 @@
                   <pic:spPr bwMode="auto">
                     <a:xfrm>
                       <a:off x="0" y="0"/>
-                      <a:ext cx="6337496" cy="4309497"/>
+                      <a:ext cx="6620910" cy="4659465"/>
                     </a:xfrm>
                     <a:prstGeom prst="rect">
                       <a:avLst/>
                     </a:prstGeom>
                     <a:noFill/>
                     <a:ln>
-                      <a:noFill/>
+                      <a:solidFill>
+                        <a:schemeClr val="tx2">
+                          <a:lumMod val="75000"/>
+                          <a:lumOff val="25000"/>
+                        </a:schemeClr>
+                      </a:solidFill>
                     </a:ln>
                   </pic:spPr>
                 </pic:pic>
@@ -5054,7 +5032,25 @@
     </w:p>
     <w:p>
       <w:pPr>
-        <w:jc w:val="both"/>
+        <w:jc w:val="center"/>
+        <w:rPr>
+          <w:sz w:val="26"/>
+          <w:szCs w:val="26"/>
+        </w:rPr>
+      </w:pPr>
+    </w:p>
+    <w:p>
+      <w:pPr>
+        <w:jc w:val="center"/>
+        <w:rPr>
+          <w:sz w:val="26"/>
+          <w:szCs w:val="26"/>
+        </w:rPr>
+      </w:pPr>
+    </w:p>
+    <w:p>
+      <w:pPr>
+        <w:jc w:val="center"/>
         <w:rPr>
           <w:sz w:val="26"/>
           <w:szCs w:val="26"/>
@@ -5073,32 +5069,71 @@
       </w:pPr>
       <w:r>
         <w:rPr>
+          <w:sz w:val="26"/>
+          <w:szCs w:val="26"/>
+        </w:rPr>
+        <w:t>DESCRIPTION TEXTUELLE</w:t>
+      </w:r>
+      <w:r>
+        <w:rPr>
+          <w:sz w:val="26"/>
+          <w:szCs w:val="26"/>
+        </w:rPr>
+        <w:t> :</w:t>
+      </w:r>
+      <w:r>
+        <w:rPr>
+          <w:sz w:val="26"/>
+          <w:szCs w:val="26"/>
+        </w:rPr>
+        <w:t xml:space="preserve"> </w:t>
+      </w:r>
+      <w:r>
+        <w:rPr>
           <w:b/>
           <w:bCs/>
           <w:sz w:val="26"/>
           <w:szCs w:val="26"/>
         </w:rPr>
-        <w:t>DESCRIPTION TEXTUELLE</w:t>
+        <w:t>g</w:t>
+      </w:r>
+      <w:r>
+        <w:rPr>
+          <w:b/>
+          <w:bCs/>
+          <w:sz w:val="26"/>
+          <w:szCs w:val="26"/>
+        </w:rPr>
+        <w:t>estion du</w:t>
+      </w:r>
+      <w:r>
+        <w:rPr>
+          <w:b/>
+          <w:bCs/>
+          <w:sz w:val="26"/>
+          <w:szCs w:val="26"/>
+        </w:rPr>
+        <w:t xml:space="preserve"> planning</w:t>
       </w:r>
     </w:p>
     <w:tbl>
       <w:tblPr>
         <w:tblStyle w:val="TableGrid"/>
-        <w:tblpPr w:leftFromText="141" w:rightFromText="141" w:vertAnchor="text" w:horzAnchor="margin" w:tblpXSpec="center" w:tblpY="129"/>
-        <w:tblW w:w="10022" w:type="dxa"/>
+        <w:tblpPr w:leftFromText="141" w:rightFromText="141" w:vertAnchor="text" w:horzAnchor="margin" w:tblpXSpec="center" w:tblpY="981"/>
+        <w:tblW w:w="10258" w:type="dxa"/>
         <w:tblLook w:val="04A0" w:firstRow="1" w:lastRow="0" w:firstColumn="1" w:lastColumn="0" w:noHBand="0" w:noVBand="1"/>
       </w:tblPr>
       <w:tblGrid>
-        <w:gridCol w:w="5011"/>
-        <w:gridCol w:w="5011"/>
+        <w:gridCol w:w="5129"/>
+        <w:gridCol w:w="5129"/>
       </w:tblGrid>
       <w:tr>
         <w:trPr>
-          <w:trHeight w:val="844"/>
+          <w:trHeight w:val="906"/>
         </w:trPr>
         <w:tc>
           <w:tcPr>
-            <w:tcW w:w="10022" w:type="dxa"/>
+            <w:tcW w:w="10258" w:type="dxa"/>
             <w:gridSpan w:val="2"/>
           </w:tcPr>
           <w:p>
@@ -5114,14 +5149,7 @@
                 <w:sz w:val="26"/>
                 <w:szCs w:val="26"/>
               </w:rPr>
-              <w:t>CAS D’UTILISATION</w:t>
-            </w:r>
-            <w:r>
-              <w:rPr>
-                <w:sz w:val="26"/>
-                <w:szCs w:val="26"/>
-              </w:rPr>
-              <w:t xml:space="preserve"> : </w:t>
+              <w:t xml:space="preserve">CAS D’UTILISATION : </w:t>
             </w:r>
             <w:r>
               <w:rPr>
@@ -5130,18 +5158,36 @@
                 <w:sz w:val="26"/>
                 <w:szCs w:val="26"/>
               </w:rPr>
-              <w:t>Gérer planning</w:t>
+              <w:t xml:space="preserve"> g</w:t>
+            </w:r>
+            <w:r>
+              <w:rPr>
+                <w:b/>
+                <w:bCs/>
+                <w:sz w:val="26"/>
+                <w:szCs w:val="26"/>
+              </w:rPr>
+              <w:t xml:space="preserve">estion du </w:t>
+            </w:r>
+            <w:r>
+              <w:rPr>
+                <w:b/>
+                <w:bCs/>
+                <w:sz w:val="26"/>
+                <w:szCs w:val="26"/>
+              </w:rPr>
+              <w:t>planning</w:t>
             </w:r>
           </w:p>
         </w:tc>
       </w:tr>
       <w:tr>
         <w:trPr>
-          <w:trHeight w:val="815"/>
+          <w:trHeight w:val="875"/>
         </w:trPr>
         <w:tc>
           <w:tcPr>
-            <w:tcW w:w="5011" w:type="dxa"/>
+            <w:tcW w:w="5129" w:type="dxa"/>
           </w:tcPr>
           <w:p>
             <w:pPr>
@@ -5166,7 +5212,7 @@
         </w:tc>
         <w:tc>
           <w:tcPr>
-            <w:tcW w:w="5011" w:type="dxa"/>
+            <w:tcW w:w="5129" w:type="dxa"/>
           </w:tcPr>
           <w:p>
             <w:pPr>
@@ -5176,63 +5222,126 @@
                 <w:szCs w:val="26"/>
               </w:rPr>
             </w:pPr>
+            <w:r>
+              <w:rPr>
+                <w:sz w:val="26"/>
+                <w:szCs w:val="26"/>
+              </w:rPr>
+              <w:t>Le responsable de production organise les projections des films sélectionnés pour le festival en créant le planning et en assurant sa publication</w:t>
+            </w:r>
           </w:p>
         </w:tc>
       </w:tr>
       <w:tr>
         <w:trPr>
-          <w:trHeight w:val="844"/>
+          <w:trHeight w:val="906"/>
         </w:trPr>
         <w:tc>
           <w:tcPr>
-            <w:tcW w:w="5011" w:type="dxa"/>
+            <w:tcW w:w="5129" w:type="dxa"/>
           </w:tcPr>
           <w:p>
             <w:pPr>
               <w:jc w:val="both"/>
               <w:rPr>
+                <w:b/>
+                <w:bCs/>
                 <w:sz w:val="26"/>
                 <w:szCs w:val="26"/>
               </w:rPr>
             </w:pPr>
+            <w:r>
+              <w:rPr>
+                <w:b/>
+                <w:bCs/>
+                <w:sz w:val="26"/>
+                <w:szCs w:val="26"/>
+              </w:rPr>
+              <w:t>Acteurs</w:t>
+            </w:r>
           </w:p>
         </w:tc>
         <w:tc>
           <w:tcPr>
-            <w:tcW w:w="5011" w:type="dxa"/>
+            <w:tcW w:w="5129" w:type="dxa"/>
           </w:tcPr>
           <w:p>
             <w:pPr>
+              <w:pStyle w:val="ListParagraph"/>
+              <w:numPr>
+                <w:ilvl w:val="0"/>
+                <w:numId w:val="29"/>
+              </w:numPr>
               <w:jc w:val="both"/>
               <w:rPr>
                 <w:sz w:val="26"/>
                 <w:szCs w:val="26"/>
               </w:rPr>
             </w:pPr>
+            <w:r>
+              <w:rPr>
+                <w:sz w:val="26"/>
+                <w:szCs w:val="26"/>
+              </w:rPr>
+              <w:t>Responsable de production</w:t>
+            </w:r>
+          </w:p>
+          <w:p>
+            <w:pPr>
+              <w:pStyle w:val="ListParagraph"/>
+              <w:numPr>
+                <w:ilvl w:val="0"/>
+                <w:numId w:val="29"/>
+              </w:numPr>
+              <w:jc w:val="both"/>
+              <w:rPr>
+                <w:sz w:val="26"/>
+                <w:szCs w:val="26"/>
+              </w:rPr>
+            </w:pPr>
+            <w:r>
+              <w:rPr>
+                <w:sz w:val="26"/>
+                <w:szCs w:val="26"/>
+              </w:rPr>
+              <w:t>Le grand public(spectateur)</w:t>
+            </w:r>
           </w:p>
         </w:tc>
       </w:tr>
       <w:tr>
         <w:trPr>
-          <w:trHeight w:val="815"/>
+          <w:trHeight w:val="906"/>
         </w:trPr>
         <w:tc>
           <w:tcPr>
-            <w:tcW w:w="5011" w:type="dxa"/>
+            <w:tcW w:w="5129" w:type="dxa"/>
           </w:tcPr>
           <w:p>
             <w:pPr>
               <w:jc w:val="both"/>
               <w:rPr>
+                <w:b/>
+                <w:bCs/>
                 <w:sz w:val="26"/>
                 <w:szCs w:val="26"/>
               </w:rPr>
             </w:pPr>
+            <w:r>
+              <w:rPr>
+                <w:b/>
+                <w:bCs/>
+                <w:sz w:val="26"/>
+                <w:szCs w:val="26"/>
+              </w:rPr>
+              <w:lastRenderedPageBreak/>
+              <w:t>Evénement déclencheur</w:t>
+            </w:r>
           </w:p>
         </w:tc>
         <w:tc>
           <w:tcPr>
-            <w:tcW w:w="5011" w:type="dxa"/>
+            <w:tcW w:w="5129" w:type="dxa"/>
           </w:tcPr>
           <w:p>
             <w:pPr>
@@ -5242,64 +5351,563 @@
                 <w:szCs w:val="26"/>
               </w:rPr>
             </w:pPr>
+            <w:r>
+              <w:rPr>
+                <w:sz w:val="26"/>
+                <w:szCs w:val="26"/>
+              </w:rPr>
+              <w:t>Un clic sur le bouton « </w:t>
+            </w:r>
+            <w:r>
+              <w:rPr>
+                <w:b/>
+                <w:bCs/>
+                <w:sz w:val="26"/>
+                <w:szCs w:val="26"/>
+              </w:rPr>
+              <w:t>créer planning</w:t>
+            </w:r>
+            <w:r>
+              <w:rPr>
+                <w:sz w:val="26"/>
+                <w:szCs w:val="26"/>
+              </w:rPr>
+              <w:t> »</w:t>
+            </w:r>
+          </w:p>
+          <w:p>
+            <w:pPr>
+              <w:jc w:val="both"/>
+              <w:rPr>
+                <w:sz w:val="26"/>
+                <w:szCs w:val="26"/>
+              </w:rPr>
+            </w:pPr>
+            <w:r>
+              <w:rPr>
+                <w:sz w:val="26"/>
+                <w:szCs w:val="26"/>
+              </w:rPr>
+              <w:t>Un clic sur le bouton « </w:t>
+            </w:r>
+            <w:r>
+              <w:rPr>
+                <w:b/>
+                <w:bCs/>
+                <w:sz w:val="26"/>
+                <w:szCs w:val="26"/>
+              </w:rPr>
+              <w:t>Consulter planning</w:t>
+            </w:r>
+            <w:r>
+              <w:rPr>
+                <w:sz w:val="26"/>
+                <w:szCs w:val="26"/>
+              </w:rPr>
+              <w:t> »</w:t>
+            </w:r>
           </w:p>
         </w:tc>
       </w:tr>
       <w:tr>
         <w:trPr>
-          <w:trHeight w:val="844"/>
+          <w:trHeight w:val="875"/>
         </w:trPr>
         <w:tc>
           <w:tcPr>
-            <w:tcW w:w="5011" w:type="dxa"/>
+            <w:tcW w:w="5129" w:type="dxa"/>
           </w:tcPr>
           <w:p>
             <w:pPr>
               <w:jc w:val="both"/>
               <w:rPr>
+                <w:b/>
+                <w:bCs/>
                 <w:sz w:val="26"/>
                 <w:szCs w:val="26"/>
               </w:rPr>
             </w:pPr>
+            <w:r>
+              <w:rPr>
+                <w:b/>
+                <w:bCs/>
+                <w:sz w:val="26"/>
+                <w:szCs w:val="26"/>
+              </w:rPr>
+              <w:t>Précondition</w:t>
+            </w:r>
           </w:p>
         </w:tc>
         <w:tc>
           <w:tcPr>
-            <w:tcW w:w="5011" w:type="dxa"/>
+            <w:tcW w:w="5129" w:type="dxa"/>
           </w:tcPr>
           <w:p>
             <w:pPr>
+              <w:pStyle w:val="ListParagraph"/>
+              <w:numPr>
+                <w:ilvl w:val="0"/>
+                <w:numId w:val="29"/>
+              </w:numPr>
               <w:jc w:val="both"/>
               <w:rPr>
                 <w:sz w:val="26"/>
                 <w:szCs w:val="26"/>
               </w:rPr>
             </w:pPr>
+            <w:r>
+              <w:rPr>
+                <w:sz w:val="26"/>
+                <w:szCs w:val="26"/>
+              </w:rPr>
+              <w:t>Les films doivent être enregistrée</w:t>
+            </w:r>
+            <w:r>
+              <w:rPr>
+                <w:sz w:val="26"/>
+                <w:szCs w:val="26"/>
+              </w:rPr>
+              <w:t xml:space="preserve"> et les salles doivent être définies</w:t>
+            </w:r>
+          </w:p>
+          <w:p>
+            <w:pPr>
+              <w:pStyle w:val="ListParagraph"/>
+              <w:numPr>
+                <w:ilvl w:val="0"/>
+                <w:numId w:val="29"/>
+              </w:numPr>
+              <w:jc w:val="both"/>
+              <w:rPr>
+                <w:sz w:val="26"/>
+                <w:szCs w:val="26"/>
+              </w:rPr>
+            </w:pPr>
+            <w:r>
+              <w:rPr>
+                <w:sz w:val="26"/>
+                <w:szCs w:val="26"/>
+              </w:rPr>
+              <w:t>Le responsable doit s’authentifier</w:t>
+            </w:r>
           </w:p>
         </w:tc>
       </w:tr>
       <w:tr>
         <w:trPr>
-          <w:trHeight w:val="815"/>
+          <w:trHeight w:val="906"/>
         </w:trPr>
         <w:tc>
           <w:tcPr>
-            <w:tcW w:w="5011" w:type="dxa"/>
+            <w:tcW w:w="5129" w:type="dxa"/>
           </w:tcPr>
           <w:p>
             <w:pPr>
               <w:jc w:val="both"/>
               <w:rPr>
+                <w:b/>
+                <w:bCs/>
                 <w:sz w:val="26"/>
                 <w:szCs w:val="26"/>
               </w:rPr>
             </w:pPr>
+          </w:p>
+          <w:p>
+            <w:pPr>
+              <w:jc w:val="both"/>
+              <w:rPr>
+                <w:b/>
+                <w:bCs/>
+                <w:sz w:val="26"/>
+                <w:szCs w:val="26"/>
+              </w:rPr>
+            </w:pPr>
+          </w:p>
+          <w:p>
+            <w:pPr>
+              <w:jc w:val="both"/>
+              <w:rPr>
+                <w:b/>
+                <w:bCs/>
+                <w:sz w:val="26"/>
+                <w:szCs w:val="26"/>
+              </w:rPr>
+            </w:pPr>
+          </w:p>
+          <w:p>
+            <w:pPr>
+              <w:jc w:val="both"/>
+              <w:rPr>
+                <w:b/>
+                <w:bCs/>
+                <w:sz w:val="26"/>
+                <w:szCs w:val="26"/>
+              </w:rPr>
+            </w:pPr>
+          </w:p>
+          <w:p>
+            <w:pPr>
+              <w:jc w:val="both"/>
+              <w:rPr>
+                <w:b/>
+                <w:bCs/>
+                <w:sz w:val="26"/>
+                <w:szCs w:val="26"/>
+              </w:rPr>
+            </w:pPr>
+          </w:p>
+          <w:p>
+            <w:pPr>
+              <w:jc w:val="both"/>
+              <w:rPr>
+                <w:b/>
+                <w:bCs/>
+                <w:sz w:val="26"/>
+                <w:szCs w:val="26"/>
+              </w:rPr>
+            </w:pPr>
+          </w:p>
+          <w:p>
+            <w:pPr>
+              <w:jc w:val="both"/>
+              <w:rPr>
+                <w:b/>
+                <w:bCs/>
+                <w:sz w:val="26"/>
+                <w:szCs w:val="26"/>
+              </w:rPr>
+            </w:pPr>
+          </w:p>
+          <w:p>
+            <w:pPr>
+              <w:jc w:val="both"/>
+              <w:rPr>
+                <w:b/>
+                <w:bCs/>
+                <w:sz w:val="26"/>
+                <w:szCs w:val="26"/>
+              </w:rPr>
+            </w:pPr>
+            <w:r>
+              <w:rPr>
+                <w:b/>
+                <w:bCs/>
+                <w:sz w:val="26"/>
+                <w:szCs w:val="26"/>
+              </w:rPr>
+              <w:t>Scénario normal</w:t>
+            </w:r>
           </w:p>
         </w:tc>
         <w:tc>
           <w:tcPr>
-            <w:tcW w:w="5011" w:type="dxa"/>
+            <w:tcW w:w="5129" w:type="dxa"/>
           </w:tcPr>
+          <w:p>
+            <w:pPr>
+              <w:jc w:val="both"/>
+              <w:rPr>
+                <w:sz w:val="26"/>
+                <w:szCs w:val="26"/>
+              </w:rPr>
+            </w:pPr>
+            <w:r>
+              <w:rPr>
+                <w:sz w:val="26"/>
+                <w:szCs w:val="26"/>
+              </w:rPr>
+              <w:t>Le responsable accède à son espace :</w:t>
+            </w:r>
+          </w:p>
+          <w:p>
+            <w:pPr>
+              <w:pStyle w:val="ListParagraph"/>
+              <w:numPr>
+                <w:ilvl w:val="0"/>
+                <w:numId w:val="34"/>
+              </w:numPr>
+              <w:jc w:val="both"/>
+              <w:rPr>
+                <w:sz w:val="26"/>
+                <w:szCs w:val="26"/>
+              </w:rPr>
+            </w:pPr>
+            <w:r>
+              <w:rPr>
+                <w:sz w:val="26"/>
+                <w:szCs w:val="26"/>
+              </w:rPr>
+              <w:t>S’il veut d</w:t>
+            </w:r>
+            <w:r>
+              <w:rPr>
+                <w:sz w:val="26"/>
+                <w:szCs w:val="26"/>
+              </w:rPr>
+              <w:t>é</w:t>
+            </w:r>
+            <w:r>
+              <w:rPr>
+                <w:sz w:val="26"/>
+                <w:szCs w:val="26"/>
+              </w:rPr>
+              <w:t>finir le planning d’un film :</w:t>
+            </w:r>
+          </w:p>
+          <w:p>
+            <w:pPr>
+              <w:pStyle w:val="ListParagraph"/>
+              <w:numPr>
+                <w:ilvl w:val="0"/>
+                <w:numId w:val="33"/>
+              </w:numPr>
+              <w:jc w:val="both"/>
+              <w:rPr>
+                <w:sz w:val="26"/>
+                <w:szCs w:val="26"/>
+              </w:rPr>
+            </w:pPr>
+            <w:r>
+              <w:rPr>
+                <w:sz w:val="26"/>
+                <w:szCs w:val="26"/>
+              </w:rPr>
+              <w:t xml:space="preserve">Il </w:t>
+            </w:r>
+            <w:r>
+              <w:rPr>
+                <w:sz w:val="26"/>
+                <w:szCs w:val="26"/>
+              </w:rPr>
+              <w:t xml:space="preserve">recherche et </w:t>
+            </w:r>
+            <w:r>
+              <w:rPr>
+                <w:sz w:val="26"/>
+                <w:szCs w:val="26"/>
+              </w:rPr>
+              <w:t>sélectionne le film ;</w:t>
+            </w:r>
+          </w:p>
+          <w:p>
+            <w:pPr>
+              <w:pStyle w:val="ListParagraph"/>
+              <w:numPr>
+                <w:ilvl w:val="0"/>
+                <w:numId w:val="33"/>
+              </w:numPr>
+              <w:jc w:val="both"/>
+              <w:rPr>
+                <w:sz w:val="26"/>
+                <w:szCs w:val="26"/>
+              </w:rPr>
+            </w:pPr>
+            <w:r>
+              <w:rPr>
+                <w:sz w:val="26"/>
+                <w:szCs w:val="26"/>
+              </w:rPr>
+              <w:t>Clique sur le bouton gérer planning ;</w:t>
+            </w:r>
+          </w:p>
+          <w:p>
+            <w:pPr>
+              <w:pStyle w:val="ListParagraph"/>
+              <w:numPr>
+                <w:ilvl w:val="0"/>
+                <w:numId w:val="33"/>
+              </w:numPr>
+              <w:jc w:val="both"/>
+              <w:rPr>
+                <w:sz w:val="26"/>
+                <w:szCs w:val="26"/>
+              </w:rPr>
+            </w:pPr>
+            <w:r>
+              <w:rPr>
+                <w:sz w:val="26"/>
+                <w:szCs w:val="26"/>
+              </w:rPr>
+              <w:t>Fait entrer les informations</w:t>
+            </w:r>
+            <w:r>
+              <w:rPr>
+                <w:sz w:val="26"/>
+                <w:szCs w:val="26"/>
+              </w:rPr>
+              <w:t> ;</w:t>
+            </w:r>
+          </w:p>
+          <w:p>
+            <w:pPr>
+              <w:pStyle w:val="ListParagraph"/>
+              <w:numPr>
+                <w:ilvl w:val="0"/>
+                <w:numId w:val="33"/>
+              </w:numPr>
+              <w:jc w:val="both"/>
+              <w:rPr>
+                <w:sz w:val="26"/>
+                <w:szCs w:val="26"/>
+              </w:rPr>
+            </w:pPr>
+            <w:r>
+              <w:rPr>
+                <w:sz w:val="26"/>
+                <w:szCs w:val="26"/>
+              </w:rPr>
+              <w:t>Puis il valide.</w:t>
+            </w:r>
+          </w:p>
+          <w:p>
+            <w:pPr>
+              <w:pStyle w:val="ListParagraph"/>
+              <w:numPr>
+                <w:ilvl w:val="0"/>
+                <w:numId w:val="34"/>
+              </w:numPr>
+              <w:jc w:val="both"/>
+              <w:rPr>
+                <w:sz w:val="26"/>
+                <w:szCs w:val="26"/>
+              </w:rPr>
+            </w:pPr>
+            <w:r>
+              <w:rPr>
+                <w:sz w:val="26"/>
+                <w:szCs w:val="26"/>
+              </w:rPr>
+              <w:t>S’il veut modifier un planning :</w:t>
+            </w:r>
+          </w:p>
+          <w:p>
+            <w:pPr>
+              <w:pStyle w:val="ListParagraph"/>
+              <w:numPr>
+                <w:ilvl w:val="0"/>
+                <w:numId w:val="35"/>
+              </w:numPr>
+              <w:jc w:val="both"/>
+              <w:rPr>
+                <w:sz w:val="26"/>
+                <w:szCs w:val="26"/>
+              </w:rPr>
+            </w:pPr>
+            <w:r>
+              <w:rPr>
+                <w:sz w:val="26"/>
+                <w:szCs w:val="26"/>
+              </w:rPr>
+              <w:t xml:space="preserve">Il </w:t>
+            </w:r>
+            <w:r>
+              <w:rPr>
+                <w:sz w:val="26"/>
+                <w:szCs w:val="26"/>
+              </w:rPr>
+              <w:t xml:space="preserve">recherche et </w:t>
+            </w:r>
+            <w:r>
+              <w:rPr>
+                <w:sz w:val="26"/>
+                <w:szCs w:val="26"/>
+              </w:rPr>
+              <w:t>sélectionne le film</w:t>
+            </w:r>
+            <w:r>
+              <w:rPr>
+                <w:sz w:val="26"/>
+                <w:szCs w:val="26"/>
+              </w:rPr>
+              <w:t> ;</w:t>
+            </w:r>
+          </w:p>
+          <w:p>
+            <w:pPr>
+              <w:pStyle w:val="ListParagraph"/>
+              <w:numPr>
+                <w:ilvl w:val="0"/>
+                <w:numId w:val="35"/>
+              </w:numPr>
+              <w:jc w:val="both"/>
+              <w:rPr>
+                <w:sz w:val="26"/>
+                <w:szCs w:val="26"/>
+              </w:rPr>
+            </w:pPr>
+            <w:r>
+              <w:rPr>
+                <w:sz w:val="26"/>
+                <w:szCs w:val="26"/>
+              </w:rPr>
+              <w:t>Puis clique sur le bouton modifier planning ;</w:t>
+            </w:r>
+          </w:p>
+          <w:p>
+            <w:pPr>
+              <w:pStyle w:val="ListParagraph"/>
+              <w:numPr>
+                <w:ilvl w:val="0"/>
+                <w:numId w:val="35"/>
+              </w:numPr>
+              <w:jc w:val="both"/>
+              <w:rPr>
+                <w:sz w:val="26"/>
+                <w:szCs w:val="26"/>
+              </w:rPr>
+            </w:pPr>
+            <w:r>
+              <w:rPr>
+                <w:sz w:val="26"/>
+                <w:szCs w:val="26"/>
+              </w:rPr>
+              <w:t>Fait entrer les informations</w:t>
+            </w:r>
+            <w:r>
+              <w:rPr>
+                <w:sz w:val="26"/>
+                <w:szCs w:val="26"/>
+              </w:rPr>
+              <w:t> ;</w:t>
+            </w:r>
+          </w:p>
+          <w:p>
+            <w:pPr>
+              <w:pStyle w:val="ListParagraph"/>
+              <w:numPr>
+                <w:ilvl w:val="0"/>
+                <w:numId w:val="35"/>
+              </w:numPr>
+              <w:jc w:val="both"/>
+              <w:rPr>
+                <w:sz w:val="26"/>
+                <w:szCs w:val="26"/>
+              </w:rPr>
+            </w:pPr>
+            <w:r>
+              <w:rPr>
+                <w:sz w:val="26"/>
+                <w:szCs w:val="26"/>
+              </w:rPr>
+              <w:t>Puis il valide.</w:t>
+            </w:r>
+          </w:p>
+          <w:p>
+            <w:pPr>
+              <w:jc w:val="both"/>
+              <w:rPr>
+                <w:sz w:val="26"/>
+                <w:szCs w:val="26"/>
+              </w:rPr>
+            </w:pPr>
+            <w:r>
+              <w:rPr>
+                <w:sz w:val="26"/>
+                <w:szCs w:val="26"/>
+              </w:rPr>
+              <w:t>Le spectateur accède à la plateforme et consulte le planning de projection</w:t>
+            </w:r>
+          </w:p>
           <w:p>
             <w:pPr>
               <w:jc w:val="both"/>
@@ -5313,58 +5921,120 @@
       </w:tr>
       <w:tr>
         <w:trPr>
-          <w:trHeight w:val="844"/>
+          <w:trHeight w:val="875"/>
         </w:trPr>
         <w:tc>
           <w:tcPr>
-            <w:tcW w:w="5011" w:type="dxa"/>
+            <w:tcW w:w="5129" w:type="dxa"/>
           </w:tcPr>
           <w:p>
             <w:pPr>
               <w:jc w:val="both"/>
               <w:rPr>
+                <w:b/>
+                <w:bCs/>
                 <w:sz w:val="26"/>
                 <w:szCs w:val="26"/>
               </w:rPr>
             </w:pPr>
+            <w:r>
+              <w:rPr>
+                <w:b/>
+                <w:bCs/>
+                <w:sz w:val="26"/>
+                <w:szCs w:val="26"/>
+              </w:rPr>
+              <w:t>Scénario alternatif</w:t>
+            </w:r>
           </w:p>
         </w:tc>
         <w:tc>
           <w:tcPr>
-            <w:tcW w:w="5011" w:type="dxa"/>
+            <w:tcW w:w="5129" w:type="dxa"/>
           </w:tcPr>
           <w:p>
             <w:pPr>
+              <w:pStyle w:val="ListParagraph"/>
+              <w:numPr>
+                <w:ilvl w:val="0"/>
+                <w:numId w:val="29"/>
+              </w:numPr>
               <w:jc w:val="both"/>
               <w:rPr>
                 <w:sz w:val="26"/>
                 <w:szCs w:val="26"/>
               </w:rPr>
             </w:pPr>
+            <w:r>
+              <w:rPr>
+                <w:sz w:val="26"/>
+                <w:szCs w:val="26"/>
+              </w:rPr>
+              <w:t>Si le film recherché n’existe pas dans la base de données, le système alerte l’utilisateur</w:t>
+            </w:r>
+            <w:r>
+              <w:rPr>
+                <w:sz w:val="26"/>
+                <w:szCs w:val="26"/>
+              </w:rPr>
+              <w:t xml:space="preserve"> ;</w:t>
+            </w:r>
+          </w:p>
+          <w:p>
+            <w:pPr>
+              <w:pStyle w:val="ListParagraph"/>
+              <w:numPr>
+                <w:ilvl w:val="0"/>
+                <w:numId w:val="29"/>
+              </w:numPr>
+              <w:jc w:val="both"/>
+              <w:rPr>
+                <w:sz w:val="26"/>
+                <w:szCs w:val="26"/>
+              </w:rPr>
+            </w:pPr>
+            <w:r>
+              <w:rPr>
+                <w:sz w:val="26"/>
+                <w:szCs w:val="26"/>
+              </w:rPr>
+              <w:t>Si la salle choisie est déjà réservée à la date et l’heure, le système ;</w:t>
+            </w:r>
           </w:p>
         </w:tc>
       </w:tr>
       <w:tr>
         <w:trPr>
-          <w:trHeight w:val="815"/>
+          <w:trHeight w:val="906"/>
         </w:trPr>
         <w:tc>
           <w:tcPr>
-            <w:tcW w:w="5011" w:type="dxa"/>
+            <w:tcW w:w="5129" w:type="dxa"/>
           </w:tcPr>
           <w:p>
             <w:pPr>
               <w:jc w:val="both"/>
               <w:rPr>
+                <w:b/>
+                <w:bCs/>
                 <w:sz w:val="26"/>
                 <w:szCs w:val="26"/>
               </w:rPr>
             </w:pPr>
+            <w:r>
+              <w:rPr>
+                <w:b/>
+                <w:bCs/>
+                <w:sz w:val="26"/>
+                <w:szCs w:val="26"/>
+              </w:rPr>
+              <w:t>Contrainte</w:t>
+            </w:r>
           </w:p>
         </w:tc>
         <w:tc>
           <w:tcPr>
-            <w:tcW w:w="5011" w:type="dxa"/>
+            <w:tcW w:w="5129" w:type="dxa"/>
           </w:tcPr>
           <w:p>
             <w:pPr>
@@ -5374,10 +6044,640 @@
                 <w:szCs w:val="26"/>
               </w:rPr>
             </w:pPr>
+            <w:r>
+              <w:rPr>
+                <w:sz w:val="26"/>
+                <w:szCs w:val="26"/>
+              </w:rPr>
+              <w:t>Si le système détecte une erreur, le système envoie une notification</w:t>
+            </w:r>
+          </w:p>
+        </w:tc>
+      </w:tr>
+      <w:tr>
+        <w:trPr>
+          <w:trHeight w:val="875"/>
+        </w:trPr>
+        <w:tc>
+          <w:tcPr>
+            <w:tcW w:w="5129" w:type="dxa"/>
+          </w:tcPr>
+          <w:p>
+            <w:pPr>
+              <w:jc w:val="both"/>
+              <w:rPr>
+                <w:b/>
+                <w:bCs/>
+                <w:sz w:val="26"/>
+                <w:szCs w:val="26"/>
+              </w:rPr>
+            </w:pPr>
+            <w:r>
+              <w:rPr>
+                <w:b/>
+                <w:bCs/>
+                <w:sz w:val="26"/>
+                <w:szCs w:val="26"/>
+              </w:rPr>
+              <w:t>Postcondition</w:t>
+            </w:r>
+          </w:p>
+        </w:tc>
+        <w:tc>
+          <w:tcPr>
+            <w:tcW w:w="5129" w:type="dxa"/>
+          </w:tcPr>
+          <w:p>
+            <w:pPr>
+              <w:jc w:val="both"/>
+              <w:rPr>
+                <w:sz w:val="26"/>
+                <w:szCs w:val="26"/>
+              </w:rPr>
+            </w:pPr>
+            <w:r>
+              <w:rPr>
+                <w:sz w:val="26"/>
+                <w:szCs w:val="26"/>
+              </w:rPr>
+              <w:t>Le planning de projection est créé, publié et prêt à être consult</w:t>
+            </w:r>
+            <w:r>
+              <w:rPr>
+                <w:sz w:val="26"/>
+                <w:szCs w:val="26"/>
+              </w:rPr>
+              <w:t>é</w:t>
+            </w:r>
           </w:p>
         </w:tc>
       </w:tr>
     </w:tbl>
+    <w:p>
+      <w:pPr>
+        <w:jc w:val="both"/>
+        <w:rPr>
+          <w:sz w:val="26"/>
+          <w:szCs w:val="26"/>
+        </w:rPr>
+      </w:pPr>
+    </w:p>
+    <w:p>
+      <w:pPr>
+        <w:jc w:val="both"/>
+        <w:rPr>
+          <w:sz w:val="26"/>
+          <w:szCs w:val="26"/>
+        </w:rPr>
+      </w:pPr>
+    </w:p>
+    <w:p>
+      <w:pPr>
+        <w:jc w:val="center"/>
+        <w:rPr>
+          <w:sz w:val="26"/>
+          <w:szCs w:val="26"/>
+        </w:rPr>
+      </w:pPr>
+      <w:r>
+        <w:rPr>
+          <w:sz w:val="26"/>
+          <w:szCs w:val="26"/>
+        </w:rPr>
+        <w:t xml:space="preserve">CAS D’UTILISATION : </w:t>
+      </w:r>
+      <w:r>
+        <w:rPr>
+          <w:b/>
+          <w:bCs/>
+          <w:sz w:val="26"/>
+          <w:szCs w:val="26"/>
+        </w:rPr>
+        <w:t>Gestion des rôles et utilisateurs</w:t>
+      </w:r>
+    </w:p>
+    <w:p>
+      <w:pPr>
+        <w:jc w:val="both"/>
+        <w:rPr>
+          <w:sz w:val="26"/>
+          <w:szCs w:val="26"/>
+        </w:rPr>
+      </w:pPr>
+    </w:p>
+    <w:p>
+      <w:pPr>
+        <w:jc w:val="both"/>
+        <w:rPr>
+          <w:sz w:val="26"/>
+          <w:szCs w:val="26"/>
+        </w:rPr>
+      </w:pPr>
+    </w:p>
+    <w:p>
+      <w:pPr>
+        <w:jc w:val="both"/>
+        <w:rPr>
+          <w:sz w:val="26"/>
+          <w:szCs w:val="26"/>
+        </w:rPr>
+      </w:pPr>
+    </w:p>
+    <w:p>
+      <w:pPr>
+        <w:jc w:val="both"/>
+        <w:rPr>
+          <w:sz w:val="26"/>
+          <w:szCs w:val="26"/>
+        </w:rPr>
+      </w:pPr>
+    </w:p>
+    <w:p>
+      <w:pPr>
+        <w:jc w:val="both"/>
+        <w:rPr>
+          <w:sz w:val="26"/>
+          <w:szCs w:val="26"/>
+        </w:rPr>
+      </w:pPr>
+      <w:r>
+        <w:rPr>
+          <w:noProof/>
+        </w:rPr>
+        <w:lastRenderedPageBreak/>
+        <w:drawing>
+          <wp:anchor distT="0" distB="0" distL="114300" distR="114300" simplePos="0" relativeHeight="251679744" behindDoc="0" locked="0" layoutInCell="1" allowOverlap="1" wp14:anchorId="45ED8F83" wp14:editId="3818308C">
+            <wp:simplePos x="0" y="0"/>
+            <wp:positionH relativeFrom="column">
+              <wp:posOffset>-415241</wp:posOffset>
+            </wp:positionH>
+            <wp:positionV relativeFrom="paragraph">
+              <wp:posOffset>-1905</wp:posOffset>
+            </wp:positionV>
+            <wp:extent cx="6598663" cy="3955073"/>
+            <wp:effectExtent l="19050" t="19050" r="12065" b="26670"/>
+            <wp:wrapNone/>
+            <wp:docPr id="30" name="Picture 30"/>
+            <wp:cNvGraphicFramePr>
+              <a:graphicFrameLocks xmlns:a="http://schemas.openxmlformats.org/drawingml/2006/main" noChangeAspect="1"/>
+            </wp:cNvGraphicFramePr>
+            <a:graphic xmlns:a="http://schemas.openxmlformats.org/drawingml/2006/main">
+              <a:graphicData uri="http://schemas.openxmlformats.org/drawingml/2006/picture">
+                <pic:pic xmlns:pic="http://schemas.openxmlformats.org/drawingml/2006/picture">
+                  <pic:nvPicPr>
+                    <pic:cNvPr id="0" name="Picture 33"/>
+                    <pic:cNvPicPr>
+                      <a:picLocks noChangeAspect="1" noChangeArrowheads="1"/>
+                    </pic:cNvPicPr>
+                  </pic:nvPicPr>
+                  <pic:blipFill>
+                    <a:blip r:embed="rId12" cstate="print">
+                      <a:extLst>
+                        <a:ext uri="{28A0092B-C50C-407E-A947-70E740481C1C}">
+                          <a14:useLocalDpi xmlns:a14="http://schemas.microsoft.com/office/drawing/2010/main" val="0"/>
+                        </a:ext>
+                      </a:extLst>
+                    </a:blip>
+                    <a:srcRect/>
+                    <a:stretch>
+                      <a:fillRect/>
+                    </a:stretch>
+                  </pic:blipFill>
+                  <pic:spPr bwMode="auto">
+                    <a:xfrm>
+                      <a:off x="0" y="0"/>
+                      <a:ext cx="6598663" cy="3955073"/>
+                    </a:xfrm>
+                    <a:prstGeom prst="rect">
+                      <a:avLst/>
+                    </a:prstGeom>
+                    <a:noFill/>
+                    <a:ln>
+                      <a:solidFill>
+                        <a:schemeClr val="tx2">
+                          <a:lumMod val="75000"/>
+                          <a:lumOff val="25000"/>
+                        </a:schemeClr>
+                      </a:solidFill>
+                    </a:ln>
+                  </pic:spPr>
+                </pic:pic>
+              </a:graphicData>
+            </a:graphic>
+            <wp14:sizeRelH relativeFrom="margin">
+              <wp14:pctWidth>0</wp14:pctWidth>
+            </wp14:sizeRelH>
+            <wp14:sizeRelV relativeFrom="margin">
+              <wp14:pctHeight>0</wp14:pctHeight>
+            </wp14:sizeRelV>
+          </wp:anchor>
+        </w:drawing>
+      </w:r>
+    </w:p>
+    <w:p>
+      <w:pPr>
+        <w:jc w:val="both"/>
+        <w:rPr>
+          <w:sz w:val="26"/>
+          <w:szCs w:val="26"/>
+        </w:rPr>
+      </w:pPr>
+    </w:p>
+    <w:p>
+      <w:pPr>
+        <w:jc w:val="both"/>
+        <w:rPr>
+          <w:sz w:val="26"/>
+          <w:szCs w:val="26"/>
+        </w:rPr>
+      </w:pPr>
+    </w:p>
+    <w:p>
+      <w:pPr>
+        <w:jc w:val="both"/>
+        <w:rPr>
+          <w:sz w:val="26"/>
+          <w:szCs w:val="26"/>
+        </w:rPr>
+      </w:pPr>
+    </w:p>
+    <w:p>
+      <w:pPr>
+        <w:jc w:val="both"/>
+        <w:rPr>
+          <w:sz w:val="26"/>
+          <w:szCs w:val="26"/>
+        </w:rPr>
+      </w:pPr>
+    </w:p>
+    <w:p>
+      <w:pPr>
+        <w:jc w:val="both"/>
+        <w:rPr>
+          <w:sz w:val="26"/>
+          <w:szCs w:val="26"/>
+        </w:rPr>
+      </w:pPr>
+    </w:p>
+    <w:p>
+      <w:pPr>
+        <w:jc w:val="both"/>
+        <w:rPr>
+          <w:sz w:val="26"/>
+          <w:szCs w:val="26"/>
+        </w:rPr>
+      </w:pPr>
+    </w:p>
+    <w:p>
+      <w:pPr>
+        <w:jc w:val="both"/>
+        <w:rPr>
+          <w:sz w:val="26"/>
+          <w:szCs w:val="26"/>
+        </w:rPr>
+      </w:pPr>
+    </w:p>
+    <w:p>
+      <w:pPr>
+        <w:jc w:val="both"/>
+        <w:rPr>
+          <w:sz w:val="26"/>
+          <w:szCs w:val="26"/>
+        </w:rPr>
+      </w:pPr>
+    </w:p>
+    <w:p>
+      <w:pPr>
+        <w:jc w:val="both"/>
+        <w:rPr>
+          <w:sz w:val="26"/>
+          <w:szCs w:val="26"/>
+        </w:rPr>
+      </w:pPr>
+    </w:p>
+    <w:p>
+      <w:pPr>
+        <w:jc w:val="both"/>
+        <w:rPr>
+          <w:sz w:val="26"/>
+          <w:szCs w:val="26"/>
+        </w:rPr>
+      </w:pPr>
+    </w:p>
+    <w:p>
+      <w:pPr>
+        <w:jc w:val="both"/>
+        <w:rPr>
+          <w:sz w:val="26"/>
+          <w:szCs w:val="26"/>
+        </w:rPr>
+      </w:pPr>
+    </w:p>
+    <w:p>
+      <w:pPr>
+        <w:jc w:val="both"/>
+        <w:rPr>
+          <w:sz w:val="26"/>
+          <w:szCs w:val="26"/>
+        </w:rPr>
+      </w:pPr>
+    </w:p>
+    <w:tbl>
+      <w:tblPr>
+        <w:tblStyle w:val="TableGrid"/>
+        <w:tblW w:w="0" w:type="auto"/>
+        <w:tblLook w:val="04A0" w:firstRow="1" w:lastRow="0" w:firstColumn="1" w:lastColumn="0" w:noHBand="0" w:noVBand="1"/>
+      </w:tblPr>
+      <w:tblGrid>
+        <w:gridCol w:w="4531"/>
+        <w:gridCol w:w="4531"/>
+      </w:tblGrid>
+      <w:tr>
+        <w:tc>
+          <w:tcPr>
+            <w:tcW w:w="4531" w:type="dxa"/>
+          </w:tcPr>
+          <w:p>
+            <w:pPr>
+              <w:jc w:val="both"/>
+              <w:rPr>
+                <w:sz w:val="26"/>
+                <w:szCs w:val="26"/>
+              </w:rPr>
+            </w:pPr>
+          </w:p>
+        </w:tc>
+        <w:tc>
+          <w:tcPr>
+            <w:tcW w:w="4531" w:type="dxa"/>
+          </w:tcPr>
+          <w:p>
+            <w:pPr>
+              <w:jc w:val="both"/>
+              <w:rPr>
+                <w:sz w:val="26"/>
+                <w:szCs w:val="26"/>
+              </w:rPr>
+            </w:pPr>
+          </w:p>
+        </w:tc>
+      </w:tr>
+      <w:tr>
+        <w:tc>
+          <w:tcPr>
+            <w:tcW w:w="4531" w:type="dxa"/>
+          </w:tcPr>
+          <w:p>
+            <w:pPr>
+              <w:jc w:val="both"/>
+              <w:rPr>
+                <w:sz w:val="26"/>
+                <w:szCs w:val="26"/>
+              </w:rPr>
+            </w:pPr>
+          </w:p>
+        </w:tc>
+        <w:tc>
+          <w:tcPr>
+            <w:tcW w:w="4531" w:type="dxa"/>
+          </w:tcPr>
+          <w:p>
+            <w:pPr>
+              <w:jc w:val="both"/>
+              <w:rPr>
+                <w:sz w:val="26"/>
+                <w:szCs w:val="26"/>
+              </w:rPr>
+            </w:pPr>
+          </w:p>
+        </w:tc>
+      </w:tr>
+      <w:tr>
+        <w:tc>
+          <w:tcPr>
+            <w:tcW w:w="4531" w:type="dxa"/>
+          </w:tcPr>
+          <w:p>
+            <w:pPr>
+              <w:jc w:val="both"/>
+              <w:rPr>
+                <w:sz w:val="26"/>
+                <w:szCs w:val="26"/>
+              </w:rPr>
+            </w:pPr>
+          </w:p>
+        </w:tc>
+        <w:tc>
+          <w:tcPr>
+            <w:tcW w:w="4531" w:type="dxa"/>
+          </w:tcPr>
+          <w:p>
+            <w:pPr>
+              <w:jc w:val="both"/>
+              <w:rPr>
+                <w:sz w:val="26"/>
+                <w:szCs w:val="26"/>
+              </w:rPr>
+            </w:pPr>
+          </w:p>
+        </w:tc>
+      </w:tr>
+      <w:tr>
+        <w:tc>
+          <w:tcPr>
+            <w:tcW w:w="4531" w:type="dxa"/>
+          </w:tcPr>
+          <w:p>
+            <w:pPr>
+              <w:jc w:val="both"/>
+              <w:rPr>
+                <w:sz w:val="26"/>
+                <w:szCs w:val="26"/>
+              </w:rPr>
+            </w:pPr>
+          </w:p>
+        </w:tc>
+        <w:tc>
+          <w:tcPr>
+            <w:tcW w:w="4531" w:type="dxa"/>
+          </w:tcPr>
+          <w:p>
+            <w:pPr>
+              <w:jc w:val="both"/>
+              <w:rPr>
+                <w:sz w:val="26"/>
+                <w:szCs w:val="26"/>
+              </w:rPr>
+            </w:pPr>
+          </w:p>
+        </w:tc>
+      </w:tr>
+      <w:tr>
+        <w:tc>
+          <w:tcPr>
+            <w:tcW w:w="4531" w:type="dxa"/>
+          </w:tcPr>
+          <w:p>
+            <w:pPr>
+              <w:jc w:val="both"/>
+              <w:rPr>
+                <w:sz w:val="26"/>
+                <w:szCs w:val="26"/>
+              </w:rPr>
+            </w:pPr>
+          </w:p>
+        </w:tc>
+        <w:tc>
+          <w:tcPr>
+            <w:tcW w:w="4531" w:type="dxa"/>
+          </w:tcPr>
+          <w:p>
+            <w:pPr>
+              <w:jc w:val="both"/>
+              <w:rPr>
+                <w:sz w:val="26"/>
+                <w:szCs w:val="26"/>
+              </w:rPr>
+            </w:pPr>
+          </w:p>
+        </w:tc>
+      </w:tr>
+      <w:tr>
+        <w:tc>
+          <w:tcPr>
+            <w:tcW w:w="4531" w:type="dxa"/>
+          </w:tcPr>
+          <w:p>
+            <w:pPr>
+              <w:jc w:val="both"/>
+              <w:rPr>
+                <w:sz w:val="26"/>
+                <w:szCs w:val="26"/>
+              </w:rPr>
+            </w:pPr>
+          </w:p>
+        </w:tc>
+        <w:tc>
+          <w:tcPr>
+            <w:tcW w:w="4531" w:type="dxa"/>
+          </w:tcPr>
+          <w:p>
+            <w:pPr>
+              <w:jc w:val="both"/>
+              <w:rPr>
+                <w:sz w:val="26"/>
+                <w:szCs w:val="26"/>
+              </w:rPr>
+            </w:pPr>
+          </w:p>
+        </w:tc>
+      </w:tr>
+      <w:tr>
+        <w:tc>
+          <w:tcPr>
+            <w:tcW w:w="4531" w:type="dxa"/>
+          </w:tcPr>
+          <w:p>
+            <w:pPr>
+              <w:jc w:val="both"/>
+              <w:rPr>
+                <w:sz w:val="26"/>
+                <w:szCs w:val="26"/>
+              </w:rPr>
+            </w:pPr>
+          </w:p>
+        </w:tc>
+        <w:tc>
+          <w:tcPr>
+            <w:tcW w:w="4531" w:type="dxa"/>
+          </w:tcPr>
+          <w:p>
+            <w:pPr>
+              <w:jc w:val="both"/>
+              <w:rPr>
+                <w:sz w:val="26"/>
+                <w:szCs w:val="26"/>
+              </w:rPr>
+            </w:pPr>
+          </w:p>
+        </w:tc>
+      </w:tr>
+      <w:tr>
+        <w:tc>
+          <w:tcPr>
+            <w:tcW w:w="4531" w:type="dxa"/>
+          </w:tcPr>
+          <w:p>
+            <w:pPr>
+              <w:jc w:val="both"/>
+              <w:rPr>
+                <w:sz w:val="26"/>
+                <w:szCs w:val="26"/>
+              </w:rPr>
+            </w:pPr>
+          </w:p>
+        </w:tc>
+        <w:tc>
+          <w:tcPr>
+            <w:tcW w:w="4531" w:type="dxa"/>
+          </w:tcPr>
+          <w:p>
+            <w:pPr>
+              <w:jc w:val="both"/>
+              <w:rPr>
+                <w:sz w:val="26"/>
+                <w:szCs w:val="26"/>
+              </w:rPr>
+            </w:pPr>
+          </w:p>
+        </w:tc>
+      </w:tr>
+    </w:tbl>
+    <w:p>
+      <w:pPr>
+        <w:jc w:val="both"/>
+        <w:rPr>
+          <w:sz w:val="26"/>
+          <w:szCs w:val="26"/>
+        </w:rPr>
+      </w:pPr>
+    </w:p>
+    <w:p>
+      <w:pPr>
+        <w:jc w:val="both"/>
+        <w:rPr>
+          <w:sz w:val="26"/>
+          <w:szCs w:val="26"/>
+        </w:rPr>
+      </w:pPr>
+    </w:p>
+    <w:p>
+      <w:pPr>
+        <w:jc w:val="both"/>
+        <w:rPr>
+          <w:sz w:val="26"/>
+          <w:szCs w:val="26"/>
+        </w:rPr>
+      </w:pPr>
+    </w:p>
+    <w:p>
+      <w:pPr>
+        <w:jc w:val="both"/>
+        <w:rPr>
+          <w:sz w:val="26"/>
+          <w:szCs w:val="26"/>
+        </w:rPr>
+      </w:pPr>
+    </w:p>
+    <w:p>
+      <w:pPr>
+        <w:jc w:val="both"/>
+        <w:rPr>
+          <w:sz w:val="26"/>
+          <w:szCs w:val="26"/>
+        </w:rPr>
+      </w:pPr>
+    </w:p>
     <w:p>
       <w:pPr>
         <w:jc w:val="both"/>
@@ -5567,6 +6867,7 @@
       </w:pPr>
     </w:p>
     <w:sectPr>
+      <w:footerReference w:type="default" r:id="rId13"/>
       <w:pgSz w:w="11906" w:h="16838"/>
       <w:pgMar w:top="1417" w:right="1417" w:bottom="1417" w:left="1417" w:header="708" w:footer="708" w:gutter="0"/>
       <w:pgBorders w:offsetFrom="page">
@@ -5576,10 +6877,165 @@
         <w:right w:val="thinThickThinMediumGap" w:sz="24" w:space="24" w:color="0070C0"/>
       </w:pgBorders>
       <w:cols w:space="708"/>
+      <w:titlePg/>
       <w:docGrid w:linePitch="360"/>
     </w:sectPr>
   </w:body>
 </w:document>
+</file>
+
+<file path=word/endnotes.xml><?xml version="1.0" encoding="utf-8"?>
+<w:endnotes xmlns:wpc="http://schemas.microsoft.com/office/word/2010/wordprocessingCanvas" xmlns:cx="http://schemas.microsoft.com/office/drawing/2014/chartex" xmlns:cx1="http://schemas.microsoft.com/office/drawing/2015/9/8/chartex" xmlns:cx2="http://schemas.microsoft.com/office/drawing/2015/10/21/chartex" xmlns:cx3="http://schemas.microsoft.com/office/drawing/2016/5/9/chartex" xmlns:cx4="http://schemas.microsoft.com/office/drawing/2016/5/10/chartex" xmlns:cx5="http://schemas.microsoft.com/office/drawing/2016/5/11/chartex" xmlns:cx6="http://schemas.microsoft.com/office/drawing/2016/5/12/chartex" xmlns:cx7="http://schemas.microsoft.com/office/drawing/2016/5/13/chartex" xmlns:cx8="http://schemas.microsoft.com/office/drawing/2016/5/14/chartex" xmlns:mc="http://schemas.openxmlformats.org/markup-compatibility/2006" xmlns:aink="http://schemas.microsoft.com/office/drawing/2016/ink" xmlns:am3d="http://schemas.microsoft.com/office/drawing/2017/model3d" xmlns:o="urn:schemas-microsoft-com:office:office" xmlns:oel="http://schemas.microsoft.com/office/2019/extlst" xmlns:r="http://schemas.openxmlformats.org/officeDocument/2006/relationships" xmlns:m="http://schemas.openxmlformats.org/officeDocument/2006/math" xmlns:v="urn:schemas-microsoft-com:vml" xmlns:wp14="http://schemas.microsoft.com/office/word/2010/wordprocessingDrawing" xmlns:wp="http://schemas.openxmlformats.org/drawingml/2006/wordprocessingDrawing" xmlns:w10="urn:schemas-microsoft-com:office:word" xmlns:w="http://schemas.openxmlformats.org/wordprocessingml/2006/main" xmlns:w14="http://schemas.microsoft.com/office/word/2010/wordml" xmlns:w15="http://schemas.microsoft.com/office/word/2012/wordml" xmlns:w16cex="http://schemas.microsoft.com/office/word/2018/wordml/cex" xmlns:w16cid="http://schemas.microsoft.com/office/word/2016/wordml/cid" xmlns:w16="http://schemas.microsoft.com/office/word/2018/wordml" xmlns:w16sdtdh="http://schemas.microsoft.com/office/word/2020/wordml/sdtdatahash" xmlns:w16se="http://schemas.microsoft.com/office/word/2015/wordml/symex" xmlns:wpg="http://schemas.microsoft.com/office/word/2010/wordprocessingGroup" xmlns:wpi="http://schemas.microsoft.com/office/word/2010/wordprocessingInk" xmlns:wne="http://schemas.microsoft.com/office/word/2006/wordml" xmlns:wps="http://schemas.microsoft.com/office/word/2010/wordprocessingShape" mc:Ignorable="w14 w15 w16se w16cid w16 w16cex w16sdtdh wp14">
+  <w:endnote w:type="separator" w:id="-1">
+    <w:p>
+      <w:pPr>
+        <w:spacing w:after="0" w:line="240" w:lineRule="auto"/>
+      </w:pPr>
+      <w:r>
+        <w:separator/>
+      </w:r>
+    </w:p>
+  </w:endnote>
+  <w:endnote w:type="continuationSeparator" w:id="0">
+    <w:p>
+      <w:pPr>
+        <w:spacing w:after="0" w:line="240" w:lineRule="auto"/>
+      </w:pPr>
+      <w:r>
+        <w:continuationSeparator/>
+      </w:r>
+    </w:p>
+  </w:endnote>
+</w:endnotes>
+</file>
+
+<file path=word/footer1.xml><?xml version="1.0" encoding="utf-8"?>
+<w:ftr xmlns:wpc="http://schemas.microsoft.com/office/word/2010/wordprocessingCanvas" xmlns:cx="http://schemas.microsoft.com/office/drawing/2014/chartex" xmlns:cx1="http://schemas.microsoft.com/office/drawing/2015/9/8/chartex" xmlns:cx2="http://schemas.microsoft.com/office/drawing/2015/10/21/chartex" xmlns:cx3="http://schemas.microsoft.com/office/drawing/2016/5/9/chartex" xmlns:cx4="http://schemas.microsoft.com/office/drawing/2016/5/10/chartex" xmlns:cx5="http://schemas.microsoft.com/office/drawing/2016/5/11/chartex" xmlns:cx6="http://schemas.microsoft.com/office/drawing/2016/5/12/chartex" xmlns:cx7="http://schemas.microsoft.com/office/drawing/2016/5/13/chartex" xmlns:cx8="http://schemas.microsoft.com/office/drawing/2016/5/14/chartex" xmlns:mc="http://schemas.openxmlformats.org/markup-compatibility/2006" xmlns:aink="http://schemas.microsoft.com/office/drawing/2016/ink" xmlns:am3d="http://schemas.microsoft.com/office/drawing/2017/model3d" xmlns:o="urn:schemas-microsoft-com:office:office" xmlns:oel="http://schemas.microsoft.com/office/2019/extlst" xmlns:r="http://schemas.openxmlformats.org/officeDocument/2006/relationships" xmlns:m="http://schemas.openxmlformats.org/officeDocument/2006/math" xmlns:v="urn:schemas-microsoft-com:vml" xmlns:wp14="http://schemas.microsoft.com/office/word/2010/wordprocessingDrawing" xmlns:wp="http://schemas.openxmlformats.org/drawingml/2006/wordprocessingDrawing" xmlns:w10="urn:schemas-microsoft-com:office:word" xmlns:w="http://schemas.openxmlformats.org/wordprocessingml/2006/main" xmlns:w14="http://schemas.microsoft.com/office/word/2010/wordml" xmlns:w15="http://schemas.microsoft.com/office/word/2012/wordml" xmlns:w16cex="http://schemas.microsoft.com/office/word/2018/wordml/cex" xmlns:w16cid="http://schemas.microsoft.com/office/word/2016/wordml/cid" xmlns:w16="http://schemas.microsoft.com/office/word/2018/wordml" xmlns:w16sdtdh="http://schemas.microsoft.com/office/word/2020/wordml/sdtdatahash" xmlns:w16se="http://schemas.microsoft.com/office/word/2015/wordml/symex" xmlns:wpg="http://schemas.microsoft.com/office/word/2010/wordprocessingGroup" xmlns:wpi="http://schemas.microsoft.com/office/word/2010/wordprocessingInk" xmlns:wne="http://schemas.microsoft.com/office/word/2006/wordml" xmlns:wps="http://schemas.microsoft.com/office/word/2010/wordprocessingShape" mc:Ignorable="w14 w15 w16se w16cid w16 w16cex w16sdtdh wp14">
+  <w:p>
+    <w:pPr>
+      <w:tabs>
+        <w:tab w:val="center" w:pos="4550"/>
+        <w:tab w:val="left" w:pos="5818"/>
+      </w:tabs>
+      <w:ind w:right="260"/>
+      <w:jc w:val="right"/>
+      <w:rPr>
+        <w:color w:val="071320" w:themeColor="text2" w:themeShade="80"/>
+      </w:rPr>
+    </w:pPr>
+    <w:r>
+      <w:rPr>
+        <w:color w:val="2C7FCE" w:themeColor="text2" w:themeTint="99"/>
+        <w:spacing w:val="60"/>
+      </w:rPr>
+      <w:t>Page</w:t>
+    </w:r>
+    <w:r>
+      <w:rPr>
+        <w:color w:val="2C7FCE" w:themeColor="text2" w:themeTint="99"/>
+      </w:rPr>
+      <w:t xml:space="preserve"> </w:t>
+    </w:r>
+    <w:r>
+      <w:rPr>
+        <w:color w:val="0A1D30" w:themeColor="text2" w:themeShade="BF"/>
+      </w:rPr>
+      <w:fldChar w:fldCharType="begin"/>
+    </w:r>
+    <w:r>
+      <w:rPr>
+        <w:color w:val="0A1D30" w:themeColor="text2" w:themeShade="BF"/>
+      </w:rPr>
+      <w:instrText xml:space="preserve"> PAGE   \* MERGEFORMAT </w:instrText>
+    </w:r>
+    <w:r>
+      <w:rPr>
+        <w:color w:val="0A1D30" w:themeColor="text2" w:themeShade="BF"/>
+      </w:rPr>
+      <w:fldChar w:fldCharType="separate"/>
+    </w:r>
+    <w:r>
+      <w:rPr>
+        <w:noProof/>
+        <w:color w:val="0A1D30" w:themeColor="text2" w:themeShade="BF"/>
+      </w:rPr>
+      <w:t>1</w:t>
+    </w:r>
+    <w:r>
+      <w:rPr>
+        <w:color w:val="0A1D30" w:themeColor="text2" w:themeShade="BF"/>
+      </w:rPr>
+      <w:fldChar w:fldCharType="end"/>
+    </w:r>
+    <w:r>
+      <w:rPr>
+        <w:color w:val="0A1D30" w:themeColor="text2" w:themeShade="BF"/>
+      </w:rPr>
+      <w:t xml:space="preserve"> | </w:t>
+    </w:r>
+    <w:r>
+      <w:rPr>
+        <w:color w:val="0A1D30" w:themeColor="text2" w:themeShade="BF"/>
+      </w:rPr>
+      <w:fldChar w:fldCharType="begin"/>
+    </w:r>
+    <w:r>
+      <w:rPr>
+        <w:color w:val="0A1D30" w:themeColor="text2" w:themeShade="BF"/>
+      </w:rPr>
+      <w:instrText xml:space="preserve"> NUMPAGES  \* Arabic  \* MERGEFORMAT </w:instrText>
+    </w:r>
+    <w:r>
+      <w:rPr>
+        <w:color w:val="0A1D30" w:themeColor="text2" w:themeShade="BF"/>
+      </w:rPr>
+      <w:fldChar w:fldCharType="separate"/>
+    </w:r>
+    <w:r>
+      <w:rPr>
+        <w:noProof/>
+        <w:color w:val="0A1D30" w:themeColor="text2" w:themeShade="BF"/>
+      </w:rPr>
+      <w:t>1</w:t>
+    </w:r>
+    <w:r>
+      <w:rPr>
+        <w:color w:val="0A1D30" w:themeColor="text2" w:themeShade="BF"/>
+      </w:rPr>
+      <w:fldChar w:fldCharType="end"/>
+    </w:r>
+  </w:p>
+  <w:p>
+    <w:pPr>
+      <w:pStyle w:val="Footer"/>
+    </w:pPr>
+  </w:p>
+</w:ftr>
+</file>
+
+<file path=word/footnotes.xml><?xml version="1.0" encoding="utf-8"?>
+<w:footnotes xmlns:wpc="http://schemas.microsoft.com/office/word/2010/wordprocessingCanvas" xmlns:cx="http://schemas.microsoft.com/office/drawing/2014/chartex" xmlns:cx1="http://schemas.microsoft.com/office/drawing/2015/9/8/chartex" xmlns:cx2="http://schemas.microsoft.com/office/drawing/2015/10/21/chartex" xmlns:cx3="http://schemas.microsoft.com/office/drawing/2016/5/9/chartex" xmlns:cx4="http://schemas.microsoft.com/office/drawing/2016/5/10/chartex" xmlns:cx5="http://schemas.microsoft.com/office/drawing/2016/5/11/chartex" xmlns:cx6="http://schemas.microsoft.com/office/drawing/2016/5/12/chartex" xmlns:cx7="http://schemas.microsoft.com/office/drawing/2016/5/13/chartex" xmlns:cx8="http://schemas.microsoft.com/office/drawing/2016/5/14/chartex" xmlns:mc="http://schemas.openxmlformats.org/markup-compatibility/2006" xmlns:aink="http://schemas.microsoft.com/office/drawing/2016/ink" xmlns:am3d="http://schemas.microsoft.com/office/drawing/2017/model3d" xmlns:o="urn:schemas-microsoft-com:office:office" xmlns:oel="http://schemas.microsoft.com/office/2019/extlst" xmlns:r="http://schemas.openxmlformats.org/officeDocument/2006/relationships" xmlns:m="http://schemas.openxmlformats.org/officeDocument/2006/math" xmlns:v="urn:schemas-microsoft-com:vml" xmlns:wp14="http://schemas.microsoft.com/office/word/2010/wordprocessingDrawing" xmlns:wp="http://schemas.openxmlformats.org/drawingml/2006/wordprocessingDrawing" xmlns:w10="urn:schemas-microsoft-com:office:word" xmlns:w="http://schemas.openxmlformats.org/wordprocessingml/2006/main" xmlns:w14="http://schemas.microsoft.com/office/word/2010/wordml" xmlns:w15="http://schemas.microsoft.com/office/word/2012/wordml" xmlns:w16cex="http://schemas.microsoft.com/office/word/2018/wordml/cex" xmlns:w16cid="http://schemas.microsoft.com/office/word/2016/wordml/cid" xmlns:w16="http://schemas.microsoft.com/office/word/2018/wordml" xmlns:w16sdtdh="http://schemas.microsoft.com/office/word/2020/wordml/sdtdatahash" xmlns:w16se="http://schemas.microsoft.com/office/word/2015/wordml/symex" xmlns:wpg="http://schemas.microsoft.com/office/word/2010/wordprocessingGroup" xmlns:wpi="http://schemas.microsoft.com/office/word/2010/wordprocessingInk" xmlns:wne="http://schemas.microsoft.com/office/word/2006/wordml" xmlns:wps="http://schemas.microsoft.com/office/word/2010/wordprocessingShape" mc:Ignorable="w14 w15 w16se w16cid w16 w16cex w16sdtdh wp14">
+  <w:footnote w:type="separator" w:id="-1">
+    <w:p>
+      <w:pPr>
+        <w:spacing w:after="0" w:line="240" w:lineRule="auto"/>
+      </w:pPr>
+      <w:r>
+        <w:separator/>
+      </w:r>
+    </w:p>
+  </w:footnote>
+  <w:footnote w:type="continuationSeparator" w:id="0">
+    <w:p>
+      <w:pPr>
+        <w:spacing w:after="0" w:line="240" w:lineRule="auto"/>
+      </w:pPr>
+      <w:r>
+        <w:continuationSeparator/>
+      </w:r>
+    </w:p>
+  </w:footnote>
+</w:footnotes>
 </file>
 
 <file path=word/numbering.xml><?xml version="1.0" encoding="utf-8"?>
@@ -6360,6 +7816,119 @@
     </w:lvl>
   </w:abstractNum>
   <w:abstractNum w:abstractNumId="8" w15:restartNumberingAfterBreak="0">
+    <w:nsid w:val="27B2142E"/>
+    <w:multiLevelType w:val="hybridMultilevel"/>
+    <w:tmpl w:val="B8E8387A"/>
+    <w:lvl w:ilvl="0" w:tplc="040C0001">
+      <w:start w:val="1"/>
+      <w:numFmt w:val="bullet"/>
+      <w:lvlText w:val=""/>
+      <w:lvlJc w:val="left"/>
+      <w:pPr>
+        <w:ind w:left="720" w:hanging="360"/>
+      </w:pPr>
+      <w:rPr>
+        <w:rFonts w:ascii="Symbol" w:hAnsi="Symbol" w:hint="default"/>
+      </w:rPr>
+    </w:lvl>
+    <w:lvl w:ilvl="1" w:tplc="040C0003" w:tentative="1">
+      <w:start w:val="1"/>
+      <w:numFmt w:val="bullet"/>
+      <w:lvlText w:val="o"/>
+      <w:lvlJc w:val="left"/>
+      <w:pPr>
+        <w:ind w:left="1440" w:hanging="360"/>
+      </w:pPr>
+      <w:rPr>
+        <w:rFonts w:ascii="Courier New" w:hAnsi="Courier New" w:cs="Courier New" w:hint="default"/>
+      </w:rPr>
+    </w:lvl>
+    <w:lvl w:ilvl="2" w:tplc="040C0005" w:tentative="1">
+      <w:start w:val="1"/>
+      <w:numFmt w:val="bullet"/>
+      <w:lvlText w:val=""/>
+      <w:lvlJc w:val="left"/>
+      <w:pPr>
+        <w:ind w:left="2160" w:hanging="360"/>
+      </w:pPr>
+      <w:rPr>
+        <w:rFonts w:ascii="Wingdings" w:hAnsi="Wingdings" w:hint="default"/>
+      </w:rPr>
+    </w:lvl>
+    <w:lvl w:ilvl="3" w:tplc="040C0001">
+      <w:start w:val="1"/>
+      <w:numFmt w:val="bullet"/>
+      <w:lvlText w:val=""/>
+      <w:lvlJc w:val="left"/>
+      <w:pPr>
+        <w:ind w:left="2880" w:hanging="360"/>
+      </w:pPr>
+      <w:rPr>
+        <w:rFonts w:ascii="Symbol" w:hAnsi="Symbol" w:hint="default"/>
+      </w:rPr>
+    </w:lvl>
+    <w:lvl w:ilvl="4" w:tplc="040C0003" w:tentative="1">
+      <w:start w:val="1"/>
+      <w:numFmt w:val="bullet"/>
+      <w:lvlText w:val="o"/>
+      <w:lvlJc w:val="left"/>
+      <w:pPr>
+        <w:ind w:left="3600" w:hanging="360"/>
+      </w:pPr>
+      <w:rPr>
+        <w:rFonts w:ascii="Courier New" w:hAnsi="Courier New" w:cs="Courier New" w:hint="default"/>
+      </w:rPr>
+    </w:lvl>
+    <w:lvl w:ilvl="5" w:tplc="040C0005" w:tentative="1">
+      <w:start w:val="1"/>
+      <w:numFmt w:val="bullet"/>
+      <w:lvlText w:val=""/>
+      <w:lvlJc w:val="left"/>
+      <w:pPr>
+        <w:ind w:left="4320" w:hanging="360"/>
+      </w:pPr>
+      <w:rPr>
+        <w:rFonts w:ascii="Wingdings" w:hAnsi="Wingdings" w:hint="default"/>
+      </w:rPr>
+    </w:lvl>
+    <w:lvl w:ilvl="6" w:tplc="040C0001" w:tentative="1">
+      <w:start w:val="1"/>
+      <w:numFmt w:val="bullet"/>
+      <w:lvlText w:val=""/>
+      <w:lvlJc w:val="left"/>
+      <w:pPr>
+        <w:ind w:left="5040" w:hanging="360"/>
+      </w:pPr>
+      <w:rPr>
+        <w:rFonts w:ascii="Symbol" w:hAnsi="Symbol" w:hint="default"/>
+      </w:rPr>
+    </w:lvl>
+    <w:lvl w:ilvl="7" w:tplc="040C0003" w:tentative="1">
+      <w:start w:val="1"/>
+      <w:numFmt w:val="bullet"/>
+      <w:lvlText w:val="o"/>
+      <w:lvlJc w:val="left"/>
+      <w:pPr>
+        <w:ind w:left="5760" w:hanging="360"/>
+      </w:pPr>
+      <w:rPr>
+        <w:rFonts w:ascii="Courier New" w:hAnsi="Courier New" w:cs="Courier New" w:hint="default"/>
+      </w:rPr>
+    </w:lvl>
+    <w:lvl w:ilvl="8" w:tplc="040C0005" w:tentative="1">
+      <w:start w:val="1"/>
+      <w:numFmt w:val="bullet"/>
+      <w:lvlText w:val=""/>
+      <w:lvlJc w:val="left"/>
+      <w:pPr>
+        <w:ind w:left="6480" w:hanging="360"/>
+      </w:pPr>
+      <w:rPr>
+        <w:rFonts w:ascii="Wingdings" w:hAnsi="Wingdings" w:hint="default"/>
+      </w:rPr>
+    </w:lvl>
+  </w:abstractNum>
+  <w:abstractNum w:abstractNumId="9" w15:restartNumberingAfterBreak="0">
     <w:nsid w:val="2C393C4D"/>
     <w:multiLevelType w:val="hybridMultilevel"/>
     <w:tmpl w:val="B120BD4E"/>
@@ -6448,7 +8017,7 @@
       </w:pPr>
     </w:lvl>
   </w:abstractNum>
-  <w:abstractNum w:abstractNumId="9" w15:restartNumberingAfterBreak="0">
+  <w:abstractNum w:abstractNumId="10" w15:restartNumberingAfterBreak="0">
     <w:nsid w:val="2F725BD6"/>
     <w:multiLevelType w:val="hybridMultilevel"/>
     <w:tmpl w:val="B386C9F2"/>
@@ -6534,7 +8103,93 @@
       </w:pPr>
     </w:lvl>
   </w:abstractNum>
-  <w:abstractNum w:abstractNumId="10" w15:restartNumberingAfterBreak="0">
+  <w:abstractNum w:abstractNumId="11" w15:restartNumberingAfterBreak="0">
+    <w:nsid w:val="301A152D"/>
+    <w:multiLevelType w:val="hybridMultilevel"/>
+    <w:tmpl w:val="B81C8E72"/>
+    <w:lvl w:ilvl="0" w:tplc="FFFFFFFF">
+      <w:start w:val="1"/>
+      <w:numFmt w:val="decimal"/>
+      <w:lvlText w:val="%1."/>
+      <w:lvlJc w:val="left"/>
+      <w:pPr>
+        <w:ind w:left="720" w:hanging="360"/>
+      </w:pPr>
+    </w:lvl>
+    <w:lvl w:ilvl="1" w:tplc="FFFFFFFF" w:tentative="1">
+      <w:start w:val="1"/>
+      <w:numFmt w:val="lowerLetter"/>
+      <w:lvlText w:val="%2."/>
+      <w:lvlJc w:val="left"/>
+      <w:pPr>
+        <w:ind w:left="1440" w:hanging="360"/>
+      </w:pPr>
+    </w:lvl>
+    <w:lvl w:ilvl="2" w:tplc="FFFFFFFF" w:tentative="1">
+      <w:start w:val="1"/>
+      <w:numFmt w:val="lowerRoman"/>
+      <w:lvlText w:val="%3."/>
+      <w:lvlJc w:val="right"/>
+      <w:pPr>
+        <w:ind w:left="2160" w:hanging="180"/>
+      </w:pPr>
+    </w:lvl>
+    <w:lvl w:ilvl="3" w:tplc="FFFFFFFF" w:tentative="1">
+      <w:start w:val="1"/>
+      <w:numFmt w:val="decimal"/>
+      <w:lvlText w:val="%4."/>
+      <w:lvlJc w:val="left"/>
+      <w:pPr>
+        <w:ind w:left="2880" w:hanging="360"/>
+      </w:pPr>
+    </w:lvl>
+    <w:lvl w:ilvl="4" w:tplc="FFFFFFFF" w:tentative="1">
+      <w:start w:val="1"/>
+      <w:numFmt w:val="lowerLetter"/>
+      <w:lvlText w:val="%5."/>
+      <w:lvlJc w:val="left"/>
+      <w:pPr>
+        <w:ind w:left="3600" w:hanging="360"/>
+      </w:pPr>
+    </w:lvl>
+    <w:lvl w:ilvl="5" w:tplc="FFFFFFFF" w:tentative="1">
+      <w:start w:val="1"/>
+      <w:numFmt w:val="lowerRoman"/>
+      <w:lvlText w:val="%6."/>
+      <w:lvlJc w:val="right"/>
+      <w:pPr>
+        <w:ind w:left="4320" w:hanging="180"/>
+      </w:pPr>
+    </w:lvl>
+    <w:lvl w:ilvl="6" w:tplc="FFFFFFFF" w:tentative="1">
+      <w:start w:val="1"/>
+      <w:numFmt w:val="decimal"/>
+      <w:lvlText w:val="%7."/>
+      <w:lvlJc w:val="left"/>
+      <w:pPr>
+        <w:ind w:left="5040" w:hanging="360"/>
+      </w:pPr>
+    </w:lvl>
+    <w:lvl w:ilvl="7" w:tplc="FFFFFFFF" w:tentative="1">
+      <w:start w:val="1"/>
+      <w:numFmt w:val="lowerLetter"/>
+      <w:lvlText w:val="%8."/>
+      <w:lvlJc w:val="left"/>
+      <w:pPr>
+        <w:ind w:left="5760" w:hanging="360"/>
+      </w:pPr>
+    </w:lvl>
+    <w:lvl w:ilvl="8" w:tplc="FFFFFFFF" w:tentative="1">
+      <w:start w:val="1"/>
+      <w:numFmt w:val="lowerRoman"/>
+      <w:lvlText w:val="%9."/>
+      <w:lvlJc w:val="right"/>
+      <w:pPr>
+        <w:ind w:left="6480" w:hanging="180"/>
+      </w:pPr>
+    </w:lvl>
+  </w:abstractNum>
+  <w:abstractNum w:abstractNumId="12" w15:restartNumberingAfterBreak="0">
     <w:nsid w:val="31327820"/>
     <w:multiLevelType w:val="hybridMultilevel"/>
     <w:tmpl w:val="140ECA86"/>
@@ -6620,7 +8275,7 @@
       </w:pPr>
     </w:lvl>
   </w:abstractNum>
-  <w:abstractNum w:abstractNumId="11" w15:restartNumberingAfterBreak="0">
+  <w:abstractNum w:abstractNumId="13" w15:restartNumberingAfterBreak="0">
     <w:nsid w:val="31C20A18"/>
     <w:multiLevelType w:val="hybridMultilevel"/>
     <w:tmpl w:val="DA8A69CA"/>
@@ -6706,7 +8361,7 @@
       </w:pPr>
     </w:lvl>
   </w:abstractNum>
-  <w:abstractNum w:abstractNumId="12" w15:restartNumberingAfterBreak="0">
+  <w:abstractNum w:abstractNumId="14" w15:restartNumberingAfterBreak="0">
     <w:nsid w:val="32F05D35"/>
     <w:multiLevelType w:val="hybridMultilevel"/>
     <w:tmpl w:val="B386C9F2"/>
@@ -6792,7 +8447,7 @@
       </w:pPr>
     </w:lvl>
   </w:abstractNum>
-  <w:abstractNum w:abstractNumId="13" w15:restartNumberingAfterBreak="0">
+  <w:abstractNum w:abstractNumId="15" w15:restartNumberingAfterBreak="0">
     <w:nsid w:val="33267BE8"/>
     <w:multiLevelType w:val="multilevel"/>
     <w:tmpl w:val="9F9CA956"/>
@@ -6941,7 +8596,7 @@
       </w:rPr>
     </w:lvl>
   </w:abstractNum>
-  <w:abstractNum w:abstractNumId="14" w15:restartNumberingAfterBreak="0">
+  <w:abstractNum w:abstractNumId="16" w15:restartNumberingAfterBreak="0">
     <w:nsid w:val="36214F23"/>
     <w:multiLevelType w:val="hybridMultilevel"/>
     <w:tmpl w:val="4EE869A4"/>
@@ -7054,7 +8709,7 @@
       </w:rPr>
     </w:lvl>
   </w:abstractNum>
-  <w:abstractNum w:abstractNumId="15" w15:restartNumberingAfterBreak="0">
+  <w:abstractNum w:abstractNumId="17" w15:restartNumberingAfterBreak="0">
     <w:nsid w:val="37417F82"/>
     <w:multiLevelType w:val="hybridMultilevel"/>
     <w:tmpl w:val="D6CC0F40"/>
@@ -7140,7 +8795,7 @@
       </w:pPr>
     </w:lvl>
   </w:abstractNum>
-  <w:abstractNum w:abstractNumId="16" w15:restartNumberingAfterBreak="0">
+  <w:abstractNum w:abstractNumId="18" w15:restartNumberingAfterBreak="0">
     <w:nsid w:val="38DE62A9"/>
     <w:multiLevelType w:val="hybridMultilevel"/>
     <w:tmpl w:val="5D1461CC"/>
@@ -7229,7 +8884,7 @@
       </w:pPr>
     </w:lvl>
   </w:abstractNum>
-  <w:abstractNum w:abstractNumId="17" w15:restartNumberingAfterBreak="0">
+  <w:abstractNum w:abstractNumId="19" w15:restartNumberingAfterBreak="0">
     <w:nsid w:val="3EF335F9"/>
     <w:multiLevelType w:val="hybridMultilevel"/>
     <w:tmpl w:val="C79C42E4"/>
@@ -7318,7 +8973,7 @@
       </w:pPr>
     </w:lvl>
   </w:abstractNum>
-  <w:abstractNum w:abstractNumId="18" w15:restartNumberingAfterBreak="0">
+  <w:abstractNum w:abstractNumId="20" w15:restartNumberingAfterBreak="0">
     <w:nsid w:val="41FF2685"/>
     <w:multiLevelType w:val="hybridMultilevel"/>
     <w:tmpl w:val="C79C42E4"/>
@@ -7407,7 +9062,233 @@
       </w:pPr>
     </w:lvl>
   </w:abstractNum>
-  <w:abstractNum w:abstractNumId="19" w15:restartNumberingAfterBreak="0">
+  <w:abstractNum w:abstractNumId="21" w15:restartNumberingAfterBreak="0">
+    <w:nsid w:val="45BD2CF3"/>
+    <w:multiLevelType w:val="hybridMultilevel"/>
+    <w:tmpl w:val="443C10A4"/>
+    <w:lvl w:ilvl="0" w:tplc="040C0001">
+      <w:start w:val="1"/>
+      <w:numFmt w:val="bullet"/>
+      <w:lvlText w:val=""/>
+      <w:lvlJc w:val="left"/>
+      <w:pPr>
+        <w:ind w:left="720" w:hanging="360"/>
+      </w:pPr>
+      <w:rPr>
+        <w:rFonts w:ascii="Symbol" w:hAnsi="Symbol" w:hint="default"/>
+      </w:rPr>
+    </w:lvl>
+    <w:lvl w:ilvl="1" w:tplc="040C0003" w:tentative="1">
+      <w:start w:val="1"/>
+      <w:numFmt w:val="bullet"/>
+      <w:lvlText w:val="o"/>
+      <w:lvlJc w:val="left"/>
+      <w:pPr>
+        <w:ind w:left="1440" w:hanging="360"/>
+      </w:pPr>
+      <w:rPr>
+        <w:rFonts w:ascii="Courier New" w:hAnsi="Courier New" w:cs="Courier New" w:hint="default"/>
+      </w:rPr>
+    </w:lvl>
+    <w:lvl w:ilvl="2" w:tplc="040C0005" w:tentative="1">
+      <w:start w:val="1"/>
+      <w:numFmt w:val="bullet"/>
+      <w:lvlText w:val=""/>
+      <w:lvlJc w:val="left"/>
+      <w:pPr>
+        <w:ind w:left="2160" w:hanging="360"/>
+      </w:pPr>
+      <w:rPr>
+        <w:rFonts w:ascii="Wingdings" w:hAnsi="Wingdings" w:hint="default"/>
+      </w:rPr>
+    </w:lvl>
+    <w:lvl w:ilvl="3" w:tplc="040C0001" w:tentative="1">
+      <w:start w:val="1"/>
+      <w:numFmt w:val="bullet"/>
+      <w:lvlText w:val=""/>
+      <w:lvlJc w:val="left"/>
+      <w:pPr>
+        <w:ind w:left="2880" w:hanging="360"/>
+      </w:pPr>
+      <w:rPr>
+        <w:rFonts w:ascii="Symbol" w:hAnsi="Symbol" w:hint="default"/>
+      </w:rPr>
+    </w:lvl>
+    <w:lvl w:ilvl="4" w:tplc="040C0003" w:tentative="1">
+      <w:start w:val="1"/>
+      <w:numFmt w:val="bullet"/>
+      <w:lvlText w:val="o"/>
+      <w:lvlJc w:val="left"/>
+      <w:pPr>
+        <w:ind w:left="3600" w:hanging="360"/>
+      </w:pPr>
+      <w:rPr>
+        <w:rFonts w:ascii="Courier New" w:hAnsi="Courier New" w:cs="Courier New" w:hint="default"/>
+      </w:rPr>
+    </w:lvl>
+    <w:lvl w:ilvl="5" w:tplc="040C0005" w:tentative="1">
+      <w:start w:val="1"/>
+      <w:numFmt w:val="bullet"/>
+      <w:lvlText w:val=""/>
+      <w:lvlJc w:val="left"/>
+      <w:pPr>
+        <w:ind w:left="4320" w:hanging="360"/>
+      </w:pPr>
+      <w:rPr>
+        <w:rFonts w:ascii="Wingdings" w:hAnsi="Wingdings" w:hint="default"/>
+      </w:rPr>
+    </w:lvl>
+    <w:lvl w:ilvl="6" w:tplc="040C0001" w:tentative="1">
+      <w:start w:val="1"/>
+      <w:numFmt w:val="bullet"/>
+      <w:lvlText w:val=""/>
+      <w:lvlJc w:val="left"/>
+      <w:pPr>
+        <w:ind w:left="5040" w:hanging="360"/>
+      </w:pPr>
+      <w:rPr>
+        <w:rFonts w:ascii="Symbol" w:hAnsi="Symbol" w:hint="default"/>
+      </w:rPr>
+    </w:lvl>
+    <w:lvl w:ilvl="7" w:tplc="040C0003" w:tentative="1">
+      <w:start w:val="1"/>
+      <w:numFmt w:val="bullet"/>
+      <w:lvlText w:val="o"/>
+      <w:lvlJc w:val="left"/>
+      <w:pPr>
+        <w:ind w:left="5760" w:hanging="360"/>
+      </w:pPr>
+      <w:rPr>
+        <w:rFonts w:ascii="Courier New" w:hAnsi="Courier New" w:cs="Courier New" w:hint="default"/>
+      </w:rPr>
+    </w:lvl>
+    <w:lvl w:ilvl="8" w:tplc="040C0005" w:tentative="1">
+      <w:start w:val="1"/>
+      <w:numFmt w:val="bullet"/>
+      <w:lvlText w:val=""/>
+      <w:lvlJc w:val="left"/>
+      <w:pPr>
+        <w:ind w:left="6480" w:hanging="360"/>
+      </w:pPr>
+      <w:rPr>
+        <w:rFonts w:ascii="Wingdings" w:hAnsi="Wingdings" w:hint="default"/>
+      </w:rPr>
+    </w:lvl>
+  </w:abstractNum>
+  <w:abstractNum w:abstractNumId="22" w15:restartNumberingAfterBreak="0">
+    <w:nsid w:val="4FE955DC"/>
+    <w:multiLevelType w:val="hybridMultilevel"/>
+    <w:tmpl w:val="278CA114"/>
+    <w:lvl w:ilvl="0" w:tplc="5676641C">
+      <w:start w:val="1"/>
+      <w:numFmt w:val="bullet"/>
+      <w:lvlText w:val=""/>
+      <w:lvlJc w:val="left"/>
+      <w:pPr>
+        <w:ind w:left="720" w:hanging="360"/>
+      </w:pPr>
+      <w:rPr>
+        <w:rFonts w:ascii="Symbol" w:hAnsi="Symbol" w:hint="default"/>
+      </w:rPr>
+    </w:lvl>
+    <w:lvl w:ilvl="1" w:tplc="040C0003" w:tentative="1">
+      <w:start w:val="1"/>
+      <w:numFmt w:val="bullet"/>
+      <w:lvlText w:val="o"/>
+      <w:lvlJc w:val="left"/>
+      <w:pPr>
+        <w:ind w:left="1440" w:hanging="360"/>
+      </w:pPr>
+      <w:rPr>
+        <w:rFonts w:ascii="Courier New" w:hAnsi="Courier New" w:cs="Courier New" w:hint="default"/>
+      </w:rPr>
+    </w:lvl>
+    <w:lvl w:ilvl="2" w:tplc="040C0005" w:tentative="1">
+      <w:start w:val="1"/>
+      <w:numFmt w:val="bullet"/>
+      <w:lvlText w:val=""/>
+      <w:lvlJc w:val="left"/>
+      <w:pPr>
+        <w:ind w:left="2160" w:hanging="360"/>
+      </w:pPr>
+      <w:rPr>
+        <w:rFonts w:ascii="Wingdings" w:hAnsi="Wingdings" w:hint="default"/>
+      </w:rPr>
+    </w:lvl>
+    <w:lvl w:ilvl="3" w:tplc="040C0001" w:tentative="1">
+      <w:start w:val="1"/>
+      <w:numFmt w:val="bullet"/>
+      <w:lvlText w:val=""/>
+      <w:lvlJc w:val="left"/>
+      <w:pPr>
+        <w:ind w:left="2880" w:hanging="360"/>
+      </w:pPr>
+      <w:rPr>
+        <w:rFonts w:ascii="Symbol" w:hAnsi="Symbol" w:hint="default"/>
+      </w:rPr>
+    </w:lvl>
+    <w:lvl w:ilvl="4" w:tplc="040C0003" w:tentative="1">
+      <w:start w:val="1"/>
+      <w:numFmt w:val="bullet"/>
+      <w:lvlText w:val="o"/>
+      <w:lvlJc w:val="left"/>
+      <w:pPr>
+        <w:ind w:left="3600" w:hanging="360"/>
+      </w:pPr>
+      <w:rPr>
+        <w:rFonts w:ascii="Courier New" w:hAnsi="Courier New" w:cs="Courier New" w:hint="default"/>
+      </w:rPr>
+    </w:lvl>
+    <w:lvl w:ilvl="5" w:tplc="040C0005" w:tentative="1">
+      <w:start w:val="1"/>
+      <w:numFmt w:val="bullet"/>
+      <w:lvlText w:val=""/>
+      <w:lvlJc w:val="left"/>
+      <w:pPr>
+        <w:ind w:left="4320" w:hanging="360"/>
+      </w:pPr>
+      <w:rPr>
+        <w:rFonts w:ascii="Wingdings" w:hAnsi="Wingdings" w:hint="default"/>
+      </w:rPr>
+    </w:lvl>
+    <w:lvl w:ilvl="6" w:tplc="040C0001" w:tentative="1">
+      <w:start w:val="1"/>
+      <w:numFmt w:val="bullet"/>
+      <w:lvlText w:val=""/>
+      <w:lvlJc w:val="left"/>
+      <w:pPr>
+        <w:ind w:left="5040" w:hanging="360"/>
+      </w:pPr>
+      <w:rPr>
+        <w:rFonts w:ascii="Symbol" w:hAnsi="Symbol" w:hint="default"/>
+      </w:rPr>
+    </w:lvl>
+    <w:lvl w:ilvl="7" w:tplc="040C0003" w:tentative="1">
+      <w:start w:val="1"/>
+      <w:numFmt w:val="bullet"/>
+      <w:lvlText w:val="o"/>
+      <w:lvlJc w:val="left"/>
+      <w:pPr>
+        <w:ind w:left="5760" w:hanging="360"/>
+      </w:pPr>
+      <w:rPr>
+        <w:rFonts w:ascii="Courier New" w:hAnsi="Courier New" w:cs="Courier New" w:hint="default"/>
+      </w:rPr>
+    </w:lvl>
+    <w:lvl w:ilvl="8" w:tplc="040C0005" w:tentative="1">
+      <w:start w:val="1"/>
+      <w:numFmt w:val="bullet"/>
+      <w:lvlText w:val=""/>
+      <w:lvlJc w:val="left"/>
+      <w:pPr>
+        <w:ind w:left="6480" w:hanging="360"/>
+      </w:pPr>
+      <w:rPr>
+        <w:rFonts w:ascii="Wingdings" w:hAnsi="Wingdings" w:hint="default"/>
+      </w:rPr>
+    </w:lvl>
+  </w:abstractNum>
+  <w:abstractNum w:abstractNumId="23" w15:restartNumberingAfterBreak="0">
     <w:nsid w:val="52E846F7"/>
     <w:multiLevelType w:val="hybridMultilevel"/>
     <w:tmpl w:val="140ECA86"/>
@@ -7493,7 +9374,7 @@
       </w:pPr>
     </w:lvl>
   </w:abstractNum>
-  <w:abstractNum w:abstractNumId="20" w15:restartNumberingAfterBreak="0">
+  <w:abstractNum w:abstractNumId="24" w15:restartNumberingAfterBreak="0">
     <w:nsid w:val="5AF00059"/>
     <w:multiLevelType w:val="hybridMultilevel"/>
     <w:tmpl w:val="F854323E"/>
@@ -7579,10 +9460,10 @@
       </w:pPr>
     </w:lvl>
   </w:abstractNum>
-  <w:abstractNum w:abstractNumId="21" w15:restartNumberingAfterBreak="0">
+  <w:abstractNum w:abstractNumId="25" w15:restartNumberingAfterBreak="0">
     <w:nsid w:val="5DA00ECB"/>
     <w:multiLevelType w:val="hybridMultilevel"/>
-    <w:tmpl w:val="578AD36C"/>
+    <w:tmpl w:val="B81C8E72"/>
     <w:lvl w:ilvl="0" w:tplc="040C000F">
       <w:start w:val="1"/>
       <w:numFmt w:val="decimal"/>
@@ -7665,7 +9546,120 @@
       </w:pPr>
     </w:lvl>
   </w:abstractNum>
-  <w:abstractNum w:abstractNumId="22" w15:restartNumberingAfterBreak="0">
+  <w:abstractNum w:abstractNumId="26" w15:restartNumberingAfterBreak="0">
+    <w:nsid w:val="62C86E2D"/>
+    <w:multiLevelType w:val="hybridMultilevel"/>
+    <w:tmpl w:val="2FA2CDC4"/>
+    <w:lvl w:ilvl="0" w:tplc="040C0001">
+      <w:start w:val="1"/>
+      <w:numFmt w:val="bullet"/>
+      <w:lvlText w:val=""/>
+      <w:lvlJc w:val="left"/>
+      <w:pPr>
+        <w:ind w:left="720" w:hanging="360"/>
+      </w:pPr>
+      <w:rPr>
+        <w:rFonts w:ascii="Symbol" w:hAnsi="Symbol" w:hint="default"/>
+      </w:rPr>
+    </w:lvl>
+    <w:lvl w:ilvl="1" w:tplc="040C0003" w:tentative="1">
+      <w:start w:val="1"/>
+      <w:numFmt w:val="bullet"/>
+      <w:lvlText w:val="o"/>
+      <w:lvlJc w:val="left"/>
+      <w:pPr>
+        <w:ind w:left="1440" w:hanging="360"/>
+      </w:pPr>
+      <w:rPr>
+        <w:rFonts w:ascii="Courier New" w:hAnsi="Courier New" w:cs="Courier New" w:hint="default"/>
+      </w:rPr>
+    </w:lvl>
+    <w:lvl w:ilvl="2" w:tplc="040C0005" w:tentative="1">
+      <w:start w:val="1"/>
+      <w:numFmt w:val="bullet"/>
+      <w:lvlText w:val=""/>
+      <w:lvlJc w:val="left"/>
+      <w:pPr>
+        <w:ind w:left="2160" w:hanging="360"/>
+      </w:pPr>
+      <w:rPr>
+        <w:rFonts w:ascii="Wingdings" w:hAnsi="Wingdings" w:hint="default"/>
+      </w:rPr>
+    </w:lvl>
+    <w:lvl w:ilvl="3" w:tplc="040C0001" w:tentative="1">
+      <w:start w:val="1"/>
+      <w:numFmt w:val="bullet"/>
+      <w:lvlText w:val=""/>
+      <w:lvlJc w:val="left"/>
+      <w:pPr>
+        <w:ind w:left="2880" w:hanging="360"/>
+      </w:pPr>
+      <w:rPr>
+        <w:rFonts w:ascii="Symbol" w:hAnsi="Symbol" w:hint="default"/>
+      </w:rPr>
+    </w:lvl>
+    <w:lvl w:ilvl="4" w:tplc="040C0003" w:tentative="1">
+      <w:start w:val="1"/>
+      <w:numFmt w:val="bullet"/>
+      <w:lvlText w:val="o"/>
+      <w:lvlJc w:val="left"/>
+      <w:pPr>
+        <w:ind w:left="3600" w:hanging="360"/>
+      </w:pPr>
+      <w:rPr>
+        <w:rFonts w:ascii="Courier New" w:hAnsi="Courier New" w:cs="Courier New" w:hint="default"/>
+      </w:rPr>
+    </w:lvl>
+    <w:lvl w:ilvl="5" w:tplc="040C0005" w:tentative="1">
+      <w:start w:val="1"/>
+      <w:numFmt w:val="bullet"/>
+      <w:lvlText w:val=""/>
+      <w:lvlJc w:val="left"/>
+      <w:pPr>
+        <w:ind w:left="4320" w:hanging="360"/>
+      </w:pPr>
+      <w:rPr>
+        <w:rFonts w:ascii="Wingdings" w:hAnsi="Wingdings" w:hint="default"/>
+      </w:rPr>
+    </w:lvl>
+    <w:lvl w:ilvl="6" w:tplc="040C0001" w:tentative="1">
+      <w:start w:val="1"/>
+      <w:numFmt w:val="bullet"/>
+      <w:lvlText w:val=""/>
+      <w:lvlJc w:val="left"/>
+      <w:pPr>
+        <w:ind w:left="5040" w:hanging="360"/>
+      </w:pPr>
+      <w:rPr>
+        <w:rFonts w:ascii="Symbol" w:hAnsi="Symbol" w:hint="default"/>
+      </w:rPr>
+    </w:lvl>
+    <w:lvl w:ilvl="7" w:tplc="040C0003" w:tentative="1">
+      <w:start w:val="1"/>
+      <w:numFmt w:val="bullet"/>
+      <w:lvlText w:val="o"/>
+      <w:lvlJc w:val="left"/>
+      <w:pPr>
+        <w:ind w:left="5760" w:hanging="360"/>
+      </w:pPr>
+      <w:rPr>
+        <w:rFonts w:ascii="Courier New" w:hAnsi="Courier New" w:cs="Courier New" w:hint="default"/>
+      </w:rPr>
+    </w:lvl>
+    <w:lvl w:ilvl="8" w:tplc="040C0005" w:tentative="1">
+      <w:start w:val="1"/>
+      <w:numFmt w:val="bullet"/>
+      <w:lvlText w:val=""/>
+      <w:lvlJc w:val="left"/>
+      <w:pPr>
+        <w:ind w:left="6480" w:hanging="360"/>
+      </w:pPr>
+      <w:rPr>
+        <w:rFonts w:ascii="Wingdings" w:hAnsi="Wingdings" w:hint="default"/>
+      </w:rPr>
+    </w:lvl>
+  </w:abstractNum>
+  <w:abstractNum w:abstractNumId="27" w15:restartNumberingAfterBreak="0">
     <w:nsid w:val="656C2719"/>
     <w:multiLevelType w:val="hybridMultilevel"/>
     <w:tmpl w:val="58B47AB6"/>
@@ -7751,7 +9745,7 @@
       </w:pPr>
     </w:lvl>
   </w:abstractNum>
-  <w:abstractNum w:abstractNumId="23" w15:restartNumberingAfterBreak="0">
+  <w:abstractNum w:abstractNumId="28" w15:restartNumberingAfterBreak="0">
     <w:nsid w:val="68D334B0"/>
     <w:multiLevelType w:val="multilevel"/>
     <w:tmpl w:val="5DD64F4E"/>
@@ -7896,7 +9890,7 @@
       </w:rPr>
     </w:lvl>
   </w:abstractNum>
-  <w:abstractNum w:abstractNumId="24" w15:restartNumberingAfterBreak="0">
+  <w:abstractNum w:abstractNumId="29" w15:restartNumberingAfterBreak="0">
     <w:nsid w:val="6A340D8E"/>
     <w:multiLevelType w:val="hybridMultilevel"/>
     <w:tmpl w:val="857665F2"/>
@@ -7985,7 +9979,7 @@
       </w:pPr>
     </w:lvl>
   </w:abstractNum>
-  <w:abstractNum w:abstractNumId="25" w15:restartNumberingAfterBreak="0">
+  <w:abstractNum w:abstractNumId="30" w15:restartNumberingAfterBreak="0">
     <w:nsid w:val="6C6E007F"/>
     <w:multiLevelType w:val="hybridMultilevel"/>
     <w:tmpl w:val="B386C9F2"/>
@@ -8071,7 +10065,93 @@
       </w:pPr>
     </w:lvl>
   </w:abstractNum>
-  <w:abstractNum w:abstractNumId="26" w15:restartNumberingAfterBreak="0">
+  <w:abstractNum w:abstractNumId="31" w15:restartNumberingAfterBreak="0">
+    <w:nsid w:val="6DC311DD"/>
+    <w:multiLevelType w:val="hybridMultilevel"/>
+    <w:tmpl w:val="B6E06838"/>
+    <w:lvl w:ilvl="0" w:tplc="FFFFFFFF">
+      <w:start w:val="1"/>
+      <w:numFmt w:val="decimal"/>
+      <w:lvlText w:val="%1."/>
+      <w:lvlJc w:val="left"/>
+      <w:pPr>
+        <w:ind w:left="720" w:hanging="360"/>
+      </w:pPr>
+    </w:lvl>
+    <w:lvl w:ilvl="1" w:tplc="FFFFFFFF" w:tentative="1">
+      <w:start w:val="1"/>
+      <w:numFmt w:val="lowerLetter"/>
+      <w:lvlText w:val="%2."/>
+      <w:lvlJc w:val="left"/>
+      <w:pPr>
+        <w:ind w:left="1440" w:hanging="360"/>
+      </w:pPr>
+    </w:lvl>
+    <w:lvl w:ilvl="2" w:tplc="FFFFFFFF" w:tentative="1">
+      <w:start w:val="1"/>
+      <w:numFmt w:val="lowerRoman"/>
+      <w:lvlText w:val="%3."/>
+      <w:lvlJc w:val="right"/>
+      <w:pPr>
+        <w:ind w:left="2160" w:hanging="180"/>
+      </w:pPr>
+    </w:lvl>
+    <w:lvl w:ilvl="3" w:tplc="FFFFFFFF" w:tentative="1">
+      <w:start w:val="1"/>
+      <w:numFmt w:val="decimal"/>
+      <w:lvlText w:val="%4."/>
+      <w:lvlJc w:val="left"/>
+      <w:pPr>
+        <w:ind w:left="2880" w:hanging="360"/>
+      </w:pPr>
+    </w:lvl>
+    <w:lvl w:ilvl="4" w:tplc="FFFFFFFF" w:tentative="1">
+      <w:start w:val="1"/>
+      <w:numFmt w:val="lowerLetter"/>
+      <w:lvlText w:val="%5."/>
+      <w:lvlJc w:val="left"/>
+      <w:pPr>
+        <w:ind w:left="3600" w:hanging="360"/>
+      </w:pPr>
+    </w:lvl>
+    <w:lvl w:ilvl="5" w:tplc="FFFFFFFF" w:tentative="1">
+      <w:start w:val="1"/>
+      <w:numFmt w:val="lowerRoman"/>
+      <w:lvlText w:val="%6."/>
+      <w:lvlJc w:val="right"/>
+      <w:pPr>
+        <w:ind w:left="4320" w:hanging="180"/>
+      </w:pPr>
+    </w:lvl>
+    <w:lvl w:ilvl="6" w:tplc="FFFFFFFF" w:tentative="1">
+      <w:start w:val="1"/>
+      <w:numFmt w:val="decimal"/>
+      <w:lvlText w:val="%7."/>
+      <w:lvlJc w:val="left"/>
+      <w:pPr>
+        <w:ind w:left="5040" w:hanging="360"/>
+      </w:pPr>
+    </w:lvl>
+    <w:lvl w:ilvl="7" w:tplc="FFFFFFFF" w:tentative="1">
+      <w:start w:val="1"/>
+      <w:numFmt w:val="lowerLetter"/>
+      <w:lvlText w:val="%8."/>
+      <w:lvlJc w:val="left"/>
+      <w:pPr>
+        <w:ind w:left="5760" w:hanging="360"/>
+      </w:pPr>
+    </w:lvl>
+    <w:lvl w:ilvl="8" w:tplc="FFFFFFFF" w:tentative="1">
+      <w:start w:val="1"/>
+      <w:numFmt w:val="lowerRoman"/>
+      <w:lvlText w:val="%9."/>
+      <w:lvlJc w:val="right"/>
+      <w:pPr>
+        <w:ind w:left="6480" w:hanging="180"/>
+      </w:pPr>
+    </w:lvl>
+  </w:abstractNum>
+  <w:abstractNum w:abstractNumId="32" w15:restartNumberingAfterBreak="0">
     <w:nsid w:val="70DA3396"/>
     <w:multiLevelType w:val="hybridMultilevel"/>
     <w:tmpl w:val="798A24BA"/>
@@ -8184,7 +10264,7 @@
       </w:rPr>
     </w:lvl>
   </w:abstractNum>
-  <w:abstractNum w:abstractNumId="27" w15:restartNumberingAfterBreak="0">
+  <w:abstractNum w:abstractNumId="33" w15:restartNumberingAfterBreak="0">
     <w:nsid w:val="75DB2488"/>
     <w:multiLevelType w:val="multilevel"/>
     <w:tmpl w:val="040C001F"/>
@@ -8270,7 +10350,7 @@
       </w:pPr>
     </w:lvl>
   </w:abstractNum>
-  <w:abstractNum w:abstractNumId="28" w15:restartNumberingAfterBreak="0">
+  <w:abstractNum w:abstractNumId="34" w15:restartNumberingAfterBreak="0">
     <w:nsid w:val="7E850375"/>
     <w:multiLevelType w:val="hybridMultilevel"/>
     <w:tmpl w:val="237A486E"/>
@@ -8360,13 +10440,13 @@
     </w:lvl>
   </w:abstractNum>
   <w:num w:numId="1" w16cid:durableId="434717407">
-    <w:abstractNumId w:val="11"/>
+    <w:abstractNumId w:val="13"/>
   </w:num>
   <w:num w:numId="2" w16cid:durableId="2128506219">
-    <w:abstractNumId w:val="22"/>
+    <w:abstractNumId w:val="27"/>
   </w:num>
   <w:num w:numId="3" w16cid:durableId="660699309">
-    <w:abstractNumId w:val="19"/>
+    <w:abstractNumId w:val="23"/>
   </w:num>
   <w:num w:numId="4" w16cid:durableId="962806652">
     <w:abstractNumId w:val="5"/>
@@ -8375,25 +10455,25 @@
     <w:abstractNumId w:val="7"/>
   </w:num>
   <w:num w:numId="6" w16cid:durableId="1190533170">
+    <w:abstractNumId w:val="24"/>
+  </w:num>
+  <w:num w:numId="7" w16cid:durableId="1712000909">
+    <w:abstractNumId w:val="17"/>
+  </w:num>
+  <w:num w:numId="8" w16cid:durableId="1955556907">
+    <w:abstractNumId w:val="10"/>
+  </w:num>
+  <w:num w:numId="9" w16cid:durableId="207493210">
+    <w:abstractNumId w:val="19"/>
+  </w:num>
+  <w:num w:numId="10" w16cid:durableId="609749347">
+    <w:abstractNumId w:val="12"/>
+  </w:num>
+  <w:num w:numId="11" w16cid:durableId="1997491102">
     <w:abstractNumId w:val="20"/>
   </w:num>
-  <w:num w:numId="7" w16cid:durableId="1712000909">
-    <w:abstractNumId w:val="15"/>
-  </w:num>
-  <w:num w:numId="8" w16cid:durableId="1955556907">
-    <w:abstractNumId w:val="9"/>
-  </w:num>
-  <w:num w:numId="9" w16cid:durableId="207493210">
-    <w:abstractNumId w:val="17"/>
-  </w:num>
-  <w:num w:numId="10" w16cid:durableId="609749347">
-    <w:abstractNumId w:val="10"/>
-  </w:num>
-  <w:num w:numId="11" w16cid:durableId="1997491102">
-    <w:abstractNumId w:val="18"/>
-  </w:num>
   <w:num w:numId="12" w16cid:durableId="755781864">
-    <w:abstractNumId w:val="25"/>
+    <w:abstractNumId w:val="30"/>
   </w:num>
   <w:num w:numId="13" w16cid:durableId="1354529101">
     <w:abstractNumId w:val="6"/>
@@ -8402,49 +10482,67 @@
     <w:abstractNumId w:val="2"/>
   </w:num>
   <w:num w:numId="15" w16cid:durableId="1729769414">
-    <w:abstractNumId w:val="13"/>
+    <w:abstractNumId w:val="15"/>
   </w:num>
   <w:num w:numId="16" w16cid:durableId="104735205">
-    <w:abstractNumId w:val="23"/>
+    <w:abstractNumId w:val="28"/>
   </w:num>
   <w:num w:numId="17" w16cid:durableId="1762023649">
-    <w:abstractNumId w:val="16"/>
+    <w:abstractNumId w:val="18"/>
   </w:num>
   <w:num w:numId="18" w16cid:durableId="1016883728">
-    <w:abstractNumId w:val="24"/>
+    <w:abstractNumId w:val="29"/>
   </w:num>
   <w:num w:numId="19" w16cid:durableId="984166065">
-    <w:abstractNumId w:val="27"/>
+    <w:abstractNumId w:val="33"/>
   </w:num>
   <w:num w:numId="20" w16cid:durableId="436410690">
-    <w:abstractNumId w:val="28"/>
+    <w:abstractNumId w:val="34"/>
   </w:num>
   <w:num w:numId="21" w16cid:durableId="1620993992">
-    <w:abstractNumId w:val="8"/>
+    <w:abstractNumId w:val="9"/>
   </w:num>
   <w:num w:numId="22" w16cid:durableId="1988313032">
-    <w:abstractNumId w:val="12"/>
+    <w:abstractNumId w:val="14"/>
   </w:num>
   <w:num w:numId="23" w16cid:durableId="615059096">
     <w:abstractNumId w:val="1"/>
   </w:num>
   <w:num w:numId="24" w16cid:durableId="698899370">
-    <w:abstractNumId w:val="21"/>
+    <w:abstractNumId w:val="25"/>
   </w:num>
   <w:num w:numId="25" w16cid:durableId="32775877">
     <w:abstractNumId w:val="3"/>
   </w:num>
   <w:num w:numId="26" w16cid:durableId="1617953439">
-    <w:abstractNumId w:val="14"/>
+    <w:abstractNumId w:val="16"/>
   </w:num>
   <w:num w:numId="27" w16cid:durableId="2133548661">
-    <w:abstractNumId w:val="26"/>
+    <w:abstractNumId w:val="32"/>
   </w:num>
   <w:num w:numId="28" w16cid:durableId="253637215">
     <w:abstractNumId w:val="4"/>
   </w:num>
   <w:num w:numId="29" w16cid:durableId="2120101813">
     <w:abstractNumId w:val="0"/>
+  </w:num>
+  <w:num w:numId="30" w16cid:durableId="1872960163">
+    <w:abstractNumId w:val="8"/>
+  </w:num>
+  <w:num w:numId="31" w16cid:durableId="763114070">
+    <w:abstractNumId w:val="21"/>
+  </w:num>
+  <w:num w:numId="32" w16cid:durableId="1223372411">
+    <w:abstractNumId w:val="22"/>
+  </w:num>
+  <w:num w:numId="33" w16cid:durableId="130900197">
+    <w:abstractNumId w:val="31"/>
+  </w:num>
+  <w:num w:numId="34" w16cid:durableId="1436899926">
+    <w:abstractNumId w:val="26"/>
+  </w:num>
+  <w:num w:numId="35" w16cid:durableId="356153600">
+    <w:abstractNumId w:val="11"/>
   </w:num>
 </w:numbering>
 </file>
@@ -9452,6 +11550,50 @@
       <w:szCs w:val="20"/>
     </w:rPr>
   </w:style>
+  <w:style w:type="paragraph" w:styleId="Header">
+    <w:name w:val="header"/>
+    <w:basedOn w:val="Normal"/>
+    <w:link w:val="HeaderChar"/>
+    <w:uiPriority w:val="99"/>
+    <w:unhideWhenUsed/>
+    <w:rsid w:val="00016448"/>
+    <w:pPr>
+      <w:tabs>
+        <w:tab w:val="center" w:pos="4536"/>
+        <w:tab w:val="right" w:pos="9072"/>
+      </w:tabs>
+      <w:spacing w:after="0" w:line="240" w:lineRule="auto"/>
+    </w:pPr>
+  </w:style>
+  <w:style w:type="character" w:customStyle="1" w:styleId="HeaderChar">
+    <w:name w:val="Header Char"/>
+    <w:basedOn w:val="DefaultParagraphFont"/>
+    <w:link w:val="Header"/>
+    <w:uiPriority w:val="99"/>
+    <w:rsid w:val="00016448"/>
+  </w:style>
+  <w:style w:type="paragraph" w:styleId="Footer">
+    <w:name w:val="footer"/>
+    <w:basedOn w:val="Normal"/>
+    <w:link w:val="FooterChar"/>
+    <w:uiPriority w:val="99"/>
+    <w:unhideWhenUsed/>
+    <w:rsid w:val="00016448"/>
+    <w:pPr>
+      <w:tabs>
+        <w:tab w:val="center" w:pos="4536"/>
+        <w:tab w:val="right" w:pos="9072"/>
+      </w:tabs>
+      <w:spacing w:after="0" w:line="240" w:lineRule="auto"/>
+    </w:pPr>
+  </w:style>
+  <w:style w:type="character" w:customStyle="1" w:styleId="FooterChar">
+    <w:name w:val="Footer Char"/>
+    <w:basedOn w:val="DefaultParagraphFont"/>
+    <w:link w:val="Footer"/>
+    <w:uiPriority w:val="99"/>
+    <w:rsid w:val="00016448"/>
+  </w:style>
 </w:styles>
 </file>
 

--- a/Rapport de projet AGL3.docx
+++ b/Rapport de projet AGL3.docx
@@ -194,6 +194,166 @@
         <mc:AlternateContent>
           <mc:Choice Requires="wps">
             <w:drawing>
+              <wp:anchor distT="0" distB="0" distL="114300" distR="114300" simplePos="0" relativeHeight="251670528" behindDoc="0" locked="0" layoutInCell="1" allowOverlap="1" wp14:anchorId="6BD17DE7" wp14:editId="7D08236C">
+                <wp:simplePos x="0" y="0"/>
+                <wp:positionH relativeFrom="column">
+                  <wp:posOffset>46024</wp:posOffset>
+                </wp:positionH>
+                <wp:positionV relativeFrom="paragraph">
+                  <wp:posOffset>3321050</wp:posOffset>
+                </wp:positionV>
+                <wp:extent cx="5645150" cy="1181100"/>
+                <wp:effectExtent l="19050" t="19050" r="12700" b="19050"/>
+                <wp:wrapNone/>
+                <wp:docPr id="14" name="Rectangle 14"/>
+                <wp:cNvGraphicFramePr/>
+                <a:graphic xmlns:a="http://schemas.openxmlformats.org/drawingml/2006/main">
+                  <a:graphicData uri="http://schemas.microsoft.com/office/word/2010/wordprocessingShape">
+                    <wps:wsp>
+                      <wps:cNvSpPr/>
+                      <wps:spPr>
+                        <a:xfrm>
+                          <a:off x="0" y="0"/>
+                          <a:ext cx="5645150" cy="1181100"/>
+                        </a:xfrm>
+                        <a:prstGeom prst="rect">
+                          <a:avLst/>
+                        </a:prstGeom>
+                        <a:noFill/>
+                        <a:ln w="28575">
+                          <a:solidFill>
+                            <a:srgbClr val="0070C0"/>
+                          </a:solidFill>
+                        </a:ln>
+                      </wps:spPr>
+                      <wps:style>
+                        <a:lnRef idx="2">
+                          <a:schemeClr val="accent1">
+                            <a:shade val="15000"/>
+                          </a:schemeClr>
+                        </a:lnRef>
+                        <a:fillRef idx="1">
+                          <a:schemeClr val="accent1"/>
+                        </a:fillRef>
+                        <a:effectRef idx="0">
+                          <a:schemeClr val="accent1"/>
+                        </a:effectRef>
+                        <a:fontRef idx="minor">
+                          <a:schemeClr val="lt1"/>
+                        </a:fontRef>
+                      </wps:style>
+                      <wps:txbx>
+                        <w:txbxContent>
+                          <w:p>
+                            <w:pPr>
+                              <w:jc w:val="center"/>
+                              <w:rPr>
+                                <w:b/>
+                                <w:bCs/>
+                                <w:color w:val="0070C0"/>
+                              </w:rPr>
+                            </w:pPr>
+                          </w:p>
+                          <w:p>
+                            <w:pPr>
+                              <w:jc w:val="center"/>
+                              <w:rPr>
+                                <w:b/>
+                                <w:bCs/>
+                                <w:color w:val="0070C0"/>
+                                <w:sz w:val="30"/>
+                                <w:szCs w:val="30"/>
+                              </w:rPr>
+                            </w:pPr>
+                            <w:r>
+                              <w:rPr>
+                                <w:b/>
+                                <w:bCs/>
+                                <w:color w:val="0070C0"/>
+                                <w:sz w:val="30"/>
+                                <w:szCs w:val="30"/>
+                              </w:rPr>
+                              <w:t>CONCEPTION ET REALISATION D’UNE PLATEFORME WEB DE GESTION DE FILMS DOCUMENTAIRES</w:t>
+                            </w:r>
+                          </w:p>
+                          <w:p>
+                            <w:pPr>
+                              <w:jc w:val="center"/>
+                            </w:pPr>
+                          </w:p>
+                        </w:txbxContent>
+                      </wps:txbx>
+                      <wps:bodyPr rot="0" spcFirstLastPara="0" vertOverflow="overflow" horzOverflow="overflow" vert="horz" wrap="square" lIns="91440" tIns="45720" rIns="91440" bIns="45720" numCol="1" spcCol="0" rtlCol="0" fromWordArt="0" anchor="ctr" anchorCtr="0" forceAA="0" compatLnSpc="1">
+                        <a:prstTxWarp prst="textNoShape">
+                          <a:avLst/>
+                        </a:prstTxWarp>
+                        <a:noAutofit/>
+                      </wps:bodyPr>
+                    </wps:wsp>
+                  </a:graphicData>
+                </a:graphic>
+                <wp14:sizeRelH relativeFrom="margin">
+                  <wp14:pctWidth>0</wp14:pctWidth>
+                </wp14:sizeRelH>
+              </wp:anchor>
+            </w:drawing>
+          </mc:Choice>
+          <mc:Fallback>
+            <w:pict>
+              <v:rect w14:anchorId="6BD17DE7" id="Rectangle 14" o:spid="_x0000_s1027" style="position:absolute;margin-left:3.6pt;margin-top:261.5pt;width:444.5pt;height:93pt;z-index:251670528;visibility:visible;mso-wrap-style:square;mso-width-percent:0;mso-wrap-distance-left:9pt;mso-wrap-distance-top:0;mso-wrap-distance-right:9pt;mso-wrap-distance-bottom:0;mso-position-horizontal:absolute;mso-position-horizontal-relative:text;mso-position-vertical:absolute;mso-position-vertical-relative:text;mso-width-percent:0;mso-width-relative:margin;v-text-anchor:middle" o:gfxdata="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" filled="f" strokecolor="#0070c0" strokeweight="2.25pt">
+                <v:textbox>
+                  <w:txbxContent>
+                    <w:p>
+                      <w:pPr>
+                        <w:jc w:val="center"/>
+                        <w:rPr>
+                          <w:b/>
+                          <w:bCs/>
+                          <w:color w:val="0070C0"/>
+                        </w:rPr>
+                      </w:pPr>
+                    </w:p>
+                    <w:p>
+                      <w:pPr>
+                        <w:jc w:val="center"/>
+                        <w:rPr>
+                          <w:b/>
+                          <w:bCs/>
+                          <w:color w:val="0070C0"/>
+                          <w:sz w:val="30"/>
+                          <w:szCs w:val="30"/>
+                        </w:rPr>
+                      </w:pPr>
+                      <w:r>
+                        <w:rPr>
+                          <w:b/>
+                          <w:bCs/>
+                          <w:color w:val="0070C0"/>
+                          <w:sz w:val="30"/>
+                          <w:szCs w:val="30"/>
+                        </w:rPr>
+                        <w:t>CONCEPTION ET REALISATION D’UNE PLATEFORME WEB DE GESTION DE FILMS DOCUMENTAIRES</w:t>
+                      </w:r>
+                    </w:p>
+                    <w:p>
+                      <w:pPr>
+                        <w:jc w:val="center"/>
+                      </w:pPr>
+                    </w:p>
+                  </w:txbxContent>
+                </v:textbox>
+              </v:rect>
+            </w:pict>
+          </mc:Fallback>
+        </mc:AlternateContent>
+      </w:r>
+      <w:r>
+        <w:rPr>
+          <w:noProof/>
+        </w:rPr>
+        <mc:AlternateContent>
+          <mc:Choice Requires="wps">
+            <w:drawing>
               <wp:anchor distT="0" distB="0" distL="114300" distR="114300" simplePos="0" relativeHeight="251669504" behindDoc="0" locked="0" layoutInCell="1" allowOverlap="1" wp14:anchorId="13A6DCB7" wp14:editId="7C4E8EF6">
                 <wp:simplePos x="0" y="0"/>
                 <wp:positionH relativeFrom="column">
@@ -276,7 +436,7 @@
           </mc:Choice>
           <mc:Fallback>
             <w:pict>
-              <v:shape w14:anchorId="13A6DCB7" id="Text Box 13" o:spid="_x0000_s1027" type="#_x0000_t202" style="position:absolute;margin-left:66.15pt;margin-top:220.7pt;width:325.65pt;height:43.5pt;z-index:251669504;visibility:visible;mso-wrap-style:square;mso-width-percent:0;mso-height-percent:0;mso-wrap-distance-left:9pt;mso-wrap-distance-top:0;mso-wrap-distance-right:9pt;mso-wrap-distance-bottom:0;mso-position-horizontal:absolute;mso-position-horizontal-relative:text;mso-position-vertical:absolute;mso-position-vertical-relative:text;mso-width-percent:0;mso-height-percent:0;mso-width-relative:margin;mso-height-relative:margin;v-text-anchor:top" o:gfxdata="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" filled="f" stroked="f" strokeweight=".5pt">
+              <v:shape w14:anchorId="13A6DCB7" id="Text Box 13" o:spid="_x0000_s1028" type="#_x0000_t202" style="position:absolute;margin-left:66.15pt;margin-top:220.7pt;width:325.65pt;height:43.5pt;z-index:251669504;visibility:visible;mso-wrap-style:square;mso-width-percent:0;mso-height-percent:0;mso-wrap-distance-left:9pt;mso-wrap-distance-top:0;mso-wrap-distance-right:9pt;mso-wrap-distance-bottom:0;mso-position-horizontal:absolute;mso-position-horizontal-relative:text;mso-position-vertical:absolute;mso-position-vertical-relative:text;mso-width-percent:0;mso-height-percent:0;mso-width-relative:margin;mso-height-relative:margin;v-text-anchor:top" o:gfxdata="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" filled="f" stroked="f" strokeweight=".5pt">
                 <v:textbox>
                   <w:txbxContent>
                     <w:p>
@@ -387,6 +547,13 @@
                               </w:rPr>
                               <w:t>Hugues</w:t>
                             </w:r>
+                            <w:r>
+                              <w:rPr>
+                                <w:b/>
+                                <w:bCs/>
+                              </w:rPr>
+                              <w:t xml:space="preserve"> Auguste</w:t>
+                            </w:r>
                           </w:p>
                         </w:txbxContent>
                       </wps:txbx>
@@ -407,7 +574,7 @@
           </mc:Choice>
           <mc:Fallback>
             <w:pict>
-              <v:shape w14:anchorId="54F241BB" id="Text Box 17" o:spid="_x0000_s1028" type="#_x0000_t202" style="position:absolute;margin-left:-36.1pt;margin-top:522.75pt;width:183.85pt;height:98pt;z-index:251674624;visibility:visible;mso-wrap-style:square;mso-height-percent:0;mso-wrap-distance-left:9pt;mso-wrap-distance-top:0;mso-wrap-distance-right:9pt;mso-wrap-distance-bottom:0;mso-position-horizontal:absolute;mso-position-horizontal-relative:text;mso-position-vertical:absolute;mso-position-vertical-relative:text;mso-height-percent:0;mso-height-relative:margin;v-text-anchor:top" o:gfxdata="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" filled="f" stroked="f" strokeweight=".5pt">
+              <v:shape w14:anchorId="54F241BB" id="Text Box 17" o:spid="_x0000_s1029" type="#_x0000_t202" style="position:absolute;margin-left:-36.1pt;margin-top:522.75pt;width:183.85pt;height:98pt;z-index:251674624;visibility:visible;mso-wrap-style:square;mso-height-percent:0;mso-wrap-distance-left:9pt;mso-wrap-distance-top:0;mso-wrap-distance-right:9pt;mso-wrap-distance-bottom:0;mso-position-horizontal:absolute;mso-position-horizontal-relative:text;mso-position-vertical:absolute;mso-position-vertical-relative:text;mso-height-percent:0;mso-height-relative:margin;v-text-anchor:top" o:gfxdata="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" filled="f" stroked="f" strokeweight=".5pt">
                 <v:textbox>
                   <w:txbxContent>
                     <w:p>
@@ -443,6 +610,13 @@
                           <w:bCs/>
                         </w:rPr>
                         <w:t>Hugues</w:t>
+                      </w:r>
+                      <w:r>
+                        <w:rPr>
+                          <w:b/>
+                          <w:bCs/>
+                        </w:rPr>
+                        <w:t xml:space="preserve"> Auguste</w:t>
                       </w:r>
                     </w:p>
                   </w:txbxContent>
@@ -523,7 +697,7 @@
           </mc:Choice>
           <mc:Fallback>
             <w:pict>
-              <v:shape w14:anchorId="56D60CF9" id="Text Box 18" o:spid="_x0000_s1029" type="#_x0000_t202" style="position:absolute;margin-left:-36pt;margin-top:559.6pt;width:187.75pt;height:23.8pt;z-index:251676672;visibility:visible;mso-wrap-style:square;mso-width-percent:0;mso-height-percent:0;mso-wrap-distance-left:9pt;mso-wrap-distance-top:0;mso-wrap-distance-right:9pt;mso-wrap-distance-bottom:0;mso-position-horizontal:absolute;mso-position-horizontal-relative:text;mso-position-vertical:absolute;mso-position-vertical-relative:text;mso-width-percent:0;mso-height-percent:0;mso-width-relative:margin;mso-height-relative:margin;v-text-anchor:top" o:gfxdata="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" filled="f" stroked="f" strokeweight=".5pt">
+              <v:shape w14:anchorId="56D60CF9" id="Text Box 18" o:spid="_x0000_s1030" type="#_x0000_t202" style="position:absolute;margin-left:-36pt;margin-top:559.6pt;width:187.75pt;height:23.8pt;z-index:251676672;visibility:visible;mso-wrap-style:square;mso-width-percent:0;mso-height-percent:0;mso-wrap-distance-left:9pt;mso-wrap-distance-top:0;mso-wrap-distance-right:9pt;mso-wrap-distance-bottom:0;mso-position-horizontal:absolute;mso-position-horizontal-relative:text;mso-position-vertical:absolute;mso-position-vertical-relative:text;mso-width-percent:0;mso-height-percent:0;mso-width-relative:margin;mso-height-relative:margin;v-text-anchor:top" o:gfxdata="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" filled="f" stroked="f" strokeweight=".5pt">
                 <v:textbox>
                   <w:txbxContent>
                     <w:p>
@@ -687,7 +861,7 @@
           </mc:Choice>
           <mc:Fallback>
             <w:pict>
-              <v:shape w14:anchorId="6E724DBA" id="Text Box 16" o:spid="_x0000_s1030" type="#_x0000_t202" style="position:absolute;margin-left:127.95pt;margin-top:362.7pt;width:183.9pt;height:98.05pt;z-index:251672576;visibility:visible;mso-wrap-style:square;mso-height-percent:0;mso-wrap-distance-left:9pt;mso-wrap-distance-top:0;mso-wrap-distance-right:9pt;mso-wrap-distance-bottom:0;mso-position-horizontal:absolute;mso-position-horizontal-relative:text;mso-position-vertical:absolute;mso-position-vertical-relative:text;mso-height-percent:0;mso-height-relative:margin;v-text-anchor:top" o:gfxdata="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" filled="f" stroked="f" strokeweight=".5pt">
+              <v:shape w14:anchorId="6E724DBA" id="Text Box 16" o:spid="_x0000_s1031" type="#_x0000_t202" style="position:absolute;margin-left:127.95pt;margin-top:362.7pt;width:183.9pt;height:98.05pt;z-index:251672576;visibility:visible;mso-wrap-style:square;mso-height-percent:0;mso-wrap-distance-left:9pt;mso-wrap-distance-top:0;mso-wrap-distance-right:9pt;mso-wrap-distance-bottom:0;mso-position-horizontal:absolute;mso-position-horizontal-relative:text;mso-position-vertical:absolute;mso-position-vertical-relative:text;mso-height-percent:0;mso-height-relative:margin;v-text-anchor:top" o:gfxdata="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" filled="f" stroked="f" strokeweight=".5pt">
                 <v:textbox>
                   <w:txbxContent>
                     <w:p>
@@ -870,7 +1044,7 @@
           </mc:Choice>
           <mc:Fallback>
             <w:pict>
-              <v:shape w14:anchorId="7EA20146" id="Text Box 15" o:spid="_x0000_s1031" type="#_x0000_t202" style="position:absolute;margin-left:118.55pt;margin-top:616.75pt;width:218.75pt;height:62pt;z-index:251671552;visibility:visible;mso-wrap-style:square;mso-width-percent:0;mso-height-percent:0;mso-wrap-distance-left:9pt;mso-wrap-distance-top:0;mso-wrap-distance-right:9pt;mso-wrap-distance-bottom:0;mso-position-horizontal:absolute;mso-position-horizontal-relative:text;mso-position-vertical:absolute;mso-position-vertical-relative:text;mso-width-percent:0;mso-height-percent:0;mso-width-relative:margin;mso-height-relative:margin;v-text-anchor:top" o:gfxdata="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" filled="f" stroked="f" strokeweight=".5pt">
+              <v:shape w14:anchorId="7EA20146" id="Text Box 15" o:spid="_x0000_s1032" type="#_x0000_t202" style="position:absolute;margin-left:118.55pt;margin-top:616.75pt;width:218.75pt;height:62pt;z-index:251671552;visibility:visible;mso-wrap-style:square;mso-width-percent:0;mso-height-percent:0;mso-wrap-distance-left:9pt;mso-wrap-distance-top:0;mso-wrap-distance-right:9pt;mso-wrap-distance-bottom:0;mso-position-horizontal:absolute;mso-position-horizontal-relative:text;mso-position-vertical:absolute;mso-position-vertical-relative:text;mso-width-percent:0;mso-height-percent:0;mso-width-relative:margin;mso-height-relative:margin;v-text-anchor:top" o:gfxdata="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" filled="f" stroked="f" strokeweight=".5pt">
                 <v:textbox>
                   <w:txbxContent>
                     <w:p>
@@ -980,7 +1154,7 @@
         <mc:AlternateContent>
           <mc:Choice Requires="wps">
             <w:drawing>
-              <wp:anchor distT="0" distB="0" distL="114300" distR="114300" simplePos="0" relativeHeight="251666432" behindDoc="0" locked="0" layoutInCell="1" allowOverlap="1" wp14:anchorId="6101AA0C" wp14:editId="7D585B1B">
+              <wp:anchor distT="0" distB="0" distL="114300" distR="114300" simplePos="0" relativeHeight="251666432" behindDoc="0" locked="0" layoutInCell="1" allowOverlap="1" wp14:anchorId="6101AA0C" wp14:editId="28D06EE9">
                 <wp:simplePos x="0" y="0"/>
                 <wp:positionH relativeFrom="column">
                   <wp:posOffset>3909695</wp:posOffset>
@@ -1051,7 +1225,7 @@
           </mc:Choice>
           <mc:Fallback>
             <w:pict>
-              <v:shape w14:anchorId="6101AA0C" id="Text Box 9" o:spid="_x0000_s1032" type="#_x0000_t202" style="position:absolute;margin-left:307.85pt;margin-top:67.5pt;width:198.85pt;height:24.9pt;z-index:251666432;visibility:visible;mso-wrap-style:square;mso-width-percent:0;mso-wrap-distance-left:9pt;mso-wrap-distance-top:0;mso-wrap-distance-right:9pt;mso-wrap-distance-bottom:0;mso-position-horizontal:absolute;mso-position-horizontal-relative:text;mso-position-vertical:absolute;mso-position-vertical-relative:text;mso-width-percent:0;mso-width-relative:margin;v-text-anchor:top" o:gfxdata="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" filled="f" stroked="f" strokeweight=".5pt">
+              <v:shape w14:anchorId="6101AA0C" id="Text Box 9" o:spid="_x0000_s1033" type="#_x0000_t202" style="position:absolute;margin-left:307.85pt;margin-top:67.5pt;width:198.85pt;height:24.9pt;z-index:251666432;visibility:visible;mso-wrap-style:square;mso-width-percent:0;mso-wrap-distance-left:9pt;mso-wrap-distance-top:0;mso-wrap-distance-right:9pt;mso-wrap-distance-bottom:0;mso-position-horizontal:absolute;mso-position-horizontal-relative:text;mso-position-vertical:absolute;mso-position-vertical-relative:text;mso-width-percent:0;mso-width-relative:margin;v-text-anchor:top" o:gfxdata="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" filled="f" stroked="f" strokeweight=".5pt">
                 <v:textbox>
                   <w:txbxContent>
                     <w:p>
@@ -1077,166 +1251,6 @@
                   </w:txbxContent>
                 </v:textbox>
               </v:shape>
-            </w:pict>
-          </mc:Fallback>
-        </mc:AlternateContent>
-      </w:r>
-      <w:r>
-        <w:rPr>
-          <w:noProof/>
-        </w:rPr>
-        <mc:AlternateContent>
-          <mc:Choice Requires="wps">
-            <w:drawing>
-              <wp:anchor distT="0" distB="0" distL="114300" distR="114300" simplePos="0" relativeHeight="251670528" behindDoc="0" locked="0" layoutInCell="1" allowOverlap="1" wp14:anchorId="6BD17DE7" wp14:editId="24FD0D48">
-                <wp:simplePos x="0" y="0"/>
-                <wp:positionH relativeFrom="column">
-                  <wp:posOffset>62230</wp:posOffset>
-                </wp:positionH>
-                <wp:positionV relativeFrom="paragraph">
-                  <wp:posOffset>3321489</wp:posOffset>
-                </wp:positionV>
-                <wp:extent cx="5645590" cy="1181687"/>
-                <wp:effectExtent l="19050" t="19050" r="12700" b="19050"/>
-                <wp:wrapNone/>
-                <wp:docPr id="14" name="Rectangle 14"/>
-                <wp:cNvGraphicFramePr/>
-                <a:graphic xmlns:a="http://schemas.openxmlformats.org/drawingml/2006/main">
-                  <a:graphicData uri="http://schemas.microsoft.com/office/word/2010/wordprocessingShape">
-                    <wps:wsp>
-                      <wps:cNvSpPr/>
-                      <wps:spPr>
-                        <a:xfrm>
-                          <a:off x="0" y="0"/>
-                          <a:ext cx="5645590" cy="1181687"/>
-                        </a:xfrm>
-                        <a:prstGeom prst="rect">
-                          <a:avLst/>
-                        </a:prstGeom>
-                        <a:noFill/>
-                        <a:ln w="28575">
-                          <a:solidFill>
-                            <a:srgbClr val="0070C0"/>
-                          </a:solidFill>
-                        </a:ln>
-                      </wps:spPr>
-                      <wps:style>
-                        <a:lnRef idx="2">
-                          <a:schemeClr val="accent1">
-                            <a:shade val="15000"/>
-                          </a:schemeClr>
-                        </a:lnRef>
-                        <a:fillRef idx="1">
-                          <a:schemeClr val="accent1"/>
-                        </a:fillRef>
-                        <a:effectRef idx="0">
-                          <a:schemeClr val="accent1"/>
-                        </a:effectRef>
-                        <a:fontRef idx="minor">
-                          <a:schemeClr val="lt1"/>
-                        </a:fontRef>
-                      </wps:style>
-                      <wps:txbx>
-                        <w:txbxContent>
-                          <w:p>
-                            <w:pPr>
-                              <w:jc w:val="center"/>
-                              <w:rPr>
-                                <w:b/>
-                                <w:bCs/>
-                                <w:color w:val="0070C0"/>
-                              </w:rPr>
-                            </w:pPr>
-                          </w:p>
-                          <w:p>
-                            <w:pPr>
-                              <w:jc w:val="center"/>
-                              <w:rPr>
-                                <w:b/>
-                                <w:bCs/>
-                                <w:color w:val="0070C0"/>
-                                <w:sz w:val="30"/>
-                                <w:szCs w:val="30"/>
-                              </w:rPr>
-                            </w:pPr>
-                            <w:r>
-                              <w:rPr>
-                                <w:b/>
-                                <w:bCs/>
-                                <w:color w:val="0070C0"/>
-                                <w:sz w:val="30"/>
-                                <w:szCs w:val="30"/>
-                              </w:rPr>
-                              <w:t>CONCEPTION ET REALISATION D’UNE PLATEFORME WEB DE GESTION DE FILMS DOCUMENTAIRES</w:t>
-                            </w:r>
-                          </w:p>
-                          <w:p>
-                            <w:pPr>
-                              <w:jc w:val="center"/>
-                            </w:pPr>
-                          </w:p>
-                        </w:txbxContent>
-                      </wps:txbx>
-                      <wps:bodyPr rot="0" spcFirstLastPara="0" vertOverflow="overflow" horzOverflow="overflow" vert="horz" wrap="square" lIns="91440" tIns="45720" rIns="91440" bIns="45720" numCol="1" spcCol="0" rtlCol="0" fromWordArt="0" anchor="ctr" anchorCtr="0" forceAA="0" compatLnSpc="1">
-                        <a:prstTxWarp prst="textNoShape">
-                          <a:avLst/>
-                        </a:prstTxWarp>
-                        <a:noAutofit/>
-                      </wps:bodyPr>
-                    </wps:wsp>
-                  </a:graphicData>
-                </a:graphic>
-                <wp14:sizeRelH relativeFrom="margin">
-                  <wp14:pctWidth>0</wp14:pctWidth>
-                </wp14:sizeRelH>
-              </wp:anchor>
-            </w:drawing>
-          </mc:Choice>
-          <mc:Fallback>
-            <w:pict>
-              <v:rect w14:anchorId="6BD17DE7" id="Rectangle 14" o:spid="_x0000_s1033" style="position:absolute;margin-left:4.9pt;margin-top:261.55pt;width:444.55pt;height:93.05pt;z-index:251670528;visibility:visible;mso-wrap-style:square;mso-width-percent:0;mso-wrap-distance-left:9pt;mso-wrap-distance-top:0;mso-wrap-distance-right:9pt;mso-wrap-distance-bottom:0;mso-position-horizontal:absolute;mso-position-horizontal-relative:text;mso-position-vertical:absolute;mso-position-vertical-relative:text;mso-width-percent:0;mso-width-relative:margin;v-text-anchor:middle" o:gfxdata="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" filled="f" strokecolor="#0070c0" strokeweight="2.25pt">
-                <v:textbox>
-                  <w:txbxContent>
-                    <w:p>
-                      <w:pPr>
-                        <w:jc w:val="center"/>
-                        <w:rPr>
-                          <w:b/>
-                          <w:bCs/>
-                          <w:color w:val="0070C0"/>
-                        </w:rPr>
-                      </w:pPr>
-                    </w:p>
-                    <w:p>
-                      <w:pPr>
-                        <w:jc w:val="center"/>
-                        <w:rPr>
-                          <w:b/>
-                          <w:bCs/>
-                          <w:color w:val="0070C0"/>
-                          <w:sz w:val="30"/>
-                          <w:szCs w:val="30"/>
-                        </w:rPr>
-                      </w:pPr>
-                      <w:r>
-                        <w:rPr>
-                          <w:b/>
-                          <w:bCs/>
-                          <w:color w:val="0070C0"/>
-                          <w:sz w:val="30"/>
-                          <w:szCs w:val="30"/>
-                        </w:rPr>
-                        <w:t>CONCEPTION ET REALISATION D’UNE PLATEFORME WEB DE GESTION DE FILMS DOCUMENTAIRES</w:t>
-                      </w:r>
-                    </w:p>
-                    <w:p>
-                      <w:pPr>
-                        <w:jc w:val="center"/>
-                      </w:pPr>
-                    </w:p>
-                  </w:txbxContent>
-                </v:textbox>
-              </v:rect>
             </w:pict>
           </mc:Fallback>
         </mc:AlternateContent>
@@ -1826,6 +1840,7 @@
     </w:p>
     <w:p>
       <w:pPr>
+        <w:jc w:val="both"/>
         <w:rPr>
           <w:sz w:val="26"/>
           <w:szCs w:val="26"/>
@@ -2883,6 +2898,7 @@
           </w:tcPr>
           <w:p>
             <w:r>
+              <w:lastRenderedPageBreak/>
               <w:t>Gestion des utilisateurs</w:t>
             </w:r>
           </w:p>
@@ -3469,18 +3485,18 @@
           <w:noProof/>
         </w:rPr>
         <w:drawing>
-          <wp:anchor distT="0" distB="0" distL="114300" distR="114300" simplePos="0" relativeHeight="251677696" behindDoc="0" locked="0" layoutInCell="1" allowOverlap="1" wp14:anchorId="0CDB9955" wp14:editId="25F37D13">
+          <wp:anchor distT="0" distB="0" distL="114300" distR="114300" simplePos="0" relativeHeight="251680768" behindDoc="0" locked="0" layoutInCell="1" allowOverlap="1" wp14:anchorId="4D0BECA1" wp14:editId="685A410C">
             <wp:simplePos x="0" y="0"/>
             <wp:positionH relativeFrom="column">
-              <wp:posOffset>-386204</wp:posOffset>
+              <wp:posOffset>-184785</wp:posOffset>
             </wp:positionH>
             <wp:positionV relativeFrom="paragraph">
-              <wp:posOffset>328130</wp:posOffset>
+              <wp:posOffset>269875</wp:posOffset>
             </wp:positionV>
-            <wp:extent cx="6546343" cy="4242849"/>
-            <wp:effectExtent l="19050" t="19050" r="26035" b="24765"/>
+            <wp:extent cx="6211508" cy="4293705"/>
+            <wp:effectExtent l="0" t="0" r="0" b="0"/>
             <wp:wrapNone/>
-            <wp:docPr id="23" name="Picture 23"/>
+            <wp:docPr id="1" name="Picture 1"/>
             <wp:cNvGraphicFramePr>
               <a:graphicFrameLocks xmlns:a="http://schemas.openxmlformats.org/drawingml/2006/main" noChangeAspect="1"/>
             </wp:cNvGraphicFramePr>
@@ -3488,7 +3504,7 @@
               <a:graphicData uri="http://schemas.openxmlformats.org/drawingml/2006/picture">
                 <pic:pic xmlns:pic="http://schemas.openxmlformats.org/drawingml/2006/picture">
                   <pic:nvPicPr>
-                    <pic:cNvPr id="0" name="Picture 16"/>
+                    <pic:cNvPr id="0" name="Picture 1"/>
                     <pic:cNvPicPr>
                       <a:picLocks noChangeAspect="1" noChangeArrowheads="1"/>
                     </pic:cNvPicPr>
@@ -3509,19 +3525,14 @@
                   <pic:spPr bwMode="auto">
                     <a:xfrm>
                       <a:off x="0" y="0"/>
-                      <a:ext cx="6546343" cy="4242849"/>
+                      <a:ext cx="6211508" cy="4293705"/>
                     </a:xfrm>
                     <a:prstGeom prst="rect">
                       <a:avLst/>
                     </a:prstGeom>
                     <a:noFill/>
-                    <a:ln w="3175">
-                      <a:solidFill>
-                        <a:schemeClr val="tx2">
-                          <a:lumMod val="75000"/>
-                          <a:lumOff val="25000"/>
-                        </a:schemeClr>
-                      </a:solidFill>
+                    <a:ln>
+                      <a:noFill/>
                     </a:ln>
                   </pic:spPr>
                 </pic:pic>
@@ -3627,6 +3638,15 @@
     </w:p>
     <w:p>
       <w:pPr>
+        <w:jc w:val="center"/>
+        <w:rPr>
+          <w:sz w:val="26"/>
+          <w:szCs w:val="26"/>
+        </w:rPr>
+      </w:pPr>
+    </w:p>
+    <w:p>
+      <w:pPr>
         <w:jc w:val="both"/>
         <w:rPr>
           <w:sz w:val="26"/>
@@ -3636,25 +3656,16 @@
     </w:p>
     <w:p>
       <w:pPr>
+        <w:jc w:val="both"/>
+        <w:rPr>
+          <w:sz w:val="26"/>
+          <w:szCs w:val="26"/>
+        </w:rPr>
+      </w:pPr>
+    </w:p>
+    <w:p>
+      <w:pPr>
         <w:jc w:val="center"/>
-        <w:rPr>
-          <w:sz w:val="26"/>
-          <w:szCs w:val="26"/>
-        </w:rPr>
-      </w:pPr>
-    </w:p>
-    <w:p>
-      <w:pPr>
-        <w:jc w:val="both"/>
-        <w:rPr>
-          <w:sz w:val="26"/>
-          <w:szCs w:val="26"/>
-        </w:rPr>
-      </w:pPr>
-    </w:p>
-    <w:p>
-      <w:pPr>
-        <w:jc w:val="both"/>
         <w:rPr>
           <w:sz w:val="26"/>
           <w:szCs w:val="26"/>
@@ -4324,23 +4335,20 @@
                 <w:numId w:val="24"/>
               </w:numPr>
               <w:rPr>
+                <w:b/>
+                <w:bCs/>
                 <w:sz w:val="26"/>
                 <w:szCs w:val="26"/>
               </w:rPr>
             </w:pPr>
             <w:r>
               <w:rPr>
-                <w:sz w:val="26"/>
-                <w:szCs w:val="26"/>
-              </w:rPr>
-              <w:t>S</w:t>
-            </w:r>
-            <w:r>
-              <w:rPr>
-                <w:sz w:val="26"/>
-                <w:szCs w:val="26"/>
-              </w:rPr>
-              <w:t>i l’option est d’ajouter un fim :</w:t>
+                <w:b/>
+                <w:bCs/>
+                <w:sz w:val="26"/>
+                <w:szCs w:val="26"/>
+              </w:rPr>
+              <w:t>Si l’option est d’ajouter un fim :</w:t>
             </w:r>
           </w:p>
           <w:p>
@@ -4380,12 +4388,16 @@
                 <w:numId w:val="24"/>
               </w:numPr>
               <w:rPr>
+                <w:b/>
+                <w:bCs/>
                 <w:sz w:val="26"/>
                 <w:szCs w:val="26"/>
               </w:rPr>
             </w:pPr>
             <w:r>
               <w:rPr>
+                <w:b/>
+                <w:bCs/>
                 <w:sz w:val="26"/>
                 <w:szCs w:val="26"/>
               </w:rPr>
@@ -4460,12 +4472,16 @@
                 <w:numId w:val="24"/>
               </w:numPr>
               <w:rPr>
+                <w:b/>
+                <w:bCs/>
                 <w:sz w:val="26"/>
                 <w:szCs w:val="26"/>
               </w:rPr>
             </w:pPr>
             <w:r>
               <w:rPr>
+                <w:b/>
+                <w:bCs/>
                 <w:sz w:val="26"/>
                 <w:szCs w:val="26"/>
               </w:rPr>
@@ -4520,12 +4536,16 @@
                 <w:numId w:val="24"/>
               </w:numPr>
               <w:rPr>
+                <w:b/>
+                <w:bCs/>
                 <w:sz w:val="26"/>
                 <w:szCs w:val="26"/>
               </w:rPr>
             </w:pPr>
             <w:r>
               <w:rPr>
+                <w:b/>
+                <w:bCs/>
                 <w:sz w:val="26"/>
                 <w:szCs w:val="26"/>
               </w:rPr>
@@ -4852,7 +4872,6 @@
         <w:rPr>
           <w:noProof/>
         </w:rPr>
-        <w:lastRenderedPageBreak/>
         <w:drawing>
           <wp:anchor distT="0" distB="0" distL="114300" distR="114300" simplePos="0" relativeHeight="251678720" behindDoc="0" locked="0" layoutInCell="1" allowOverlap="1" wp14:anchorId="0592AEFB" wp14:editId="28766AE7">
             <wp:simplePos x="0" y="0"/>
@@ -5605,7 +5624,6 @@
           </w:tcPr>
           <w:p>
             <w:pPr>
-              <w:jc w:val="both"/>
               <w:rPr>
                 <w:sz w:val="26"/>
                 <w:szCs w:val="26"/>
@@ -5624,16 +5642,19 @@
               <w:pStyle w:val="ListParagraph"/>
               <w:numPr>
                 <w:ilvl w:val="0"/>
-                <w:numId w:val="34"/>
+                <w:numId w:val="46"/>
               </w:numPr>
-              <w:jc w:val="both"/>
-              <w:rPr>
+              <w:rPr>
+                <w:b/>
+                <w:bCs/>
                 <w:sz w:val="26"/>
                 <w:szCs w:val="26"/>
               </w:rPr>
             </w:pPr>
             <w:r>
               <w:rPr>
+                <w:b/>
+                <w:bCs/>
                 <w:sz w:val="26"/>
                 <w:szCs w:val="26"/>
               </w:rPr>
@@ -5641,6 +5662,8 @@
             </w:r>
             <w:r>
               <w:rPr>
+                <w:b/>
+                <w:bCs/>
                 <w:sz w:val="26"/>
                 <w:szCs w:val="26"/>
               </w:rPr>
@@ -5648,6 +5671,8 @@
             </w:r>
             <w:r>
               <w:rPr>
+                <w:b/>
+                <w:bCs/>
                 <w:sz w:val="26"/>
                 <w:szCs w:val="26"/>
               </w:rPr>
@@ -5659,9 +5684,8 @@
               <w:pStyle w:val="ListParagraph"/>
               <w:numPr>
                 <w:ilvl w:val="0"/>
-                <w:numId w:val="33"/>
+                <w:numId w:val="29"/>
               </w:numPr>
-              <w:jc w:val="both"/>
               <w:rPr>
                 <w:sz w:val="26"/>
                 <w:szCs w:val="26"/>
@@ -5694,9 +5718,8 @@
               <w:pStyle w:val="ListParagraph"/>
               <w:numPr>
                 <w:ilvl w:val="0"/>
-                <w:numId w:val="33"/>
+                <w:numId w:val="29"/>
               </w:numPr>
-              <w:jc w:val="both"/>
               <w:rPr>
                 <w:sz w:val="26"/>
                 <w:szCs w:val="26"/>
@@ -5715,9 +5738,8 @@
               <w:pStyle w:val="ListParagraph"/>
               <w:numPr>
                 <w:ilvl w:val="0"/>
-                <w:numId w:val="33"/>
+                <w:numId w:val="29"/>
               </w:numPr>
-              <w:jc w:val="both"/>
               <w:rPr>
                 <w:sz w:val="26"/>
                 <w:szCs w:val="26"/>
@@ -5743,9 +5765,8 @@
               <w:pStyle w:val="ListParagraph"/>
               <w:numPr>
                 <w:ilvl w:val="0"/>
-                <w:numId w:val="33"/>
+                <w:numId w:val="29"/>
               </w:numPr>
-              <w:jc w:val="both"/>
               <w:rPr>
                 <w:sz w:val="26"/>
                 <w:szCs w:val="26"/>
@@ -5764,16 +5785,19 @@
               <w:pStyle w:val="ListParagraph"/>
               <w:numPr>
                 <w:ilvl w:val="0"/>
-                <w:numId w:val="34"/>
+                <w:numId w:val="46"/>
               </w:numPr>
-              <w:jc w:val="both"/>
-              <w:rPr>
+              <w:rPr>
+                <w:b/>
+                <w:bCs/>
                 <w:sz w:val="26"/>
                 <w:szCs w:val="26"/>
               </w:rPr>
             </w:pPr>
             <w:r>
               <w:rPr>
+                <w:b/>
+                <w:bCs/>
                 <w:sz w:val="26"/>
                 <w:szCs w:val="26"/>
               </w:rPr>
@@ -5785,9 +5809,8 @@
               <w:pStyle w:val="ListParagraph"/>
               <w:numPr>
                 <w:ilvl w:val="0"/>
-                <w:numId w:val="35"/>
+                <w:numId w:val="29"/>
               </w:numPr>
-              <w:jc w:val="both"/>
               <w:rPr>
                 <w:sz w:val="26"/>
                 <w:szCs w:val="26"/>
@@ -5827,9 +5850,8 @@
               <w:pStyle w:val="ListParagraph"/>
               <w:numPr>
                 <w:ilvl w:val="0"/>
-                <w:numId w:val="35"/>
+                <w:numId w:val="29"/>
               </w:numPr>
-              <w:jc w:val="both"/>
               <w:rPr>
                 <w:sz w:val="26"/>
                 <w:szCs w:val="26"/>
@@ -5848,9 +5870,8 @@
               <w:pStyle w:val="ListParagraph"/>
               <w:numPr>
                 <w:ilvl w:val="0"/>
-                <w:numId w:val="35"/>
+                <w:numId w:val="29"/>
               </w:numPr>
-              <w:jc w:val="both"/>
               <w:rPr>
                 <w:sz w:val="26"/>
                 <w:szCs w:val="26"/>
@@ -5876,9 +5897,8 @@
               <w:pStyle w:val="ListParagraph"/>
               <w:numPr>
                 <w:ilvl w:val="0"/>
-                <w:numId w:val="35"/>
+                <w:numId w:val="29"/>
               </w:numPr>
-              <w:jc w:val="both"/>
               <w:rPr>
                 <w:sz w:val="26"/>
                 <w:szCs w:val="26"/>
@@ -5894,7 +5914,6 @@
           </w:p>
           <w:p>
             <w:pPr>
-              <w:jc w:val="both"/>
               <w:rPr>
                 <w:sz w:val="26"/>
                 <w:szCs w:val="26"/>
@@ -6191,31 +6210,22 @@
           <w:szCs w:val="26"/>
         </w:rPr>
       </w:pPr>
-    </w:p>
-    <w:p>
-      <w:pPr>
-        <w:jc w:val="both"/>
-        <w:rPr>
-          <w:sz w:val="26"/>
-          <w:szCs w:val="26"/>
-        </w:rPr>
-      </w:pPr>
       <w:r>
         <w:rPr>
           <w:noProof/>
         </w:rPr>
         <w:lastRenderedPageBreak/>
         <w:drawing>
-          <wp:anchor distT="0" distB="0" distL="114300" distR="114300" simplePos="0" relativeHeight="251679744" behindDoc="0" locked="0" layoutInCell="1" allowOverlap="1" wp14:anchorId="45ED8F83" wp14:editId="3818308C">
+          <wp:anchor distT="0" distB="0" distL="114300" distR="114300" simplePos="0" relativeHeight="251679744" behindDoc="0" locked="0" layoutInCell="1" allowOverlap="1" wp14:anchorId="45ED8F83" wp14:editId="1B728D35">
             <wp:simplePos x="0" y="0"/>
             <wp:positionH relativeFrom="column">
-              <wp:posOffset>-415241</wp:posOffset>
+              <wp:posOffset>-411480</wp:posOffset>
             </wp:positionH>
             <wp:positionV relativeFrom="paragraph">
-              <wp:posOffset>-1905</wp:posOffset>
+              <wp:posOffset>144449</wp:posOffset>
             </wp:positionV>
-            <wp:extent cx="6598663" cy="3955073"/>
-            <wp:effectExtent l="19050" t="19050" r="12065" b="26670"/>
+            <wp:extent cx="6598174" cy="4290557"/>
+            <wp:effectExtent l="19050" t="19050" r="12700" b="15240"/>
             <wp:wrapNone/>
             <wp:docPr id="30" name="Picture 30"/>
             <wp:cNvGraphicFramePr>
@@ -6246,7 +6256,7 @@
                   <pic:spPr bwMode="auto">
                     <a:xfrm>
                       <a:off x="0" y="0"/>
-                      <a:ext cx="6598663" cy="3955073"/>
+                      <a:ext cx="6598174" cy="4290557"/>
                     </a:xfrm>
                     <a:prstGeom prst="rect">
                       <a:avLst/>
@@ -6382,34 +6392,166 @@
         </w:rPr>
       </w:pPr>
     </w:p>
+    <w:p>
+      <w:pPr>
+        <w:jc w:val="both"/>
+        <w:rPr>
+          <w:sz w:val="26"/>
+          <w:szCs w:val="26"/>
+        </w:rPr>
+      </w:pPr>
+    </w:p>
+    <w:p>
+      <w:pPr>
+        <w:jc w:val="center"/>
+        <w:rPr>
+          <w:sz w:val="26"/>
+          <w:szCs w:val="26"/>
+        </w:rPr>
+      </w:pPr>
+      <w:r>
+        <w:rPr>
+          <w:sz w:val="26"/>
+          <w:szCs w:val="26"/>
+        </w:rPr>
+        <w:t>DESCRIPTION TEXTUELLE :</w:t>
+      </w:r>
+      <w:r>
+        <w:rPr>
+          <w:b/>
+          <w:bCs/>
+          <w:sz w:val="26"/>
+          <w:szCs w:val="26"/>
+        </w:rPr>
+        <w:t xml:space="preserve"> </w:t>
+      </w:r>
+      <w:r>
+        <w:rPr>
+          <w:b/>
+          <w:bCs/>
+          <w:sz w:val="26"/>
+          <w:szCs w:val="26"/>
+        </w:rPr>
+        <w:t>Gestion des rôles et utilisateurs</w:t>
+      </w:r>
+    </w:p>
     <w:tbl>
       <w:tblPr>
         <w:tblStyle w:val="TableGrid"/>
-        <w:tblW w:w="0" w:type="auto"/>
+        <w:tblW w:w="10137" w:type="dxa"/>
+        <w:tblInd w:w="-540" w:type="dxa"/>
         <w:tblLook w:val="04A0" w:firstRow="1" w:lastRow="0" w:firstColumn="1" w:lastColumn="0" w:noHBand="0" w:noVBand="1"/>
       </w:tblPr>
       <w:tblGrid>
-        <w:gridCol w:w="4531"/>
-        <w:gridCol w:w="4531"/>
+        <w:gridCol w:w="5068"/>
+        <w:gridCol w:w="5069"/>
       </w:tblGrid>
       <w:tr>
+        <w:trPr>
+          <w:trHeight w:val="842"/>
+        </w:trPr>
         <w:tc>
           <w:tcPr>
-            <w:tcW w:w="4531" w:type="dxa"/>
+            <w:tcW w:w="10137" w:type="dxa"/>
+            <w:gridSpan w:val="2"/>
+            <w:tcBorders>
+              <w:bottom w:val="single" w:sz="4" w:space="0" w:color="auto"/>
+            </w:tcBorders>
           </w:tcPr>
           <w:p>
             <w:pPr>
-              <w:jc w:val="both"/>
+              <w:jc w:val="center"/>
               <w:rPr>
                 <w:sz w:val="26"/>
                 <w:szCs w:val="26"/>
               </w:rPr>
             </w:pPr>
+          </w:p>
+          <w:p>
+            <w:pPr>
+              <w:jc w:val="center"/>
+              <w:rPr>
+                <w:sz w:val="26"/>
+                <w:szCs w:val="26"/>
+              </w:rPr>
+            </w:pPr>
+            <w:r>
+              <w:rPr>
+                <w:sz w:val="26"/>
+                <w:szCs w:val="26"/>
+              </w:rPr>
+              <w:t>CAS D’UTILISATION </w:t>
+            </w:r>
+            <w:r>
+              <w:rPr>
+                <w:sz w:val="26"/>
+                <w:szCs w:val="26"/>
+              </w:rPr>
+              <w:t>:</w:t>
+            </w:r>
+            <w:r>
+              <w:rPr>
+                <w:b/>
+                <w:bCs/>
+                <w:sz w:val="26"/>
+                <w:szCs w:val="26"/>
+              </w:rPr>
+              <w:t xml:space="preserve"> Gestion des rôles et utilisateurs</w:t>
+            </w:r>
+          </w:p>
+        </w:tc>
+      </w:tr>
+      <w:tr>
+        <w:trPr>
+          <w:trHeight w:val="842"/>
+        </w:trPr>
+        <w:tc>
+          <w:tcPr>
+            <w:tcW w:w="5068" w:type="dxa"/>
+            <w:tcBorders>
+              <w:top w:val="single" w:sz="4" w:space="0" w:color="auto"/>
+            </w:tcBorders>
+          </w:tcPr>
+          <w:p>
+            <w:pPr>
+              <w:jc w:val="center"/>
+              <w:rPr>
+                <w:sz w:val="26"/>
+                <w:szCs w:val="26"/>
+              </w:rPr>
+            </w:pPr>
+          </w:p>
+          <w:p>
+            <w:pPr>
+              <w:jc w:val="center"/>
+              <w:rPr>
+                <w:sz w:val="26"/>
+                <w:szCs w:val="26"/>
+              </w:rPr>
+            </w:pPr>
+          </w:p>
+          <w:p>
+            <w:pPr>
+              <w:rPr>
+                <w:sz w:val="26"/>
+                <w:szCs w:val="26"/>
+              </w:rPr>
+            </w:pPr>
+            <w:r>
+              <w:rPr>
+                <w:sz w:val="26"/>
+                <w:szCs w:val="26"/>
+              </w:rPr>
+              <w:t>Description</w:t>
+            </w:r>
           </w:p>
         </w:tc>
         <w:tc>
           <w:tcPr>
-            <w:tcW w:w="4531" w:type="dxa"/>
+            <w:tcW w:w="5069" w:type="dxa"/>
+            <w:tcBorders>
+              <w:top w:val="single" w:sz="4" w:space="0" w:color="auto"/>
+            </w:tcBorders>
           </w:tcPr>
           <w:p>
             <w:pPr>
@@ -6419,27 +6561,43 @@
                 <w:szCs w:val="26"/>
               </w:rPr>
             </w:pPr>
+            <w:r>
+              <w:rPr>
+                <w:sz w:val="26"/>
+                <w:szCs w:val="26"/>
+              </w:rPr>
+              <w:t>Ce cas d’utilisation fourni toutes les fonctions permettant à l’administrateur de gérer les rôles et utilisateurs au sein du système. Il inclut l’ajout, la modification et la suppression de rôles ou utilisateurs.</w:t>
+            </w:r>
           </w:p>
         </w:tc>
       </w:tr>
       <w:tr>
+        <w:trPr>
+          <w:trHeight w:val="842"/>
+        </w:trPr>
         <w:tc>
           <w:tcPr>
-            <w:tcW w:w="4531" w:type="dxa"/>
+            <w:tcW w:w="5068" w:type="dxa"/>
           </w:tcPr>
           <w:p>
             <w:pPr>
-              <w:jc w:val="both"/>
               <w:rPr>
                 <w:sz w:val="26"/>
                 <w:szCs w:val="26"/>
               </w:rPr>
             </w:pPr>
+            <w:r>
+              <w:rPr>
+                <w:sz w:val="26"/>
+                <w:szCs w:val="26"/>
+              </w:rPr>
+              <w:t>Acteurs</w:t>
+            </w:r>
           </w:p>
         </w:tc>
         <w:tc>
           <w:tcPr>
-            <w:tcW w:w="4531" w:type="dxa"/>
+            <w:tcW w:w="5069" w:type="dxa"/>
           </w:tcPr>
           <w:p>
             <w:pPr>
@@ -6449,13 +6607,23 @@
                 <w:szCs w:val="26"/>
               </w:rPr>
             </w:pPr>
+            <w:r>
+              <w:rPr>
+                <w:sz w:val="26"/>
+                <w:szCs w:val="26"/>
+              </w:rPr>
+              <w:t>Administrateur</w:t>
+            </w:r>
           </w:p>
         </w:tc>
       </w:tr>
       <w:tr>
+        <w:trPr>
+          <w:trHeight w:val="878"/>
+        </w:trPr>
         <w:tc>
           <w:tcPr>
-            <w:tcW w:w="4531" w:type="dxa"/>
+            <w:tcW w:w="5068" w:type="dxa"/>
           </w:tcPr>
           <w:p>
             <w:pPr>
@@ -6465,27 +6633,70 @@
                 <w:szCs w:val="26"/>
               </w:rPr>
             </w:pPr>
+            <w:r>
+              <w:rPr>
+                <w:sz w:val="26"/>
+                <w:szCs w:val="26"/>
+              </w:rPr>
+              <w:t>Evénements déclencheurs</w:t>
+            </w:r>
           </w:p>
         </w:tc>
         <w:tc>
           <w:tcPr>
-            <w:tcW w:w="4531" w:type="dxa"/>
+            <w:tcW w:w="5069" w:type="dxa"/>
           </w:tcPr>
           <w:p>
             <w:pPr>
+              <w:pStyle w:val="ListParagraph"/>
+              <w:numPr>
+                <w:ilvl w:val="0"/>
+                <w:numId w:val="29"/>
+              </w:numPr>
               <w:jc w:val="both"/>
               <w:rPr>
                 <w:sz w:val="26"/>
                 <w:szCs w:val="26"/>
               </w:rPr>
             </w:pPr>
+            <w:r>
+              <w:rPr>
+                <w:sz w:val="26"/>
+                <w:szCs w:val="26"/>
+              </w:rPr>
+              <w:t>Demande d’accès au système</w:t>
+            </w:r>
+          </w:p>
+          <w:p>
+            <w:pPr>
+              <w:pStyle w:val="ListParagraph"/>
+              <w:numPr>
+                <w:ilvl w:val="0"/>
+                <w:numId w:val="29"/>
+              </w:numPr>
+              <w:jc w:val="both"/>
+              <w:rPr>
+                <w:sz w:val="26"/>
+                <w:szCs w:val="26"/>
+              </w:rPr>
+            </w:pPr>
+            <w:r>
+              <w:rPr>
+                <w:sz w:val="26"/>
+                <w:szCs w:val="26"/>
+              </w:rPr>
+              <w:t>Un clic sur le bouton associé à chaque fonctionnalité.</w:t>
+            </w:r>
           </w:p>
         </w:tc>
       </w:tr>
       <w:tr>
+        <w:trPr>
+          <w:trHeight w:val="842"/>
+        </w:trPr>
         <w:tc>
           <w:tcPr>
-            <w:tcW w:w="4531" w:type="dxa"/>
+            <w:tcW w:w="5068" w:type="dxa"/>
           </w:tcPr>
           <w:p>
             <w:pPr>
@@ -6495,27 +6706,70 @@
                 <w:szCs w:val="26"/>
               </w:rPr>
             </w:pPr>
+            <w:r>
+              <w:rPr>
+                <w:sz w:val="26"/>
+                <w:szCs w:val="26"/>
+              </w:rPr>
+              <w:t>Précondition</w:t>
+            </w:r>
           </w:p>
         </w:tc>
         <w:tc>
           <w:tcPr>
-            <w:tcW w:w="4531" w:type="dxa"/>
+            <w:tcW w:w="5069" w:type="dxa"/>
           </w:tcPr>
           <w:p>
             <w:pPr>
+              <w:pStyle w:val="ListParagraph"/>
+              <w:numPr>
+                <w:ilvl w:val="0"/>
+                <w:numId w:val="29"/>
+              </w:numPr>
               <w:jc w:val="both"/>
               <w:rPr>
                 <w:sz w:val="26"/>
                 <w:szCs w:val="26"/>
               </w:rPr>
             </w:pPr>
+            <w:r>
+              <w:rPr>
+                <w:sz w:val="26"/>
+                <w:szCs w:val="26"/>
+              </w:rPr>
+              <w:t>L’administrateur doit être authentifié</w:t>
+            </w:r>
+          </w:p>
+          <w:p>
+            <w:pPr>
+              <w:pStyle w:val="ListParagraph"/>
+              <w:numPr>
+                <w:ilvl w:val="0"/>
+                <w:numId w:val="29"/>
+              </w:numPr>
+              <w:jc w:val="both"/>
+              <w:rPr>
+                <w:sz w:val="26"/>
+                <w:szCs w:val="26"/>
+              </w:rPr>
+            </w:pPr>
+            <w:r>
+              <w:rPr>
+                <w:sz w:val="26"/>
+                <w:szCs w:val="26"/>
+              </w:rPr>
+              <w:t>Avant de faire toute suppression ou modification, il faut que l’élément à supprimer ou à modifier existe.</w:t>
+            </w:r>
           </w:p>
         </w:tc>
       </w:tr>
       <w:tr>
+        <w:trPr>
+          <w:trHeight w:val="842"/>
+        </w:trPr>
         <w:tc>
           <w:tcPr>
-            <w:tcW w:w="4531" w:type="dxa"/>
+            <w:tcW w:w="5068" w:type="dxa"/>
           </w:tcPr>
           <w:p>
             <w:pPr>
@@ -6525,15 +6779,440 @@
                 <w:szCs w:val="26"/>
               </w:rPr>
             </w:pPr>
+          </w:p>
+          <w:p>
+            <w:pPr>
+              <w:jc w:val="both"/>
+              <w:rPr>
+                <w:sz w:val="26"/>
+                <w:szCs w:val="26"/>
+              </w:rPr>
+            </w:pPr>
+          </w:p>
+          <w:p>
+            <w:pPr>
+              <w:jc w:val="both"/>
+              <w:rPr>
+                <w:sz w:val="26"/>
+                <w:szCs w:val="26"/>
+              </w:rPr>
+            </w:pPr>
+          </w:p>
+          <w:p>
+            <w:pPr>
+              <w:jc w:val="both"/>
+              <w:rPr>
+                <w:sz w:val="26"/>
+                <w:szCs w:val="26"/>
+              </w:rPr>
+            </w:pPr>
+          </w:p>
+          <w:p>
+            <w:pPr>
+              <w:jc w:val="both"/>
+              <w:rPr>
+                <w:sz w:val="26"/>
+                <w:szCs w:val="26"/>
+              </w:rPr>
+            </w:pPr>
+          </w:p>
+          <w:p>
+            <w:pPr>
+              <w:jc w:val="both"/>
+              <w:rPr>
+                <w:sz w:val="26"/>
+                <w:szCs w:val="26"/>
+              </w:rPr>
+            </w:pPr>
+          </w:p>
+          <w:p>
+            <w:pPr>
+              <w:jc w:val="both"/>
+              <w:rPr>
+                <w:sz w:val="26"/>
+                <w:szCs w:val="26"/>
+              </w:rPr>
+            </w:pPr>
+          </w:p>
+          <w:p>
+            <w:pPr>
+              <w:jc w:val="both"/>
+              <w:rPr>
+                <w:sz w:val="26"/>
+                <w:szCs w:val="26"/>
+              </w:rPr>
+            </w:pPr>
+          </w:p>
+          <w:p>
+            <w:pPr>
+              <w:jc w:val="both"/>
+              <w:rPr>
+                <w:sz w:val="26"/>
+                <w:szCs w:val="26"/>
+              </w:rPr>
+            </w:pPr>
+          </w:p>
+          <w:p>
+            <w:pPr>
+              <w:jc w:val="both"/>
+              <w:rPr>
+                <w:sz w:val="26"/>
+                <w:szCs w:val="26"/>
+              </w:rPr>
+            </w:pPr>
+          </w:p>
+          <w:p>
+            <w:pPr>
+              <w:jc w:val="both"/>
+              <w:rPr>
+                <w:sz w:val="26"/>
+                <w:szCs w:val="26"/>
+              </w:rPr>
+            </w:pPr>
+            <w:r>
+              <w:rPr>
+                <w:sz w:val="26"/>
+                <w:szCs w:val="26"/>
+              </w:rPr>
+              <w:t>Scénario normal</w:t>
+            </w:r>
           </w:p>
         </w:tc>
         <w:tc>
           <w:tcPr>
-            <w:tcW w:w="4531" w:type="dxa"/>
+            <w:tcW w:w="5069" w:type="dxa"/>
           </w:tcPr>
           <w:p>
             <w:pPr>
-              <w:jc w:val="both"/>
+              <w:rPr>
+                <w:sz w:val="26"/>
+                <w:szCs w:val="26"/>
+              </w:rPr>
+            </w:pPr>
+            <w:r>
+              <w:rPr>
+                <w:sz w:val="26"/>
+                <w:szCs w:val="26"/>
+              </w:rPr>
+              <w:t>L’administrateur s’authentifie</w:t>
+            </w:r>
+            <w:r>
+              <w:rPr>
+                <w:sz w:val="26"/>
+                <w:szCs w:val="26"/>
+              </w:rPr>
+              <w:t> :</w:t>
+            </w:r>
+          </w:p>
+          <w:p>
+            <w:pPr>
+              <w:pStyle w:val="ListParagraph"/>
+              <w:numPr>
+                <w:ilvl w:val="0"/>
+                <w:numId w:val="44"/>
+              </w:numPr>
+              <w:rPr>
+                <w:sz w:val="26"/>
+                <w:szCs w:val="26"/>
+              </w:rPr>
+            </w:pPr>
+            <w:r>
+              <w:rPr>
+                <w:b/>
+                <w:bCs/>
+                <w:sz w:val="26"/>
+                <w:szCs w:val="26"/>
+              </w:rPr>
+              <w:t>S’il veut ajouter un rôle</w:t>
+            </w:r>
+            <w:r>
+              <w:rPr>
+                <w:sz w:val="26"/>
+                <w:szCs w:val="26"/>
+              </w:rPr>
+              <w:t> :</w:t>
+            </w:r>
+          </w:p>
+          <w:p>
+            <w:pPr>
+              <w:pStyle w:val="ListParagraph"/>
+              <w:numPr>
+                <w:ilvl w:val="0"/>
+                <w:numId w:val="29"/>
+              </w:numPr>
+              <w:rPr>
+                <w:sz w:val="26"/>
+                <w:szCs w:val="26"/>
+              </w:rPr>
+            </w:pPr>
+            <w:r>
+              <w:rPr>
+                <w:sz w:val="26"/>
+                <w:szCs w:val="26"/>
+              </w:rPr>
+              <w:softHyphen/>
+            </w:r>
+            <w:r>
+              <w:rPr>
+                <w:sz w:val="26"/>
+                <w:szCs w:val="26"/>
+              </w:rPr>
+              <w:t xml:space="preserve">Il clique sur le bouton « Ajouter rôle » </w:t>
+            </w:r>
+          </w:p>
+          <w:p>
+            <w:pPr>
+              <w:pStyle w:val="ListParagraph"/>
+              <w:numPr>
+                <w:ilvl w:val="0"/>
+                <w:numId w:val="29"/>
+              </w:numPr>
+              <w:rPr>
+                <w:sz w:val="26"/>
+                <w:szCs w:val="26"/>
+              </w:rPr>
+            </w:pPr>
+            <w:r>
+              <w:rPr>
+                <w:sz w:val="26"/>
+                <w:szCs w:val="26"/>
+              </w:rPr>
+              <w:t>Rempli le formulaire et valide</w:t>
+            </w:r>
+          </w:p>
+          <w:p>
+            <w:pPr>
+              <w:pStyle w:val="ListParagraph"/>
+              <w:numPr>
+                <w:ilvl w:val="0"/>
+                <w:numId w:val="44"/>
+              </w:numPr>
+              <w:rPr>
+                <w:b/>
+                <w:bCs/>
+                <w:sz w:val="26"/>
+                <w:szCs w:val="26"/>
+              </w:rPr>
+            </w:pPr>
+            <w:r>
+              <w:rPr>
+                <w:b/>
+                <w:bCs/>
+                <w:sz w:val="26"/>
+                <w:szCs w:val="26"/>
+              </w:rPr>
+              <w:t>S’il veut ajouter un utilisateur :</w:t>
+            </w:r>
+          </w:p>
+          <w:p>
+            <w:pPr>
+              <w:pStyle w:val="ListParagraph"/>
+              <w:numPr>
+                <w:ilvl w:val="0"/>
+                <w:numId w:val="29"/>
+              </w:numPr>
+              <w:rPr>
+                <w:sz w:val="26"/>
+                <w:szCs w:val="26"/>
+              </w:rPr>
+            </w:pPr>
+            <w:r>
+              <w:rPr>
+                <w:sz w:val="26"/>
+                <w:szCs w:val="26"/>
+              </w:rPr>
+              <w:t xml:space="preserve">Clique sur le bouton « Ajouter un utilisateur » </w:t>
+            </w:r>
+          </w:p>
+          <w:p>
+            <w:pPr>
+              <w:pStyle w:val="ListParagraph"/>
+              <w:numPr>
+                <w:ilvl w:val="0"/>
+                <w:numId w:val="29"/>
+              </w:numPr>
+              <w:rPr>
+                <w:sz w:val="26"/>
+                <w:szCs w:val="26"/>
+              </w:rPr>
+            </w:pPr>
+            <w:r>
+              <w:rPr>
+                <w:sz w:val="26"/>
+                <w:szCs w:val="26"/>
+              </w:rPr>
+              <w:t>Entre les informations de l’utilisateur et lui attribue un rôle</w:t>
+            </w:r>
+          </w:p>
+          <w:p>
+            <w:pPr>
+              <w:pStyle w:val="ListParagraph"/>
+              <w:numPr>
+                <w:ilvl w:val="0"/>
+                <w:numId w:val="44"/>
+              </w:numPr>
+              <w:rPr>
+                <w:sz w:val="26"/>
+                <w:szCs w:val="26"/>
+              </w:rPr>
+            </w:pPr>
+            <w:r>
+              <w:rPr>
+                <w:b/>
+                <w:bCs/>
+                <w:sz w:val="26"/>
+                <w:szCs w:val="26"/>
+              </w:rPr>
+              <w:t>S’il veut modifier un utilisateur</w:t>
+            </w:r>
+            <w:r>
+              <w:rPr>
+                <w:sz w:val="26"/>
+                <w:szCs w:val="26"/>
+              </w:rPr>
+              <w:t> :</w:t>
+            </w:r>
+          </w:p>
+          <w:p>
+            <w:pPr>
+              <w:pStyle w:val="ListParagraph"/>
+              <w:numPr>
+                <w:ilvl w:val="0"/>
+                <w:numId w:val="29"/>
+              </w:numPr>
+              <w:rPr>
+                <w:sz w:val="26"/>
+                <w:szCs w:val="26"/>
+              </w:rPr>
+            </w:pPr>
+            <w:r>
+              <w:rPr>
+                <w:sz w:val="26"/>
+                <w:szCs w:val="26"/>
+              </w:rPr>
+              <w:t>Il recherche et sélectionne</w:t>
+            </w:r>
+            <w:r>
+              <w:rPr>
+                <w:sz w:val="26"/>
+                <w:szCs w:val="26"/>
+              </w:rPr>
+              <w:t xml:space="preserve"> </w:t>
+            </w:r>
+            <w:r>
+              <w:rPr>
+                <w:sz w:val="26"/>
+                <w:szCs w:val="26"/>
+              </w:rPr>
+              <w:t>l’utilisateur</w:t>
+            </w:r>
+          </w:p>
+          <w:p>
+            <w:pPr>
+              <w:pStyle w:val="ListParagraph"/>
+              <w:numPr>
+                <w:ilvl w:val="0"/>
+                <w:numId w:val="29"/>
+              </w:numPr>
+              <w:rPr>
+                <w:sz w:val="26"/>
+                <w:szCs w:val="26"/>
+              </w:rPr>
+            </w:pPr>
+            <w:r>
+              <w:rPr>
+                <w:sz w:val="26"/>
+                <w:szCs w:val="26"/>
+              </w:rPr>
+              <w:t>Modifie les informations de l’utilisateur</w:t>
+            </w:r>
+          </w:p>
+          <w:p>
+            <w:pPr>
+              <w:pStyle w:val="ListParagraph"/>
+              <w:numPr>
+                <w:ilvl w:val="0"/>
+                <w:numId w:val="29"/>
+              </w:numPr>
+              <w:rPr>
+                <w:sz w:val="26"/>
+                <w:szCs w:val="26"/>
+              </w:rPr>
+            </w:pPr>
+            <w:r>
+              <w:rPr>
+                <w:sz w:val="26"/>
+                <w:szCs w:val="26"/>
+              </w:rPr>
+              <w:t>Valide les modifications</w:t>
+            </w:r>
+          </w:p>
+          <w:p>
+            <w:pPr>
+              <w:pStyle w:val="ListParagraph"/>
+              <w:numPr>
+                <w:ilvl w:val="0"/>
+                <w:numId w:val="44"/>
+              </w:numPr>
+              <w:rPr>
+                <w:b/>
+                <w:bCs/>
+                <w:sz w:val="26"/>
+                <w:szCs w:val="26"/>
+              </w:rPr>
+            </w:pPr>
+            <w:r>
+              <w:rPr>
+                <w:b/>
+                <w:bCs/>
+                <w:sz w:val="26"/>
+                <w:szCs w:val="26"/>
+              </w:rPr>
+              <w:t>S’il veut supprimer un utilisateur ou un rôle :</w:t>
+            </w:r>
+          </w:p>
+          <w:p>
+            <w:pPr>
+              <w:pStyle w:val="ListParagraph"/>
+              <w:numPr>
+                <w:ilvl w:val="0"/>
+                <w:numId w:val="29"/>
+              </w:numPr>
+              <w:rPr>
+                <w:sz w:val="26"/>
+                <w:szCs w:val="26"/>
+              </w:rPr>
+            </w:pPr>
+            <w:r>
+              <w:rPr>
+                <w:sz w:val="26"/>
+                <w:szCs w:val="26"/>
+              </w:rPr>
+              <w:t xml:space="preserve">Il recherche et sélectionne le rôle ou l’utilisateur </w:t>
+            </w:r>
+          </w:p>
+          <w:p>
+            <w:pPr>
+              <w:pStyle w:val="ListParagraph"/>
+              <w:numPr>
+                <w:ilvl w:val="0"/>
+                <w:numId w:val="29"/>
+              </w:numPr>
+              <w:rPr>
+                <w:sz w:val="26"/>
+                <w:szCs w:val="26"/>
+              </w:rPr>
+            </w:pPr>
+            <w:r>
+              <w:rPr>
+                <w:sz w:val="26"/>
+                <w:szCs w:val="26"/>
+              </w:rPr>
+              <w:t>Et ensuite supprime</w:t>
+            </w:r>
+          </w:p>
+          <w:p>
+            <w:pPr>
               <w:rPr>
                 <w:sz w:val="26"/>
                 <w:szCs w:val="26"/>
@@ -6543,9 +7222,12 @@
         </w:tc>
       </w:tr>
       <w:tr>
+        <w:trPr>
+          <w:trHeight w:val="842"/>
+        </w:trPr>
         <w:tc>
           <w:tcPr>
-            <w:tcW w:w="4531" w:type="dxa"/>
+            <w:tcW w:w="5068" w:type="dxa"/>
           </w:tcPr>
           <w:p>
             <w:pPr>
@@ -6555,27 +7237,48 @@
                 <w:szCs w:val="26"/>
               </w:rPr>
             </w:pPr>
+            <w:r>
+              <w:rPr>
+                <w:sz w:val="26"/>
+                <w:szCs w:val="26"/>
+              </w:rPr>
+              <w:t>Scénario alternatif</w:t>
+            </w:r>
           </w:p>
         </w:tc>
         <w:tc>
           <w:tcPr>
-            <w:tcW w:w="4531" w:type="dxa"/>
+            <w:tcW w:w="5069" w:type="dxa"/>
           </w:tcPr>
           <w:p>
             <w:pPr>
-              <w:jc w:val="both"/>
+              <w:pStyle w:val="ListParagraph"/>
+              <w:numPr>
+                <w:ilvl w:val="0"/>
+                <w:numId w:val="29"/>
+              </w:numPr>
               <w:rPr>
                 <w:sz w:val="26"/>
                 <w:szCs w:val="26"/>
               </w:rPr>
             </w:pPr>
+            <w:r>
+              <w:rPr>
+                <w:sz w:val="26"/>
+                <w:szCs w:val="26"/>
+              </w:rPr>
+              <w:t>Echec au niveau de l’authentification : dans ce cas, le système notifie l’utilisateur que l’authentification a échouée et il est invité à réessayer.</w:t>
+            </w:r>
           </w:p>
         </w:tc>
       </w:tr>
       <w:tr>
+        <w:trPr>
+          <w:trHeight w:val="842"/>
+        </w:trPr>
         <w:tc>
           <w:tcPr>
-            <w:tcW w:w="4531" w:type="dxa"/>
+            <w:tcW w:w="5068" w:type="dxa"/>
           </w:tcPr>
           <w:p>
             <w:pPr>
@@ -6585,50 +7288,72 @@
                 <w:szCs w:val="26"/>
               </w:rPr>
             </w:pPr>
+            <w:r>
+              <w:rPr>
+                <w:sz w:val="26"/>
+                <w:szCs w:val="26"/>
+              </w:rPr>
+              <w:t>Postcondition</w:t>
+            </w:r>
           </w:p>
         </w:tc>
         <w:tc>
           <w:tcPr>
-            <w:tcW w:w="4531" w:type="dxa"/>
+            <w:tcW w:w="5069" w:type="dxa"/>
           </w:tcPr>
           <w:p>
             <w:pPr>
-              <w:jc w:val="both"/>
+              <w:pStyle w:val="ListParagraph"/>
+              <w:numPr>
+                <w:ilvl w:val="0"/>
+                <w:numId w:val="29"/>
+              </w:numPr>
               <w:rPr>
                 <w:sz w:val="26"/>
                 <w:szCs w:val="26"/>
               </w:rPr>
             </w:pPr>
-          </w:p>
-        </w:tc>
-      </w:tr>
-      <w:tr>
-        <w:tc>
-          <w:tcPr>
-            <w:tcW w:w="4531" w:type="dxa"/>
-          </w:tcPr>
+            <w:r>
+              <w:rPr>
+                <w:sz w:val="26"/>
+                <w:szCs w:val="26"/>
+              </w:rPr>
+              <w:t xml:space="preserve">Toute modification, suppression et ajout est sauvegardé dans la base de données </w:t>
+            </w:r>
+          </w:p>
           <w:p>
             <w:pPr>
-              <w:jc w:val="both"/>
+              <w:pStyle w:val="ListParagraph"/>
+              <w:numPr>
+                <w:ilvl w:val="0"/>
+                <w:numId w:val="29"/>
+              </w:numPr>
               <w:rPr>
                 <w:sz w:val="26"/>
                 <w:szCs w:val="26"/>
               </w:rPr>
             </w:pPr>
-          </w:p>
-        </w:tc>
-        <w:tc>
-          <w:tcPr>
-            <w:tcW w:w="4531" w:type="dxa"/>
-          </w:tcPr>
-          <w:p>
-            <w:pPr>
-              <w:jc w:val="both"/>
-              <w:rPr>
-                <w:sz w:val="26"/>
-                <w:szCs w:val="26"/>
-              </w:rPr>
-            </w:pPr>
+            <w:r>
+              <w:rPr>
+                <w:sz w:val="26"/>
+                <w:szCs w:val="26"/>
+              </w:rPr>
+              <w:t>Toutes les actions de l’administrateur sont sauvegardé</w:t>
+            </w:r>
+            <w:r>
+              <w:rPr>
+                <w:sz w:val="26"/>
+                <w:szCs w:val="26"/>
+              </w:rPr>
+              <w:t>e</w:t>
+            </w:r>
+            <w:r>
+              <w:rPr>
+                <w:sz w:val="26"/>
+                <w:szCs w:val="26"/>
+              </w:rPr>
+              <w:t>s dans le journal du système.</w:t>
+            </w:r>
           </w:p>
         </w:tc>
       </w:tr>
@@ -6644,12 +7369,30 @@
     </w:p>
     <w:p>
       <w:pPr>
-        <w:jc w:val="both"/>
-        <w:rPr>
-          <w:sz w:val="26"/>
-          <w:szCs w:val="26"/>
-        </w:rPr>
-      </w:pPr>
+        <w:jc w:val="center"/>
+        <w:rPr>
+          <w:b/>
+          <w:bCs/>
+          <w:sz w:val="26"/>
+          <w:szCs w:val="26"/>
+        </w:rPr>
+      </w:pPr>
+      <w:r>
+        <w:rPr>
+          <w:sz w:val="26"/>
+          <w:szCs w:val="26"/>
+        </w:rPr>
+        <w:t>CAS D’UTILISATION :</w:t>
+      </w:r>
+      <w:r>
+        <w:rPr>
+          <w:b/>
+          <w:bCs/>
+          <w:sz w:val="26"/>
+          <w:szCs w:val="26"/>
+        </w:rPr>
+        <w:t xml:space="preserve"> Gestion des notes</w:t>
+      </w:r>
     </w:p>
     <w:p>
       <w:pPr>
@@ -6737,7 +7480,7 @@
         <w:pStyle w:val="ListParagraph"/>
         <w:numPr>
           <w:ilvl w:val="0"/>
-          <w:numId w:val="23"/>
+          <w:numId w:val="42"/>
         </w:numPr>
         <w:jc w:val="center"/>
         <w:rPr>
@@ -7041,6 +7784,92 @@
 <file path=word/numbering.xml><?xml version="1.0" encoding="utf-8"?>
 <w:numbering xmlns:wpc="http://schemas.microsoft.com/office/word/2010/wordprocessingCanvas" xmlns:cx="http://schemas.microsoft.com/office/drawing/2014/chartex" xmlns:cx1="http://schemas.microsoft.com/office/drawing/2015/9/8/chartex" xmlns:cx2="http://schemas.microsoft.com/office/drawing/2015/10/21/chartex" xmlns:cx3="http://schemas.microsoft.com/office/drawing/2016/5/9/chartex" xmlns:cx4="http://schemas.microsoft.com/office/drawing/2016/5/10/chartex" xmlns:cx5="http://schemas.microsoft.com/office/drawing/2016/5/11/chartex" xmlns:cx6="http://schemas.microsoft.com/office/drawing/2016/5/12/chartex" xmlns:cx7="http://schemas.microsoft.com/office/drawing/2016/5/13/chartex" xmlns:cx8="http://schemas.microsoft.com/office/drawing/2016/5/14/chartex" xmlns:mc="http://schemas.openxmlformats.org/markup-compatibility/2006" xmlns:aink="http://schemas.microsoft.com/office/drawing/2016/ink" xmlns:am3d="http://schemas.microsoft.com/office/drawing/2017/model3d" xmlns:o="urn:schemas-microsoft-com:office:office" xmlns:oel="http://schemas.microsoft.com/office/2019/extlst" xmlns:r="http://schemas.openxmlformats.org/officeDocument/2006/relationships" xmlns:m="http://schemas.openxmlformats.org/officeDocument/2006/math" xmlns:v="urn:schemas-microsoft-com:vml" xmlns:wp14="http://schemas.microsoft.com/office/word/2010/wordprocessingDrawing" xmlns:wp="http://schemas.openxmlformats.org/drawingml/2006/wordprocessingDrawing" xmlns:w10="urn:schemas-microsoft-com:office:word" xmlns:w="http://schemas.openxmlformats.org/wordprocessingml/2006/main" xmlns:w14="http://schemas.microsoft.com/office/word/2010/wordml" xmlns:w15="http://schemas.microsoft.com/office/word/2012/wordml" xmlns:w16cex="http://schemas.microsoft.com/office/word/2018/wordml/cex" xmlns:w16cid="http://schemas.microsoft.com/office/word/2016/wordml/cid" xmlns:w16="http://schemas.microsoft.com/office/word/2018/wordml" xmlns:w16sdtdh="http://schemas.microsoft.com/office/word/2020/wordml/sdtdatahash" xmlns:w16se="http://schemas.microsoft.com/office/word/2015/wordml/symex" xmlns:wpg="http://schemas.microsoft.com/office/word/2010/wordprocessingGroup" xmlns:wpi="http://schemas.microsoft.com/office/word/2010/wordprocessingInk" xmlns:wne="http://schemas.microsoft.com/office/word/2006/wordml" xmlns:wps="http://schemas.microsoft.com/office/word/2010/wordprocessingShape" mc:Ignorable="w14 w15 w16se w16cid w16 w16cex w16sdtdh wp14">
   <w:abstractNum w:abstractNumId="0" w15:restartNumberingAfterBreak="0">
+    <w:nsid w:val="01B11157"/>
+    <w:multiLevelType w:val="hybridMultilevel"/>
+    <w:tmpl w:val="E0E08A3A"/>
+    <w:lvl w:ilvl="0" w:tplc="FFFFFFFF">
+      <w:start w:val="1"/>
+      <w:numFmt w:val="decimal"/>
+      <w:lvlText w:val="%1."/>
+      <w:lvlJc w:val="left"/>
+      <w:pPr>
+        <w:ind w:left="-294" w:hanging="360"/>
+      </w:pPr>
+    </w:lvl>
+    <w:lvl w:ilvl="1" w:tplc="FFFFFFFF" w:tentative="1">
+      <w:start w:val="1"/>
+      <w:numFmt w:val="lowerLetter"/>
+      <w:lvlText w:val="%2."/>
+      <w:lvlJc w:val="left"/>
+      <w:pPr>
+        <w:ind w:left="426" w:hanging="360"/>
+      </w:pPr>
+    </w:lvl>
+    <w:lvl w:ilvl="2" w:tplc="FFFFFFFF" w:tentative="1">
+      <w:start w:val="1"/>
+      <w:numFmt w:val="lowerRoman"/>
+      <w:lvlText w:val="%3."/>
+      <w:lvlJc w:val="right"/>
+      <w:pPr>
+        <w:ind w:left="1146" w:hanging="180"/>
+      </w:pPr>
+    </w:lvl>
+    <w:lvl w:ilvl="3" w:tplc="FFFFFFFF" w:tentative="1">
+      <w:start w:val="1"/>
+      <w:numFmt w:val="decimal"/>
+      <w:lvlText w:val="%4."/>
+      <w:lvlJc w:val="left"/>
+      <w:pPr>
+        <w:ind w:left="1866" w:hanging="360"/>
+      </w:pPr>
+    </w:lvl>
+    <w:lvl w:ilvl="4" w:tplc="FFFFFFFF" w:tentative="1">
+      <w:start w:val="1"/>
+      <w:numFmt w:val="lowerLetter"/>
+      <w:lvlText w:val="%5."/>
+      <w:lvlJc w:val="left"/>
+      <w:pPr>
+        <w:ind w:left="2586" w:hanging="360"/>
+      </w:pPr>
+    </w:lvl>
+    <w:lvl w:ilvl="5" w:tplc="FFFFFFFF" w:tentative="1">
+      <w:start w:val="1"/>
+      <w:numFmt w:val="lowerRoman"/>
+      <w:lvlText w:val="%6."/>
+      <w:lvlJc w:val="right"/>
+      <w:pPr>
+        <w:ind w:left="3306" w:hanging="180"/>
+      </w:pPr>
+    </w:lvl>
+    <w:lvl w:ilvl="6" w:tplc="FFFFFFFF" w:tentative="1">
+      <w:start w:val="1"/>
+      <w:numFmt w:val="decimal"/>
+      <w:lvlText w:val="%7."/>
+      <w:lvlJc w:val="left"/>
+      <w:pPr>
+        <w:ind w:left="4026" w:hanging="360"/>
+      </w:pPr>
+    </w:lvl>
+    <w:lvl w:ilvl="7" w:tplc="FFFFFFFF" w:tentative="1">
+      <w:start w:val="1"/>
+      <w:numFmt w:val="lowerLetter"/>
+      <w:lvlText w:val="%8."/>
+      <w:lvlJc w:val="left"/>
+      <w:pPr>
+        <w:ind w:left="4746" w:hanging="360"/>
+      </w:pPr>
+    </w:lvl>
+    <w:lvl w:ilvl="8" w:tplc="FFFFFFFF" w:tentative="1">
+      <w:start w:val="1"/>
+      <w:numFmt w:val="lowerRoman"/>
+      <w:lvlText w:val="%9."/>
+      <w:lvlJc w:val="right"/>
+      <w:pPr>
+        <w:ind w:left="5466" w:hanging="180"/>
+      </w:pPr>
+    </w:lvl>
+  </w:abstractNum>
+  <w:abstractNum w:abstractNumId="1" w15:restartNumberingAfterBreak="0">
     <w:nsid w:val="03050F66"/>
     <w:multiLevelType w:val="hybridMultilevel"/>
     <w:tmpl w:val="78C48A36"/>
@@ -7153,10 +7982,10 @@
       </w:rPr>
     </w:lvl>
   </w:abstractNum>
-  <w:abstractNum w:abstractNumId="1" w15:restartNumberingAfterBreak="0">
+  <w:abstractNum w:abstractNumId="2" w15:restartNumberingAfterBreak="0">
     <w:nsid w:val="11E9582E"/>
     <w:multiLevelType w:val="hybridMultilevel"/>
-    <w:tmpl w:val="F854323E"/>
+    <w:tmpl w:val="B8CAD366"/>
     <w:lvl w:ilvl="0" w:tplc="FFFFFFFF">
       <w:start w:val="1"/>
       <w:numFmt w:val="decimal"/>
@@ -7239,7 +8068,7 @@
       </w:pPr>
     </w:lvl>
   </w:abstractNum>
-  <w:abstractNum w:abstractNumId="2" w15:restartNumberingAfterBreak="0">
+  <w:abstractNum w:abstractNumId="3" w15:restartNumberingAfterBreak="0">
     <w:nsid w:val="14F40BD1"/>
     <w:multiLevelType w:val="hybridMultilevel"/>
     <w:tmpl w:val="0732529A"/>
@@ -7328,7 +8157,7 @@
       </w:pPr>
     </w:lvl>
   </w:abstractNum>
-  <w:abstractNum w:abstractNumId="3" w15:restartNumberingAfterBreak="0">
+  <w:abstractNum w:abstractNumId="4" w15:restartNumberingAfterBreak="0">
     <w:nsid w:val="164339C5"/>
     <w:multiLevelType w:val="hybridMultilevel"/>
     <w:tmpl w:val="D1E26474"/>
@@ -7441,7 +8270,93 @@
       </w:rPr>
     </w:lvl>
   </w:abstractNum>
-  <w:abstractNum w:abstractNumId="4" w15:restartNumberingAfterBreak="0">
+  <w:abstractNum w:abstractNumId="5" w15:restartNumberingAfterBreak="0">
+    <w:nsid w:val="1AB97414"/>
+    <w:multiLevelType w:val="hybridMultilevel"/>
+    <w:tmpl w:val="A7889E1E"/>
+    <w:lvl w:ilvl="0" w:tplc="FFFFFFFF">
+      <w:start w:val="1"/>
+      <w:numFmt w:val="decimal"/>
+      <w:lvlText w:val="%1."/>
+      <w:lvlJc w:val="left"/>
+      <w:pPr>
+        <w:ind w:left="720" w:hanging="360"/>
+      </w:pPr>
+    </w:lvl>
+    <w:lvl w:ilvl="1" w:tplc="FFFFFFFF" w:tentative="1">
+      <w:start w:val="1"/>
+      <w:numFmt w:val="lowerLetter"/>
+      <w:lvlText w:val="%2."/>
+      <w:lvlJc w:val="left"/>
+      <w:pPr>
+        <w:ind w:left="1440" w:hanging="360"/>
+      </w:pPr>
+    </w:lvl>
+    <w:lvl w:ilvl="2" w:tplc="FFFFFFFF" w:tentative="1">
+      <w:start w:val="1"/>
+      <w:numFmt w:val="lowerRoman"/>
+      <w:lvlText w:val="%3."/>
+      <w:lvlJc w:val="right"/>
+      <w:pPr>
+        <w:ind w:left="2160" w:hanging="180"/>
+      </w:pPr>
+    </w:lvl>
+    <w:lvl w:ilvl="3" w:tplc="FFFFFFFF" w:tentative="1">
+      <w:start w:val="1"/>
+      <w:numFmt w:val="decimal"/>
+      <w:lvlText w:val="%4."/>
+      <w:lvlJc w:val="left"/>
+      <w:pPr>
+        <w:ind w:left="2880" w:hanging="360"/>
+      </w:pPr>
+    </w:lvl>
+    <w:lvl w:ilvl="4" w:tplc="FFFFFFFF" w:tentative="1">
+      <w:start w:val="1"/>
+      <w:numFmt w:val="lowerLetter"/>
+      <w:lvlText w:val="%5."/>
+      <w:lvlJc w:val="left"/>
+      <w:pPr>
+        <w:ind w:left="3600" w:hanging="360"/>
+      </w:pPr>
+    </w:lvl>
+    <w:lvl w:ilvl="5" w:tplc="FFFFFFFF" w:tentative="1">
+      <w:start w:val="1"/>
+      <w:numFmt w:val="lowerRoman"/>
+      <w:lvlText w:val="%6."/>
+      <w:lvlJc w:val="right"/>
+      <w:pPr>
+        <w:ind w:left="4320" w:hanging="180"/>
+      </w:pPr>
+    </w:lvl>
+    <w:lvl w:ilvl="6" w:tplc="FFFFFFFF" w:tentative="1">
+      <w:start w:val="1"/>
+      <w:numFmt w:val="decimal"/>
+      <w:lvlText w:val="%7."/>
+      <w:lvlJc w:val="left"/>
+      <w:pPr>
+        <w:ind w:left="5040" w:hanging="360"/>
+      </w:pPr>
+    </w:lvl>
+    <w:lvl w:ilvl="7" w:tplc="FFFFFFFF" w:tentative="1">
+      <w:start w:val="1"/>
+      <w:numFmt w:val="lowerLetter"/>
+      <w:lvlText w:val="%8."/>
+      <w:lvlJc w:val="left"/>
+      <w:pPr>
+        <w:ind w:left="5760" w:hanging="360"/>
+      </w:pPr>
+    </w:lvl>
+    <w:lvl w:ilvl="8" w:tplc="FFFFFFFF" w:tentative="1">
+      <w:start w:val="1"/>
+      <w:numFmt w:val="lowerRoman"/>
+      <w:lvlText w:val="%9."/>
+      <w:lvlJc w:val="right"/>
+      <w:pPr>
+        <w:ind w:left="6480" w:hanging="180"/>
+      </w:pPr>
+    </w:lvl>
+  </w:abstractNum>
+  <w:abstractNum w:abstractNumId="6" w15:restartNumberingAfterBreak="0">
     <w:nsid w:val="1AD1797F"/>
     <w:multiLevelType w:val="hybridMultilevel"/>
     <w:tmpl w:val="B57832E0"/>
@@ -7554,7 +8469,7 @@
       </w:rPr>
     </w:lvl>
   </w:abstractNum>
-  <w:abstractNum w:abstractNumId="5" w15:restartNumberingAfterBreak="0">
+  <w:abstractNum w:abstractNumId="7" w15:restartNumberingAfterBreak="0">
     <w:nsid w:val="1C360065"/>
     <w:multiLevelType w:val="hybridMultilevel"/>
     <w:tmpl w:val="95A08390"/>
@@ -7640,7 +8555,7 @@
       </w:pPr>
     </w:lvl>
   </w:abstractNum>
-  <w:abstractNum w:abstractNumId="6" w15:restartNumberingAfterBreak="0">
+  <w:abstractNum w:abstractNumId="8" w15:restartNumberingAfterBreak="0">
     <w:nsid w:val="1E5E26FC"/>
     <w:multiLevelType w:val="hybridMultilevel"/>
     <w:tmpl w:val="E41EEB9E"/>
@@ -7729,7 +8644,93 @@
       </w:pPr>
     </w:lvl>
   </w:abstractNum>
-  <w:abstractNum w:abstractNumId="7" w15:restartNumberingAfterBreak="0">
+  <w:abstractNum w:abstractNumId="9" w15:restartNumberingAfterBreak="0">
+    <w:nsid w:val="1E6C5E0F"/>
+    <w:multiLevelType w:val="hybridMultilevel"/>
+    <w:tmpl w:val="0ECCEA30"/>
+    <w:lvl w:ilvl="0" w:tplc="FFFFFFFF">
+      <w:start w:val="1"/>
+      <w:numFmt w:val="decimal"/>
+      <w:lvlText w:val="%1."/>
+      <w:lvlJc w:val="left"/>
+      <w:pPr>
+        <w:ind w:left="720" w:hanging="360"/>
+      </w:pPr>
+    </w:lvl>
+    <w:lvl w:ilvl="1" w:tplc="FFFFFFFF" w:tentative="1">
+      <w:start w:val="1"/>
+      <w:numFmt w:val="lowerLetter"/>
+      <w:lvlText w:val="%2."/>
+      <w:lvlJc w:val="left"/>
+      <w:pPr>
+        <w:ind w:left="1440" w:hanging="360"/>
+      </w:pPr>
+    </w:lvl>
+    <w:lvl w:ilvl="2" w:tplc="FFFFFFFF" w:tentative="1">
+      <w:start w:val="1"/>
+      <w:numFmt w:val="lowerRoman"/>
+      <w:lvlText w:val="%3."/>
+      <w:lvlJc w:val="right"/>
+      <w:pPr>
+        <w:ind w:left="2160" w:hanging="180"/>
+      </w:pPr>
+    </w:lvl>
+    <w:lvl w:ilvl="3" w:tplc="FFFFFFFF" w:tentative="1">
+      <w:start w:val="1"/>
+      <w:numFmt w:val="decimal"/>
+      <w:lvlText w:val="%4."/>
+      <w:lvlJc w:val="left"/>
+      <w:pPr>
+        <w:ind w:left="2880" w:hanging="360"/>
+      </w:pPr>
+    </w:lvl>
+    <w:lvl w:ilvl="4" w:tplc="FFFFFFFF" w:tentative="1">
+      <w:start w:val="1"/>
+      <w:numFmt w:val="lowerLetter"/>
+      <w:lvlText w:val="%5."/>
+      <w:lvlJc w:val="left"/>
+      <w:pPr>
+        <w:ind w:left="3600" w:hanging="360"/>
+      </w:pPr>
+    </w:lvl>
+    <w:lvl w:ilvl="5" w:tplc="FFFFFFFF" w:tentative="1">
+      <w:start w:val="1"/>
+      <w:numFmt w:val="lowerRoman"/>
+      <w:lvlText w:val="%6."/>
+      <w:lvlJc w:val="right"/>
+      <w:pPr>
+        <w:ind w:left="4320" w:hanging="180"/>
+      </w:pPr>
+    </w:lvl>
+    <w:lvl w:ilvl="6" w:tplc="FFFFFFFF" w:tentative="1">
+      <w:start w:val="1"/>
+      <w:numFmt w:val="decimal"/>
+      <w:lvlText w:val="%7."/>
+      <w:lvlJc w:val="left"/>
+      <w:pPr>
+        <w:ind w:left="5040" w:hanging="360"/>
+      </w:pPr>
+    </w:lvl>
+    <w:lvl w:ilvl="7" w:tplc="FFFFFFFF" w:tentative="1">
+      <w:start w:val="1"/>
+      <w:numFmt w:val="lowerLetter"/>
+      <w:lvlText w:val="%8."/>
+      <w:lvlJc w:val="left"/>
+      <w:pPr>
+        <w:ind w:left="5760" w:hanging="360"/>
+      </w:pPr>
+    </w:lvl>
+    <w:lvl w:ilvl="8" w:tplc="FFFFFFFF" w:tentative="1">
+      <w:start w:val="1"/>
+      <w:numFmt w:val="lowerRoman"/>
+      <w:lvlText w:val="%9."/>
+      <w:lvlJc w:val="right"/>
+      <w:pPr>
+        <w:ind w:left="6480" w:hanging="180"/>
+      </w:pPr>
+    </w:lvl>
+  </w:abstractNum>
+  <w:abstractNum w:abstractNumId="10" w15:restartNumberingAfterBreak="0">
     <w:nsid w:val="1FEA0F28"/>
     <w:multiLevelType w:val="hybridMultilevel"/>
     <w:tmpl w:val="B386C9F2"/>
@@ -7815,7 +8816,7 @@
       </w:pPr>
     </w:lvl>
   </w:abstractNum>
-  <w:abstractNum w:abstractNumId="8" w15:restartNumberingAfterBreak="0">
+  <w:abstractNum w:abstractNumId="11" w15:restartNumberingAfterBreak="0">
     <w:nsid w:val="27B2142E"/>
     <w:multiLevelType w:val="hybridMultilevel"/>
     <w:tmpl w:val="B8E8387A"/>
@@ -7928,7 +8929,7 @@
       </w:rPr>
     </w:lvl>
   </w:abstractNum>
-  <w:abstractNum w:abstractNumId="9" w15:restartNumberingAfterBreak="0">
+  <w:abstractNum w:abstractNumId="12" w15:restartNumberingAfterBreak="0">
     <w:nsid w:val="2C393C4D"/>
     <w:multiLevelType w:val="hybridMultilevel"/>
     <w:tmpl w:val="B120BD4E"/>
@@ -8017,7 +9018,93 @@
       </w:pPr>
     </w:lvl>
   </w:abstractNum>
-  <w:abstractNum w:abstractNumId="10" w15:restartNumberingAfterBreak="0">
+  <w:abstractNum w:abstractNumId="13" w15:restartNumberingAfterBreak="0">
+    <w:nsid w:val="2F4770C7"/>
+    <w:multiLevelType w:val="hybridMultilevel"/>
+    <w:tmpl w:val="B2502A4A"/>
+    <w:lvl w:ilvl="0" w:tplc="FFFFFFFF">
+      <w:start w:val="1"/>
+      <w:numFmt w:val="decimal"/>
+      <w:lvlText w:val="%1."/>
+      <w:lvlJc w:val="left"/>
+      <w:pPr>
+        <w:ind w:left="1440" w:hanging="360"/>
+      </w:pPr>
+    </w:lvl>
+    <w:lvl w:ilvl="1" w:tplc="FFFFFFFF" w:tentative="1">
+      <w:start w:val="1"/>
+      <w:numFmt w:val="lowerLetter"/>
+      <w:lvlText w:val="%2."/>
+      <w:lvlJc w:val="left"/>
+      <w:pPr>
+        <w:ind w:left="2160" w:hanging="360"/>
+      </w:pPr>
+    </w:lvl>
+    <w:lvl w:ilvl="2" w:tplc="FFFFFFFF" w:tentative="1">
+      <w:start w:val="1"/>
+      <w:numFmt w:val="lowerRoman"/>
+      <w:lvlText w:val="%3."/>
+      <w:lvlJc w:val="right"/>
+      <w:pPr>
+        <w:ind w:left="2880" w:hanging="180"/>
+      </w:pPr>
+    </w:lvl>
+    <w:lvl w:ilvl="3" w:tplc="FFFFFFFF" w:tentative="1">
+      <w:start w:val="1"/>
+      <w:numFmt w:val="decimal"/>
+      <w:lvlText w:val="%4."/>
+      <w:lvlJc w:val="left"/>
+      <w:pPr>
+        <w:ind w:left="3600" w:hanging="360"/>
+      </w:pPr>
+    </w:lvl>
+    <w:lvl w:ilvl="4" w:tplc="FFFFFFFF" w:tentative="1">
+      <w:start w:val="1"/>
+      <w:numFmt w:val="lowerLetter"/>
+      <w:lvlText w:val="%5."/>
+      <w:lvlJc w:val="left"/>
+      <w:pPr>
+        <w:ind w:left="4320" w:hanging="360"/>
+      </w:pPr>
+    </w:lvl>
+    <w:lvl w:ilvl="5" w:tplc="FFFFFFFF" w:tentative="1">
+      <w:start w:val="1"/>
+      <w:numFmt w:val="lowerRoman"/>
+      <w:lvlText w:val="%6."/>
+      <w:lvlJc w:val="right"/>
+      <w:pPr>
+        <w:ind w:left="5040" w:hanging="180"/>
+      </w:pPr>
+    </w:lvl>
+    <w:lvl w:ilvl="6" w:tplc="FFFFFFFF" w:tentative="1">
+      <w:start w:val="1"/>
+      <w:numFmt w:val="decimal"/>
+      <w:lvlText w:val="%7."/>
+      <w:lvlJc w:val="left"/>
+      <w:pPr>
+        <w:ind w:left="5760" w:hanging="360"/>
+      </w:pPr>
+    </w:lvl>
+    <w:lvl w:ilvl="7" w:tplc="FFFFFFFF" w:tentative="1">
+      <w:start w:val="1"/>
+      <w:numFmt w:val="lowerLetter"/>
+      <w:lvlText w:val="%8."/>
+      <w:lvlJc w:val="left"/>
+      <w:pPr>
+        <w:ind w:left="6480" w:hanging="360"/>
+      </w:pPr>
+    </w:lvl>
+    <w:lvl w:ilvl="8" w:tplc="FFFFFFFF" w:tentative="1">
+      <w:start w:val="1"/>
+      <w:numFmt w:val="lowerRoman"/>
+      <w:lvlText w:val="%9."/>
+      <w:lvlJc w:val="right"/>
+      <w:pPr>
+        <w:ind w:left="7200" w:hanging="180"/>
+      </w:pPr>
+    </w:lvl>
+  </w:abstractNum>
+  <w:abstractNum w:abstractNumId="14" w15:restartNumberingAfterBreak="0">
     <w:nsid w:val="2F725BD6"/>
     <w:multiLevelType w:val="hybridMultilevel"/>
     <w:tmpl w:val="B386C9F2"/>
@@ -8103,7 +9190,7 @@
       </w:pPr>
     </w:lvl>
   </w:abstractNum>
-  <w:abstractNum w:abstractNumId="11" w15:restartNumberingAfterBreak="0">
+  <w:abstractNum w:abstractNumId="15" w15:restartNumberingAfterBreak="0">
     <w:nsid w:val="301A152D"/>
     <w:multiLevelType w:val="hybridMultilevel"/>
     <w:tmpl w:val="B81C8E72"/>
@@ -8189,7 +9276,93 @@
       </w:pPr>
     </w:lvl>
   </w:abstractNum>
-  <w:abstractNum w:abstractNumId="12" w15:restartNumberingAfterBreak="0">
+  <w:abstractNum w:abstractNumId="16" w15:restartNumberingAfterBreak="0">
+    <w:nsid w:val="307669D4"/>
+    <w:multiLevelType w:val="hybridMultilevel"/>
+    <w:tmpl w:val="BD2E2B78"/>
+    <w:lvl w:ilvl="0" w:tplc="FFFFFFFF">
+      <w:start w:val="1"/>
+      <w:numFmt w:val="decimal"/>
+      <w:lvlText w:val="%1."/>
+      <w:lvlJc w:val="left"/>
+      <w:pPr>
+        <w:ind w:left="720" w:hanging="360"/>
+      </w:pPr>
+    </w:lvl>
+    <w:lvl w:ilvl="1" w:tplc="FFFFFFFF" w:tentative="1">
+      <w:start w:val="1"/>
+      <w:numFmt w:val="lowerLetter"/>
+      <w:lvlText w:val="%2."/>
+      <w:lvlJc w:val="left"/>
+      <w:pPr>
+        <w:ind w:left="1440" w:hanging="360"/>
+      </w:pPr>
+    </w:lvl>
+    <w:lvl w:ilvl="2" w:tplc="FFFFFFFF" w:tentative="1">
+      <w:start w:val="1"/>
+      <w:numFmt w:val="lowerRoman"/>
+      <w:lvlText w:val="%3."/>
+      <w:lvlJc w:val="right"/>
+      <w:pPr>
+        <w:ind w:left="2160" w:hanging="180"/>
+      </w:pPr>
+    </w:lvl>
+    <w:lvl w:ilvl="3" w:tplc="FFFFFFFF" w:tentative="1">
+      <w:start w:val="1"/>
+      <w:numFmt w:val="decimal"/>
+      <w:lvlText w:val="%4."/>
+      <w:lvlJc w:val="left"/>
+      <w:pPr>
+        <w:ind w:left="2880" w:hanging="360"/>
+      </w:pPr>
+    </w:lvl>
+    <w:lvl w:ilvl="4" w:tplc="FFFFFFFF" w:tentative="1">
+      <w:start w:val="1"/>
+      <w:numFmt w:val="lowerLetter"/>
+      <w:lvlText w:val="%5."/>
+      <w:lvlJc w:val="left"/>
+      <w:pPr>
+        <w:ind w:left="3600" w:hanging="360"/>
+      </w:pPr>
+    </w:lvl>
+    <w:lvl w:ilvl="5" w:tplc="FFFFFFFF" w:tentative="1">
+      <w:start w:val="1"/>
+      <w:numFmt w:val="lowerRoman"/>
+      <w:lvlText w:val="%6."/>
+      <w:lvlJc w:val="right"/>
+      <w:pPr>
+        <w:ind w:left="4320" w:hanging="180"/>
+      </w:pPr>
+    </w:lvl>
+    <w:lvl w:ilvl="6" w:tplc="FFFFFFFF" w:tentative="1">
+      <w:start w:val="1"/>
+      <w:numFmt w:val="decimal"/>
+      <w:lvlText w:val="%7."/>
+      <w:lvlJc w:val="left"/>
+      <w:pPr>
+        <w:ind w:left="5040" w:hanging="360"/>
+      </w:pPr>
+    </w:lvl>
+    <w:lvl w:ilvl="7" w:tplc="FFFFFFFF" w:tentative="1">
+      <w:start w:val="1"/>
+      <w:numFmt w:val="lowerLetter"/>
+      <w:lvlText w:val="%8."/>
+      <w:lvlJc w:val="left"/>
+      <w:pPr>
+        <w:ind w:left="5760" w:hanging="360"/>
+      </w:pPr>
+    </w:lvl>
+    <w:lvl w:ilvl="8" w:tplc="FFFFFFFF" w:tentative="1">
+      <w:start w:val="1"/>
+      <w:numFmt w:val="lowerRoman"/>
+      <w:lvlText w:val="%9."/>
+      <w:lvlJc w:val="right"/>
+      <w:pPr>
+        <w:ind w:left="6480" w:hanging="180"/>
+      </w:pPr>
+    </w:lvl>
+  </w:abstractNum>
+  <w:abstractNum w:abstractNumId="17" w15:restartNumberingAfterBreak="0">
     <w:nsid w:val="31327820"/>
     <w:multiLevelType w:val="hybridMultilevel"/>
     <w:tmpl w:val="140ECA86"/>
@@ -8275,7 +9448,7 @@
       </w:pPr>
     </w:lvl>
   </w:abstractNum>
-  <w:abstractNum w:abstractNumId="13" w15:restartNumberingAfterBreak="0">
+  <w:abstractNum w:abstractNumId="18" w15:restartNumberingAfterBreak="0">
     <w:nsid w:val="31C20A18"/>
     <w:multiLevelType w:val="hybridMultilevel"/>
     <w:tmpl w:val="DA8A69CA"/>
@@ -8361,7 +9534,7 @@
       </w:pPr>
     </w:lvl>
   </w:abstractNum>
-  <w:abstractNum w:abstractNumId="14" w15:restartNumberingAfterBreak="0">
+  <w:abstractNum w:abstractNumId="19" w15:restartNumberingAfterBreak="0">
     <w:nsid w:val="32F05D35"/>
     <w:multiLevelType w:val="hybridMultilevel"/>
     <w:tmpl w:val="B386C9F2"/>
@@ -8447,7 +9620,7 @@
       </w:pPr>
     </w:lvl>
   </w:abstractNum>
-  <w:abstractNum w:abstractNumId="15" w15:restartNumberingAfterBreak="0">
+  <w:abstractNum w:abstractNumId="20" w15:restartNumberingAfterBreak="0">
     <w:nsid w:val="33267BE8"/>
     <w:multiLevelType w:val="multilevel"/>
     <w:tmpl w:val="9F9CA956"/>
@@ -8596,7 +9769,7 @@
       </w:rPr>
     </w:lvl>
   </w:abstractNum>
-  <w:abstractNum w:abstractNumId="16" w15:restartNumberingAfterBreak="0">
+  <w:abstractNum w:abstractNumId="21" w15:restartNumberingAfterBreak="0">
     <w:nsid w:val="36214F23"/>
     <w:multiLevelType w:val="hybridMultilevel"/>
     <w:tmpl w:val="4EE869A4"/>
@@ -8709,7 +9882,7 @@
       </w:rPr>
     </w:lvl>
   </w:abstractNum>
-  <w:abstractNum w:abstractNumId="17" w15:restartNumberingAfterBreak="0">
+  <w:abstractNum w:abstractNumId="22" w15:restartNumberingAfterBreak="0">
     <w:nsid w:val="37417F82"/>
     <w:multiLevelType w:val="hybridMultilevel"/>
     <w:tmpl w:val="D6CC0F40"/>
@@ -8795,7 +9968,7 @@
       </w:pPr>
     </w:lvl>
   </w:abstractNum>
-  <w:abstractNum w:abstractNumId="18" w15:restartNumberingAfterBreak="0">
+  <w:abstractNum w:abstractNumId="23" w15:restartNumberingAfterBreak="0">
     <w:nsid w:val="38DE62A9"/>
     <w:multiLevelType w:val="hybridMultilevel"/>
     <w:tmpl w:val="5D1461CC"/>
@@ -8884,7 +10057,7 @@
       </w:pPr>
     </w:lvl>
   </w:abstractNum>
-  <w:abstractNum w:abstractNumId="19" w15:restartNumberingAfterBreak="0">
+  <w:abstractNum w:abstractNumId="24" w15:restartNumberingAfterBreak="0">
     <w:nsid w:val="3EF335F9"/>
     <w:multiLevelType w:val="hybridMultilevel"/>
     <w:tmpl w:val="C79C42E4"/>
@@ -8973,7 +10146,7 @@
       </w:pPr>
     </w:lvl>
   </w:abstractNum>
-  <w:abstractNum w:abstractNumId="20" w15:restartNumberingAfterBreak="0">
+  <w:abstractNum w:abstractNumId="25" w15:restartNumberingAfterBreak="0">
     <w:nsid w:val="41FF2685"/>
     <w:multiLevelType w:val="hybridMultilevel"/>
     <w:tmpl w:val="C79C42E4"/>
@@ -9062,7 +10235,7 @@
       </w:pPr>
     </w:lvl>
   </w:abstractNum>
-  <w:abstractNum w:abstractNumId="21" w15:restartNumberingAfterBreak="0">
+  <w:abstractNum w:abstractNumId="26" w15:restartNumberingAfterBreak="0">
     <w:nsid w:val="45BD2CF3"/>
     <w:multiLevelType w:val="hybridMultilevel"/>
     <w:tmpl w:val="443C10A4"/>
@@ -9175,7 +10348,93 @@
       </w:rPr>
     </w:lvl>
   </w:abstractNum>
-  <w:abstractNum w:abstractNumId="22" w15:restartNumberingAfterBreak="0">
+  <w:abstractNum w:abstractNumId="27" w15:restartNumberingAfterBreak="0">
+    <w:nsid w:val="47C80C2D"/>
+    <w:multiLevelType w:val="hybridMultilevel"/>
+    <w:tmpl w:val="F7A61C50"/>
+    <w:lvl w:ilvl="0" w:tplc="FFFFFFFF">
+      <w:start w:val="1"/>
+      <w:numFmt w:val="decimal"/>
+      <w:lvlText w:val="%1."/>
+      <w:lvlJc w:val="left"/>
+      <w:pPr>
+        <w:ind w:left="720" w:hanging="360"/>
+      </w:pPr>
+    </w:lvl>
+    <w:lvl w:ilvl="1" w:tplc="FFFFFFFF" w:tentative="1">
+      <w:start w:val="1"/>
+      <w:numFmt w:val="lowerLetter"/>
+      <w:lvlText w:val="%2."/>
+      <w:lvlJc w:val="left"/>
+      <w:pPr>
+        <w:ind w:left="1440" w:hanging="360"/>
+      </w:pPr>
+    </w:lvl>
+    <w:lvl w:ilvl="2" w:tplc="FFFFFFFF" w:tentative="1">
+      <w:start w:val="1"/>
+      <w:numFmt w:val="lowerRoman"/>
+      <w:lvlText w:val="%3."/>
+      <w:lvlJc w:val="right"/>
+      <w:pPr>
+        <w:ind w:left="2160" w:hanging="180"/>
+      </w:pPr>
+    </w:lvl>
+    <w:lvl w:ilvl="3" w:tplc="FFFFFFFF" w:tentative="1">
+      <w:start w:val="1"/>
+      <w:numFmt w:val="decimal"/>
+      <w:lvlText w:val="%4."/>
+      <w:lvlJc w:val="left"/>
+      <w:pPr>
+        <w:ind w:left="2880" w:hanging="360"/>
+      </w:pPr>
+    </w:lvl>
+    <w:lvl w:ilvl="4" w:tplc="FFFFFFFF" w:tentative="1">
+      <w:start w:val="1"/>
+      <w:numFmt w:val="lowerLetter"/>
+      <w:lvlText w:val="%5."/>
+      <w:lvlJc w:val="left"/>
+      <w:pPr>
+        <w:ind w:left="3600" w:hanging="360"/>
+      </w:pPr>
+    </w:lvl>
+    <w:lvl w:ilvl="5" w:tplc="FFFFFFFF" w:tentative="1">
+      <w:start w:val="1"/>
+      <w:numFmt w:val="lowerRoman"/>
+      <w:lvlText w:val="%6."/>
+      <w:lvlJc w:val="right"/>
+      <w:pPr>
+        <w:ind w:left="4320" w:hanging="180"/>
+      </w:pPr>
+    </w:lvl>
+    <w:lvl w:ilvl="6" w:tplc="FFFFFFFF" w:tentative="1">
+      <w:start w:val="1"/>
+      <w:numFmt w:val="decimal"/>
+      <w:lvlText w:val="%7."/>
+      <w:lvlJc w:val="left"/>
+      <w:pPr>
+        <w:ind w:left="5040" w:hanging="360"/>
+      </w:pPr>
+    </w:lvl>
+    <w:lvl w:ilvl="7" w:tplc="FFFFFFFF" w:tentative="1">
+      <w:start w:val="1"/>
+      <w:numFmt w:val="lowerLetter"/>
+      <w:lvlText w:val="%8."/>
+      <w:lvlJc w:val="left"/>
+      <w:pPr>
+        <w:ind w:left="5760" w:hanging="360"/>
+      </w:pPr>
+    </w:lvl>
+    <w:lvl w:ilvl="8" w:tplc="FFFFFFFF" w:tentative="1">
+      <w:start w:val="1"/>
+      <w:numFmt w:val="lowerRoman"/>
+      <w:lvlText w:val="%9."/>
+      <w:lvlJc w:val="right"/>
+      <w:pPr>
+        <w:ind w:left="6480" w:hanging="180"/>
+      </w:pPr>
+    </w:lvl>
+  </w:abstractNum>
+  <w:abstractNum w:abstractNumId="28" w15:restartNumberingAfterBreak="0">
     <w:nsid w:val="4FE955DC"/>
     <w:multiLevelType w:val="hybridMultilevel"/>
     <w:tmpl w:val="278CA114"/>
@@ -9288,7 +10547,7 @@
       </w:rPr>
     </w:lvl>
   </w:abstractNum>
-  <w:abstractNum w:abstractNumId="23" w15:restartNumberingAfterBreak="0">
+  <w:abstractNum w:abstractNumId="29" w15:restartNumberingAfterBreak="0">
     <w:nsid w:val="52E846F7"/>
     <w:multiLevelType w:val="hybridMultilevel"/>
     <w:tmpl w:val="140ECA86"/>
@@ -9374,7 +10633,7 @@
       </w:pPr>
     </w:lvl>
   </w:abstractNum>
-  <w:abstractNum w:abstractNumId="24" w15:restartNumberingAfterBreak="0">
+  <w:abstractNum w:abstractNumId="30" w15:restartNumberingAfterBreak="0">
     <w:nsid w:val="5AF00059"/>
     <w:multiLevelType w:val="hybridMultilevel"/>
     <w:tmpl w:val="F854323E"/>
@@ -9460,10 +10719,10 @@
       </w:pPr>
     </w:lvl>
   </w:abstractNum>
-  <w:abstractNum w:abstractNumId="25" w15:restartNumberingAfterBreak="0">
+  <w:abstractNum w:abstractNumId="31" w15:restartNumberingAfterBreak="0">
     <w:nsid w:val="5DA00ECB"/>
     <w:multiLevelType w:val="hybridMultilevel"/>
-    <w:tmpl w:val="B81C8E72"/>
+    <w:tmpl w:val="28BE7D4E"/>
     <w:lvl w:ilvl="0" w:tplc="040C000F">
       <w:start w:val="1"/>
       <w:numFmt w:val="decimal"/>
@@ -9546,10 +10805,10 @@
       </w:pPr>
     </w:lvl>
   </w:abstractNum>
-  <w:abstractNum w:abstractNumId="26" w15:restartNumberingAfterBreak="0">
+  <w:abstractNum w:abstractNumId="32" w15:restartNumberingAfterBreak="0">
     <w:nsid w:val="62C86E2D"/>
     <w:multiLevelType w:val="hybridMultilevel"/>
-    <w:tmpl w:val="2FA2CDC4"/>
+    <w:tmpl w:val="A0A453AA"/>
     <w:lvl w:ilvl="0" w:tplc="040C0001">
       <w:start w:val="1"/>
       <w:numFmt w:val="bullet"/>
@@ -9659,7 +10918,93 @@
       </w:rPr>
     </w:lvl>
   </w:abstractNum>
-  <w:abstractNum w:abstractNumId="27" w15:restartNumberingAfterBreak="0">
+  <w:abstractNum w:abstractNumId="33" w15:restartNumberingAfterBreak="0">
+    <w:nsid w:val="639460B0"/>
+    <w:multiLevelType w:val="hybridMultilevel"/>
+    <w:tmpl w:val="D8F02D58"/>
+    <w:lvl w:ilvl="0" w:tplc="FFFFFFFF">
+      <w:start w:val="1"/>
+      <w:numFmt w:val="decimal"/>
+      <w:lvlText w:val="%1."/>
+      <w:lvlJc w:val="left"/>
+      <w:pPr>
+        <w:ind w:left="1440" w:hanging="360"/>
+      </w:pPr>
+    </w:lvl>
+    <w:lvl w:ilvl="1" w:tplc="FFFFFFFF" w:tentative="1">
+      <w:start w:val="1"/>
+      <w:numFmt w:val="lowerLetter"/>
+      <w:lvlText w:val="%2."/>
+      <w:lvlJc w:val="left"/>
+      <w:pPr>
+        <w:ind w:left="2160" w:hanging="360"/>
+      </w:pPr>
+    </w:lvl>
+    <w:lvl w:ilvl="2" w:tplc="FFFFFFFF" w:tentative="1">
+      <w:start w:val="1"/>
+      <w:numFmt w:val="lowerRoman"/>
+      <w:lvlText w:val="%3."/>
+      <w:lvlJc w:val="right"/>
+      <w:pPr>
+        <w:ind w:left="2880" w:hanging="180"/>
+      </w:pPr>
+    </w:lvl>
+    <w:lvl w:ilvl="3" w:tplc="FFFFFFFF" w:tentative="1">
+      <w:start w:val="1"/>
+      <w:numFmt w:val="decimal"/>
+      <w:lvlText w:val="%4."/>
+      <w:lvlJc w:val="left"/>
+      <w:pPr>
+        <w:ind w:left="3600" w:hanging="360"/>
+      </w:pPr>
+    </w:lvl>
+    <w:lvl w:ilvl="4" w:tplc="FFFFFFFF" w:tentative="1">
+      <w:start w:val="1"/>
+      <w:numFmt w:val="lowerLetter"/>
+      <w:lvlText w:val="%5."/>
+      <w:lvlJc w:val="left"/>
+      <w:pPr>
+        <w:ind w:left="4320" w:hanging="360"/>
+      </w:pPr>
+    </w:lvl>
+    <w:lvl w:ilvl="5" w:tplc="FFFFFFFF" w:tentative="1">
+      <w:start w:val="1"/>
+      <w:numFmt w:val="lowerRoman"/>
+      <w:lvlText w:val="%6."/>
+      <w:lvlJc w:val="right"/>
+      <w:pPr>
+        <w:ind w:left="5040" w:hanging="180"/>
+      </w:pPr>
+    </w:lvl>
+    <w:lvl w:ilvl="6" w:tplc="FFFFFFFF" w:tentative="1">
+      <w:start w:val="1"/>
+      <w:numFmt w:val="decimal"/>
+      <w:lvlText w:val="%7."/>
+      <w:lvlJc w:val="left"/>
+      <w:pPr>
+        <w:ind w:left="5760" w:hanging="360"/>
+      </w:pPr>
+    </w:lvl>
+    <w:lvl w:ilvl="7" w:tplc="FFFFFFFF" w:tentative="1">
+      <w:start w:val="1"/>
+      <w:numFmt w:val="lowerLetter"/>
+      <w:lvlText w:val="%8."/>
+      <w:lvlJc w:val="left"/>
+      <w:pPr>
+        <w:ind w:left="6480" w:hanging="360"/>
+      </w:pPr>
+    </w:lvl>
+    <w:lvl w:ilvl="8" w:tplc="FFFFFFFF" w:tentative="1">
+      <w:start w:val="1"/>
+      <w:numFmt w:val="lowerRoman"/>
+      <w:lvlText w:val="%9."/>
+      <w:lvlJc w:val="right"/>
+      <w:pPr>
+        <w:ind w:left="7200" w:hanging="180"/>
+      </w:pPr>
+    </w:lvl>
+  </w:abstractNum>
+  <w:abstractNum w:abstractNumId="34" w15:restartNumberingAfterBreak="0">
     <w:nsid w:val="656C2719"/>
     <w:multiLevelType w:val="hybridMultilevel"/>
     <w:tmpl w:val="58B47AB6"/>
@@ -9745,7 +11090,93 @@
       </w:pPr>
     </w:lvl>
   </w:abstractNum>
-  <w:abstractNum w:abstractNumId="28" w15:restartNumberingAfterBreak="0">
+  <w:abstractNum w:abstractNumId="35" w15:restartNumberingAfterBreak="0">
+    <w:nsid w:val="66A10BDC"/>
+    <w:multiLevelType w:val="hybridMultilevel"/>
+    <w:tmpl w:val="28BE7D4E"/>
+    <w:lvl w:ilvl="0" w:tplc="FFFFFFFF">
+      <w:start w:val="1"/>
+      <w:numFmt w:val="decimal"/>
+      <w:lvlText w:val="%1."/>
+      <w:lvlJc w:val="left"/>
+      <w:pPr>
+        <w:ind w:left="720" w:hanging="360"/>
+      </w:pPr>
+    </w:lvl>
+    <w:lvl w:ilvl="1" w:tplc="FFFFFFFF" w:tentative="1">
+      <w:start w:val="1"/>
+      <w:numFmt w:val="lowerLetter"/>
+      <w:lvlText w:val="%2."/>
+      <w:lvlJc w:val="left"/>
+      <w:pPr>
+        <w:ind w:left="1440" w:hanging="360"/>
+      </w:pPr>
+    </w:lvl>
+    <w:lvl w:ilvl="2" w:tplc="FFFFFFFF" w:tentative="1">
+      <w:start w:val="1"/>
+      <w:numFmt w:val="lowerRoman"/>
+      <w:lvlText w:val="%3."/>
+      <w:lvlJc w:val="right"/>
+      <w:pPr>
+        <w:ind w:left="2160" w:hanging="180"/>
+      </w:pPr>
+    </w:lvl>
+    <w:lvl w:ilvl="3" w:tplc="FFFFFFFF" w:tentative="1">
+      <w:start w:val="1"/>
+      <w:numFmt w:val="decimal"/>
+      <w:lvlText w:val="%4."/>
+      <w:lvlJc w:val="left"/>
+      <w:pPr>
+        <w:ind w:left="2880" w:hanging="360"/>
+      </w:pPr>
+    </w:lvl>
+    <w:lvl w:ilvl="4" w:tplc="FFFFFFFF" w:tentative="1">
+      <w:start w:val="1"/>
+      <w:numFmt w:val="lowerLetter"/>
+      <w:lvlText w:val="%5."/>
+      <w:lvlJc w:val="left"/>
+      <w:pPr>
+        <w:ind w:left="3600" w:hanging="360"/>
+      </w:pPr>
+    </w:lvl>
+    <w:lvl w:ilvl="5" w:tplc="FFFFFFFF" w:tentative="1">
+      <w:start w:val="1"/>
+      <w:numFmt w:val="lowerRoman"/>
+      <w:lvlText w:val="%6."/>
+      <w:lvlJc w:val="right"/>
+      <w:pPr>
+        <w:ind w:left="4320" w:hanging="180"/>
+      </w:pPr>
+    </w:lvl>
+    <w:lvl w:ilvl="6" w:tplc="FFFFFFFF" w:tentative="1">
+      <w:start w:val="1"/>
+      <w:numFmt w:val="decimal"/>
+      <w:lvlText w:val="%7."/>
+      <w:lvlJc w:val="left"/>
+      <w:pPr>
+        <w:ind w:left="5040" w:hanging="360"/>
+      </w:pPr>
+    </w:lvl>
+    <w:lvl w:ilvl="7" w:tplc="FFFFFFFF" w:tentative="1">
+      <w:start w:val="1"/>
+      <w:numFmt w:val="lowerLetter"/>
+      <w:lvlText w:val="%8."/>
+      <w:lvlJc w:val="left"/>
+      <w:pPr>
+        <w:ind w:left="5760" w:hanging="360"/>
+      </w:pPr>
+    </w:lvl>
+    <w:lvl w:ilvl="8" w:tplc="FFFFFFFF" w:tentative="1">
+      <w:start w:val="1"/>
+      <w:numFmt w:val="lowerRoman"/>
+      <w:lvlText w:val="%9."/>
+      <w:lvlJc w:val="right"/>
+      <w:pPr>
+        <w:ind w:left="6480" w:hanging="180"/>
+      </w:pPr>
+    </w:lvl>
+  </w:abstractNum>
+  <w:abstractNum w:abstractNumId="36" w15:restartNumberingAfterBreak="0">
     <w:nsid w:val="68D334B0"/>
     <w:multiLevelType w:val="multilevel"/>
     <w:tmpl w:val="5DD64F4E"/>
@@ -9890,7 +11321,7 @@
       </w:rPr>
     </w:lvl>
   </w:abstractNum>
-  <w:abstractNum w:abstractNumId="29" w15:restartNumberingAfterBreak="0">
+  <w:abstractNum w:abstractNumId="37" w15:restartNumberingAfterBreak="0">
     <w:nsid w:val="6A340D8E"/>
     <w:multiLevelType w:val="hybridMultilevel"/>
     <w:tmpl w:val="857665F2"/>
@@ -9979,7 +11410,93 @@
       </w:pPr>
     </w:lvl>
   </w:abstractNum>
-  <w:abstractNum w:abstractNumId="30" w15:restartNumberingAfterBreak="0">
+  <w:abstractNum w:abstractNumId="38" w15:restartNumberingAfterBreak="0">
+    <w:nsid w:val="6A7979CF"/>
+    <w:multiLevelType w:val="hybridMultilevel"/>
+    <w:tmpl w:val="BA68D816"/>
+    <w:lvl w:ilvl="0" w:tplc="FFFFFFFF">
+      <w:start w:val="1"/>
+      <w:numFmt w:val="decimal"/>
+      <w:lvlText w:val="%1."/>
+      <w:lvlJc w:val="left"/>
+      <w:pPr>
+        <w:ind w:left="720" w:hanging="360"/>
+      </w:pPr>
+    </w:lvl>
+    <w:lvl w:ilvl="1" w:tplc="040C0019" w:tentative="1">
+      <w:start w:val="1"/>
+      <w:numFmt w:val="lowerLetter"/>
+      <w:lvlText w:val="%2."/>
+      <w:lvlJc w:val="left"/>
+      <w:pPr>
+        <w:ind w:left="1440" w:hanging="360"/>
+      </w:pPr>
+    </w:lvl>
+    <w:lvl w:ilvl="2" w:tplc="040C001B" w:tentative="1">
+      <w:start w:val="1"/>
+      <w:numFmt w:val="lowerRoman"/>
+      <w:lvlText w:val="%3."/>
+      <w:lvlJc w:val="right"/>
+      <w:pPr>
+        <w:ind w:left="2160" w:hanging="180"/>
+      </w:pPr>
+    </w:lvl>
+    <w:lvl w:ilvl="3" w:tplc="040C000F" w:tentative="1">
+      <w:start w:val="1"/>
+      <w:numFmt w:val="decimal"/>
+      <w:lvlText w:val="%4."/>
+      <w:lvlJc w:val="left"/>
+      <w:pPr>
+        <w:ind w:left="2880" w:hanging="360"/>
+      </w:pPr>
+    </w:lvl>
+    <w:lvl w:ilvl="4" w:tplc="040C0019" w:tentative="1">
+      <w:start w:val="1"/>
+      <w:numFmt w:val="lowerLetter"/>
+      <w:lvlText w:val="%5."/>
+      <w:lvlJc w:val="left"/>
+      <w:pPr>
+        <w:ind w:left="3600" w:hanging="360"/>
+      </w:pPr>
+    </w:lvl>
+    <w:lvl w:ilvl="5" w:tplc="040C001B" w:tentative="1">
+      <w:start w:val="1"/>
+      <w:numFmt w:val="lowerRoman"/>
+      <w:lvlText w:val="%6."/>
+      <w:lvlJc w:val="right"/>
+      <w:pPr>
+        <w:ind w:left="4320" w:hanging="180"/>
+      </w:pPr>
+    </w:lvl>
+    <w:lvl w:ilvl="6" w:tplc="040C000F" w:tentative="1">
+      <w:start w:val="1"/>
+      <w:numFmt w:val="decimal"/>
+      <w:lvlText w:val="%7."/>
+      <w:lvlJc w:val="left"/>
+      <w:pPr>
+        <w:ind w:left="5040" w:hanging="360"/>
+      </w:pPr>
+    </w:lvl>
+    <w:lvl w:ilvl="7" w:tplc="040C0019" w:tentative="1">
+      <w:start w:val="1"/>
+      <w:numFmt w:val="lowerLetter"/>
+      <w:lvlText w:val="%8."/>
+      <w:lvlJc w:val="left"/>
+      <w:pPr>
+        <w:ind w:left="5760" w:hanging="360"/>
+      </w:pPr>
+    </w:lvl>
+    <w:lvl w:ilvl="8" w:tplc="040C001B" w:tentative="1">
+      <w:start w:val="1"/>
+      <w:numFmt w:val="lowerRoman"/>
+      <w:lvlText w:val="%9."/>
+      <w:lvlJc w:val="right"/>
+      <w:pPr>
+        <w:ind w:left="6480" w:hanging="180"/>
+      </w:pPr>
+    </w:lvl>
+  </w:abstractNum>
+  <w:abstractNum w:abstractNumId="39" w15:restartNumberingAfterBreak="0">
     <w:nsid w:val="6C6E007F"/>
     <w:multiLevelType w:val="hybridMultilevel"/>
     <w:tmpl w:val="B386C9F2"/>
@@ -10065,7 +11582,7 @@
       </w:pPr>
     </w:lvl>
   </w:abstractNum>
-  <w:abstractNum w:abstractNumId="31" w15:restartNumberingAfterBreak="0">
+  <w:abstractNum w:abstractNumId="40" w15:restartNumberingAfterBreak="0">
     <w:nsid w:val="6DC311DD"/>
     <w:multiLevelType w:val="hybridMultilevel"/>
     <w:tmpl w:val="B6E06838"/>
@@ -10151,7 +11668,93 @@
       </w:pPr>
     </w:lvl>
   </w:abstractNum>
-  <w:abstractNum w:abstractNumId="32" w15:restartNumberingAfterBreak="0">
+  <w:abstractNum w:abstractNumId="41" w15:restartNumberingAfterBreak="0">
+    <w:nsid w:val="6F154A1C"/>
+    <w:multiLevelType w:val="hybridMultilevel"/>
+    <w:tmpl w:val="B2306E68"/>
+    <w:lvl w:ilvl="0" w:tplc="040C0017">
+      <w:start w:val="1"/>
+      <w:numFmt w:val="lowerLetter"/>
+      <w:lvlText w:val="%1)"/>
+      <w:lvlJc w:val="left"/>
+      <w:pPr>
+        <w:ind w:left="720" w:hanging="360"/>
+      </w:pPr>
+    </w:lvl>
+    <w:lvl w:ilvl="1" w:tplc="040C0019" w:tentative="1">
+      <w:start w:val="1"/>
+      <w:numFmt w:val="lowerLetter"/>
+      <w:lvlText w:val="%2."/>
+      <w:lvlJc w:val="left"/>
+      <w:pPr>
+        <w:ind w:left="1440" w:hanging="360"/>
+      </w:pPr>
+    </w:lvl>
+    <w:lvl w:ilvl="2" w:tplc="040C001B" w:tentative="1">
+      <w:start w:val="1"/>
+      <w:numFmt w:val="lowerRoman"/>
+      <w:lvlText w:val="%3."/>
+      <w:lvlJc w:val="right"/>
+      <w:pPr>
+        <w:ind w:left="2160" w:hanging="180"/>
+      </w:pPr>
+    </w:lvl>
+    <w:lvl w:ilvl="3" w:tplc="040C000F" w:tentative="1">
+      <w:start w:val="1"/>
+      <w:numFmt w:val="decimal"/>
+      <w:lvlText w:val="%4."/>
+      <w:lvlJc w:val="left"/>
+      <w:pPr>
+        <w:ind w:left="2880" w:hanging="360"/>
+      </w:pPr>
+    </w:lvl>
+    <w:lvl w:ilvl="4" w:tplc="040C0019" w:tentative="1">
+      <w:start w:val="1"/>
+      <w:numFmt w:val="lowerLetter"/>
+      <w:lvlText w:val="%5."/>
+      <w:lvlJc w:val="left"/>
+      <w:pPr>
+        <w:ind w:left="3600" w:hanging="360"/>
+      </w:pPr>
+    </w:lvl>
+    <w:lvl w:ilvl="5" w:tplc="040C001B" w:tentative="1">
+      <w:start w:val="1"/>
+      <w:numFmt w:val="lowerRoman"/>
+      <w:lvlText w:val="%6."/>
+      <w:lvlJc w:val="right"/>
+      <w:pPr>
+        <w:ind w:left="4320" w:hanging="180"/>
+      </w:pPr>
+    </w:lvl>
+    <w:lvl w:ilvl="6" w:tplc="040C000F" w:tentative="1">
+      <w:start w:val="1"/>
+      <w:numFmt w:val="decimal"/>
+      <w:lvlText w:val="%7."/>
+      <w:lvlJc w:val="left"/>
+      <w:pPr>
+        <w:ind w:left="5040" w:hanging="360"/>
+      </w:pPr>
+    </w:lvl>
+    <w:lvl w:ilvl="7" w:tplc="040C0019" w:tentative="1">
+      <w:start w:val="1"/>
+      <w:numFmt w:val="lowerLetter"/>
+      <w:lvlText w:val="%8."/>
+      <w:lvlJc w:val="left"/>
+      <w:pPr>
+        <w:ind w:left="5760" w:hanging="360"/>
+      </w:pPr>
+    </w:lvl>
+    <w:lvl w:ilvl="8" w:tplc="040C001B" w:tentative="1">
+      <w:start w:val="1"/>
+      <w:numFmt w:val="lowerRoman"/>
+      <w:lvlText w:val="%9."/>
+      <w:lvlJc w:val="right"/>
+      <w:pPr>
+        <w:ind w:left="6480" w:hanging="180"/>
+      </w:pPr>
+    </w:lvl>
+  </w:abstractNum>
+  <w:abstractNum w:abstractNumId="42" w15:restartNumberingAfterBreak="0">
     <w:nsid w:val="70DA3396"/>
     <w:multiLevelType w:val="hybridMultilevel"/>
     <w:tmpl w:val="798A24BA"/>
@@ -10264,7 +11867,96 @@
       </w:rPr>
     </w:lvl>
   </w:abstractNum>
-  <w:abstractNum w:abstractNumId="33" w15:restartNumberingAfterBreak="0">
+  <w:abstractNum w:abstractNumId="43" w15:restartNumberingAfterBreak="0">
+    <w:nsid w:val="70DC7768"/>
+    <w:multiLevelType w:val="hybridMultilevel"/>
+    <w:tmpl w:val="A5D45E94"/>
+    <w:lvl w:ilvl="0" w:tplc="040C000F">
+      <w:start w:val="1"/>
+      <w:numFmt w:val="decimal"/>
+      <w:lvlText w:val="%1."/>
+      <w:lvlJc w:val="left"/>
+      <w:pPr>
+        <w:ind w:left="720" w:hanging="360"/>
+      </w:pPr>
+      <w:rPr>
+        <w:rFonts w:hint="default"/>
+      </w:rPr>
+    </w:lvl>
+    <w:lvl w:ilvl="1" w:tplc="040C0019" w:tentative="1">
+      <w:start w:val="1"/>
+      <w:numFmt w:val="lowerLetter"/>
+      <w:lvlText w:val="%2."/>
+      <w:lvlJc w:val="left"/>
+      <w:pPr>
+        <w:ind w:left="1440" w:hanging="360"/>
+      </w:pPr>
+    </w:lvl>
+    <w:lvl w:ilvl="2" w:tplc="040C001B" w:tentative="1">
+      <w:start w:val="1"/>
+      <w:numFmt w:val="lowerRoman"/>
+      <w:lvlText w:val="%3."/>
+      <w:lvlJc w:val="right"/>
+      <w:pPr>
+        <w:ind w:left="2160" w:hanging="180"/>
+      </w:pPr>
+    </w:lvl>
+    <w:lvl w:ilvl="3" w:tplc="040C000F" w:tentative="1">
+      <w:start w:val="1"/>
+      <w:numFmt w:val="decimal"/>
+      <w:lvlText w:val="%4."/>
+      <w:lvlJc w:val="left"/>
+      <w:pPr>
+        <w:ind w:left="2880" w:hanging="360"/>
+      </w:pPr>
+    </w:lvl>
+    <w:lvl w:ilvl="4" w:tplc="040C0019" w:tentative="1">
+      <w:start w:val="1"/>
+      <w:numFmt w:val="lowerLetter"/>
+      <w:lvlText w:val="%5."/>
+      <w:lvlJc w:val="left"/>
+      <w:pPr>
+        <w:ind w:left="3600" w:hanging="360"/>
+      </w:pPr>
+    </w:lvl>
+    <w:lvl w:ilvl="5" w:tplc="040C001B" w:tentative="1">
+      <w:start w:val="1"/>
+      <w:numFmt w:val="lowerRoman"/>
+      <w:lvlText w:val="%6."/>
+      <w:lvlJc w:val="right"/>
+      <w:pPr>
+        <w:ind w:left="4320" w:hanging="180"/>
+      </w:pPr>
+    </w:lvl>
+    <w:lvl w:ilvl="6" w:tplc="040C000F" w:tentative="1">
+      <w:start w:val="1"/>
+      <w:numFmt w:val="decimal"/>
+      <w:lvlText w:val="%7."/>
+      <w:lvlJc w:val="left"/>
+      <w:pPr>
+        <w:ind w:left="5040" w:hanging="360"/>
+      </w:pPr>
+    </w:lvl>
+    <w:lvl w:ilvl="7" w:tplc="040C0019" w:tentative="1">
+      <w:start w:val="1"/>
+      <w:numFmt w:val="lowerLetter"/>
+      <w:lvlText w:val="%8."/>
+      <w:lvlJc w:val="left"/>
+      <w:pPr>
+        <w:ind w:left="5760" w:hanging="360"/>
+      </w:pPr>
+    </w:lvl>
+    <w:lvl w:ilvl="8" w:tplc="040C001B" w:tentative="1">
+      <w:start w:val="1"/>
+      <w:numFmt w:val="lowerRoman"/>
+      <w:lvlText w:val="%9."/>
+      <w:lvlJc w:val="right"/>
+      <w:pPr>
+        <w:ind w:left="6480" w:hanging="180"/>
+      </w:pPr>
+    </w:lvl>
+  </w:abstractNum>
+  <w:abstractNum w:abstractNumId="44" w15:restartNumberingAfterBreak="0">
     <w:nsid w:val="75DB2488"/>
     <w:multiLevelType w:val="multilevel"/>
     <w:tmpl w:val="040C001F"/>
@@ -10350,7 +12042,7 @@
       </w:pPr>
     </w:lvl>
   </w:abstractNum>
-  <w:abstractNum w:abstractNumId="34" w15:restartNumberingAfterBreak="0">
+  <w:abstractNum w:abstractNumId="45" w15:restartNumberingAfterBreak="0">
     <w:nsid w:val="7E850375"/>
     <w:multiLevelType w:val="hybridMultilevel"/>
     <w:tmpl w:val="237A486E"/>
@@ -10440,109 +12132,142 @@
     </w:lvl>
   </w:abstractNum>
   <w:num w:numId="1" w16cid:durableId="434717407">
+    <w:abstractNumId w:val="18"/>
+  </w:num>
+  <w:num w:numId="2" w16cid:durableId="2128506219">
+    <w:abstractNumId w:val="34"/>
+  </w:num>
+  <w:num w:numId="3" w16cid:durableId="660699309">
+    <w:abstractNumId w:val="29"/>
+  </w:num>
+  <w:num w:numId="4" w16cid:durableId="962806652">
+    <w:abstractNumId w:val="7"/>
+  </w:num>
+  <w:num w:numId="5" w16cid:durableId="528841229">
+    <w:abstractNumId w:val="10"/>
+  </w:num>
+  <w:num w:numId="6" w16cid:durableId="1190533170">
+    <w:abstractNumId w:val="30"/>
+  </w:num>
+  <w:num w:numId="7" w16cid:durableId="1712000909">
+    <w:abstractNumId w:val="22"/>
+  </w:num>
+  <w:num w:numId="8" w16cid:durableId="1955556907">
+    <w:abstractNumId w:val="14"/>
+  </w:num>
+  <w:num w:numId="9" w16cid:durableId="207493210">
+    <w:abstractNumId w:val="24"/>
+  </w:num>
+  <w:num w:numId="10" w16cid:durableId="609749347">
+    <w:abstractNumId w:val="17"/>
+  </w:num>
+  <w:num w:numId="11" w16cid:durableId="1997491102">
+    <w:abstractNumId w:val="25"/>
+  </w:num>
+  <w:num w:numId="12" w16cid:durableId="755781864">
+    <w:abstractNumId w:val="39"/>
+  </w:num>
+  <w:num w:numId="13" w16cid:durableId="1354529101">
+    <w:abstractNumId w:val="8"/>
+  </w:num>
+  <w:num w:numId="14" w16cid:durableId="1687488065">
+    <w:abstractNumId w:val="3"/>
+  </w:num>
+  <w:num w:numId="15" w16cid:durableId="1729769414">
+    <w:abstractNumId w:val="20"/>
+  </w:num>
+  <w:num w:numId="16" w16cid:durableId="104735205">
+    <w:abstractNumId w:val="36"/>
+  </w:num>
+  <w:num w:numId="17" w16cid:durableId="1762023649">
+    <w:abstractNumId w:val="23"/>
+  </w:num>
+  <w:num w:numId="18" w16cid:durableId="1016883728">
+    <w:abstractNumId w:val="37"/>
+  </w:num>
+  <w:num w:numId="19" w16cid:durableId="984166065">
+    <w:abstractNumId w:val="44"/>
+  </w:num>
+  <w:num w:numId="20" w16cid:durableId="436410690">
+    <w:abstractNumId w:val="45"/>
+  </w:num>
+  <w:num w:numId="21" w16cid:durableId="1620993992">
+    <w:abstractNumId w:val="12"/>
+  </w:num>
+  <w:num w:numId="22" w16cid:durableId="1988313032">
+    <w:abstractNumId w:val="19"/>
+  </w:num>
+  <w:num w:numId="23" w16cid:durableId="615059096">
+    <w:abstractNumId w:val="2"/>
+  </w:num>
+  <w:num w:numId="24" w16cid:durableId="698899370">
+    <w:abstractNumId w:val="31"/>
+  </w:num>
+  <w:num w:numId="25" w16cid:durableId="32775877">
+    <w:abstractNumId w:val="4"/>
+  </w:num>
+  <w:num w:numId="26" w16cid:durableId="1617953439">
+    <w:abstractNumId w:val="21"/>
+  </w:num>
+  <w:num w:numId="27" w16cid:durableId="2133548661">
+    <w:abstractNumId w:val="42"/>
+  </w:num>
+  <w:num w:numId="28" w16cid:durableId="253637215">
+    <w:abstractNumId w:val="6"/>
+  </w:num>
+  <w:num w:numId="29" w16cid:durableId="2120101813">
+    <w:abstractNumId w:val="1"/>
+  </w:num>
+  <w:num w:numId="30" w16cid:durableId="1872960163">
+    <w:abstractNumId w:val="11"/>
+  </w:num>
+  <w:num w:numId="31" w16cid:durableId="763114070">
+    <w:abstractNumId w:val="26"/>
+  </w:num>
+  <w:num w:numId="32" w16cid:durableId="1223372411">
+    <w:abstractNumId w:val="28"/>
+  </w:num>
+  <w:num w:numId="33" w16cid:durableId="130900197">
+    <w:abstractNumId w:val="40"/>
+  </w:num>
+  <w:num w:numId="34" w16cid:durableId="1436899926">
+    <w:abstractNumId w:val="32"/>
+  </w:num>
+  <w:num w:numId="35" w16cid:durableId="356153600">
+    <w:abstractNumId w:val="15"/>
+  </w:num>
+  <w:num w:numId="36" w16cid:durableId="1715038730">
+    <w:abstractNumId w:val="43"/>
+  </w:num>
+  <w:num w:numId="37" w16cid:durableId="489367800">
+    <w:abstractNumId w:val="41"/>
+  </w:num>
+  <w:num w:numId="38" w16cid:durableId="1500461548">
+    <w:abstractNumId w:val="27"/>
+  </w:num>
+  <w:num w:numId="39" w16cid:durableId="1061365779">
+    <w:abstractNumId w:val="9"/>
+  </w:num>
+  <w:num w:numId="40" w16cid:durableId="1125081371">
+    <w:abstractNumId w:val="16"/>
+  </w:num>
+  <w:num w:numId="41" w16cid:durableId="864755829">
+    <w:abstractNumId w:val="38"/>
+  </w:num>
+  <w:num w:numId="42" w16cid:durableId="1652715570">
+    <w:abstractNumId w:val="0"/>
+  </w:num>
+  <w:num w:numId="43" w16cid:durableId="1512447815">
     <w:abstractNumId w:val="13"/>
   </w:num>
-  <w:num w:numId="2" w16cid:durableId="2128506219">
-    <w:abstractNumId w:val="27"/>
-  </w:num>
-  <w:num w:numId="3" w16cid:durableId="660699309">
-    <w:abstractNumId w:val="23"/>
-  </w:num>
-  <w:num w:numId="4" w16cid:durableId="962806652">
+  <w:num w:numId="44" w16cid:durableId="1916015164">
     <w:abstractNumId w:val="5"/>
   </w:num>
-  <w:num w:numId="5" w16cid:durableId="528841229">
-    <w:abstractNumId w:val="7"/>
+  <w:num w:numId="45" w16cid:durableId="471024837">
+    <w:abstractNumId w:val="35"/>
   </w:num>
-  <w:num w:numId="6" w16cid:durableId="1190533170">
-    <w:abstractNumId w:val="24"/>
-  </w:num>
-  <w:num w:numId="7" w16cid:durableId="1712000909">
-    <w:abstractNumId w:val="17"/>
-  </w:num>
-  <w:num w:numId="8" w16cid:durableId="1955556907">
-    <w:abstractNumId w:val="10"/>
-  </w:num>
-  <w:num w:numId="9" w16cid:durableId="207493210">
-    <w:abstractNumId w:val="19"/>
-  </w:num>
-  <w:num w:numId="10" w16cid:durableId="609749347">
-    <w:abstractNumId w:val="12"/>
-  </w:num>
-  <w:num w:numId="11" w16cid:durableId="1997491102">
-    <w:abstractNumId w:val="20"/>
-  </w:num>
-  <w:num w:numId="12" w16cid:durableId="755781864">
-    <w:abstractNumId w:val="30"/>
-  </w:num>
-  <w:num w:numId="13" w16cid:durableId="1354529101">
-    <w:abstractNumId w:val="6"/>
-  </w:num>
-  <w:num w:numId="14" w16cid:durableId="1687488065">
-    <w:abstractNumId w:val="2"/>
-  </w:num>
-  <w:num w:numId="15" w16cid:durableId="1729769414">
-    <w:abstractNumId w:val="15"/>
-  </w:num>
-  <w:num w:numId="16" w16cid:durableId="104735205">
-    <w:abstractNumId w:val="28"/>
-  </w:num>
-  <w:num w:numId="17" w16cid:durableId="1762023649">
-    <w:abstractNumId w:val="18"/>
-  </w:num>
-  <w:num w:numId="18" w16cid:durableId="1016883728">
-    <w:abstractNumId w:val="29"/>
-  </w:num>
-  <w:num w:numId="19" w16cid:durableId="984166065">
+  <w:num w:numId="46" w16cid:durableId="2085493264">
     <w:abstractNumId w:val="33"/>
-  </w:num>
-  <w:num w:numId="20" w16cid:durableId="436410690">
-    <w:abstractNumId w:val="34"/>
-  </w:num>
-  <w:num w:numId="21" w16cid:durableId="1620993992">
-    <w:abstractNumId w:val="9"/>
-  </w:num>
-  <w:num w:numId="22" w16cid:durableId="1988313032">
-    <w:abstractNumId w:val="14"/>
-  </w:num>
-  <w:num w:numId="23" w16cid:durableId="615059096">
-    <w:abstractNumId w:val="1"/>
-  </w:num>
-  <w:num w:numId="24" w16cid:durableId="698899370">
-    <w:abstractNumId w:val="25"/>
-  </w:num>
-  <w:num w:numId="25" w16cid:durableId="32775877">
-    <w:abstractNumId w:val="3"/>
-  </w:num>
-  <w:num w:numId="26" w16cid:durableId="1617953439">
-    <w:abstractNumId w:val="16"/>
-  </w:num>
-  <w:num w:numId="27" w16cid:durableId="2133548661">
-    <w:abstractNumId w:val="32"/>
-  </w:num>
-  <w:num w:numId="28" w16cid:durableId="253637215">
-    <w:abstractNumId w:val="4"/>
-  </w:num>
-  <w:num w:numId="29" w16cid:durableId="2120101813">
-    <w:abstractNumId w:val="0"/>
-  </w:num>
-  <w:num w:numId="30" w16cid:durableId="1872960163">
-    <w:abstractNumId w:val="8"/>
-  </w:num>
-  <w:num w:numId="31" w16cid:durableId="763114070">
-    <w:abstractNumId w:val="21"/>
-  </w:num>
-  <w:num w:numId="32" w16cid:durableId="1223372411">
-    <w:abstractNumId w:val="22"/>
-  </w:num>
-  <w:num w:numId="33" w16cid:durableId="130900197">
-    <w:abstractNumId w:val="31"/>
-  </w:num>
-  <w:num w:numId="34" w16cid:durableId="1436899926">
-    <w:abstractNumId w:val="26"/>
-  </w:num>
-  <w:num w:numId="35" w16cid:durableId="356153600">
-    <w:abstractNumId w:val="11"/>
   </w:num>
 </w:numbering>
 </file>
@@ -11150,6 +12875,7 @@
   <w:style w:type="character" w:default="1" w:styleId="DefaultParagraphFont">
     <w:name w:val="Default Paragraph Font"/>
     <w:uiPriority w:val="1"/>
+    <w:semiHidden/>
     <w:unhideWhenUsed/>
   </w:style>
   <w:style w:type="table" w:default="1" w:styleId="TableNormal">

--- a/Rapport de projet AGL3.docx
+++ b/Rapport de projet AGL3.docx
@@ -10,16 +10,16 @@
         <mc:AlternateContent>
           <mc:Choice Requires="wps">
             <w:drawing>
-              <wp:anchor distT="0" distB="0" distL="114300" distR="114300" simplePos="0" relativeHeight="251663360" behindDoc="0" locked="0" layoutInCell="1" allowOverlap="1" wp14:anchorId="28ACEC16" wp14:editId="3BF906E3">
+              <wp:anchor distT="0" distB="0" distL="114300" distR="114300" simplePos="0" relativeHeight="251663360" behindDoc="0" locked="0" layoutInCell="1" allowOverlap="1" wp14:anchorId="28ACEC16" wp14:editId="252F87C2">
                 <wp:simplePos x="0" y="0"/>
                 <wp:positionH relativeFrom="column">
-                  <wp:posOffset>-287655</wp:posOffset>
+                  <wp:posOffset>-410845</wp:posOffset>
                 </wp:positionH>
                 <wp:positionV relativeFrom="paragraph">
-                  <wp:posOffset>109441</wp:posOffset>
+                  <wp:posOffset>122555</wp:posOffset>
                 </wp:positionV>
-                <wp:extent cx="2279236" cy="405516"/>
-                <wp:effectExtent l="0" t="0" r="0" b="0"/>
+                <wp:extent cx="2508250" cy="450850"/>
+                <wp:effectExtent l="0" t="0" r="0" b="6350"/>
                 <wp:wrapNone/>
                 <wp:docPr id="6" name="Text Box 6"/>
                 <wp:cNvGraphicFramePr/>
@@ -30,7 +30,7 @@
                       <wps:spPr>
                         <a:xfrm>
                           <a:off x="0" y="0"/>
-                          <a:ext cx="2279236" cy="405516"/>
+                          <a:ext cx="2508250" cy="450850"/>
                         </a:xfrm>
                         <a:prstGeom prst="rect">
                           <a:avLst/>
@@ -46,20 +46,23 @@
                             <w:pPr>
                               <w:jc w:val="center"/>
                               <w:rPr>
-                                <w:b/>
-                                <w:bCs/>
                                 <w:sz w:val="20"/>
                                 <w:szCs w:val="20"/>
                               </w:rPr>
                             </w:pPr>
                             <w:r>
                               <w:rPr>
-                                <w:b/>
-                                <w:bCs/>
                                 <w:sz w:val="20"/>
                                 <w:szCs w:val="20"/>
                               </w:rPr>
-                              <w:t>MINISTERE DE LA COMMUNICATION ET DE L'ÉCONOMIE NUMERIQUE</w:t>
+                              <w:t xml:space="preserve">MINISTERE DE LA </w:t>
+                            </w:r>
+                            <w:r>
+                              <w:rPr>
+                                <w:sz w:val="20"/>
+                                <w:szCs w:val="20"/>
+                              </w:rPr>
+                              <w:t>TRANSITION NUMERIQUE ET DE LA DIGITALISATION</w:t>
                             </w:r>
                           </w:p>
                         </w:txbxContent>
@@ -88,27 +91,30 @@
                 <v:stroke joinstyle="miter"/>
                 <v:path gradientshapeok="t" o:connecttype="rect"/>
               </v:shapetype>
-              <v:shape id="Text Box 6" o:spid="_x0000_s1026" type="#_x0000_t202" style="position:absolute;margin-left:-22.65pt;margin-top:8.6pt;width:179.45pt;height:31.95pt;z-index:251663360;visibility:visible;mso-wrap-style:square;mso-width-percent:0;mso-height-percent:0;mso-wrap-distance-left:9pt;mso-wrap-distance-top:0;mso-wrap-distance-right:9pt;mso-wrap-distance-bottom:0;mso-position-horizontal:absolute;mso-position-horizontal-relative:text;mso-position-vertical:absolute;mso-position-vertical-relative:text;mso-width-percent:0;mso-height-percent:0;mso-width-relative:margin;mso-height-relative:margin;v-text-anchor:top" o:gfxdata="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" filled="f" stroked="f" strokeweight=".5pt">
+              <v:shape id="Text Box 6" o:spid="_x0000_s1026" type="#_x0000_t202" style="position:absolute;margin-left:-32.35pt;margin-top:9.65pt;width:197.5pt;height:35.5pt;z-index:251663360;visibility:visible;mso-wrap-style:square;mso-width-percent:0;mso-height-percent:0;mso-wrap-distance-left:9pt;mso-wrap-distance-top:0;mso-wrap-distance-right:9pt;mso-wrap-distance-bottom:0;mso-position-horizontal:absolute;mso-position-horizontal-relative:text;mso-position-vertical:absolute;mso-position-vertical-relative:text;mso-width-percent:0;mso-height-percent:0;mso-width-relative:margin;mso-height-relative:margin;v-text-anchor:top" o:gfxdata="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" filled="f" stroked="f" strokeweight=".5pt">
                 <v:textbox>
                   <w:txbxContent>
                     <w:p>
                       <w:pPr>
                         <w:jc w:val="center"/>
                         <w:rPr>
-                          <w:b/>
-                          <w:bCs/>
                           <w:sz w:val="20"/>
                           <w:szCs w:val="20"/>
                         </w:rPr>
                       </w:pPr>
                       <w:r>
                         <w:rPr>
-                          <w:b/>
-                          <w:bCs/>
                           <w:sz w:val="20"/>
                           <w:szCs w:val="20"/>
                         </w:rPr>
-                        <w:t>MINISTERE DE LA COMMUNICATION ET DE L'ÉCONOMIE NUMERIQUE</w:t>
+                        <w:t xml:space="preserve">MINISTERE DE LA </w:t>
+                      </w:r>
+                      <w:r>
+                        <w:rPr>
+                          <w:sz w:val="20"/>
+                          <w:szCs w:val="20"/>
+                        </w:rPr>
+                        <w:t>TRANSITION NUMERIQUE ET DE LA DIGITALISATION</w:t>
                       </w:r>
                     </w:p>
                   </w:txbxContent>
@@ -1865,16 +1871,14 @@
           <w:sz w:val="26"/>
           <w:szCs w:val="26"/>
         </w:rPr>
-        <w:t xml:space="preserve"> qui répond aux besoins du festival "Doc à Tunis" et facilite son organisation. Cette démarche soulève plusieurs questions : Comment organiser efficacement les données des films, des projections et des membres du jury ? Quelles fonctionnalités l’application doit-elle offrir pour une gestion optimale ? Comment garantir une interface simple et intuitive pour les utilisateurs ? </w:t>
-      </w:r>
-      <w:r>
-        <w:rPr>
-          <w:b/>
-          <w:bCs/>
-          <w:sz w:val="26"/>
-          <w:szCs w:val="26"/>
-        </w:rPr>
-        <w:t>Pour répondre à ces interrogations, ce rapport présente une étude préalable, suivie d’une modélisation conceptuelle et technique, pour aboutir à la conception d'une application adaptée aux besoins du festival.</w:t>
+        <w:t xml:space="preserve"> qui répond aux besoins du festival "Doc à Tunis" et facilite son organisation. Cette démarche soulève plusieurs questions : Comment organiser efficacement les données des films, des projections et des membres du jury ? Quelles fonctionnalités l’application doit-elle offrir pour une gestion optimale ? Comment garantir une interface simple et intuitive pour les utilisateurs </w:t>
+      </w:r>
+      <w:r>
+        <w:rPr>
+          <w:sz w:val="26"/>
+          <w:szCs w:val="26"/>
+        </w:rPr>
+        <w:t>? Pour répondre à ces interrogations, ce rapport présente une étude préalable, suivie d’une modélisation conceptuelle et technique, pour aboutir à la conception d'une application adaptée aux besoins du festival.</w:t>
       </w:r>
     </w:p>
     <w:p>
@@ -3738,7 +3742,7 @@
           <w:noProof/>
         </w:rPr>
         <w:drawing>
-          <wp:anchor distT="0" distB="0" distL="114300" distR="114300" simplePos="0" relativeHeight="251661312" behindDoc="0" locked="0" layoutInCell="1" allowOverlap="1" wp14:anchorId="7ED06660" wp14:editId="091205CB">
+          <wp:anchor distT="0" distB="0" distL="114300" distR="114300" simplePos="0" relativeHeight="251661312" behindDoc="0" locked="0" layoutInCell="1" allowOverlap="1" wp14:anchorId="7ED06660" wp14:editId="06667DD4">
             <wp:simplePos x="0" y="0"/>
             <wp:positionH relativeFrom="column">
               <wp:posOffset>-436880</wp:posOffset>
@@ -3747,7 +3751,7 @@
               <wp:posOffset>173189</wp:posOffset>
             </wp:positionV>
             <wp:extent cx="6636385" cy="3952875"/>
-            <wp:effectExtent l="19050" t="19050" r="12065" b="28575"/>
+            <wp:effectExtent l="0" t="0" r="0" b="9525"/>
             <wp:wrapNone/>
             <wp:docPr id="4" name="Picture 4"/>
             <wp:cNvGraphicFramePr>
@@ -3785,12 +3789,7 @@
                     </a:prstGeom>
                     <a:noFill/>
                     <a:ln>
-                      <a:solidFill>
-                        <a:schemeClr val="tx2">
-                          <a:lumMod val="75000"/>
-                          <a:lumOff val="25000"/>
-                        </a:schemeClr>
-                      </a:solidFill>
+                      <a:noFill/>
                     </a:ln>
                   </pic:spPr>
                 </pic:pic>
@@ -4873,7 +4872,7 @@
           <w:noProof/>
         </w:rPr>
         <w:drawing>
-          <wp:anchor distT="0" distB="0" distL="114300" distR="114300" simplePos="0" relativeHeight="251678720" behindDoc="0" locked="0" layoutInCell="1" allowOverlap="1" wp14:anchorId="0592AEFB" wp14:editId="28766AE7">
+          <wp:anchor distT="0" distB="0" distL="114300" distR="114300" simplePos="0" relativeHeight="251678720" behindDoc="0" locked="0" layoutInCell="1" allowOverlap="1" wp14:anchorId="0592AEFB" wp14:editId="3DB874C4">
             <wp:simplePos x="0" y="0"/>
             <wp:positionH relativeFrom="column">
               <wp:posOffset>-430640</wp:posOffset>
@@ -4882,7 +4881,7 @@
               <wp:posOffset>221366</wp:posOffset>
             </wp:positionV>
             <wp:extent cx="6620910" cy="4659465"/>
-            <wp:effectExtent l="19050" t="19050" r="27940" b="27305"/>
+            <wp:effectExtent l="0" t="0" r="8890" b="8255"/>
             <wp:wrapNone/>
             <wp:docPr id="27" name="Picture 27"/>
             <wp:cNvGraphicFramePr>
@@ -4920,12 +4919,7 @@
                     </a:prstGeom>
                     <a:noFill/>
                     <a:ln>
-                      <a:solidFill>
-                        <a:schemeClr val="tx2">
-                          <a:lumMod val="75000"/>
-                          <a:lumOff val="25000"/>
-                        </a:schemeClr>
-                      </a:solidFill>
+                      <a:noFill/>
                     </a:ln>
                   </pic:spPr>
                 </pic:pic>
@@ -6216,7 +6210,7 @@
         </w:rPr>
         <w:lastRenderedPageBreak/>
         <w:drawing>
-          <wp:anchor distT="0" distB="0" distL="114300" distR="114300" simplePos="0" relativeHeight="251679744" behindDoc="0" locked="0" layoutInCell="1" allowOverlap="1" wp14:anchorId="45ED8F83" wp14:editId="1B728D35">
+          <wp:anchor distT="0" distB="0" distL="114300" distR="114300" simplePos="0" relativeHeight="251679744" behindDoc="0" locked="0" layoutInCell="1" allowOverlap="1" wp14:anchorId="45ED8F83" wp14:editId="5147C430">
             <wp:simplePos x="0" y="0"/>
             <wp:positionH relativeFrom="column">
               <wp:posOffset>-411480</wp:posOffset>
@@ -6225,7 +6219,7 @@
               <wp:posOffset>144449</wp:posOffset>
             </wp:positionV>
             <wp:extent cx="6598174" cy="4290557"/>
-            <wp:effectExtent l="19050" t="19050" r="12700" b="15240"/>
+            <wp:effectExtent l="0" t="0" r="0" b="0"/>
             <wp:wrapNone/>
             <wp:docPr id="30" name="Picture 30"/>
             <wp:cNvGraphicFramePr>
@@ -6263,12 +6257,7 @@
                     </a:prstGeom>
                     <a:noFill/>
                     <a:ln>
-                      <a:solidFill>
-                        <a:schemeClr val="tx2">
-                          <a:lumMod val="75000"/>
-                          <a:lumOff val="25000"/>
-                        </a:schemeClr>
-                      </a:solidFill>
+                      <a:noFill/>
                     </a:ln>
                   </pic:spPr>
                 </pic:pic>
@@ -7369,6 +7358,69 @@
     </w:p>
     <w:p>
       <w:pPr>
+        <w:jc w:val="both"/>
+        <w:rPr>
+          <w:sz w:val="26"/>
+          <w:szCs w:val="26"/>
+        </w:rPr>
+      </w:pPr>
+    </w:p>
+    <w:p>
+      <w:pPr>
+        <w:jc w:val="both"/>
+        <w:rPr>
+          <w:sz w:val="26"/>
+          <w:szCs w:val="26"/>
+        </w:rPr>
+      </w:pPr>
+    </w:p>
+    <w:p>
+      <w:pPr>
+        <w:jc w:val="both"/>
+        <w:rPr>
+          <w:sz w:val="26"/>
+          <w:szCs w:val="26"/>
+        </w:rPr>
+      </w:pPr>
+    </w:p>
+    <w:p>
+      <w:pPr>
+        <w:jc w:val="both"/>
+        <w:rPr>
+          <w:sz w:val="26"/>
+          <w:szCs w:val="26"/>
+        </w:rPr>
+      </w:pPr>
+    </w:p>
+    <w:p>
+      <w:pPr>
+        <w:jc w:val="both"/>
+        <w:rPr>
+          <w:sz w:val="26"/>
+          <w:szCs w:val="26"/>
+        </w:rPr>
+      </w:pPr>
+    </w:p>
+    <w:p>
+      <w:pPr>
+        <w:jc w:val="both"/>
+        <w:rPr>
+          <w:sz w:val="26"/>
+          <w:szCs w:val="26"/>
+        </w:rPr>
+      </w:pPr>
+    </w:p>
+    <w:p>
+      <w:pPr>
+        <w:jc w:val="both"/>
+        <w:rPr>
+          <w:sz w:val="26"/>
+          <w:szCs w:val="26"/>
+        </w:rPr>
+      </w:pPr>
+    </w:p>
+    <w:p>
+      <w:pPr>
         <w:jc w:val="center"/>
         <w:rPr>
           <w:b/>
@@ -7391,9 +7443,514 @@
           <w:sz w:val="26"/>
           <w:szCs w:val="26"/>
         </w:rPr>
-        <w:t xml:space="preserve"> Gestion des notes</w:t>
-      </w:r>
-    </w:p>
+        <w:t xml:space="preserve"> Gestion des note</w:t>
+      </w:r>
+      <w:r>
+        <w:rPr>
+          <w:b/>
+          <w:bCs/>
+          <w:sz w:val="26"/>
+          <w:szCs w:val="26"/>
+        </w:rPr>
+        <w:t>s</w:t>
+      </w:r>
+    </w:p>
+    <w:p>
+      <w:pPr>
+        <w:jc w:val="both"/>
+        <w:rPr>
+          <w:sz w:val="26"/>
+          <w:szCs w:val="26"/>
+        </w:rPr>
+      </w:pPr>
+      <w:r>
+        <w:rPr>
+          <w:noProof/>
+        </w:rPr>
+        <w:drawing>
+          <wp:anchor distT="0" distB="0" distL="114300" distR="114300" simplePos="0" relativeHeight="251681792" behindDoc="0" locked="0" layoutInCell="1" allowOverlap="1" wp14:anchorId="19BFFFC5" wp14:editId="575865EF">
+            <wp:simplePos x="0" y="0"/>
+            <wp:positionH relativeFrom="column">
+              <wp:posOffset>-239395</wp:posOffset>
+            </wp:positionH>
+            <wp:positionV relativeFrom="paragraph">
+              <wp:posOffset>341630</wp:posOffset>
+            </wp:positionV>
+            <wp:extent cx="6270707" cy="3829050"/>
+            <wp:effectExtent l="0" t="0" r="0" b="0"/>
+            <wp:wrapNone/>
+            <wp:docPr id="11" name="Picture 11"/>
+            <wp:cNvGraphicFramePr>
+              <a:graphicFrameLocks xmlns:a="http://schemas.openxmlformats.org/drawingml/2006/main" noChangeAspect="1"/>
+            </wp:cNvGraphicFramePr>
+            <a:graphic xmlns:a="http://schemas.openxmlformats.org/drawingml/2006/main">
+              <a:graphicData uri="http://schemas.openxmlformats.org/drawingml/2006/picture">
+                <pic:pic xmlns:pic="http://schemas.openxmlformats.org/drawingml/2006/picture">
+                  <pic:nvPicPr>
+                    <pic:cNvPr id="0" name="Picture 7"/>
+                    <pic:cNvPicPr>
+                      <a:picLocks noChangeAspect="1" noChangeArrowheads="1"/>
+                    </pic:cNvPicPr>
+                  </pic:nvPicPr>
+                  <pic:blipFill>
+                    <a:blip r:embed="rId13">
+                      <a:extLst>
+                        <a:ext uri="{28A0092B-C50C-407E-A947-70E740481C1C}">
+                          <a14:useLocalDpi xmlns:a14="http://schemas.microsoft.com/office/drawing/2010/main" val="0"/>
+                        </a:ext>
+                      </a:extLst>
+                    </a:blip>
+                    <a:srcRect/>
+                    <a:stretch>
+                      <a:fillRect/>
+                    </a:stretch>
+                  </pic:blipFill>
+                  <pic:spPr bwMode="auto">
+                    <a:xfrm>
+                      <a:off x="0" y="0"/>
+                      <a:ext cx="6270707" cy="3829050"/>
+                    </a:xfrm>
+                    <a:prstGeom prst="rect">
+                      <a:avLst/>
+                    </a:prstGeom>
+                    <a:noFill/>
+                    <a:ln>
+                      <a:noFill/>
+                    </a:ln>
+                  </pic:spPr>
+                </pic:pic>
+              </a:graphicData>
+            </a:graphic>
+            <wp14:sizeRelH relativeFrom="margin">
+              <wp14:pctWidth>0</wp14:pctWidth>
+            </wp14:sizeRelH>
+            <wp14:sizeRelV relativeFrom="margin">
+              <wp14:pctHeight>0</wp14:pctHeight>
+            </wp14:sizeRelV>
+          </wp:anchor>
+        </w:drawing>
+      </w:r>
+    </w:p>
+    <w:p>
+      <w:pPr>
+        <w:jc w:val="both"/>
+        <w:rPr>
+          <w:sz w:val="26"/>
+          <w:szCs w:val="26"/>
+        </w:rPr>
+      </w:pPr>
+    </w:p>
+    <w:p>
+      <w:pPr>
+        <w:jc w:val="both"/>
+        <w:rPr>
+          <w:sz w:val="26"/>
+          <w:szCs w:val="26"/>
+        </w:rPr>
+      </w:pPr>
+    </w:p>
+    <w:p>
+      <w:pPr>
+        <w:jc w:val="both"/>
+        <w:rPr>
+          <w:sz w:val="26"/>
+          <w:szCs w:val="26"/>
+        </w:rPr>
+      </w:pPr>
+    </w:p>
+    <w:p>
+      <w:pPr>
+        <w:jc w:val="both"/>
+        <w:rPr>
+          <w:sz w:val="26"/>
+          <w:szCs w:val="26"/>
+        </w:rPr>
+      </w:pPr>
+    </w:p>
+    <w:p>
+      <w:pPr>
+        <w:jc w:val="both"/>
+        <w:rPr>
+          <w:sz w:val="26"/>
+          <w:szCs w:val="26"/>
+        </w:rPr>
+      </w:pPr>
+    </w:p>
+    <w:p>
+      <w:pPr>
+        <w:jc w:val="both"/>
+        <w:rPr>
+          <w:sz w:val="26"/>
+          <w:szCs w:val="26"/>
+        </w:rPr>
+      </w:pPr>
+    </w:p>
+    <w:p>
+      <w:pPr>
+        <w:jc w:val="both"/>
+        <w:rPr>
+          <w:sz w:val="26"/>
+          <w:szCs w:val="26"/>
+        </w:rPr>
+      </w:pPr>
+    </w:p>
+    <w:p>
+      <w:pPr>
+        <w:jc w:val="both"/>
+        <w:rPr>
+          <w:sz w:val="26"/>
+          <w:szCs w:val="26"/>
+        </w:rPr>
+      </w:pPr>
+    </w:p>
+    <w:p>
+      <w:pPr>
+        <w:jc w:val="both"/>
+        <w:rPr>
+          <w:sz w:val="26"/>
+          <w:szCs w:val="26"/>
+        </w:rPr>
+      </w:pPr>
+    </w:p>
+    <w:p>
+      <w:pPr>
+        <w:jc w:val="both"/>
+        <w:rPr>
+          <w:sz w:val="26"/>
+          <w:szCs w:val="26"/>
+        </w:rPr>
+      </w:pPr>
+    </w:p>
+    <w:p>
+      <w:pPr>
+        <w:jc w:val="both"/>
+        <w:rPr>
+          <w:sz w:val="26"/>
+          <w:szCs w:val="26"/>
+        </w:rPr>
+      </w:pPr>
+    </w:p>
+    <w:p>
+      <w:pPr>
+        <w:jc w:val="both"/>
+        <w:rPr>
+          <w:sz w:val="26"/>
+          <w:szCs w:val="26"/>
+        </w:rPr>
+      </w:pPr>
+    </w:p>
+    <w:p>
+      <w:pPr>
+        <w:jc w:val="both"/>
+        <w:rPr>
+          <w:sz w:val="26"/>
+          <w:szCs w:val="26"/>
+        </w:rPr>
+      </w:pPr>
+    </w:p>
+    <w:p>
+      <w:pPr>
+        <w:jc w:val="center"/>
+        <w:rPr>
+          <w:sz w:val="26"/>
+          <w:szCs w:val="26"/>
+        </w:rPr>
+      </w:pPr>
+      <w:r>
+        <w:rPr>
+          <w:sz w:val="26"/>
+          <w:szCs w:val="26"/>
+        </w:rPr>
+        <w:t xml:space="preserve">DESCRIPTION TEXTUELLE : </w:t>
+      </w:r>
+      <w:r>
+        <w:rPr>
+          <w:b/>
+          <w:bCs/>
+          <w:sz w:val="26"/>
+          <w:szCs w:val="26"/>
+        </w:rPr>
+        <w:t>Gestion des notes</w:t>
+      </w:r>
+    </w:p>
+    <w:p>
+      <w:pPr>
+        <w:jc w:val="both"/>
+        <w:rPr>
+          <w:sz w:val="26"/>
+          <w:szCs w:val="26"/>
+        </w:rPr>
+      </w:pPr>
+    </w:p>
+    <w:p>
+      <w:pPr>
+        <w:jc w:val="both"/>
+        <w:rPr>
+          <w:sz w:val="26"/>
+          <w:szCs w:val="26"/>
+        </w:rPr>
+      </w:pPr>
+    </w:p>
+    <w:p>
+      <w:pPr>
+        <w:jc w:val="both"/>
+        <w:rPr>
+          <w:sz w:val="26"/>
+          <w:szCs w:val="26"/>
+        </w:rPr>
+      </w:pPr>
+    </w:p>
+    <w:tbl>
+      <w:tblPr>
+        <w:tblStyle w:val="TableGrid"/>
+        <w:tblW w:w="0" w:type="auto"/>
+        <w:tblLook w:val="04A0" w:firstRow="1" w:lastRow="0" w:firstColumn="1" w:lastColumn="0" w:noHBand="0" w:noVBand="1"/>
+      </w:tblPr>
+      <w:tblGrid>
+        <w:gridCol w:w="4531"/>
+        <w:gridCol w:w="4531"/>
+      </w:tblGrid>
+      <w:tr>
+        <w:tc>
+          <w:tcPr>
+            <w:tcW w:w="4531" w:type="dxa"/>
+          </w:tcPr>
+          <w:p>
+            <w:pPr>
+              <w:jc w:val="both"/>
+              <w:rPr>
+                <w:sz w:val="26"/>
+                <w:szCs w:val="26"/>
+              </w:rPr>
+            </w:pPr>
+          </w:p>
+        </w:tc>
+        <w:tc>
+          <w:tcPr>
+            <w:tcW w:w="4531" w:type="dxa"/>
+          </w:tcPr>
+          <w:p>
+            <w:pPr>
+              <w:jc w:val="both"/>
+              <w:rPr>
+                <w:sz w:val="26"/>
+                <w:szCs w:val="26"/>
+              </w:rPr>
+            </w:pPr>
+          </w:p>
+        </w:tc>
+      </w:tr>
+      <w:tr>
+        <w:tc>
+          <w:tcPr>
+            <w:tcW w:w="4531" w:type="dxa"/>
+          </w:tcPr>
+          <w:p>
+            <w:pPr>
+              <w:jc w:val="both"/>
+              <w:rPr>
+                <w:sz w:val="26"/>
+                <w:szCs w:val="26"/>
+              </w:rPr>
+            </w:pPr>
+          </w:p>
+        </w:tc>
+        <w:tc>
+          <w:tcPr>
+            <w:tcW w:w="4531" w:type="dxa"/>
+          </w:tcPr>
+          <w:p>
+            <w:pPr>
+              <w:jc w:val="both"/>
+              <w:rPr>
+                <w:sz w:val="26"/>
+                <w:szCs w:val="26"/>
+              </w:rPr>
+            </w:pPr>
+          </w:p>
+        </w:tc>
+      </w:tr>
+      <w:tr>
+        <w:tc>
+          <w:tcPr>
+            <w:tcW w:w="4531" w:type="dxa"/>
+          </w:tcPr>
+          <w:p>
+            <w:pPr>
+              <w:jc w:val="both"/>
+              <w:rPr>
+                <w:sz w:val="26"/>
+                <w:szCs w:val="26"/>
+              </w:rPr>
+            </w:pPr>
+          </w:p>
+        </w:tc>
+        <w:tc>
+          <w:tcPr>
+            <w:tcW w:w="4531" w:type="dxa"/>
+          </w:tcPr>
+          <w:p>
+            <w:pPr>
+              <w:jc w:val="both"/>
+              <w:rPr>
+                <w:sz w:val="26"/>
+                <w:szCs w:val="26"/>
+              </w:rPr>
+            </w:pPr>
+          </w:p>
+        </w:tc>
+      </w:tr>
+      <w:tr>
+        <w:tc>
+          <w:tcPr>
+            <w:tcW w:w="4531" w:type="dxa"/>
+          </w:tcPr>
+          <w:p>
+            <w:pPr>
+              <w:jc w:val="both"/>
+              <w:rPr>
+                <w:sz w:val="26"/>
+                <w:szCs w:val="26"/>
+              </w:rPr>
+            </w:pPr>
+          </w:p>
+        </w:tc>
+        <w:tc>
+          <w:tcPr>
+            <w:tcW w:w="4531" w:type="dxa"/>
+          </w:tcPr>
+          <w:p>
+            <w:pPr>
+              <w:jc w:val="both"/>
+              <w:rPr>
+                <w:sz w:val="26"/>
+                <w:szCs w:val="26"/>
+              </w:rPr>
+            </w:pPr>
+          </w:p>
+        </w:tc>
+      </w:tr>
+      <w:tr>
+        <w:tc>
+          <w:tcPr>
+            <w:tcW w:w="4531" w:type="dxa"/>
+          </w:tcPr>
+          <w:p>
+            <w:pPr>
+              <w:jc w:val="both"/>
+              <w:rPr>
+                <w:sz w:val="26"/>
+                <w:szCs w:val="26"/>
+              </w:rPr>
+            </w:pPr>
+          </w:p>
+        </w:tc>
+        <w:tc>
+          <w:tcPr>
+            <w:tcW w:w="4531" w:type="dxa"/>
+          </w:tcPr>
+          <w:p>
+            <w:pPr>
+              <w:jc w:val="both"/>
+              <w:rPr>
+                <w:sz w:val="26"/>
+                <w:szCs w:val="26"/>
+              </w:rPr>
+            </w:pPr>
+          </w:p>
+        </w:tc>
+      </w:tr>
+      <w:tr>
+        <w:tc>
+          <w:tcPr>
+            <w:tcW w:w="4531" w:type="dxa"/>
+          </w:tcPr>
+          <w:p>
+            <w:pPr>
+              <w:jc w:val="both"/>
+              <w:rPr>
+                <w:sz w:val="26"/>
+                <w:szCs w:val="26"/>
+              </w:rPr>
+            </w:pPr>
+          </w:p>
+        </w:tc>
+        <w:tc>
+          <w:tcPr>
+            <w:tcW w:w="4531" w:type="dxa"/>
+          </w:tcPr>
+          <w:p>
+            <w:pPr>
+              <w:jc w:val="both"/>
+              <w:rPr>
+                <w:sz w:val="26"/>
+                <w:szCs w:val="26"/>
+              </w:rPr>
+            </w:pPr>
+          </w:p>
+        </w:tc>
+      </w:tr>
+      <w:tr>
+        <w:tc>
+          <w:tcPr>
+            <w:tcW w:w="4531" w:type="dxa"/>
+          </w:tcPr>
+          <w:p>
+            <w:pPr>
+              <w:jc w:val="both"/>
+              <w:rPr>
+                <w:sz w:val="26"/>
+                <w:szCs w:val="26"/>
+              </w:rPr>
+            </w:pPr>
+          </w:p>
+        </w:tc>
+        <w:tc>
+          <w:tcPr>
+            <w:tcW w:w="4531" w:type="dxa"/>
+          </w:tcPr>
+          <w:p>
+            <w:pPr>
+              <w:jc w:val="both"/>
+              <w:rPr>
+                <w:sz w:val="26"/>
+                <w:szCs w:val="26"/>
+              </w:rPr>
+            </w:pPr>
+          </w:p>
+        </w:tc>
+      </w:tr>
+      <w:tr>
+        <w:tc>
+          <w:tcPr>
+            <w:tcW w:w="4531" w:type="dxa"/>
+          </w:tcPr>
+          <w:p>
+            <w:pPr>
+              <w:jc w:val="both"/>
+              <w:rPr>
+                <w:sz w:val="26"/>
+                <w:szCs w:val="26"/>
+              </w:rPr>
+            </w:pPr>
+          </w:p>
+        </w:tc>
+        <w:tc>
+          <w:tcPr>
+            <w:tcW w:w="4531" w:type="dxa"/>
+          </w:tcPr>
+          <w:p>
+            <w:pPr>
+              <w:jc w:val="both"/>
+              <w:rPr>
+                <w:sz w:val="26"/>
+                <w:szCs w:val="26"/>
+              </w:rPr>
+            </w:pPr>
+          </w:p>
+        </w:tc>
+      </w:tr>
+    </w:tbl>
     <w:p>
       <w:pPr>
         <w:jc w:val="both"/>
@@ -7610,7 +8167,7 @@
       </w:pPr>
     </w:p>
     <w:sectPr>
-      <w:footerReference w:type="default" r:id="rId13"/>
+      <w:footerReference w:type="default" r:id="rId14"/>
       <w:pgSz w:w="11906" w:h="16838"/>
       <w:pgMar w:top="1417" w:right="1417" w:bottom="1417" w:left="1417" w:header="708" w:footer="708" w:gutter="0"/>
       <w:pgBorders w:offsetFrom="page">

--- a/Rapport de projet AGL3.docx
+++ b/Rapport de projet AGL3.docx
@@ -7,10 +7,77 @@
         <w:rPr>
           <w:noProof/>
         </w:rPr>
+        <w:drawing>
+          <wp:anchor distT="0" distB="0" distL="114300" distR="114300" simplePos="0" relativeHeight="251659264" behindDoc="0" locked="0" layoutInCell="1" allowOverlap="1" wp14:anchorId="12FB8119" wp14:editId="23C19EA9">
+            <wp:simplePos x="0" y="0"/>
+            <wp:positionH relativeFrom="column">
+              <wp:posOffset>-116205</wp:posOffset>
+            </wp:positionH>
+            <wp:positionV relativeFrom="paragraph">
+              <wp:posOffset>154940</wp:posOffset>
+            </wp:positionV>
+            <wp:extent cx="2043036" cy="1378341"/>
+            <wp:effectExtent l="0" t="0" r="0" b="0"/>
+            <wp:wrapNone/>
+            <wp:docPr id="2" name="Picture 2"/>
+            <wp:cNvGraphicFramePr>
+              <a:graphicFrameLocks xmlns:a="http://schemas.openxmlformats.org/drawingml/2006/main" noChangeAspect="1"/>
+            </wp:cNvGraphicFramePr>
+            <a:graphic xmlns:a="http://schemas.openxmlformats.org/drawingml/2006/main">
+              <a:graphicData uri="http://schemas.openxmlformats.org/drawingml/2006/picture">
+                <pic:pic xmlns:pic="http://schemas.openxmlformats.org/drawingml/2006/picture">
+                  <pic:nvPicPr>
+                    <pic:cNvPr id="0" name="Picture 1"/>
+                    <pic:cNvPicPr>
+                      <a:picLocks noChangeAspect="1" noChangeArrowheads="1"/>
+                    </pic:cNvPicPr>
+                  </pic:nvPicPr>
+                  <pic:blipFill>
+                    <a:blip r:embed="rId7">
+                      <a:extLst>
+                        <a:ext uri="{28A0092B-C50C-407E-A947-70E740481C1C}">
+                          <a14:useLocalDpi xmlns:a14="http://schemas.microsoft.com/office/drawing/2010/main" val="0"/>
+                        </a:ext>
+                      </a:extLst>
+                    </a:blip>
+                    <a:srcRect/>
+                    <a:stretch>
+                      <a:fillRect/>
+                    </a:stretch>
+                  </pic:blipFill>
+                  <pic:spPr bwMode="auto">
+                    <a:xfrm>
+                      <a:off x="0" y="0"/>
+                      <a:ext cx="2043036" cy="1378341"/>
+                    </a:xfrm>
+                    <a:prstGeom prst="rect">
+                      <a:avLst/>
+                    </a:prstGeom>
+                    <a:noFill/>
+                    <a:ln>
+                      <a:noFill/>
+                    </a:ln>
+                  </pic:spPr>
+                </pic:pic>
+              </a:graphicData>
+            </a:graphic>
+            <wp14:sizeRelH relativeFrom="margin">
+              <wp14:pctWidth>0</wp14:pctWidth>
+            </wp14:sizeRelH>
+            <wp14:sizeRelV relativeFrom="margin">
+              <wp14:pctHeight>0</wp14:pctHeight>
+            </wp14:sizeRelV>
+          </wp:anchor>
+        </w:drawing>
+      </w:r>
+      <w:r>
+        <w:rPr>
+          <w:noProof/>
+        </w:rPr>
         <mc:AlternateContent>
           <mc:Choice Requires="wps">
             <w:drawing>
-              <wp:anchor distT="0" distB="0" distL="114300" distR="114300" simplePos="0" relativeHeight="251663360" behindDoc="0" locked="0" layoutInCell="1" allowOverlap="1" wp14:anchorId="28ACEC16" wp14:editId="252F87C2">
+              <wp:anchor distT="0" distB="0" distL="114300" distR="114300" simplePos="0" relativeHeight="251663360" behindDoc="0" locked="0" layoutInCell="1" allowOverlap="1" wp14:anchorId="28ACEC16" wp14:editId="44766958">
                 <wp:simplePos x="0" y="0"/>
                 <wp:positionH relativeFrom="column">
                   <wp:posOffset>-410845</wp:posOffset>
@@ -154,7 +221,7 @@
                     </pic:cNvPicPr>
                   </pic:nvPicPr>
                   <pic:blipFill>
-                    <a:blip r:embed="rId7" cstate="print">
+                    <a:blip r:embed="rId8" cstate="print">
                       <a:extLst>
                         <a:ext uri="{28A0092B-C50C-407E-A947-70E740481C1C}">
                           <a14:useLocalDpi xmlns:a14="http://schemas.microsoft.com/office/drawing/2010/main" val="0"/>
@@ -193,6 +260,180 @@
       </w:r>
     </w:p>
     <w:p>
+      <w:r>
+        <w:rPr>
+          <w:noProof/>
+        </w:rPr>
+        <mc:AlternateContent>
+          <mc:Choice Requires="wps">
+            <w:drawing>
+              <wp:anchor distT="0" distB="0" distL="114300" distR="114300" simplePos="0" relativeHeight="251665408" behindDoc="0" locked="0" layoutInCell="1" allowOverlap="1" wp14:anchorId="5CAE180A" wp14:editId="33D6D15B">
+                <wp:simplePos x="0" y="0"/>
+                <wp:positionH relativeFrom="column">
+                  <wp:posOffset>-248920</wp:posOffset>
+                </wp:positionH>
+                <wp:positionV relativeFrom="paragraph">
+                  <wp:posOffset>744220</wp:posOffset>
+                </wp:positionV>
+                <wp:extent cx="2264410" cy="604520"/>
+                <wp:effectExtent l="0" t="0" r="0" b="5080"/>
+                <wp:wrapNone/>
+                <wp:docPr id="8" name="Text Box 8"/>
+                <wp:cNvGraphicFramePr/>
+                <a:graphic xmlns:a="http://schemas.openxmlformats.org/drawingml/2006/main">
+                  <a:graphicData uri="http://schemas.microsoft.com/office/word/2010/wordprocessingShape">
+                    <wps:wsp>
+                      <wps:cNvSpPr txBox="1"/>
+                      <wps:spPr>
+                        <a:xfrm>
+                          <a:off x="0" y="0"/>
+                          <a:ext cx="2264410" cy="604520"/>
+                        </a:xfrm>
+                        <a:prstGeom prst="rect">
+                          <a:avLst/>
+                        </a:prstGeom>
+                        <a:noFill/>
+                        <a:ln w="6350">
+                          <a:noFill/>
+                        </a:ln>
+                      </wps:spPr>
+                      <wps:txbx>
+                        <w:txbxContent>
+                          <w:p>
+                            <w:pPr>
+                              <w:jc w:val="center"/>
+                              <w:rPr>
+                                <w:sz w:val="20"/>
+                                <w:szCs w:val="20"/>
+                              </w:rPr>
+                            </w:pPr>
+                            <w:r>
+                              <w:rPr>
+                                <w:sz w:val="20"/>
+                                <w:szCs w:val="20"/>
+                              </w:rPr>
+                              <w:t>Ecole supérieure Africaine des Technologies de l’Information et de la Communication</w:t>
+                            </w:r>
+                          </w:p>
+                        </w:txbxContent>
+                      </wps:txbx>
+                      <wps:bodyPr rot="0" spcFirstLastPara="0" vertOverflow="overflow" horzOverflow="overflow" vert="horz" wrap="square" lIns="91440" tIns="45720" rIns="91440" bIns="45720" numCol="1" spcCol="0" rtlCol="0" fromWordArt="0" anchor="t" anchorCtr="0" forceAA="0" compatLnSpc="1">
+                        <a:prstTxWarp prst="textNoShape">
+                          <a:avLst/>
+                        </a:prstTxWarp>
+                        <a:noAutofit/>
+                      </wps:bodyPr>
+                    </wps:wsp>
+                  </a:graphicData>
+                </a:graphic>
+                <wp14:sizeRelH relativeFrom="margin">
+                  <wp14:pctWidth>0</wp14:pctWidth>
+                </wp14:sizeRelH>
+                <wp14:sizeRelV relativeFrom="margin">
+                  <wp14:pctHeight>0</wp14:pctHeight>
+                </wp14:sizeRelV>
+              </wp:anchor>
+            </w:drawing>
+          </mc:Choice>
+          <mc:Fallback>
+            <w:pict>
+              <v:shape w14:anchorId="5CAE180A" id="Text Box 8" o:spid="_x0000_s1027" type="#_x0000_t202" style="position:absolute;margin-left:-19.6pt;margin-top:58.6pt;width:178.3pt;height:47.6pt;z-index:251665408;visibility:visible;mso-wrap-style:square;mso-width-percent:0;mso-height-percent:0;mso-wrap-distance-left:9pt;mso-wrap-distance-top:0;mso-wrap-distance-right:9pt;mso-wrap-distance-bottom:0;mso-position-horizontal:absolute;mso-position-horizontal-relative:text;mso-position-vertical:absolute;mso-position-vertical-relative:text;mso-width-percent:0;mso-height-percent:0;mso-width-relative:margin;mso-height-relative:margin;v-text-anchor:top" o:gfxdata="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" filled="f" stroked="f" strokeweight=".5pt">
+                <v:textbox>
+                  <w:txbxContent>
+                    <w:p>
+                      <w:pPr>
+                        <w:jc w:val="center"/>
+                        <w:rPr>
+                          <w:sz w:val="20"/>
+                          <w:szCs w:val="20"/>
+                        </w:rPr>
+                      </w:pPr>
+                      <w:r>
+                        <w:rPr>
+                          <w:sz w:val="20"/>
+                          <w:szCs w:val="20"/>
+                        </w:rPr>
+                        <w:t>Ecole supérieure Africaine des Technologies de l’Information et de la Communication</w:t>
+                      </w:r>
+                    </w:p>
+                  </w:txbxContent>
+                </v:textbox>
+              </v:shape>
+            </w:pict>
+          </mc:Fallback>
+        </mc:AlternateContent>
+      </w:r>
+      <w:r>
+        <w:rPr>
+          <w:noProof/>
+        </w:rPr>
+        <mc:AlternateContent>
+          <mc:Choice Requires="wps">
+            <w:drawing>
+              <wp:anchor distT="0" distB="0" distL="114300" distR="114300" simplePos="0" relativeHeight="251664384" behindDoc="0" locked="0" layoutInCell="1" allowOverlap="1" wp14:anchorId="64661829" wp14:editId="1F3F016D">
+                <wp:simplePos x="0" y="0"/>
+                <wp:positionH relativeFrom="column">
+                  <wp:posOffset>286385</wp:posOffset>
+                </wp:positionH>
+                <wp:positionV relativeFrom="paragraph">
+                  <wp:posOffset>257175</wp:posOffset>
+                </wp:positionV>
+                <wp:extent cx="1075690" cy="0"/>
+                <wp:effectExtent l="0" t="19050" r="29210" b="19050"/>
+                <wp:wrapNone/>
+                <wp:docPr id="7" name="Straight Connector 7"/>
+                <wp:cNvGraphicFramePr/>
+                <a:graphic xmlns:a="http://schemas.openxmlformats.org/drawingml/2006/main">
+                  <a:graphicData uri="http://schemas.microsoft.com/office/word/2010/wordprocessingShape">
+                    <wps:wsp>
+                      <wps:cNvCnPr/>
+                      <wps:spPr>
+                        <a:xfrm>
+                          <a:off x="0" y="0"/>
+                          <a:ext cx="1075690" cy="0"/>
+                        </a:xfrm>
+                        <a:prstGeom prst="line">
+                          <a:avLst/>
+                        </a:prstGeom>
+                        <a:ln w="28575">
+                          <a:solidFill>
+                            <a:srgbClr val="0070C0"/>
+                          </a:solidFill>
+                        </a:ln>
+                      </wps:spPr>
+                      <wps:style>
+                        <a:lnRef idx="1">
+                          <a:schemeClr val="accent1"/>
+                        </a:lnRef>
+                        <a:fillRef idx="0">
+                          <a:schemeClr val="accent1"/>
+                        </a:fillRef>
+                        <a:effectRef idx="0">
+                          <a:schemeClr val="accent1"/>
+                        </a:effectRef>
+                        <a:fontRef idx="minor">
+                          <a:schemeClr val="tx1"/>
+                        </a:fontRef>
+                      </wps:style>
+                      <wps:bodyPr/>
+                    </wps:wsp>
+                  </a:graphicData>
+                </a:graphic>
+                <wp14:sizeRelH relativeFrom="margin">
+                  <wp14:pctWidth>0</wp14:pctWidth>
+                </wp14:sizeRelH>
+              </wp:anchor>
+            </w:drawing>
+          </mc:Choice>
+          <mc:Fallback>
+            <w:pict>
+              <v:line w14:anchorId="249B0096" id="Straight Connector 7" o:spid="_x0000_s1026" style="position:absolute;z-index:251664384;visibility:visible;mso-wrap-style:square;mso-width-percent:0;mso-wrap-distance-left:9pt;mso-wrap-distance-top:0;mso-wrap-distance-right:9pt;mso-wrap-distance-bottom:0;mso-position-horizontal:absolute;mso-position-horizontal-relative:text;mso-position-vertical:absolute;mso-position-vertical-relative:text;mso-width-percent:0;mso-width-relative:margin" from="22.55pt,20.25pt" to="107.25pt,20.25pt" o:gfxdata="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" strokecolor="#0070c0" strokeweight="2.25pt">
+                <v:stroke joinstyle="miter"/>
+              </v:line>
+            </w:pict>
+          </mc:Fallback>
+        </mc:AlternateContent>
+      </w:r>
       <w:r>
         <w:rPr>
           <w:noProof/>
@@ -306,7 +547,7 @@
           </mc:Choice>
           <mc:Fallback>
             <w:pict>
-              <v:rect w14:anchorId="6BD17DE7" id="Rectangle 14" o:spid="_x0000_s1027" style="position:absolute;margin-left:3.6pt;margin-top:261.5pt;width:444.5pt;height:93pt;z-index:251670528;visibility:visible;mso-wrap-style:square;mso-width-percent:0;mso-wrap-distance-left:9pt;mso-wrap-distance-top:0;mso-wrap-distance-right:9pt;mso-wrap-distance-bottom:0;mso-position-horizontal:absolute;mso-position-horizontal-relative:text;mso-position-vertical:absolute;mso-position-vertical-relative:text;mso-width-percent:0;mso-width-relative:margin;v-text-anchor:middle" o:gfxdata="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" filled="f" strokecolor="#0070c0" strokeweight="2.25pt">
+              <v:rect w14:anchorId="6BD17DE7" id="Rectangle 14" o:spid="_x0000_s1028" style="position:absolute;margin-left:3.6pt;margin-top:261.5pt;width:444.5pt;height:93pt;z-index:251670528;visibility:visible;mso-wrap-style:square;mso-width-percent:0;mso-wrap-distance-left:9pt;mso-wrap-distance-top:0;mso-wrap-distance-right:9pt;mso-wrap-distance-bottom:0;mso-position-horizontal:absolute;mso-position-horizontal-relative:text;mso-position-vertical:absolute;mso-position-vertical-relative:text;mso-width-percent:0;mso-width-relative:margin;v-text-anchor:middle" o:gfxdata="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" filled="f" strokecolor="#0070c0" strokeweight="2.25pt">
                 <v:textbox>
                   <w:txbxContent>
                     <w:p>
@@ -442,7 +683,7 @@
           </mc:Choice>
           <mc:Fallback>
             <w:pict>
-              <v:shape w14:anchorId="13A6DCB7" id="Text Box 13" o:spid="_x0000_s1028" type="#_x0000_t202" style="position:absolute;margin-left:66.15pt;margin-top:220.7pt;width:325.65pt;height:43.5pt;z-index:251669504;visibility:visible;mso-wrap-style:square;mso-width-percent:0;mso-height-percent:0;mso-wrap-distance-left:9pt;mso-wrap-distance-top:0;mso-wrap-distance-right:9pt;mso-wrap-distance-bottom:0;mso-position-horizontal:absolute;mso-position-horizontal-relative:text;mso-position-vertical:absolute;mso-position-vertical-relative:text;mso-width-percent:0;mso-height-percent:0;mso-width-relative:margin;mso-height-relative:margin;v-text-anchor:top" o:gfxdata="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" filled="f" stroked="f" strokeweight=".5pt">
+              <v:shape w14:anchorId="13A6DCB7" id="Text Box 13" o:spid="_x0000_s1029" type="#_x0000_t202" style="position:absolute;margin-left:66.15pt;margin-top:220.7pt;width:325.65pt;height:43.5pt;z-index:251669504;visibility:visible;mso-wrap-style:square;mso-width-percent:0;mso-height-percent:0;mso-wrap-distance-left:9pt;mso-wrap-distance-top:0;mso-wrap-distance-right:9pt;mso-wrap-distance-bottom:0;mso-position-horizontal:absolute;mso-position-horizontal-relative:text;mso-position-vertical:absolute;mso-position-vertical-relative:text;mso-width-percent:0;mso-height-percent:0;mso-width-relative:margin;mso-height-relative:margin;v-text-anchor:top" o:gfxdata="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" filled="f" stroked="f" strokeweight=".5pt">
                 <v:textbox>
                   <w:txbxContent>
                     <w:p>
@@ -580,7 +821,7 @@
           </mc:Choice>
           <mc:Fallback>
             <w:pict>
-              <v:shape w14:anchorId="54F241BB" id="Text Box 17" o:spid="_x0000_s1029" type="#_x0000_t202" style="position:absolute;margin-left:-36.1pt;margin-top:522.75pt;width:183.85pt;height:98pt;z-index:251674624;visibility:visible;mso-wrap-style:square;mso-height-percent:0;mso-wrap-distance-left:9pt;mso-wrap-distance-top:0;mso-wrap-distance-right:9pt;mso-wrap-distance-bottom:0;mso-position-horizontal:absolute;mso-position-horizontal-relative:text;mso-position-vertical:absolute;mso-position-vertical-relative:text;mso-height-percent:0;mso-height-relative:margin;v-text-anchor:top" o:gfxdata="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" filled="f" stroked="f" strokeweight=".5pt">
+              <v:shape w14:anchorId="54F241BB" id="Text Box 17" o:spid="_x0000_s1030" type="#_x0000_t202" style="position:absolute;margin-left:-36.1pt;margin-top:522.75pt;width:183.85pt;height:98pt;z-index:251674624;visibility:visible;mso-wrap-style:square;mso-height-percent:0;mso-wrap-distance-left:9pt;mso-wrap-distance-top:0;mso-wrap-distance-right:9pt;mso-wrap-distance-bottom:0;mso-position-horizontal:absolute;mso-position-horizontal-relative:text;mso-position-vertical:absolute;mso-position-vertical-relative:text;mso-height-percent:0;mso-height-relative:margin;v-text-anchor:top" o:gfxdata="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" filled="f" stroked="f" strokeweight=".5pt">
                 <v:textbox>
                   <w:txbxContent>
                     <w:p>
@@ -703,7 +944,7 @@
           </mc:Choice>
           <mc:Fallback>
             <w:pict>
-              <v:shape w14:anchorId="56D60CF9" id="Text Box 18" o:spid="_x0000_s1030" type="#_x0000_t202" style="position:absolute;margin-left:-36pt;margin-top:559.6pt;width:187.75pt;height:23.8pt;z-index:251676672;visibility:visible;mso-wrap-style:square;mso-width-percent:0;mso-height-percent:0;mso-wrap-distance-left:9pt;mso-wrap-distance-top:0;mso-wrap-distance-right:9pt;mso-wrap-distance-bottom:0;mso-position-horizontal:absolute;mso-position-horizontal-relative:text;mso-position-vertical:absolute;mso-position-vertical-relative:text;mso-width-percent:0;mso-height-percent:0;mso-width-relative:margin;mso-height-relative:margin;v-text-anchor:top" o:gfxdata="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" filled="f" stroked="f" strokeweight=".5pt">
+              <v:shape w14:anchorId="56D60CF9" id="Text Box 18" o:spid="_x0000_s1031" type="#_x0000_t202" style="position:absolute;margin-left:-36pt;margin-top:559.6pt;width:187.75pt;height:23.8pt;z-index:251676672;visibility:visible;mso-wrap-style:square;mso-width-percent:0;mso-height-percent:0;mso-wrap-distance-left:9pt;mso-wrap-distance-top:0;mso-wrap-distance-right:9pt;mso-wrap-distance-bottom:0;mso-position-horizontal:absolute;mso-position-horizontal-relative:text;mso-position-vertical:absolute;mso-position-vertical-relative:text;mso-width-percent:0;mso-height-percent:0;mso-width-relative:margin;mso-height-relative:margin;v-text-anchor:top" o:gfxdata="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" filled="f" stroked="f" strokeweight=".5pt">
                 <v:textbox>
                   <w:txbxContent>
                     <w:p>
@@ -829,7 +1070,6 @@
                               </w:rPr>
                               <w:t xml:space="preserve">NOUHO Adama </w:t>
                             </w:r>
-                            <w:proofErr w:type="spellStart"/>
                             <w:r>
                               <w:rPr>
                                 <w:b/>
@@ -838,7 +1078,6 @@
                               </w:rPr>
                               <w:t>Kouakou</w:t>
                             </w:r>
-                            <w:proofErr w:type="spellEnd"/>
                           </w:p>
                           <w:p>
                             <w:pPr>
@@ -867,7 +1106,7 @@
           </mc:Choice>
           <mc:Fallback>
             <w:pict>
-              <v:shape w14:anchorId="6E724DBA" id="Text Box 16" o:spid="_x0000_s1031" type="#_x0000_t202" style="position:absolute;margin-left:127.95pt;margin-top:362.7pt;width:183.9pt;height:98.05pt;z-index:251672576;visibility:visible;mso-wrap-style:square;mso-height-percent:0;mso-wrap-distance-left:9pt;mso-wrap-distance-top:0;mso-wrap-distance-right:9pt;mso-wrap-distance-bottom:0;mso-position-horizontal:absolute;mso-position-horizontal-relative:text;mso-position-vertical:absolute;mso-position-vertical-relative:text;mso-height-percent:0;mso-height-relative:margin;v-text-anchor:top" o:gfxdata="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" filled="f" stroked="f" strokeweight=".5pt">
+              <v:shape w14:anchorId="6E724DBA" id="Text Box 16" o:spid="_x0000_s1032" type="#_x0000_t202" style="position:absolute;margin-left:127.95pt;margin-top:362.7pt;width:183.9pt;height:98.05pt;z-index:251672576;visibility:visible;mso-wrap-style:square;mso-height-percent:0;mso-wrap-distance-left:9pt;mso-wrap-distance-top:0;mso-wrap-distance-right:9pt;mso-wrap-distance-bottom:0;mso-position-horizontal:absolute;mso-position-horizontal-relative:text;mso-position-vertical:absolute;mso-position-vertical-relative:text;mso-height-percent:0;mso-height-relative:margin;v-text-anchor:top" o:gfxdata="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" filled="f" stroked="f" strokeweight=".5pt">
                 <v:textbox>
                   <w:txbxContent>
                     <w:p>
@@ -937,7 +1176,6 @@
                         </w:rPr>
                         <w:t xml:space="preserve">NOUHO Adama </w:t>
                       </w:r>
-                      <w:proofErr w:type="spellStart"/>
                       <w:r>
                         <w:rPr>
                           <w:b/>
@@ -946,7 +1184,6 @@
                         </w:rPr>
                         <w:t>Kouakou</w:t>
                       </w:r>
-                      <w:proofErr w:type="spellEnd"/>
                     </w:p>
                     <w:p>
                       <w:pPr>
@@ -970,7 +1207,7 @@
         <mc:AlternateContent>
           <mc:Choice Requires="wps">
             <w:drawing>
-              <wp:anchor distT="0" distB="0" distL="114300" distR="114300" simplePos="0" relativeHeight="251671552" behindDoc="0" locked="0" layoutInCell="1" allowOverlap="1" wp14:anchorId="7EA20146" wp14:editId="2176B014">
+              <wp:anchor distT="0" distB="0" distL="114300" distR="114300" simplePos="0" relativeHeight="251671552" behindDoc="0" locked="0" layoutInCell="1" allowOverlap="1" wp14:anchorId="7EA20146" wp14:editId="0FBFD17B">
                 <wp:simplePos x="0" y="0"/>
                 <wp:positionH relativeFrom="column">
                   <wp:posOffset>1505585</wp:posOffset>
@@ -1050,7 +1287,7 @@
           </mc:Choice>
           <mc:Fallback>
             <w:pict>
-              <v:shape w14:anchorId="7EA20146" id="Text Box 15" o:spid="_x0000_s1032" type="#_x0000_t202" style="position:absolute;margin-left:118.55pt;margin-top:616.75pt;width:218.75pt;height:62pt;z-index:251671552;visibility:visible;mso-wrap-style:square;mso-width-percent:0;mso-height-percent:0;mso-wrap-distance-left:9pt;mso-wrap-distance-top:0;mso-wrap-distance-right:9pt;mso-wrap-distance-bottom:0;mso-position-horizontal:absolute;mso-position-horizontal-relative:text;mso-position-vertical:absolute;mso-position-vertical-relative:text;mso-width-percent:0;mso-height-percent:0;mso-width-relative:margin;mso-height-relative:margin;v-text-anchor:top" o:gfxdata="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" filled="f" stroked="f" strokeweight=".5pt">
+              <v:shape w14:anchorId="7EA20146" id="Text Box 15" o:spid="_x0000_s1033" type="#_x0000_t202" style="position:absolute;margin-left:118.55pt;margin-top:616.75pt;width:218.75pt;height:62pt;z-index:251671552;visibility:visible;mso-wrap-style:square;mso-width-percent:0;mso-height-percent:0;mso-wrap-distance-left:9pt;mso-wrap-distance-top:0;mso-wrap-distance-right:9pt;mso-wrap-distance-bottom:0;mso-position-horizontal:absolute;mso-position-horizontal-relative:text;mso-position-vertical:absolute;mso-position-vertical-relative:text;mso-width-percent:0;mso-height-percent:0;mso-width-relative:margin;mso-height-relative:margin;v-text-anchor:top" o:gfxdata="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" filled="f" stroked="f" strokeweight=".5pt">
                 <v:textbox>
                   <w:txbxContent>
                     <w:p>
@@ -1090,77 +1327,10 @@
         <w:rPr>
           <w:noProof/>
         </w:rPr>
-        <w:drawing>
-          <wp:anchor distT="0" distB="0" distL="114300" distR="114300" simplePos="0" relativeHeight="251659264" behindDoc="0" locked="0" layoutInCell="1" allowOverlap="1" wp14:anchorId="12FB8119" wp14:editId="614DBE3D">
-            <wp:simplePos x="0" y="0"/>
-            <wp:positionH relativeFrom="column">
-              <wp:posOffset>-197485</wp:posOffset>
-            </wp:positionH>
-            <wp:positionV relativeFrom="paragraph">
-              <wp:posOffset>365235</wp:posOffset>
-            </wp:positionV>
-            <wp:extent cx="2043036" cy="1378341"/>
-            <wp:effectExtent l="0" t="0" r="0" b="0"/>
-            <wp:wrapNone/>
-            <wp:docPr id="2" name="Picture 2"/>
-            <wp:cNvGraphicFramePr>
-              <a:graphicFrameLocks xmlns:a="http://schemas.openxmlformats.org/drawingml/2006/main" noChangeAspect="1"/>
-            </wp:cNvGraphicFramePr>
-            <a:graphic xmlns:a="http://schemas.openxmlformats.org/drawingml/2006/main">
-              <a:graphicData uri="http://schemas.openxmlformats.org/drawingml/2006/picture">
-                <pic:pic xmlns:pic="http://schemas.openxmlformats.org/drawingml/2006/picture">
-                  <pic:nvPicPr>
-                    <pic:cNvPr id="0" name="Picture 1"/>
-                    <pic:cNvPicPr>
-                      <a:picLocks noChangeAspect="1" noChangeArrowheads="1"/>
-                    </pic:cNvPicPr>
-                  </pic:nvPicPr>
-                  <pic:blipFill>
-                    <a:blip r:embed="rId8">
-                      <a:extLst>
-                        <a:ext uri="{28A0092B-C50C-407E-A947-70E740481C1C}">
-                          <a14:useLocalDpi xmlns:a14="http://schemas.microsoft.com/office/drawing/2010/main" val="0"/>
-                        </a:ext>
-                      </a:extLst>
-                    </a:blip>
-                    <a:srcRect/>
-                    <a:stretch>
-                      <a:fillRect/>
-                    </a:stretch>
-                  </pic:blipFill>
-                  <pic:spPr bwMode="auto">
-                    <a:xfrm>
-                      <a:off x="0" y="0"/>
-                      <a:ext cx="2043036" cy="1378341"/>
-                    </a:xfrm>
-                    <a:prstGeom prst="rect">
-                      <a:avLst/>
-                    </a:prstGeom>
-                    <a:noFill/>
-                    <a:ln>
-                      <a:noFill/>
-                    </a:ln>
-                  </pic:spPr>
-                </pic:pic>
-              </a:graphicData>
-            </a:graphic>
-            <wp14:sizeRelH relativeFrom="margin">
-              <wp14:pctWidth>0</wp14:pctWidth>
-            </wp14:sizeRelH>
-            <wp14:sizeRelV relativeFrom="margin">
-              <wp14:pctHeight>0</wp14:pctHeight>
-            </wp14:sizeRelV>
-          </wp:anchor>
-        </w:drawing>
-      </w:r>
-      <w:r>
-        <w:rPr>
-          <w:noProof/>
-        </w:rPr>
         <mc:AlternateContent>
           <mc:Choice Requires="wps">
             <w:drawing>
-              <wp:anchor distT="0" distB="0" distL="114300" distR="114300" simplePos="0" relativeHeight="251666432" behindDoc="0" locked="0" layoutInCell="1" allowOverlap="1" wp14:anchorId="6101AA0C" wp14:editId="28D06EE9">
+              <wp:anchor distT="0" distB="0" distL="114300" distR="114300" simplePos="0" relativeHeight="251666432" behindDoc="0" locked="0" layoutInCell="1" allowOverlap="1" wp14:anchorId="6101AA0C" wp14:editId="49D61282">
                 <wp:simplePos x="0" y="0"/>
                 <wp:positionH relativeFrom="column">
                   <wp:posOffset>3909695</wp:posOffset>
@@ -1231,7 +1401,7 @@
           </mc:Choice>
           <mc:Fallback>
             <w:pict>
-              <v:shape w14:anchorId="6101AA0C" id="Text Box 9" o:spid="_x0000_s1033" type="#_x0000_t202" style="position:absolute;margin-left:307.85pt;margin-top:67.5pt;width:198.85pt;height:24.9pt;z-index:251666432;visibility:visible;mso-wrap-style:square;mso-width-percent:0;mso-wrap-distance-left:9pt;mso-wrap-distance-top:0;mso-wrap-distance-right:9pt;mso-wrap-distance-bottom:0;mso-position-horizontal:absolute;mso-position-horizontal-relative:text;mso-position-vertical:absolute;mso-position-vertical-relative:text;mso-width-percent:0;mso-width-relative:margin;v-text-anchor:top" o:gfxdata="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" filled="f" stroked="f" strokeweight=".5pt">
+              <v:shape w14:anchorId="6101AA0C" id="Text Box 9" o:spid="_x0000_s1034" type="#_x0000_t202" style="position:absolute;margin-left:307.85pt;margin-top:67.5pt;width:198.85pt;height:24.9pt;z-index:251666432;visibility:visible;mso-wrap-style:square;mso-width-percent:0;mso-wrap-distance-left:9pt;mso-wrap-distance-top:0;mso-wrap-distance-right:9pt;mso-wrap-distance-bottom:0;mso-position-horizontal:absolute;mso-position-horizontal-relative:text;mso-position-vertical:absolute;mso-position-vertical-relative:text;mso-width-percent:0;mso-width-relative:margin;v-text-anchor:top" o:gfxdata="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" filled="f" stroked="f" strokeweight=".5pt">
                 <v:textbox>
                   <w:txbxContent>
                     <w:p>
@@ -1262,180 +1432,6 @@
         </mc:AlternateContent>
       </w:r>
       <w:r>
-        <w:rPr>
-          <w:noProof/>
-        </w:rPr>
-        <mc:AlternateContent>
-          <mc:Choice Requires="wps">
-            <w:drawing>
-              <wp:anchor distT="0" distB="0" distL="114300" distR="114300" simplePos="0" relativeHeight="251665408" behindDoc="0" locked="0" layoutInCell="1" allowOverlap="1" wp14:anchorId="5CAE180A" wp14:editId="206AB79C">
-                <wp:simplePos x="0" y="0"/>
-                <wp:positionH relativeFrom="column">
-                  <wp:posOffset>-344365</wp:posOffset>
-                </wp:positionH>
-                <wp:positionV relativeFrom="paragraph">
-                  <wp:posOffset>255270</wp:posOffset>
-                </wp:positionV>
-                <wp:extent cx="2264410" cy="604520"/>
-                <wp:effectExtent l="0" t="0" r="0" b="5080"/>
-                <wp:wrapNone/>
-                <wp:docPr id="8" name="Text Box 8"/>
-                <wp:cNvGraphicFramePr/>
-                <a:graphic xmlns:a="http://schemas.openxmlformats.org/drawingml/2006/main">
-                  <a:graphicData uri="http://schemas.microsoft.com/office/word/2010/wordprocessingShape">
-                    <wps:wsp>
-                      <wps:cNvSpPr txBox="1"/>
-                      <wps:spPr>
-                        <a:xfrm>
-                          <a:off x="0" y="0"/>
-                          <a:ext cx="2264410" cy="604520"/>
-                        </a:xfrm>
-                        <a:prstGeom prst="rect">
-                          <a:avLst/>
-                        </a:prstGeom>
-                        <a:noFill/>
-                        <a:ln w="6350">
-                          <a:noFill/>
-                        </a:ln>
-                      </wps:spPr>
-                      <wps:txbx>
-                        <w:txbxContent>
-                          <w:p>
-                            <w:pPr>
-                              <w:jc w:val="center"/>
-                              <w:rPr>
-                                <w:sz w:val="20"/>
-                                <w:szCs w:val="20"/>
-                              </w:rPr>
-                            </w:pPr>
-                            <w:r>
-                              <w:rPr>
-                                <w:sz w:val="20"/>
-                                <w:szCs w:val="20"/>
-                              </w:rPr>
-                              <w:t>Ecole supérieure Africaine des Technologies de l’Information et de la Communication</w:t>
-                            </w:r>
-                          </w:p>
-                        </w:txbxContent>
-                      </wps:txbx>
-                      <wps:bodyPr rot="0" spcFirstLastPara="0" vertOverflow="overflow" horzOverflow="overflow" vert="horz" wrap="square" lIns="91440" tIns="45720" rIns="91440" bIns="45720" numCol="1" spcCol="0" rtlCol="0" fromWordArt="0" anchor="t" anchorCtr="0" forceAA="0" compatLnSpc="1">
-                        <a:prstTxWarp prst="textNoShape">
-                          <a:avLst/>
-                        </a:prstTxWarp>
-                        <a:noAutofit/>
-                      </wps:bodyPr>
-                    </wps:wsp>
-                  </a:graphicData>
-                </a:graphic>
-                <wp14:sizeRelH relativeFrom="margin">
-                  <wp14:pctWidth>0</wp14:pctWidth>
-                </wp14:sizeRelH>
-                <wp14:sizeRelV relativeFrom="margin">
-                  <wp14:pctHeight>0</wp14:pctHeight>
-                </wp14:sizeRelV>
-              </wp:anchor>
-            </w:drawing>
-          </mc:Choice>
-          <mc:Fallback>
-            <w:pict>
-              <v:shape w14:anchorId="5CAE180A" id="Text Box 8" o:spid="_x0000_s1034" type="#_x0000_t202" style="position:absolute;margin-left:-27.1pt;margin-top:20.1pt;width:178.3pt;height:47.6pt;z-index:251665408;visibility:visible;mso-wrap-style:square;mso-width-percent:0;mso-height-percent:0;mso-wrap-distance-left:9pt;mso-wrap-distance-top:0;mso-wrap-distance-right:9pt;mso-wrap-distance-bottom:0;mso-position-horizontal:absolute;mso-position-horizontal-relative:text;mso-position-vertical:absolute;mso-position-vertical-relative:text;mso-width-percent:0;mso-height-percent:0;mso-width-relative:margin;mso-height-relative:margin;v-text-anchor:top" o:gfxdata="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" filled="f" stroked="f" strokeweight=".5pt">
-                <v:textbox>
-                  <w:txbxContent>
-                    <w:p>
-                      <w:pPr>
-                        <w:jc w:val="center"/>
-                        <w:rPr>
-                          <w:sz w:val="20"/>
-                          <w:szCs w:val="20"/>
-                        </w:rPr>
-                      </w:pPr>
-                      <w:r>
-                        <w:rPr>
-                          <w:sz w:val="20"/>
-                          <w:szCs w:val="20"/>
-                        </w:rPr>
-                        <w:t>Ecole supérieure Africaine des Technologies de l’Information et de la Communication</w:t>
-                      </w:r>
-                    </w:p>
-                  </w:txbxContent>
-                </v:textbox>
-              </v:shape>
-            </w:pict>
-          </mc:Fallback>
-        </mc:AlternateContent>
-      </w:r>
-      <w:r>
-        <w:rPr>
-          <w:noProof/>
-        </w:rPr>
-        <mc:AlternateContent>
-          <mc:Choice Requires="wps">
-            <w:drawing>
-              <wp:anchor distT="0" distB="0" distL="114300" distR="114300" simplePos="0" relativeHeight="251664384" behindDoc="0" locked="0" layoutInCell="1" allowOverlap="1" wp14:anchorId="64661829" wp14:editId="7FD16DB5">
-                <wp:simplePos x="0" y="0"/>
-                <wp:positionH relativeFrom="column">
-                  <wp:posOffset>274027</wp:posOffset>
-                </wp:positionH>
-                <wp:positionV relativeFrom="paragraph">
-                  <wp:posOffset>257175</wp:posOffset>
-                </wp:positionV>
-                <wp:extent cx="1076178" cy="0"/>
-                <wp:effectExtent l="0" t="19050" r="29210" b="19050"/>
-                <wp:wrapNone/>
-                <wp:docPr id="7" name="Straight Connector 7"/>
-                <wp:cNvGraphicFramePr/>
-                <a:graphic xmlns:a="http://schemas.openxmlformats.org/drawingml/2006/main">
-                  <a:graphicData uri="http://schemas.microsoft.com/office/word/2010/wordprocessingShape">
-                    <wps:wsp>
-                      <wps:cNvCnPr/>
-                      <wps:spPr>
-                        <a:xfrm>
-                          <a:off x="0" y="0"/>
-                          <a:ext cx="1076178" cy="0"/>
-                        </a:xfrm>
-                        <a:prstGeom prst="line">
-                          <a:avLst/>
-                        </a:prstGeom>
-                        <a:ln w="28575">
-                          <a:solidFill>
-                            <a:srgbClr val="0070C0"/>
-                          </a:solidFill>
-                        </a:ln>
-                      </wps:spPr>
-                      <wps:style>
-                        <a:lnRef idx="1">
-                          <a:schemeClr val="accent1"/>
-                        </a:lnRef>
-                        <a:fillRef idx="0">
-                          <a:schemeClr val="accent1"/>
-                        </a:fillRef>
-                        <a:effectRef idx="0">
-                          <a:schemeClr val="accent1"/>
-                        </a:effectRef>
-                        <a:fontRef idx="minor">
-                          <a:schemeClr val="tx1"/>
-                        </a:fontRef>
-                      </wps:style>
-                      <wps:bodyPr/>
-                    </wps:wsp>
-                  </a:graphicData>
-                </a:graphic>
-                <wp14:sizeRelH relativeFrom="margin">
-                  <wp14:pctWidth>0</wp14:pctWidth>
-                </wp14:sizeRelH>
-              </wp:anchor>
-            </w:drawing>
-          </mc:Choice>
-          <mc:Fallback>
-            <w:pict>
-              <v:line w14:anchorId="76D5276D" id="Straight Connector 7" o:spid="_x0000_s1026" style="position:absolute;z-index:251664384;visibility:visible;mso-wrap-style:square;mso-width-percent:0;mso-wrap-distance-left:9pt;mso-wrap-distance-top:0;mso-wrap-distance-right:9pt;mso-wrap-distance-bottom:0;mso-position-horizontal:absolute;mso-position-horizontal-relative:text;mso-position-vertical:absolute;mso-position-vertical-relative:text;mso-width-percent:0;mso-width-relative:margin" from="21.6pt,20.25pt" to="106.35pt,20.25pt" o:gfxdata="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" strokecolor="#0070c0" strokeweight="2.25pt">
-                <v:stroke joinstyle="miter"/>
-              </v:line>
-            </w:pict>
-          </mc:Fallback>
-        </mc:AlternateContent>
-      </w:r>
-      <w:r>
         <w:br w:type="page"/>
       </w:r>
     </w:p>
@@ -1443,16 +1439,12 @@
       <w:pPr>
         <w:jc w:val="center"/>
         <w:rPr>
-          <w:b/>
-          <w:bCs/>
           <w:sz w:val="30"/>
           <w:szCs w:val="30"/>
         </w:rPr>
       </w:pPr>
       <w:r>
         <w:rPr>
-          <w:b/>
-          <w:bCs/>
           <w:sz w:val="30"/>
           <w:szCs w:val="30"/>
         </w:rPr>
@@ -1464,8 +1456,6 @@
       <w:pPr>
         <w:jc w:val="center"/>
         <w:rPr>
-          <w:b/>
-          <w:bCs/>
           <w:sz w:val="30"/>
           <w:szCs w:val="30"/>
         </w:rPr>
@@ -1571,28 +1561,7 @@
           <w:sz w:val="26"/>
           <w:szCs w:val="26"/>
         </w:rPr>
-        <w:t>CAHIER DE CHARGE</w:t>
-      </w:r>
-      <w:r>
-        <w:rPr>
-          <w:sz w:val="26"/>
-          <w:szCs w:val="26"/>
-        </w:rPr>
-        <w:t xml:space="preserve"> ET </w:t>
-      </w:r>
-      <w:r>
-        <w:rPr>
-          <w:sz w:val="26"/>
-          <w:szCs w:val="26"/>
-        </w:rPr>
-        <w:t xml:space="preserve">METHODE </w:t>
-      </w:r>
-      <w:r>
-        <w:rPr>
-          <w:sz w:val="26"/>
-          <w:szCs w:val="26"/>
-        </w:rPr>
-        <w:t>D’ANALYSE</w:t>
+        <w:t>CAHIER DE CHARGE ET METHODE D’ANALYSE</w:t>
       </w:r>
     </w:p>
     <w:p>
@@ -1871,14 +1840,7 @@
           <w:sz w:val="26"/>
           <w:szCs w:val="26"/>
         </w:rPr>
-        <w:t xml:space="preserve"> qui répond aux besoins du festival "Doc à Tunis" et facilite son organisation. Cette démarche soulève plusieurs questions : Comment organiser efficacement les données des films, des projections et des membres du jury ? Quelles fonctionnalités l’application doit-elle offrir pour une gestion optimale ? Comment garantir une interface simple et intuitive pour les utilisateurs </w:t>
-      </w:r>
-      <w:r>
-        <w:rPr>
-          <w:sz w:val="26"/>
-          <w:szCs w:val="26"/>
-        </w:rPr>
-        <w:t>? Pour répondre à ces interrogations, ce rapport présente une étude préalable, suivie d’une modélisation conceptuelle et technique, pour aboutir à la conception d'une application adaptée aux besoins du festival.</w:t>
+        <w:t xml:space="preserve"> qui répond aux besoins du festival "Doc à Tunis" et facilite son organisation. Cette démarche soulève plusieurs questions : Comment organiser efficacement les données des films, des projections et des membres du jury ? Quelles fonctionnalités l’application doit-elle offrir pour une gestion optimale ? Comment garantir une interface simple et intuitive pour les utilisateurs ? Pour répondre à ces interrogations, ce rapport présente une étude préalable, suivie d’une modélisation conceptuelle et technique, pour aboutir à la conception d'une application adaptée aux besoins du festival.</w:t>
       </w:r>
     </w:p>
     <w:p>
@@ -1970,28 +1932,7 @@
           <w:sz w:val="28"/>
           <w:szCs w:val="28"/>
         </w:rPr>
-        <w:t>Le projet consiste à développer une application</w:t>
-      </w:r>
-      <w:r>
-        <w:rPr>
-          <w:sz w:val="28"/>
-          <w:szCs w:val="28"/>
-        </w:rPr>
-        <w:t xml:space="preserve"> web</w:t>
-      </w:r>
-      <w:r>
-        <w:rPr>
-          <w:sz w:val="28"/>
-          <w:szCs w:val="28"/>
-        </w:rPr>
-        <w:t xml:space="preserve"> qui centralise toutes les informations nécessaires à l'organisation du festival "Doc à Tunis". Cette application doit permettre d’enregistrer les films participants, de gérer les informations des réalisateurs et producteurs, d’établir un planning de projection, et de gérer les membres du jury. Le système doit également offrir une interface administrative permettant de gérer les utilisateurs avec différents niveaux d'accès.</w:t>
-      </w:r>
-      <w:r>
-        <w:rPr>
-          <w:sz w:val="28"/>
-          <w:szCs w:val="28"/>
-        </w:rPr>
-        <w:t xml:space="preserve"> </w:t>
+        <w:t xml:space="preserve">Le projet consiste à développer une application web qui centralise toutes les informations nécessaires à l'organisation du festival "Doc à Tunis". Cette application doit permettre d’enregistrer les films participants, de gérer les informations des réalisateurs et producteurs, d’établir un planning de projection, et de gérer les membres du jury. Le système doit également offrir une interface administrative permettant de gérer les utilisateurs avec différents niveaux d'accès. </w:t>
       </w:r>
       <w:r>
         <w:rPr>
@@ -2079,21 +2020,7 @@
           <w:sz w:val="28"/>
           <w:szCs w:val="28"/>
         </w:rPr>
-        <w:t>L'objectif principal est de concevoir une application</w:t>
-      </w:r>
-      <w:r>
-        <w:rPr>
-          <w:sz w:val="28"/>
-          <w:szCs w:val="28"/>
-        </w:rPr>
-        <w:t xml:space="preserve"> web</w:t>
-      </w:r>
-      <w:r>
-        <w:rPr>
-          <w:sz w:val="28"/>
-          <w:szCs w:val="28"/>
-        </w:rPr>
-        <w:t xml:space="preserve"> qui :</w:t>
+        <w:t>L'objectif principal est de concevoir une application web qui :</w:t>
       </w:r>
     </w:p>
     <w:p>
@@ -2227,21 +2154,7 @@
           <w:sz w:val="28"/>
           <w:szCs w:val="28"/>
         </w:rPr>
-        <w:t>2.a</w:t>
-      </w:r>
-      <w:r>
-        <w:rPr>
-          <w:sz w:val="28"/>
-          <w:szCs w:val="28"/>
-        </w:rPr>
-        <w:t xml:space="preserve">. </w:t>
-      </w:r>
-      <w:r>
-        <w:rPr>
-          <w:sz w:val="28"/>
-          <w:szCs w:val="28"/>
-        </w:rPr>
-        <w:t>Utilisateurs cibles</w:t>
+        <w:t>2.a. Utilisateurs cibles</w:t>
       </w:r>
     </w:p>
     <w:p>
@@ -2274,20 +2187,11 @@
       </w:pPr>
       <w:r>
         <w:rPr>
-          <w:b/>
-          <w:bCs/>
           <w:sz w:val="28"/>
           <w:szCs w:val="28"/>
         </w:rPr>
         <w:lastRenderedPageBreak/>
-        <w:t>Responsable des inscriptions</w:t>
-      </w:r>
-      <w:r>
-        <w:rPr>
-          <w:sz w:val="28"/>
-          <w:szCs w:val="28"/>
-        </w:rPr>
-        <w:t xml:space="preserve"> : En charge de l'enregistrement des films et des informations sur les réalisateurs/producteurs.</w:t>
+        <w:t>Responsable des inscriptions : En charge de l'enregistrement des films et des informations sur les réalisateurs/producteurs.</w:t>
       </w:r>
     </w:p>
     <w:p>
@@ -2304,19 +2208,10 @@
       </w:pPr>
       <w:r>
         <w:rPr>
-          <w:b/>
-          <w:bCs/>
           <w:sz w:val="28"/>
           <w:szCs w:val="28"/>
         </w:rPr>
-        <w:t>Responsable de la production</w:t>
-      </w:r>
-      <w:r>
-        <w:rPr>
-          <w:sz w:val="28"/>
-          <w:szCs w:val="28"/>
-        </w:rPr>
-        <w:t xml:space="preserve"> : Gère le planning des projections et les salles de cinéma.</w:t>
+        <w:t>Responsable de la production : Gère le planning des projections et les salles de cinéma.</w:t>
       </w:r>
     </w:p>
     <w:p>
@@ -2333,19 +2228,10 @@
       </w:pPr>
       <w:r>
         <w:rPr>
-          <w:b/>
-          <w:bCs/>
           <w:sz w:val="28"/>
           <w:szCs w:val="28"/>
         </w:rPr>
-        <w:t>Membres du jury</w:t>
-      </w:r>
-      <w:r>
-        <w:rPr>
-          <w:sz w:val="28"/>
-          <w:szCs w:val="28"/>
-        </w:rPr>
-        <w:t xml:space="preserve"> : Apprécient les films projetés et attribuent des notes.</w:t>
+        <w:t>Membres du jury : Apprécient les films projetés et attribuent des notes.</w:t>
       </w:r>
     </w:p>
     <w:p>
@@ -2362,19 +2248,10 @@
       </w:pPr>
       <w:r>
         <w:rPr>
-          <w:b/>
-          <w:bCs/>
           <w:sz w:val="28"/>
           <w:szCs w:val="28"/>
         </w:rPr>
-        <w:t>Administrateur</w:t>
-      </w:r>
-      <w:r>
-        <w:rPr>
-          <w:sz w:val="28"/>
-          <w:szCs w:val="28"/>
-        </w:rPr>
-        <w:t xml:space="preserve"> : Gère les utilisateurs et les rôles dans l’application.</w:t>
+        <w:t>Administrateur : Gère les utilisateurs et les rôles dans l’application.</w:t>
       </w:r>
     </w:p>
     <w:p>
@@ -2391,19 +2268,10 @@
       </w:pPr>
       <w:r>
         <w:rPr>
-          <w:b/>
-          <w:bCs/>
           <w:sz w:val="28"/>
           <w:szCs w:val="28"/>
         </w:rPr>
-        <w:t>Public</w:t>
-      </w:r>
-      <w:r>
-        <w:rPr>
-          <w:sz w:val="28"/>
-          <w:szCs w:val="28"/>
-        </w:rPr>
-        <w:t xml:space="preserve"> : Consulte les plannings des projections publiés.</w:t>
+        <w:t>Public : Consulte les plannings des projections publiés.</w:t>
       </w:r>
     </w:p>
     <w:p>
@@ -2433,28 +2301,7 @@
           <w:sz w:val="26"/>
           <w:szCs w:val="26"/>
         </w:rPr>
-        <w:t>CAHIER DE CHARGE</w:t>
-      </w:r>
-      <w:r>
-        <w:rPr>
-          <w:sz w:val="26"/>
-          <w:szCs w:val="26"/>
-        </w:rPr>
-        <w:t xml:space="preserve"> ET </w:t>
-      </w:r>
-      <w:r>
-        <w:rPr>
-          <w:sz w:val="26"/>
-          <w:szCs w:val="26"/>
-        </w:rPr>
-        <w:t xml:space="preserve">METHODE </w:t>
-      </w:r>
-      <w:r>
-        <w:rPr>
-          <w:sz w:val="26"/>
-          <w:szCs w:val="26"/>
-        </w:rPr>
-        <w:t>D’ANALYSE</w:t>
+        <w:t>CAHIER DE CHARGE ET METHODE D’ANALYSE</w:t>
       </w:r>
     </w:p>
     <w:p>
@@ -2526,12 +2373,12 @@
         <w:tblLook w:val="04A0" w:firstRow="1" w:lastRow="0" w:firstColumn="1" w:lastColumn="0" w:noHBand="0" w:noVBand="1"/>
       </w:tblPr>
       <w:tblGrid>
-        <w:gridCol w:w="2068"/>
+        <w:gridCol w:w="1961"/>
         <w:gridCol w:w="1852"/>
         <w:gridCol w:w="1843"/>
         <w:gridCol w:w="1632"/>
         <w:gridCol w:w="1489"/>
-        <w:gridCol w:w="1850"/>
+        <w:gridCol w:w="1762"/>
       </w:tblGrid>
       <w:tr>
         <w:trPr>
@@ -2545,16 +2392,12 @@
             <w:pPr>
               <w:jc w:val="center"/>
               <w:rPr>
-                <w:b/>
-                <w:bCs/>
-                <w:sz w:val="26"/>
-                <w:szCs w:val="26"/>
-              </w:rPr>
-            </w:pPr>
-            <w:r>
-              <w:rPr>
-                <w:b/>
-                <w:bCs/>
+                <w:sz w:val="26"/>
+                <w:szCs w:val="26"/>
+              </w:rPr>
+            </w:pPr>
+            <w:r>
+              <w:rPr>
                 <w:sz w:val="26"/>
                 <w:szCs w:val="26"/>
               </w:rPr>
@@ -2570,16 +2413,12 @@
             <w:pPr>
               <w:jc w:val="center"/>
               <w:rPr>
-                <w:b/>
-                <w:bCs/>
-                <w:sz w:val="26"/>
-                <w:szCs w:val="26"/>
-              </w:rPr>
-            </w:pPr>
-            <w:r>
-              <w:rPr>
-                <w:b/>
-                <w:bCs/>
+                <w:sz w:val="26"/>
+                <w:szCs w:val="26"/>
+              </w:rPr>
+            </w:pPr>
+            <w:r>
+              <w:rPr>
                 <w:sz w:val="26"/>
                 <w:szCs w:val="26"/>
               </w:rPr>
@@ -2595,16 +2434,12 @@
             <w:pPr>
               <w:jc w:val="center"/>
               <w:rPr>
-                <w:b/>
-                <w:bCs/>
-                <w:sz w:val="26"/>
-                <w:szCs w:val="26"/>
-              </w:rPr>
-            </w:pPr>
-            <w:r>
-              <w:rPr>
-                <w:b/>
-                <w:bCs/>
+                <w:sz w:val="26"/>
+                <w:szCs w:val="26"/>
+              </w:rPr>
+            </w:pPr>
+            <w:r>
+              <w:rPr>
                 <w:sz w:val="26"/>
                 <w:szCs w:val="26"/>
               </w:rPr>
@@ -2620,16 +2455,12 @@
             <w:pPr>
               <w:jc w:val="center"/>
               <w:rPr>
-                <w:b/>
-                <w:bCs/>
-                <w:sz w:val="26"/>
-                <w:szCs w:val="26"/>
-              </w:rPr>
-            </w:pPr>
-            <w:r>
-              <w:rPr>
-                <w:b/>
-                <w:bCs/>
+                <w:sz w:val="26"/>
+                <w:szCs w:val="26"/>
+              </w:rPr>
+            </w:pPr>
+            <w:r>
+              <w:rPr>
                 <w:sz w:val="26"/>
                 <w:szCs w:val="26"/>
               </w:rPr>
@@ -2645,16 +2476,12 @@
             <w:pPr>
               <w:jc w:val="center"/>
               <w:rPr>
-                <w:b/>
-                <w:bCs/>
-                <w:sz w:val="26"/>
-                <w:szCs w:val="26"/>
-              </w:rPr>
-            </w:pPr>
-            <w:r>
-              <w:rPr>
-                <w:b/>
-                <w:bCs/>
+                <w:sz w:val="26"/>
+                <w:szCs w:val="26"/>
+              </w:rPr>
+            </w:pPr>
+            <w:r>
+              <w:rPr>
                 <w:sz w:val="26"/>
                 <w:szCs w:val="26"/>
               </w:rPr>
@@ -2670,16 +2497,12 @@
             <w:pPr>
               <w:jc w:val="center"/>
               <w:rPr>
-                <w:b/>
-                <w:bCs/>
-                <w:sz w:val="26"/>
-                <w:szCs w:val="26"/>
-              </w:rPr>
-            </w:pPr>
-            <w:r>
-              <w:rPr>
-                <w:b/>
-                <w:bCs/>
+                <w:sz w:val="26"/>
+                <w:szCs w:val="26"/>
+              </w:rPr>
+            </w:pPr>
+            <w:r>
+              <w:rPr>
                 <w:sz w:val="26"/>
                 <w:szCs w:val="26"/>
               </w:rPr>
@@ -2838,11 +2661,11 @@
           </w:tcPr>
           <w:p>
             <w:r>
-              <w:t xml:space="preserve">Permet au président du jury d'enregistrer </w:t>
+              <w:t xml:space="preserve">Permet au président du jury d'enregistrer les notes des </w:t>
             </w:r>
             <w:r>
               <w:lastRenderedPageBreak/>
-              <w:t>les notes des membres du jury pour chaque film projeté.</w:t>
+              <w:t>membres du jury pour chaque film projeté.</w:t>
             </w:r>
           </w:p>
         </w:tc>
@@ -2883,11 +2706,11 @@
           </w:tcPr>
           <w:p>
             <w:r>
-              <w:t xml:space="preserve">Les notes doivent être attribuées et stockées </w:t>
+              <w:t xml:space="preserve">Les notes doivent être attribuées et stockées correctement </w:t>
             </w:r>
             <w:r>
               <w:lastRenderedPageBreak/>
-              <w:t>correctement pour chaque film</w:t>
+              <w:t>pour chaque film</w:t>
             </w:r>
           </w:p>
         </w:tc>
@@ -3019,13 +2842,7 @@
           </w:tcPr>
           <w:p>
             <w:r>
-              <w:t>Utilisateur ajouté à la base de données</w:t>
-            </w:r>
-            <w:r>
-              <w:t xml:space="preserve"> ou modifié</w:t>
-            </w:r>
-            <w:r>
-              <w:t xml:space="preserve"> </w:t>
+              <w:t xml:space="preserve">Utilisateur ajouté à la base de données ou modifié </w:t>
             </w:r>
           </w:p>
         </w:tc>
@@ -3070,10 +2887,7 @@
           </w:tcPr>
           <w:p>
             <w:r>
-              <w:t xml:space="preserve">Responsable, </w:t>
-            </w:r>
-            <w:r>
-              <w:t>Spectateurs, Public</w:t>
+              <w:t>Responsable, Spectateurs, Public</w:t>
             </w:r>
             <w:r>
               <w:t>,</w:t>
@@ -3242,14 +3056,7 @@
           <w:sz w:val="26"/>
           <w:szCs w:val="26"/>
         </w:rPr>
-        <w:t>La méthode d’analyse choisie est basée sur une approche orientée objet, où les différents composants du système sont modélisés en UML. Cette méthode permet de visualiser la structure du système avant sa mise en œuvre, en identifiant les relations entre les acteurs (utilisateurs, administrateurs, membres du jury) et les objets (films, projections, jury</w:t>
-      </w:r>
-      <w:r>
-        <w:rPr>
-          <w:sz w:val="26"/>
-          <w:szCs w:val="26"/>
-        </w:rPr>
-        <w:t>,</w:t>
+        <w:t>La méthode d’analyse choisie est basée sur une approche orientée objet, où les différents composants du système sont modélisés en UML. Cette méthode permet de visualiser la structure du système avant sa mise en œuvre, en identifiant les relations entre les acteurs (utilisateurs, administrateurs, membres du jury) et les objets (films, projections, jury,</w:t>
       </w:r>
       <w:r>
         <w:rPr>
@@ -3307,55 +3114,7 @@
           <w:sz w:val="26"/>
           <w:szCs w:val="26"/>
         </w:rPr>
-        <w:t xml:space="preserve">L'étude conceptuelle dans un projet IT (Technologies de l'Information) est une étape clé qui intervient après la phase de définition des besoins. Elle vise à conceptualiser et à modéliser la solution envisagée, en s'appuyant sur les spécifications fonctionnelles et non fonctionnelles. Cette étude permet de définir </w:t>
-      </w:r>
-      <w:r>
-        <w:rPr>
-          <w:b/>
-          <w:bCs/>
-          <w:sz w:val="26"/>
-          <w:szCs w:val="26"/>
-        </w:rPr>
-        <w:t>l'architecture globale du système</w:t>
-      </w:r>
-      <w:r>
-        <w:rPr>
-          <w:sz w:val="26"/>
-          <w:szCs w:val="26"/>
-        </w:rPr>
-        <w:t xml:space="preserve">, les </w:t>
-      </w:r>
-      <w:r>
-        <w:rPr>
-          <w:b/>
-          <w:bCs/>
-          <w:sz w:val="26"/>
-          <w:szCs w:val="26"/>
-        </w:rPr>
-        <w:t>interactions entre les différents composants</w:t>
-      </w:r>
-      <w:r>
-        <w:rPr>
-          <w:sz w:val="26"/>
-          <w:szCs w:val="26"/>
-        </w:rPr>
-        <w:t xml:space="preserve">, et de vérifier la </w:t>
-      </w:r>
-      <w:r>
-        <w:rPr>
-          <w:b/>
-          <w:bCs/>
-          <w:sz w:val="26"/>
-          <w:szCs w:val="26"/>
-        </w:rPr>
-        <w:t>faisabilité technique</w:t>
-      </w:r>
-      <w:r>
-        <w:rPr>
-          <w:sz w:val="26"/>
-          <w:szCs w:val="26"/>
-        </w:rPr>
-        <w:t xml:space="preserve"> du projet avant de passer à la phase de développement.</w:t>
+        <w:t>L'étude conceptuelle dans un projet IT (Technologies de l'Information) est une étape clé qui intervient après la phase de définition des besoins. Elle vise à conceptualiser et à modéliser la solution envisagée, en s'appuyant sur les spécifications fonctionnelles et non fonctionnelles. Cette étude permet de définir l'architecture globale du système, les interactions entre les différents composants, et de vérifier la faisabilité technique du projet avant de passer à la phase de développement.</w:t>
       </w:r>
     </w:p>
     <w:p>
@@ -3393,23 +3152,7 @@
           <w:sz w:val="26"/>
           <w:szCs w:val="26"/>
         </w:rPr>
-        <w:t xml:space="preserve">La </w:t>
-      </w:r>
-      <w:r>
-        <w:rPr>
-          <w:b/>
-          <w:bCs/>
-          <w:sz w:val="26"/>
-          <w:szCs w:val="26"/>
-        </w:rPr>
-        <w:t>conception logique</w:t>
-      </w:r>
-      <w:r>
-        <w:rPr>
-          <w:sz w:val="26"/>
-          <w:szCs w:val="26"/>
-        </w:rPr>
-        <w:t xml:space="preserve"> est une étape essentielle dans le processus de développement d'un système informatique, et plus spécifiquement dans la conception des bases de données et des systèmes d'information. Elle intervient après l'analyse des besoins et après l'étude conceptuelle. Elle a pour objectif de traduire les modèles conceptuels (souvent issus de la modélisation UML ou d'autres techniques de modélisation) en une représentation plus technique, mais qui reste indépendante des technologies spécifiques utilisées pour l'implémentation.</w:t>
+        <w:t>La conception logique est une étape essentielle dans le processus de développement d'un système informatique, et plus spécifiquement dans la conception des bases de données et des systèmes d'information. Elle intervient après l'analyse des besoins et après l'étude conceptuelle. Elle a pour objectif de traduire les modèles conceptuels (souvent issus de la modélisation UML ou d'autres techniques de modélisation) en une représentation plus technique, mais qui reste indépendante des technologies spécifiques utilisées pour l'implémentation.</w:t>
       </w:r>
     </w:p>
     <w:p>
@@ -3441,48 +3184,12 @@
           <w:sz w:val="26"/>
           <w:szCs w:val="26"/>
         </w:rPr>
-        <w:t xml:space="preserve">Un </w:t>
+        <w:t>Un use case (ou cas d'utilisation) est une description formelle de la manière dont un utilisateur (ou un autre système) interagit avec un système ou une application pour accomplir un objectif spécifique. Il est utilisé dans l'analyse et la conception de systèmes pour capturer les exigences fonctionnelles du système en décrivant les interactions entre un "acteur" (généralement un utilisateur ou un autre système) et le système lui-même.</w:t>
       </w:r>
-      <w:r>
-        <w:rPr>
-          <w:b/>
-          <w:bCs/>
-          <w:sz w:val="26"/>
-          <w:szCs w:val="26"/>
-        </w:rPr>
-        <w:t>use case</w:t>
-      </w:r>
-      <w:r>
-        <w:rPr>
-          <w:sz w:val="26"/>
-          <w:szCs w:val="26"/>
-        </w:rPr>
-        <w:t xml:space="preserve"> (ou </w:t>
-      </w:r>
-      <w:r>
-        <w:rPr>
-          <w:b/>
-          <w:bCs/>
-          <w:sz w:val="26"/>
-          <w:szCs w:val="26"/>
-        </w:rPr>
-        <w:t>cas d'utilisation</w:t>
-      </w:r>
-      <w:r>
-        <w:rPr>
-          <w:sz w:val="26"/>
-          <w:szCs w:val="26"/>
-        </w:rPr>
-        <w:t>) est une description formelle de la manière dont un utilisateur (ou un autre système) interagit avec un système ou une application pour accomplir un objectif spécifique. Il est utilisé dans l'analyse et la conception de systèmes pour capturer les exigences fonctionnelles du système en décrivant les interactions entre un "acteur" (généralement un utilisateur ou un autre système) et le système lui-même.</w:t>
-      </w:r>
     </w:p>
     <w:p>
       <w:pPr>
         <w:jc w:val="center"/>
-        <w:rPr>
-          <w:b/>
-          <w:bCs/>
-        </w:rPr>
       </w:pPr>
       <w:r>
         <w:rPr>
@@ -3552,10 +3259,6 @@
         </w:drawing>
       </w:r>
       <w:r>
-        <w:rPr>
-          <w:b/>
-          <w:bCs/>
-        </w:rPr>
         <w:t>DIAGRAMME DE CAS D’UTILISATION GLOBAL</w:t>
       </w:r>
     </w:p>
@@ -3690,21 +3393,10 @@
           <w:szCs w:val="26"/>
         </w:rPr>
         <w:lastRenderedPageBreak/>
-        <w:t xml:space="preserve">CAS D’UTILISATION : </w:t>
+        <w:t>CAS D’UTILISATION : G</w:t>
       </w:r>
       <w:r>
         <w:rPr>
-          <w:b/>
-          <w:bCs/>
-          <w:sz w:val="26"/>
-          <w:szCs w:val="26"/>
-        </w:rPr>
-        <w:t>G</w:t>
-      </w:r>
-      <w:r>
-        <w:rPr>
-          <w:b/>
-          <w:bCs/>
           <w:sz w:val="26"/>
           <w:szCs w:val="26"/>
         </w:rPr>
@@ -3712,8 +3404,6 @@
       </w:r>
       <w:r>
         <w:rPr>
-          <w:b/>
-          <w:bCs/>
           <w:sz w:val="26"/>
           <w:szCs w:val="26"/>
         </w:rPr>
@@ -3863,8 +3553,6 @@
       <w:pPr>
         <w:jc w:val="center"/>
         <w:rPr>
-          <w:b/>
-          <w:bCs/>
           <w:sz w:val="26"/>
           <w:szCs w:val="26"/>
         </w:rPr>
@@ -3874,8 +3562,6 @@
       <w:pPr>
         <w:jc w:val="center"/>
         <w:rPr>
-          <w:b/>
-          <w:bCs/>
           <w:sz w:val="26"/>
           <w:szCs w:val="26"/>
         </w:rPr>
@@ -3885,8 +3571,6 @@
       <w:pPr>
         <w:jc w:val="center"/>
         <w:rPr>
-          <w:b/>
-          <w:bCs/>
           <w:sz w:val="26"/>
           <w:szCs w:val="26"/>
         </w:rPr>
@@ -3896,8 +3580,6 @@
       <w:pPr>
         <w:jc w:val="center"/>
         <w:rPr>
-          <w:b/>
-          <w:bCs/>
           <w:sz w:val="26"/>
           <w:szCs w:val="26"/>
         </w:rPr>
@@ -3907,8 +3589,6 @@
       <w:pPr>
         <w:jc w:val="center"/>
         <w:rPr>
-          <w:b/>
-          <w:bCs/>
           <w:sz w:val="26"/>
           <w:szCs w:val="26"/>
         </w:rPr>
@@ -3918,8 +3598,6 @@
       <w:pPr>
         <w:jc w:val="center"/>
         <w:rPr>
-          <w:b/>
-          <w:bCs/>
           <w:sz w:val="26"/>
           <w:szCs w:val="26"/>
         </w:rPr>
@@ -3929,8 +3607,6 @@
       <w:pPr>
         <w:jc w:val="center"/>
         <w:rPr>
-          <w:b/>
-          <w:bCs/>
           <w:sz w:val="26"/>
           <w:szCs w:val="26"/>
         </w:rPr>
@@ -3944,8 +3620,6 @@
       </w:r>
       <w:r>
         <w:rPr>
-          <w:b/>
-          <w:bCs/>
           <w:sz w:val="26"/>
           <w:szCs w:val="26"/>
         </w:rPr>
@@ -3956,8 +3630,6 @@
       <w:pPr>
         <w:jc w:val="center"/>
         <w:rPr>
-          <w:b/>
-          <w:bCs/>
           <w:sz w:val="26"/>
           <w:szCs w:val="26"/>
         </w:rPr>
@@ -3996,16 +3668,7 @@
                 <w:sz w:val="26"/>
                 <w:szCs w:val="26"/>
               </w:rPr>
-              <w:t xml:space="preserve">CAS D’UTILISATION : </w:t>
-            </w:r>
-            <w:r>
-              <w:rPr>
-                <w:b/>
-                <w:bCs/>
-                <w:sz w:val="26"/>
-                <w:szCs w:val="26"/>
-              </w:rPr>
-              <w:t>gestion des enregistrements</w:t>
+              <w:t>CAS D’UTILISATION : gestion des enregistrements</w:t>
             </w:r>
           </w:p>
         </w:tc>
@@ -4022,16 +3685,12 @@
             <w:pPr>
               <w:jc w:val="both"/>
               <w:rPr>
-                <w:b/>
-                <w:bCs/>
-                <w:sz w:val="26"/>
-                <w:szCs w:val="26"/>
-              </w:rPr>
-            </w:pPr>
-            <w:r>
-              <w:rPr>
-                <w:b/>
-                <w:bCs/>
+                <w:sz w:val="26"/>
+                <w:szCs w:val="26"/>
+              </w:rPr>
+            </w:pPr>
+            <w:r>
+              <w:rPr>
                 <w:sz w:val="26"/>
                 <w:szCs w:val="26"/>
               </w:rPr>
@@ -4056,14 +3715,7 @@
                 <w:sz w:val="26"/>
                 <w:szCs w:val="26"/>
               </w:rPr>
-              <w:t>Ce</w:t>
-            </w:r>
-            <w:r>
-              <w:rPr>
-                <w:sz w:val="26"/>
-                <w:szCs w:val="26"/>
-              </w:rPr>
-              <w:t xml:space="preserve"> cas d'utilisation</w:t>
+              <w:t>Ce cas d'utilisation</w:t>
             </w:r>
             <w:r>
               <w:rPr>
@@ -4108,16 +3760,12 @@
             <w:pPr>
               <w:jc w:val="both"/>
               <w:rPr>
-                <w:b/>
-                <w:bCs/>
-                <w:sz w:val="26"/>
-                <w:szCs w:val="26"/>
-              </w:rPr>
-            </w:pPr>
-            <w:r>
-              <w:rPr>
-                <w:b/>
-                <w:bCs/>
+                <w:sz w:val="26"/>
+                <w:szCs w:val="26"/>
+              </w:rPr>
+            </w:pPr>
+            <w:r>
+              <w:rPr>
                 <w:sz w:val="26"/>
                 <w:szCs w:val="26"/>
               </w:rPr>
@@ -4159,16 +3807,12 @@
             <w:pPr>
               <w:jc w:val="both"/>
               <w:rPr>
-                <w:b/>
-                <w:bCs/>
-                <w:sz w:val="26"/>
-                <w:szCs w:val="26"/>
-              </w:rPr>
-            </w:pPr>
-            <w:r>
-              <w:rPr>
-                <w:b/>
-                <w:bCs/>
+                <w:sz w:val="26"/>
+                <w:szCs w:val="26"/>
+              </w:rPr>
+            </w:pPr>
+            <w:r>
+              <w:rPr>
                 <w:sz w:val="26"/>
                 <w:szCs w:val="26"/>
               </w:rPr>
@@ -4238,16 +3882,12 @@
             <w:pPr>
               <w:jc w:val="both"/>
               <w:rPr>
-                <w:b/>
-                <w:bCs/>
-                <w:sz w:val="26"/>
-                <w:szCs w:val="26"/>
-              </w:rPr>
-            </w:pPr>
-            <w:r>
-              <w:rPr>
-                <w:b/>
-                <w:bCs/>
+                <w:sz w:val="26"/>
+                <w:szCs w:val="26"/>
+              </w:rPr>
+            </w:pPr>
+            <w:r>
+              <w:rPr>
                 <w:sz w:val="26"/>
                 <w:szCs w:val="26"/>
               </w:rPr>
@@ -4290,16 +3930,12 @@
             <w:pPr>
               <w:jc w:val="both"/>
               <w:rPr>
-                <w:b/>
-                <w:bCs/>
-                <w:sz w:val="26"/>
-                <w:szCs w:val="26"/>
-              </w:rPr>
-            </w:pPr>
-            <w:r>
-              <w:rPr>
-                <w:b/>
-                <w:bCs/>
+                <w:sz w:val="26"/>
+                <w:szCs w:val="26"/>
+              </w:rPr>
+            </w:pPr>
+            <w:r>
+              <w:rPr>
                 <w:sz w:val="26"/>
                 <w:szCs w:val="26"/>
               </w:rPr>
@@ -4334,16 +3970,12 @@
                 <w:numId w:val="24"/>
               </w:numPr>
               <w:rPr>
-                <w:b/>
-                <w:bCs/>
-                <w:sz w:val="26"/>
-                <w:szCs w:val="26"/>
-              </w:rPr>
-            </w:pPr>
-            <w:r>
-              <w:rPr>
-                <w:b/>
-                <w:bCs/>
+                <w:sz w:val="26"/>
+                <w:szCs w:val="26"/>
+              </w:rPr>
+            </w:pPr>
+            <w:r>
+              <w:rPr>
                 <w:sz w:val="26"/>
                 <w:szCs w:val="26"/>
               </w:rPr>
@@ -4387,16 +4019,12 @@
                 <w:numId w:val="24"/>
               </w:numPr>
               <w:rPr>
-                <w:b/>
-                <w:bCs/>
-                <w:sz w:val="26"/>
-                <w:szCs w:val="26"/>
-              </w:rPr>
-            </w:pPr>
-            <w:r>
-              <w:rPr>
-                <w:b/>
-                <w:bCs/>
+                <w:sz w:val="26"/>
+                <w:szCs w:val="26"/>
+              </w:rPr>
+            </w:pPr>
+            <w:r>
+              <w:rPr>
                 <w:sz w:val="26"/>
                 <w:szCs w:val="26"/>
               </w:rPr>
@@ -4471,16 +4099,12 @@
                 <w:numId w:val="24"/>
               </w:numPr>
               <w:rPr>
-                <w:b/>
-                <w:bCs/>
-                <w:sz w:val="26"/>
-                <w:szCs w:val="26"/>
-              </w:rPr>
-            </w:pPr>
-            <w:r>
-              <w:rPr>
-                <w:b/>
-                <w:bCs/>
+                <w:sz w:val="26"/>
+                <w:szCs w:val="26"/>
+              </w:rPr>
+            </w:pPr>
+            <w:r>
+              <w:rPr>
                 <w:sz w:val="26"/>
                 <w:szCs w:val="26"/>
               </w:rPr>
@@ -4535,16 +4159,12 @@
                 <w:numId w:val="24"/>
               </w:numPr>
               <w:rPr>
-                <w:b/>
-                <w:bCs/>
-                <w:sz w:val="26"/>
-                <w:szCs w:val="26"/>
-              </w:rPr>
-            </w:pPr>
-            <w:r>
-              <w:rPr>
-                <w:b/>
-                <w:bCs/>
+                <w:sz w:val="26"/>
+                <w:szCs w:val="26"/>
+              </w:rPr>
+            </w:pPr>
+            <w:r>
+              <w:rPr>
                 <w:sz w:val="26"/>
                 <w:szCs w:val="26"/>
               </w:rPr>
@@ -4630,16 +4250,12 @@
             <w:pPr>
               <w:jc w:val="both"/>
               <w:rPr>
-                <w:b/>
-                <w:bCs/>
-                <w:sz w:val="26"/>
-                <w:szCs w:val="26"/>
-              </w:rPr>
-            </w:pPr>
-            <w:r>
-              <w:rPr>
-                <w:b/>
-                <w:bCs/>
+                <w:sz w:val="26"/>
+                <w:szCs w:val="26"/>
+              </w:rPr>
+            </w:pPr>
+            <w:r>
+              <w:rPr>
                 <w:sz w:val="26"/>
                 <w:szCs w:val="26"/>
               </w:rPr>
@@ -4705,16 +4321,12 @@
             <w:pPr>
               <w:jc w:val="both"/>
               <w:rPr>
-                <w:b/>
-                <w:bCs/>
-                <w:sz w:val="26"/>
-                <w:szCs w:val="26"/>
-              </w:rPr>
-            </w:pPr>
-            <w:r>
-              <w:rPr>
-                <w:b/>
-                <w:bCs/>
+                <w:sz w:val="26"/>
+                <w:szCs w:val="26"/>
+              </w:rPr>
+            </w:pPr>
+            <w:r>
+              <w:rPr>
                 <w:sz w:val="26"/>
                 <w:szCs w:val="26"/>
               </w:rPr>
@@ -4802,21 +4414,10 @@
           <w:sz w:val="26"/>
           <w:szCs w:val="26"/>
         </w:rPr>
-        <w:t xml:space="preserve">CAS D’UTILISATION : </w:t>
+        <w:t>CAS D’UTILISATION : g</w:t>
       </w:r>
       <w:r>
         <w:rPr>
-          <w:b/>
-          <w:bCs/>
-          <w:sz w:val="26"/>
-          <w:szCs w:val="26"/>
-        </w:rPr>
-        <w:t>g</w:t>
-      </w:r>
-      <w:r>
-        <w:rPr>
-          <w:b/>
-          <w:bCs/>
           <w:sz w:val="26"/>
           <w:szCs w:val="26"/>
         </w:rPr>
@@ -4824,8 +4425,6 @@
       </w:r>
       <w:r>
         <w:rPr>
-          <w:b/>
-          <w:bCs/>
           <w:sz w:val="26"/>
           <w:szCs w:val="26"/>
         </w:rPr>
@@ -4871,6 +4470,7 @@
         <w:rPr>
           <w:noProof/>
         </w:rPr>
+        <w:lastRenderedPageBreak/>
         <w:drawing>
           <wp:anchor distT="0" distB="0" distL="114300" distR="114300" simplePos="0" relativeHeight="251678720" behindDoc="0" locked="0" layoutInCell="1" allowOverlap="1" wp14:anchorId="0592AEFB" wp14:editId="3DB874C4">
             <wp:simplePos x="0" y="0"/>
@@ -5074,8 +4674,6 @@
       <w:pPr>
         <w:jc w:val="center"/>
         <w:rPr>
-          <w:b/>
-          <w:bCs/>
           <w:sz w:val="26"/>
           <w:szCs w:val="26"/>
         </w:rPr>
@@ -5092,28 +4690,10 @@
           <w:sz w:val="26"/>
           <w:szCs w:val="26"/>
         </w:rPr>
-        <w:t> :</w:t>
+        <w:t> : g</w:t>
       </w:r>
       <w:r>
         <w:rPr>
-          <w:sz w:val="26"/>
-          <w:szCs w:val="26"/>
-        </w:rPr>
-        <w:t xml:space="preserve"> </w:t>
-      </w:r>
-      <w:r>
-        <w:rPr>
-          <w:b/>
-          <w:bCs/>
-          <w:sz w:val="26"/>
-          <w:szCs w:val="26"/>
-        </w:rPr>
-        <w:t>g</w:t>
-      </w:r>
-      <w:r>
-        <w:rPr>
-          <w:b/>
-          <w:bCs/>
           <w:sz w:val="26"/>
           <w:szCs w:val="26"/>
         </w:rPr>
@@ -5121,8 +4701,6 @@
       </w:r>
       <w:r>
         <w:rPr>
-          <w:b/>
-          <w:bCs/>
           <w:sz w:val="26"/>
           <w:szCs w:val="26"/>
         </w:rPr>
@@ -5166,26 +4744,13 @@
             </w:r>
             <w:r>
               <w:rPr>
-                <w:b/>
-                <w:bCs/>
-                <w:sz w:val="26"/>
-                <w:szCs w:val="26"/>
-              </w:rPr>
-              <w:t xml:space="preserve"> g</w:t>
-            </w:r>
-            <w:r>
-              <w:rPr>
-                <w:b/>
-                <w:bCs/>
-                <w:sz w:val="26"/>
-                <w:szCs w:val="26"/>
-              </w:rPr>
-              <w:t xml:space="preserve">estion du </w:t>
-            </w:r>
-            <w:r>
-              <w:rPr>
-                <w:b/>
-                <w:bCs/>
+                <w:sz w:val="26"/>
+                <w:szCs w:val="26"/>
+              </w:rPr>
+              <w:t xml:space="preserve"> gestion du </w:t>
+            </w:r>
+            <w:r>
+              <w:rPr>
                 <w:sz w:val="26"/>
                 <w:szCs w:val="26"/>
               </w:rPr>
@@ -5206,16 +4771,12 @@
             <w:pPr>
               <w:jc w:val="both"/>
               <w:rPr>
-                <w:b/>
-                <w:bCs/>
-                <w:sz w:val="26"/>
-                <w:szCs w:val="26"/>
-              </w:rPr>
-            </w:pPr>
-            <w:r>
-              <w:rPr>
-                <w:b/>
-                <w:bCs/>
+                <w:sz w:val="26"/>
+                <w:szCs w:val="26"/>
+              </w:rPr>
+            </w:pPr>
+            <w:r>
+              <w:rPr>
                 <w:sz w:val="26"/>
                 <w:szCs w:val="26"/>
               </w:rPr>
@@ -5257,16 +4818,12 @@
             <w:pPr>
               <w:jc w:val="both"/>
               <w:rPr>
-                <w:b/>
-                <w:bCs/>
-                <w:sz w:val="26"/>
-                <w:szCs w:val="26"/>
-              </w:rPr>
-            </w:pPr>
-            <w:r>
-              <w:rPr>
-                <w:b/>
-                <w:bCs/>
+                <w:sz w:val="26"/>
+                <w:szCs w:val="26"/>
+              </w:rPr>
+            </w:pPr>
+            <w:r>
+              <w:rPr>
                 <w:sz w:val="26"/>
                 <w:szCs w:val="26"/>
               </w:rPr>
@@ -5334,16 +4891,12 @@
             <w:pPr>
               <w:jc w:val="both"/>
               <w:rPr>
-                <w:b/>
-                <w:bCs/>
-                <w:sz w:val="26"/>
-                <w:szCs w:val="26"/>
-              </w:rPr>
-            </w:pPr>
-            <w:r>
-              <w:rPr>
-                <w:b/>
-                <w:bCs/>
+                <w:sz w:val="26"/>
+                <w:szCs w:val="26"/>
+              </w:rPr>
+            </w:pPr>
+            <w:r>
+              <w:rPr>
                 <w:sz w:val="26"/>
                 <w:szCs w:val="26"/>
               </w:rPr>
@@ -5369,23 +4922,7 @@
                 <w:sz w:val="26"/>
                 <w:szCs w:val="26"/>
               </w:rPr>
-              <w:t>Un clic sur le bouton « </w:t>
-            </w:r>
-            <w:r>
-              <w:rPr>
-                <w:b/>
-                <w:bCs/>
-                <w:sz w:val="26"/>
-                <w:szCs w:val="26"/>
-              </w:rPr>
-              <w:t>créer planning</w:t>
-            </w:r>
-            <w:r>
-              <w:rPr>
-                <w:sz w:val="26"/>
-                <w:szCs w:val="26"/>
-              </w:rPr>
-              <w:t> »</w:t>
+              <w:t>Un clic sur le bouton « créer planning »</w:t>
             </w:r>
           </w:p>
           <w:p>
@@ -5401,23 +4938,7 @@
                 <w:sz w:val="26"/>
                 <w:szCs w:val="26"/>
               </w:rPr>
-              <w:t>Un clic sur le bouton « </w:t>
-            </w:r>
-            <w:r>
-              <w:rPr>
-                <w:b/>
-                <w:bCs/>
-                <w:sz w:val="26"/>
-                <w:szCs w:val="26"/>
-              </w:rPr>
-              <w:t>Consulter planning</w:t>
-            </w:r>
-            <w:r>
-              <w:rPr>
-                <w:sz w:val="26"/>
-                <w:szCs w:val="26"/>
-              </w:rPr>
-              <w:t> »</w:t>
+              <w:t>Un clic sur le bouton « Consulter planning »</w:t>
             </w:r>
           </w:p>
         </w:tc>
@@ -5434,16 +4955,12 @@
             <w:pPr>
               <w:jc w:val="both"/>
               <w:rPr>
-                <w:b/>
-                <w:bCs/>
-                <w:sz w:val="26"/>
-                <w:szCs w:val="26"/>
-              </w:rPr>
-            </w:pPr>
-            <w:r>
-              <w:rPr>
-                <w:b/>
-                <w:bCs/>
+                <w:sz w:val="26"/>
+                <w:szCs w:val="26"/>
+              </w:rPr>
+            </w:pPr>
+            <w:r>
+              <w:rPr>
                 <w:sz w:val="26"/>
                 <w:szCs w:val="26"/>
               </w:rPr>
@@ -5518,8 +5035,6 @@
             <w:pPr>
               <w:jc w:val="both"/>
               <w:rPr>
-                <w:b/>
-                <w:bCs/>
                 <w:sz w:val="26"/>
                 <w:szCs w:val="26"/>
               </w:rPr>
@@ -5529,8 +5044,6 @@
             <w:pPr>
               <w:jc w:val="both"/>
               <w:rPr>
-                <w:b/>
-                <w:bCs/>
                 <w:sz w:val="26"/>
                 <w:szCs w:val="26"/>
               </w:rPr>
@@ -5540,8 +5053,6 @@
             <w:pPr>
               <w:jc w:val="both"/>
               <w:rPr>
-                <w:b/>
-                <w:bCs/>
                 <w:sz w:val="26"/>
                 <w:szCs w:val="26"/>
               </w:rPr>
@@ -5551,8 +5062,6 @@
             <w:pPr>
               <w:jc w:val="both"/>
               <w:rPr>
-                <w:b/>
-                <w:bCs/>
                 <w:sz w:val="26"/>
                 <w:szCs w:val="26"/>
               </w:rPr>
@@ -5562,8 +5071,6 @@
             <w:pPr>
               <w:jc w:val="both"/>
               <w:rPr>
-                <w:b/>
-                <w:bCs/>
                 <w:sz w:val="26"/>
                 <w:szCs w:val="26"/>
               </w:rPr>
@@ -5573,8 +5080,6 @@
             <w:pPr>
               <w:jc w:val="both"/>
               <w:rPr>
-                <w:b/>
-                <w:bCs/>
                 <w:sz w:val="26"/>
                 <w:szCs w:val="26"/>
               </w:rPr>
@@ -5584,8 +5089,6 @@
             <w:pPr>
               <w:jc w:val="both"/>
               <w:rPr>
-                <w:b/>
-                <w:bCs/>
                 <w:sz w:val="26"/>
                 <w:szCs w:val="26"/>
               </w:rPr>
@@ -5595,16 +5098,12 @@
             <w:pPr>
               <w:jc w:val="both"/>
               <w:rPr>
-                <w:b/>
-                <w:bCs/>
-                <w:sz w:val="26"/>
-                <w:szCs w:val="26"/>
-              </w:rPr>
-            </w:pPr>
-            <w:r>
-              <w:rPr>
-                <w:b/>
-                <w:bCs/>
+                <w:sz w:val="26"/>
+                <w:szCs w:val="26"/>
+              </w:rPr>
+            </w:pPr>
+            <w:r>
+              <w:rPr>
                 <w:sz w:val="26"/>
                 <w:szCs w:val="26"/>
               </w:rPr>
@@ -5639,16 +5138,12 @@
                 <w:numId w:val="46"/>
               </w:numPr>
               <w:rPr>
-                <w:b/>
-                <w:bCs/>
-                <w:sz w:val="26"/>
-                <w:szCs w:val="26"/>
-              </w:rPr>
-            </w:pPr>
-            <w:r>
-              <w:rPr>
-                <w:b/>
-                <w:bCs/>
+                <w:sz w:val="26"/>
+                <w:szCs w:val="26"/>
+              </w:rPr>
+            </w:pPr>
+            <w:r>
+              <w:rPr>
                 <w:sz w:val="26"/>
                 <w:szCs w:val="26"/>
               </w:rPr>
@@ -5656,8 +5151,6 @@
             </w:r>
             <w:r>
               <w:rPr>
-                <w:b/>
-                <w:bCs/>
                 <w:sz w:val="26"/>
                 <w:szCs w:val="26"/>
               </w:rPr>
@@ -5665,8 +5158,6 @@
             </w:r>
             <w:r>
               <w:rPr>
-                <w:b/>
-                <w:bCs/>
                 <w:sz w:val="26"/>
                 <w:szCs w:val="26"/>
               </w:rPr>
@@ -5782,16 +5273,12 @@
                 <w:numId w:val="46"/>
               </w:numPr>
               <w:rPr>
-                <w:b/>
-                <w:bCs/>
-                <w:sz w:val="26"/>
-                <w:szCs w:val="26"/>
-              </w:rPr>
-            </w:pPr>
-            <w:r>
-              <w:rPr>
-                <w:b/>
-                <w:bCs/>
+                <w:sz w:val="26"/>
+                <w:szCs w:val="26"/>
+              </w:rPr>
+            </w:pPr>
+            <w:r>
+              <w:rPr>
                 <w:sz w:val="26"/>
                 <w:szCs w:val="26"/>
               </w:rPr>
@@ -5944,16 +5431,12 @@
             <w:pPr>
               <w:jc w:val="both"/>
               <w:rPr>
-                <w:b/>
-                <w:bCs/>
-                <w:sz w:val="26"/>
-                <w:szCs w:val="26"/>
-              </w:rPr>
-            </w:pPr>
-            <w:r>
-              <w:rPr>
-                <w:b/>
-                <w:bCs/>
+                <w:sz w:val="26"/>
+                <w:szCs w:val="26"/>
+              </w:rPr>
+            </w:pPr>
+            <w:r>
+              <w:rPr>
                 <w:sz w:val="26"/>
                 <w:szCs w:val="26"/>
               </w:rPr>
@@ -6028,16 +5511,12 @@
             <w:pPr>
               <w:jc w:val="both"/>
               <w:rPr>
-                <w:b/>
-                <w:bCs/>
-                <w:sz w:val="26"/>
-                <w:szCs w:val="26"/>
-              </w:rPr>
-            </w:pPr>
-            <w:r>
-              <w:rPr>
-                <w:b/>
-                <w:bCs/>
+                <w:sz w:val="26"/>
+                <w:szCs w:val="26"/>
+              </w:rPr>
+            </w:pPr>
+            <w:r>
+              <w:rPr>
                 <w:sz w:val="26"/>
                 <w:szCs w:val="26"/>
               </w:rPr>
@@ -6079,16 +5558,12 @@
             <w:pPr>
               <w:jc w:val="both"/>
               <w:rPr>
-                <w:b/>
-                <w:bCs/>
-                <w:sz w:val="26"/>
-                <w:szCs w:val="26"/>
-              </w:rPr>
-            </w:pPr>
-            <w:r>
-              <w:rPr>
-                <w:b/>
-                <w:bCs/>
+                <w:sz w:val="26"/>
+                <w:szCs w:val="26"/>
+              </w:rPr>
+            </w:pPr>
+            <w:r>
+              <w:rPr>
                 <w:sz w:val="26"/>
                 <w:szCs w:val="26"/>
               </w:rPr>
@@ -6161,8 +5636,6 @@
       </w:r>
       <w:r>
         <w:rPr>
-          <w:b/>
-          <w:bCs/>
           <w:sz w:val="26"/>
           <w:szCs w:val="26"/>
         </w:rPr>
@@ -6204,19 +5677,28 @@
           <w:szCs w:val="26"/>
         </w:rPr>
       </w:pPr>
+    </w:p>
+    <w:p>
+      <w:pPr>
+        <w:jc w:val="both"/>
+        <w:rPr>
+          <w:sz w:val="26"/>
+          <w:szCs w:val="26"/>
+        </w:rPr>
+      </w:pPr>
       <w:r>
         <w:rPr>
           <w:noProof/>
         </w:rPr>
         <w:lastRenderedPageBreak/>
         <w:drawing>
-          <wp:anchor distT="0" distB="0" distL="114300" distR="114300" simplePos="0" relativeHeight="251679744" behindDoc="0" locked="0" layoutInCell="1" allowOverlap="1" wp14:anchorId="45ED8F83" wp14:editId="5147C430">
+          <wp:anchor distT="0" distB="0" distL="114300" distR="114300" simplePos="0" relativeHeight="251679744" behindDoc="0" locked="0" layoutInCell="1" allowOverlap="1" wp14:anchorId="45ED8F83" wp14:editId="29F6962A">
             <wp:simplePos x="0" y="0"/>
             <wp:positionH relativeFrom="column">
               <wp:posOffset>-411480</wp:posOffset>
             </wp:positionH>
             <wp:positionV relativeFrom="paragraph">
-              <wp:posOffset>144449</wp:posOffset>
+              <wp:posOffset>-141605</wp:posOffset>
             </wp:positionV>
             <wp:extent cx="6598174" cy="4290557"/>
             <wp:effectExtent l="0" t="0" r="0" b="0"/>
@@ -6383,15 +5865,6 @@
     </w:p>
     <w:p>
       <w:pPr>
-        <w:jc w:val="both"/>
-        <w:rPr>
-          <w:sz w:val="26"/>
-          <w:szCs w:val="26"/>
-        </w:rPr>
-      </w:pPr>
-    </w:p>
-    <w:p>
-      <w:pPr>
         <w:jc w:val="center"/>
         <w:rPr>
           <w:sz w:val="26"/>
@@ -6403,25 +5876,7 @@
           <w:sz w:val="26"/>
           <w:szCs w:val="26"/>
         </w:rPr>
-        <w:t>DESCRIPTION TEXTUELLE :</w:t>
-      </w:r>
-      <w:r>
-        <w:rPr>
-          <w:b/>
-          <w:bCs/>
-          <w:sz w:val="26"/>
-          <w:szCs w:val="26"/>
-        </w:rPr>
-        <w:t xml:space="preserve"> </w:t>
-      </w:r>
-      <w:r>
-        <w:rPr>
-          <w:b/>
-          <w:bCs/>
-          <w:sz w:val="26"/>
-          <w:szCs w:val="26"/>
-        </w:rPr>
-        <w:t>Gestion des rôles et utilisateurs</w:t>
+        <w:t>DESCRIPTION TEXTUELLE : Gestion des rôles et utilisateurs</w:t>
       </w:r>
     </w:p>
     <w:tbl>
@@ -6469,23 +5924,7 @@
                 <w:sz w:val="26"/>
                 <w:szCs w:val="26"/>
               </w:rPr>
-              <w:t>CAS D’UTILISATION </w:t>
-            </w:r>
-            <w:r>
-              <w:rPr>
-                <w:sz w:val="26"/>
-                <w:szCs w:val="26"/>
-              </w:rPr>
-              <w:t>:</w:t>
-            </w:r>
-            <w:r>
-              <w:rPr>
-                <w:b/>
-                <w:bCs/>
-                <w:sz w:val="26"/>
-                <w:szCs w:val="26"/>
-              </w:rPr>
-              <w:t xml:space="preserve"> Gestion des rôles et utilisateurs</w:t>
+              <w:t>CAS D’UTILISATION : Gestion des rôles et utilisateurs</w:t>
             </w:r>
           </w:p>
         </w:tc>
@@ -6883,6 +6322,7 @@
                 <w:sz w:val="26"/>
                 <w:szCs w:val="26"/>
               </w:rPr>
+              <w:lastRenderedPageBreak/>
               <w:t>L’administrateur s’authentifie</w:t>
             </w:r>
             <w:r>
@@ -6907,19 +6347,10 @@
             </w:pPr>
             <w:r>
               <w:rPr>
-                <w:b/>
-                <w:bCs/>
-                <w:sz w:val="26"/>
-                <w:szCs w:val="26"/>
-              </w:rPr>
-              <w:t>S’il veut ajouter un rôle</w:t>
-            </w:r>
-            <w:r>
-              <w:rPr>
-                <w:sz w:val="26"/>
-                <w:szCs w:val="26"/>
-              </w:rPr>
-              <w:t> :</w:t>
+                <w:sz w:val="26"/>
+                <w:szCs w:val="26"/>
+              </w:rPr>
+              <w:t>S’il veut ajouter un rôle :</w:t>
             </w:r>
           </w:p>
           <w:p>
@@ -6966,6 +6397,7 @@
                 <w:sz w:val="26"/>
                 <w:szCs w:val="26"/>
               </w:rPr>
+              <w:lastRenderedPageBreak/>
               <w:t>Rempli le formulaire et valide</w:t>
             </w:r>
           </w:p>
@@ -6977,16 +6409,12 @@
                 <w:numId w:val="44"/>
               </w:numPr>
               <w:rPr>
-                <w:b/>
-                <w:bCs/>
-                <w:sz w:val="26"/>
-                <w:szCs w:val="26"/>
-              </w:rPr>
-            </w:pPr>
-            <w:r>
-              <w:rPr>
-                <w:b/>
-                <w:bCs/>
+                <w:sz w:val="26"/>
+                <w:szCs w:val="26"/>
+              </w:rPr>
+            </w:pPr>
+            <w:r>
+              <w:rPr>
                 <w:sz w:val="26"/>
                 <w:szCs w:val="26"/>
               </w:rPr>
@@ -7047,19 +6475,10 @@
             </w:pPr>
             <w:r>
               <w:rPr>
-                <w:b/>
-                <w:bCs/>
-                <w:sz w:val="26"/>
-                <w:szCs w:val="26"/>
-              </w:rPr>
-              <w:t>S’il veut modifier un utilisateur</w:t>
-            </w:r>
-            <w:r>
-              <w:rPr>
-                <w:sz w:val="26"/>
-                <w:szCs w:val="26"/>
-              </w:rPr>
-              <w:t> :</w:t>
+                <w:sz w:val="26"/>
+                <w:szCs w:val="26"/>
+              </w:rPr>
+              <w:t>S’il veut modifier un utilisateur :</w:t>
             </w:r>
           </w:p>
           <w:p>
@@ -7144,16 +6563,12 @@
                 <w:numId w:val="44"/>
               </w:numPr>
               <w:rPr>
-                <w:b/>
-                <w:bCs/>
-                <w:sz w:val="26"/>
-                <w:szCs w:val="26"/>
-              </w:rPr>
-            </w:pPr>
-            <w:r>
-              <w:rPr>
-                <w:b/>
-                <w:bCs/>
+                <w:sz w:val="26"/>
+                <w:szCs w:val="26"/>
+              </w:rPr>
+            </w:pPr>
+            <w:r>
+              <w:rPr>
                 <w:sz w:val="26"/>
                 <w:szCs w:val="26"/>
               </w:rPr>
@@ -7231,6 +6646,7 @@
                 <w:sz w:val="26"/>
                 <w:szCs w:val="26"/>
               </w:rPr>
+              <w:lastRenderedPageBreak/>
               <w:t>Scénario alternatif</w:t>
             </w:r>
           </w:p>
@@ -7423,8 +6839,6 @@
       <w:pPr>
         <w:jc w:val="center"/>
         <w:rPr>
-          <w:b/>
-          <w:bCs/>
           <w:sz w:val="26"/>
           <w:szCs w:val="26"/>
         </w:rPr>
@@ -7434,21 +6848,10 @@
           <w:sz w:val="26"/>
           <w:szCs w:val="26"/>
         </w:rPr>
-        <w:t>CAS D’UTILISATION :</w:t>
+        <w:t>CAS D’UTILISATION : Gestion des note</w:t>
       </w:r>
       <w:r>
         <w:rPr>
-          <w:b/>
-          <w:bCs/>
-          <w:sz w:val="26"/>
-          <w:szCs w:val="26"/>
-        </w:rPr>
-        <w:t xml:space="preserve"> Gestion des note</w:t>
-      </w:r>
-      <w:r>
-        <w:rPr>
-          <w:b/>
-          <w:bCs/>
           <w:sz w:val="26"/>
           <w:szCs w:val="26"/>
         </w:rPr>
@@ -7467,6 +6870,7 @@
         <w:rPr>
           <w:noProof/>
         </w:rPr>
+        <w:lastRenderedPageBreak/>
         <w:drawing>
           <wp:anchor distT="0" distB="0" distL="114300" distR="114300" simplePos="0" relativeHeight="251681792" behindDoc="0" locked="0" layoutInCell="1" allowOverlap="1" wp14:anchorId="19BFFFC5" wp14:editId="575865EF">
             <wp:simplePos x="0" y="0"/>
@@ -7661,16 +7065,7 @@
           <w:sz w:val="26"/>
           <w:szCs w:val="26"/>
         </w:rPr>
-        <w:t xml:space="preserve">DESCRIPTION TEXTUELLE : </w:t>
-      </w:r>
-      <w:r>
-        <w:rPr>
-          <w:b/>
-          <w:bCs/>
-          <w:sz w:val="26"/>
-          <w:szCs w:val="26"/>
-        </w:rPr>
-        <w:t>Gestion des notes</w:t>
+        <w:t>DESCRIPTION TEXTUELLE : Gestion des notes</w:t>
       </w:r>
     </w:p>
     <w:p>
@@ -7713,30 +7108,24 @@
       <w:tr>
         <w:tc>
           <w:tcPr>
-            <w:tcW w:w="4531" w:type="dxa"/>
+            <w:tcW w:w="9062" w:type="dxa"/>
+            <w:gridSpan w:val="2"/>
           </w:tcPr>
           <w:p>
             <w:pPr>
-              <w:jc w:val="both"/>
-              <w:rPr>
-                <w:sz w:val="26"/>
-                <w:szCs w:val="26"/>
-              </w:rPr>
-            </w:pPr>
-          </w:p>
-        </w:tc>
-        <w:tc>
-          <w:tcPr>
-            <w:tcW w:w="4531" w:type="dxa"/>
-          </w:tcPr>
-          <w:p>
-            <w:pPr>
-              <w:jc w:val="both"/>
-              <w:rPr>
-                <w:sz w:val="26"/>
-                <w:szCs w:val="26"/>
-              </w:rPr>
-            </w:pPr>
+              <w:jc w:val="center"/>
+              <w:rPr>
+                <w:sz w:val="26"/>
+                <w:szCs w:val="26"/>
+              </w:rPr>
+            </w:pPr>
+            <w:r>
+              <w:rPr>
+                <w:sz w:val="26"/>
+                <w:szCs w:val="26"/>
+              </w:rPr>
+              <w:t>CAS D’UTILISATION : Gestion des notes</w:t>
+            </w:r>
           </w:p>
         </w:tc>
       </w:tr>
@@ -7753,6 +7142,13 @@
                 <w:szCs w:val="26"/>
               </w:rPr>
             </w:pPr>
+            <w:r>
+              <w:rPr>
+                <w:sz w:val="26"/>
+                <w:szCs w:val="26"/>
+              </w:rPr>
+              <w:t>Description</w:t>
+            </w:r>
           </w:p>
         </w:tc>
         <w:tc>
@@ -7767,6 +7163,13 @@
                 <w:szCs w:val="26"/>
               </w:rPr>
             </w:pPr>
+            <w:r>
+              <w:rPr>
+                <w:sz w:val="26"/>
+                <w:szCs w:val="26"/>
+              </w:rPr>
+              <w:t>Ce cas d’utilisation fournira aux présidents de chaque jury de reporter les notes des membres de jury auquel il appartient pour une projection donnée</w:t>
+            </w:r>
           </w:p>
         </w:tc>
       </w:tr>
@@ -7783,6 +7186,13 @@
                 <w:szCs w:val="26"/>
               </w:rPr>
             </w:pPr>
+            <w:r>
+              <w:rPr>
+                <w:sz w:val="26"/>
+                <w:szCs w:val="26"/>
+              </w:rPr>
+              <w:t>Acteur</w:t>
+            </w:r>
           </w:p>
         </w:tc>
         <w:tc>
@@ -7797,6 +7207,13 @@
                 <w:szCs w:val="26"/>
               </w:rPr>
             </w:pPr>
+            <w:r>
+              <w:rPr>
+                <w:sz w:val="26"/>
+                <w:szCs w:val="26"/>
+              </w:rPr>
+              <w:t>Président de jury</w:t>
+            </w:r>
           </w:p>
         </w:tc>
       </w:tr>
@@ -7813,6 +7230,13 @@
                 <w:szCs w:val="26"/>
               </w:rPr>
             </w:pPr>
+            <w:r>
+              <w:rPr>
+                <w:sz w:val="26"/>
+                <w:szCs w:val="26"/>
+              </w:rPr>
+              <w:t>Evénement déclencheur</w:t>
+            </w:r>
           </w:p>
         </w:tc>
         <w:tc>
@@ -7821,12 +7245,45 @@
           </w:tcPr>
           <w:p>
             <w:pPr>
+              <w:pStyle w:val="ListParagraph"/>
+              <w:numPr>
+                <w:ilvl w:val="0"/>
+                <w:numId w:val="29"/>
+              </w:numPr>
               <w:jc w:val="both"/>
               <w:rPr>
                 <w:sz w:val="26"/>
                 <w:szCs w:val="26"/>
               </w:rPr>
             </w:pPr>
+            <w:r>
+              <w:rPr>
+                <w:sz w:val="26"/>
+                <w:szCs w:val="26"/>
+              </w:rPr>
+              <w:t>Authentification du système</w:t>
+            </w:r>
+          </w:p>
+          <w:p>
+            <w:pPr>
+              <w:pStyle w:val="ListParagraph"/>
+              <w:numPr>
+                <w:ilvl w:val="0"/>
+                <w:numId w:val="29"/>
+              </w:numPr>
+              <w:jc w:val="both"/>
+              <w:rPr>
+                <w:sz w:val="26"/>
+                <w:szCs w:val="26"/>
+              </w:rPr>
+            </w:pPr>
+            <w:r>
+              <w:rPr>
+                <w:sz w:val="26"/>
+                <w:szCs w:val="26"/>
+              </w:rPr>
+              <w:t>Clique sur le bouton saisir note</w:t>
+            </w:r>
           </w:p>
         </w:tc>
       </w:tr>
@@ -7843,6 +7300,13 @@
                 <w:szCs w:val="26"/>
               </w:rPr>
             </w:pPr>
+            <w:r>
+              <w:rPr>
+                <w:sz w:val="26"/>
+                <w:szCs w:val="26"/>
+              </w:rPr>
+              <w:t>Précondition</w:t>
+            </w:r>
           </w:p>
         </w:tc>
         <w:tc>
@@ -7851,12 +7315,60 @@
           </w:tcPr>
           <w:p>
             <w:pPr>
-              <w:jc w:val="both"/>
-              <w:rPr>
-                <w:sz w:val="26"/>
-                <w:szCs w:val="26"/>
-              </w:rPr>
-            </w:pPr>
+              <w:pStyle w:val="ListParagraph"/>
+              <w:numPr>
+                <w:ilvl w:val="0"/>
+                <w:numId w:val="29"/>
+              </w:numPr>
+              <w:rPr>
+                <w:sz w:val="26"/>
+                <w:szCs w:val="26"/>
+              </w:rPr>
+            </w:pPr>
+            <w:r>
+              <w:rPr>
+                <w:sz w:val="26"/>
+                <w:szCs w:val="26"/>
+              </w:rPr>
+              <w:t>Le jury est déjà constitué avec un membre qui a pour rôle d’être le président du jury ;</w:t>
+            </w:r>
+          </w:p>
+          <w:p>
+            <w:pPr>
+              <w:pStyle w:val="ListParagraph"/>
+              <w:numPr>
+                <w:ilvl w:val="0"/>
+                <w:numId w:val="29"/>
+              </w:numPr>
+              <w:rPr>
+                <w:sz w:val="26"/>
+                <w:szCs w:val="26"/>
+              </w:rPr>
+            </w:pPr>
+            <w:r>
+              <w:rPr>
+                <w:sz w:val="26"/>
+                <w:szCs w:val="26"/>
+              </w:rPr>
+              <w:lastRenderedPageBreak/>
+              <w:t xml:space="preserve">La projection a été </w:t>
+            </w:r>
+            <w:proofErr w:type="gramStart"/>
+            <w:r>
+              <w:rPr>
+                <w:sz w:val="26"/>
+                <w:szCs w:val="26"/>
+              </w:rPr>
+              <w:t>effectuée( état</w:t>
+            </w:r>
+            <w:proofErr w:type="gramEnd"/>
+            <w:r>
+              <w:rPr>
+                <w:sz w:val="26"/>
+                <w:szCs w:val="26"/>
+              </w:rPr>
+              <w:t xml:space="preserve"> de la projection : terminé)</w:t>
+            </w:r>
           </w:p>
         </w:tc>
       </w:tr>
@@ -7873,6 +7385,14 @@
                 <w:szCs w:val="26"/>
               </w:rPr>
             </w:pPr>
+            <w:r>
+              <w:rPr>
+                <w:sz w:val="26"/>
+                <w:szCs w:val="26"/>
+              </w:rPr>
+              <w:lastRenderedPageBreak/>
+              <w:t>Scénario normal</w:t>
+            </w:r>
           </w:p>
         </w:tc>
         <w:tc>
@@ -7881,12 +7401,258 @@
           </w:tcPr>
           <w:p>
             <w:pPr>
-              <w:jc w:val="both"/>
-              <w:rPr>
-                <w:sz w:val="26"/>
-                <w:szCs w:val="26"/>
-              </w:rPr>
-            </w:pPr>
+              <w:pStyle w:val="ListParagraph"/>
+              <w:numPr>
+                <w:ilvl w:val="0"/>
+                <w:numId w:val="47"/>
+              </w:numPr>
+              <w:rPr>
+                <w:sz w:val="26"/>
+                <w:szCs w:val="26"/>
+              </w:rPr>
+            </w:pPr>
+            <w:r>
+              <w:rPr>
+                <w:sz w:val="26"/>
+                <w:szCs w:val="26"/>
+              </w:rPr>
+              <w:t>Si le président de jury veut saisir les notes des membres de jury :</w:t>
+            </w:r>
+          </w:p>
+          <w:p>
+            <w:pPr>
+              <w:pStyle w:val="ListParagraph"/>
+              <w:numPr>
+                <w:ilvl w:val="0"/>
+                <w:numId w:val="29"/>
+              </w:numPr>
+              <w:rPr>
+                <w:sz w:val="26"/>
+                <w:szCs w:val="26"/>
+              </w:rPr>
+            </w:pPr>
+            <w:r>
+              <w:rPr>
+                <w:sz w:val="26"/>
+                <w:szCs w:val="26"/>
+              </w:rPr>
+              <w:t>Il clique sur le bouton saisir note ;</w:t>
+            </w:r>
+          </w:p>
+          <w:p>
+            <w:pPr>
+              <w:pStyle w:val="ListParagraph"/>
+              <w:numPr>
+                <w:ilvl w:val="0"/>
+                <w:numId w:val="29"/>
+              </w:numPr>
+              <w:rPr>
+                <w:sz w:val="26"/>
+                <w:szCs w:val="26"/>
+              </w:rPr>
+            </w:pPr>
+            <w:r>
+              <w:rPr>
+                <w:sz w:val="26"/>
+                <w:szCs w:val="26"/>
+              </w:rPr>
+              <w:t>Choisi la projection pour laquelle il veut faire la saisie ;</w:t>
+            </w:r>
+          </w:p>
+          <w:p>
+            <w:pPr>
+              <w:pStyle w:val="ListParagraph"/>
+              <w:numPr>
+                <w:ilvl w:val="0"/>
+                <w:numId w:val="29"/>
+              </w:numPr>
+              <w:rPr>
+                <w:sz w:val="26"/>
+                <w:szCs w:val="26"/>
+              </w:rPr>
+            </w:pPr>
+            <w:r>
+              <w:rPr>
+                <w:sz w:val="26"/>
+                <w:szCs w:val="26"/>
+              </w:rPr>
+              <w:t>Rempli le formulaire pour associe à chaque id des membres du jury, la note attribuée</w:t>
+            </w:r>
+          </w:p>
+          <w:p>
+            <w:pPr>
+              <w:pStyle w:val="ListParagraph"/>
+              <w:numPr>
+                <w:ilvl w:val="0"/>
+                <w:numId w:val="47"/>
+              </w:numPr>
+              <w:rPr>
+                <w:sz w:val="26"/>
+                <w:szCs w:val="26"/>
+              </w:rPr>
+            </w:pPr>
+            <w:r>
+              <w:rPr>
+                <w:sz w:val="26"/>
+                <w:szCs w:val="26"/>
+              </w:rPr>
+              <w:t>S’il veut sélectionner u</w:t>
+            </w:r>
+            <w:r>
+              <w:rPr>
+                <w:sz w:val="26"/>
+                <w:szCs w:val="26"/>
+              </w:rPr>
+              <w:t xml:space="preserve">ne projection </w:t>
+            </w:r>
+            <w:r>
+              <w:rPr>
+                <w:sz w:val="26"/>
+                <w:szCs w:val="26"/>
+              </w:rPr>
+              <w:t>:</w:t>
+            </w:r>
+          </w:p>
+          <w:p>
+            <w:pPr>
+              <w:pStyle w:val="ListParagraph"/>
+              <w:numPr>
+                <w:ilvl w:val="0"/>
+                <w:numId w:val="29"/>
+              </w:numPr>
+              <w:rPr>
+                <w:sz w:val="26"/>
+                <w:szCs w:val="26"/>
+              </w:rPr>
+            </w:pPr>
+            <w:r>
+              <w:rPr>
+                <w:sz w:val="26"/>
+                <w:szCs w:val="26"/>
+              </w:rPr>
+              <w:t>Il clique sur le bouton rechercher projection</w:t>
+            </w:r>
+          </w:p>
+          <w:p>
+            <w:pPr>
+              <w:pStyle w:val="ListParagraph"/>
+              <w:numPr>
+                <w:ilvl w:val="0"/>
+                <w:numId w:val="29"/>
+              </w:numPr>
+              <w:rPr>
+                <w:sz w:val="26"/>
+                <w:szCs w:val="26"/>
+              </w:rPr>
+            </w:pPr>
+            <w:r>
+              <w:rPr>
+                <w:sz w:val="26"/>
+                <w:szCs w:val="26"/>
+              </w:rPr>
+              <w:t>Il peut soit le faire à travers la vue de liste ;</w:t>
+            </w:r>
+          </w:p>
+          <w:p>
+            <w:pPr>
+              <w:pStyle w:val="ListParagraph"/>
+              <w:numPr>
+                <w:ilvl w:val="0"/>
+                <w:numId w:val="29"/>
+              </w:numPr>
+              <w:rPr>
+                <w:sz w:val="26"/>
+                <w:szCs w:val="26"/>
+              </w:rPr>
+            </w:pPr>
+            <w:r>
+              <w:rPr>
+                <w:sz w:val="26"/>
+                <w:szCs w:val="26"/>
+              </w:rPr>
+              <w:t>Soit à travers la vue ga</w:t>
+            </w:r>
+            <w:r>
+              <w:rPr>
+                <w:sz w:val="26"/>
+                <w:szCs w:val="26"/>
+              </w:rPr>
+              <w:t>le</w:t>
+            </w:r>
+            <w:r>
+              <w:rPr>
+                <w:sz w:val="26"/>
+                <w:szCs w:val="26"/>
+              </w:rPr>
+              <w:t>rie</w:t>
+            </w:r>
+            <w:r>
+              <w:rPr>
+                <w:sz w:val="26"/>
+                <w:szCs w:val="26"/>
+              </w:rPr>
+              <w:t> ;</w:t>
+            </w:r>
+          </w:p>
+          <w:p>
+            <w:pPr>
+              <w:pStyle w:val="ListParagraph"/>
+              <w:numPr>
+                <w:ilvl w:val="0"/>
+                <w:numId w:val="29"/>
+              </w:numPr>
+              <w:rPr>
+                <w:sz w:val="26"/>
+                <w:szCs w:val="26"/>
+              </w:rPr>
+            </w:pPr>
+            <w:r>
+              <w:rPr>
+                <w:sz w:val="26"/>
+                <w:szCs w:val="26"/>
+              </w:rPr>
+              <w:t>Soit à partir d’une recherche effectuée.</w:t>
+            </w:r>
+          </w:p>
+          <w:p>
+            <w:pPr>
+              <w:pStyle w:val="ListParagraph"/>
+              <w:numPr>
+                <w:ilvl w:val="0"/>
+                <w:numId w:val="47"/>
+              </w:numPr>
+              <w:rPr>
+                <w:sz w:val="26"/>
+                <w:szCs w:val="26"/>
+              </w:rPr>
+            </w:pPr>
+            <w:r>
+              <w:rPr>
+                <w:sz w:val="26"/>
+                <w:szCs w:val="26"/>
+              </w:rPr>
+              <w:t xml:space="preserve">S’il veut avoir des informations sur un jury donné : </w:t>
+            </w:r>
+          </w:p>
+          <w:p>
+            <w:pPr>
+              <w:pStyle w:val="ListParagraph"/>
+              <w:numPr>
+                <w:ilvl w:val="0"/>
+                <w:numId w:val="29"/>
+              </w:numPr>
+              <w:rPr>
+                <w:sz w:val="26"/>
+                <w:szCs w:val="26"/>
+              </w:rPr>
+            </w:pPr>
+            <w:r>
+              <w:rPr>
+                <w:sz w:val="26"/>
+                <w:szCs w:val="26"/>
+              </w:rPr>
+              <w:t xml:space="preserve">Il peut </w:t>
+            </w:r>
           </w:p>
         </w:tc>
       </w:tr>
@@ -7903,6 +7669,13 @@
                 <w:szCs w:val="26"/>
               </w:rPr>
             </w:pPr>
+            <w:r>
+              <w:rPr>
+                <w:sz w:val="26"/>
+                <w:szCs w:val="26"/>
+              </w:rPr>
+              <w:t>Scénario alternatif</w:t>
+            </w:r>
           </w:p>
         </w:tc>
         <w:tc>
@@ -8066,14 +7839,8 @@
           <w:sz w:val="26"/>
           <w:szCs w:val="26"/>
         </w:rPr>
-        <w:t xml:space="preserve">La conception physique concerne l’implémentation de l’infrastructure qui supportera l’application. Elle inclut </w:t>
-      </w:r>
-      <w:r>
-        <w:rPr>
-          <w:sz w:val="26"/>
-          <w:szCs w:val="26"/>
-        </w:rPr>
-        <w:t>les relation</w:t>
+        <w:lastRenderedPageBreak/>
+        <w:t>La conception physique concerne l’implémentation de l’infrastructure qui supportera l’application. Elle inclut les relation</w:t>
       </w:r>
       <w:r>
         <w:rPr>
@@ -8087,14 +7854,7 @@
           <w:sz w:val="26"/>
           <w:szCs w:val="26"/>
         </w:rPr>
-        <w:t xml:space="preserve"> entre composants du système</w:t>
-      </w:r>
-      <w:r>
-        <w:rPr>
-          <w:sz w:val="26"/>
-          <w:szCs w:val="26"/>
-        </w:rPr>
-        <w:t>, la base de données, et les technologies qui seront utilisées pour garantir la performance et la sécurité du système. La conception physique assure également la mise en place d'une architecture modulaire pour faciliter les futures évolutions.</w:t>
+        <w:t xml:space="preserve"> entre composants du système, la base de données, et les technologies qui seront utilisées pour garantir la performance et la sécurité du système. La conception physique assure également la mise en place d'une architecture modulaire pour faciliter les futures évolutions.</w:t>
       </w:r>
     </w:p>
     <w:p>
@@ -8828,6 +8588,95 @@
     </w:lvl>
   </w:abstractNum>
   <w:abstractNum w:abstractNumId="5" w15:restartNumberingAfterBreak="0">
+    <w:nsid w:val="17DA2AB0"/>
+    <w:multiLevelType w:val="hybridMultilevel"/>
+    <w:tmpl w:val="1D3CFA88"/>
+    <w:lvl w:ilvl="0" w:tplc="040C000F">
+      <w:start w:val="1"/>
+      <w:numFmt w:val="decimal"/>
+      <w:lvlText w:val="%1."/>
+      <w:lvlJc w:val="left"/>
+      <w:pPr>
+        <w:ind w:left="720" w:hanging="360"/>
+      </w:pPr>
+      <w:rPr>
+        <w:rFonts w:hint="default"/>
+      </w:rPr>
+    </w:lvl>
+    <w:lvl w:ilvl="1" w:tplc="040C0019" w:tentative="1">
+      <w:start w:val="1"/>
+      <w:numFmt w:val="lowerLetter"/>
+      <w:lvlText w:val="%2."/>
+      <w:lvlJc w:val="left"/>
+      <w:pPr>
+        <w:ind w:left="1440" w:hanging="360"/>
+      </w:pPr>
+    </w:lvl>
+    <w:lvl w:ilvl="2" w:tplc="040C001B" w:tentative="1">
+      <w:start w:val="1"/>
+      <w:numFmt w:val="lowerRoman"/>
+      <w:lvlText w:val="%3."/>
+      <w:lvlJc w:val="right"/>
+      <w:pPr>
+        <w:ind w:left="2160" w:hanging="180"/>
+      </w:pPr>
+    </w:lvl>
+    <w:lvl w:ilvl="3" w:tplc="040C000F" w:tentative="1">
+      <w:start w:val="1"/>
+      <w:numFmt w:val="decimal"/>
+      <w:lvlText w:val="%4."/>
+      <w:lvlJc w:val="left"/>
+      <w:pPr>
+        <w:ind w:left="2880" w:hanging="360"/>
+      </w:pPr>
+    </w:lvl>
+    <w:lvl w:ilvl="4" w:tplc="040C0019" w:tentative="1">
+      <w:start w:val="1"/>
+      <w:numFmt w:val="lowerLetter"/>
+      <w:lvlText w:val="%5."/>
+      <w:lvlJc w:val="left"/>
+      <w:pPr>
+        <w:ind w:left="3600" w:hanging="360"/>
+      </w:pPr>
+    </w:lvl>
+    <w:lvl w:ilvl="5" w:tplc="040C001B" w:tentative="1">
+      <w:start w:val="1"/>
+      <w:numFmt w:val="lowerRoman"/>
+      <w:lvlText w:val="%6."/>
+      <w:lvlJc w:val="right"/>
+      <w:pPr>
+        <w:ind w:left="4320" w:hanging="180"/>
+      </w:pPr>
+    </w:lvl>
+    <w:lvl w:ilvl="6" w:tplc="040C000F" w:tentative="1">
+      <w:start w:val="1"/>
+      <w:numFmt w:val="decimal"/>
+      <w:lvlText w:val="%7."/>
+      <w:lvlJc w:val="left"/>
+      <w:pPr>
+        <w:ind w:left="5040" w:hanging="360"/>
+      </w:pPr>
+    </w:lvl>
+    <w:lvl w:ilvl="7" w:tplc="040C0019" w:tentative="1">
+      <w:start w:val="1"/>
+      <w:numFmt w:val="lowerLetter"/>
+      <w:lvlText w:val="%8."/>
+      <w:lvlJc w:val="left"/>
+      <w:pPr>
+        <w:ind w:left="5760" w:hanging="360"/>
+      </w:pPr>
+    </w:lvl>
+    <w:lvl w:ilvl="8" w:tplc="040C001B" w:tentative="1">
+      <w:start w:val="1"/>
+      <w:numFmt w:val="lowerRoman"/>
+      <w:lvlText w:val="%9."/>
+      <w:lvlJc w:val="right"/>
+      <w:pPr>
+        <w:ind w:left="6480" w:hanging="180"/>
+      </w:pPr>
+    </w:lvl>
+  </w:abstractNum>
+  <w:abstractNum w:abstractNumId="6" w15:restartNumberingAfterBreak="0">
     <w:nsid w:val="1AB97414"/>
     <w:multiLevelType w:val="hybridMultilevel"/>
     <w:tmpl w:val="A7889E1E"/>
@@ -8913,7 +8762,7 @@
       </w:pPr>
     </w:lvl>
   </w:abstractNum>
-  <w:abstractNum w:abstractNumId="6" w15:restartNumberingAfterBreak="0">
+  <w:abstractNum w:abstractNumId="7" w15:restartNumberingAfterBreak="0">
     <w:nsid w:val="1AD1797F"/>
     <w:multiLevelType w:val="hybridMultilevel"/>
     <w:tmpl w:val="B57832E0"/>
@@ -9026,7 +8875,7 @@
       </w:rPr>
     </w:lvl>
   </w:abstractNum>
-  <w:abstractNum w:abstractNumId="7" w15:restartNumberingAfterBreak="0">
+  <w:abstractNum w:abstractNumId="8" w15:restartNumberingAfterBreak="0">
     <w:nsid w:val="1C360065"/>
     <w:multiLevelType w:val="hybridMultilevel"/>
     <w:tmpl w:val="95A08390"/>
@@ -9112,7 +8961,7 @@
       </w:pPr>
     </w:lvl>
   </w:abstractNum>
-  <w:abstractNum w:abstractNumId="8" w15:restartNumberingAfterBreak="0">
+  <w:abstractNum w:abstractNumId="9" w15:restartNumberingAfterBreak="0">
     <w:nsid w:val="1E5E26FC"/>
     <w:multiLevelType w:val="hybridMultilevel"/>
     <w:tmpl w:val="E41EEB9E"/>
@@ -9201,7 +9050,7 @@
       </w:pPr>
     </w:lvl>
   </w:abstractNum>
-  <w:abstractNum w:abstractNumId="9" w15:restartNumberingAfterBreak="0">
+  <w:abstractNum w:abstractNumId="10" w15:restartNumberingAfterBreak="0">
     <w:nsid w:val="1E6C5E0F"/>
     <w:multiLevelType w:val="hybridMultilevel"/>
     <w:tmpl w:val="0ECCEA30"/>
@@ -9287,7 +9136,7 @@
       </w:pPr>
     </w:lvl>
   </w:abstractNum>
-  <w:abstractNum w:abstractNumId="10" w15:restartNumberingAfterBreak="0">
+  <w:abstractNum w:abstractNumId="11" w15:restartNumberingAfterBreak="0">
     <w:nsid w:val="1FEA0F28"/>
     <w:multiLevelType w:val="hybridMultilevel"/>
     <w:tmpl w:val="B386C9F2"/>
@@ -9373,7 +9222,7 @@
       </w:pPr>
     </w:lvl>
   </w:abstractNum>
-  <w:abstractNum w:abstractNumId="11" w15:restartNumberingAfterBreak="0">
+  <w:abstractNum w:abstractNumId="12" w15:restartNumberingAfterBreak="0">
     <w:nsid w:val="27B2142E"/>
     <w:multiLevelType w:val="hybridMultilevel"/>
     <w:tmpl w:val="B8E8387A"/>
@@ -9486,7 +9335,7 @@
       </w:rPr>
     </w:lvl>
   </w:abstractNum>
-  <w:abstractNum w:abstractNumId="12" w15:restartNumberingAfterBreak="0">
+  <w:abstractNum w:abstractNumId="13" w15:restartNumberingAfterBreak="0">
     <w:nsid w:val="2C393C4D"/>
     <w:multiLevelType w:val="hybridMultilevel"/>
     <w:tmpl w:val="B120BD4E"/>
@@ -9575,7 +9424,7 @@
       </w:pPr>
     </w:lvl>
   </w:abstractNum>
-  <w:abstractNum w:abstractNumId="13" w15:restartNumberingAfterBreak="0">
+  <w:abstractNum w:abstractNumId="14" w15:restartNumberingAfterBreak="0">
     <w:nsid w:val="2F4770C7"/>
     <w:multiLevelType w:val="hybridMultilevel"/>
     <w:tmpl w:val="B2502A4A"/>
@@ -9661,7 +9510,7 @@
       </w:pPr>
     </w:lvl>
   </w:abstractNum>
-  <w:abstractNum w:abstractNumId="14" w15:restartNumberingAfterBreak="0">
+  <w:abstractNum w:abstractNumId="15" w15:restartNumberingAfterBreak="0">
     <w:nsid w:val="2F725BD6"/>
     <w:multiLevelType w:val="hybridMultilevel"/>
     <w:tmpl w:val="B386C9F2"/>
@@ -9747,7 +9596,7 @@
       </w:pPr>
     </w:lvl>
   </w:abstractNum>
-  <w:abstractNum w:abstractNumId="15" w15:restartNumberingAfterBreak="0">
+  <w:abstractNum w:abstractNumId="16" w15:restartNumberingAfterBreak="0">
     <w:nsid w:val="301A152D"/>
     <w:multiLevelType w:val="hybridMultilevel"/>
     <w:tmpl w:val="B81C8E72"/>
@@ -9833,7 +9682,7 @@
       </w:pPr>
     </w:lvl>
   </w:abstractNum>
-  <w:abstractNum w:abstractNumId="16" w15:restartNumberingAfterBreak="0">
+  <w:abstractNum w:abstractNumId="17" w15:restartNumberingAfterBreak="0">
     <w:nsid w:val="307669D4"/>
     <w:multiLevelType w:val="hybridMultilevel"/>
     <w:tmpl w:val="BD2E2B78"/>
@@ -9919,7 +9768,7 @@
       </w:pPr>
     </w:lvl>
   </w:abstractNum>
-  <w:abstractNum w:abstractNumId="17" w15:restartNumberingAfterBreak="0">
+  <w:abstractNum w:abstractNumId="18" w15:restartNumberingAfterBreak="0">
     <w:nsid w:val="31327820"/>
     <w:multiLevelType w:val="hybridMultilevel"/>
     <w:tmpl w:val="140ECA86"/>
@@ -10005,7 +9854,7 @@
       </w:pPr>
     </w:lvl>
   </w:abstractNum>
-  <w:abstractNum w:abstractNumId="18" w15:restartNumberingAfterBreak="0">
+  <w:abstractNum w:abstractNumId="19" w15:restartNumberingAfterBreak="0">
     <w:nsid w:val="31C20A18"/>
     <w:multiLevelType w:val="hybridMultilevel"/>
     <w:tmpl w:val="DA8A69CA"/>
@@ -10091,7 +9940,7 @@
       </w:pPr>
     </w:lvl>
   </w:abstractNum>
-  <w:abstractNum w:abstractNumId="19" w15:restartNumberingAfterBreak="0">
+  <w:abstractNum w:abstractNumId="20" w15:restartNumberingAfterBreak="0">
     <w:nsid w:val="32F05D35"/>
     <w:multiLevelType w:val="hybridMultilevel"/>
     <w:tmpl w:val="B386C9F2"/>
@@ -10177,7 +10026,7 @@
       </w:pPr>
     </w:lvl>
   </w:abstractNum>
-  <w:abstractNum w:abstractNumId="20" w15:restartNumberingAfterBreak="0">
+  <w:abstractNum w:abstractNumId="21" w15:restartNumberingAfterBreak="0">
     <w:nsid w:val="33267BE8"/>
     <w:multiLevelType w:val="multilevel"/>
     <w:tmpl w:val="9F9CA956"/>
@@ -10326,7 +10175,7 @@
       </w:rPr>
     </w:lvl>
   </w:abstractNum>
-  <w:abstractNum w:abstractNumId="21" w15:restartNumberingAfterBreak="0">
+  <w:abstractNum w:abstractNumId="22" w15:restartNumberingAfterBreak="0">
     <w:nsid w:val="36214F23"/>
     <w:multiLevelType w:val="hybridMultilevel"/>
     <w:tmpl w:val="4EE869A4"/>
@@ -10439,7 +10288,7 @@
       </w:rPr>
     </w:lvl>
   </w:abstractNum>
-  <w:abstractNum w:abstractNumId="22" w15:restartNumberingAfterBreak="0">
+  <w:abstractNum w:abstractNumId="23" w15:restartNumberingAfterBreak="0">
     <w:nsid w:val="37417F82"/>
     <w:multiLevelType w:val="hybridMultilevel"/>
     <w:tmpl w:val="D6CC0F40"/>
@@ -10525,7 +10374,7 @@
       </w:pPr>
     </w:lvl>
   </w:abstractNum>
-  <w:abstractNum w:abstractNumId="23" w15:restartNumberingAfterBreak="0">
+  <w:abstractNum w:abstractNumId="24" w15:restartNumberingAfterBreak="0">
     <w:nsid w:val="38DE62A9"/>
     <w:multiLevelType w:val="hybridMultilevel"/>
     <w:tmpl w:val="5D1461CC"/>
@@ -10614,7 +10463,7 @@
       </w:pPr>
     </w:lvl>
   </w:abstractNum>
-  <w:abstractNum w:abstractNumId="24" w15:restartNumberingAfterBreak="0">
+  <w:abstractNum w:abstractNumId="25" w15:restartNumberingAfterBreak="0">
     <w:nsid w:val="3EF335F9"/>
     <w:multiLevelType w:val="hybridMultilevel"/>
     <w:tmpl w:val="C79C42E4"/>
@@ -10703,7 +10552,7 @@
       </w:pPr>
     </w:lvl>
   </w:abstractNum>
-  <w:abstractNum w:abstractNumId="25" w15:restartNumberingAfterBreak="0">
+  <w:abstractNum w:abstractNumId="26" w15:restartNumberingAfterBreak="0">
     <w:nsid w:val="41FF2685"/>
     <w:multiLevelType w:val="hybridMultilevel"/>
     <w:tmpl w:val="C79C42E4"/>
@@ -10792,7 +10641,7 @@
       </w:pPr>
     </w:lvl>
   </w:abstractNum>
-  <w:abstractNum w:abstractNumId="26" w15:restartNumberingAfterBreak="0">
+  <w:abstractNum w:abstractNumId="27" w15:restartNumberingAfterBreak="0">
     <w:nsid w:val="45BD2CF3"/>
     <w:multiLevelType w:val="hybridMultilevel"/>
     <w:tmpl w:val="443C10A4"/>
@@ -10905,7 +10754,7 @@
       </w:rPr>
     </w:lvl>
   </w:abstractNum>
-  <w:abstractNum w:abstractNumId="27" w15:restartNumberingAfterBreak="0">
+  <w:abstractNum w:abstractNumId="28" w15:restartNumberingAfterBreak="0">
     <w:nsid w:val="47C80C2D"/>
     <w:multiLevelType w:val="hybridMultilevel"/>
     <w:tmpl w:val="F7A61C50"/>
@@ -10991,7 +10840,7 @@
       </w:pPr>
     </w:lvl>
   </w:abstractNum>
-  <w:abstractNum w:abstractNumId="28" w15:restartNumberingAfterBreak="0">
+  <w:abstractNum w:abstractNumId="29" w15:restartNumberingAfterBreak="0">
     <w:nsid w:val="4FE955DC"/>
     <w:multiLevelType w:val="hybridMultilevel"/>
     <w:tmpl w:val="278CA114"/>
@@ -11104,7 +10953,7 @@
       </w:rPr>
     </w:lvl>
   </w:abstractNum>
-  <w:abstractNum w:abstractNumId="29" w15:restartNumberingAfterBreak="0">
+  <w:abstractNum w:abstractNumId="30" w15:restartNumberingAfterBreak="0">
     <w:nsid w:val="52E846F7"/>
     <w:multiLevelType w:val="hybridMultilevel"/>
     <w:tmpl w:val="140ECA86"/>
@@ -11190,7 +11039,7 @@
       </w:pPr>
     </w:lvl>
   </w:abstractNum>
-  <w:abstractNum w:abstractNumId="30" w15:restartNumberingAfterBreak="0">
+  <w:abstractNum w:abstractNumId="31" w15:restartNumberingAfterBreak="0">
     <w:nsid w:val="5AF00059"/>
     <w:multiLevelType w:val="hybridMultilevel"/>
     <w:tmpl w:val="F854323E"/>
@@ -11276,7 +11125,7 @@
       </w:pPr>
     </w:lvl>
   </w:abstractNum>
-  <w:abstractNum w:abstractNumId="31" w15:restartNumberingAfterBreak="0">
+  <w:abstractNum w:abstractNumId="32" w15:restartNumberingAfterBreak="0">
     <w:nsid w:val="5DA00ECB"/>
     <w:multiLevelType w:val="hybridMultilevel"/>
     <w:tmpl w:val="28BE7D4E"/>
@@ -11362,7 +11211,7 @@
       </w:pPr>
     </w:lvl>
   </w:abstractNum>
-  <w:abstractNum w:abstractNumId="32" w15:restartNumberingAfterBreak="0">
+  <w:abstractNum w:abstractNumId="33" w15:restartNumberingAfterBreak="0">
     <w:nsid w:val="62C86E2D"/>
     <w:multiLevelType w:val="hybridMultilevel"/>
     <w:tmpl w:val="A0A453AA"/>
@@ -11475,7 +11324,7 @@
       </w:rPr>
     </w:lvl>
   </w:abstractNum>
-  <w:abstractNum w:abstractNumId="33" w15:restartNumberingAfterBreak="0">
+  <w:abstractNum w:abstractNumId="34" w15:restartNumberingAfterBreak="0">
     <w:nsid w:val="639460B0"/>
     <w:multiLevelType w:val="hybridMultilevel"/>
     <w:tmpl w:val="D8F02D58"/>
@@ -11561,7 +11410,7 @@
       </w:pPr>
     </w:lvl>
   </w:abstractNum>
-  <w:abstractNum w:abstractNumId="34" w15:restartNumberingAfterBreak="0">
+  <w:abstractNum w:abstractNumId="35" w15:restartNumberingAfterBreak="0">
     <w:nsid w:val="656C2719"/>
     <w:multiLevelType w:val="hybridMultilevel"/>
     <w:tmpl w:val="58B47AB6"/>
@@ -11647,7 +11496,7 @@
       </w:pPr>
     </w:lvl>
   </w:abstractNum>
-  <w:abstractNum w:abstractNumId="35" w15:restartNumberingAfterBreak="0">
+  <w:abstractNum w:abstractNumId="36" w15:restartNumberingAfterBreak="0">
     <w:nsid w:val="66A10BDC"/>
     <w:multiLevelType w:val="hybridMultilevel"/>
     <w:tmpl w:val="28BE7D4E"/>
@@ -11733,7 +11582,7 @@
       </w:pPr>
     </w:lvl>
   </w:abstractNum>
-  <w:abstractNum w:abstractNumId="36" w15:restartNumberingAfterBreak="0">
+  <w:abstractNum w:abstractNumId="37" w15:restartNumberingAfterBreak="0">
     <w:nsid w:val="68D334B0"/>
     <w:multiLevelType w:val="multilevel"/>
     <w:tmpl w:val="5DD64F4E"/>
@@ -11878,7 +11727,7 @@
       </w:rPr>
     </w:lvl>
   </w:abstractNum>
-  <w:abstractNum w:abstractNumId="37" w15:restartNumberingAfterBreak="0">
+  <w:abstractNum w:abstractNumId="38" w15:restartNumberingAfterBreak="0">
     <w:nsid w:val="6A340D8E"/>
     <w:multiLevelType w:val="hybridMultilevel"/>
     <w:tmpl w:val="857665F2"/>
@@ -11967,7 +11816,7 @@
       </w:pPr>
     </w:lvl>
   </w:abstractNum>
-  <w:abstractNum w:abstractNumId="38" w15:restartNumberingAfterBreak="0">
+  <w:abstractNum w:abstractNumId="39" w15:restartNumberingAfterBreak="0">
     <w:nsid w:val="6A7979CF"/>
     <w:multiLevelType w:val="hybridMultilevel"/>
     <w:tmpl w:val="BA68D816"/>
@@ -12053,7 +11902,7 @@
       </w:pPr>
     </w:lvl>
   </w:abstractNum>
-  <w:abstractNum w:abstractNumId="39" w15:restartNumberingAfterBreak="0">
+  <w:abstractNum w:abstractNumId="40" w15:restartNumberingAfterBreak="0">
     <w:nsid w:val="6C6E007F"/>
     <w:multiLevelType w:val="hybridMultilevel"/>
     <w:tmpl w:val="B386C9F2"/>
@@ -12139,7 +11988,7 @@
       </w:pPr>
     </w:lvl>
   </w:abstractNum>
-  <w:abstractNum w:abstractNumId="40" w15:restartNumberingAfterBreak="0">
+  <w:abstractNum w:abstractNumId="41" w15:restartNumberingAfterBreak="0">
     <w:nsid w:val="6DC311DD"/>
     <w:multiLevelType w:val="hybridMultilevel"/>
     <w:tmpl w:val="B6E06838"/>
@@ -12225,7 +12074,7 @@
       </w:pPr>
     </w:lvl>
   </w:abstractNum>
-  <w:abstractNum w:abstractNumId="41" w15:restartNumberingAfterBreak="0">
+  <w:abstractNum w:abstractNumId="42" w15:restartNumberingAfterBreak="0">
     <w:nsid w:val="6F154A1C"/>
     <w:multiLevelType w:val="hybridMultilevel"/>
     <w:tmpl w:val="B2306E68"/>
@@ -12311,7 +12160,7 @@
       </w:pPr>
     </w:lvl>
   </w:abstractNum>
-  <w:abstractNum w:abstractNumId="42" w15:restartNumberingAfterBreak="0">
+  <w:abstractNum w:abstractNumId="43" w15:restartNumberingAfterBreak="0">
     <w:nsid w:val="70DA3396"/>
     <w:multiLevelType w:val="hybridMultilevel"/>
     <w:tmpl w:val="798A24BA"/>
@@ -12424,7 +12273,7 @@
       </w:rPr>
     </w:lvl>
   </w:abstractNum>
-  <w:abstractNum w:abstractNumId="43" w15:restartNumberingAfterBreak="0">
+  <w:abstractNum w:abstractNumId="44" w15:restartNumberingAfterBreak="0">
     <w:nsid w:val="70DC7768"/>
     <w:multiLevelType w:val="hybridMultilevel"/>
     <w:tmpl w:val="A5D45E94"/>
@@ -12513,7 +12362,7 @@
       </w:pPr>
     </w:lvl>
   </w:abstractNum>
-  <w:abstractNum w:abstractNumId="44" w15:restartNumberingAfterBreak="0">
+  <w:abstractNum w:abstractNumId="45" w15:restartNumberingAfterBreak="0">
     <w:nsid w:val="75DB2488"/>
     <w:multiLevelType w:val="multilevel"/>
     <w:tmpl w:val="040C001F"/>
@@ -12599,7 +12448,7 @@
       </w:pPr>
     </w:lvl>
   </w:abstractNum>
-  <w:abstractNum w:abstractNumId="45" w15:restartNumberingAfterBreak="0">
+  <w:abstractNum w:abstractNumId="46" w15:restartNumberingAfterBreak="0">
     <w:nsid w:val="7E850375"/>
     <w:multiLevelType w:val="hybridMultilevel"/>
     <w:tmpl w:val="237A486E"/>
@@ -12689,142 +12538,145 @@
     </w:lvl>
   </w:abstractNum>
   <w:num w:numId="1" w16cid:durableId="434717407">
+    <w:abstractNumId w:val="19"/>
+  </w:num>
+  <w:num w:numId="2" w16cid:durableId="2128506219">
+    <w:abstractNumId w:val="35"/>
+  </w:num>
+  <w:num w:numId="3" w16cid:durableId="660699309">
+    <w:abstractNumId w:val="30"/>
+  </w:num>
+  <w:num w:numId="4" w16cid:durableId="962806652">
+    <w:abstractNumId w:val="8"/>
+  </w:num>
+  <w:num w:numId="5" w16cid:durableId="528841229">
+    <w:abstractNumId w:val="11"/>
+  </w:num>
+  <w:num w:numId="6" w16cid:durableId="1190533170">
+    <w:abstractNumId w:val="31"/>
+  </w:num>
+  <w:num w:numId="7" w16cid:durableId="1712000909">
+    <w:abstractNumId w:val="23"/>
+  </w:num>
+  <w:num w:numId="8" w16cid:durableId="1955556907">
+    <w:abstractNumId w:val="15"/>
+  </w:num>
+  <w:num w:numId="9" w16cid:durableId="207493210">
+    <w:abstractNumId w:val="25"/>
+  </w:num>
+  <w:num w:numId="10" w16cid:durableId="609749347">
     <w:abstractNumId w:val="18"/>
   </w:num>
-  <w:num w:numId="2" w16cid:durableId="2128506219">
-    <w:abstractNumId w:val="34"/>
-  </w:num>
-  <w:num w:numId="3" w16cid:durableId="660699309">
-    <w:abstractNumId w:val="29"/>
-  </w:num>
-  <w:num w:numId="4" w16cid:durableId="962806652">
-    <w:abstractNumId w:val="7"/>
-  </w:num>
-  <w:num w:numId="5" w16cid:durableId="528841229">
-    <w:abstractNumId w:val="10"/>
-  </w:num>
-  <w:num w:numId="6" w16cid:durableId="1190533170">
-    <w:abstractNumId w:val="30"/>
-  </w:num>
-  <w:num w:numId="7" w16cid:durableId="1712000909">
-    <w:abstractNumId w:val="22"/>
-  </w:num>
-  <w:num w:numId="8" w16cid:durableId="1955556907">
-    <w:abstractNumId w:val="14"/>
-  </w:num>
-  <w:num w:numId="9" w16cid:durableId="207493210">
-    <w:abstractNumId w:val="24"/>
-  </w:num>
-  <w:num w:numId="10" w16cid:durableId="609749347">
-    <w:abstractNumId w:val="17"/>
-  </w:num>
   <w:num w:numId="11" w16cid:durableId="1997491102">
-    <w:abstractNumId w:val="25"/>
+    <w:abstractNumId w:val="26"/>
   </w:num>
   <w:num w:numId="12" w16cid:durableId="755781864">
-    <w:abstractNumId w:val="39"/>
+    <w:abstractNumId w:val="40"/>
   </w:num>
   <w:num w:numId="13" w16cid:durableId="1354529101">
-    <w:abstractNumId w:val="8"/>
+    <w:abstractNumId w:val="9"/>
   </w:num>
   <w:num w:numId="14" w16cid:durableId="1687488065">
     <w:abstractNumId w:val="3"/>
   </w:num>
   <w:num w:numId="15" w16cid:durableId="1729769414">
-    <w:abstractNumId w:val="20"/>
+    <w:abstractNumId w:val="21"/>
   </w:num>
   <w:num w:numId="16" w16cid:durableId="104735205">
-    <w:abstractNumId w:val="36"/>
+    <w:abstractNumId w:val="37"/>
   </w:num>
   <w:num w:numId="17" w16cid:durableId="1762023649">
-    <w:abstractNumId w:val="23"/>
+    <w:abstractNumId w:val="24"/>
   </w:num>
   <w:num w:numId="18" w16cid:durableId="1016883728">
-    <w:abstractNumId w:val="37"/>
+    <w:abstractNumId w:val="38"/>
   </w:num>
   <w:num w:numId="19" w16cid:durableId="984166065">
-    <w:abstractNumId w:val="44"/>
+    <w:abstractNumId w:val="45"/>
   </w:num>
   <w:num w:numId="20" w16cid:durableId="436410690">
-    <w:abstractNumId w:val="45"/>
+    <w:abstractNumId w:val="46"/>
   </w:num>
   <w:num w:numId="21" w16cid:durableId="1620993992">
-    <w:abstractNumId w:val="12"/>
+    <w:abstractNumId w:val="13"/>
   </w:num>
   <w:num w:numId="22" w16cid:durableId="1988313032">
-    <w:abstractNumId w:val="19"/>
+    <w:abstractNumId w:val="20"/>
   </w:num>
   <w:num w:numId="23" w16cid:durableId="615059096">
     <w:abstractNumId w:val="2"/>
   </w:num>
   <w:num w:numId="24" w16cid:durableId="698899370">
-    <w:abstractNumId w:val="31"/>
+    <w:abstractNumId w:val="32"/>
   </w:num>
   <w:num w:numId="25" w16cid:durableId="32775877">
     <w:abstractNumId w:val="4"/>
   </w:num>
   <w:num w:numId="26" w16cid:durableId="1617953439">
-    <w:abstractNumId w:val="21"/>
+    <w:abstractNumId w:val="22"/>
   </w:num>
   <w:num w:numId="27" w16cid:durableId="2133548661">
-    <w:abstractNumId w:val="42"/>
+    <w:abstractNumId w:val="43"/>
   </w:num>
   <w:num w:numId="28" w16cid:durableId="253637215">
-    <w:abstractNumId w:val="6"/>
+    <w:abstractNumId w:val="7"/>
   </w:num>
   <w:num w:numId="29" w16cid:durableId="2120101813">
     <w:abstractNumId w:val="1"/>
   </w:num>
   <w:num w:numId="30" w16cid:durableId="1872960163">
-    <w:abstractNumId w:val="11"/>
+    <w:abstractNumId w:val="12"/>
   </w:num>
   <w:num w:numId="31" w16cid:durableId="763114070">
-    <w:abstractNumId w:val="26"/>
+    <w:abstractNumId w:val="27"/>
   </w:num>
   <w:num w:numId="32" w16cid:durableId="1223372411">
+    <w:abstractNumId w:val="29"/>
+  </w:num>
+  <w:num w:numId="33" w16cid:durableId="130900197">
+    <w:abstractNumId w:val="41"/>
+  </w:num>
+  <w:num w:numId="34" w16cid:durableId="1436899926">
+    <w:abstractNumId w:val="33"/>
+  </w:num>
+  <w:num w:numId="35" w16cid:durableId="356153600">
+    <w:abstractNumId w:val="16"/>
+  </w:num>
+  <w:num w:numId="36" w16cid:durableId="1715038730">
+    <w:abstractNumId w:val="44"/>
+  </w:num>
+  <w:num w:numId="37" w16cid:durableId="489367800">
+    <w:abstractNumId w:val="42"/>
+  </w:num>
+  <w:num w:numId="38" w16cid:durableId="1500461548">
     <w:abstractNumId w:val="28"/>
   </w:num>
-  <w:num w:numId="33" w16cid:durableId="130900197">
-    <w:abstractNumId w:val="40"/>
-  </w:num>
-  <w:num w:numId="34" w16cid:durableId="1436899926">
-    <w:abstractNumId w:val="32"/>
-  </w:num>
-  <w:num w:numId="35" w16cid:durableId="356153600">
-    <w:abstractNumId w:val="15"/>
-  </w:num>
-  <w:num w:numId="36" w16cid:durableId="1715038730">
-    <w:abstractNumId w:val="43"/>
-  </w:num>
-  <w:num w:numId="37" w16cid:durableId="489367800">
-    <w:abstractNumId w:val="41"/>
-  </w:num>
-  <w:num w:numId="38" w16cid:durableId="1500461548">
-    <w:abstractNumId w:val="27"/>
-  </w:num>
   <w:num w:numId="39" w16cid:durableId="1061365779">
-    <w:abstractNumId w:val="9"/>
+    <w:abstractNumId w:val="10"/>
   </w:num>
   <w:num w:numId="40" w16cid:durableId="1125081371">
-    <w:abstractNumId w:val="16"/>
+    <w:abstractNumId w:val="17"/>
   </w:num>
   <w:num w:numId="41" w16cid:durableId="864755829">
-    <w:abstractNumId w:val="38"/>
+    <w:abstractNumId w:val="39"/>
   </w:num>
   <w:num w:numId="42" w16cid:durableId="1652715570">
     <w:abstractNumId w:val="0"/>
   </w:num>
   <w:num w:numId="43" w16cid:durableId="1512447815">
-    <w:abstractNumId w:val="13"/>
+    <w:abstractNumId w:val="14"/>
   </w:num>
   <w:num w:numId="44" w16cid:durableId="1916015164">
-    <w:abstractNumId w:val="5"/>
+    <w:abstractNumId w:val="6"/>
   </w:num>
   <w:num w:numId="45" w16cid:durableId="471024837">
-    <w:abstractNumId w:val="35"/>
+    <w:abstractNumId w:val="36"/>
   </w:num>
   <w:num w:numId="46" w16cid:durableId="2085493264">
-    <w:abstractNumId w:val="33"/>
+    <w:abstractNumId w:val="34"/>
+  </w:num>
+  <w:num w:numId="47" w16cid:durableId="1497573425">
+    <w:abstractNumId w:val="5"/>
   </w:num>
 </w:numbering>
 </file>

--- a/Rapport de projet AGL3.docx
+++ b/Rapport de projet AGL3.docx
@@ -1068,15 +1068,7 @@
                                 <w:bCs/>
                                 <w:lang w:val="en-US"/>
                               </w:rPr>
-                              <w:t xml:space="preserve">NOUHO Adama </w:t>
-                            </w:r>
-                            <w:r>
-                              <w:rPr>
-                                <w:b/>
-                                <w:bCs/>
-                                <w:lang w:val="en-US"/>
-                              </w:rPr>
-                              <w:t>Kouakou</w:t>
+                              <w:t>NOUHO Adama Kouakou</w:t>
                             </w:r>
                           </w:p>
                           <w:p>
@@ -1174,15 +1166,7 @@
                           <w:bCs/>
                           <w:lang w:val="en-US"/>
                         </w:rPr>
-                        <w:t xml:space="preserve">NOUHO Adama </w:t>
-                      </w:r>
-                      <w:r>
-                        <w:rPr>
-                          <w:b/>
-                          <w:bCs/>
-                          <w:lang w:val="en-US"/>
-                        </w:rPr>
-                        <w:t>Kouakou</w:t>
+                        <w:t>NOUHO Adama Kouakou</w:t>
                       </w:r>
                     </w:p>
                     <w:p>
@@ -2373,12 +2357,12 @@
         <w:tblLook w:val="04A0" w:firstRow="1" w:lastRow="0" w:firstColumn="1" w:lastColumn="0" w:noHBand="0" w:noVBand="1"/>
       </w:tblPr>
       <w:tblGrid>
-        <w:gridCol w:w="1961"/>
+        <w:gridCol w:w="1827"/>
         <w:gridCol w:w="1852"/>
-        <w:gridCol w:w="1843"/>
+        <w:gridCol w:w="1753"/>
         <w:gridCol w:w="1632"/>
         <w:gridCol w:w="1489"/>
-        <w:gridCol w:w="1762"/>
+        <w:gridCol w:w="1643"/>
       </w:tblGrid>
       <w:tr>
         <w:trPr>
@@ -2391,16 +2375,8 @@
           <w:p>
             <w:pPr>
               <w:jc w:val="center"/>
-              <w:rPr>
-                <w:sz w:val="26"/>
-                <w:szCs w:val="26"/>
-              </w:rPr>
-            </w:pPr>
-            <w:r>
-              <w:rPr>
-                <w:sz w:val="26"/>
-                <w:szCs w:val="26"/>
-              </w:rPr>
+            </w:pPr>
+            <w:r>
               <w:t>Fonctionnalités</w:t>
             </w:r>
           </w:p>
@@ -2412,16 +2388,8 @@
           <w:p>
             <w:pPr>
               <w:jc w:val="center"/>
-              <w:rPr>
-                <w:sz w:val="26"/>
-                <w:szCs w:val="26"/>
-              </w:rPr>
-            </w:pPr>
-            <w:r>
-              <w:rPr>
-                <w:sz w:val="26"/>
-                <w:szCs w:val="26"/>
-              </w:rPr>
+            </w:pPr>
+            <w:r>
               <w:t>Descriptions</w:t>
             </w:r>
           </w:p>
@@ -2433,16 +2401,8 @@
           <w:p>
             <w:pPr>
               <w:jc w:val="center"/>
-              <w:rPr>
-                <w:sz w:val="26"/>
-                <w:szCs w:val="26"/>
-              </w:rPr>
-            </w:pPr>
-            <w:r>
-              <w:rPr>
-                <w:sz w:val="26"/>
-                <w:szCs w:val="26"/>
-              </w:rPr>
+            </w:pPr>
+            <w:r>
               <w:t>Acteurs concernés</w:t>
             </w:r>
           </w:p>
@@ -2454,16 +2414,8 @@
           <w:p>
             <w:pPr>
               <w:jc w:val="center"/>
-              <w:rPr>
-                <w:sz w:val="26"/>
-                <w:szCs w:val="26"/>
-              </w:rPr>
-            </w:pPr>
-            <w:r>
-              <w:rPr>
-                <w:sz w:val="26"/>
-                <w:szCs w:val="26"/>
-              </w:rPr>
+            </w:pPr>
+            <w:r>
               <w:t>Entrées</w:t>
             </w:r>
           </w:p>
@@ -2475,16 +2427,8 @@
           <w:p>
             <w:pPr>
               <w:jc w:val="center"/>
-              <w:rPr>
-                <w:sz w:val="26"/>
-                <w:szCs w:val="26"/>
-              </w:rPr>
-            </w:pPr>
-            <w:r>
-              <w:rPr>
-                <w:sz w:val="26"/>
-                <w:szCs w:val="26"/>
-              </w:rPr>
+            </w:pPr>
+            <w:r>
               <w:t>Sorties</w:t>
             </w:r>
           </w:p>
@@ -2496,16 +2440,8 @@
           <w:p>
             <w:pPr>
               <w:jc w:val="center"/>
-              <w:rPr>
-                <w:sz w:val="26"/>
-                <w:szCs w:val="26"/>
-              </w:rPr>
-            </w:pPr>
-            <w:r>
-              <w:rPr>
-                <w:sz w:val="26"/>
-                <w:szCs w:val="26"/>
-              </w:rPr>
+            </w:pPr>
+            <w:r>
               <w:t>Critère d’acceptation</w:t>
             </w:r>
           </w:p>
@@ -2744,44 +2680,6 @@
           <w:tcPr>
             <w:tcW w:w="1675" w:type="dxa"/>
           </w:tcPr>
-          <w:tbl>
-            <w:tblPr>
-              <w:tblW w:w="1479" w:type="dxa"/>
-              <w:tblCellSpacing w:w="15" w:type="dxa"/>
-              <w:tblCellMar>
-                <w:top w:w="15" w:type="dxa"/>
-                <w:left w:w="15" w:type="dxa"/>
-                <w:bottom w:w="15" w:type="dxa"/>
-                <w:right w:w="15" w:type="dxa"/>
-              </w:tblCellMar>
-              <w:tblLook w:val="04A0" w:firstRow="1" w:lastRow="0" w:firstColumn="1" w:lastColumn="0" w:noHBand="0" w:noVBand="1"/>
-            </w:tblPr>
-            <w:tblGrid>
-              <w:gridCol w:w="1627"/>
-            </w:tblGrid>
-            <w:tr>
-              <w:trPr>
-                <w:trHeight w:val="294"/>
-                <w:tblCellSpacing w:w="15" w:type="dxa"/>
-              </w:trPr>
-              <w:tc>
-                <w:tcPr>
-                  <w:tcW w:w="0" w:type="auto"/>
-                  <w:vAlign w:val="center"/>
-                  <w:hideMark/>
-                </w:tcPr>
-                <w:p>
-                  <w:pPr>
-                    <w:framePr w:hSpace="141" w:wrap="around" w:vAnchor="text" w:hAnchor="margin" w:xAlign="center" w:y="522"/>
-                    <w:spacing w:after="0" w:line="240" w:lineRule="auto"/>
-                  </w:pPr>
-                  <w:r>
-                    <w:t>Administrateur</w:t>
-                  </w:r>
-                </w:p>
-              </w:tc>
-            </w:tr>
-          </w:tbl>
           <w:p>
             <w:pPr>
               <w:rPr>
@@ -2789,42 +2687,12 @@
               </w:rPr>
             </w:pPr>
           </w:p>
-          <w:tbl>
-            <w:tblPr>
-              <w:tblW w:w="87" w:type="dxa"/>
-              <w:tblCellSpacing w:w="15" w:type="dxa"/>
-              <w:tblCellMar>
-                <w:top w:w="15" w:type="dxa"/>
-                <w:left w:w="15" w:type="dxa"/>
-                <w:bottom w:w="15" w:type="dxa"/>
-                <w:right w:w="15" w:type="dxa"/>
-              </w:tblCellMar>
-              <w:tblLook w:val="04A0" w:firstRow="1" w:lastRow="0" w:firstColumn="1" w:lastColumn="0" w:noHBand="0" w:noVBand="1"/>
-            </w:tblPr>
-            <w:tblGrid>
-              <w:gridCol w:w="96"/>
-            </w:tblGrid>
-            <w:tr>
-              <w:trPr>
-                <w:trHeight w:hRule="exact" w:val="8"/>
-                <w:tblCellSpacing w:w="15" w:type="dxa"/>
-              </w:trPr>
-              <w:tc>
-                <w:tcPr>
-                  <w:tcW w:w="0" w:type="auto"/>
-                  <w:vAlign w:val="center"/>
-                  <w:hideMark/>
-                </w:tcPr>
-                <w:p>
-                  <w:pPr>
-                    <w:framePr w:hSpace="141" w:wrap="around" w:vAnchor="text" w:hAnchor="margin" w:xAlign="center" w:y="522"/>
-                    <w:spacing w:after="0" w:line="240" w:lineRule="auto"/>
-                  </w:pPr>
-                </w:p>
-              </w:tc>
-            </w:tr>
-          </w:tbl>
           <w:p/>
+          <w:p>
+            <w:r>
+              <w:t>Administrateur</w:t>
+            </w:r>
+          </w:p>
         </w:tc>
         <w:tc>
           <w:tcPr>
@@ -3036,15 +2904,6 @@
     </w:p>
     <w:p>
       <w:pPr>
-        <w:pStyle w:val="ListParagraph"/>
-        <w:rPr>
-          <w:sz w:val="26"/>
-          <w:szCs w:val="26"/>
-        </w:rPr>
-      </w:pPr>
-    </w:p>
-    <w:p>
-      <w:pPr>
         <w:jc w:val="both"/>
         <w:rPr>
           <w:sz w:val="26"/>
@@ -3119,6 +2978,15 @@
     </w:p>
     <w:p>
       <w:pPr>
+        <w:jc w:val="both"/>
+        <w:rPr>
+          <w:sz w:val="26"/>
+          <w:szCs w:val="26"/>
+        </w:rPr>
+      </w:pPr>
+    </w:p>
+    <w:p>
+      <w:pPr>
         <w:pStyle w:val="ListParagraph"/>
         <w:numPr>
           <w:ilvl w:val="0"/>
@@ -3196,18 +3064,18 @@
           <w:noProof/>
         </w:rPr>
         <w:drawing>
-          <wp:anchor distT="0" distB="0" distL="114300" distR="114300" simplePos="0" relativeHeight="251680768" behindDoc="0" locked="0" layoutInCell="1" allowOverlap="1" wp14:anchorId="4D0BECA1" wp14:editId="685A410C">
+          <wp:anchor distT="0" distB="0" distL="114300" distR="114300" simplePos="0" relativeHeight="251682816" behindDoc="0" locked="0" layoutInCell="1" allowOverlap="1" wp14:anchorId="37F51B4C" wp14:editId="3C1F5E99">
             <wp:simplePos x="0" y="0"/>
             <wp:positionH relativeFrom="column">
-              <wp:posOffset>-184785</wp:posOffset>
+              <wp:posOffset>-189914</wp:posOffset>
             </wp:positionH>
             <wp:positionV relativeFrom="paragraph">
-              <wp:posOffset>269875</wp:posOffset>
+              <wp:posOffset>318135</wp:posOffset>
             </wp:positionV>
-            <wp:extent cx="6211508" cy="4293705"/>
+            <wp:extent cx="6192000" cy="4312800"/>
             <wp:effectExtent l="0" t="0" r="0" b="0"/>
             <wp:wrapNone/>
-            <wp:docPr id="1" name="Picture 1"/>
+            <wp:docPr id="12" name="Picture 12"/>
             <wp:cNvGraphicFramePr>
               <a:graphicFrameLocks xmlns:a="http://schemas.openxmlformats.org/drawingml/2006/main" noChangeAspect="1"/>
             </wp:cNvGraphicFramePr>
@@ -3215,7 +3083,7 @@
               <a:graphicData uri="http://schemas.openxmlformats.org/drawingml/2006/picture">
                 <pic:pic xmlns:pic="http://schemas.openxmlformats.org/drawingml/2006/picture">
                   <pic:nvPicPr>
-                    <pic:cNvPr id="0" name="Picture 1"/>
+                    <pic:cNvPr id="0" name="Picture 11"/>
                     <pic:cNvPicPr>
                       <a:picLocks noChangeAspect="1" noChangeArrowheads="1"/>
                     </pic:cNvPicPr>
@@ -3236,7 +3104,7 @@
                   <pic:spPr bwMode="auto">
                     <a:xfrm>
                       <a:off x="0" y="0"/>
-                      <a:ext cx="6211508" cy="4293705"/>
+                      <a:ext cx="6192000" cy="4312800"/>
                     </a:xfrm>
                     <a:prstGeom prst="rect">
                       <a:avLst/>
@@ -3389,59 +3257,20 @@
       </w:pPr>
       <w:r>
         <w:rPr>
-          <w:sz w:val="26"/>
-          <w:szCs w:val="26"/>
+          <w:noProof/>
         </w:rPr>
         <w:lastRenderedPageBreak/>
-        <w:t>CAS D’UTILISATION : G</w:t>
-      </w:r>
-      <w:r>
-        <w:rPr>
-          <w:sz w:val="26"/>
-          <w:szCs w:val="26"/>
-        </w:rPr>
-        <w:t>estion des</w:t>
-      </w:r>
-      <w:r>
-        <w:rPr>
-          <w:sz w:val="26"/>
-          <w:szCs w:val="26"/>
-        </w:rPr>
-        <w:t xml:space="preserve"> enregistrements</w:t>
-      </w:r>
-    </w:p>
-    <w:p>
-      <w:pPr>
-        <w:jc w:val="both"/>
-        <w:rPr>
-          <w:sz w:val="26"/>
-          <w:szCs w:val="26"/>
-        </w:rPr>
-      </w:pPr>
-    </w:p>
-    <w:p>
-      <w:pPr>
-        <w:jc w:val="both"/>
-        <w:rPr>
-          <w:sz w:val="26"/>
-          <w:szCs w:val="26"/>
-        </w:rPr>
-      </w:pPr>
-      <w:r>
-        <w:rPr>
-          <w:noProof/>
-        </w:rPr>
         <w:drawing>
-          <wp:anchor distT="0" distB="0" distL="114300" distR="114300" simplePos="0" relativeHeight="251661312" behindDoc="0" locked="0" layoutInCell="1" allowOverlap="1" wp14:anchorId="7ED06660" wp14:editId="06667DD4">
+          <wp:anchor distT="0" distB="0" distL="114300" distR="114300" simplePos="0" relativeHeight="251661312" behindDoc="0" locked="0" layoutInCell="1" allowOverlap="1" wp14:anchorId="7ED06660" wp14:editId="1822646A">
             <wp:simplePos x="0" y="0"/>
             <wp:positionH relativeFrom="column">
-              <wp:posOffset>-436880</wp:posOffset>
+              <wp:posOffset>-216926</wp:posOffset>
             </wp:positionH>
             <wp:positionV relativeFrom="paragraph">
-              <wp:posOffset>173189</wp:posOffset>
+              <wp:posOffset>253316</wp:posOffset>
             </wp:positionV>
-            <wp:extent cx="6636385" cy="3952875"/>
-            <wp:effectExtent l="0" t="0" r="0" b="9525"/>
+            <wp:extent cx="6231988" cy="3712001"/>
+            <wp:effectExtent l="0" t="0" r="0" b="3175"/>
             <wp:wrapNone/>
             <wp:docPr id="4" name="Picture 4"/>
             <wp:cNvGraphicFramePr>
@@ -3472,7 +3301,7 @@
                   <pic:spPr bwMode="auto">
                     <a:xfrm>
                       <a:off x="0" y="0"/>
-                      <a:ext cx="6636385" cy="3952875"/>
+                      <a:ext cx="6231988" cy="3712001"/>
                     </a:xfrm>
                     <a:prstGeom prst="rect">
                       <a:avLst/>
@@ -3494,6 +3323,27 @@
           </wp:anchor>
         </w:drawing>
       </w:r>
+      <w:r>
+        <w:rPr>
+          <w:sz w:val="26"/>
+          <w:szCs w:val="26"/>
+        </w:rPr>
+        <w:t>CAS D’UTILISATION : G</w:t>
+      </w:r>
+      <w:r>
+        <w:rPr>
+          <w:sz w:val="26"/>
+          <w:szCs w:val="26"/>
+        </w:rPr>
+        <w:t>estion des</w:t>
+      </w:r>
+      <w:r>
+        <w:rPr>
+          <w:sz w:val="26"/>
+          <w:szCs w:val="26"/>
+        </w:rPr>
+        <w:t xml:space="preserve"> enregistrements</w:t>
+      </w:r>
     </w:p>
     <w:p>
       <w:pPr>
@@ -3587,16 +3437,14 @@
     </w:p>
     <w:p>
       <w:pPr>
-        <w:jc w:val="center"/>
-        <w:rPr>
-          <w:sz w:val="26"/>
-          <w:szCs w:val="26"/>
-        </w:rPr>
-      </w:pPr>
-    </w:p>
-    <w:p>
-      <w:pPr>
-        <w:jc w:val="center"/>
+        <w:rPr>
+          <w:sz w:val="26"/>
+          <w:szCs w:val="26"/>
+        </w:rPr>
+      </w:pPr>
+    </w:p>
+    <w:p>
+      <w:pPr>
         <w:rPr>
           <w:sz w:val="26"/>
           <w:szCs w:val="26"/>
@@ -3658,16 +3506,8 @@
           <w:p>
             <w:pPr>
               <w:jc w:val="center"/>
-              <w:rPr>
-                <w:sz w:val="26"/>
-                <w:szCs w:val="26"/>
-              </w:rPr>
-            </w:pPr>
-            <w:r>
-              <w:rPr>
-                <w:sz w:val="26"/>
-                <w:szCs w:val="26"/>
-              </w:rPr>
+            </w:pPr>
+            <w:r>
               <w:t>CAS D’UTILISATION : gestion des enregistrements</w:t>
             </w:r>
           </w:p>
@@ -3684,16 +3524,8 @@
           <w:p>
             <w:pPr>
               <w:jc w:val="both"/>
-              <w:rPr>
-                <w:sz w:val="26"/>
-                <w:szCs w:val="26"/>
-              </w:rPr>
-            </w:pPr>
-            <w:r>
-              <w:rPr>
-                <w:sz w:val="26"/>
-                <w:szCs w:val="26"/>
-              </w:rPr>
+            </w:pPr>
+            <w:r>
               <w:t>Description</w:t>
             </w:r>
           </w:p>
@@ -3705,44 +3537,20 @@
           <w:p>
             <w:pPr>
               <w:jc w:val="both"/>
-              <w:rPr>
-                <w:sz w:val="26"/>
-                <w:szCs w:val="26"/>
-              </w:rPr>
-            </w:pPr>
-            <w:r>
-              <w:rPr>
-                <w:sz w:val="26"/>
-                <w:szCs w:val="26"/>
-              </w:rPr>
+            </w:pPr>
+            <w:r>
               <w:t>Ce cas d'utilisation</w:t>
             </w:r>
             <w:r>
-              <w:rPr>
-                <w:sz w:val="26"/>
-                <w:szCs w:val="26"/>
-              </w:rPr>
               <w:t xml:space="preserve"> </w:t>
             </w:r>
             <w:r>
-              <w:rPr>
-                <w:sz w:val="26"/>
-                <w:szCs w:val="26"/>
-              </w:rPr>
               <w:t xml:space="preserve">permet au responsable des inscriptions de saisir et d'enregistrer toutes les informations nécessaires sur </w:t>
             </w:r>
             <w:r>
-              <w:rPr>
-                <w:sz w:val="26"/>
-                <w:szCs w:val="26"/>
-              </w:rPr>
               <w:t>chaque</w:t>
             </w:r>
             <w:r>
-              <w:rPr>
-                <w:sz w:val="26"/>
-                <w:szCs w:val="26"/>
-              </w:rPr>
               <w:t xml:space="preserve"> film documentaire participant au festival.</w:t>
             </w:r>
           </w:p>
@@ -3759,16 +3567,8 @@
           <w:p>
             <w:pPr>
               <w:jc w:val="both"/>
-              <w:rPr>
-                <w:sz w:val="26"/>
-                <w:szCs w:val="26"/>
-              </w:rPr>
-            </w:pPr>
-            <w:r>
-              <w:rPr>
-                <w:sz w:val="26"/>
-                <w:szCs w:val="26"/>
-              </w:rPr>
+            </w:pPr>
+            <w:r>
               <w:t>Acteurs</w:t>
             </w:r>
           </w:p>
@@ -3780,16 +3580,8 @@
           <w:p>
             <w:pPr>
               <w:jc w:val="both"/>
-              <w:rPr>
-                <w:sz w:val="26"/>
-                <w:szCs w:val="26"/>
-              </w:rPr>
-            </w:pPr>
-            <w:r>
-              <w:rPr>
-                <w:sz w:val="26"/>
-                <w:szCs w:val="26"/>
-              </w:rPr>
+            </w:pPr>
+            <w:r>
               <w:t>Responsable des inscriptions</w:t>
             </w:r>
           </w:p>
@@ -3806,16 +3598,8 @@
           <w:p>
             <w:pPr>
               <w:jc w:val="both"/>
-              <w:rPr>
-                <w:sz w:val="26"/>
-                <w:szCs w:val="26"/>
-              </w:rPr>
-            </w:pPr>
-            <w:r>
-              <w:rPr>
-                <w:sz w:val="26"/>
-                <w:szCs w:val="26"/>
-              </w:rPr>
+            </w:pPr>
+            <w:r>
               <w:t>Evénement déclencheur</w:t>
             </w:r>
           </w:p>
@@ -3827,44 +3611,20 @@
           <w:p>
             <w:pPr>
               <w:jc w:val="both"/>
-              <w:rPr>
-                <w:sz w:val="26"/>
-                <w:szCs w:val="26"/>
-              </w:rPr>
-            </w:pPr>
-            <w:r>
-              <w:rPr>
-                <w:sz w:val="26"/>
-                <w:szCs w:val="26"/>
-              </w:rPr>
+            </w:pPr>
+            <w:r>
               <w:t>Un</w:t>
             </w:r>
             <w:r>
-              <w:rPr>
-                <w:sz w:val="26"/>
-                <w:szCs w:val="26"/>
-              </w:rPr>
               <w:t xml:space="preserve"> </w:t>
             </w:r>
             <w:r>
-              <w:rPr>
-                <w:sz w:val="26"/>
-                <w:szCs w:val="26"/>
-              </w:rPr>
               <w:t>cli</w:t>
             </w:r>
             <w:r>
-              <w:rPr>
-                <w:sz w:val="26"/>
-                <w:szCs w:val="26"/>
-              </w:rPr>
               <w:t>c</w:t>
             </w:r>
             <w:r>
-              <w:rPr>
-                <w:sz w:val="26"/>
-                <w:szCs w:val="26"/>
-              </w:rPr>
               <w:t xml:space="preserve"> sur le bouton « enregistrer film » </w:t>
             </w:r>
           </w:p>
@@ -3881,17 +3641,8 @@
           <w:p>
             <w:pPr>
               <w:jc w:val="both"/>
-              <w:rPr>
-                <w:sz w:val="26"/>
-                <w:szCs w:val="26"/>
-              </w:rPr>
-            </w:pPr>
-            <w:r>
-              <w:rPr>
-                <w:sz w:val="26"/>
-                <w:szCs w:val="26"/>
-              </w:rPr>
-              <w:lastRenderedPageBreak/>
+            </w:pPr>
+            <w:r>
               <w:t>Précondition</w:t>
             </w:r>
           </w:p>
@@ -3903,16 +3654,8 @@
           <w:p>
             <w:pPr>
               <w:jc w:val="both"/>
-              <w:rPr>
-                <w:sz w:val="26"/>
-                <w:szCs w:val="26"/>
-              </w:rPr>
-            </w:pPr>
-            <w:r>
-              <w:rPr>
-                <w:sz w:val="26"/>
-                <w:szCs w:val="26"/>
-              </w:rPr>
+            </w:pPr>
+            <w:r>
               <w:t>Le responsable ou l’administrateur doit s’authentifier</w:t>
             </w:r>
           </w:p>
@@ -3929,16 +3672,8 @@
           <w:p>
             <w:pPr>
               <w:jc w:val="both"/>
-              <w:rPr>
-                <w:sz w:val="26"/>
-                <w:szCs w:val="26"/>
-              </w:rPr>
-            </w:pPr>
-            <w:r>
-              <w:rPr>
-                <w:sz w:val="26"/>
-                <w:szCs w:val="26"/>
-              </w:rPr>
+            </w:pPr>
+            <w:r>
               <w:t>Scénario normal</w:t>
             </w:r>
           </w:p>
@@ -3948,17 +3683,7 @@
             <w:tcW w:w="5173" w:type="dxa"/>
           </w:tcPr>
           <w:p>
-            <w:pPr>
-              <w:rPr>
-                <w:sz w:val="26"/>
-                <w:szCs w:val="26"/>
-              </w:rPr>
-            </w:pPr>
-            <w:r>
-              <w:rPr>
-                <w:sz w:val="26"/>
-                <w:szCs w:val="26"/>
-              </w:rPr>
+            <w:r>
               <w:t>Le responsable d’inspection ou l’administrateur choisi une option sur son interface :</w:t>
             </w:r>
           </w:p>
@@ -3969,16 +3694,8 @@
                 <w:ilvl w:val="0"/>
                 <w:numId w:val="24"/>
               </w:numPr>
-              <w:rPr>
-                <w:sz w:val="26"/>
-                <w:szCs w:val="26"/>
-              </w:rPr>
-            </w:pPr>
-            <w:r>
-              <w:rPr>
-                <w:sz w:val="26"/>
-                <w:szCs w:val="26"/>
-              </w:rPr>
+            </w:pPr>
+            <w:r>
               <w:t>Si l’option est d’ajouter un fim :</w:t>
             </w:r>
           </w:p>
@@ -3989,25 +3706,13 @@
                 <w:ilvl w:val="0"/>
                 <w:numId w:val="25"/>
               </w:numPr>
-              <w:rPr>
-                <w:sz w:val="26"/>
-                <w:szCs w:val="26"/>
-              </w:rPr>
             </w:pPr>
             <w:proofErr w:type="gramStart"/>
             <w:r>
-              <w:rPr>
-                <w:sz w:val="26"/>
-                <w:szCs w:val="26"/>
-              </w:rPr>
               <w:t>il</w:t>
             </w:r>
             <w:proofErr w:type="gramEnd"/>
             <w:r>
-              <w:rPr>
-                <w:sz w:val="26"/>
-                <w:szCs w:val="26"/>
-              </w:rPr>
               <w:t xml:space="preserve"> remplit les champ et valide.</w:t>
             </w:r>
           </w:p>
@@ -4018,16 +3723,9 @@
                 <w:ilvl w:val="0"/>
                 <w:numId w:val="24"/>
               </w:numPr>
-              <w:rPr>
-                <w:sz w:val="26"/>
-                <w:szCs w:val="26"/>
-              </w:rPr>
-            </w:pPr>
-            <w:r>
-              <w:rPr>
-                <w:sz w:val="26"/>
-                <w:szCs w:val="26"/>
-              </w:rPr>
+            </w:pPr>
+            <w:r>
+              <w:lastRenderedPageBreak/>
               <w:t>Si l’option est de modifier un film :</w:t>
             </w:r>
           </w:p>
@@ -4038,16 +3736,8 @@
                 <w:ilvl w:val="0"/>
                 <w:numId w:val="25"/>
               </w:numPr>
-              <w:rPr>
-                <w:sz w:val="26"/>
-                <w:szCs w:val="26"/>
-              </w:rPr>
-            </w:pPr>
-            <w:r>
-              <w:rPr>
-                <w:sz w:val="26"/>
-                <w:szCs w:val="26"/>
-              </w:rPr>
+            </w:pPr>
+            <w:r>
               <w:t>Il cherche ou sélectionne le film</w:t>
             </w:r>
           </w:p>
@@ -4058,16 +3748,8 @@
                 <w:ilvl w:val="0"/>
                 <w:numId w:val="25"/>
               </w:numPr>
-              <w:rPr>
-                <w:sz w:val="26"/>
-                <w:szCs w:val="26"/>
-              </w:rPr>
-            </w:pPr>
-            <w:r>
-              <w:rPr>
-                <w:sz w:val="26"/>
-                <w:szCs w:val="26"/>
-              </w:rPr>
+            </w:pPr>
+            <w:r>
               <w:t xml:space="preserve">Change les informations </w:t>
             </w:r>
           </w:p>
@@ -4078,16 +3760,8 @@
                 <w:ilvl w:val="0"/>
                 <w:numId w:val="25"/>
               </w:numPr>
-              <w:rPr>
-                <w:sz w:val="26"/>
-                <w:szCs w:val="26"/>
-              </w:rPr>
-            </w:pPr>
-            <w:r>
-              <w:rPr>
-                <w:sz w:val="26"/>
-                <w:szCs w:val="26"/>
-              </w:rPr>
+            </w:pPr>
+            <w:r>
               <w:t>Et valide les modifications</w:t>
             </w:r>
           </w:p>
@@ -4098,16 +3772,8 @@
                 <w:ilvl w:val="0"/>
                 <w:numId w:val="24"/>
               </w:numPr>
-              <w:rPr>
-                <w:sz w:val="26"/>
-                <w:szCs w:val="26"/>
-              </w:rPr>
-            </w:pPr>
-            <w:r>
-              <w:rPr>
-                <w:sz w:val="26"/>
-                <w:szCs w:val="26"/>
-              </w:rPr>
+            </w:pPr>
+            <w:r>
               <w:t>Si l’option est de supprimer un film :</w:t>
             </w:r>
           </w:p>
@@ -4118,16 +3784,8 @@
                 <w:ilvl w:val="0"/>
                 <w:numId w:val="26"/>
               </w:numPr>
-              <w:rPr>
-                <w:sz w:val="26"/>
-                <w:szCs w:val="26"/>
-              </w:rPr>
-            </w:pPr>
-            <w:r>
-              <w:rPr>
-                <w:sz w:val="26"/>
-                <w:szCs w:val="26"/>
-              </w:rPr>
+            </w:pPr>
+            <w:r>
               <w:t>Il cherche ou sélectionne le film</w:t>
             </w:r>
           </w:p>
@@ -4138,16 +3796,8 @@
                 <w:ilvl w:val="0"/>
                 <w:numId w:val="26"/>
               </w:numPr>
-              <w:rPr>
-                <w:sz w:val="26"/>
-                <w:szCs w:val="26"/>
-              </w:rPr>
-            </w:pPr>
-            <w:r>
-              <w:rPr>
-                <w:sz w:val="26"/>
-                <w:szCs w:val="26"/>
-              </w:rPr>
+            </w:pPr>
+            <w:r>
               <w:t>Il le supprime</w:t>
             </w:r>
           </w:p>
@@ -4158,16 +3808,8 @@
                 <w:ilvl w:val="0"/>
                 <w:numId w:val="24"/>
               </w:numPr>
-              <w:rPr>
-                <w:sz w:val="26"/>
-                <w:szCs w:val="26"/>
-              </w:rPr>
-            </w:pPr>
-            <w:r>
-              <w:rPr>
-                <w:sz w:val="26"/>
-                <w:szCs w:val="26"/>
-              </w:rPr>
+            </w:pPr>
+            <w:r>
               <w:t>Si l’option est d’afficher le catalogue :</w:t>
             </w:r>
           </w:p>
@@ -4178,16 +3820,8 @@
                 <w:ilvl w:val="0"/>
                 <w:numId w:val="27"/>
               </w:numPr>
-              <w:rPr>
-                <w:sz w:val="26"/>
-                <w:szCs w:val="26"/>
-              </w:rPr>
-            </w:pPr>
-            <w:r>
-              <w:rPr>
-                <w:sz w:val="26"/>
-                <w:szCs w:val="26"/>
-              </w:rPr>
+            </w:pPr>
+            <w:r>
               <w:t>Il cherche ou sélectionne le film</w:t>
             </w:r>
           </w:p>
@@ -4198,41 +3832,21 @@
                 <w:ilvl w:val="0"/>
                 <w:numId w:val="27"/>
               </w:numPr>
-              <w:rPr>
-                <w:sz w:val="26"/>
-                <w:szCs w:val="26"/>
-              </w:rPr>
-            </w:pPr>
-            <w:r>
-              <w:rPr>
-                <w:sz w:val="26"/>
-                <w:szCs w:val="26"/>
-              </w:rPr>
+            </w:pPr>
+            <w:r>
               <w:t>Puis clique sur le bouton afficher catalogue</w:t>
             </w:r>
           </w:p>
           <w:p>
             <w:pPr>
               <w:ind w:left="1080"/>
-              <w:rPr>
-                <w:sz w:val="26"/>
-                <w:szCs w:val="26"/>
-              </w:rPr>
             </w:pPr>
           </w:p>
           <w:p>
             <w:pPr>
               <w:jc w:val="both"/>
-              <w:rPr>
-                <w:sz w:val="26"/>
-                <w:szCs w:val="26"/>
-              </w:rPr>
-            </w:pPr>
-            <w:r>
-              <w:rPr>
-                <w:sz w:val="26"/>
-                <w:szCs w:val="26"/>
-              </w:rPr>
+            </w:pPr>
+            <w:r>
               <w:t xml:space="preserve">     </w:t>
             </w:r>
           </w:p>
@@ -4249,16 +3863,9 @@
           <w:p>
             <w:pPr>
               <w:jc w:val="both"/>
-              <w:rPr>
-                <w:sz w:val="26"/>
-                <w:szCs w:val="26"/>
-              </w:rPr>
-            </w:pPr>
-            <w:r>
-              <w:rPr>
-                <w:sz w:val="26"/>
-                <w:szCs w:val="26"/>
-              </w:rPr>
+            </w:pPr>
+            <w:r>
+              <w:lastRenderedPageBreak/>
               <w:t>Scénario alternatif</w:t>
             </w:r>
           </w:p>
@@ -4274,16 +3881,8 @@
                 <w:ilvl w:val="0"/>
                 <w:numId w:val="29"/>
               </w:numPr>
-              <w:rPr>
-                <w:sz w:val="26"/>
-                <w:szCs w:val="26"/>
-              </w:rPr>
-            </w:pPr>
-            <w:r>
-              <w:rPr>
-                <w:sz w:val="26"/>
-                <w:szCs w:val="26"/>
-              </w:rPr>
+            </w:pPr>
+            <w:r>
               <w:t>Problème de redondance d’information lors de l’ajout ou la modification d’information : un message d’erreur s’affiche pour demander une correction</w:t>
             </w:r>
           </w:p>
@@ -4294,16 +3893,8 @@
                 <w:ilvl w:val="0"/>
                 <w:numId w:val="29"/>
               </w:numPr>
-              <w:rPr>
-                <w:sz w:val="26"/>
-                <w:szCs w:val="26"/>
-              </w:rPr>
-            </w:pPr>
-            <w:r>
-              <w:rPr>
-                <w:sz w:val="26"/>
-                <w:szCs w:val="26"/>
-              </w:rPr>
+            </w:pPr>
+            <w:r>
               <w:t>Erreur d’authentification</w:t>
             </w:r>
           </w:p>
@@ -4320,16 +3911,8 @@
           <w:p>
             <w:pPr>
               <w:jc w:val="both"/>
-              <w:rPr>
-                <w:sz w:val="26"/>
-                <w:szCs w:val="26"/>
-              </w:rPr>
-            </w:pPr>
-            <w:r>
-              <w:rPr>
-                <w:sz w:val="26"/>
-                <w:szCs w:val="26"/>
-              </w:rPr>
+            </w:pPr>
+            <w:r>
               <w:t>Postcondition</w:t>
             </w:r>
           </w:p>
@@ -4346,16 +3929,8 @@
                 <w:numId w:val="28"/>
               </w:numPr>
               <w:jc w:val="both"/>
-              <w:rPr>
-                <w:sz w:val="26"/>
-                <w:szCs w:val="26"/>
-              </w:rPr>
-            </w:pPr>
-            <w:r>
-              <w:rPr>
-                <w:sz w:val="26"/>
-                <w:szCs w:val="26"/>
-              </w:rPr>
+            </w:pPr>
+            <w:r>
               <w:t>Le film est stocké dans la base de données avec succès</w:t>
             </w:r>
           </w:p>
@@ -4367,16 +3942,8 @@
                 <w:numId w:val="28"/>
               </w:numPr>
               <w:jc w:val="both"/>
-              <w:rPr>
-                <w:sz w:val="26"/>
-                <w:szCs w:val="26"/>
-              </w:rPr>
-            </w:pPr>
-            <w:r>
-              <w:rPr>
-                <w:sz w:val="26"/>
-                <w:szCs w:val="26"/>
-              </w:rPr>
+            </w:pPr>
+            <w:r>
               <w:t>Les informations du film ont bien été modifiée</w:t>
             </w:r>
           </w:p>
@@ -4394,15 +3961,6 @@
     </w:p>
     <w:p>
       <w:pPr>
-        <w:jc w:val="both"/>
-        <w:rPr>
-          <w:sz w:val="26"/>
-          <w:szCs w:val="26"/>
-        </w:rPr>
-      </w:pPr>
-    </w:p>
-    <w:p>
-      <w:pPr>
         <w:jc w:val="center"/>
         <w:rPr>
           <w:sz w:val="26"/>
@@ -4411,77 +3969,19 @@
       </w:pPr>
       <w:r>
         <w:rPr>
-          <w:sz w:val="26"/>
-          <w:szCs w:val="26"/>
-        </w:rPr>
-        <w:t>CAS D’UTILISATION : g</w:t>
-      </w:r>
-      <w:r>
-        <w:rPr>
-          <w:sz w:val="26"/>
-          <w:szCs w:val="26"/>
-        </w:rPr>
-        <w:t>estion du</w:t>
-      </w:r>
-      <w:r>
-        <w:rPr>
-          <w:sz w:val="26"/>
-          <w:szCs w:val="26"/>
-        </w:rPr>
-        <w:t xml:space="preserve"> planning</w:t>
-      </w:r>
-    </w:p>
-    <w:p>
-      <w:pPr>
-        <w:jc w:val="both"/>
-        <w:rPr>
-          <w:sz w:val="26"/>
-          <w:szCs w:val="26"/>
-        </w:rPr>
-      </w:pPr>
-    </w:p>
-    <w:p>
-      <w:pPr>
-        <w:jc w:val="both"/>
-        <w:rPr>
-          <w:sz w:val="26"/>
-          <w:szCs w:val="26"/>
-        </w:rPr>
-      </w:pPr>
-    </w:p>
-    <w:p>
-      <w:pPr>
-        <w:jc w:val="both"/>
-        <w:rPr>
-          <w:sz w:val="26"/>
-          <w:szCs w:val="26"/>
-        </w:rPr>
-      </w:pPr>
-    </w:p>
-    <w:p>
-      <w:pPr>
-        <w:jc w:val="both"/>
-        <w:rPr>
-          <w:sz w:val="26"/>
-          <w:szCs w:val="26"/>
-        </w:rPr>
-      </w:pPr>
-      <w:r>
-        <w:rPr>
           <w:noProof/>
         </w:rPr>
-        <w:lastRenderedPageBreak/>
         <w:drawing>
-          <wp:anchor distT="0" distB="0" distL="114300" distR="114300" simplePos="0" relativeHeight="251678720" behindDoc="0" locked="0" layoutInCell="1" allowOverlap="1" wp14:anchorId="0592AEFB" wp14:editId="3DB874C4">
+          <wp:anchor distT="0" distB="0" distL="114300" distR="114300" simplePos="0" relativeHeight="251678720" behindDoc="0" locked="0" layoutInCell="1" allowOverlap="1" wp14:anchorId="0592AEFB" wp14:editId="3FE464C3">
             <wp:simplePos x="0" y="0"/>
             <wp:positionH relativeFrom="column">
-              <wp:posOffset>-430640</wp:posOffset>
+              <wp:posOffset>499452</wp:posOffset>
             </wp:positionH>
             <wp:positionV relativeFrom="paragraph">
-              <wp:posOffset>221366</wp:posOffset>
+              <wp:posOffset>246380</wp:posOffset>
             </wp:positionV>
-            <wp:extent cx="6620910" cy="4659465"/>
-            <wp:effectExtent l="0" t="0" r="8890" b="8255"/>
+            <wp:extent cx="4916659" cy="3460099"/>
+            <wp:effectExtent l="0" t="0" r="0" b="7620"/>
             <wp:wrapNone/>
             <wp:docPr id="27" name="Picture 27"/>
             <wp:cNvGraphicFramePr>
@@ -4512,7 +4012,7 @@
                   <pic:spPr bwMode="auto">
                     <a:xfrm>
                       <a:off x="0" y="0"/>
-                      <a:ext cx="6620910" cy="4659465"/>
+                      <a:ext cx="4916659" cy="3460099"/>
                     </a:xfrm>
                     <a:prstGeom prst="rect">
                       <a:avLst/>
@@ -4534,6 +4034,27 @@
           </wp:anchor>
         </w:drawing>
       </w:r>
+      <w:r>
+        <w:rPr>
+          <w:sz w:val="26"/>
+          <w:szCs w:val="26"/>
+        </w:rPr>
+        <w:t>CAS D’UTILISATION : g</w:t>
+      </w:r>
+      <w:r>
+        <w:rPr>
+          <w:sz w:val="26"/>
+          <w:szCs w:val="26"/>
+        </w:rPr>
+        <w:t>estion du</w:t>
+      </w:r>
+      <w:r>
+        <w:rPr>
+          <w:sz w:val="26"/>
+          <w:szCs w:val="26"/>
+        </w:rPr>
+        <w:t xml:space="preserve"> planning</w:t>
+      </w:r>
     </w:p>
     <w:p>
       <w:pPr>
@@ -4618,25 +4139,14 @@
     </w:p>
     <w:p>
       <w:pPr>
-        <w:jc w:val="both"/>
-        <w:rPr>
-          <w:sz w:val="26"/>
-          <w:szCs w:val="26"/>
-        </w:rPr>
-      </w:pPr>
-    </w:p>
-    <w:p>
-      <w:pPr>
-        <w:jc w:val="both"/>
-        <w:rPr>
-          <w:sz w:val="26"/>
-          <w:szCs w:val="26"/>
-        </w:rPr>
-      </w:pPr>
-    </w:p>
-    <w:p>
-      <w:pPr>
-        <w:jc w:val="both"/>
+        <w:rPr>
+          <w:sz w:val="26"/>
+          <w:szCs w:val="26"/>
+        </w:rPr>
+      </w:pPr>
+    </w:p>
+    <w:p>
+      <w:pPr>
         <w:rPr>
           <w:sz w:val="26"/>
           <w:szCs w:val="26"/>
@@ -4660,29 +4170,12 @@
           <w:szCs w:val="26"/>
         </w:rPr>
       </w:pPr>
-    </w:p>
-    <w:p>
-      <w:pPr>
-        <w:jc w:val="center"/>
-        <w:rPr>
-          <w:sz w:val="26"/>
-          <w:szCs w:val="26"/>
-        </w:rPr>
-      </w:pPr>
-    </w:p>
-    <w:p>
-      <w:pPr>
-        <w:jc w:val="center"/>
-        <w:rPr>
-          <w:sz w:val="26"/>
-          <w:szCs w:val="26"/>
-        </w:rPr>
-      </w:pPr>
       <w:r>
         <w:rPr>
           <w:sz w:val="26"/>
           <w:szCs w:val="26"/>
         </w:rPr>
+        <w:lastRenderedPageBreak/>
         <w:t>DESCRIPTION TEXTUELLE</w:t>
       </w:r>
       <w:r>
@@ -4730,30 +4223,14 @@
           <w:p>
             <w:pPr>
               <w:jc w:val="center"/>
-              <w:rPr>
-                <w:sz w:val="26"/>
-                <w:szCs w:val="26"/>
-              </w:rPr>
-            </w:pPr>
-            <w:r>
-              <w:rPr>
-                <w:sz w:val="26"/>
-                <w:szCs w:val="26"/>
-              </w:rPr>
+            </w:pPr>
+            <w:r>
               <w:t xml:space="preserve">CAS D’UTILISATION : </w:t>
             </w:r>
             <w:r>
-              <w:rPr>
-                <w:sz w:val="26"/>
-                <w:szCs w:val="26"/>
-              </w:rPr>
               <w:t xml:space="preserve"> gestion du </w:t>
             </w:r>
             <w:r>
-              <w:rPr>
-                <w:sz w:val="26"/>
-                <w:szCs w:val="26"/>
-              </w:rPr>
               <w:t>planning</w:t>
             </w:r>
           </w:p>
@@ -4770,16 +4247,8 @@
           <w:p>
             <w:pPr>
               <w:jc w:val="both"/>
-              <w:rPr>
-                <w:sz w:val="26"/>
-                <w:szCs w:val="26"/>
-              </w:rPr>
-            </w:pPr>
-            <w:r>
-              <w:rPr>
-                <w:sz w:val="26"/>
-                <w:szCs w:val="26"/>
-              </w:rPr>
+            </w:pPr>
+            <w:r>
               <w:t>Description</w:t>
             </w:r>
           </w:p>
@@ -4791,16 +4260,8 @@
           <w:p>
             <w:pPr>
               <w:jc w:val="both"/>
-              <w:rPr>
-                <w:sz w:val="26"/>
-                <w:szCs w:val="26"/>
-              </w:rPr>
-            </w:pPr>
-            <w:r>
-              <w:rPr>
-                <w:sz w:val="26"/>
-                <w:szCs w:val="26"/>
-              </w:rPr>
+            </w:pPr>
+            <w:r>
               <w:t>Le responsable de production organise les projections des films sélectionnés pour le festival en créant le planning et en assurant sa publication</w:t>
             </w:r>
           </w:p>
@@ -4817,16 +4278,8 @@
           <w:p>
             <w:pPr>
               <w:jc w:val="both"/>
-              <w:rPr>
-                <w:sz w:val="26"/>
-                <w:szCs w:val="26"/>
-              </w:rPr>
-            </w:pPr>
-            <w:r>
-              <w:rPr>
-                <w:sz w:val="26"/>
-                <w:szCs w:val="26"/>
-              </w:rPr>
+            </w:pPr>
+            <w:r>
               <w:t>Acteurs</w:t>
             </w:r>
           </w:p>
@@ -4843,16 +4296,8 @@
                 <w:numId w:val="29"/>
               </w:numPr>
               <w:jc w:val="both"/>
-              <w:rPr>
-                <w:sz w:val="26"/>
-                <w:szCs w:val="26"/>
-              </w:rPr>
-            </w:pPr>
-            <w:r>
-              <w:rPr>
-                <w:sz w:val="26"/>
-                <w:szCs w:val="26"/>
-              </w:rPr>
+            </w:pPr>
+            <w:r>
               <w:t>Responsable de production</w:t>
             </w:r>
           </w:p>
@@ -4864,16 +4309,8 @@
                 <w:numId w:val="29"/>
               </w:numPr>
               <w:jc w:val="both"/>
-              <w:rPr>
-                <w:sz w:val="26"/>
-                <w:szCs w:val="26"/>
-              </w:rPr>
-            </w:pPr>
-            <w:r>
-              <w:rPr>
-                <w:sz w:val="26"/>
-                <w:szCs w:val="26"/>
-              </w:rPr>
+            </w:pPr>
+            <w:r>
               <w:t>Le grand public(spectateur)</w:t>
             </w:r>
           </w:p>
@@ -4890,17 +4327,8 @@
           <w:p>
             <w:pPr>
               <w:jc w:val="both"/>
-              <w:rPr>
-                <w:sz w:val="26"/>
-                <w:szCs w:val="26"/>
-              </w:rPr>
-            </w:pPr>
-            <w:r>
-              <w:rPr>
-                <w:sz w:val="26"/>
-                <w:szCs w:val="26"/>
-              </w:rPr>
-              <w:lastRenderedPageBreak/>
+            </w:pPr>
+            <w:r>
               <w:t>Evénement déclencheur</w:t>
             </w:r>
           </w:p>
@@ -4912,32 +4340,16 @@
           <w:p>
             <w:pPr>
               <w:jc w:val="both"/>
-              <w:rPr>
-                <w:sz w:val="26"/>
-                <w:szCs w:val="26"/>
-              </w:rPr>
-            </w:pPr>
-            <w:r>
-              <w:rPr>
-                <w:sz w:val="26"/>
-                <w:szCs w:val="26"/>
-              </w:rPr>
+            </w:pPr>
+            <w:r>
               <w:t>Un clic sur le bouton « créer planning »</w:t>
             </w:r>
           </w:p>
           <w:p>
             <w:pPr>
               <w:jc w:val="both"/>
-              <w:rPr>
-                <w:sz w:val="26"/>
-                <w:szCs w:val="26"/>
-              </w:rPr>
-            </w:pPr>
-            <w:r>
-              <w:rPr>
-                <w:sz w:val="26"/>
-                <w:szCs w:val="26"/>
-              </w:rPr>
+            </w:pPr>
+            <w:r>
               <w:t>Un clic sur le bouton « Consulter planning »</w:t>
             </w:r>
           </w:p>
@@ -4954,16 +4366,8 @@
           <w:p>
             <w:pPr>
               <w:jc w:val="both"/>
-              <w:rPr>
-                <w:sz w:val="26"/>
-                <w:szCs w:val="26"/>
-              </w:rPr>
-            </w:pPr>
-            <w:r>
-              <w:rPr>
-                <w:sz w:val="26"/>
-                <w:szCs w:val="26"/>
-              </w:rPr>
+            </w:pPr>
+            <w:r>
               <w:t>Précondition</w:t>
             </w:r>
           </w:p>
@@ -4980,23 +4384,11 @@
                 <w:numId w:val="29"/>
               </w:numPr>
               <w:jc w:val="both"/>
-              <w:rPr>
-                <w:sz w:val="26"/>
-                <w:szCs w:val="26"/>
-              </w:rPr>
-            </w:pPr>
-            <w:r>
-              <w:rPr>
-                <w:sz w:val="26"/>
-                <w:szCs w:val="26"/>
-              </w:rPr>
+            </w:pPr>
+            <w:r>
               <w:t>Les films doivent être enregistrée</w:t>
             </w:r>
             <w:r>
-              <w:rPr>
-                <w:sz w:val="26"/>
-                <w:szCs w:val="26"/>
-              </w:rPr>
               <w:t xml:space="preserve"> et les salles doivent être définies</w:t>
             </w:r>
           </w:p>
@@ -5008,16 +4400,8 @@
                 <w:numId w:val="29"/>
               </w:numPr>
               <w:jc w:val="both"/>
-              <w:rPr>
-                <w:sz w:val="26"/>
-                <w:szCs w:val="26"/>
-              </w:rPr>
-            </w:pPr>
-            <w:r>
-              <w:rPr>
-                <w:sz w:val="26"/>
-                <w:szCs w:val="26"/>
-              </w:rPr>
+            </w:pPr>
+            <w:r>
               <w:t>Le responsable doit s’authentifier</w:t>
             </w:r>
           </w:p>
@@ -5034,79 +4418,43 @@
           <w:p>
             <w:pPr>
               <w:jc w:val="both"/>
-              <w:rPr>
-                <w:sz w:val="26"/>
-                <w:szCs w:val="26"/>
-              </w:rPr>
             </w:pPr>
           </w:p>
           <w:p>
             <w:pPr>
               <w:jc w:val="both"/>
-              <w:rPr>
-                <w:sz w:val="26"/>
-                <w:szCs w:val="26"/>
-              </w:rPr>
             </w:pPr>
           </w:p>
           <w:p>
             <w:pPr>
               <w:jc w:val="both"/>
-              <w:rPr>
-                <w:sz w:val="26"/>
-                <w:szCs w:val="26"/>
-              </w:rPr>
             </w:pPr>
           </w:p>
           <w:p>
             <w:pPr>
               <w:jc w:val="both"/>
-              <w:rPr>
-                <w:sz w:val="26"/>
-                <w:szCs w:val="26"/>
-              </w:rPr>
             </w:pPr>
           </w:p>
           <w:p>
             <w:pPr>
               <w:jc w:val="both"/>
-              <w:rPr>
-                <w:sz w:val="26"/>
-                <w:szCs w:val="26"/>
-              </w:rPr>
             </w:pPr>
           </w:p>
           <w:p>
             <w:pPr>
               <w:jc w:val="both"/>
-              <w:rPr>
-                <w:sz w:val="26"/>
-                <w:szCs w:val="26"/>
-              </w:rPr>
             </w:pPr>
           </w:p>
           <w:p>
             <w:pPr>
               <w:jc w:val="both"/>
-              <w:rPr>
-                <w:sz w:val="26"/>
-                <w:szCs w:val="26"/>
-              </w:rPr>
             </w:pPr>
           </w:p>
           <w:p>
             <w:pPr>
               <w:jc w:val="both"/>
-              <w:rPr>
-                <w:sz w:val="26"/>
-                <w:szCs w:val="26"/>
-              </w:rPr>
-            </w:pPr>
-            <w:r>
-              <w:rPr>
-                <w:sz w:val="26"/>
-                <w:szCs w:val="26"/>
-              </w:rPr>
+            </w:pPr>
+            <w:r>
               <w:t>Scénario normal</w:t>
             </w:r>
           </w:p>
@@ -5116,17 +4464,7 @@
             <w:tcW w:w="5129" w:type="dxa"/>
           </w:tcPr>
           <w:p>
-            <w:pPr>
-              <w:rPr>
-                <w:sz w:val="26"/>
-                <w:szCs w:val="26"/>
-              </w:rPr>
-            </w:pPr>
-            <w:r>
-              <w:rPr>
-                <w:sz w:val="26"/>
-                <w:szCs w:val="26"/>
-              </w:rPr>
+            <w:r>
               <w:t>Le responsable accède à son espace :</w:t>
             </w:r>
           </w:p>
@@ -5137,30 +4475,14 @@
                 <w:ilvl w:val="0"/>
                 <w:numId w:val="46"/>
               </w:numPr>
-              <w:rPr>
-                <w:sz w:val="26"/>
-                <w:szCs w:val="26"/>
-              </w:rPr>
-            </w:pPr>
-            <w:r>
-              <w:rPr>
-                <w:sz w:val="26"/>
-                <w:szCs w:val="26"/>
-              </w:rPr>
+            </w:pPr>
+            <w:r>
               <w:t>S’il veut d</w:t>
             </w:r>
             <w:r>
-              <w:rPr>
-                <w:sz w:val="26"/>
-                <w:szCs w:val="26"/>
-              </w:rPr>
               <w:t>é</w:t>
             </w:r>
             <w:r>
-              <w:rPr>
-                <w:sz w:val="26"/>
-                <w:szCs w:val="26"/>
-              </w:rPr>
               <w:t>finir le planning d’un film :</w:t>
             </w:r>
           </w:p>
@@ -5171,30 +4493,14 @@
                 <w:ilvl w:val="0"/>
                 <w:numId w:val="29"/>
               </w:numPr>
-              <w:rPr>
-                <w:sz w:val="26"/>
-                <w:szCs w:val="26"/>
-              </w:rPr>
-            </w:pPr>
-            <w:r>
-              <w:rPr>
-                <w:sz w:val="26"/>
-                <w:szCs w:val="26"/>
-              </w:rPr>
+            </w:pPr>
+            <w:r>
               <w:t xml:space="preserve">Il </w:t>
             </w:r>
             <w:r>
-              <w:rPr>
-                <w:sz w:val="26"/>
-                <w:szCs w:val="26"/>
-              </w:rPr>
               <w:t xml:space="preserve">recherche et </w:t>
             </w:r>
             <w:r>
-              <w:rPr>
-                <w:sz w:val="26"/>
-                <w:szCs w:val="26"/>
-              </w:rPr>
               <w:t>sélectionne le film ;</w:t>
             </w:r>
           </w:p>
@@ -5205,16 +4511,8 @@
                 <w:ilvl w:val="0"/>
                 <w:numId w:val="29"/>
               </w:numPr>
-              <w:rPr>
-                <w:sz w:val="26"/>
-                <w:szCs w:val="26"/>
-              </w:rPr>
-            </w:pPr>
-            <w:r>
-              <w:rPr>
-                <w:sz w:val="26"/>
-                <w:szCs w:val="26"/>
-              </w:rPr>
+            </w:pPr>
+            <w:r>
               <w:t>Clique sur le bouton gérer planning ;</w:t>
             </w:r>
           </w:p>
@@ -5225,23 +4523,11 @@
                 <w:ilvl w:val="0"/>
                 <w:numId w:val="29"/>
               </w:numPr>
-              <w:rPr>
-                <w:sz w:val="26"/>
-                <w:szCs w:val="26"/>
-              </w:rPr>
-            </w:pPr>
-            <w:r>
-              <w:rPr>
-                <w:sz w:val="26"/>
-                <w:szCs w:val="26"/>
-              </w:rPr>
+            </w:pPr>
+            <w:r>
               <w:t>Fait entrer les informations</w:t>
             </w:r>
             <w:r>
-              <w:rPr>
-                <w:sz w:val="26"/>
-                <w:szCs w:val="26"/>
-              </w:rPr>
               <w:t> ;</w:t>
             </w:r>
           </w:p>
@@ -5252,16 +4538,8 @@
                 <w:ilvl w:val="0"/>
                 <w:numId w:val="29"/>
               </w:numPr>
-              <w:rPr>
-                <w:sz w:val="26"/>
-                <w:szCs w:val="26"/>
-              </w:rPr>
-            </w:pPr>
-            <w:r>
-              <w:rPr>
-                <w:sz w:val="26"/>
-                <w:szCs w:val="26"/>
-              </w:rPr>
+            </w:pPr>
+            <w:r>
               <w:t>Puis il valide.</w:t>
             </w:r>
           </w:p>
@@ -5272,16 +4550,8 @@
                 <w:ilvl w:val="0"/>
                 <w:numId w:val="46"/>
               </w:numPr>
-              <w:rPr>
-                <w:sz w:val="26"/>
-                <w:szCs w:val="26"/>
-              </w:rPr>
-            </w:pPr>
-            <w:r>
-              <w:rPr>
-                <w:sz w:val="26"/>
-                <w:szCs w:val="26"/>
-              </w:rPr>
+            </w:pPr>
+            <w:r>
               <w:t>S’il veut modifier un planning :</w:t>
             </w:r>
           </w:p>
@@ -5292,37 +4562,17 @@
                 <w:ilvl w:val="0"/>
                 <w:numId w:val="29"/>
               </w:numPr>
-              <w:rPr>
-                <w:sz w:val="26"/>
-                <w:szCs w:val="26"/>
-              </w:rPr>
-            </w:pPr>
-            <w:r>
-              <w:rPr>
-                <w:sz w:val="26"/>
-                <w:szCs w:val="26"/>
-              </w:rPr>
+            </w:pPr>
+            <w:r>
               <w:t xml:space="preserve">Il </w:t>
             </w:r>
             <w:r>
-              <w:rPr>
-                <w:sz w:val="26"/>
-                <w:szCs w:val="26"/>
-              </w:rPr>
               <w:t xml:space="preserve">recherche et </w:t>
             </w:r>
             <w:r>
-              <w:rPr>
-                <w:sz w:val="26"/>
-                <w:szCs w:val="26"/>
-              </w:rPr>
               <w:t>sélectionne le film</w:t>
             </w:r>
             <w:r>
-              <w:rPr>
-                <w:sz w:val="26"/>
-                <w:szCs w:val="26"/>
-              </w:rPr>
               <w:t> ;</w:t>
             </w:r>
           </w:p>
@@ -5333,16 +4583,8 @@
                 <w:ilvl w:val="0"/>
                 <w:numId w:val="29"/>
               </w:numPr>
-              <w:rPr>
-                <w:sz w:val="26"/>
-                <w:szCs w:val="26"/>
-              </w:rPr>
-            </w:pPr>
-            <w:r>
-              <w:rPr>
-                <w:sz w:val="26"/>
-                <w:szCs w:val="26"/>
-              </w:rPr>
+            </w:pPr>
+            <w:r>
               <w:t>Puis clique sur le bouton modifier planning ;</w:t>
             </w:r>
           </w:p>
@@ -5353,23 +4595,11 @@
                 <w:ilvl w:val="0"/>
                 <w:numId w:val="29"/>
               </w:numPr>
-              <w:rPr>
-                <w:sz w:val="26"/>
-                <w:szCs w:val="26"/>
-              </w:rPr>
-            </w:pPr>
-            <w:r>
-              <w:rPr>
-                <w:sz w:val="26"/>
-                <w:szCs w:val="26"/>
-              </w:rPr>
+            </w:pPr>
+            <w:r>
               <w:t>Fait entrer les informations</w:t>
             </w:r>
             <w:r>
-              <w:rPr>
-                <w:sz w:val="26"/>
-                <w:szCs w:val="26"/>
-              </w:rPr>
               <w:t> ;</w:t>
             </w:r>
           </w:p>
@@ -5380,41 +4610,19 @@
                 <w:ilvl w:val="0"/>
                 <w:numId w:val="29"/>
               </w:numPr>
-              <w:rPr>
-                <w:sz w:val="26"/>
-                <w:szCs w:val="26"/>
-              </w:rPr>
-            </w:pPr>
-            <w:r>
-              <w:rPr>
-                <w:sz w:val="26"/>
-                <w:szCs w:val="26"/>
-              </w:rPr>
+            </w:pPr>
+            <w:r>
               <w:t>Puis il valide.</w:t>
             </w:r>
           </w:p>
           <w:p>
-            <w:pPr>
-              <w:rPr>
-                <w:sz w:val="26"/>
-                <w:szCs w:val="26"/>
-              </w:rPr>
-            </w:pPr>
-            <w:r>
-              <w:rPr>
-                <w:sz w:val="26"/>
-                <w:szCs w:val="26"/>
-              </w:rPr>
+            <w:r>
               <w:t>Le spectateur accède à la plateforme et consulte le planning de projection</w:t>
             </w:r>
           </w:p>
           <w:p>
             <w:pPr>
               <w:jc w:val="both"/>
-              <w:rPr>
-                <w:sz w:val="26"/>
-                <w:szCs w:val="26"/>
-              </w:rPr>
             </w:pPr>
           </w:p>
         </w:tc>
@@ -5430,16 +4638,8 @@
           <w:p>
             <w:pPr>
               <w:jc w:val="both"/>
-              <w:rPr>
-                <w:sz w:val="26"/>
-                <w:szCs w:val="26"/>
-              </w:rPr>
-            </w:pPr>
-            <w:r>
-              <w:rPr>
-                <w:sz w:val="26"/>
-                <w:szCs w:val="26"/>
-              </w:rPr>
+            </w:pPr>
+            <w:r>
               <w:t>Scénario alternatif</w:t>
             </w:r>
           </w:p>
@@ -5456,23 +4656,11 @@
                 <w:numId w:val="29"/>
               </w:numPr>
               <w:jc w:val="both"/>
-              <w:rPr>
-                <w:sz w:val="26"/>
-                <w:szCs w:val="26"/>
-              </w:rPr>
-            </w:pPr>
-            <w:r>
-              <w:rPr>
-                <w:sz w:val="26"/>
-                <w:szCs w:val="26"/>
-              </w:rPr>
+            </w:pPr>
+            <w:r>
               <w:t>Si le film recherché n’existe pas dans la base de données, le système alerte l’utilisateur</w:t>
             </w:r>
             <w:r>
-              <w:rPr>
-                <w:sz w:val="26"/>
-                <w:szCs w:val="26"/>
-              </w:rPr>
               <w:t xml:space="preserve"> ;</w:t>
             </w:r>
           </w:p>
@@ -5484,16 +4672,8 @@
                 <w:numId w:val="29"/>
               </w:numPr>
               <w:jc w:val="both"/>
-              <w:rPr>
-                <w:sz w:val="26"/>
-                <w:szCs w:val="26"/>
-              </w:rPr>
-            </w:pPr>
-            <w:r>
-              <w:rPr>
-                <w:sz w:val="26"/>
-                <w:szCs w:val="26"/>
-              </w:rPr>
+            </w:pPr>
+            <w:r>
               <w:t>Si la salle choisie est déjà réservée à la date et l’heure, le système ;</w:t>
             </w:r>
           </w:p>
@@ -5510,16 +4690,8 @@
           <w:p>
             <w:pPr>
               <w:jc w:val="both"/>
-              <w:rPr>
-                <w:sz w:val="26"/>
-                <w:szCs w:val="26"/>
-              </w:rPr>
-            </w:pPr>
-            <w:r>
-              <w:rPr>
-                <w:sz w:val="26"/>
-                <w:szCs w:val="26"/>
-              </w:rPr>
+            </w:pPr>
+            <w:r>
               <w:t>Contrainte</w:t>
             </w:r>
           </w:p>
@@ -5531,16 +4703,8 @@
           <w:p>
             <w:pPr>
               <w:jc w:val="both"/>
-              <w:rPr>
-                <w:sz w:val="26"/>
-                <w:szCs w:val="26"/>
-              </w:rPr>
-            </w:pPr>
-            <w:r>
-              <w:rPr>
-                <w:sz w:val="26"/>
-                <w:szCs w:val="26"/>
-              </w:rPr>
+            </w:pPr>
+            <w:r>
               <w:t>Si le système détecte une erreur, le système envoie une notification</w:t>
             </w:r>
           </w:p>
@@ -5557,16 +4721,9 @@
           <w:p>
             <w:pPr>
               <w:jc w:val="both"/>
-              <w:rPr>
-                <w:sz w:val="26"/>
-                <w:szCs w:val="26"/>
-              </w:rPr>
-            </w:pPr>
-            <w:r>
-              <w:rPr>
-                <w:sz w:val="26"/>
-                <w:szCs w:val="26"/>
-              </w:rPr>
+            </w:pPr>
+            <w:r>
+              <w:lastRenderedPageBreak/>
               <w:t>Postcondition</w:t>
             </w:r>
           </w:p>
@@ -5578,23 +4735,11 @@
           <w:p>
             <w:pPr>
               <w:jc w:val="both"/>
-              <w:rPr>
-                <w:sz w:val="26"/>
-                <w:szCs w:val="26"/>
-              </w:rPr>
-            </w:pPr>
-            <w:r>
-              <w:rPr>
-                <w:sz w:val="26"/>
-                <w:szCs w:val="26"/>
-              </w:rPr>
+            </w:pPr>
+            <w:r>
               <w:t>Le planning de projection est créé, publié et prêt à être consult</w:t>
             </w:r>
             <w:r>
-              <w:rPr>
-                <w:sz w:val="26"/>
-                <w:szCs w:val="26"/>
-              </w:rPr>
               <w:t>é</w:t>
             </w:r>
           </w:p>
@@ -5629,76 +4774,16 @@
       </w:pPr>
       <w:r>
         <w:rPr>
-          <w:sz w:val="26"/>
-          <w:szCs w:val="26"/>
-        </w:rPr>
-        <w:t xml:space="preserve">CAS D’UTILISATION : </w:t>
-      </w:r>
-      <w:r>
-        <w:rPr>
-          <w:sz w:val="26"/>
-          <w:szCs w:val="26"/>
-        </w:rPr>
-        <w:t>Gestion des rôles et utilisateurs</w:t>
-      </w:r>
-    </w:p>
-    <w:p>
-      <w:pPr>
-        <w:jc w:val="both"/>
-        <w:rPr>
-          <w:sz w:val="26"/>
-          <w:szCs w:val="26"/>
-        </w:rPr>
-      </w:pPr>
-    </w:p>
-    <w:p>
-      <w:pPr>
-        <w:jc w:val="both"/>
-        <w:rPr>
-          <w:sz w:val="26"/>
-          <w:szCs w:val="26"/>
-        </w:rPr>
-      </w:pPr>
-    </w:p>
-    <w:p>
-      <w:pPr>
-        <w:jc w:val="both"/>
-        <w:rPr>
-          <w:sz w:val="26"/>
-          <w:szCs w:val="26"/>
-        </w:rPr>
-      </w:pPr>
-    </w:p>
-    <w:p>
-      <w:pPr>
-        <w:jc w:val="both"/>
-        <w:rPr>
-          <w:sz w:val="26"/>
-          <w:szCs w:val="26"/>
-        </w:rPr>
-      </w:pPr>
-    </w:p>
-    <w:p>
-      <w:pPr>
-        <w:jc w:val="both"/>
-        <w:rPr>
-          <w:sz w:val="26"/>
-          <w:szCs w:val="26"/>
-        </w:rPr>
-      </w:pPr>
-      <w:r>
-        <w:rPr>
           <w:noProof/>
         </w:rPr>
-        <w:lastRenderedPageBreak/>
         <w:drawing>
-          <wp:anchor distT="0" distB="0" distL="114300" distR="114300" simplePos="0" relativeHeight="251679744" behindDoc="0" locked="0" layoutInCell="1" allowOverlap="1" wp14:anchorId="45ED8F83" wp14:editId="29F6962A">
+          <wp:anchor distT="0" distB="0" distL="114300" distR="114300" simplePos="0" relativeHeight="251679744" behindDoc="0" locked="0" layoutInCell="1" allowOverlap="1" wp14:anchorId="45ED8F83" wp14:editId="1DC775FE">
             <wp:simplePos x="0" y="0"/>
             <wp:positionH relativeFrom="column">
-              <wp:posOffset>-411480</wp:posOffset>
+              <wp:posOffset>-446649</wp:posOffset>
             </wp:positionH>
             <wp:positionV relativeFrom="paragraph">
-              <wp:posOffset>-141605</wp:posOffset>
+              <wp:posOffset>224790</wp:posOffset>
             </wp:positionV>
             <wp:extent cx="6598174" cy="4290557"/>
             <wp:effectExtent l="0" t="0" r="0" b="0"/>
@@ -5754,6 +4839,47 @@
           </wp:anchor>
         </w:drawing>
       </w:r>
+      <w:r>
+        <w:rPr>
+          <w:sz w:val="26"/>
+          <w:szCs w:val="26"/>
+        </w:rPr>
+        <w:t xml:space="preserve">CAS D’UTILISATION : </w:t>
+      </w:r>
+      <w:r>
+        <w:rPr>
+          <w:sz w:val="26"/>
+          <w:szCs w:val="26"/>
+        </w:rPr>
+        <w:t>Gestion des rôles et utilisateurs</w:t>
+      </w:r>
+    </w:p>
+    <w:p>
+      <w:pPr>
+        <w:jc w:val="both"/>
+        <w:rPr>
+          <w:sz w:val="26"/>
+          <w:szCs w:val="26"/>
+        </w:rPr>
+      </w:pPr>
+    </w:p>
+    <w:p>
+      <w:pPr>
+        <w:jc w:val="both"/>
+        <w:rPr>
+          <w:sz w:val="26"/>
+          <w:szCs w:val="26"/>
+        </w:rPr>
+      </w:pPr>
+    </w:p>
+    <w:p>
+      <w:pPr>
+        <w:jc w:val="both"/>
+        <w:rPr>
+          <w:sz w:val="26"/>
+          <w:szCs w:val="26"/>
+        </w:rPr>
+      </w:pPr>
     </w:p>
     <w:p>
       <w:pPr>
@@ -5905,25 +5031,13 @@
           <w:p>
             <w:pPr>
               <w:jc w:val="center"/>
-              <w:rPr>
-                <w:sz w:val="26"/>
-                <w:szCs w:val="26"/>
-              </w:rPr>
             </w:pPr>
           </w:p>
           <w:p>
             <w:pPr>
               <w:jc w:val="center"/>
-              <w:rPr>
-                <w:sz w:val="26"/>
-                <w:szCs w:val="26"/>
-              </w:rPr>
-            </w:pPr>
-            <w:r>
-              <w:rPr>
-                <w:sz w:val="26"/>
-                <w:szCs w:val="26"/>
-              </w:rPr>
+            </w:pPr>
+            <w:r>
               <w:t>CAS D’UTILISATION : Gestion des rôles et utilisateurs</w:t>
             </w:r>
           </w:p>
@@ -5943,33 +5057,15 @@
           <w:p>
             <w:pPr>
               <w:jc w:val="center"/>
-              <w:rPr>
-                <w:sz w:val="26"/>
-                <w:szCs w:val="26"/>
-              </w:rPr>
             </w:pPr>
           </w:p>
           <w:p>
             <w:pPr>
               <w:jc w:val="center"/>
-              <w:rPr>
-                <w:sz w:val="26"/>
-                <w:szCs w:val="26"/>
-              </w:rPr>
-            </w:pPr>
-          </w:p>
-          <w:p>
-            <w:pPr>
-              <w:rPr>
-                <w:sz w:val="26"/>
-                <w:szCs w:val="26"/>
-              </w:rPr>
-            </w:pPr>
-            <w:r>
-              <w:rPr>
-                <w:sz w:val="26"/>
-                <w:szCs w:val="26"/>
-              </w:rPr>
+            </w:pPr>
+          </w:p>
+          <w:p>
+            <w:r>
               <w:t>Description</w:t>
             </w:r>
           </w:p>
@@ -5984,16 +5080,8 @@
           <w:p>
             <w:pPr>
               <w:jc w:val="both"/>
-              <w:rPr>
-                <w:sz w:val="26"/>
-                <w:szCs w:val="26"/>
-              </w:rPr>
-            </w:pPr>
-            <w:r>
-              <w:rPr>
-                <w:sz w:val="26"/>
-                <w:szCs w:val="26"/>
-              </w:rPr>
+            </w:pPr>
+            <w:r>
               <w:t>Ce cas d’utilisation fourni toutes les fonctions permettant à l’administrateur de gérer les rôles et utilisateurs au sein du système. Il inclut l’ajout, la modification et la suppression de rôles ou utilisateurs.</w:t>
             </w:r>
           </w:p>
@@ -6008,17 +5096,8 @@
             <w:tcW w:w="5068" w:type="dxa"/>
           </w:tcPr>
           <w:p>
-            <w:pPr>
-              <w:rPr>
-                <w:sz w:val="26"/>
-                <w:szCs w:val="26"/>
-              </w:rPr>
-            </w:pPr>
-            <w:r>
-              <w:rPr>
-                <w:sz w:val="26"/>
-                <w:szCs w:val="26"/>
-              </w:rPr>
+            <w:r>
+              <w:lastRenderedPageBreak/>
               <w:t>Acteurs</w:t>
             </w:r>
           </w:p>
@@ -6030,16 +5109,8 @@
           <w:p>
             <w:pPr>
               <w:jc w:val="both"/>
-              <w:rPr>
-                <w:sz w:val="26"/>
-                <w:szCs w:val="26"/>
-              </w:rPr>
-            </w:pPr>
-            <w:r>
-              <w:rPr>
-                <w:sz w:val="26"/>
-                <w:szCs w:val="26"/>
-              </w:rPr>
+            </w:pPr>
+            <w:r>
               <w:t>Administrateur</w:t>
             </w:r>
           </w:p>
@@ -6056,16 +5127,8 @@
           <w:p>
             <w:pPr>
               <w:jc w:val="both"/>
-              <w:rPr>
-                <w:sz w:val="26"/>
-                <w:szCs w:val="26"/>
-              </w:rPr>
-            </w:pPr>
-            <w:r>
-              <w:rPr>
-                <w:sz w:val="26"/>
-                <w:szCs w:val="26"/>
-              </w:rPr>
+            </w:pPr>
+            <w:r>
               <w:t>Evénements déclencheurs</w:t>
             </w:r>
           </w:p>
@@ -6082,16 +5145,8 @@
                 <w:numId w:val="29"/>
               </w:numPr>
               <w:jc w:val="both"/>
-              <w:rPr>
-                <w:sz w:val="26"/>
-                <w:szCs w:val="26"/>
-              </w:rPr>
-            </w:pPr>
-            <w:r>
-              <w:rPr>
-                <w:sz w:val="26"/>
-                <w:szCs w:val="26"/>
-              </w:rPr>
+            </w:pPr>
+            <w:r>
               <w:t>Demande d’accès au système</w:t>
             </w:r>
           </w:p>
@@ -6103,16 +5158,8 @@
                 <w:numId w:val="29"/>
               </w:numPr>
               <w:jc w:val="both"/>
-              <w:rPr>
-                <w:sz w:val="26"/>
-                <w:szCs w:val="26"/>
-              </w:rPr>
-            </w:pPr>
-            <w:r>
-              <w:rPr>
-                <w:sz w:val="26"/>
-                <w:szCs w:val="26"/>
-              </w:rPr>
+            </w:pPr>
+            <w:r>
               <w:t>Un clic sur le bouton associé à chaque fonctionnalité.</w:t>
             </w:r>
           </w:p>
@@ -6129,16 +5176,8 @@
           <w:p>
             <w:pPr>
               <w:jc w:val="both"/>
-              <w:rPr>
-                <w:sz w:val="26"/>
-                <w:szCs w:val="26"/>
-              </w:rPr>
-            </w:pPr>
-            <w:r>
-              <w:rPr>
-                <w:sz w:val="26"/>
-                <w:szCs w:val="26"/>
-              </w:rPr>
+            </w:pPr>
+            <w:r>
               <w:t>Précondition</w:t>
             </w:r>
           </w:p>
@@ -6155,16 +5194,8 @@
                 <w:numId w:val="29"/>
               </w:numPr>
               <w:jc w:val="both"/>
-              <w:rPr>
-                <w:sz w:val="26"/>
-                <w:szCs w:val="26"/>
-              </w:rPr>
-            </w:pPr>
-            <w:r>
-              <w:rPr>
-                <w:sz w:val="26"/>
-                <w:szCs w:val="26"/>
-              </w:rPr>
+            </w:pPr>
+            <w:r>
               <w:t>L’administrateur doit être authentifié</w:t>
             </w:r>
           </w:p>
@@ -6176,16 +5207,8 @@
                 <w:numId w:val="29"/>
               </w:numPr>
               <w:jc w:val="both"/>
-              <w:rPr>
-                <w:sz w:val="26"/>
-                <w:szCs w:val="26"/>
-              </w:rPr>
-            </w:pPr>
-            <w:r>
-              <w:rPr>
-                <w:sz w:val="26"/>
-                <w:szCs w:val="26"/>
-              </w:rPr>
+            </w:pPr>
+            <w:r>
               <w:t>Avant de faire toute suppression ou modification, il faut que l’élément à supprimer ou à modifier existe.</w:t>
             </w:r>
           </w:p>
@@ -6202,106 +5225,58 @@
           <w:p>
             <w:pPr>
               <w:jc w:val="both"/>
-              <w:rPr>
-                <w:sz w:val="26"/>
-                <w:szCs w:val="26"/>
-              </w:rPr>
             </w:pPr>
           </w:p>
           <w:p>
             <w:pPr>
               <w:jc w:val="both"/>
-              <w:rPr>
-                <w:sz w:val="26"/>
-                <w:szCs w:val="26"/>
-              </w:rPr>
             </w:pPr>
           </w:p>
           <w:p>
             <w:pPr>
               <w:jc w:val="both"/>
-              <w:rPr>
-                <w:sz w:val="26"/>
-                <w:szCs w:val="26"/>
-              </w:rPr>
             </w:pPr>
           </w:p>
           <w:p>
             <w:pPr>
               <w:jc w:val="both"/>
-              <w:rPr>
-                <w:sz w:val="26"/>
-                <w:szCs w:val="26"/>
-              </w:rPr>
             </w:pPr>
           </w:p>
           <w:p>
             <w:pPr>
               <w:jc w:val="both"/>
-              <w:rPr>
-                <w:sz w:val="26"/>
-                <w:szCs w:val="26"/>
-              </w:rPr>
             </w:pPr>
           </w:p>
           <w:p>
             <w:pPr>
               <w:jc w:val="both"/>
-              <w:rPr>
-                <w:sz w:val="26"/>
-                <w:szCs w:val="26"/>
-              </w:rPr>
             </w:pPr>
           </w:p>
           <w:p>
             <w:pPr>
               <w:jc w:val="both"/>
-              <w:rPr>
-                <w:sz w:val="26"/>
-                <w:szCs w:val="26"/>
-              </w:rPr>
             </w:pPr>
           </w:p>
           <w:p>
             <w:pPr>
               <w:jc w:val="both"/>
-              <w:rPr>
-                <w:sz w:val="26"/>
-                <w:szCs w:val="26"/>
-              </w:rPr>
             </w:pPr>
           </w:p>
           <w:p>
             <w:pPr>
               <w:jc w:val="both"/>
-              <w:rPr>
-                <w:sz w:val="26"/>
-                <w:szCs w:val="26"/>
-              </w:rPr>
             </w:pPr>
           </w:p>
           <w:p>
             <w:pPr>
               <w:jc w:val="both"/>
-              <w:rPr>
-                <w:sz w:val="26"/>
-                <w:szCs w:val="26"/>
-              </w:rPr>
             </w:pPr>
           </w:p>
           <w:p>
             <w:pPr>
               <w:jc w:val="both"/>
-              <w:rPr>
-                <w:sz w:val="26"/>
-                <w:szCs w:val="26"/>
-              </w:rPr>
-            </w:pPr>
-            <w:r>
-              <w:rPr>
-                <w:sz w:val="26"/>
-                <w:szCs w:val="26"/>
-              </w:rPr>
+            </w:pPr>
+            <w:r>
               <w:t>Scénario normal</w:t>
             </w:r>
           </w:p>
@@ -6311,25 +5286,10 @@
             <w:tcW w:w="5069" w:type="dxa"/>
           </w:tcPr>
           <w:p>
-            <w:pPr>
-              <w:rPr>
-                <w:sz w:val="26"/>
-                <w:szCs w:val="26"/>
-              </w:rPr>
-            </w:pPr>
-            <w:r>
-              <w:rPr>
-                <w:sz w:val="26"/>
-                <w:szCs w:val="26"/>
-              </w:rPr>
-              <w:lastRenderedPageBreak/>
+            <w:r>
               <w:t>L’administrateur s’authentifie</w:t>
             </w:r>
             <w:r>
-              <w:rPr>
-                <w:sz w:val="26"/>
-                <w:szCs w:val="26"/>
-              </w:rPr>
               <w:t> :</w:t>
             </w:r>
           </w:p>
@@ -6340,16 +5300,8 @@
                 <w:ilvl w:val="0"/>
                 <w:numId w:val="44"/>
               </w:numPr>
-              <w:rPr>
-                <w:sz w:val="26"/>
-                <w:szCs w:val="26"/>
-              </w:rPr>
-            </w:pPr>
-            <w:r>
-              <w:rPr>
-                <w:sz w:val="26"/>
-                <w:szCs w:val="26"/>
-              </w:rPr>
+            </w:pPr>
+            <w:r>
               <w:t>S’il veut ajouter un rôle :</w:t>
             </w:r>
           </w:p>
@@ -6360,23 +5312,11 @@
                 <w:ilvl w:val="0"/>
                 <w:numId w:val="29"/>
               </w:numPr>
-              <w:rPr>
-                <w:sz w:val="26"/>
-                <w:szCs w:val="26"/>
-              </w:rPr>
-            </w:pPr>
-            <w:r>
-              <w:rPr>
-                <w:sz w:val="26"/>
-                <w:szCs w:val="26"/>
-              </w:rPr>
+            </w:pPr>
+            <w:r>
               <w:softHyphen/>
             </w:r>
             <w:r>
-              <w:rPr>
-                <w:sz w:val="26"/>
-                <w:szCs w:val="26"/>
-              </w:rPr>
               <w:t xml:space="preserve">Il clique sur le bouton « Ajouter rôle » </w:t>
             </w:r>
           </w:p>
@@ -6387,17 +5327,8 @@
                 <w:ilvl w:val="0"/>
                 <w:numId w:val="29"/>
               </w:numPr>
-              <w:rPr>
-                <w:sz w:val="26"/>
-                <w:szCs w:val="26"/>
-              </w:rPr>
-            </w:pPr>
-            <w:r>
-              <w:rPr>
-                <w:sz w:val="26"/>
-                <w:szCs w:val="26"/>
-              </w:rPr>
-              <w:lastRenderedPageBreak/>
+            </w:pPr>
+            <w:r>
               <w:t>Rempli le formulaire et valide</w:t>
             </w:r>
           </w:p>
@@ -6408,16 +5339,8 @@
                 <w:ilvl w:val="0"/>
                 <w:numId w:val="44"/>
               </w:numPr>
-              <w:rPr>
-                <w:sz w:val="26"/>
-                <w:szCs w:val="26"/>
-              </w:rPr>
-            </w:pPr>
-            <w:r>
-              <w:rPr>
-                <w:sz w:val="26"/>
-                <w:szCs w:val="26"/>
-              </w:rPr>
+            </w:pPr>
+            <w:r>
               <w:t>S’il veut ajouter un utilisateur :</w:t>
             </w:r>
           </w:p>
@@ -6428,16 +5351,8 @@
                 <w:ilvl w:val="0"/>
                 <w:numId w:val="29"/>
               </w:numPr>
-              <w:rPr>
-                <w:sz w:val="26"/>
-                <w:szCs w:val="26"/>
-              </w:rPr>
-            </w:pPr>
-            <w:r>
-              <w:rPr>
-                <w:sz w:val="26"/>
-                <w:szCs w:val="26"/>
-              </w:rPr>
+            </w:pPr>
+            <w:r>
               <w:t xml:space="preserve">Clique sur le bouton « Ajouter un utilisateur » </w:t>
             </w:r>
           </w:p>
@@ -6448,16 +5363,8 @@
                 <w:ilvl w:val="0"/>
                 <w:numId w:val="29"/>
               </w:numPr>
-              <w:rPr>
-                <w:sz w:val="26"/>
-                <w:szCs w:val="26"/>
-              </w:rPr>
-            </w:pPr>
-            <w:r>
-              <w:rPr>
-                <w:sz w:val="26"/>
-                <w:szCs w:val="26"/>
-              </w:rPr>
+            </w:pPr>
+            <w:r>
               <w:t>Entre les informations de l’utilisateur et lui attribue un rôle</w:t>
             </w:r>
           </w:p>
@@ -6468,16 +5375,8 @@
                 <w:ilvl w:val="0"/>
                 <w:numId w:val="44"/>
               </w:numPr>
-              <w:rPr>
-                <w:sz w:val="26"/>
-                <w:szCs w:val="26"/>
-              </w:rPr>
-            </w:pPr>
-            <w:r>
-              <w:rPr>
-                <w:sz w:val="26"/>
-                <w:szCs w:val="26"/>
-              </w:rPr>
+            </w:pPr>
+            <w:r>
               <w:t>S’il veut modifier un utilisateur :</w:t>
             </w:r>
           </w:p>
@@ -6488,30 +5387,14 @@
                 <w:ilvl w:val="0"/>
                 <w:numId w:val="29"/>
               </w:numPr>
-              <w:rPr>
-                <w:sz w:val="26"/>
-                <w:szCs w:val="26"/>
-              </w:rPr>
-            </w:pPr>
-            <w:r>
-              <w:rPr>
-                <w:sz w:val="26"/>
-                <w:szCs w:val="26"/>
-              </w:rPr>
+            </w:pPr>
+            <w:r>
               <w:t>Il recherche et sélectionne</w:t>
             </w:r>
             <w:r>
-              <w:rPr>
-                <w:sz w:val="26"/>
-                <w:szCs w:val="26"/>
-              </w:rPr>
               <w:t xml:space="preserve"> </w:t>
             </w:r>
             <w:r>
-              <w:rPr>
-                <w:sz w:val="26"/>
-                <w:szCs w:val="26"/>
-              </w:rPr>
               <w:t>l’utilisateur</w:t>
             </w:r>
           </w:p>
@@ -6522,16 +5405,8 @@
                 <w:ilvl w:val="0"/>
                 <w:numId w:val="29"/>
               </w:numPr>
-              <w:rPr>
-                <w:sz w:val="26"/>
-                <w:szCs w:val="26"/>
-              </w:rPr>
-            </w:pPr>
-            <w:r>
-              <w:rPr>
-                <w:sz w:val="26"/>
-                <w:szCs w:val="26"/>
-              </w:rPr>
+            </w:pPr>
+            <w:r>
               <w:t>Modifie les informations de l’utilisateur</w:t>
             </w:r>
           </w:p>
@@ -6542,16 +5417,8 @@
                 <w:ilvl w:val="0"/>
                 <w:numId w:val="29"/>
               </w:numPr>
-              <w:rPr>
-                <w:sz w:val="26"/>
-                <w:szCs w:val="26"/>
-              </w:rPr>
-            </w:pPr>
-            <w:r>
-              <w:rPr>
-                <w:sz w:val="26"/>
-                <w:szCs w:val="26"/>
-              </w:rPr>
+            </w:pPr>
+            <w:r>
               <w:t>Valide les modifications</w:t>
             </w:r>
           </w:p>
@@ -6562,16 +5429,8 @@
                 <w:ilvl w:val="0"/>
                 <w:numId w:val="44"/>
               </w:numPr>
-              <w:rPr>
-                <w:sz w:val="26"/>
-                <w:szCs w:val="26"/>
-              </w:rPr>
-            </w:pPr>
-            <w:r>
-              <w:rPr>
-                <w:sz w:val="26"/>
-                <w:szCs w:val="26"/>
-              </w:rPr>
+            </w:pPr>
+            <w:r>
               <w:t>S’il veut supprimer un utilisateur ou un rôle :</w:t>
             </w:r>
           </w:p>
@@ -6582,16 +5441,8 @@
                 <w:ilvl w:val="0"/>
                 <w:numId w:val="29"/>
               </w:numPr>
-              <w:rPr>
-                <w:sz w:val="26"/>
-                <w:szCs w:val="26"/>
-              </w:rPr>
-            </w:pPr>
-            <w:r>
-              <w:rPr>
-                <w:sz w:val="26"/>
-                <w:szCs w:val="26"/>
-              </w:rPr>
+            </w:pPr>
+            <w:r>
               <w:t xml:space="preserve">Il recherche et sélectionne le rôle ou l’utilisateur </w:t>
             </w:r>
           </w:p>
@@ -6602,27 +5453,12 @@
                 <w:ilvl w:val="0"/>
                 <w:numId w:val="29"/>
               </w:numPr>
-              <w:rPr>
-                <w:sz w:val="26"/>
-                <w:szCs w:val="26"/>
-              </w:rPr>
-            </w:pPr>
-            <w:r>
-              <w:rPr>
-                <w:sz w:val="26"/>
-                <w:szCs w:val="26"/>
-              </w:rPr>
+            </w:pPr>
+            <w:r>
               <w:t>Et ensuite supprime</w:t>
             </w:r>
           </w:p>
-          <w:p>
-            <w:pPr>
-              <w:rPr>
-                <w:sz w:val="26"/>
-                <w:szCs w:val="26"/>
-              </w:rPr>
-            </w:pPr>
-          </w:p>
+          <w:p/>
         </w:tc>
       </w:tr>
       <w:tr>
@@ -6636,17 +5472,8 @@
           <w:p>
             <w:pPr>
               <w:jc w:val="both"/>
-              <w:rPr>
-                <w:sz w:val="26"/>
-                <w:szCs w:val="26"/>
-              </w:rPr>
-            </w:pPr>
-            <w:r>
-              <w:rPr>
-                <w:sz w:val="26"/>
-                <w:szCs w:val="26"/>
-              </w:rPr>
-              <w:lastRenderedPageBreak/>
+            </w:pPr>
+            <w:r>
               <w:t>Scénario alternatif</w:t>
             </w:r>
           </w:p>
@@ -6662,16 +5489,8 @@
                 <w:ilvl w:val="0"/>
                 <w:numId w:val="29"/>
               </w:numPr>
-              <w:rPr>
-                <w:sz w:val="26"/>
-                <w:szCs w:val="26"/>
-              </w:rPr>
-            </w:pPr>
-            <w:r>
-              <w:rPr>
-                <w:sz w:val="26"/>
-                <w:szCs w:val="26"/>
-              </w:rPr>
+            </w:pPr>
+            <w:r>
               <w:t>Echec au niveau de l’authentification : dans ce cas, le système notifie l’utilisateur que l’authentification a échouée et il est invité à réessayer.</w:t>
             </w:r>
           </w:p>
@@ -6688,16 +5507,8 @@
           <w:p>
             <w:pPr>
               <w:jc w:val="both"/>
-              <w:rPr>
-                <w:sz w:val="26"/>
-                <w:szCs w:val="26"/>
-              </w:rPr>
-            </w:pPr>
-            <w:r>
-              <w:rPr>
-                <w:sz w:val="26"/>
-                <w:szCs w:val="26"/>
-              </w:rPr>
+            </w:pPr>
+            <w:r>
               <w:t>Postcondition</w:t>
             </w:r>
           </w:p>
@@ -6713,16 +5524,8 @@
                 <w:ilvl w:val="0"/>
                 <w:numId w:val="29"/>
               </w:numPr>
-              <w:rPr>
-                <w:sz w:val="26"/>
-                <w:szCs w:val="26"/>
-              </w:rPr>
-            </w:pPr>
-            <w:r>
-              <w:rPr>
-                <w:sz w:val="26"/>
-                <w:szCs w:val="26"/>
-              </w:rPr>
+            </w:pPr>
+            <w:r>
               <w:t xml:space="preserve">Toute modification, suppression et ajout est sauvegardé dans la base de données </w:t>
             </w:r>
           </w:p>
@@ -6733,30 +5536,14 @@
                 <w:ilvl w:val="0"/>
                 <w:numId w:val="29"/>
               </w:numPr>
-              <w:rPr>
-                <w:sz w:val="26"/>
-                <w:szCs w:val="26"/>
-              </w:rPr>
-            </w:pPr>
-            <w:r>
-              <w:rPr>
-                <w:sz w:val="26"/>
-                <w:szCs w:val="26"/>
-              </w:rPr>
+            </w:pPr>
+            <w:r>
               <w:t>Toutes les actions de l’administrateur sont sauvegardé</w:t>
             </w:r>
             <w:r>
-              <w:rPr>
-                <w:sz w:val="26"/>
-                <w:szCs w:val="26"/>
-              </w:rPr>
               <w:t>e</w:t>
             </w:r>
             <w:r>
-              <w:rPr>
-                <w:sz w:val="26"/>
-                <w:szCs w:val="26"/>
-              </w:rPr>
               <w:t>s dans le journal du système.</w:t>
             </w:r>
           </w:p>
@@ -6810,33 +5597,6 @@
     </w:p>
     <w:p>
       <w:pPr>
-        <w:jc w:val="both"/>
-        <w:rPr>
-          <w:sz w:val="26"/>
-          <w:szCs w:val="26"/>
-        </w:rPr>
-      </w:pPr>
-    </w:p>
-    <w:p>
-      <w:pPr>
-        <w:jc w:val="both"/>
-        <w:rPr>
-          <w:sz w:val="26"/>
-          <w:szCs w:val="26"/>
-        </w:rPr>
-      </w:pPr>
-    </w:p>
-    <w:p>
-      <w:pPr>
-        <w:jc w:val="both"/>
-        <w:rPr>
-          <w:sz w:val="26"/>
-          <w:szCs w:val="26"/>
-        </w:rPr>
-      </w:pPr>
-    </w:p>
-    <w:p>
-      <w:pPr>
         <w:jc w:val="center"/>
         <w:rPr>
           <w:sz w:val="26"/>
@@ -6848,6 +5608,7 @@
           <w:sz w:val="26"/>
           <w:szCs w:val="26"/>
         </w:rPr>
+        <w:lastRenderedPageBreak/>
         <w:t>CAS D’UTILISATION : Gestion des note</w:t>
       </w:r>
       <w:r>
@@ -6870,7 +5631,6 @@
         <w:rPr>
           <w:noProof/>
         </w:rPr>
-        <w:lastRenderedPageBreak/>
         <w:drawing>
           <wp:anchor distT="0" distB="0" distL="114300" distR="114300" simplePos="0" relativeHeight="251681792" behindDoc="0" locked="0" layoutInCell="1" allowOverlap="1" wp14:anchorId="19BFFFC5" wp14:editId="575865EF">
             <wp:simplePos x="0" y="0"/>
@@ -7054,6 +5814,15 @@
     </w:p>
     <w:p>
       <w:pPr>
+        <w:jc w:val="both"/>
+        <w:rPr>
+          <w:sz w:val="26"/>
+          <w:szCs w:val="26"/>
+        </w:rPr>
+      </w:pPr>
+    </w:p>
+    <w:p>
+      <w:pPr>
         <w:jc w:val="center"/>
         <w:rPr>
           <w:sz w:val="26"/>
@@ -7067,24 +5836,6 @@
         </w:rPr>
         <w:t>DESCRIPTION TEXTUELLE : Gestion des notes</w:t>
       </w:r>
-    </w:p>
-    <w:p>
-      <w:pPr>
-        <w:jc w:val="both"/>
-        <w:rPr>
-          <w:sz w:val="26"/>
-          <w:szCs w:val="26"/>
-        </w:rPr>
-      </w:pPr>
-    </w:p>
-    <w:p>
-      <w:pPr>
-        <w:jc w:val="both"/>
-        <w:rPr>
-          <w:sz w:val="26"/>
-          <w:szCs w:val="26"/>
-        </w:rPr>
-      </w:pPr>
     </w:p>
     <w:p>
       <w:pPr>
@@ -7114,16 +5865,8 @@
           <w:p>
             <w:pPr>
               <w:jc w:val="center"/>
-              <w:rPr>
-                <w:sz w:val="26"/>
-                <w:szCs w:val="26"/>
-              </w:rPr>
-            </w:pPr>
-            <w:r>
-              <w:rPr>
-                <w:sz w:val="26"/>
-                <w:szCs w:val="26"/>
-              </w:rPr>
+            </w:pPr>
+            <w:r>
               <w:t>CAS D’UTILISATION : Gestion des notes</w:t>
             </w:r>
           </w:p>
@@ -7137,16 +5880,8 @@
           <w:p>
             <w:pPr>
               <w:jc w:val="both"/>
-              <w:rPr>
-                <w:sz w:val="26"/>
-                <w:szCs w:val="26"/>
-              </w:rPr>
-            </w:pPr>
-            <w:r>
-              <w:rPr>
-                <w:sz w:val="26"/>
-                <w:szCs w:val="26"/>
-              </w:rPr>
+            </w:pPr>
+            <w:r>
               <w:t>Description</w:t>
             </w:r>
           </w:p>
@@ -7156,18 +5891,7 @@
             <w:tcW w:w="4531" w:type="dxa"/>
           </w:tcPr>
           <w:p>
-            <w:pPr>
-              <w:jc w:val="both"/>
-              <w:rPr>
-                <w:sz w:val="26"/>
-                <w:szCs w:val="26"/>
-              </w:rPr>
-            </w:pPr>
-            <w:r>
-              <w:rPr>
-                <w:sz w:val="26"/>
-                <w:szCs w:val="26"/>
-              </w:rPr>
+            <w:r>
               <w:t>Ce cas d’utilisation fournira aux présidents de chaque jury de reporter les notes des membres de jury auquel il appartient pour une projection donnée</w:t>
             </w:r>
           </w:p>
@@ -7181,16 +5905,8 @@
           <w:p>
             <w:pPr>
               <w:jc w:val="both"/>
-              <w:rPr>
-                <w:sz w:val="26"/>
-                <w:szCs w:val="26"/>
-              </w:rPr>
-            </w:pPr>
-            <w:r>
-              <w:rPr>
-                <w:sz w:val="26"/>
-                <w:szCs w:val="26"/>
-              </w:rPr>
+            </w:pPr>
+            <w:r>
               <w:t>Acteur</w:t>
             </w:r>
           </w:p>
@@ -7200,18 +5916,7 @@
             <w:tcW w:w="4531" w:type="dxa"/>
           </w:tcPr>
           <w:p>
-            <w:pPr>
-              <w:jc w:val="both"/>
-              <w:rPr>
-                <w:sz w:val="26"/>
-                <w:szCs w:val="26"/>
-              </w:rPr>
-            </w:pPr>
-            <w:r>
-              <w:rPr>
-                <w:sz w:val="26"/>
-                <w:szCs w:val="26"/>
-              </w:rPr>
+            <w:r>
               <w:t>Président de jury</w:t>
             </w:r>
           </w:p>
@@ -7225,16 +5930,8 @@
           <w:p>
             <w:pPr>
               <w:jc w:val="both"/>
-              <w:rPr>
-                <w:sz w:val="26"/>
-                <w:szCs w:val="26"/>
-              </w:rPr>
-            </w:pPr>
-            <w:r>
-              <w:rPr>
-                <w:sz w:val="26"/>
-                <w:szCs w:val="26"/>
-              </w:rPr>
+            </w:pPr>
+            <w:r>
               <w:t>Evénement déclencheur</w:t>
             </w:r>
           </w:p>
@@ -7250,17 +5947,8 @@
                 <w:ilvl w:val="0"/>
                 <w:numId w:val="29"/>
               </w:numPr>
-              <w:jc w:val="both"/>
-              <w:rPr>
-                <w:sz w:val="26"/>
-                <w:szCs w:val="26"/>
-              </w:rPr>
-            </w:pPr>
-            <w:r>
-              <w:rPr>
-                <w:sz w:val="26"/>
-                <w:szCs w:val="26"/>
-              </w:rPr>
+            </w:pPr>
+            <w:r>
               <w:t>Authentification du système</w:t>
             </w:r>
           </w:p>
@@ -7271,17 +5959,8 @@
                 <w:ilvl w:val="0"/>
                 <w:numId w:val="29"/>
               </w:numPr>
-              <w:jc w:val="both"/>
-              <w:rPr>
-                <w:sz w:val="26"/>
-                <w:szCs w:val="26"/>
-              </w:rPr>
-            </w:pPr>
-            <w:r>
-              <w:rPr>
-                <w:sz w:val="26"/>
-                <w:szCs w:val="26"/>
-              </w:rPr>
+            </w:pPr>
+            <w:r>
               <w:t>Clique sur le bouton saisir note</w:t>
             </w:r>
           </w:p>
@@ -7295,16 +5974,8 @@
           <w:p>
             <w:pPr>
               <w:jc w:val="both"/>
-              <w:rPr>
-                <w:sz w:val="26"/>
-                <w:szCs w:val="26"/>
-              </w:rPr>
-            </w:pPr>
-            <w:r>
-              <w:rPr>
-                <w:sz w:val="26"/>
-                <w:szCs w:val="26"/>
-              </w:rPr>
+            </w:pPr>
+            <w:r>
               <w:t>Précondition</w:t>
             </w:r>
           </w:p>
@@ -7320,16 +5991,8 @@
                 <w:ilvl w:val="0"/>
                 <w:numId w:val="29"/>
               </w:numPr>
-              <w:rPr>
-                <w:sz w:val="26"/>
-                <w:szCs w:val="26"/>
-              </w:rPr>
-            </w:pPr>
-            <w:r>
-              <w:rPr>
-                <w:sz w:val="26"/>
-                <w:szCs w:val="26"/>
-              </w:rPr>
+            </w:pPr>
+            <w:r>
               <w:t>Le jury est déjà constitué avec un membre qui a pour rôle d’être le président du jury ;</w:t>
             </w:r>
           </w:p>
@@ -7340,34 +6003,26 @@
                 <w:ilvl w:val="0"/>
                 <w:numId w:val="29"/>
               </w:numPr>
-              <w:rPr>
-                <w:sz w:val="26"/>
-                <w:szCs w:val="26"/>
-              </w:rPr>
-            </w:pPr>
-            <w:r>
-              <w:rPr>
-                <w:sz w:val="26"/>
-                <w:szCs w:val="26"/>
-              </w:rPr>
-              <w:lastRenderedPageBreak/>
-              <w:t xml:space="preserve">La projection a été </w:t>
+            </w:pPr>
+            <w:r>
+              <w:t>La projection a été effectué</w:t>
+            </w:r>
+            <w:r>
+              <w:t xml:space="preserve">e </w:t>
             </w:r>
             <w:proofErr w:type="gramStart"/>
             <w:r>
-              <w:rPr>
-                <w:sz w:val="26"/>
-                <w:szCs w:val="26"/>
-              </w:rPr>
-              <w:t>effectuée( état</w:t>
+              <w:t>( état</w:t>
             </w:r>
             <w:proofErr w:type="gramEnd"/>
             <w:r>
-              <w:rPr>
-                <w:sz w:val="26"/>
-                <w:szCs w:val="26"/>
-              </w:rPr>
-              <w:t xml:space="preserve"> de la projection : terminé)</w:t>
+              <w:t xml:space="preserve"> de la projection : terminé</w:t>
+            </w:r>
+            <w:r>
+              <w:t>e</w:t>
+            </w:r>
+            <w:r>
+              <w:t>)</w:t>
             </w:r>
           </w:p>
         </w:tc>
@@ -7380,16 +6035,8 @@
           <w:p>
             <w:pPr>
               <w:jc w:val="both"/>
-              <w:rPr>
-                <w:sz w:val="26"/>
-                <w:szCs w:val="26"/>
-              </w:rPr>
-            </w:pPr>
-            <w:r>
-              <w:rPr>
-                <w:sz w:val="26"/>
-                <w:szCs w:val="26"/>
-              </w:rPr>
+            </w:pPr>
+            <w:r>
               <w:lastRenderedPageBreak/>
               <w:t>Scénario normal</w:t>
             </w:r>
@@ -7406,16 +6053,8 @@
                 <w:ilvl w:val="0"/>
                 <w:numId w:val="47"/>
               </w:numPr>
-              <w:rPr>
-                <w:sz w:val="26"/>
-                <w:szCs w:val="26"/>
-              </w:rPr>
-            </w:pPr>
-            <w:r>
-              <w:rPr>
-                <w:sz w:val="26"/>
-                <w:szCs w:val="26"/>
-              </w:rPr>
+            </w:pPr>
+            <w:r>
               <w:t>Si le président de jury veut saisir les notes des membres de jury :</w:t>
             </w:r>
           </w:p>
@@ -7426,16 +6065,8 @@
                 <w:ilvl w:val="0"/>
                 <w:numId w:val="29"/>
               </w:numPr>
-              <w:rPr>
-                <w:sz w:val="26"/>
-                <w:szCs w:val="26"/>
-              </w:rPr>
-            </w:pPr>
-            <w:r>
-              <w:rPr>
-                <w:sz w:val="26"/>
-                <w:szCs w:val="26"/>
-              </w:rPr>
+            </w:pPr>
+            <w:r>
               <w:t>Il clique sur le bouton saisir note ;</w:t>
             </w:r>
           </w:p>
@@ -7446,16 +6077,8 @@
                 <w:ilvl w:val="0"/>
                 <w:numId w:val="29"/>
               </w:numPr>
-              <w:rPr>
-                <w:sz w:val="26"/>
-                <w:szCs w:val="26"/>
-              </w:rPr>
-            </w:pPr>
-            <w:r>
-              <w:rPr>
-                <w:sz w:val="26"/>
-                <w:szCs w:val="26"/>
-              </w:rPr>
+            </w:pPr>
+            <w:r>
               <w:t>Choisi la projection pour laquelle il veut faire la saisie ;</w:t>
             </w:r>
           </w:p>
@@ -7466,16 +6089,8 @@
                 <w:ilvl w:val="0"/>
                 <w:numId w:val="29"/>
               </w:numPr>
-              <w:rPr>
-                <w:sz w:val="26"/>
-                <w:szCs w:val="26"/>
-              </w:rPr>
-            </w:pPr>
-            <w:r>
-              <w:rPr>
-                <w:sz w:val="26"/>
-                <w:szCs w:val="26"/>
-              </w:rPr>
+            </w:pPr>
+            <w:r>
               <w:t>Rempli le formulaire pour associe à chaque id des membres du jury, la note attribuée</w:t>
             </w:r>
           </w:p>
@@ -7486,30 +6101,14 @@
                 <w:ilvl w:val="0"/>
                 <w:numId w:val="47"/>
               </w:numPr>
-              <w:rPr>
-                <w:sz w:val="26"/>
-                <w:szCs w:val="26"/>
-              </w:rPr>
-            </w:pPr>
-            <w:r>
-              <w:rPr>
-                <w:sz w:val="26"/>
-                <w:szCs w:val="26"/>
-              </w:rPr>
+            </w:pPr>
+            <w:r>
               <w:t>S’il veut sélectionner u</w:t>
             </w:r>
             <w:r>
-              <w:rPr>
-                <w:sz w:val="26"/>
-                <w:szCs w:val="26"/>
-              </w:rPr>
               <w:t xml:space="preserve">ne projection </w:t>
             </w:r>
             <w:r>
-              <w:rPr>
-                <w:sz w:val="26"/>
-                <w:szCs w:val="26"/>
-              </w:rPr>
               <w:t>:</w:t>
             </w:r>
           </w:p>
@@ -7520,16 +6119,8 @@
                 <w:ilvl w:val="0"/>
                 <w:numId w:val="29"/>
               </w:numPr>
-              <w:rPr>
-                <w:sz w:val="26"/>
-                <w:szCs w:val="26"/>
-              </w:rPr>
-            </w:pPr>
-            <w:r>
-              <w:rPr>
-                <w:sz w:val="26"/>
-                <w:szCs w:val="26"/>
-              </w:rPr>
+            </w:pPr>
+            <w:r>
               <w:t>Il clique sur le bouton rechercher projection</w:t>
             </w:r>
           </w:p>
@@ -7540,16 +6131,8 @@
                 <w:ilvl w:val="0"/>
                 <w:numId w:val="29"/>
               </w:numPr>
-              <w:rPr>
-                <w:sz w:val="26"/>
-                <w:szCs w:val="26"/>
-              </w:rPr>
-            </w:pPr>
-            <w:r>
-              <w:rPr>
-                <w:sz w:val="26"/>
-                <w:szCs w:val="26"/>
-              </w:rPr>
+            </w:pPr>
+            <w:r>
               <w:t>Il peut soit le faire à travers la vue de liste ;</w:t>
             </w:r>
           </w:p>
@@ -7560,37 +6143,17 @@
                 <w:ilvl w:val="0"/>
                 <w:numId w:val="29"/>
               </w:numPr>
-              <w:rPr>
-                <w:sz w:val="26"/>
-                <w:szCs w:val="26"/>
-              </w:rPr>
-            </w:pPr>
-            <w:r>
-              <w:rPr>
-                <w:sz w:val="26"/>
-                <w:szCs w:val="26"/>
-              </w:rPr>
+            </w:pPr>
+            <w:r>
               <w:t>Soit à travers la vue ga</w:t>
             </w:r>
             <w:r>
-              <w:rPr>
-                <w:sz w:val="26"/>
-                <w:szCs w:val="26"/>
-              </w:rPr>
               <w:t>le</w:t>
             </w:r>
             <w:r>
-              <w:rPr>
-                <w:sz w:val="26"/>
-                <w:szCs w:val="26"/>
-              </w:rPr>
               <w:t>rie</w:t>
             </w:r>
             <w:r>
-              <w:rPr>
-                <w:sz w:val="26"/>
-                <w:szCs w:val="26"/>
-              </w:rPr>
               <w:t> ;</w:t>
             </w:r>
           </w:p>
@@ -7601,16 +6164,8 @@
                 <w:ilvl w:val="0"/>
                 <w:numId w:val="29"/>
               </w:numPr>
-              <w:rPr>
-                <w:sz w:val="26"/>
-                <w:szCs w:val="26"/>
-              </w:rPr>
-            </w:pPr>
-            <w:r>
-              <w:rPr>
-                <w:sz w:val="26"/>
-                <w:szCs w:val="26"/>
-              </w:rPr>
+            </w:pPr>
+            <w:r>
               <w:t>Soit à partir d’une recherche effectuée.</w:t>
             </w:r>
           </w:p>
@@ -7621,16 +6176,8 @@
                 <w:ilvl w:val="0"/>
                 <w:numId w:val="47"/>
               </w:numPr>
-              <w:rPr>
-                <w:sz w:val="26"/>
-                <w:szCs w:val="26"/>
-              </w:rPr>
-            </w:pPr>
-            <w:r>
-              <w:rPr>
-                <w:sz w:val="26"/>
-                <w:szCs w:val="26"/>
-              </w:rPr>
+            </w:pPr>
+            <w:r>
               <w:t xml:space="preserve">S’il veut avoir des informations sur un jury donné : </w:t>
             </w:r>
           </w:p>
@@ -7641,16 +6188,8 @@
                 <w:ilvl w:val="0"/>
                 <w:numId w:val="29"/>
               </w:numPr>
-              <w:rPr>
-                <w:sz w:val="26"/>
-                <w:szCs w:val="26"/>
-              </w:rPr>
-            </w:pPr>
-            <w:r>
-              <w:rPr>
-                <w:sz w:val="26"/>
-                <w:szCs w:val="26"/>
-              </w:rPr>
+            </w:pPr>
+            <w:r>
               <w:t xml:space="preserve">Il peut </w:t>
             </w:r>
           </w:p>
@@ -7664,16 +6203,8 @@
           <w:p>
             <w:pPr>
               <w:jc w:val="both"/>
-              <w:rPr>
-                <w:sz w:val="26"/>
-                <w:szCs w:val="26"/>
-              </w:rPr>
-            </w:pPr>
-            <w:r>
-              <w:rPr>
-                <w:sz w:val="26"/>
-                <w:szCs w:val="26"/>
-              </w:rPr>
+            </w:pPr>
+            <w:r>
               <w:t>Scénario alternatif</w:t>
             </w:r>
           </w:p>
@@ -7684,12 +6215,39 @@
           </w:tcPr>
           <w:p>
             <w:pPr>
-              <w:jc w:val="both"/>
-              <w:rPr>
-                <w:sz w:val="26"/>
-                <w:szCs w:val="26"/>
-              </w:rPr>
-            </w:pPr>
+              <w:pStyle w:val="ListParagraph"/>
+              <w:numPr>
+                <w:ilvl w:val="0"/>
+                <w:numId w:val="29"/>
+              </w:numPr>
+            </w:pPr>
+            <w:r>
+              <w:t>Le président essaie d’entrer une valeur négative : le système soulève une alerte ;</w:t>
+            </w:r>
+          </w:p>
+          <w:p>
+            <w:pPr>
+              <w:pStyle w:val="ListParagraph"/>
+              <w:numPr>
+                <w:ilvl w:val="0"/>
+                <w:numId w:val="29"/>
+              </w:numPr>
+            </w:pPr>
+            <w:r>
+              <w:t>La note entrée est supérieur</w:t>
+            </w:r>
+            <w:r>
+              <w:t>e</w:t>
+            </w:r>
+            <w:r>
+              <w:t xml:space="preserve"> à 20 :</w:t>
+            </w:r>
+            <w:r>
+              <w:t xml:space="preserve"> </w:t>
+            </w:r>
+            <w:r>
+              <w:t>le système soulève une alerte ;</w:t>
+            </w:r>
           </w:p>
         </w:tc>
       </w:tr>
@@ -7701,11 +6259,10 @@
           <w:p>
             <w:pPr>
               <w:jc w:val="both"/>
-              <w:rPr>
-                <w:sz w:val="26"/>
-                <w:szCs w:val="26"/>
-              </w:rPr>
-            </w:pPr>
+            </w:pPr>
+            <w:r>
+              <w:t>Postcondition</w:t>
+            </w:r>
           </w:p>
         </w:tc>
         <w:tc>
@@ -7713,17 +6270,37 @@
             <w:tcW w:w="4531" w:type="dxa"/>
           </w:tcPr>
           <w:p>
-            <w:pPr>
-              <w:jc w:val="both"/>
-              <w:rPr>
-                <w:sz w:val="26"/>
-                <w:szCs w:val="26"/>
-              </w:rPr>
-            </w:pPr>
+            <w:r>
+              <w:t>Les notes attribué</w:t>
+            </w:r>
+            <w:r>
+              <w:t>e</w:t>
+            </w:r>
+            <w:r>
+              <w:t xml:space="preserve">s par un jury sont bien enregistrées </w:t>
+            </w:r>
           </w:p>
         </w:tc>
       </w:tr>
     </w:tbl>
+    <w:p>
+      <w:pPr>
+        <w:jc w:val="both"/>
+        <w:rPr>
+          <w:sz w:val="26"/>
+          <w:szCs w:val="26"/>
+        </w:rPr>
+      </w:pPr>
+    </w:p>
+    <w:p>
+      <w:pPr>
+        <w:jc w:val="both"/>
+        <w:rPr>
+          <w:sz w:val="26"/>
+          <w:szCs w:val="26"/>
+        </w:rPr>
+      </w:pPr>
+    </w:p>
     <w:p>
       <w:pPr>
         <w:jc w:val="both"/>
@@ -7823,6 +6400,7 @@
           <w:sz w:val="26"/>
           <w:szCs w:val="26"/>
         </w:rPr>
+        <w:lastRenderedPageBreak/>
         <w:t>CONCEPTION PHYSIQUE</w:t>
       </w:r>
     </w:p>
@@ -7839,7 +6417,6 @@
           <w:sz w:val="26"/>
           <w:szCs w:val="26"/>
         </w:rPr>
-        <w:lastRenderedPageBreak/>
         <w:t>La conception physique concerne l’implémentation de l’infrastructure qui supportera l’application. Elle inclut les relation</w:t>
       </w:r>
       <w:r>
